--- a/dist/luan_an_ctu/chuong_1_gioi_thieu_vi.docx
+++ b/dist/luan_an_ctu/chuong_1_gioi_thieu_vi.docx
@@ -300,7 +300,20 @@
         <w:pStyle w:val="FirstParagraph"/>
       </w:pPr>
       <w:r>
-        <w:t xml:space="preserve">Dựa trên khung lý thuyết tích hợp đa tầng bao gồm Uppsala model, RBV, Institutional Theory, Upper Echelons Theory và digital capability lens, luận án đề xuất hệ giả thuyết khoa học với sáu giả thuyết trọng tâm. Quan hệ nền giữa quốc tế hóa và hiệu quả hoạt động doanh nghiệp mang dạng phi tuyến — cụ thể là dạng inverted-U — với chi phí thâm nhập và thích nghi cao ở giai đoạn đầu và lợi ích quy mô, học hỏi và đa dạng hóa thị trường ở giai đoạn sau, đến khi chi phí điều phối vượt quá lợi ích sẽ dẫn đến sự suy giảm hiệu quả. Technological capability index (TCI) điều tiết dương quan hệ I–P bằng cách mở rộng biên thích nghi và tăng cường khả năng khai thác lợi thế cạnh tranh ở thị trường quốc tế. Chỉ số chấp nhận số (DAI) — được hiểu là proxy foundational digital adoption — có tác động điều tiết không đơn điệu và phụ thuộc vào chế độ thể chế: ở các nền kinh tế có thể chế tốt, DAI khuếch đại lợi ích của quốc tế hóa; ở các nền kinh tế với thể chế yếu, DAI có thể khuếch đại chi phí điều phối khi mức độ quốc tế hóa vượt ngưỡng. Bối cảnh thể chế, đo bằng sub-regime ICRV, điều tiết cả dạng và độ lớn của quan hệ I–P, tạo ra gradient từ tác động dương lớn ở Advanced Innovation-Driven đến tác động âm ở Frontier và Pacific SIDS extreme. Đặc điểm nhà quản trị cấp cao — cụ thể là kinh nghiệm quốc tế và đa dạng giới tính — điều tiết dương quan hệ I–P thông qua cơ chế tăng cường nhận diện cơ hội và quản trị rủi ro. Chi tiết các giả thuyết H1–H6 được trình bày đầy đủ trong Chương 2 của luận án.</w:t>
+        <w:t xml:space="preserve">Dựa trên khung lý thuyết tích hợp đa tầng bao gồm Uppsala model, RBV, Institutional Theory, Upper Echelons Theory và digital capability lens, luận án đề xuất hệ giả thuyết khoa học với sáu giả thuyết trọng tâm. Quan hệ nền giữa quốc tế hóa và hiệu quả hoạt động doanh nghiệp mang dạng phi tuyến — cụ thể là dạng inverted-U — với chi phí thâm nhập và thích nghi cao ở giai đoạn đầu và lợi ích quy mô, học hỏi và đa dạng hóa thị trường ở giai đoạn sau, đến khi chi phí điều phối vượt quá lợi ích sẽ dẫn đến sự suy giảm hiệu quả. Technological capability index (TCI) điều tiết dương quan hệ I–P bằng cách mở rộng biên thích nghi và tăng cường khả năng khai thác lợi thế cạnh tranh ở thị trường quốc tế. Chỉ số chấp nhận số (DAI) — được hiểu là proxy foundational digital adoption — có tác động điều tiết không đơn điệu và phụ thuộc vào chế độ thể chế: ở các nền kinh tế có thể chế tốt, DAI khuếch đại lợi ích của quốc tế hóa; ở các nền kinh tế với thể chế yếu, DAI có thể khuếch đại chi phí điều phối khi mức độ quốc tế hóa vượt ngưỡng. Bối cảnh thể chế, đo bằng sub-regime ICRV, điều tiết cả dạng và độ lớn của quan hệ I–P, tạo ra gradient từ tác động dương lớn ở Advanced Innovation-Driven đến tác động âm ở Frontier và Pacific SIDS extreme. Đặc điểm nhà quản trị cấp cao — cụ thể là kinh nghiệm quốc tế và đa dạng giới tính — điều tiết dương quan hệ I–P thông qua cơ chế tăng cường nhận diện cơ hội và quản trị rủi ro. Ngoài sáu giả thuyết trọng tâm H1–H6, luận án phát biểu thêm giả thuyết điều kiện biên H1b: tại các nền kinh tế Pacific SIDS (ICRV Nhóm VI), nơi ba điều kiện cấu trúc tối thiểu đồng thời bị vi phạm — thị trường nội địa quá nhỏ, chi phí thương mại cực cao, và thiếu hỗ trợ thể chế — quan hệ I–P chuyển từ dạng chữ U ngược sang quan hệ</w:t>
+      </w:r>
+      <w:r>
+        <w:t xml:space="preserve"> </w:t>
+      </w:r>
+      <w:r>
+        <w:rPr>
+          <w:bCs/>
+          <w:b/>
+        </w:rPr>
+        <w:t xml:space="preserve">âm đơn điệu không có điểm uốn</w:t>
+      </w:r>
+      <w:r>
+        <w:t xml:space="preserve">, được gọi là gánh nặng quốc tế hóa bắt buộc (Forced Internationalization Penalty — FIP). Chi tiết toàn bộ hệ giả thuyết H1–H6 và H1b được trình bày đầy đủ trong Chương 2 của luận án.</w:t>
       </w:r>
     </w:p>
     <w:p>
@@ -334,7 +347,23 @@
         <w:pStyle w:val="FirstParagraph"/>
       </w:pPr>
       <w:r>
-        <w:t xml:space="preserve">Về mặt lý thuyết, luận án đóng góp vào literature kinh doanh quốc tế theo ba hướng chính. Hướng thứ nhất là tích hợp bốn lý thuyết kinh điển — Uppsala model, Resource-Based View, Institutional Theory và Upper Echelons Theory — vào một khung giải thích đa tầng thống nhất, bổ sung bởi digital capability lens để phản ánh chuyển đổi số đương đại. Khung này không chỉ là sự ghép nối cơ học các lý thuyết mà là một kiến trúc lý thuyết có tính nhất quán nội tại, trong đó mỗi tầng giải thích một loại heterogeneity khác nhau trong quan hệ I–P. Hướng thứ hai là phân tách rõ ràng technological capability (TCI) và chỉ số chấp nhận số (DAI) như hai construct lý thuyết độc lập, dựa trên các nền tảng khái niệm khác nhau từ Bharadwaj et al. (2013), Verhoef et al. (2021), và Coltman et al. (2008). Sự phân tách này bổ sung vào thiếu hụt khái niệm quan trọng trong literature về số hóa và quốc tế hóa. Hướng thứ ba là tái định vị Uppsala model trong bối cảnh kỷ nguyên AI bằng cách mở rộng cơ chế học hỏi để bao gồm "data-augmented learning", phù hợp với xu hướng digitally-facilitated internationalization (Banalieva &amp; Dhanaraj, 2019; Yang et al., 2025).</w:t>
+        <w:t xml:space="preserve">Về mặt lý thuyết, luận án đóng góp vào literature kinh doanh quốc tế theo ba hướng chính. Hướng thứ nhất là tích hợp bốn lý thuyết kinh điển — Uppsala model, Resource-Based View, Institutional Theory và Upper Echelons Theory — vào một khung giải thích đa tầng thống nhất, bổ sung bởi digital capability lens để phản ánh chuyển đổi số đương đại. Khung này không chỉ là sự ghép nối cơ học các lý thuyết mà là một kiến trúc lý thuyết có tính nhất quán nội tại, trong đó mỗi tầng giải thích một loại heterogeneity khác nhau trong quan hệ I–P. Hướng thứ hai là phân tách rõ ràng technological capability (TCI) và chỉ số chấp nhận số (DAI) như hai construct lý thuyết độc lập, dựa trên các nền tảng khái niệm khác nhau từ Bharadwaj et al. (2013), Verhoef et al. (2021), và Coltman et al. (2008). Sự phân tách này bổ sung vào thiếu hụt khái niệm quan trọng trong literature về số hóa và quốc tế hóa. Hướng thứ ba là tái định vị Uppsala model trong bối cảnh kỷ nguyên AI bằng cách mở rộng cơ chế học hỏi để bao gồm "data-augmented learning", phù hợp với xu hướng digitally-facilitated internationalization (Banalieva &amp; Dhanaraj, 2019; Yang et al., 2025). Hướng thứ tư là đề xuất và đặt tên lý thuyết cho</w:t>
+      </w:r>
+      <w:r>
+        <w:t xml:space="preserve"> </w:t>
+      </w:r>
+      <w:r>
+        <w:rPr>
+          <w:bCs/>
+          <w:b/>
+        </w:rPr>
+        <w:t xml:space="preserve">gánh nặng quốc tế hóa bắt buộc (Forced Internationalization Penalty — FIP)</w:t>
+      </w:r>
+      <w:r>
+        <w:t xml:space="preserve"> </w:t>
+      </w:r>
+      <w:r>
+        <w:t xml:space="preserve">— một construct lý thuyết mới chưa được định danh trong literature kinh doanh quốc tế — như điều kiện biên cực đoan của mô hình chữ U ngược khi cả ba tầng của khung CDCM (thể chế, năng lực, quản trị) đồng thời ở mức tối thiểu. Bằng chứng thực nghiệm từ chín nền kinh tế Pacific SIDS xác nhận quan hệ âm đơn điệu không có điểm uốn, mở ra hướng nghiên cứu mới về điều kiện biên của lý thuyết quốc tế hóa.</w:t>
       </w:r>
     </w:p>
     <w:bookmarkEnd w:id="30"/>
@@ -396,7 +425,23 @@
         <w:pStyle w:val="FirstParagraph"/>
       </w:pPr>
       <w:r>
-        <w:t xml:space="preserve">Luận án có năm điểm mới so với các công trình nghiên cứu trước đây. Điểm mới thứ nhất là đề xuất khung tích hợp đa tầng cho quan hệ I–P trong bối cảnh châu Á, kết hợp bốn lý thuyết kinh điển với digital capability lens thành một kiến trúc lý thuyết thống nhất và có khả năng kiểm định. Không có nghiên cứu trước nào trong bối cảnh châu Á xây dựng khung tích hợp đầy đủ ba tầng điều tiết này theo cách có hệ thống. Điểm mới thứ hai là phân tách TCI và chỉ số chấp nhận số (DAI) như hai construct không trùng lặp, kiểm định chúng riêng biệt trong cùng một mô hình để làm rõ cơ chế tác động khác nhau của hai loại năng lực số đó. Sự phân tách này khắc phục hạn chế của các nghiên cứu trước thường gộp chung hai construct có bản chất khác nhau. Điểm mới thứ ba là phát triển và áp dụng khung phân loại thể chế ICRV với 6 sub-regime cho 47 nền kinh tế, bao gồm cả 6 nền kinh tế Pacific SIDS liền kề như boundary case cực đoan, đây là lần đầu tiên một hệ thống phân loại đủ mịn như vậy được áp dụng trong nghiên cứu thực nghiệm về quan hệ I–P tại châu Á. Điểm mới thứ tư là pool dữ liệu lớn nhất từ trước đến nay cho nghiên cứu đa quốc gia về quan hệ I–P tại châu Á, với 101.185 doanh nghiệp từ 41 nền kinh tế châu Á và 6 nền kinh tế Pacific SIDS liền kề, mở rộng đáng kể từ pool 17 nước (Đỗ &amp; Phan, 2026, VEFR) là nền tảng hiện có lớn nhất trước khi luận án hoàn thành. Điểm mới thứ năm là kiểm định temporal stability của turning point trong quan hệ I–P tại Trung Quốc, cho phép đánh giá liệu cấu trúc phi tuyến đó có ổn định qua hơn một thập kỷ chuyển đổi số hay không. Kết quả phân tích của luận án cho thấy turning point tương đối ổn định qua hai thời điểm quan sát, cung cấp bằng chứng về tính bền vững của cấu trúc I–P phi tuyến ở Trung Quốc dù bối cảnh kinh tế có nhiều thay đổi.</w:t>
+        <w:t xml:space="preserve">Luận án có năm điểm mới so với các công trình nghiên cứu trước đây. Điểm mới thứ nhất là đề xuất khung tích hợp đa tầng cho quan hệ I–P trong bối cảnh châu Á, kết hợp bốn lý thuyết kinh điển với digital capability lens thành một kiến trúc lý thuyết thống nhất và có khả năng kiểm định. Không có nghiên cứu trước nào trong bối cảnh châu Á xây dựng khung tích hợp đầy đủ ba tầng điều tiết này theo cách có hệ thống. Điểm mới thứ hai là phân tách TCI và chỉ số chấp nhận số (DAI) như hai construct không trùng lặp, kiểm định chúng riêng biệt trong cùng một mô hình để làm rõ cơ chế tác động khác nhau của hai loại năng lực số đó. Sự phân tách này khắc phục hạn chế của các nghiên cứu trước thường gộp chung hai construct có bản chất khác nhau. Điểm mới thứ ba là phát triển và áp dụng khung phân loại thể chế ICRV với 6 sub-regime cho 47 nền kinh tế, bao gồm cả 6 nền kinh tế Pacific SIDS liền kề như boundary case cực đoan, đây là lần đầu tiên một hệ thống phân loại đủ mịn như vậy được áp dụng trong nghiên cứu thực nghiệm về quan hệ I–P tại châu Á. Điểm mới thứ tư là pool dữ liệu lớn nhất từ trước đến nay cho nghiên cứu đa quốc gia về quan hệ I–P tại châu Á, với 101.185 doanh nghiệp từ 41 nền kinh tế châu Á và 6 nền kinh tế Pacific SIDS liền kề, mở rộng đáng kể từ pool 17 nước (Đỗ &amp; Phan, 2026, VEFR) là nền tảng hiện có lớn nhất trước khi luận án hoàn thành. Điểm mới thứ năm là kiểm định temporal stability của turning point trong quan hệ I–P tại Trung Quốc, cho phép đánh giá liệu cấu trúc phi tuyến đó có ổn định qua hơn một thập kỷ chuyển đổi số hay không. Kết quả phân tích của luận án cho thấy turning point tương đối ổn định qua hai thời điểm quan sát, cung cấp bằng chứng về tính bền vững của cấu trúc I–P phi tuyến ở Trung Quốc dù bối cảnh kinh tế có nhiều thay đổi. Điểm mới thứ sáu là phát hiện và đặt tên lý thuyết cho</w:t>
+      </w:r>
+      <w:r>
+        <w:t xml:space="preserve"> </w:t>
+      </w:r>
+      <w:r>
+        <w:rPr>
+          <w:bCs/>
+          <w:b/>
+        </w:rPr>
+        <w:t xml:space="preserve">gánh nặng quốc tế hóa bắt buộc (Forced Internationalization Penalty — FIP)</w:t>
+      </w:r>
+      <w:r>
+        <w:t xml:space="preserve"> </w:t>
+      </w:r>
+      <w:r>
+        <w:t xml:space="preserve">tại chín nền kinh tế Pacific SIDS — lần đầu tiên trong literature kinh doanh quốc tế, một trường hợp quan hệ I–P âm đơn điệu không có điểm uốn được ghi nhận và biện minh lý thuyết bằng ba điều kiện cấu trúc vi phạm đồng thời, mở ra hướng nghiên cứu mới về điều kiện biên của các lý thuyết quốc tế hóa phổ quát.</w:t>
       </w:r>
     </w:p>
     <w:p>

--- a/dist/luan_an_ctu/chuong_1_gioi_thieu_vi.docx
+++ b/dist/luan_an_ctu/chuong_1_gioi_thieu_vi.docx
@@ -138,7 +138,7 @@
         <w:pStyle w:val="BodyText"/>
       </w:pPr>
       <w:r>
-        <w:t xml:space="preserve">Từ mục tiêu tổng quát đó, luận án triển khai bốn mục tiêu cụ thể. Mục tiêu cụ thể thứ nhất là tổng hợp và cập nhật bằng chứng meta-analytic về mối quan hệ I–P trong giai đoạn 1982–2026, xác định tác động tổng hợp, mức độ dị biệt và các nhân tố điều tiết (moderators) chính giải thích heterogeneity trong literature. Mục tiêu cụ thể thứ hai là kiểm định cơ chế cụ thể trong các bối cảnh quốc gia khác nhau, bao gồm Singapore với tư cách nền kinh tế nhỏ mở tiên tiến, Việt Nam với tư cách nền kinh tế chuyển đổi đang mở rộng, và Trung Quốc với tư cách nền kinh tế mới nổi quy mô lớn, nhằm làm rõ cách thức các cơ chế I–P vận hành khác nhau theo bối cảnh quốc gia. Mục tiêu cụ thể thứ ba là mở rộng phân tích sang 41 nền kinh tế châu Á cộng với 6 nền kinh tế Pacific SIDS liền kề để kiểm định khả năng khái quát hóa của các phát hiện trên phạm vi rộng, kế thừa và mở rộng từ pool 17 nền kinh tế trong Đỗ và Phan (2026, VEFR). Mục tiêu cụ thể thứ tư là phân tích vai trò điều tiết của ba nhóm biến: thể chế (bao gồm các sub-regime ICRV và các chỉ số rào cản thể chế), năng lực số (phân biệt rõ technological capability index — TCI và chỉ số chấp nhận số — digital adoption index — DAI), và đặc điểm nhà quản trị cấp cao (kinh nghiệm và giới tính).</w:t>
+        <w:t xml:space="preserve">Từ mục tiêu tổng quát đó, luận án triển khai bốn mục tiêu cụ thể. Mục tiêu cụ thể thứ nhất là tổng hợp và cập nhật bằng chứng meta-analytic về mối quan hệ I–P trong giai đoạn 1982–2026, xác định tác động tổng hợp, mức độ dị biệt và các nhân tố điều tiết (moderators) chính giải thích heterogeneity trong literature. Mục tiêu cụ thể thứ hai là kiểm định cơ chế cụ thể trong các bối cảnh quốc gia khác nhau, bao gồm Singapore với tư cách nền kinh tế nhỏ mở tiên tiến, Việt Nam với tư cách nền kinh tế chuyển đổi đang mở rộng, và Trung Quốc với tư cách nền kinh tế mới nổi quy mô lớn, nhằm làm rõ cách thức các cơ chế I–P vận hành khác nhau theo bối cảnh quốc gia. Mục tiêu cụ thể thứ ba là mở rộng phân tích sang 47–49 nền kinh tế châu Á và Thái Bình Dương (bao gồm 6–8 nền kinh tế Pacific SIDS) để kiểm định khả năng khái quát hóa của các phát hiện trên phạm vi rộng, kế thừa và mở rộng từ pool 17 nền kinh tế trong Đỗ và Phan (2026, VEFR). Mục tiêu cụ thể thứ tư là phân tích vai trò điều tiết của ba nhóm biến: thể chế (bao gồm các sub-regime ICRV và các chỉ số rào cản thể chế), năng lực số (phân biệt rõ technological capability index — TCI và chỉ số chấp nhận số — digital adoption index — DAI), và đặc điểm nhà quản trị cấp cao (kinh nghiệm và giới tính).</w:t>
       </w:r>
     </w:p>
     <w:p>
@@ -171,7 +171,7 @@
         <w:pStyle w:val="BodyText"/>
       </w:pPr>
       <w:r>
-        <w:t xml:space="preserve">Từ câu hỏi trung tâm đó, bốn câu hỏi nghiên cứu cụ thể được đặt ra. Câu hỏi nghiên cứu thứ nhất (RQ1) là: Tác động tổng hợp của quốc tế hóa lên hiệu quả hoạt động của doanh nghiệp trong literature 1982–2026 là gì, mức độ dị biệt ở mức nào, và những moderators nào giải thích heterogeneity đó một cách có hệ thống? Câu hỏi nghiên cứu thứ hai (RQ2) là: Trong từng bối cảnh quốc gia cụ thể bao gồm Singapore, Việt Nam và Trung Quốc, mối quan hệ I–P vận hành theo những cơ chế đặc thù nào và sự phi tuyến có biểu hiện ra sao? Câu hỏi nghiên cứu thứ ba (RQ3) là: Trên phạm vi đa quốc gia châu Á bao gồm 41 nền kinh tế và 6 nền kinh tế Pacific SIDS liền kề, vai trò điều tiết của chỉ số chấp nhận số (DAI) và technological capability index (TCI) có khái quát hóa được không, và hai construct này có thực sự vận hành theo các cơ chế khác nhau không? Câu hỏi nghiên cứu thứ tư (RQ4) là: Vai trò của thể chế — đo bằng sub-regime ICRV — cùng với sự phân biệt giữa TCI và DAI, và đặc điểm nhà quản trị trong việc điều tiết mối quan hệ I–P là gì, và sự tương tác ba chiều giữa ba tầng đó có ý nghĩa như thế nào?</w:t>
+        <w:t xml:space="preserve">Từ câu hỏi trung tâm đó, bốn câu hỏi nghiên cứu cụ thể được đặt ra. Câu hỏi nghiên cứu thứ nhất (RQ1) là: Tác động tổng hợp của quốc tế hóa lên hiệu quả hoạt động của doanh nghiệp trong literature 1982–2026 là gì, mức độ dị biệt ở mức nào, và những moderators nào giải thích heterogeneity đó một cách có hệ thống? Câu hỏi nghiên cứu thứ hai (RQ2) là: Trong từng bối cảnh quốc gia cụ thể bao gồm Singapore, Việt Nam và Trung Quốc, mối quan hệ I–P vận hành theo những cơ chế đặc thù nào và sự phi tuyến có biểu hiện ra sao? Câu hỏi nghiên cứu thứ ba (RQ3) là: Trên phạm vi đa quốc gia châu Á bao gồm 47–49 nền kinh tế châu Á và Thái Bình Dương (bao gồm 6–8 nền kinh tế Pacific SIDS), vai trò điều tiết của chỉ số chấp nhận số (DAI) và technological capability index (TCI) có khái quát hóa được không, và hai construct này có thực sự vận hành theo các cơ chế khác nhau không? Câu hỏi nghiên cứu thứ tư (RQ4) là: Vai trò của thể chế — đo bằng sub-regime ICRV — cùng với sự phân biệt giữa TCI và DAI, và đặc điểm nhà quản trị trong việc điều tiết mối quan hệ I–P là gì, và sự tương tác ba chiều giữa ba tầng đó có ý nghĩa như thế nào?</w:t>
       </w:r>
     </w:p>
     <w:p>
@@ -223,7 +223,7 @@
         <w:pStyle w:val="FirstParagraph"/>
       </w:pPr>
       <w:r>
-        <w:t xml:space="preserve">Phạm vi không gian chính của nghiên cứu bao gồm 41 nền kinh tế châu Á có dữ liệu trong Khảo sát Doanh nghiệp của Ngân hàng Thế giới (World Bank Enterprise Surveys — WBES), được phân loại và tổ chức theo 6 sub-regime trong khung ICRV. Sáu sub-regime bao gồm: (i) Advanced Innovation-Driven, đại diện là Singapore, Hàn Quốc và Đài Loan; (ii) Advanced Resource-Driven, đại diện là các nền kinh tế GCC; (iii) Upper-middle, đại diện là Trung Quốc và Malaysia; (iv) Emerging, bao gồm Việt Nam và các nền kinh tế ASEAN đang phát triển; (v) Frontier, bao gồm các nền kinh tế kém phát triển nhất châu Á như Campuchia, Nepal và Afghanistan; và (vi) Pacific SIDS (Small Island Developing States), bao gồm 6 nền kinh tế đảo nhỏ Thái Bình Dương được đưa vào phân tích để kiểm định các điều kiện biên cực đoan của quan hệ I–P. Nhật Bản không nằm trong phạm vi thực nghiệm của luận án do cấu trúc dữ liệu WBES không bao phủ Nhật Bản đầy đủ.</w:t>
+        <w:t xml:space="preserve">Phạm vi không gian chính của nghiên cứu bao gồm 47–49 nền kinh tế châu Á và Thái Bình Dương có dữ liệu trong Khảo sát Doanh nghiệp của Ngân hàng Thế giới (World Bank Enterprise Surveys — WBES), được phân loại và tổ chức theo 6 sub-regime trong khung ICRV. Sáu sub-regime bao gồm: (i) Advanced Innovation-Driven, đại diện là Singapore, Hàn Quốc và Đài Loan; (ii) Advanced Resource-Driven, đại diện là các nền kinh tế GCC; (iii) Upper-middle, đại diện là Trung Quốc và Malaysia; (iv) Emerging, bao gồm Việt Nam và các nền kinh tế ASEAN đang phát triển; (v) Frontier, bao gồm các nền kinh tế kém phát triển nhất châu Á như Campuchia, Nepal và Afghanistan; và (vi) Pacific SIDS (Small Island Developing States), bao gồm 6 nền kinh tế đảo nhỏ Thái Bình Dương được đưa vào phân tích để kiểm định các điều kiện biên cực đoan của quan hệ I–P. Nhật Bản không nằm trong phạm vi thực nghiệm của luận án do cấu trúc dữ liệu WBES không bao phủ Nhật Bản đầy đủ.</w:t>
       </w:r>
     </w:p>
     <w:bookmarkEnd w:id="25"/>
@@ -399,7 +399,7 @@
         <w:pStyle w:val="FirstParagraph"/>
       </w:pPr>
       <w:r>
-        <w:t xml:space="preserve">Về mặt thực tiễn, luận án cung cấp căn cứ có hệ thống cho hai nhóm đối tượng sử dụng chính. Đối với doanh nghiệp, kết quả phân tích của luận án cho thấy tồn tại ngưỡng tối ưu trong mối quan hệ giữa mức độ xuất khẩu và hiệu quả hoạt động, và ngưỡng này thay đổi theo bối cảnh thể chế và năng lực số của từng doanh nghiệp. Nhà quản trị cần nhận thức được ngưỡng này và đầu tư có chiến lược vào năng lực công nghệ thay vì chỉ tập trung vào digital adoption bề mặt. Đối với nhà hoạch định chính sách, bằng chứng từ luận án gợi ý rằng cải cách thể chế và hỗ trợ chuyển đổi số có thể có hiệu ứng bổ trợ tích cực — được nghiên cứu về 17 nền kinh tế châu Á mới nổi đặt tên là "digital shield effect" — trong đó năng lực số làm giảm tác động tiêu cực của rào cản thể chế đối với doanh nghiệp quốc tế hóa (Đỗ &amp; Phan, 2026, VEFR). Cơ chế này được luận án kiểm định trên phạm vi rộng hơn với 41 nền kinh tế châu Á.</w:t>
+        <w:t xml:space="preserve">Về mặt thực tiễn, luận án cung cấp căn cứ có hệ thống cho hai nhóm đối tượng sử dụng chính. Đối với doanh nghiệp, kết quả phân tích của luận án cho thấy tồn tại ngưỡng tối ưu trong mối quan hệ giữa mức độ xuất khẩu và hiệu quả hoạt động, và ngưỡng này thay đổi theo bối cảnh thể chế và năng lực số của từng doanh nghiệp. Nhà quản trị cần nhận thức được ngưỡng này và đầu tư có chiến lược vào năng lực công nghệ thay vì chỉ tập trung vào digital adoption bề mặt. Đối với nhà hoạch định chính sách, bằng chứng từ luận án gợi ý rằng cải cách thể chế và hỗ trợ chuyển đổi số có thể có hiệu ứng bổ trợ tích cực — được nghiên cứu về 17 nền kinh tế châu Á mới nổi đặt tên là "digital shield effect" — trong đó năng lực số làm giảm tác động tiêu cực của rào cản thể chế đối với doanh nghiệp quốc tế hóa (Đỗ &amp; Phan, 2026, VEFR). Cơ chế này được luận án kiểm định trên phạm vi rộng hơn với 47–49 nền kinh tế châu Á và Thái Bình Dương.</w:t>
       </w:r>
     </w:p>
     <w:p>
@@ -425,7 +425,7 @@
         <w:pStyle w:val="FirstParagraph"/>
       </w:pPr>
       <w:r>
-        <w:t xml:space="preserve">Luận án có năm điểm mới so với các công trình nghiên cứu trước đây. Điểm mới thứ nhất là đề xuất khung tích hợp đa tầng cho quan hệ I–P trong bối cảnh châu Á, kết hợp bốn lý thuyết kinh điển với digital capability lens thành một kiến trúc lý thuyết thống nhất và có khả năng kiểm định. Không có nghiên cứu trước nào trong bối cảnh châu Á xây dựng khung tích hợp đầy đủ ba tầng điều tiết này theo cách có hệ thống. Điểm mới thứ hai là phân tách TCI và chỉ số chấp nhận số (DAI) như hai construct không trùng lặp, kiểm định chúng riêng biệt trong cùng một mô hình để làm rõ cơ chế tác động khác nhau của hai loại năng lực số đó. Sự phân tách này khắc phục hạn chế của các nghiên cứu trước thường gộp chung hai construct có bản chất khác nhau. Điểm mới thứ ba là phát triển và áp dụng khung phân loại thể chế ICRV với 6 sub-regime cho 47 nền kinh tế, bao gồm cả 6 nền kinh tế Pacific SIDS liền kề như boundary case cực đoan, đây là lần đầu tiên một hệ thống phân loại đủ mịn như vậy được áp dụng trong nghiên cứu thực nghiệm về quan hệ I–P tại châu Á. Điểm mới thứ tư là pool dữ liệu lớn nhất từ trước đến nay cho nghiên cứu đa quốc gia về quan hệ I–P tại châu Á, với 101.185 doanh nghiệp từ 41 nền kinh tế châu Á và 6 nền kinh tế Pacific SIDS liền kề, mở rộng đáng kể từ pool 17 nước (Đỗ &amp; Phan, 2026, VEFR) là nền tảng hiện có lớn nhất trước khi luận án hoàn thành. Điểm mới thứ năm là kiểm định temporal stability của turning point trong quan hệ I–P tại Trung Quốc, cho phép đánh giá liệu cấu trúc phi tuyến đó có ổn định qua hơn một thập kỷ chuyển đổi số hay không. Kết quả phân tích của luận án cho thấy turning point tương đối ổn định qua hai thời điểm quan sát, cung cấp bằng chứng về tính bền vững của cấu trúc I–P phi tuyến ở Trung Quốc dù bối cảnh kinh tế có nhiều thay đổi. Điểm mới thứ sáu là phát hiện và đặt tên lý thuyết cho</w:t>
+        <w:t xml:space="preserve">Luận án có năm điểm mới so với các công trình nghiên cứu trước đây. Điểm mới thứ nhất là đề xuất khung tích hợp đa tầng cho quan hệ I–P trong bối cảnh châu Á, kết hợp bốn lý thuyết kinh điển với digital capability lens thành một kiến trúc lý thuyết thống nhất và có khả năng kiểm định. Không có nghiên cứu trước nào trong bối cảnh châu Á xây dựng khung tích hợp đầy đủ ba tầng điều tiết này theo cách có hệ thống. Điểm mới thứ hai là phân tách TCI và chỉ số chấp nhận số (DAI) như hai construct không trùng lặp, kiểm định chúng riêng biệt trong cùng một mô hình để làm rõ cơ chế tác động khác nhau của hai loại năng lực số đó. Sự phân tách này khắc phục hạn chế của các nghiên cứu trước thường gộp chung hai construct có bản chất khác nhau. Điểm mới thứ ba là phát triển và áp dụng khung phân loại thể chế ICRV với 6 sub-regime cho 47 nền kinh tế, bao gồm cả 6 nền kinh tế Pacific SIDS liền kề như boundary case cực đoan, đây là lần đầu tiên một hệ thống phân loại đủ mịn như vậy được áp dụng trong nghiên cứu thực nghiệm về quan hệ I–P tại châu Á. Điểm mới thứ tư là pool dữ liệu lớn nhất từ trước đến nay cho nghiên cứu đa quốc gia về quan hệ I–P tại châu Á, với 101.185 doanh nghiệp từ 47–49 nền kinh tế châu Á và Thái Bình Dương, mở rộng đáng kể từ pool 17 nước (Đỗ &amp; Phan, 2026, VEFR) là nền tảng hiện có lớn nhất trước khi luận án hoàn thành. Điểm mới thứ năm là kiểm định temporal stability của turning point trong quan hệ I–P tại Trung Quốc, cho phép đánh giá liệu cấu trúc phi tuyến đó có ổn định qua hơn một thập kỷ chuyển đổi số hay không. Kết quả phân tích của luận án cho thấy turning point tương đối ổn định qua hai thời điểm quan sát, cung cấp bằng chứng về tính bền vững của cấu trúc I–P phi tuyến ở Trung Quốc dù bối cảnh kinh tế có nhiều thay đổi. Điểm mới thứ sáu là phát hiện và đặt tên lý thuyết cho</w:t>
       </w:r>
       <w:r>
         <w:t xml:space="preserve"> </w:t>

--- a/dist/luan_an_ctu/chuong_1_gioi_thieu_vi.docx
+++ b/dist/luan_an_ctu/chuong_1_gioi_thieu_vi.docx
@@ -223,7 +223,23 @@
         <w:pStyle w:val="FirstParagraph"/>
       </w:pPr>
       <w:r>
-        <w:t xml:space="preserve">Phạm vi không gian chính của nghiên cứu bao gồm 47–49 nền kinh tế châu Á và Thái Bình Dương có dữ liệu trong Khảo sát Doanh nghiệp của Ngân hàng Thế giới (World Bank Enterprise Surveys — WBES), được phân loại và tổ chức theo 6 sub-regime trong khung ICRV. Sáu sub-regime bao gồm: (i) Advanced Innovation-Driven, đại diện là Singapore, Hàn Quốc và Đài Loan; (ii) Advanced Resource-Driven, đại diện là các nền kinh tế GCC; (iii) Upper-middle, đại diện là Trung Quốc và Malaysia; (iv) Emerging, bao gồm Việt Nam và các nền kinh tế ASEAN đang phát triển; (v) Frontier, bao gồm các nền kinh tế kém phát triển nhất châu Á như Campuchia, Nepal và Afghanistan; và (vi) Pacific SIDS (Small Island Developing States), bao gồm 6 nền kinh tế đảo nhỏ Thái Bình Dương được đưa vào phân tích để kiểm định các điều kiện biên cực đoan của quan hệ I–P. Nhật Bản không nằm trong phạm vi thực nghiệm của luận án do cấu trúc dữ liệu WBES không bao phủ Nhật Bản đầy đủ.</w:t>
+        <w:t xml:space="preserve">Phạm vi không gian chính của nghiên cứu bao gồm</w:t>
+      </w:r>
+      <w:r>
+        <w:t xml:space="preserve"> </w:t>
+      </w:r>
+      <w:r>
+        <w:rPr>
+          <w:bCs/>
+          <w:b/>
+        </w:rPr>
+        <w:t xml:space="preserve">47–49 nền kinh tế châu Á và Thái Bình Dương</w:t>
+      </w:r>
+      <w:r>
+        <w:t xml:space="preserve"> </w:t>
+      </w:r>
+      <w:r>
+        <w:t xml:space="preserve">có dữ liệu trong Khảo sát Doanh nghiệp của Ngân hàng Thế giới (World Bank Enterprise Surveys — WBES), được phân loại và tổ chức theo 6 sub-regime trong khung ICRV. Sáu sub-regime bao gồm: (i) Advanced Innovation-Driven, đại diện là Singapore, Hàn Quốc và Đài Loan; (ii) Advanced Resource-Driven, đại diện là các nền kinh tế GCC; (iii) Upper-middle, đại diện là Trung Quốc và Malaysia; (iv) Emerging, bao gồm Việt Nam và các nền kinh tế ASEAN đang phát triển; (v) Frontier, bao gồm các nền kinh tế kém phát triển nhất châu Á như Campuchia, Nepal và Afghanistan; và (vi) Pacific SIDS (Small Island Developing States), bao gồm 6 nền kinh tế đảo nhỏ Thái Bình Dương được đưa vào phân tích để kiểm định các điều kiện biên cực đoan của quan hệ I–P. Nhật Bản không nằm trong phạm vi thực nghiệm của luận án do cấu trúc dữ liệu WBES không bao phủ Nhật Bản đầy đủ.</w:t>
       </w:r>
     </w:p>
     <w:bookmarkEnd w:id="25"/>

--- a/dist/luan_an_ctu/chuong_1_gioi_thieu_vi.docx
+++ b/dist/luan_an_ctu/chuong_1_gioi_thieu_vi.docx
@@ -32,7 +32,7 @@
         <w:pStyle w:val="FirstParagraph"/>
       </w:pPr>
       <w:r>
-        <w:t xml:space="preserve">Quốc tế hóa doanh nghiệp là một trong những chủ đề trung tâm của kinh doanh quốc tế trong hơn nửa thế kỷ qua. Kể từ khi Johanson và Vahlne (1977) đề xuất mô hình Uppsala về quá trình quốc tế hóa tuần tự, hàng thế kỷ nghiên cứu đã tích lũy nhằm trả lời câu hỏi cốt lõi: liệu quốc tế hóa có thực sự cải thiện hiệu quả hoạt động của doanh nghiệp hay không, và trong điều kiện nào điều đó xảy ra? Lu và Beamish (2004) cung cấp bằng chứng quan trọng về quan hệ hình chữ S (S-curve) giữa mức độ quốc tế hóa và hiệu quả, trong khi Contractor et al. (2003) và nhiều nghiên cứu tiếp theo tiếp tục thách thức, bổ sung và điều chỉnh kết luận đó. Dù tranh luận học thuật vẫn chưa ngã ngũ, sự đồng thuận hiện nay cho thấy mối quan hệ internationalization–firm performance (I–P) là có thực nhưng phức tạp, phụ thuộc vào nhiều điều kiện biên.</w:t>
+        <w:t xml:space="preserve">Quốc tế hóa doanh nghiệp là một trong những chủ đề trung tâm của kinh doanh quốc tế trong hơn nửa thế kỷ qua. Kể từ khi Johanson và Vahlne (1977) đề xuất mô hình Uppsala về quá trình quốc tế hóa tuần tự, hàng thế kỷ nghiên cứu đã tích lũy nhằm trả lời câu hỏi cốt lõi. Liệu quốc tế hóa có thực sự cải thiện hiệu quả hoạt động của doanh nghiệp hay không, và trong điều kiện nào điều đó xảy ra? Lu và Beamish (2004) cung cấp bằng chứng quan trọng về quan hệ hình chữ S (S-curve) giữa mức độ quốc tế hóa và hiệu quả. Trong khi đó, Contractor et al. (2003) và nhiều nghiên cứu tiếp theo tiếp tục thách thức, bổ sung và điều chỉnh kết luận đó. Dù tranh luận học thuật vẫn chưa ngã ngũ, sự đồng thuận hiện nay cho thấy mối quan hệ internationalization–firm performance (I–P) là có thực nhưng phức tạp, phụ thuộc vào nhiều điều kiện biên.</w:t>
       </w:r>
     </w:p>
     <w:p>
@@ -40,7 +40,7 @@
         <w:pStyle w:val="BodyText"/>
       </w:pPr>
       <w:r>
-        <w:t xml:space="preserve">Ở châu Á, bối cảnh này càng trở nên đặc biệt đáng quan tâm vì khu vực đang chứng kiến tốc độ hội nhập kinh tế và chuyển đổi số hết sức không đồng đều giữa các quốc gia. Từ Singapore, một nền kinh tế nhỏ mở, dẫn đầu thế giới về năng lực đổi mới và kết nối toàn cầu, đến Việt Nam, một nền kinh tế chuyển đổi đang đẩy nhanh cải cách thể chế và hội nhập quốc tế, rồi đến Trung Quốc với quy mô thị trường khổng lồ và cấu trúc thể chế đặc thù, thậm chí đến các quốc đảo nhỏ Thái Bình Dương đang phải đối mặt với thách thức sinh tồn kép của biến đổi khí hậu và bẫy phụ thuộc xuất khẩu, sự đa dạng này tạo ra một phòng thí nghiệm thực địa lý tưởng để kiểm định các điều kiện biên của quan hệ I–P (Khanna &amp; Palepu, 2010; Peng, 2003).</w:t>
+        <w:t xml:space="preserve">Ở châu Á, bối cảnh này càng trở nên đặc biệt đáng quan tâm vì khu vực đang chứng kiến tốc độ hội nhập kinh tế và chuyển đổi số không đồng đều giữa các quốc gia. Khu vực này bao gồm Singapore (một nền kinh tế nhỏ mở, dẫn đầu thế giới về năng lực đổi mới và kết nối toàn cầu) và Việt Nam (nền kinh tế chuyển đổi đang đẩy nhanh cải cách thể chế và hội nhập quốc tế). Khu vực cũng bao gồm Trung Quốc với quy mô thị trường khổng lồ và cấu trúc thể chế đặc thù. Thậm chí, các quốc đảo nhỏ Thái Bình Dương cũng có mặt trong khu vực này. Họ đang phải đối mặt với thách thức sinh tồn kép của biến đổi khí hậu và bẫy phụ thuộc xuất khẩu. Sự đa dạng này tạo ra một phòng thí nghiệm thực địa lý tưởng để kiểm định các điều kiện biên của quan hệ I–P (Khanna &amp; Palepu, 2010; Peng, 2003).</w:t>
       </w:r>
     </w:p>
     <w:p>
@@ -48,7 +48,7 @@
         <w:pStyle w:val="BodyText"/>
       </w:pPr>
       <w:r>
-        <w:t xml:space="preserve">Chuyển đổi số đang làm thay đổi căn bản cách thức doanh nghiệp quốc tế hóa và cách thức quốc tế hóa ảnh hưởng đến hiệu quả hoạt động. Banalieva và Dhanaraj (2019) lập luận rằng lý thuyết nội địa hóa cần được cập nhật cho nền kinh tế số, vì dữ liệu số và tương tác qua nền tảng làm giảm sự phụ thuộc vào hiện diện vật lý. Stallkamp và Schotter (2021) chỉ ra rằng các nền tảng số quốc tế hóa theo logic hoàn toàn khác các công ty đa quốc gia truyền thống. Verhoef et al. (2021) cung cấp khung phân tầng ba cấp từ digitization đến digitalization và digital transformation. Tuy nhiên, phần lớn bằng chứng thực nghiệm hiện có về vai trò của năng lực số trong quan hệ I–P vẫn tập trung vào các nền kinh tế phát triển, đặc biệt là Bắc Mỹ và Tây Âu, trong khi bằng chứng cho châu Á mới nổi còn rất hạn chế (Bhandari et al., 2023).</w:t>
+        <w:t xml:space="preserve">Chuyển đổi số đang làm thay đổi căn bản cách thức doanh nghiệp quốc tế hóa và cách thức quốc tế hóa ảnh hưởng đến hiệu quả hoạt động. Banalieva và Dhanaraj (2019) lập luận rằng lý thuyết nội địa hóa cần được cập nhật cho nền kinh tế số, vì dữ liệu số và tương tác qua nền tảng làm giảm sự phụ thuộc vào hiện diện vật lý. Stallkamp và Schotter (2021) chỉ ra rằng các nền tảng số quốc tế hóa theo logic hoàn toàn khác các công ty đa quốc gia truyền thống. Verhoef et al. (2021) cung cấp khung phân tầng ba cấp từ digitization đến digitalization và digital transformation. Dẫu vậy, phần lớn bằng chứng thực nghiệm hiện có về vai trò của năng lực số trong quan hệ I–P vẫn tập trung vào các nền kinh tế phát triển, đặc biệt là Bắc Mỹ và Tây Âu. Bằng chứng cho châu Á mới nổi còn rất hạn chế (Bhandari et al., 2023).</w:t>
       </w:r>
     </w:p>
     <w:p>
@@ -56,7 +56,7 @@
         <w:pStyle w:val="BodyText"/>
       </w:pPr>
       <w:r>
-        <w:t xml:space="preserve">Không thể bỏ qua vai trò của thể chế trong việc hình thành kết quả quốc tế hóa. Institutional Theory (North, 1990; Khanna &amp; Palepu, 2010) khẳng định rằng thể chế tạo ra cấu trúc khuyến khích và chi phí giao dịch khác nhau giữa các quốc gia. Ở các thị trường mới nổi, "institutional voids", tức sự thiếu hụt các thể chế trung gian hỗ trợ giao dịch thị trường, tạo ra chi phí bổ sung đáng kể cho doanh nghiệp quốc tế hóa (Peng, 2003). Sự đa dạng thể chế giữa các quốc gia châu Á, từ những nền kinh tế với quản trị nhà nước ổn định, pháp quyền mạnh như Singapore đến các nền kinh tế đang phát triển thể chế như Campuchia hay các quốc đảo Thái Bình Dương, tạo ra gradient thể chế đặc biệt phong phú để kiểm định. Luận án này tiếp cận gradient đó một cách hệ thống thông qua khung phân loại thể chế 6 nhóm được phát triển cho luận án này, gọi tắt là ICRV (Institutional Context Regime Variation — Biến thiên chế độ bối cảnh thể chế).</w:t>
+        <w:t xml:space="preserve">Không thể bỏ qua vai trò của thể chế trong việc hình thành kết quả quốc tế hóa. Institutional Theory (North, 1990; Khanna &amp; Palepu, 2010) khẳng định rằng thể chế tạo ra cấu trúc khuyến khích và chi phí giao dịch khác nhau giữa các quốc gia. Ở các thị trường mới nổi, "institutional voids", tức sự thiếu hụt các thể chế trung gian hỗ trợ giao dịch thị trường, tạo ra chi phí bổ sung đáng kể cho doanh nghiệp quốc tế hóa (Peng, 2003). Sự đa dạng thể chế giữa các quốc gia châu Á tạo ra gradient thể chế đặc biệt phong phú để kiểm định. Gradient này trải dài từ những nền kinh tế với quản trị nhà nước ổn định, pháp quyền mạnh như Singapore đến các nền kinh tế đang phát triển thể chế như Campuchia hay các quốc đảo Thái Bình Dương. Luận án này tiếp cận gradient đó một cách hệ thống thông qua khung phân loại thể chế 6 nhóm được phát triển cho luận án này, gọi tắt là ICRV (Institutional Context Regime Variation — Biến thiên chế độ bối cảnh thể chế).</w:t>
       </w:r>
     </w:p>
     <w:p>
@@ -64,7 +64,7 @@
         <w:pStyle w:val="BodyText"/>
       </w:pPr>
       <w:r>
-        <w:t xml:space="preserve">Cuối cùng, nhà quản trị cấp cao đóng vai trò không thể bỏ qua trong việc hình thành chiến lược và kết quả quốc tế hóa. Upper Echelons Theory (Hambrick &amp; Mason, 1984) khẳng định rằng quyết định chiến lược phản ánh đặc điểm nhận thức, kinh nghiệm và giá trị của nhà quản trị. Kinh nghiệm quốc tế giúp nhà quản trị nhận diện cơ hội và giảm chi phí của liability of foreignness, trong khi sự đa dạng giới tính ở cấp lãnh đạo có thể tăng cường quản trị rủi ro và ra quyết định đa chiều (Hsu et al., 2013; Post &amp; Byron, 2015). Tích hợp tầng nhà quản trị vào khung giải thích đa tầng là cần thiết để phản ánh đầy đủ sự phức tạp của quan hệ I–P trong bối cảnh châu Á.</w:t>
+        <w:t xml:space="preserve">Cuối cùng, nhà quản trị cấp cao đóng vai trò không thể bỏ qua trong việc hình thành chiến lược và kết quả quốc tế hóa. Upper Echelons Theory (Hambrick &amp; Mason, 1984) khẳng định rằng quyết định chiến lược phản ánh đặc điểm nhận thức, kinh nghiệm và giá trị của nhà quản trị. Kinh nghiệm quốc tế giúp nhà quản trị nhận diện cơ hội và giảm chi phí của liability of foreignness. Trong khi đó, sự đa dạng giới tính ở cấp lãnh đạo có thể tăng cường quản trị rủi ro và ra quyết định đa chiều (Hsu et al., 2013; Post &amp; Byron, 2015). Tích hợp tầng nhà quản trị vào khung giải thích đa tầng là cần thiết để phản ánh đầy đủ sự phức tạp của quan hệ I–P trong bối cảnh châu Á.</w:t>
       </w:r>
     </w:p>
     <w:p>
@@ -89,7 +89,7 @@
         <w:pStyle w:val="FirstParagraph"/>
       </w:pPr>
       <w:r>
-        <w:t xml:space="preserve">Mặc dù đã có hàng trăm nghiên cứu thực nghiệm, bằng chứng về mối quan hệ giữa quốc tế hóa và hiệu quả hoạt động của doanh nghiệp vẫn chưa thống nhất và tản mạn. Các phân tích tổng hợp (meta-analyses) về quan hệ I–P liên tục cho thấy tác động tổng hợp là dương nhưng nhỏ, hệ số tương quan tổng hợp r trong khoảng 0,07–0,13, đồng thời mức độ dị biệt giữa các nghiên cứu rất cao với I² thường vượt 80% (Bausch &amp; Krist, 2007; Kirca et al., 2012; Marano et al., 2016; Wu et al., 2022). Tình trạng dị biệt cao này không phải là tín hiệu của sai sót phương pháp, mà là bằng chứng cho thấy quan hệ I–P phụ thuộc sâu sắc vào điều kiện bối cảnh. Arte và Larimo (2022) lập luận rằng heterogeneity cao gợi ý sự cần thiết phải chuyển dịch từ mô hình đơn biến sang khung đa tầng có tính đến thể chế, năng lực và đặc điểm nhà quản trị.</w:t>
+        <w:t xml:space="preserve">Mặc dù đã có hàng trăm nghiên cứu thực nghiệm, bằng chứng về mối quan hệ giữa quốc tế hóa và hiệu quả hoạt động của doanh nghiệp vẫn chưa thống nhất và tản mạn. Các phân tích tổng hợp (meta-analyses) về quan hệ I–P liên tục cho thấy tác động tổng hợp là dương nhưng nhỏ. Hệ số tương quan tổng hợp r nằm trong khoảng 0,07–0,13. Đồng thời, mức độ dị biệt giữa các nghiên cứu rất cao với I² thường vượt 80% (Bausch &amp; Krist, 2007; Kirca et al., 2012; Marano et al., 2016; Wu et al., 2022). Tình trạng dị biệt cao này không phải là tín hiệu của sai sót phương pháp, mà là bằng chứng cho thấy quan hệ I–P phụ thuộc sâu sắc vào điều kiện bối cảnh. Arte và Larimo (2022) lập luận rằng heterogeneity cao gợi ý sự cần thiết phải chuyển dịch từ mô hình đơn biến sang khung đa tầng có tính đến thể chế, năng lực và đặc điểm nhà quản trị.</w:t>
       </w:r>
     </w:p>
     <w:p>
@@ -105,7 +105,7 @@
         <w:pStyle w:val="BodyText"/>
       </w:pPr>
       <w:r>
-        <w:t xml:space="preserve">Luận án này được thiết kế để giải quyết ba khoảng trống đó bằng cách xây dựng và kiểm định một khung giải thích đa tầng cho quan hệ I–P tại châu Á, với thiết kế mixed synthesis-empirical kết hợp meta-analysis và phân tích đa quốc gia quy mô lớn. Trọng tâm khoa học của luận án là vai trò điều tiết của thể chế, năng lực số và đặc điểm nhà quản trị, ba tầng điều tiết mà, theo lập luận của luận án, cùng nhau tạo nên cấu trúc giải thích cần thiết cho heterogeneity cao trong quan hệ I–P.</w:t>
+        <w:t xml:space="preserve">Luận án này được thiết kế để giải quyết ba khoảng trống đó bằng cách xây dựng và kiểm định một khung giải thích đa tầng cho quan hệ I–P tại châu Á, với thiết kế mixed synthesis-empirical kết hợp meta-analysis và phân tích đa quốc gia quy mô lớn. Trọng tâm khoa học của luận án là vai trò điều tiết của thể chế, năng lực số và đặc điểm nhà quản trị. Theo lập luận của luận án, ba tầng điều tiết này cùng nhau tạo nên cấu trúc giải thích cần thiết cho heterogeneity cao trong quan hệ I–P.</w:t>
       </w:r>
     </w:p>
     <w:p>
@@ -130,7 +130,7 @@
         <w:pStyle w:val="FirstParagraph"/>
       </w:pPr>
       <w:r>
-        <w:t xml:space="preserve">Mục tiêu tổng quát của luận án là xây dựng và kiểm định một khung giải thích đa tầng cho mối quan hệ giữa quốc tế hóa và hiệu quả hoạt động của doanh nghiệp tại các quốc gia châu Á, trong đó làm rõ vai trò điều tiết của thể chế, năng lực số và đặc điểm nhà quản trị.</w:t>
+        <w:t xml:space="preserve">Mục tiêu tổng quát của luận án là xây dựng và kiểm định một khung giải thích đa tầng cho mối quan hệ giữa quốc tế hóa và hiệu quả hoạt động của doanh nghiệp tại các quốc gia châu Á. Trong khung này, vai trò điều tiết của thể chế, năng lực số và đặc điểm nhà quản trị được làm rõ.</w:t>
       </w:r>
     </w:p>
     <w:p>
@@ -138,7 +138,7 @@
         <w:pStyle w:val="BodyText"/>
       </w:pPr>
       <w:r>
-        <w:t xml:space="preserve">Từ mục tiêu tổng quát đó, luận án triển khai bốn mục tiêu cụ thể. Mục tiêu cụ thể thứ nhất là tổng hợp và cập nhật bằng chứng meta-analytic về mối quan hệ I–P trong giai đoạn 1982–2026, xác định tác động tổng hợp, mức độ dị biệt và các nhân tố điều tiết (moderators) chính giải thích heterogeneity trong literature. Mục tiêu cụ thể thứ hai là kiểm định cơ chế cụ thể trong các bối cảnh quốc gia khác nhau, bao gồm Singapore với tư cách nền kinh tế nhỏ mở tiên tiến, Việt Nam với tư cách nền kinh tế chuyển đổi đang mở rộng, và Trung Quốc với tư cách nền kinh tế mới nổi quy mô lớn, nhằm làm rõ cách thức các cơ chế I–P vận hành khác nhau theo bối cảnh quốc gia. Mục tiêu cụ thể thứ ba là mở rộng phân tích sang 47–49 nền kinh tế châu Á và Thái Bình Dương (bao gồm 6–8 nền kinh tế Pacific SIDS) để kiểm định khả năng khái quát hóa của các phát hiện trên phạm vi rộng, kế thừa và mở rộng từ pool 17 nền kinh tế trong Do và Phan (2026a). Mục tiêu cụ thể thứ tư là phân tích vai trò điều tiết của ba nhóm biến: thể chế (bao gồm các sub-regime ICRV và các chỉ số rào cản thể chế), năng lực số (phân biệt rõ technological capability index, TCI và chỉ số chấp nhận số, digital adoption index — DAI), và đặc điểm nhà quản trị cấp cao (kinh nghiệm và giới tính).</w:t>
+        <w:t xml:space="preserve">Từ mục tiêu tổng quát đó, luận án triển khai bốn mục tiêu cụ thể. Mục tiêu cụ thể thứ nhất là tổng hợp và cập nhật bằng chứng meta-analytic về mối quan hệ I–P trong giai đoạn 1982–2026, xác định tác động tổng hợp, mức độ dị biệt và các nhân tố điều tiết (moderators) chính giải thích heterogeneity trong literature. Mục tiêu cụ thể thứ hai là kiểm định cơ chế cụ thể trong các bối cảnh quốc gia khác nhau. Ba bối cảnh được chọn là: Singapore với tư cách nền kinh tế nhỏ mở tiên tiến; Việt Nam với tư cách nền kinh tế chuyển đổi đang mở rộng; và Trung Quốc với tư cách nền kinh tế mới nổi quy mô lớn. Mục tiêu là làm rõ cách thức các cơ chế I–P vận hành khác nhau theo bối cảnh quốc gia. Mục tiêu cụ thể thứ ba là mở rộng phân tích sang 47–49 nền kinh tế châu Á và Thái Bình Dương (bao gồm 6–8 nền kinh tế Pacific SIDS). Mục tiêu này nhằm kiểm định khả năng khái quát hóa của các phát hiện trên phạm vi rộng, kế thừa và mở rộng từ pool 17 nền kinh tế trong Do và Phan (2026a). Mục tiêu cụ thể thứ tư là phân tích vai trò điều tiết của ba nhóm biến. Nhóm thứ nhất là thể chế (bao gồm các sub-regime ICRV và các chỉ số rào cản thể chế). Nhóm thứ hai là năng lực số (phân biệt rõ technological capability index, TCI và chỉ số chấp nhận số, digital adoption index — DAI). Nhóm thứ ba là đặc điểm nhà quản trị cấp cao (kinh nghiệm và giới tính).</w:t>
       </w:r>
     </w:p>
     <w:p>
@@ -163,7 +163,7 @@
         <w:pStyle w:val="FirstParagraph"/>
       </w:pPr>
       <w:r>
-        <w:t xml:space="preserve">Câu hỏi nghiên cứu trung tâm của luận án là: Quốc tế hóa ảnh hưởng đến hiệu quả hoạt động của doanh nghiệp ở châu Á như thế nào, và những điều kiện nào, về thể chế, năng lực số và đặc điểm nhà quản trị, giải thích sự dị biệt cao trong mối quan hệ đó?</w:t>
+        <w:t xml:space="preserve">Câu hỏi nghiên cứu trung tâm của luận án có hai vế. Vế thứ nhất: Quốc tế hóa ảnh hưởng đến hiệu quả hoạt động của doanh nghiệp ở châu Á như thế nào? Vế thứ hai: Những điều kiện nào về thể chế, năng lực số và đặc điểm nhà quản trị giải thích sự dị biệt cao trong mối quan hệ đó?</w:t>
       </w:r>
     </w:p>
     <w:p>
@@ -171,7 +171,7 @@
         <w:pStyle w:val="BodyText"/>
       </w:pPr>
       <w:r>
-        <w:t xml:space="preserve">Từ câu hỏi trung tâm đó, bốn câu hỏi nghiên cứu cụ thể được đặt ra. Câu hỏi nghiên cứu thứ nhất (RQ1) là: Tác động tổng hợp của quốc tế hóa lên hiệu quả hoạt động của doanh nghiệp trong literature 1982–2026 là gì, mức độ dị biệt ở mức nào, và những moderators nào giải thích heterogeneity đó một cách có hệ thống? Câu hỏi nghiên cứu thứ hai (RQ2) là: Trong từng bối cảnh quốc gia cụ thể bao gồm Singapore, Việt Nam và Trung Quốc, mối quan hệ I–P vận hành theo những cơ chế đặc thù nào và sự phi tuyến có biểu hiện ra sao? Câu hỏi nghiên cứu thứ ba (RQ3) là: Trên phạm vi đa quốc gia châu Á bao gồm 47–49 nền kinh tế châu Á và Thái Bình Dương (bao gồm 6–8 nền kinh tế Pacific SIDS), vai trò điều tiết của chỉ số chấp nhận số (DAI) và technological capability index (TCI) có khái quát hóa được không, và hai construct này có thực sự vận hành theo các cơ chế khác nhau không? Câu hỏi nghiên cứu thứ tư (RQ4) là: Vai trò của thể chế, đo bằng sub-regime ICRV, cùng với sự phân biệt giữa TCI và DAI, và đặc điểm nhà quản trị trong việc điều tiết mối quan hệ I–P là gì, và sự tương tác ba chiều giữa ba tầng đó có ý nghĩa như thế nào?</w:t>
+        <w:t xml:space="preserve">Từ câu hỏi trung tâm đó, bốn câu hỏi nghiên cứu cụ thể được đặt ra. Câu hỏi nghiên cứu thứ nhất (RQ1) là: Tác động tổng hợp của quốc tế hóa lên hiệu quả hoạt động của doanh nghiệp trong literature 1982–2026 là gì, mức độ dị biệt ở mức nào, và những moderators nào giải thích heterogeneity đó một cách có hệ thống? Câu hỏi nghiên cứu thứ hai (RQ2) là: Trong từng bối cảnh quốc gia cụ thể bao gồm Singapore, Việt Nam và Trung Quốc, mối quan hệ I–P vận hành theo những cơ chế đặc thù nào và sự phi tuyến có biểu hiện ra sao? Câu hỏi nghiên cứu thứ ba (RQ3) tập trung vào phạm vi đa quốc gia châu Á bao gồm 47–49 nền kinh tế châu Á và Thái Bình Dương (trong đó có 6–8 nền kinh tế Pacific SIDS). Vai trò điều tiết của chỉ số chấp nhận số (DAI) và technological capability index (TCI) có khái quát hóa được không, và hai construct này có thực sự vận hành theo các cơ chế khác nhau không? Câu hỏi nghiên cứu thứ tư (RQ4) liên quan đến vai trò của thể chế (đo bằng sub-regime ICRV) cùng với sự phân biệt giữa TCI và DAI, và đặc điểm nhà quản trị. Vai trò của các yếu tố này trong việc điều tiết mối quan hệ I–P là gì, và sự tương tác ba chiều giữa ba tầng đó có ý nghĩa như thế nào?</w:t>
       </w:r>
     </w:p>
     <w:p>
@@ -205,7 +205,7 @@
         <w:pStyle w:val="FirstParagraph"/>
       </w:pPr>
       <w:r>
-        <w:t xml:space="preserve">Đối tượng nghiên cứu của luận án là mối quan hệ giữa quốc tế hóa và hiệu quả hoạt động của doanh nghiệp (internationalization–firm performance relationship) cùng với các yếu tố điều tiết của mối quan hệ đó, bao gồm bối cảnh thể chế, năng lực số và đặc điểm nhà quản trị cấp cao. Đơn vị phân tích là doanh nghiệp ở cấp độ tổ chức (firm-level analysis), không phải cấp độ ngành hay cấp độ quốc gia.</w:t>
+        <w:t xml:space="preserve">Đối tượng nghiên cứu của luận án là mối quan hệ giữa quốc tế hóa và hiệu quả hoạt động của doanh nghiệp (internationalization–firm performance relationship). Các yếu tố điều tiết của mối quan hệ này bao gồm bối cảnh thể chế, năng lực số và đặc điểm nhà quản trị cấp cao. Đơn vị phân tích là doanh nghiệp ở cấp độ tổ chức (firm-level analysis), không phải cấp độ ngành hay cấp độ quốc gia.</w:t>
       </w:r>
     </w:p>
     <w:bookmarkEnd w:id="24"/>
@@ -239,7 +239,7 @@
         <w:t xml:space="preserve"> </w:t>
       </w:r>
       <w:r>
-        <w:t xml:space="preserve">có dữ liệu trong Khảo sát Doanh nghiệp của Ngân hàng Thế giới (World Bank Enterprise Surveys — WBES), được phân loại và tổ chức theo 6 sub-regime trong khung ICRV. Sáu sub-regime bao gồm: (i) Advanced Innovation-Driven, đại diện là Singapore, Hàn Quốc và Đài Loan; (ii) Advanced Resource-Driven, đại diện là các nền kinh tế GCC; (iii) Upper-middle, đại diện là Trung Quốc và Malaysia; (iv) Emerging, bao gồm Việt Nam và các nền kinh tế ASEAN đang phát triển; (v) Frontier, bao gồm các nền kinh tế kém phát triển nhất châu Á như Campuchia, Nepal và Afghanistan; và (vi) Pacific SIDS (Small Island Developing States), bao gồm 9 nền kinh tế đảo nhỏ Thái Bình Dương được đưa vào phân tích để kiểm định các điều kiện biên cực đoan của quan hệ I–P. Nhật Bản không nằm trong phạm vi thực nghiệm của luận án do cấu trúc dữ liệu WBES không bao phủ Nhật Bản đầy đủ.</w:t>
+        <w:t xml:space="preserve">có dữ liệu trong Khảo sát Doanh nghiệp của Ngân hàng Thế giới (World Bank Enterprise Surveys — WBES). Các nền kinh tế này được phân loại và tổ chức theo 6 sub-regime trong khung ICRV. Sáu sub-regime bao gồm năm nhóm chính sau. (i) Advanced Innovation-Driven, đại diện là Singapore, Hàn Quốc và Đài Loan. (ii) Advanced Resource-Driven, đại diện là các nền kinh tế GCC. (iii) Upper-middle, đại diện là Trung Quốc và Malaysia. (iv) Emerging, bao gồm Việt Nam và các nền kinh tế ASEAN đang phát triển. (v) Frontier, bao gồm các nền kinh tế kém phát triển nhất châu Á như Campuchia, Nepal và Afghanistan. Nhóm (vi) là Pacific SIDS (Small Island Developing States), bao gồm 9 nền kinh tế đảo nhỏ Thái Bình Dương được đưa vào phân tích để kiểm định các điều kiện biên cực đoan của quan hệ I–P. Nhật Bản không nằm trong phạm vi thực nghiệm của luận án do cấu trúc dữ liệu WBES không bao phủ Nhật Bản đầy đủ.</w:t>
       </w:r>
     </w:p>
     <w:bookmarkEnd w:id="25"/>
@@ -283,7 +283,7 @@
         <w:pStyle w:val="FirstParagraph"/>
       </w:pPr>
       <w:r>
-        <w:t xml:space="preserve">Luận án áp dụng thiết kế nghiên cứu mixed synthesis-empirical, sự kết hợp giữa meta-analysis và phân tích thực nghiệm đa quốc gia, nhằm trả lời bốn câu hỏi nghiên cứu đã đặt ra. Thiết kế này không chỉ đơn thuần là sử dụng hai phương pháp song song, mà tạo ra một đối thoại hai chiều: meta-analysis cung cấp tổng quan có hệ thống về trạng thái bằng chứng và xác định các moderator quan trọng trong literature, trong khi phân tích thực nghiệm kiểm định trực tiếp các giả thuyết phát sinh từ khung lý thuyết trong bối cảnh châu Á. Sự tương tác này tăng cường đáng kể sức mạnh đóng góp so với việc chỉ sử dụng một phương pháp duy nhất (Borenstein et al., 2009; Hunter &amp; Schmidt, 2004).</w:t>
+        <w:t xml:space="preserve">Luận án áp dụng thiết kế nghiên cứu mixed synthesis-empirical, sự kết hợp giữa meta-analysis và phân tích thực nghiệm đa quốc gia, nhằm trả lời bốn câu hỏi nghiên cứu đã đặt ra. Thiết kế này không chỉ đơn thuần là sử dụng hai phương pháp song song, mà tạo ra một đối thoại hai chiều. Meta-analysis cung cấp tổng quan có hệ thống về trạng thái bằng chứng và xác định các moderator quan trọng trong literature. Trong khi đó, phân tích thực nghiệm kiểm định trực tiếp các giả thuyết phát sinh từ khung lý thuyết trong bối cảnh châu Á. Sự tương tác này tăng cường đáng kể sức mạnh đóng góp so với việc chỉ sử dụng một phương pháp duy nhất (Borenstein et al., 2009; Hunter &amp; Schmidt, 2004).</w:t>
       </w:r>
     </w:p>
     <w:p>
@@ -316,7 +316,7 @@
         <w:pStyle w:val="FirstParagraph"/>
       </w:pPr>
       <w:r>
-        <w:t xml:space="preserve">Dựa trên khung lý thuyết tích hợp đa tầng bao gồm Uppsala model, RBV, Institutional Theory, Upper Echelons Theory và digital capability lens, luận án đề xuất hệ giả thuyết khoa học với sáu giả thuyết trọng tâm. Quan hệ nền giữa quốc tế hóa và hiệu quả hoạt động doanh nghiệp mang dạng phi tuyến, cụ thể là dạng inverted-U, với chi phí thâm nhập và thích nghi cao ở giai đoạn đầu và lợi ích quy mô, học hỏi và đa dạng hóa thị trường ở giai đoạn sau, đến khi chi phí điều phối vượt quá lợi ích sẽ dẫn đến sự suy giảm hiệu quả. Technological capability index (TCI) điều tiết dương quan hệ I–P bằng cách mở rộng biên thích nghi và tăng cường khả năng khai thác lợi thế cạnh tranh ở thị trường quốc tế. Chỉ số chấp nhận số (DAI), được hiểu là proxy foundational digital adoption, có tác động điều tiết không đơn điệu và phụ thuộc vào chế độ thể chế: ở các nền kinh tế có thể chế tốt, DAI khuếch đại lợi ích của quốc tế hóa; ở các nền kinh tế với thể chế yếu, DAI có thể khuếch đại chi phí điều phối khi mức độ quốc tế hóa vượt ngưỡng. Bối cảnh thể chế, đo bằng sub-regime ICRV, điều tiết cả dạng và độ lớn của quan hệ I–P, tạo ra gradient từ tác động dương lớn ở Advanced Innovation-Driven đến tác động âm ở Frontier và Pacific SIDS extreme. Đặc điểm nhà quản trị cấp cao, cụ thể là kinh nghiệm quốc tế và đa dạng giới tính, điều tiết dương quan hệ I–P thông qua cơ chế tăng cường nhận diện cơ hội và quản trị rủi ro. Ngoài sáu giả thuyết trọng tâm H1–H6, luận án phát biểu thêm giả thuyết điều kiện biên H1b: tại các nền kinh tế Pacific SIDS (ICRV Nhóm VI), nơi ba điều kiện cấu trúc tối thiểu đồng thời bị vi phạm, thị trường nội địa quá nhỏ, chi phí thương mại cực cao, và thiếu hỗ trợ thể chế, quan hệ I–P chuyển từ dạng chữ U ngược sang quan hệ</w:t>
+        <w:t xml:space="preserve">Dựa trên khung lý thuyết tích hợp đa tầng bao gồm Uppsala model, RBV, Institutional Theory, Upper Echelons Theory và digital capability lens, luận án đề xuất hệ giả thuyết khoa học với sáu giả thuyết trọng tâm. Quan hệ nền giữa quốc tế hóa và hiệu quả hoạt động doanh nghiệp mang dạng phi tuyến, cụ thể là dạng inverted-U. Chi phí thâm nhập và thích nghi cao ở giai đoạn đầu, sau đó là lợi ích quy mô, học hỏi và đa dạng hóa thị trường ở giai đoạn sau. Đến khi chi phí điều phối vượt quá lợi ích, hiệu quả sẽ suy giảm. Technological capability index (TCI) điều tiết dương quan hệ I–P bằng cách mở rộng biên thích nghi và tăng cường khả năng khai thác lợi thế cạnh tranh ở thị trường quốc tế. Chỉ số chấp nhận số (DAI), được hiểu là proxy foundational digital adoption, có tác động điều tiết không đơn điệu và phụ thuộc vào chế độ thể chế. Ở các nền kinh tế có thể chế tốt, DAI khuếch đại lợi ích của quốc tế hóa. Ở các nền kinh tế với thể chế yếu, DAI có thể khuếch đại chi phí điều phối khi mức độ quốc tế hóa vượt ngưỡng. Bối cảnh thể chế, đo bằng sub-regime ICRV, điều tiết cả dạng và độ lớn của quan hệ I–P. Gradient này trải từ tác động dương lớn ở Advanced Innovation-Driven đến tác động âm ở Frontier và Pacific SIDS extreme. Đặc điểm nhà quản trị cấp cao (cụ thể là kinh nghiệm quốc tế và đa dạng giới tính) điều tiết dương quan hệ I–P thông qua cơ chế tăng cường nhận diện cơ hội và quản trị rủi ro. Ngoài sáu giả thuyết trọng tâm H1–H6, luận án phát biểu thêm giả thuyết điều kiện biên H1b. Tại các nền kinh tế Pacific SIDS (ICRV Nhóm VI), ba điều kiện cấu trúc tối thiểu đồng thời bị vi phạm: thị trường nội địa quá nhỏ, chi phí thương mại cực cao, và thiếu hỗ trợ thể chế. Khi đó, quan hệ I–P chuyển từ dạng chữ U ngược sang quan hệ</w:t>
       </w:r>
       <w:r>
         <w:t xml:space="preserve"> </w:t>
@@ -376,7 +376,7 @@
         <w:t xml:space="preserve">gánh nặng quốc tế hóa bắt buộc (Forced Internationalization Penalty, FIP)</w:t>
       </w:r>
       <w:r>
-        <w:t xml:space="preserve">, một construct lý thuyết mới chưa được định danh trong literature kinh doanh quốc tế, như điều kiện biên cực đoan của mô hình chữ U ngược khi cả ba tầng của khung CDCM (thể chế, năng lực, quản trị) đồng thời ở mức tối thiểu. Bằng chứng thực nghiệm từ chín nền kinh tế Pacific SIDS xác nhận quan hệ âm đơn điệu không có điểm uốn, mở ra hướng nghiên cứu mới về điều kiện biên của lý thuyết quốc tế hóa.</w:t>
+        <w:t xml:space="preserve">. Đây là một construct lý thuyết mới chưa được định danh trong literature kinh doanh quốc tế. FIP đại diện cho điều kiện biên cực đoan của mô hình chữ U ngược khi cả ba tầng của khung CDCM (thể chế, năng lực, quản trị) đồng thời ở mức tối thiểu. Bằng chứng thực nghiệm từ chín nền kinh tế Pacific SIDS xác nhận quan hệ âm đơn điệu không có điểm uốn. Phát hiện này mở ra hướng nghiên cứu mới về điều kiện biên của lý thuyết quốc tế hóa.</w:t>
       </w:r>
     </w:p>
     <w:bookmarkEnd w:id="30"/>
@@ -394,7 +394,7 @@
         <w:pStyle w:val="FirstParagraph"/>
       </w:pPr>
       <w:r>
-        <w:t xml:space="preserve">Về mặt phương pháp, luận án đóng góp theo hai hướng. Hướng thứ nhất là thiết kế mixed synthesis-empirical kết hợp meta-analysis và phân tích đa quốc gia, tạo ra khả năng đối chiếu giữa bằng chứng tổng hợp từ literature toàn cầu và bằng chứng thực nghiệm từ bối cảnh châu Á. Hướng thứ hai là phát triển và áp dụng khung phân loại thể chế ICRV cho 47 nền kinh tế, cung cấp một công cụ phân loại mới có ứng dụng tiềm năng trong nhiều nghiên cứu tương lai về moderating effect của thể chế trong literature kinh doanh quốc tế.</w:t>
+        <w:t xml:space="preserve">Về mặt phương pháp, luận án đóng góp theo hai hướng. Hướng thứ nhất là thiết kế mixed synthesis-empirical kết hợp meta-analysis và phân tích đa quốc gia, tạo ra khả năng đối chiếu giữa bằng chứng tổng hợp từ literature toàn cầu và bằng chứng thực nghiệm từ bối cảnh châu Á. Hướng thứ hai là phát triển và áp dụng khung phân loại thể chế ICRV cho 47 nền kinh tế. Khung này cung cấp một công cụ phân loại mới có ứng dụng tiềm năng trong nhiều nghiên cứu tương lai về moderating effect của thể chế trong literature kinh doanh quốc tế.</w:t>
       </w:r>
     </w:p>
     <w:bookmarkEnd w:id="31"/>
@@ -412,7 +412,7 @@
         <w:pStyle w:val="FirstParagraph"/>
       </w:pPr>
       <w:r>
-        <w:t xml:space="preserve">Về mặt thực tiễn, luận án cung cấp căn cứ có hệ thống cho hai nhóm đối tượng sử dụng chính. Đối với doanh nghiệp, kết quả phân tích của luận án cho thấy tồn tại ngưỡng tối ưu trong mối quan hệ giữa mức độ xuất khẩu và hiệu quả hoạt động, và ngưỡng này thay đổi theo bối cảnh thể chế và năng lực số của từng doanh nghiệp. Nhà quản trị cần nhận thức được ngưỡng này và đầu tư có chiến lược vào năng lực công nghệ thay vì chỉ tập trung vào digital adoption bề mặt. Đối với nhà hoạch định chính sách, bằng chứng từ luận án gợi ý rằng cải cách thể chế và hỗ trợ chuyển đổi số có thể có hiệu ứng bổ trợ tích cực, được nghiên cứu về 17 nền kinh tế châu Á mới nổi đặt tên là "digital shield effect", trong đó năng lực số làm giảm tác động tiêu cực của rào cản thể chế đối với doanh nghiệp quốc tế hóa (Do &amp; Phan, 2026a). Cơ chế này được luận án kiểm định trên phạm vi rộng hơn với 47–49 nền kinh tế châu Á và Thái Bình Dương.</w:t>
+        <w:t xml:space="preserve">Về mặt thực tiễn, luận án cung cấp căn cứ có hệ thống cho hai nhóm đối tượng sử dụng chính. Đối với doanh nghiệp, kết quả phân tích của luận án cho thấy tồn tại ngưỡng tối ưu trong mối quan hệ giữa mức độ xuất khẩu và hiệu quả hoạt động, và ngưỡng này thay đổi theo bối cảnh thể chế và năng lực số của từng doanh nghiệp. Nhà quản trị cần nhận thức được ngưỡng này và đầu tư có chiến lược vào năng lực công nghệ thay vì chỉ tập trung vào digital adoption bề mặt. Đối với nhà hoạch định chính sách, bằng chứng từ luận án gợi ý rằng cải cách thể chế và hỗ trợ chuyển đổi số có thể có hiệu ứng bổ trợ tích cực. Nghiên cứu về 17 nền kinh tế châu Á mới nổi đặt tên cho hiệu ứng này là "digital shield effect". Trong cơ chế này, năng lực số làm giảm tác động tiêu cực của rào cản thể chế đối với doanh nghiệp quốc tế hóa (Do &amp; Phan, 2026a). Cơ chế này được luận án kiểm định trên phạm vi rộng hơn với 47–49 nền kinh tế châu Á và Thái Bình Dương.</w:t>
       </w:r>
     </w:p>
     <w:p>
@@ -438,7 +438,7 @@
         <w:pStyle w:val="FirstParagraph"/>
       </w:pPr>
       <w:r>
-        <w:t xml:space="preserve">Luận án có năm điểm mới so với các công trình nghiên cứu trước đây. Điểm mới thứ nhất là đề xuất khung tích hợp đa tầng cho quan hệ I–P trong bối cảnh châu Á, kết hợp bốn lý thuyết kinh điển với digital capability lens thành một kiến trúc lý thuyết thống nhất và có khả năng kiểm định. Không có nghiên cứu trước nào trong bối cảnh châu Á xây dựng khung tích hợp đầy đủ ba tầng điều tiết này theo cách có hệ thống. Điểm mới thứ hai là phân tách TCI và chỉ số chấp nhận số (DAI) như hai construct không trùng lặp, kiểm định chúng riêng biệt trong cùng một mô hình để làm rõ cơ chế tác động khác nhau của hai loại năng lực số đó. Sự phân tách này khắc phục hạn chế của các nghiên cứu trước thường gộp chung hai construct có bản chất khác nhau. Điểm mới thứ ba là phát triển và áp dụng khung phân loại thể chế ICRV với 6 sub-regime cho 47 nền kinh tế, bao gồm cả 6 nền kinh tế Pacific SIDS liền kề như boundary case cực đoan, đây là lần đầu tiên một hệ thống phân loại đủ mịn như vậy được áp dụng trong nghiên cứu thực nghiệm về quan hệ I–P tại châu Á. Điểm mới thứ tư là pool dữ liệu lớn nhất từ trước đến nay cho nghiên cứu đa quốc gia về quan hệ I–P tại châu Á, với 101.185 doanh nghiệp từ 47–49 nền kinh tế châu Á và Thái Bình Dương, mở rộng đáng kể từ pool 17 nước (Do &amp; Phan, 2026a) là nền tảng hiện có lớn nhất trước khi luận án hoàn thành. Điểm mới thứ năm là kiểm định temporal stability của turning point trong quan hệ I–P tại Trung Quốc, cho phép đánh giá liệu cấu trúc phi tuyến đó có ổn định qua hơn một thập kỷ chuyển đổi số hay không. Kết quả phân tích của luận án cho thấy turning point tương đối ổn định qua hai thời điểm quan sát, cung cấp bằng chứng về tính bền vững của cấu trúc I–P phi tuyến ở Trung Quốc dù bối cảnh kinh tế có nhiều thay đổi. Điểm mới thứ sáu là phát hiện và đặt tên lý thuyết cho</w:t>
+        <w:t xml:space="preserve">Luận án có năm điểm mới so với các công trình nghiên cứu trước đây. Điểm mới thứ nhất là đề xuất khung tích hợp đa tầng cho quan hệ I–P trong bối cảnh châu Á, kết hợp bốn lý thuyết kinh điển với digital capability lens thành một kiến trúc lý thuyết thống nhất và có khả năng kiểm định. Không có nghiên cứu trước nào trong bối cảnh châu Á xây dựng khung tích hợp đầy đủ ba tầng điều tiết này theo cách có hệ thống. Điểm mới thứ hai là phân tách TCI và chỉ số chấp nhận số (DAI) như hai construct không trùng lặp, kiểm định chúng riêng biệt trong cùng một mô hình để làm rõ cơ chế tác động khác nhau của hai loại năng lực số đó. Sự phân tách này khắc phục hạn chế của các nghiên cứu trước thường gộp chung hai construct có bản chất khác nhau. Điểm mới thứ ba là phát triển và áp dụng khung phân loại thể chế ICRV với 6 sub-regime cho 47 nền kinh tế, bao gồm cả 6 nền kinh tế Pacific SIDS liền kề như boundary case cực đoan. Đây là lần đầu tiên một hệ thống phân loại đủ mịn như vậy được áp dụng trong nghiên cứu thực nghiệm về quan hệ I–P tại châu Á. Điểm mới thứ tư là pool dữ liệu lớn nhất từ trước đến nay cho nghiên cứu đa quốc gia về quan hệ I–P tại châu Á, với 101.185 doanh nghiệp từ 47–49 nền kinh tế châu Á và Thái Bình Dương. Pool này mở rộng đáng kể từ pool 17 nước (Do &amp; Phan, 2026a), vốn là nền tảng hiện có lớn nhất trước khi luận án hoàn thành. Điểm mới thứ năm là kiểm định temporal stability của turning point trong quan hệ I–P tại Trung Quốc, cho phép đánh giá liệu cấu trúc phi tuyến đó có ổn định qua hơn một thập kỷ chuyển đổi số hay không. Kết quả phân tích của luận án cho thấy turning point tương đối ổn định qua hai thời điểm quan sát, cung cấp bằng chứng về tính bền vững của cấu trúc I–P phi tuyến ở Trung Quốc dù bối cảnh kinh tế có nhiều thay đổi. Điểm mới thứ sáu là phát hiện và đặt tên lý thuyết cho</w:t>
       </w:r>
       <w:r>
         <w:t xml:space="preserve"> </w:t>
@@ -454,7 +454,7 @@
         <w:t xml:space="preserve"> </w:t>
       </w:r>
       <w:r>
-        <w:t xml:space="preserve">tại chín nền kinh tế Pacific SIDS, lần đầu tiên trong literature kinh doanh quốc tế, một trường hợp quan hệ I–P âm đơn điệu không có điểm uốn được ghi nhận và biện minh lý thuyết bằng ba điều kiện cấu trúc vi phạm đồng thời, mở ra hướng nghiên cứu mới về điều kiện biên của các lý thuyết quốc tế hóa phổ quát.</w:t>
+        <w:t xml:space="preserve">tại chín nền kinh tế Pacific SIDS. Đây là lần đầu tiên trong literature kinh doanh quốc tế một trường hợp quan hệ I–P âm đơn điệu không có điểm uốn được ghi nhận. Trường hợp này được biện minh lý thuyết bằng ba điều kiện cấu trúc vi phạm đồng thời. Phát hiện này mở ra hướng nghiên cứu mới về điều kiện biên của các lý thuyết quốc tế hóa phổ quát.</w:t>
       </w:r>
     </w:p>
     <w:p>

--- a/dist/luan_an_ctu/chuong_1_gioi_thieu_vi.docx
+++ b/dist/luan_an_ctu/chuong_1_gioi_thieu_vi.docx
@@ -138,7 +138,7 @@
         <w:pStyle w:val="BodyText"/>
       </w:pPr>
       <w:r>
-        <w:t xml:space="preserve">Từ mục tiêu tổng quát đó, luận án triển khai bốn mục tiêu cụ thể. Mục tiêu cụ thể thứ nhất là tổng hợp và cập nhật bằng chứng meta-analytic về mối quan hệ I–P trong giai đoạn 1982–2026, xác định tác động tổng hợp, mức độ dị biệt và các nhân tố điều tiết (moderators) chính giải thích heterogeneity trong literature. Mục tiêu cụ thể thứ hai là kiểm định cơ chế cụ thể trong các bối cảnh quốc gia khác nhau, bao gồm Singapore với tư cách nền kinh tế nhỏ mở tiên tiến, Việt Nam với tư cách nền kinh tế chuyển đổi đang mở rộng, và Trung Quốc với tư cách nền kinh tế mới nổi quy mô lớn, nhằm làm rõ cách thức các cơ chế I–P vận hành khác nhau theo bối cảnh quốc gia. Mục tiêu cụ thể thứ ba là mở rộng phân tích sang 47–49 nền kinh tế châu Á và Thái Bình Dương (bao gồm 6–8 nền kinh tế Pacific SIDS) để kiểm định khả năng khái quát hóa của các phát hiện trên phạm vi rộng, kế thừa và mở rộng từ pool 17 nền kinh tế trong Đỗ và Phan (2026, VEFR). Mục tiêu cụ thể thứ tư là phân tích vai trò điều tiết của ba nhóm biến: thể chế (bao gồm các sub-regime ICRV và các chỉ số rào cản thể chế), năng lực số (phân biệt rõ technological capability index — TCI và chỉ số chấp nhận số — digital adoption index — DAI), và đặc điểm nhà quản trị cấp cao (kinh nghiệm và giới tính).</w:t>
+        <w:t xml:space="preserve">Từ mục tiêu tổng quát đó, luận án triển khai bốn mục tiêu cụ thể. Mục tiêu cụ thể thứ nhất là tổng hợp và cập nhật bằng chứng meta-analytic về mối quan hệ I–P trong giai đoạn 1982–2026, xác định tác động tổng hợp, mức độ dị biệt và các nhân tố điều tiết (moderators) chính giải thích heterogeneity trong literature. Mục tiêu cụ thể thứ hai là kiểm định cơ chế cụ thể trong các bối cảnh quốc gia khác nhau, bao gồm Singapore với tư cách nền kinh tế nhỏ mở tiên tiến, Việt Nam với tư cách nền kinh tế chuyển đổi đang mở rộng, và Trung Quốc với tư cách nền kinh tế mới nổi quy mô lớn, nhằm làm rõ cách thức các cơ chế I–P vận hành khác nhau theo bối cảnh quốc gia. Mục tiêu cụ thể thứ ba là mở rộng phân tích sang 47–49 nền kinh tế châu Á và Thái Bình Dương (bao gồm 9 nền kinh tế Pacific SIDS) để kiểm định khả năng khái quát hóa của các phát hiện trên phạm vi rộng, kế thừa và mở rộng từ pool 17 nền kinh tế trong Do và Phan (2026a). Mục tiêu cụ thể thứ tư là phân tích vai trò điều tiết của ba nhóm biến: thể chế (bao gồm các sub-regime ICRV và các chỉ số rào cản thể chế), năng lực số (phân biệt rõ technological capability index — TCI và chỉ số chấp nhận số — digital adoption index — DAI), và đặc điểm nhà quản trị cấp cao (kinh nghiệm và giới tính).</w:t>
       </w:r>
     </w:p>
     <w:p>
@@ -171,7 +171,7 @@
         <w:pStyle w:val="BodyText"/>
       </w:pPr>
       <w:r>
-        <w:t xml:space="preserve">Từ câu hỏi trung tâm đó, bốn câu hỏi nghiên cứu cụ thể được đặt ra. Câu hỏi nghiên cứu thứ nhất (RQ1) là: Tác động tổng hợp của quốc tế hóa lên hiệu quả hoạt động của doanh nghiệp trong literature 1982–2026 là gì, mức độ dị biệt ở mức nào, và những moderators nào giải thích heterogeneity đó một cách có hệ thống? Câu hỏi nghiên cứu thứ hai (RQ2) là: Trong từng bối cảnh quốc gia cụ thể bao gồm Singapore, Việt Nam và Trung Quốc, mối quan hệ I–P vận hành theo những cơ chế đặc thù nào và sự phi tuyến có biểu hiện ra sao? Câu hỏi nghiên cứu thứ ba (RQ3) là: Trên phạm vi đa quốc gia châu Á bao gồm 47–49 nền kinh tế châu Á và Thái Bình Dương (bao gồm 6–8 nền kinh tế Pacific SIDS), vai trò điều tiết của chỉ số chấp nhận số (DAI) và technological capability index (TCI) có khái quát hóa được không, và hai construct này có thực sự vận hành theo các cơ chế khác nhau không? Câu hỏi nghiên cứu thứ tư (RQ4) là: Vai trò của thể chế — đo bằng sub-regime ICRV — cùng với sự phân biệt giữa TCI và DAI, và đặc điểm nhà quản trị trong việc điều tiết mối quan hệ I–P là gì, và sự tương tác ba chiều giữa ba tầng đó có ý nghĩa như thế nào?</w:t>
+        <w:t xml:space="preserve">Từ câu hỏi trung tâm đó, bốn câu hỏi nghiên cứu cụ thể được đặt ra. Câu hỏi nghiên cứu thứ nhất (RQ1) là: Tác động tổng hợp của quốc tế hóa lên hiệu quả hoạt động của doanh nghiệp trong literature 1982–2026 là gì, mức độ dị biệt ở mức nào, và những moderators nào giải thích heterogeneity đó một cách có hệ thống? Câu hỏi nghiên cứu thứ hai (RQ2) là: Trong từng bối cảnh quốc gia cụ thể bao gồm Singapore, Việt Nam và Trung Quốc, mối quan hệ I–P vận hành theo những cơ chế đặc thù nào và sự phi tuyến có biểu hiện ra sao? Câu hỏi nghiên cứu thứ ba (RQ3) là: Trên phạm vi đa quốc gia châu Á bao gồm 47–49 nền kinh tế châu Á và Thái Bình Dương (bao gồm 9 nền kinh tế Pacific SIDS), vai trò điều tiết của chỉ số chấp nhận số (DAI) và technological capability index (TCI) có khái quát hóa được không, và hai construct này có thực sự vận hành theo các cơ chế khác nhau không? Câu hỏi nghiên cứu thứ tư (RQ4) là: Vai trò của thể chế — đo bằng sub-regime ICRV — cùng với sự phân biệt giữa TCI và DAI, và đặc điểm nhà quản trị trong việc điều tiết mối quan hệ I–P là gì, và sự tương tác ba chiều giữa ba tầng đó có ý nghĩa như thế nào?</w:t>
       </w:r>
     </w:p>
     <w:p>
@@ -239,7 +239,7 @@
         <w:t xml:space="preserve"> </w:t>
       </w:r>
       <w:r>
-        <w:t xml:space="preserve">có dữ liệu trong Khảo sát Doanh nghiệp của Ngân hàng Thế giới (World Bank Enterprise Surveys — WBES), được phân loại và tổ chức theo 6 sub-regime trong khung ICRV. Sáu sub-regime bao gồm: (i) Advanced Innovation-Driven, đại diện là Singapore, Hàn Quốc và Đài Loan; (ii) Advanced Resource-Driven, đại diện là các nền kinh tế GCC; (iii) Upper-middle, đại diện là Trung Quốc và Malaysia; (iv) Emerging, bao gồm Việt Nam và các nền kinh tế ASEAN đang phát triển; (v) Frontier, bao gồm các nền kinh tế kém phát triển nhất châu Á như Campuchia, Nepal và Afghanistan; và (vi) Pacific SIDS (Small Island Developing States), bao gồm 6 nền kinh tế đảo nhỏ Thái Bình Dương được đưa vào phân tích để kiểm định các điều kiện biên cực đoan của quan hệ I–P. Nhật Bản không nằm trong phạm vi thực nghiệm của luận án do cấu trúc dữ liệu WBES không bao phủ Nhật Bản đầy đủ.</w:t>
+        <w:t xml:space="preserve">có dữ liệu trong Khảo sát Doanh nghiệp của Ngân hàng Thế giới (World Bank Enterprise Surveys — WBES), được phân loại và tổ chức theo 6 sub-regime trong khung ICRV. Sáu sub-regime bao gồm: (i) Advanced Innovation-Driven, đại diện là Singapore, Hàn Quốc và Đài Loan; (ii) Advanced Resource-Driven, đại diện là các nền kinh tế GCC; (iii) Upper-middle, đại diện là Trung Quốc và Malaysia; (iv) Emerging, bao gồm Việt Nam và các nền kinh tế ASEAN đang phát triển; (v) Frontier, bao gồm các nền kinh tế kém phát triển nhất châu Á như Campuchia, Nepal và Afghanistan; và (vi) Pacific SIDS (Small Island Developing States), bao gồm 9 nền kinh tế đảo nhỏ Thái Bình Dương được đưa vào phân tích để kiểm định các điều kiện biên cực đoan của quan hệ I–P. Nhật Bản không nằm trong phạm vi thực nghiệm của luận án do cấu trúc dữ liệu WBES không bao phủ Nhật Bản đầy đủ.</w:t>
       </w:r>
     </w:p>
     <w:bookmarkEnd w:id="25"/>
@@ -415,7 +415,7 @@
         <w:pStyle w:val="FirstParagraph"/>
       </w:pPr>
       <w:r>
-        <w:t xml:space="preserve">Về mặt thực tiễn, luận án cung cấp căn cứ có hệ thống cho hai nhóm đối tượng sử dụng chính. Đối với doanh nghiệp, kết quả phân tích của luận án cho thấy tồn tại ngưỡng tối ưu trong mối quan hệ giữa mức độ xuất khẩu và hiệu quả hoạt động, và ngưỡng này thay đổi theo bối cảnh thể chế và năng lực số của từng doanh nghiệp. Nhà quản trị cần nhận thức được ngưỡng này và đầu tư có chiến lược vào năng lực công nghệ thay vì chỉ tập trung vào digital adoption bề mặt. Đối với nhà hoạch định chính sách, bằng chứng từ luận án gợi ý rằng cải cách thể chế và hỗ trợ chuyển đổi số có thể có hiệu ứng bổ trợ tích cực — được nghiên cứu về 17 nền kinh tế châu Á mới nổi đặt tên là "digital shield effect" — trong đó năng lực số làm giảm tác động tiêu cực của rào cản thể chế đối với doanh nghiệp quốc tế hóa (Đỗ &amp; Phan, 2026, VEFR). Cơ chế này được luận án kiểm định trên phạm vi rộng hơn với 47–49 nền kinh tế châu Á và Thái Bình Dương.</w:t>
+        <w:t xml:space="preserve">Về mặt thực tiễn, luận án cung cấp căn cứ có hệ thống cho hai nhóm đối tượng sử dụng chính. Đối với doanh nghiệp, kết quả phân tích của luận án cho thấy tồn tại ngưỡng tối ưu trong mối quan hệ giữa mức độ xuất khẩu và hiệu quả hoạt động, và ngưỡng này thay đổi theo bối cảnh thể chế và năng lực số của từng doanh nghiệp. Nhà quản trị cần nhận thức được ngưỡng này và đầu tư có chiến lược vào năng lực công nghệ thay vì chỉ tập trung vào digital adoption bề mặt. Đối với nhà hoạch định chính sách, bằng chứng từ luận án gợi ý rằng cải cách thể chế và hỗ trợ chuyển đổi số có thể có hiệu ứng bổ trợ tích cực — được nghiên cứu về 17 nền kinh tế châu Á mới nổi đặt tên là "digital shield effect" — trong đó năng lực số làm giảm tác động tiêu cực của rào cản thể chế đối với doanh nghiệp quốc tế hóa (Do &amp; Phan, 2026a). Cơ chế này được luận án kiểm định trên phạm vi rộng hơn với 47–49 nền kinh tế châu Á và Thái Bình Dương.</w:t>
       </w:r>
     </w:p>
     <w:p>
@@ -441,7 +441,7 @@
         <w:pStyle w:val="FirstParagraph"/>
       </w:pPr>
       <w:r>
-        <w:t xml:space="preserve">Luận án có năm điểm mới so với các công trình nghiên cứu trước đây. Điểm mới thứ nhất là đề xuất khung tích hợp đa tầng cho quan hệ I–P trong bối cảnh châu Á, kết hợp bốn lý thuyết kinh điển với digital capability lens thành một kiến trúc lý thuyết thống nhất và có khả năng kiểm định. Không có nghiên cứu trước nào trong bối cảnh châu Á xây dựng khung tích hợp đầy đủ ba tầng điều tiết này theo cách có hệ thống. Điểm mới thứ hai là phân tách TCI và chỉ số chấp nhận số (DAI) như hai construct không trùng lặp, kiểm định chúng riêng biệt trong cùng một mô hình để làm rõ cơ chế tác động khác nhau của hai loại năng lực số đó. Sự phân tách này khắc phục hạn chế của các nghiên cứu trước thường gộp chung hai construct có bản chất khác nhau. Điểm mới thứ ba là phát triển và áp dụng khung phân loại thể chế ICRV với 6 sub-regime cho 47 nền kinh tế, bao gồm cả 6 nền kinh tế Pacific SIDS liền kề như boundary case cực đoan, đây là lần đầu tiên một hệ thống phân loại đủ mịn như vậy được áp dụng trong nghiên cứu thực nghiệm về quan hệ I–P tại châu Á. Điểm mới thứ tư là pool dữ liệu lớn nhất từ trước đến nay cho nghiên cứu đa quốc gia về quan hệ I–P tại châu Á, với 101.185 doanh nghiệp từ 47–49 nền kinh tế châu Á và Thái Bình Dương, mở rộng đáng kể từ pool 17 nước (Đỗ &amp; Phan, 2026, VEFR) là nền tảng hiện có lớn nhất trước khi luận án hoàn thành. Điểm mới thứ năm là kiểm định temporal stability của turning point trong quan hệ I–P tại Trung Quốc, cho phép đánh giá liệu cấu trúc phi tuyến đó có ổn định qua hơn một thập kỷ chuyển đổi số hay không. Kết quả phân tích của luận án cho thấy turning point tương đối ổn định qua hai thời điểm quan sát, cung cấp bằng chứng về tính bền vững của cấu trúc I–P phi tuyến ở Trung Quốc dù bối cảnh kinh tế có nhiều thay đổi. Điểm mới thứ sáu là phát hiện và đặt tên lý thuyết cho</w:t>
+        <w:t xml:space="preserve">Luận án có năm điểm mới so với các công trình nghiên cứu trước đây. Điểm mới thứ nhất là đề xuất khung tích hợp đa tầng cho quan hệ I–P trong bối cảnh châu Á, kết hợp bốn lý thuyết kinh điển với digital capability lens thành một kiến trúc lý thuyết thống nhất và có khả năng kiểm định. Không có nghiên cứu trước nào trong bối cảnh châu Á xây dựng khung tích hợp đầy đủ ba tầng điều tiết này theo cách có hệ thống. Điểm mới thứ hai là phân tách TCI và chỉ số chấp nhận số (DAI) như hai construct không trùng lặp, kiểm định chúng riêng biệt trong cùng một mô hình để làm rõ cơ chế tác động khác nhau của hai loại năng lực số đó. Sự phân tách này khắc phục hạn chế của các nghiên cứu trước thường gộp chung hai construct có bản chất khác nhau. Điểm mới thứ ba là phát triển và áp dụng khung phân loại thể chế ICRV với 6 sub-regime cho 47 nền kinh tế, bao gồm cả 9 nền kinh tế Pacific SIDS như boundary case cực đoan, đây là lần đầu tiên một hệ thống phân loại đủ mịn như vậy được áp dụng trong nghiên cứu thực nghiệm về quan hệ I–P tại châu Á. Điểm mới thứ tư là pool dữ liệu lớn nhất từ trước đến nay cho nghiên cứu đa quốc gia về quan hệ I–P tại châu Á, với 101.185 doanh nghiệp từ 47–49 nền kinh tế châu Á và Thái Bình Dương, mở rộng đáng kể từ pool 17 nước (Do &amp; Phan, 2026a) là nền tảng hiện có lớn nhất trước khi luận án hoàn thành. Điểm mới thứ năm là kiểm định temporal stability của turning point trong quan hệ I–P tại Trung Quốc, cho phép đánh giá liệu cấu trúc phi tuyến đó có ổn định qua hơn một thập kỷ chuyển đổi số hay không. Kết quả phân tích của luận án cho thấy turning point tương đối ổn định qua hai thời điểm quan sát, cung cấp bằng chứng về tính bền vững của cấu trúc I–P phi tuyến ở Trung Quốc dù bối cảnh kinh tế có nhiều thay đổi. Điểm mới thứ sáu là phát hiện và đặt tên lý thuyết cho</w:t>
       </w:r>
       <w:r>
         <w:t xml:space="preserve"> </w:t>
@@ -482,7 +482,199 @@
         <w:pStyle w:val="FirstParagraph"/>
       </w:pPr>
       <w:r>
-        <w:t xml:space="preserve">Luận án được tổ chức thành năm chương theo chuẩn luận án tiến sĩ truyền thống tại Trường Kinh tế, Đại học Cần Thơ. Chương 1 — Giới thiệu — đặt vấn đề nghiên cứu, xác định khoảng trống, trình bày mục tiêu, câu hỏi nghiên cứu, phạm vi, phương pháp luận, giả thuyết khoa học tóm tắt, ý nghĩa, tính mới và cấu trúc của luận án. Chương 2 — Cơ sở lý thuyết và tổng quan tài liệu — xây dựng khung lý thuyết tích hợp đa tầng, tổng quan bằng chứng thực nghiệm đã có, và phát triển hệ giả thuyết H1–H6 dựa trên khoảng trống và logic lý thuyết. Chương 3 — Phương pháp nghiên cứu — trình bày chi tiết thiết kế nghiên cứu, nguồn dữ liệu, cách đo lường biến, mô hình phân tích và chiến lược kiểm định độ vững. Chương 4 — Kết quả nghiên cứu — trình bày kết quả ở ba cấp độ phân tích: meta-analysis cập nhật 1982–2026, phân tích theo bối cảnh quốc gia cụ thể, và phân tích đa quốc gia capstone trên pool đầy đủ 47 nền kinh tế. Chương 5 — Thảo luận và kết luận — tích hợp các phát hiện từ Chương 4 vào khung lý thuyết ở Chương 2, thảo luận đóng góp khoa học, hàm ý quản trị và chính sách, hạn chế của nghiên cứu và hướng nghiên cứu tiếp theo.</w:t>
+        <w:t xml:space="preserve">Luận án được tổ chức thành năm chương theo chuẩn luận án tiến sĩ truyền thống tại Trường Kinh tế, Đại học Cần Thơ. Chương 1 — Giới thiệu — đặt vấn đề nghiên cứu, xác định khoảng trống, trình bày mục tiêu, câu hỏi nghiên cứu, phạm vi, phương pháp luận, giả thuyết khoa học tóm tắt, ý nghĩa, tính mới và cấu trúc của luận án. Chương 2 — Cơ sở lý thuyết và tổng quan tài liệu — xây dựng khung lý thuyết tích hợp đa tầng, tổng quan bằng chứng thực nghiệm đã có, và phát triển hệ giả thuyết H1–H6 dựa trên khoảng trống và logic lý thuyết. Chương 3 — Phương pháp nghiên cứu — trình bày chi tiết thiết kế nghiên cứu, nguồn dữ liệu, cách đo lường biến, mô hình phân tích và chiến lược kiểm định độ vững. Chương 4 — Kết quả nghiên cứu — trình bày kết quả ở ba cấp độ phân tích: meta-analysis cập nhật 1982–2026, phân tích theo bối cảnh quốc gia cụ thể, và phân tích đa quốc gia capstone trên pool đầy đủ 47–49 nền kinh tế. Chương 5 — Thảo luận và kết luận — tích hợp các phát hiện từ Chương 4 vào khung lý thuyết ở Chương 2, thảo luận đóng góp khoa học, hàm ý quản trị và chính sách, hạn chế của nghiên cứu và hướng nghiên cứu tiếp theo.</w:t>
+      </w:r>
+    </w:p>
+    <w:p>
+      <w:pPr>
+        <w:pStyle w:val="BodyText"/>
+      </w:pPr>
+      <w:r>
+        <w:rPr>
+          <w:bCs/>
+          <w:b/>
+        </w:rPr>
+        <w:t xml:space="preserve">Roadmap sáu nghiên cứu thành phần (P3–P8):</w:t>
+      </w:r>
+      <w:r>
+        <w:t xml:space="preserve"> </w:t>
+      </w:r>
+      <w:r>
+        <w:t xml:space="preserve">Luận án tích hợp sáu nghiên cứu thành phần được công bố hoặc đang trong quá trình xem xét tại các tạp chí ISI/Scopus.</w:t>
+      </w:r>
+      <w:r>
+        <w:t xml:space="preserve"> </w:t>
+      </w:r>
+      <w:r>
+        <w:rPr>
+          <w:bCs/>
+          <w:b/>
+        </w:rPr>
+        <w:t xml:space="preserve">P3</w:t>
+      </w:r>
+      <w:r>
+        <w:t xml:space="preserve"> </w:t>
+      </w:r>
+      <w:r>
+        <w:t xml:space="preserve">(Việt Nam — JABS, under review): kiểm định inverted-U tại Nhóm IV ICRV, turning point = 39,3–46,2% FSTS, TCI là level-shifter có ý nghĩa.</w:t>
+      </w:r>
+      <w:r>
+        <w:t xml:space="preserve"> </w:t>
+      </w:r>
+      <w:r>
+        <w:rPr>
+          <w:bCs/>
+          <w:b/>
+        </w:rPr>
+        <w:t xml:space="preserve">P4</w:t>
+      </w:r>
+      <w:r>
+        <w:t xml:space="preserve"> </w:t>
+      </w:r>
+      <w:r>
+        <w:t xml:space="preserve">(Singapore — MIR, under review): kiểm định tại Nhóm I ICRV, turning point ≈ 82%, DAI Tier-1+2 khuếch đại đường cong I→P.</w:t>
+      </w:r>
+      <w:r>
+        <w:t xml:space="preserve"> </w:t>
+      </w:r>
+      <w:r>
+        <w:rPr>
+          <w:bCs/>
+          <w:b/>
+        </w:rPr>
+        <w:t xml:space="preserve">P5</w:t>
+      </w:r>
+      <w:r>
+        <w:t xml:space="preserve"> </w:t>
+      </w:r>
+      <w:r>
+        <w:t xml:space="preserve">(Trung Quốc — IJOEM, under review): kiểm định temporal stability, turning point ổn định qua 2012–2024 (≈ 48,78%, Paternoster z = 0,82, p = ,412).</w:t>
+      </w:r>
+      <w:r>
+        <w:t xml:space="preserve"> </w:t>
+      </w:r>
+      <w:r>
+        <w:rPr>
+          <w:bCs/>
+          <w:b/>
+        </w:rPr>
+        <w:t xml:space="preserve">P6</w:t>
+      </w:r>
+      <w:r>
+        <w:t xml:space="preserve"> </w:t>
+      </w:r>
+      <w:r>
+        <w:t xml:space="preserve">(meta-analysis ba tầng — IBR, under review): k = 259 nghiên cứu, K = 309, r̄ = 0,074, I² = 61,2% (L2 = L3 = 30,6%), ICRV Q_M = 10,16 (df = 4, p = ,038).</w:t>
+      </w:r>
+      <w:r>
+        <w:t xml:space="preserve"> </w:t>
+      </w:r>
+      <w:r>
+        <w:rPr>
+          <w:bCs/>
+          <w:b/>
+        </w:rPr>
+        <w:t xml:space="preserve">P7</w:t>
+      </w:r>
+      <w:r>
+        <w:t xml:space="preserve"> </w:t>
+      </w:r>
+      <w:r>
+        <w:t xml:space="preserve">(49 nền kinh tế — JIBS, under revision): N = 84.910 quan sát, turning point trung bình ~36%, DAI×ICRV (p = ,012), kiểm định tích hợp CDCM đầu tiên ở quy mô liên quốc gia lớn.</w:t>
+      </w:r>
+      <w:r>
+        <w:t xml:space="preserve"> </w:t>
+      </w:r>
+      <w:r>
+        <w:rPr>
+          <w:bCs/>
+          <w:b/>
+        </w:rPr>
+        <w:t xml:space="preserve">P8</w:t>
+      </w:r>
+      <w:r>
+        <w:t xml:space="preserve"> </w:t>
+      </w:r>
+      <w:r>
+        <w:t xml:space="preserve">(Pacific SIDS — World Development, under revision): boundary condition FIP, quan hệ âm đơn điệu (</w:t>
+      </w:r>
+      <m:oMath>
+        <m:sSub>
+          <m:e>
+            <m:acc>
+              <m:accPr>
+                <m:chr m:val="̂"/>
+              </m:accPr>
+              <m:e>
+                <m:r>
+                  <m:t>β</m:t>
+                </m:r>
+              </m:e>
+            </m:acc>
+          </m:e>
+          <m:sub>
+            <m:r>
+              <m:rPr>
+                <m:nor/>
+                <m:sty m:val="p"/>
+              </m:rPr>
+              <m:t>FSTS</m:t>
+            </m:r>
+          </m:sub>
+        </m:sSub>
+        <m:r>
+          <m:rPr>
+            <m:sty m:val="p"/>
+          </m:rPr>
+          <m:t>=</m:t>
+        </m:r>
+        <m:r>
+          <m:rPr>
+            <m:sty m:val="p"/>
+          </m:rPr>
+          <m:t>−</m:t>
+        </m:r>
+        <m:r>
+          <m:t>0</m:t>
+        </m:r>
+        <m:r>
+          <m:rPr>
+            <m:sty m:val="p"/>
+          </m:rPr>
+          <m:t>,</m:t>
+        </m:r>
+        <m:r>
+          <m:t>404</m:t>
+        </m:r>
+      </m:oMath>
+      <w:r>
+        <w:t xml:space="preserve">,</w:t>
+      </w:r>
+      <w:r>
+        <w:t xml:space="preserve"> </w:t>
+      </w:r>
+      <m:oMath>
+        <m:r>
+          <m:t>p</m:t>
+        </m:r>
+        <m:r>
+          <m:rPr>
+            <m:sty m:val="p"/>
+          </m:rPr>
+          <m:t>&lt;</m:t>
+        </m:r>
+        <m:r>
+          <m:rPr>
+            <m:sty m:val="p"/>
+          </m:rPr>
+          <m:t>,</m:t>
+        </m:r>
+        <m:r>
+          <m:t>05</m:t>
+        </m:r>
+      </m:oMath>
+      <w:r>
+        <w:t xml:space="preserve">), xác nhận H1b tại chín nền kinh tế SIDS Thái Bình Dương. Kết quả P3–P8 được trình bày chi tiết trong Chương 4 và tích hợp vào bàn luận CDCM trong Chương 5.</w:t>
       </w:r>
     </w:p>
     <w:p>

--- a/dist/luan_an_ctu/chuong_1_gioi_thieu_vi.docx
+++ b/dist/luan_an_ctu/chuong_1_gioi_thieu_vi.docx
@@ -564,7 +564,7 @@
         <w:t xml:space="preserve"> </w:t>
       </w:r>
       <w:r>
-        <w:t xml:space="preserve">(meta-analysis ba tầng — IBR, under review): k = 259 nghiên cứu, K = 309, r̄ = 0,074, I² = 61,2% (L2 = L3 = 30,6%), ICRV Q_M = 10,16 (df = 4, p = ,038).</w:t>
+        <w:t xml:space="preserve">(meta-analysis ba tầng — IBR, under review): k = 238 nghiên cứu, K = 288, r̄ = 0,074, I² = 62,4% (Tầng 2 = 54,1%, Tầng 3 = 8,4%), ICRV omnibus Q_M = 17,35 (df = 4, p = ,002).</w:t>
       </w:r>
       <w:r>
         <w:t xml:space="preserve"> </w:t>

--- a/dist/luan_an_ctu/chuong_1_gioi_thieu_vi.docx
+++ b/dist/luan_an_ctu/chuong_1_gioi_thieu_vi.docx
@@ -326,7 +326,7 @@
           <w:bCs/>
           <w:b/>
         </w:rPr>
-        <w:t xml:space="preserve">âm đơn điệu không có điểm uốn</w:t>
+        <w:t xml:space="preserve">âm đơn điệu không có điểm ngưỡng</w:t>
       </w:r>
       <w:r>
         <w:t xml:space="preserve">, được gọi là gánh nặng quốc tế hóa bắt buộc (Forced Internationalization Penalty — FIP). Chi tiết toàn bộ hệ giả thuyết H1–H6 và H1b được trình bày đầy đủ trong Chương 2 của luận án.</w:t>
@@ -379,7 +379,7 @@
         <w:t xml:space="preserve"> </w:t>
       </w:r>
       <w:r>
-        <w:t xml:space="preserve">— một construct lý thuyết mới chưa được định danh trong literature kinh doanh quốc tế — như điều kiện biên cực đoan của mô hình chữ U ngược khi cả ba tầng của khung CDCM (thể chế, năng lực, quản trị) đồng thời ở mức tối thiểu. Bằng chứng thực nghiệm từ chín nền kinh tế Pacific SIDS xác nhận quan hệ âm đơn điệu không có điểm uốn, mở ra hướng nghiên cứu mới về điều kiện biên của lý thuyết quốc tế hóa.</w:t>
+        <w:t xml:space="preserve">— một construct lý thuyết mới chưa được định danh trong literature kinh doanh quốc tế — như điều kiện biên cực đoan của mô hình chữ U ngược khi cả ba tầng của khung CDCM (thể chế, năng lực, quản trị) đồng thời ở mức tối thiểu. Bằng chứng thực nghiệm từ chín nền kinh tế Pacific SIDS xác nhận quan hệ âm đơn điệu không có điểm ngưỡng, mở ra hướng nghiên cứu mới về điều kiện biên của lý thuyết quốc tế hóa.</w:t>
       </w:r>
     </w:p>
     <w:bookmarkEnd w:id="30"/>
@@ -457,7 +457,7 @@
         <w:t xml:space="preserve"> </w:t>
       </w:r>
       <w:r>
-        <w:t xml:space="preserve">tại chín nền kinh tế Pacific SIDS — lần đầu tiên trong literature kinh doanh quốc tế, một trường hợp quan hệ I–P âm đơn điệu không có điểm uốn được ghi nhận và biện minh lý thuyết bằng ba điều kiện cấu trúc vi phạm đồng thời, mở ra hướng nghiên cứu mới về điều kiện biên của các lý thuyết quốc tế hóa phổ quát.</w:t>
+        <w:t xml:space="preserve">tại chín nền kinh tế Pacific SIDS — lần đầu tiên trong literature kinh doanh quốc tế, một trường hợp quan hệ I–P âm đơn điệu không có điểm ngưỡng được ghi nhận và biện minh lý thuyết bằng ba điều kiện cấu trúc vi phạm đồng thời, mở ra hướng nghiên cứu mới về điều kiện biên của các lý thuyết quốc tế hóa phổ quát.</w:t>
       </w:r>
     </w:p>
     <w:p>

--- a/dist/luan_an_ctu/chuong_1_gioi_thieu_vi.docx
+++ b/dist/luan_an_ctu/chuong_1_gioi_thieu_vi.docx
@@ -316,7 +316,7 @@
         <w:pStyle w:val="FirstParagraph"/>
       </w:pPr>
       <w:r>
-        <w:t xml:space="preserve">Dựa trên khung lý thuyết tích hợp đa tầng bao gồm Uppsala model, RBV, Institutional Theory, Upper Echelons Theory và digital capability lens, luận án đề xuất hệ giả thuyết khoa học với sáu giả thuyết trọng tâm. Quan hệ nền giữa quốc tế hóa và hiệu quả hoạt động doanh nghiệp mang dạng phi tuyến — cụ thể là dạng inverted-U — với chi phí thâm nhập và thích nghi cao ở giai đoạn đầu và lợi ích quy mô, học hỏi và đa dạng hóa thị trường ở giai đoạn sau, đến khi chi phí điều phối vượt quá lợi ích sẽ dẫn đến sự suy giảm hiệu quả. Technological capability index (TCI) điều tiết dương quan hệ I–P bằng cách mở rộng biên thích nghi và tăng cường khả năng khai thác lợi thế cạnh tranh ở thị trường quốc tế. Chỉ số chấp nhận số (DAI) — được hiểu là proxy foundational digital adoption — có tác động điều tiết không đơn điệu và phụ thuộc vào chế độ thể chế: ở các nền kinh tế có thể chế tốt, DAI khuếch đại lợi ích của quốc tế hóa; ở các nền kinh tế với thể chế yếu, DAI có thể khuếch đại chi phí điều phối khi mức độ quốc tế hóa vượt ngưỡng. Bối cảnh thể chế, đo bằng sub-regime ICRV, điều tiết cả dạng và độ lớn của quan hệ I–P, tạo ra gradient từ tác động dương lớn ở Advanced Innovation-Driven đến tác động âm ở Frontier và Pacific SIDS extreme. Đặc điểm nhà quản trị cấp cao — cụ thể là kinh nghiệm quốc tế và đa dạng giới tính — điều tiết dương quan hệ I–P thông qua cơ chế tăng cường nhận diện cơ hội và quản trị rủi ro. Ngoài sáu giả thuyết trọng tâm H1–H6, luận án phát biểu thêm giả thuyết điều kiện biên H1b: tại các nền kinh tế Pacific SIDS (ICRV Nhóm VI), nơi ba điều kiện cấu trúc tối thiểu đồng thời bị vi phạm — thị trường nội địa quá nhỏ, chi phí thương mại cực cao, và thiếu hỗ trợ thể chế — quan hệ I–P chuyển từ dạng chữ U ngược sang quan hệ</w:t>
+        <w:t xml:space="preserve">Dựa trên khung lý thuyết tích hợp đa tầng bao gồm Uppsala model, RBV, Institutional Theory, Upper Echelons Theory và digital capability lens, luận án đề xuất hệ giả thuyết khoa học với sáu giả thuyết trọng tâm. Quan hệ nền giữa quốc tế hóa và hiệu quả hoạt động kinh doanh mang dạng phi tuyến — cụ thể là dạng inverted-U — với chi phí thâm nhập và thích nghi cao ở giai đoạn đầu và lợi ích quy mô, học hỏi và đa dạng hóa thị trường ở giai đoạn sau, đến khi chi phí điều phối vượt quá lợi ích sẽ dẫn đến sự suy giảm hiệu quả. Technological capability index (TCI) điều tiết dương quan hệ I–P bằng cách mở rộng biên thích nghi và tăng cường khả năng khai thác lợi thế cạnh tranh ở thị trường quốc tế. Chỉ số chấp nhận số (DAI) — được hiểu là proxy foundational digital adoption — có tác động điều tiết không đơn điệu và phụ thuộc vào chế độ thể chế: ở các nền kinh tế có thể chế tốt, DAI khuếch đại lợi ích của quốc tế hóa; ở các nền kinh tế với thể chế yếu, DAI có thể khuếch đại chi phí điều phối khi mức độ quốc tế hóa vượt ngưỡng. Bối cảnh thể chế, đo bằng sub-regime ICRV, điều tiết cả dạng và độ lớn của quan hệ I–P, tạo ra gradient từ tác động dương lớn ở Advanced Innovation-Driven đến tác động âm ở Frontier và Pacific SIDS extreme. Đặc điểm nhà quản trị cấp cao — cụ thể là kinh nghiệm quốc tế và đa dạng giới tính — điều tiết dương quan hệ I–P thông qua cơ chế tăng cường nhận diện cơ hội và quản trị rủi ro. Ngoài sáu giả thuyết trọng tâm H1–H6, luận án phát biểu thêm giả thuyết điều kiện biên H1b: tại các nền kinh tế Pacific SIDS (ICRV Nhóm VI), nơi ba điều kiện cấu trúc tối thiểu đồng thời bị vi phạm — thị trường nội địa quá nhỏ, chi phí thương mại cực cao, và thiếu hỗ trợ thể chế — quan hệ I–P chuyển từ dạng chữ U ngược sang quan hệ</w:t>
       </w:r>
       <w:r>
         <w:t xml:space="preserve"> </w:t>

--- a/dist/luan_an_ctu/chuong_1_gioi_thieu_vi.docx
+++ b/dist/luan_an_ctu/chuong_1_gioi_thieu_vi.docx
@@ -2,7 +2,7 @@
 <file path=word/document.xml><?xml version="1.0" encoding="utf-8"?>
 <w:document xmlns:w="http://schemas.openxmlformats.org/wordprocessingml/2006/main" xmlns:m="http://schemas.openxmlformats.org/officeDocument/2006/math" xmlns:r="http://schemas.openxmlformats.org/officeDocument/2006/relationships" xmlns:o="urn:schemas-microsoft-com:office:office" xmlns:v="urn:schemas-microsoft-com:vml" xmlns:w10="urn:schemas-microsoft-com:office:word" xmlns:a="http://schemas.openxmlformats.org/drawingml/2006/main" xmlns:pic="http://schemas.openxmlformats.org/drawingml/2006/picture" xmlns:wp="http://schemas.openxmlformats.org/drawingml/2006/wordprocessingDrawing">
   <w:body>
-    <w:bookmarkStart w:id="36" w:name="chương-1-giới-thiệu"/>
+    <w:bookmarkStart w:id="20" w:name="chương-1-giới-thiệu"/>
     <w:p>
       <w:pPr>
         <w:pStyle w:val="Heading1"/>
@@ -11,6 +11,7 @@
         <w:t xml:space="preserve">CHƯƠNG 1: GIỚI THIỆU</w:t>
       </w:r>
     </w:p>
+    <w:bookmarkEnd w:id="20"/>
     <w:p>
       <w:r>
         <w:pict>
@@ -18,7 +19,7 @@
         </w:pict>
       </w:r>
     </w:p>
-    <w:bookmarkStart w:id="20" w:name="X13b13dcb632e299e7aab4c6eaebd9a76fa1beb2"/>
+    <w:bookmarkStart w:id="21" w:name="bối-cảnh-nghiên-cứu"/>
     <w:p>
       <w:pPr>
         <w:pStyle w:val="Heading2"/>
@@ -32,7 +33,7 @@
         <w:pStyle w:val="FirstParagraph"/>
       </w:pPr>
       <w:r>
-        <w:t xml:space="preserve">Quốc tế hóa doanh nghiệp là một trong những chủ đề trung tâm của kinh doanh quốc tế trong hơn nửa thế kỷ qua. Kể từ khi Johanson và Vahlne (1977) đề xuất mô hình Uppsala về quá trình quốc tế hóa tuần tự, hàng thế kỷ nghiên cứu đã tích lũy nhằm trả lời câu hỏi cốt lõi: liệu quốc tế hóa có thực sự cải thiện hiệu quả hoạt động của doanh nghiệp hay không, và trong điều kiện nào điều đó xảy ra? Lu và Beamish (2004) cung cấp bằng chứng quan trọng về quan hệ hình chữ S (S-curve) giữa mức độ quốc tế hóa và hiệu quả, trong khi Contractor et al. (2003) và nhiều nghiên cứu tiếp theo tiếp tục thách thức, bổ sung và điều chỉnh kết luận đó. Dù tranh luận học thuật vẫn chưa ngã ngũ, sự đồng thuận hiện nay cho thấy mối quan hệ internationalization–firm performance (I–P) là có thực nhưng phức tạp, phụ thuộc vào nhiều điều kiện biên.</w:t>
+        <w:t xml:space="preserve">Quốc tế hóa doanh nghiệp là một trong những chủ đề trung tâm của kinh doanh quốc tế trong hơn nửa thế kỷ qua. Kể từ khi Johanson và Vahlne (1977) đề xuất mô hình Uppsala về quá trình quốc tế hóa tuần tự, gần nửa thế kỷ nghiên cứu đã tích lũy quanh một câu hỏi cốt lõi nhưng vẫn chưa có lời đáp dứt khoát: quốc tế hóa có thực sự cải thiện hiệu quả hoạt động của doanh nghiệp hay không, và nếu có thì trong những điều kiện nào? Lu và Beamish (2004) cung cấp bằng chứng then chốt về quan hệ hình chữ S (S-curve) giữa mức độ quốc tế hóa và hiệu quả, trong khi Contractor et al. (2003) cùng nhiều nghiên cứu kế tiếp tiếp tục thách thức, bổ sung và điều chỉnh kết luận đó. Điểm đáng chú ý không phải là sự thiếu vắng bằng chứng, mà là sự phân tán của nó: mối quan hệ internationalization-firm performance (I-P) là có thực nhưng phức tạp và phụ thuộc vào nhiều điều kiện biên, và chính tính điều kiện này, chứ không phải bản thân dấu của hiệu ứng, mới là vấn đề lý thuyết cần được giải quyết.</w:t>
       </w:r>
     </w:p>
     <w:p>
@@ -40,7 +41,7 @@
         <w:pStyle w:val="BodyText"/>
       </w:pPr>
       <w:r>
-        <w:t xml:space="preserve">Ở châu Á, bối cảnh này càng trở nên đặc biệt đáng quan tâm vì khu vực đang chứng kiến tốc độ hội nhập kinh tế và chuyển đổi số hết sức không đồng đều giữa các quốc gia. Từ Singapore — một nền kinh tế nhỏ mở, dẫn đầu thế giới về năng lực đổi mới và kết nối toàn cầu — đến Việt Nam — một nền kinh tế chuyển đổi đang đẩy nhanh cải cách thể chế và hội nhập quốc tế — rồi đến Trung Quốc với quy mô thị trường khổng lồ và cấu trúc thể chế đặc thù, thậm chí đến các quốc đảo nhỏ Thái Bình Dương đang phải đối mặt với thách thức sinh tồn kép của biến đổi khí hậu và bẫy phụ thuộc xuất khẩu — sự đa dạng này tạo ra một phòng thí nghiệm thực địa lý tưởng để kiểm định các điều kiện biên của quan hệ I–P (Khanna &amp; Palepu, 2010; Peng, 2003).</w:t>
+        <w:t xml:space="preserve">Ở châu Á, bối cảnh này càng trở nên đặc biệt đáng quan tâm vì khu vực đang chứng kiến tốc độ hội nhập kinh tế và chuyển đổi số hết sức không đồng đều giữa các quốc gia. Từ Singapore, một nền kinh tế nhỏ mở, dẫn đầu thế giới về năng lực đổi mới và kết nối toàn cầu, đến Việt Nam, một nền kinh tế chuyển đổi đang đẩy nhanh cải cách thể chế và hội nhập quốc tế, rồi đến Trung Quốc với quy mô thị trường khổng lồ và cấu trúc thể chế đặc thù, thậm chí đến các quốc đảo nhỏ Thái Bình Dương đang phải đối mặt với thách thức sinh tồn kép của biến đổi khí hậu và bẫy phụ thuộc xuất khẩu, sự đa dạng này tạo ra một phòng thí nghiệm thực địa lý tưởng để kiểm định các điều kiện biên của quan hệ I-P (Khanna &amp; Palepu, 2010; Peng, 2003).</w:t>
       </w:r>
     </w:p>
     <w:p>
@@ -48,7 +49,7 @@
         <w:pStyle w:val="BodyText"/>
       </w:pPr>
       <w:r>
-        <w:t xml:space="preserve">Chuyển đổi số đang làm thay đổi căn bản cách thức doanh nghiệp quốc tế hóa và cách thức quốc tế hóa ảnh hưởng đến hiệu quả hoạt động. Banalieva và Dhanaraj (2019) lập luận rằng lý thuyết nội địa hóa cần được cập nhật cho nền kinh tế số, vì dữ liệu số và tương tác qua nền tảng làm giảm sự phụ thuộc vào hiện diện vật lý. Stallkamp và Schotter (2021) chỉ ra rằng các nền tảng số quốc tế hóa theo logic hoàn toàn khác các công ty đa quốc gia truyền thống. Verhoef et al. (2021) cung cấp khung phân tầng ba cấp từ digitization đến digitalization và digital transformation. Tuy nhiên, phần lớn bằng chứng thực nghiệm hiện có về vai trò của năng lực số trong quan hệ I–P vẫn tập trung vào các nền kinh tế phát triển, đặc biệt là Bắc Mỹ và Tây Âu, trong khi bằng chứng cho châu Á mới nổi còn rất hạn chế (Bhandari et al., 2023).</w:t>
+        <w:t xml:space="preserve">Chuyển đổi số đang làm thay đổi căn bản cách thức doanh nghiệp quốc tế hóa và cách thức quốc tế hóa ảnh hưởng đến hiệu quả hoạt động. Banalieva và Dhanaraj (2019) lập luận rằng lý thuyết nội địa hóa cần được cập nhật cho nền kinh tế số, vì dữ liệu số và tương tác qua nền tảng làm giảm sự phụ thuộc vào hiện diện vật lý. Stallkamp và Schotter (2021) chỉ ra rằng các nền tảng số quốc tế hóa theo logic hoàn toàn khác các công ty đa quốc gia truyền thống. Verhoef et al. (2021) cung cấp khung phân tầng ba cấp từ digitization đến digitalization và digital transformation. Tuy nhiên, phần lớn bằng chứng thực nghiệm hiện có về vai trò của năng lực số trong quan hệ I-P vẫn tập trung vào các nền kinh tế phát triển, đặc biệt là Bắc Mỹ và Tây Âu, trong khi bằng chứng cho châu Á mới nổi còn rất hạn chế (Bhandari et al., 2023).</w:t>
       </w:r>
     </w:p>
     <w:p>
@@ -56,7 +57,22 @@
         <w:pStyle w:val="BodyText"/>
       </w:pPr>
       <w:r>
-        <w:t xml:space="preserve">Không thể bỏ qua vai trò của thể chế trong việc hình thành kết quả quốc tế hóa. Institutional Theory (North, 1990; Khanna &amp; Palepu, 2010) khẳng định rằng thể chế tạo ra cấu trúc khuyến khích và chi phí giao dịch khác nhau giữa các quốc gia. Ở các thị trường mới nổi, "institutional voids" — tức sự thiếu hụt các thể chế trung gian hỗ trợ giao dịch thị trường — tạo ra chi phí bổ sung đáng kể cho doanh nghiệp quốc tế hóa (Peng, 2003). Sự đa dạng thể chế giữa các quốc gia châu Á — từ những nền kinh tế với quản trị nhà nước ổn định, pháp quyền mạnh như Singapore đến các nền kinh tế đang phát triển thể chế như Campuchia hay các quốc đảo Thái Bình Dương — tạo ra gradient thể chế đặc biệt phong phú để kiểm định. Luận án này tiếp cận gradient đó một cách hệ thống thông qua khung phân loại thể chế 6 nhóm được phát triển cho luận án này, gọi tắt là ICRV (Institutional Context Regime Variation — Biến thiên chế độ bối cảnh thể chế).</w:t>
+        <w:t xml:space="preserve">Thể chế là tầng giải thích tiếp theo không thể thiếu đối với kết quả quốc tế hóa. Institutional Theory (North, 1990; Khanna &amp; Palepu, 2010) khẳng định rằng thể chế tạo ra cấu trúc khuyến khích và chi phí giao dịch khác nhau giữa các quốc gia. Ở các thị trường mới nổi,</w:t>
+      </w:r>
+      <w:r>
+        <w:t xml:space="preserve"> </w:t>
+      </w:r>
+      <w:r>
+        <w:t xml:space="preserve">“</w:t>
+      </w:r>
+      <w:r>
+        <w:t xml:space="preserve">institutional voids</w:t>
+      </w:r>
+      <w:r>
+        <w:t xml:space="preserve">”</w:t>
+      </w:r>
+      <w:r>
+        <w:t xml:space="preserve">, tức sự thiếu hụt các thể chế trung gian hỗ trợ giao dịch thị trường, tạo ra chi phí bổ sung đáng kể cho doanh nghiệp quốc tế hóa (Peng, 2003). Sự đa dạng thể chế giữa các quốc gia châu Á, từ những nền kinh tế với quản trị nhà nước ổn định, pháp quyền mạnh như Singapore đến các nền kinh tế đang phát triển thể chế như Campuchia hay các quốc đảo Thái Bình Dương, tạo ra gradient thể chế đặc biệt phong phú để kiểm định. Luận án này tiếp cận gradient đó một cách hệ thống thông qua khung phân loại thể chế 6 nhóm được phát triển cho luận án này, gọi tắt là ICRV (Institutional Context Regime Variation, Biến thiên chế độ bối cảnh thể chế).</w:t>
       </w:r>
     </w:p>
     <w:p>
@@ -64,7 +80,7 @@
         <w:pStyle w:val="BodyText"/>
       </w:pPr>
       <w:r>
-        <w:t xml:space="preserve">Cuối cùng, nhà quản trị cấp cao đóng vai trò không thể bỏ qua trong việc hình thành chiến lược và kết quả quốc tế hóa. Upper Echelons Theory (Hambrick &amp; Mason, 1984) khẳng định rằng quyết định chiến lược phản ánh đặc điểm nhận thức, kinh nghiệm và giá trị của nhà quản trị. Kinh nghiệm quốc tế giúp nhà quản trị nhận diện cơ hội và giảm chi phí của liability of foreignness, trong khi sự đa dạng giới tính ở cấp lãnh đạo có thể tăng cường quản trị rủi ro và ra quyết định đa chiều (Hsu et al., 2013; Post &amp; Byron, 2015). Tích hợp tầng nhà quản trị vào khung giải thích đa tầng là cần thiết để phản ánh đầy đủ sự phức tạp của quan hệ I–P trong bối cảnh châu Á.</w:t>
+        <w:t xml:space="preserve">Sau cùng, chính nhà quản trị cấp cao là tầng chuyển hóa các điều kiện vĩ mô thành quyết định chiến lược và kết quả quốc tế hóa cụ thể. Upper Echelons Theory (Hambrick &amp; Mason, 1984) khẳng định rằng quyết định chiến lược phản ánh đặc điểm nhận thức, kinh nghiệm và giá trị của nhà quản trị. Kinh nghiệm quốc tế giúp nhà quản trị nhận diện cơ hội và giảm chi phí của liability of foreignness, trong khi sự đa dạng giới tính ở cấp lãnh đạo có thể tăng cường quản trị rủi ro và ra quyết định đa chiều (Hsu et al., 2013; Post &amp; Byron, 2015). Tích hợp tầng nhà quản trị vào khung giải thích đa tầng là cần thiết để phản ánh đầy đủ sự phức tạp của quan hệ I-P trong bối cảnh châu Á.</w:t>
       </w:r>
     </w:p>
     <w:p>
@@ -74,8 +90,8 @@
         </w:pict>
       </w:r>
     </w:p>
-    <w:bookmarkEnd w:id="20"/>
-    <w:bookmarkStart w:id="21" w:name="X53e2415d4fb45baf8cd2a412e42535181010810"/>
+    <w:bookmarkEnd w:id="21"/>
+    <w:bookmarkStart w:id="22" w:name="vấn-đề-nghiên-cứu"/>
     <w:p>
       <w:pPr>
         <w:pStyle w:val="Heading2"/>
@@ -89,7 +105,7 @@
         <w:pStyle w:val="FirstParagraph"/>
       </w:pPr>
       <w:r>
-        <w:t xml:space="preserve">Mặc dù đã có hàng trăm nghiên cứu thực nghiệm, bằng chứng về mối quan hệ giữa quốc tế hóa và hiệu quả hoạt động của doanh nghiệp vẫn chưa thống nhất và tản mạn. Các phân tích tổng hợp (meta-analyses) về quan hệ I–P liên tục cho thấy tác động tổng hợp là dương nhưng nhỏ — hệ số tương quan tổng hợp r trong khoảng 0,07–0,13 — đồng thời mức độ dị biệt giữa các nghiên cứu rất cao với I² thường vượt 80% (Bausch &amp; Krist, 2007; Kirca et al., 2012; Marano et al., 2016; Wu et al., 2022). Tình trạng dị biệt cao này không phải là tín hiệu của sai sót phương pháp, mà là bằng chứng cho thấy quan hệ I–P phụ thuộc sâu sắc vào điều kiện bối cảnh. Arte và Larimo (2022) lập luận rằng heterogeneity cao gợi ý sự cần thiết phải chuyển dịch từ mô hình đơn biến sang khung đa tầng có tính đến thể chế, năng lực và đặc điểm nhà quản trị.</w:t>
+        <w:t xml:space="preserve">Mặc dù đã có hàng trăm nghiên cứu thực nghiệm, bằng chứng về mối quan hệ giữa quốc tế hóa và hiệu quả hoạt động của doanh nghiệp vẫn chưa thống nhất và tản mạn. Các phân tích tổng hợp (meta-analyses) về quan hệ I-P liên tục cho thấy tác động tổng hợp là dương nhưng nhỏ, hệ số tương quan tổng hợp r trong khoảng 0,07-0,13, đồng thời mức độ dị biệt giữa các nghiên cứu rất cao với I² thường vượt 80% (Bausch &amp; Krist, 2007; Kirca et al., 2012; Marano et al., 2016; Wu et al., 2022). Tình trạng dị biệt cao này không phải là tín hiệu của sai sót phương pháp, mà là bằng chứng cho thấy quan hệ I-P phụ thuộc sâu sắc vào điều kiện bối cảnh. Arte và Larimo (2022) lập luận rằng heterogeneity cao gợi ý sự cần thiết phải chuyển dịch từ mô hình đơn biến sang khung đa tầng có tính đến thể chế, năng lực và đặc điểm nhà quản trị.</w:t>
       </w:r>
     </w:p>
     <w:p>
@@ -97,7 +113,7 @@
         <w:pStyle w:val="BodyText"/>
       </w:pPr>
       <w:r>
-        <w:t xml:space="preserve">Ba khoảng trống nghiên cứu quan trọng được xác định từ tổng quan tài liệu. Khoảng trống thứ nhất là thiếu khung lý thuyết tích hợp đủ sức giải thích heterogeneity cao đó. Các nghiên cứu hiện tại thường chọn một hoặc hai lý thuyết làm nền, dẫn đến mô hình không đủ đa tầng để nắm bắt sự phức tạp thực tế. Uppsala model giải thích chi phí học hỏi nhưng không đủ để xử lý vai trò của thể chế; RBV giải thích sự khác biệt năng lực nhưng bỏ qua macro-context; Institutional Theory giải thích bối cảnh vĩ mô nhưng không tích hợp đặc điểm cá nhân nhà quản trị. Không một lý thuyết nào đứng riêng có thể giải thích đầy đủ heterogeneity đó. Khoảng trống thứ hai là sự đồng nhất không hợp lý giữa hai construct số khác nhau về bản chất: technological capability — chiều sâu năng lực công nghệ nhập vào tổ chức — và digital adoption — mức độ áp dụng công cụ số bề mặt trong hoạt động kinh doanh. Nhiều nghiên cứu trước gộp hai construct này thành một chỉ số composite duy nhất, điều này làm giảm độ chính xác của kết luận và có thể che khuất các cơ chế tác động khác nhau (Bharadwaj et al., 2013; Coltman et al., 2008; Verhoef et al., 2021). Khoảng trống thứ ba là thiếu bằng chứng cross-country quy mô lớn cho châu Á. Phần lớn nghiên cứu hiện có tập trung vào một quốc gia hoặc một tiểu vùng, và thậm chí khi có nghiên cứu đa quốc gia, phạm vi thường hẹp và thiếu sự đa dạng thể chế đủ lớn để kiểm định các điều kiện biên có ý nghĩa.</w:t>
+        <w:t xml:space="preserve">Ba khoảng trống nghiên cứu quan trọng được xác định từ tổng quan tài liệu. Khoảng trống thứ nhất là thiếu khung lý thuyết tích hợp đủ sức giải thích heterogeneity cao đó. Các nghiên cứu hiện tại thường chọn một hoặc hai lý thuyết làm nền, dẫn đến mô hình không đủ đa tầng để nắm bắt sự phức tạp thực tế. Uppsala model giải thích chi phí học hỏi nhưng không đủ để xử lý vai trò của thể chế; RBV giải thích sự khác biệt năng lực nhưng bỏ qua macro-context; Institutional Theory giải thích bối cảnh vĩ mô nhưng không tích hợp đặc điểm cá nhân nhà quản trị. Không một lý thuyết nào đứng riêng có thể giải thích đầy đủ heterogeneity đó. Khoảng trống thứ hai là sự đồng nhất không hợp lý giữa hai construct số khác nhau về bản chất: technological capability, chiều sâu năng lực công nghệ nhập vào tổ chức, và digital adoption, mức độ áp dụng công cụ số bề mặt trong hoạt động kinh doanh. Nhiều nghiên cứu trước gộp hai construct này thành một chỉ số composite duy nhất, điều này làm giảm độ chính xác của kết luận và có thể che khuất các cơ chế tác động khác nhau (Bharadwaj et al., 2013; Coltman et al., 2008; Verhoef et al., 2021). Khoảng trống thứ ba là thiếu bằng chứng cross-country quy mô lớn cho châu Á. Phần lớn nghiên cứu hiện có tập trung vào một quốc gia hoặc một tiểu vùng, và thậm chí khi có nghiên cứu đa quốc gia, phạm vi thường hẹp và thiếu sự đa dạng thể chế đủ lớn để kiểm định các điều kiện biên có ý nghĩa.</w:t>
       </w:r>
     </w:p>
     <w:p>
@@ -105,7 +121,7 @@
         <w:pStyle w:val="BodyText"/>
       </w:pPr>
       <w:r>
-        <w:t xml:space="preserve">Luận án này được thiết kế để giải quyết ba khoảng trống đó bằng cách xây dựng và kiểm định một khung giải thích đa tầng cho quan hệ I–P tại châu Á, với thiết kế mixed synthesis-empirical kết hợp meta-analysis và phân tích đa quốc gia quy mô lớn. Trọng tâm khoa học của luận án là vai trò điều tiết của thể chế, năng lực số và đặc điểm nhà quản trị — ba tầng điều tiết mà, theo lập luận của luận án, cùng nhau tạo nên cấu trúc giải thích cần thiết cho heterogeneity cao trong quan hệ I–P.</w:t>
+        <w:t xml:space="preserve">Luận án này được thiết kế để giải quyết ba khoảng trống đó bằng cách xây dựng và kiểm định một khung giải thích đa tầng cho quan hệ I-P tại châu Á, với thiết kế mixed synthesis-empirical kết hợp meta-analysis và phân tích đa quốc gia quy mô lớn. Trọng tâm khoa học của luận án là vai trò điều tiết của thể chế, năng lực số và đặc điểm nhà quản trị, ba tầng điều tiết mà, theo lập luận của luận án, cùng nhau tạo nên cấu trúc giải thích cần thiết cho heterogeneity cao trong quan hệ I-P.</w:t>
       </w:r>
     </w:p>
     <w:p>
@@ -115,8 +131,8 @@
         </w:pict>
       </w:r>
     </w:p>
-    <w:bookmarkEnd w:id="21"/>
-    <w:bookmarkStart w:id="22" w:name="Xddd0cf747c0a67b01e6dbf6ccd3d5a26093524b"/>
+    <w:bookmarkEnd w:id="22"/>
+    <w:bookmarkStart w:id="23" w:name="mục-tiêu-nghiên-cứu"/>
     <w:p>
       <w:pPr>
         <w:pStyle w:val="Heading2"/>
@@ -138,7 +154,7 @@
         <w:pStyle w:val="BodyText"/>
       </w:pPr>
       <w:r>
-        <w:t xml:space="preserve">Từ mục tiêu tổng quát đó, luận án triển khai bốn mục tiêu cụ thể. Mục tiêu cụ thể thứ nhất là tổng hợp và cập nhật bằng chứng meta-analytic về mối quan hệ I–P trong giai đoạn 1982–2026, xác định tác động tổng hợp, mức độ dị biệt và các nhân tố điều tiết (moderators) chính giải thích heterogeneity trong literature. Mục tiêu cụ thể thứ hai là kiểm định cơ chế cụ thể trong các bối cảnh quốc gia khác nhau, bao gồm Singapore với tư cách nền kinh tế nhỏ mở tiên tiến, Việt Nam với tư cách nền kinh tế chuyển đổi đang mở rộng, và Trung Quốc với tư cách nền kinh tế mới nổi quy mô lớn, nhằm làm rõ cách thức các cơ chế I–P vận hành khác nhau theo bối cảnh quốc gia. Mục tiêu cụ thể thứ ba là mở rộng phân tích sang 47–49 nền kinh tế châu Á và Thái Bình Dương (bao gồm 6–8 nền kinh tế Pacific SIDS) để kiểm định khả năng khái quát hóa của các phát hiện trên phạm vi rộng, kế thừa và mở rộng từ pool 17 nền kinh tế trong Đỗ và Phan (2026, VEFR). Mục tiêu cụ thể thứ tư là phân tích vai trò điều tiết của ba nhóm biến: thể chế (bao gồm các sub-regime ICRV và các chỉ số rào cản thể chế), năng lực số (phân biệt rõ technological capability index — TCI và chỉ số chấp nhận số — digital adoption index — DAI), và đặc điểm nhà quản trị cấp cao (kinh nghiệm và giới tính).</w:t>
+        <w:t xml:space="preserve">Từ mục tiêu tổng quát đó, luận án triển khai bốn mục tiêu cụ thể. Mục tiêu cụ thể thứ nhất là tổng hợp và cập nhật bằng chứng meta-analytic về mối quan hệ I-P trong giai đoạn 1982-2026, xác định tác động tổng hợp, mức độ dị biệt và các nhân tố điều tiết (moderators) chính giải thích heterogeneity trong các nghiên cứu. Mục tiêu cụ thể thứ hai là kiểm định cơ chế cụ thể trong các bối cảnh quốc gia khác nhau, bao gồm Singapore với tư cách nền kinh tế nhỏ mở tiên tiến, Việt Nam với tư cách nền kinh tế chuyển đổi đang mở rộng, và Trung Quốc với tư cách nền kinh tế mới nổi quy mô lớn, nhằm làm rõ cách thức các cơ chế I-P vận hành khác nhau theo bối cảnh quốc gia. Mục tiêu cụ thể thứ ba là mở rộng phân tích sang 47-49 nền kinh tế châu Á và Thái Bình Dương (bao gồm 6-8 nền kinh tế Pacific SIDS) để kiểm định khả năng khái quát hóa của các phát hiện trên phạm vi rộng, kế thừa và mở rộng từ pool 17 nền kinh tế trong Do và Phan (2026a). Mục tiêu cụ thể thứ tư là phân tích vai trò điều tiết của ba nhóm biến: thể chế (bao gồm các sub-regime ICRV và các chỉ số rào cản thể chế), năng lực số (phân biệt rõ technological capability index, TCI và chỉ số chấp nhận số, digital adoption index, DAI), và đặc điểm nhà quản trị cấp cao (kinh nghiệm và giới tính).</w:t>
       </w:r>
     </w:p>
     <w:p>
@@ -148,8 +164,8 @@
         </w:pict>
       </w:r>
     </w:p>
-    <w:bookmarkEnd w:id="22"/>
-    <w:bookmarkStart w:id="23" w:name="X87fe9b92bff0b7de065d8ce9f99db45fc20ac37"/>
+    <w:bookmarkEnd w:id="23"/>
+    <w:bookmarkStart w:id="24" w:name="câu-hỏi-nghiên-cứu"/>
     <w:p>
       <w:pPr>
         <w:pStyle w:val="Heading2"/>
@@ -163,7 +179,7 @@
         <w:pStyle w:val="FirstParagraph"/>
       </w:pPr>
       <w:r>
-        <w:t xml:space="preserve">Câu hỏi nghiên cứu trung tâm của luận án là: Quốc tế hóa ảnh hưởng đến hiệu quả hoạt động của doanh nghiệp ở châu Á như thế nào, và những điều kiện nào — về thể chế, năng lực số và đặc điểm nhà quản trị — giải thích sự dị biệt cao trong mối quan hệ đó?</w:t>
+        <w:t xml:space="preserve">Câu hỏi nghiên cứu trung tâm của luận án là: Quốc tế hóa ảnh hưởng đến hiệu quả hoạt động của doanh nghiệp ở châu Á như thế nào, và những điều kiện nào, về thể chế, năng lực số và đặc điểm nhà quản trị, giải thích sự dị biệt cao trong mối quan hệ đó?</w:t>
       </w:r>
     </w:p>
     <w:p>
@@ -171,7 +187,7 @@
         <w:pStyle w:val="BodyText"/>
       </w:pPr>
       <w:r>
-        <w:t xml:space="preserve">Từ câu hỏi trung tâm đó, bốn câu hỏi nghiên cứu cụ thể được đặt ra. Câu hỏi nghiên cứu thứ nhất (RQ1) là: Tác động tổng hợp của quốc tế hóa lên hiệu quả hoạt động của doanh nghiệp trong literature 1982–2026 là gì, mức độ dị biệt ở mức nào, và những moderators nào giải thích heterogeneity đó một cách có hệ thống? Câu hỏi nghiên cứu thứ hai (RQ2) là: Trong từng bối cảnh quốc gia cụ thể bao gồm Singapore, Việt Nam và Trung Quốc, mối quan hệ I–P vận hành theo những cơ chế đặc thù nào và sự phi tuyến có biểu hiện ra sao? Câu hỏi nghiên cứu thứ ba (RQ3) là: Trên phạm vi đa quốc gia châu Á bao gồm 47–49 nền kinh tế châu Á và Thái Bình Dương (bao gồm 6–8 nền kinh tế Pacific SIDS), vai trò điều tiết của chỉ số chấp nhận số (DAI) và technological capability index (TCI) có khái quát hóa được không, và hai construct này có thực sự vận hành theo các cơ chế khác nhau không? Câu hỏi nghiên cứu thứ tư (RQ4) là: Vai trò của thể chế — đo bằng sub-regime ICRV — cùng với sự phân biệt giữa TCI và DAI, và đặc điểm nhà quản trị trong việc điều tiết mối quan hệ I–P là gì, và sự tương tác ba chiều giữa ba tầng đó có ý nghĩa như thế nào?</w:t>
+        <w:t xml:space="preserve">Từ câu hỏi trung tâm đó, bốn câu hỏi nghiên cứu cụ thể được đặt ra. Câu hỏi nghiên cứu thứ nhất (RQ1) là: Tác động tổng hợp của quốc tế hóa lên hiệu quả hoạt động của doanh nghiệp trong các nghiên cứu giai đoạn 1982-2026 là gì, mức độ dị biệt ở mức nào, và những moderators nào giải thích heterogeneity đó một cách có hệ thống? Câu hỏi nghiên cứu thứ hai (RQ2) là: Trong từng bối cảnh quốc gia cụ thể bao gồm Singapore, Việt Nam và Trung Quốc, mối quan hệ I-P vận hành theo những cơ chế đặc thù nào và sự phi tuyến có biểu hiện ra sao? Câu hỏi nghiên cứu thứ ba (RQ3) là: Trên phạm vi đa quốc gia châu Á bao gồm 47-49 nền kinh tế châu Á và Thái Bình Dương (bao gồm 6-8 nền kinh tế Pacific SIDS), vai trò điều tiết của chỉ số chấp nhận số (DAI) và technological capability index (TCI) có khái quát hóa được không, và hai construct này có thực sự vận hành theo các cơ chế khác nhau không? Câu hỏi nghiên cứu thứ tư (RQ4) là: Vai trò của thể chế, đo bằng sub-regime ICRV, cùng với sự phân biệt giữa TCI và DAI, và đặc điểm nhà quản trị trong việc điều tiết mối quan hệ I-P là gì, và sự tương tác ba chiều giữa ba tầng đó có ý nghĩa như thế nào?</w:t>
       </w:r>
     </w:p>
     <w:p>
@@ -181,8 +197,8 @@
         </w:pict>
       </w:r>
     </w:p>
-    <w:bookmarkEnd w:id="23"/>
-    <w:bookmarkStart w:id="27" w:name="X65498bc8ca053915d52029abf6405df9e172fcf"/>
+    <w:bookmarkEnd w:id="24"/>
+    <w:bookmarkStart w:id="28" w:name="đối-tượng-và-phạm-vi-nghiên-cứu"/>
     <w:p>
       <w:pPr>
         <w:pStyle w:val="Heading2"/>
@@ -191,7 +207,7 @@
         <w:t xml:space="preserve">1.5 Đối tượng và phạm vi nghiên cứu</w:t>
       </w:r>
     </w:p>
-    <w:bookmarkStart w:id="24" w:name="X8b3240eec70eb02636d2fdc8bdc1a88ab724461"/>
+    <w:bookmarkStart w:id="25" w:name="đối-tượng-nghiên-cứu"/>
     <w:p>
       <w:pPr>
         <w:pStyle w:val="Heading3"/>
@@ -205,11 +221,11 @@
         <w:pStyle w:val="FirstParagraph"/>
       </w:pPr>
       <w:r>
-        <w:t xml:space="preserve">Đối tượng nghiên cứu của luận án là mối quan hệ giữa quốc tế hóa và hiệu quả hoạt động của doanh nghiệp (internationalization–firm performance relationship) cùng với các yếu tố điều tiết của mối quan hệ đó, bao gồm bối cảnh thể chế, năng lực số và đặc điểm nhà quản trị cấp cao. Đơn vị phân tích là doanh nghiệp ở cấp độ tổ chức (firm-level analysis), không phải cấp độ ngành hay cấp độ quốc gia.</w:t>
-      </w:r>
-    </w:p>
-    <w:bookmarkEnd w:id="24"/>
-    <w:bookmarkStart w:id="25" w:name="Xdda8bea219e201096fb69350311d81779178d86"/>
+        <w:t xml:space="preserve">Đối tượng nghiên cứu của luận án là mối quan hệ giữa quốc tế hóa và hiệu quả hoạt động của doanh nghiệp (internationalization-firm performance relationship) cùng với các yếu tố điều tiết của mối quan hệ đó, bao gồm bối cảnh thể chế, năng lực số và đặc điểm nhà quản trị cấp cao. Đơn vị phân tích là doanh nghiệp ở cấp độ tổ chức (firm-level analysis), không phải cấp độ ngành hay cấp độ quốc gia.</w:t>
+      </w:r>
+    </w:p>
+    <w:bookmarkEnd w:id="25"/>
+    <w:bookmarkStart w:id="26" w:name="phạm-vi-không-gian"/>
     <w:p>
       <w:pPr>
         <w:pStyle w:val="Heading3"/>
@@ -233,17 +249,17 @@
           <w:bCs/>
           <w:b/>
         </w:rPr>
-        <w:t xml:space="preserve">47–49 nền kinh tế châu Á và Thái Bình Dương</w:t>
-      </w:r>
-      <w:r>
-        <w:t xml:space="preserve"> </w:t>
-      </w:r>
-      <w:r>
-        <w:t xml:space="preserve">có dữ liệu trong Khảo sát Doanh nghiệp của Ngân hàng Thế giới (World Bank Enterprise Surveys — WBES), được phân loại và tổ chức theo 6 sub-regime trong khung ICRV. Sáu sub-regime bao gồm: (i) Advanced Innovation-Driven, đại diện là Singapore, Hàn Quốc và Đài Loan; (ii) Advanced Resource-Driven, đại diện là các nền kinh tế GCC; (iii) Upper-middle, đại diện là Trung Quốc và Malaysia; (iv) Emerging, bao gồm Việt Nam và các nền kinh tế ASEAN đang phát triển; (v) Frontier, bao gồm các nền kinh tế kém phát triển nhất châu Á như Campuchia, Nepal và Afghanistan; và (vi) Pacific SIDS (Small Island Developing States), bao gồm 6 nền kinh tế đảo nhỏ Thái Bình Dương được đưa vào phân tích để kiểm định các điều kiện biên cực đoan của quan hệ I–P. Nhật Bản không nằm trong phạm vi thực nghiệm của luận án do cấu trúc dữ liệu WBES không bao phủ Nhật Bản đầy đủ.</w:t>
-      </w:r>
-    </w:p>
-    <w:bookmarkEnd w:id="25"/>
-    <w:bookmarkStart w:id="26" w:name="Xeaaa108478ee5a5cfd2730dcd2a679712e4d50e"/>
+        <w:t xml:space="preserve">47-49 nền kinh tế châu Á và Thái Bình Dương</w:t>
+      </w:r>
+      <w:r>
+        <w:t xml:space="preserve"> </w:t>
+      </w:r>
+      <w:r>
+        <w:t xml:space="preserve">có dữ liệu trong Khảo sát Doanh nghiệp của Ngân hàng Thế giới (World Bank Enterprise Surveys, WBES), được phân loại và tổ chức theo 6 sub-regime trong khung ICRV. Sáu sub-regime bao gồm: (i) Advanced Innovation-Driven, đại diện là Singapore, Hàn Quốc và Đài Loan; (ii) Advanced Resource-Driven, đại diện là các nền kinh tế GCC; (iii) Upper-middle, đại diện là Trung Quốc và Malaysia; (iv) Emerging, bao gồm Việt Nam và các nền kinh tế ASEAN đang phát triển; (v) Frontier, bao gồm các nền kinh tế kém phát triển nhất châu Á như Campuchia, Nepal và Afghanistan; và (vi) Pacific SIDS (Small Island Developing States), bao gồm 9 nền kinh tế đảo nhỏ Thái Bình Dương được đưa vào phân tích để kiểm định các điều kiện biên cực đoan của quan hệ I-P. Nhật Bản không nằm trong phạm vi thực nghiệm của luận án do cấu trúc dữ liệu WBES không bao phủ Nhật Bản đầy đủ.</w:t>
+      </w:r>
+    </w:p>
+    <w:bookmarkEnd w:id="26"/>
+    <w:bookmarkStart w:id="27" w:name="phạm-vi-thời-gian"/>
     <w:p>
       <w:pPr>
         <w:pStyle w:val="Heading3"/>
@@ -257,7 +273,7 @@
         <w:pStyle w:val="FirstParagraph"/>
       </w:pPr>
       <w:r>
-        <w:t xml:space="preserve">Phạm vi thời gian của nghiên cứu có hai mức. Đối với phase meta-analysis, luận án tổng hợp literature trong giai đoạn 1982–2026, bao quát toàn bộ chương trình nghiên cứu về quan hệ I–P từ khi các nghiên cứu thực nghiệm đầu tiên xuất hiện đến thời điểm hoàn thành luận án. Đối với phase phân tích thực nghiệm đa quốc gia, luận án sử dụng dữ liệu WBES trong giai đoạn 2009–2025, bao gồm 101.185 doanh nghiệp với 108 cặp quốc gia-năm trải qua 14 mốc khảo sát. Dữ liệu WBES từ ba thế hệ schema (PICS3 giai đoạn 2009–2012, Standardized giai đoạn 2013–2017, và BREADY/BEE giai đoạn 2018–2025) đã được hòa hợp để đảm bảo tính nhất quán trong đo lường biến qua các wave khảo sát.</w:t>
+        <w:t xml:space="preserve">Phạm vi thời gian của nghiên cứu có hai mức. Đối với phase meta-analysis, luận án tổng hợp các nghiên cứu trong giai đoạn 1982-2026, bao quát toàn bộ chương trình nghiên cứu về quan hệ I-P từ khi các nghiên cứu thực nghiệm đầu tiên xuất hiện đến thời điểm hoàn thành luận án. Đối với phase phân tích thực nghiệm đa quốc gia, luận án sử dụng dữ liệu WBES trong giai đoạn 2009-2025, bao gồm 101.185 doanh nghiệp với 108 cặp quốc gia-năm trải qua 14 mốc khảo sát. Dữ liệu WBES từ ba thế hệ schema (PICS3 giai đoạn 2009-2012, Standardized giai đoạn 2013-2017, và BREADY/BEE giai đoạn 2018-2025) đã được hòa hợp để đảm bảo tính nhất quán trong đo lường biến qua các wave khảo sát.</w:t>
       </w:r>
     </w:p>
     <w:p>
@@ -267,9 +283,9 @@
         </w:pict>
       </w:r>
     </w:p>
-    <w:bookmarkEnd w:id="26"/>
     <w:bookmarkEnd w:id="27"/>
-    <w:bookmarkStart w:id="28" w:name="X86a5b257fb89080e1266fb25f16d85a512b88ba"/>
+    <w:bookmarkEnd w:id="28"/>
+    <w:bookmarkStart w:id="29" w:name="Xbf9681d2ece38c831068ce83c1d076e11fd1195"/>
     <w:p>
       <w:pPr>
         <w:pStyle w:val="Heading2"/>
@@ -283,7 +299,7 @@
         <w:pStyle w:val="FirstParagraph"/>
       </w:pPr>
       <w:r>
-        <w:t xml:space="preserve">Luận án áp dụng thiết kế nghiên cứu mixed synthesis-empirical — sự kết hợp giữa meta-analysis và phân tích thực nghiệm đa quốc gia — nhằm trả lời bốn câu hỏi nghiên cứu đã đặt ra. Thiết kế này không chỉ đơn thuần là sử dụng hai phương pháp song song, mà tạo ra một đối thoại hai chiều: meta-analysis cung cấp tổng quan có hệ thống về trạng thái bằng chứng và xác định các moderator quan trọng trong literature, trong khi phân tích thực nghiệm kiểm định trực tiếp các giả thuyết phát sinh từ khung lý thuyết trong bối cảnh châu Á. Sự tương tác này tăng cường đáng kể sức mạnh đóng góp so với việc chỉ sử dụng một phương pháp duy nhất (Borenstein et al., 2009; Hunter &amp; Schmidt, 2004).</w:t>
+        <w:t xml:space="preserve">Luận án áp dụng thiết kế nghiên cứu mixed synthesis-empirical, sự kết hợp giữa meta-analysis và phân tích thực nghiệm đa quốc gia, nhằm trả lời bốn câu hỏi nghiên cứu đã đặt ra. Thiết kế này không chỉ đơn thuần là sử dụng hai phương pháp song song, mà tạo ra một đối thoại hai chiều: meta-analysis cung cấp tổng quan có hệ thống về trạng thái bằng chứng và xác định các moderator quan trọng trong các nghiên cứu, trong khi phân tích thực nghiệm kiểm định trực tiếp các giả thuyết phát sinh từ khung lý thuyết trong bối cảnh châu Á. Sự tương tác này tăng cường đáng kể sức mạnh đóng góp so với việc chỉ sử dụng một phương pháp duy nhất (Borenstein et al., 2009; Hunter &amp; Schmidt, 2004).</w:t>
       </w:r>
     </w:p>
     <w:p>
@@ -291,7 +307,7 @@
         <w:pStyle w:val="BodyText"/>
       </w:pPr>
       <w:r>
-        <w:t xml:space="preserve">Về phương pháp cụ thể, phase meta-analysis sử dụng random-effects model với Fisher's z transformation, phân tích nhóm con (subgroup analysis) theo chế độ thể chế, và các kiểm định publication bias bao gồm Egger's test và Begg–Mazumdar rank correlation test. Phase thực nghiệm sử dụng hồi quy OLS với sai số chuẩn robust HC1/HC3, mô hình bậc hai và bậc ba để kiểm định phi tuyến, tương tác hai chiều và ba chiều để kiểm định moderation, cùng với fixed effects theo quốc gia và năm. Kiểm định Lind–Mehlum U-test được áp dụng để xác nhận dạng inverted-U và xác định điểm turning point trong quan hệ phi tuyến (Haans et al., 2016; Lind &amp; Mehlum, 2010).</w:t>
+        <w:t xml:space="preserve">Về phương pháp cụ thể, phase meta-analysis sử dụng random-effects model với Fisher’s z transformation, phân tích nhóm con (subgroup analysis) theo chế độ thể chế, và các kiểm định publication bias bao gồm Egger’s test và Begg-Mazumdar rank correlation test. Phase thực nghiệm sử dụng hồi quy OLS với sai số chuẩn robust HC1/HC3, mô hình bậc hai và bậc ba để kiểm định phi tuyến, tương tác hai chiều và ba chiều để kiểm định moderation, cùng với fixed effects theo quốc gia và năm. Kiểm định Lind-Mehlum U-test được áp dụng để xác nhận dạng inverted-U và xác định điểm turning point trong quan hệ phi tuyến (Haans et al., 2016; Lind &amp; Mehlum, 2010).</w:t>
       </w:r>
     </w:p>
     <w:p>
@@ -301,8 +317,8 @@
         </w:pict>
       </w:r>
     </w:p>
-    <w:bookmarkEnd w:id="28"/>
-    <w:bookmarkStart w:id="29" w:name="X3c54937ab54b446680144131a3edf28950c0543"/>
+    <w:bookmarkEnd w:id="29"/>
+    <w:bookmarkStart w:id="30" w:name="giả-thuyết-khoa-học-tóm-tắt"/>
     <w:p>
       <w:pPr>
         <w:pStyle w:val="Heading2"/>
@@ -316,7 +332,7 @@
         <w:pStyle w:val="FirstParagraph"/>
       </w:pPr>
       <w:r>
-        <w:t xml:space="preserve">Dựa trên khung lý thuyết tích hợp đa tầng bao gồm Uppsala model, RBV, Institutional Theory, Upper Echelons Theory và digital capability lens, luận án đề xuất hệ giả thuyết khoa học với sáu giả thuyết trọng tâm. Quan hệ nền giữa quốc tế hóa và hiệu quả hoạt động doanh nghiệp mang dạng phi tuyến — cụ thể là dạng inverted-U — với chi phí thâm nhập và thích nghi cao ở giai đoạn đầu và lợi ích quy mô, học hỏi và đa dạng hóa thị trường ở giai đoạn sau, đến khi chi phí điều phối vượt quá lợi ích sẽ dẫn đến sự suy giảm hiệu quả. Technological capability index (TCI) điều tiết dương quan hệ I–P bằng cách mở rộng biên thích nghi và tăng cường khả năng khai thác lợi thế cạnh tranh ở thị trường quốc tế. Chỉ số chấp nhận số (DAI) — được hiểu là proxy foundational digital adoption — có tác động điều tiết không đơn điệu và phụ thuộc vào chế độ thể chế: ở các nền kinh tế có thể chế tốt, DAI khuếch đại lợi ích của quốc tế hóa; ở các nền kinh tế với thể chế yếu, DAI có thể khuếch đại chi phí điều phối khi mức độ quốc tế hóa vượt ngưỡng. Bối cảnh thể chế, đo bằng sub-regime ICRV, điều tiết cả dạng và độ lớn của quan hệ I–P, tạo ra gradient từ tác động dương lớn ở Advanced Innovation-Driven đến tác động âm ở Frontier và Pacific SIDS extreme. Đặc điểm nhà quản trị cấp cao — cụ thể là kinh nghiệm quốc tế và đa dạng giới tính — điều tiết dương quan hệ I–P thông qua cơ chế tăng cường nhận diện cơ hội và quản trị rủi ro. Ngoài sáu giả thuyết trọng tâm H1–H6, luận án phát biểu thêm giả thuyết điều kiện biên H1b: tại các nền kinh tế Pacific SIDS (ICRV Nhóm VI), nơi ba điều kiện cấu trúc tối thiểu đồng thời bị vi phạm — thị trường nội địa quá nhỏ, chi phí thương mại cực cao, và thiếu hỗ trợ thể chế — quan hệ I–P chuyển từ dạng chữ U ngược sang quan hệ</w:t>
+        <w:t xml:space="preserve">Dựa trên khung lý thuyết tích hợp đa tầng bao gồm Uppsala model, RBV, Institutional Theory, Upper Echelons Theory và digital capability lens, luận án đề xuất hệ giả thuyết khoa học với sáu giả thuyết trọng tâm. Quan hệ nền giữa quốc tế hóa và hiệu quả hoạt động doanh nghiệp mang dạng phi tuyến, cụ thể là dạng inverted-U, với chi phí thâm nhập và thích nghi cao ở giai đoạn đầu và lợi ích quy mô, học hỏi và đa dạng hóa thị trường ở giai đoạn sau, đến khi chi phí điều phối vượt quá lợi ích sẽ dẫn đến sự suy giảm hiệu quả. Technological capability index (TCI) điều tiết dương quan hệ I-P bằng cách mở rộng biên thích nghi và tăng cường khả năng khai thác lợi thế cạnh tranh ở thị trường quốc tế. Chỉ số chấp nhận số (DAI), được hiểu là proxy foundational digital adoption, có tác động điều tiết không đơn điệu và phụ thuộc vào chế độ thể chế: ở các nền kinh tế có thể chế tốt, DAI khuếch đại lợi ích của quốc tế hóa; ở các nền kinh tế với thể chế yếu, DAI có thể khuếch đại chi phí điều phối khi mức độ quốc tế hóa vượt ngưỡng. Bối cảnh thể chế, đo bằng sub-regime ICRV, điều tiết cả dạng và độ lớn của quan hệ I-P, tạo ra gradient từ tác động dương lớn ở Advanced Innovation-Driven đến tác động âm ở Frontier và Pacific SIDS extreme. Đặc điểm nhà quản trị cấp cao, cụ thể là kinh nghiệm quốc tế và đa dạng giới tính, điều tiết dương quan hệ I-P thông qua cơ chế tăng cường nhận diện cơ hội và quản trị rủi ro. Ngoài sáu giả thuyết trọng tâm H1-H6, luận án phát biểu thêm giả thuyết điều kiện biên H1b: tại các nền kinh tế Pacific SIDS (ICRV Nhóm VI), nơi ba điều kiện cấu trúc tối thiểu đồng thời bị vi phạm, thị trường nội địa quá nhỏ, chi phí thương mại cực cao, và thiếu hỗ trợ thể chế, quan hệ I-P chuyển từ dạng chữ U ngược sang quan hệ</w:t>
       </w:r>
       <w:r>
         <w:t xml:space="preserve"> </w:t>
@@ -329,7 +345,7 @@
         <w:t xml:space="preserve">âm đơn điệu không có điểm uốn</w:t>
       </w:r>
       <w:r>
-        <w:t xml:space="preserve">, được gọi là gánh nặng quốc tế hóa bắt buộc (Forced Internationalization Penalty — FIP). Chi tiết toàn bộ hệ giả thuyết H1–H6 và H1b được trình bày đầy đủ trong Chương 2 của luận án.</w:t>
+        <w:t xml:space="preserve">, được gọi là gánh nặng quốc tế hóa bắt buộc (Forced Internationalization Penalty, FIP). Chi tiết toàn bộ hệ giả thuyết H1-H6 và H1b được trình bày đầy đủ trong Chương 2 của luận án.</w:t>
       </w:r>
     </w:p>
     <w:p>
@@ -339,8 +355,8 @@
         </w:pict>
       </w:r>
     </w:p>
-    <w:bookmarkEnd w:id="29"/>
-    <w:bookmarkStart w:id="33" w:name="X39da0168eea83083f00ccda398c6ca752284a3b"/>
+    <w:bookmarkEnd w:id="30"/>
+    <w:bookmarkStart w:id="34" w:name="ý-nghĩa-khoa-học-và-thực-tiễn"/>
     <w:p>
       <w:pPr>
         <w:pStyle w:val="Heading2"/>
@@ -349,7 +365,7 @@
         <w:t xml:space="preserve">1.8 Ý nghĩa khoa học và thực tiễn</w:t>
       </w:r>
     </w:p>
-    <w:bookmarkStart w:id="30" w:name="Xb13f208cd7e2a7b8ddfa14daa5f68945dc98c62"/>
+    <w:bookmarkStart w:id="31" w:name="đóng-góp-lý-thuyết"/>
     <w:p>
       <w:pPr>
         <w:pStyle w:val="Heading3"/>
@@ -363,7 +379,22 @@
         <w:pStyle w:val="FirstParagraph"/>
       </w:pPr>
       <w:r>
-        <w:t xml:space="preserve">Về mặt lý thuyết, luận án đóng góp vào literature kinh doanh quốc tế theo ba hướng chính. Hướng thứ nhất là tích hợp bốn lý thuyết kinh điển — Uppsala model, Resource-Based View, Institutional Theory và Upper Echelons Theory — vào một khung giải thích đa tầng thống nhất, bổ sung bởi digital capability lens để phản ánh chuyển đổi số đương đại. Khung này không chỉ là sự ghép nối cơ học các lý thuyết mà là một kiến trúc lý thuyết có tính nhất quán nội tại, trong đó mỗi tầng giải thích một loại heterogeneity khác nhau trong quan hệ I–P. Hướng thứ hai là phân tách rõ ràng technological capability (TCI) và chỉ số chấp nhận số (DAI) như hai construct lý thuyết độc lập, dựa trên các nền tảng khái niệm khác nhau từ Bharadwaj et al. (2013), Verhoef et al. (2021), và Coltman et al. (2008). Sự phân tách này bổ sung vào thiếu hụt khái niệm quan trọng trong literature về số hóa và quốc tế hóa. Hướng thứ ba là tái định vị Uppsala model trong bối cảnh kỷ nguyên AI bằng cách mở rộng cơ chế học hỏi để bao gồm "data-augmented learning", phù hợp với xu hướng digitally-facilitated internationalization (Banalieva &amp; Dhanaraj, 2019; Yang et al., 2025). Hướng thứ tư là đề xuất và đặt tên lý thuyết cho</w:t>
+        <w:t xml:space="preserve">Về mặt lý thuyết, luận án đóng góp vào tài liệu nghiên cứu kinh doanh quốc tế theo ba hướng chính. Hướng thứ nhất là tích hợp bốn lý thuyết kinh điển, Uppsala model, Resource-Based View, Institutional Theory và Upper Echelons Theory, vào một khung giải thích đa tầng thống nhất, bổ sung bởi digital capability lens để phản ánh chuyển đổi số đương đại. Khung này không chỉ là sự ghép nối cơ học các lý thuyết mà là một kiến trúc lý thuyết có tính nhất quán nội tại, trong đó mỗi tầng giải thích một loại heterogeneity khác nhau trong quan hệ I-P. Hướng thứ hai là phân tách rõ ràng technological capability (TCI) và chỉ số chấp nhận số (DAI) như hai construct lý thuyết độc lập, dựa trên các nền tảng khái niệm khác nhau từ Bharadwaj et al. (2013), Verhoef et al. (2021), và Coltman et al. (2008). Sự phân tách này bổ sung vào thiếu hụt khái niệm quan trọng trong các nghiên cứu về số hóa và quốc tế hóa. Hướng thứ ba là tái định vị Uppsala model trong bối cảnh kỷ nguyên AI bằng cách mở rộng cơ chế học hỏi để bao gồm</w:t>
+      </w:r>
+      <w:r>
+        <w:t xml:space="preserve"> </w:t>
+      </w:r>
+      <w:r>
+        <w:t xml:space="preserve">“</w:t>
+      </w:r>
+      <w:r>
+        <w:t xml:space="preserve">data-augmented learning</w:t>
+      </w:r>
+      <w:r>
+        <w:t xml:space="preserve">”</w:t>
+      </w:r>
+      <w:r>
+        <w:t xml:space="preserve">, phù hợp với xu hướng digitally-facilitated internationalization (Banalieva &amp; Dhanaraj, 2019; Yang et al., 2025). Hướng thứ tư là đề xuất và đặt tên lý thuyết cho</w:t>
       </w:r>
       <w:r>
         <w:t xml:space="preserve"> </w:t>
@@ -373,17 +404,14 @@
           <w:bCs/>
           <w:b/>
         </w:rPr>
-        <w:t xml:space="preserve">gánh nặng quốc tế hóa bắt buộc (Forced Internationalization Penalty — FIP)</w:t>
-      </w:r>
-      <w:r>
-        <w:t xml:space="preserve"> </w:t>
-      </w:r>
-      <w:r>
-        <w:t xml:space="preserve">— một construct lý thuyết mới chưa được định danh trong literature kinh doanh quốc tế — như điều kiện biên cực đoan của mô hình chữ U ngược khi cả ba tầng của khung CDCM (thể chế, năng lực, quản trị) đồng thời ở mức tối thiểu. Bằng chứng thực nghiệm từ chín nền kinh tế Pacific SIDS xác nhận quan hệ âm đơn điệu không có điểm uốn, mở ra hướng nghiên cứu mới về điều kiện biên của lý thuyết quốc tế hóa.</w:t>
-      </w:r>
-    </w:p>
-    <w:bookmarkEnd w:id="30"/>
-    <w:bookmarkStart w:id="31" w:name="X3d1e24e5d7dc17cac50b0e64eb2b896b8e15054"/>
+        <w:t xml:space="preserve">gánh nặng quốc tế hóa bắt buộc (Forced Internationalization Penalty, FIP)</w:t>
+      </w:r>
+      <w:r>
+        <w:t xml:space="preserve">, một construct lý thuyết mới chưa được định danh trong tài liệu nghiên cứu kinh doanh quốc tế, như điều kiện biên cực đoan của mô hình chữ U ngược khi cả ba tầng của khung CDCM (thể chế, năng lực, quản trị) đồng thời ở mức tối thiểu. Bằng chứng thực nghiệm từ chín nền kinh tế Pacific SIDS xác nhận quan hệ âm đơn điệu không có điểm uốn, mở ra hướng nghiên cứu mới về điều kiện biên của lý thuyết quốc tế hóa.</w:t>
+      </w:r>
+    </w:p>
+    <w:bookmarkEnd w:id="31"/>
+    <w:bookmarkStart w:id="32" w:name="đóng-góp-phương-pháp"/>
     <w:p>
       <w:pPr>
         <w:pStyle w:val="Heading3"/>
@@ -397,11 +425,11 @@
         <w:pStyle w:val="FirstParagraph"/>
       </w:pPr>
       <w:r>
-        <w:t xml:space="preserve">Về mặt phương pháp, luận án đóng góp theo hai hướng. Hướng thứ nhất là thiết kế mixed synthesis-empirical kết hợp meta-analysis và phân tích đa quốc gia, tạo ra khả năng đối chiếu giữa bằng chứng tổng hợp từ literature toàn cầu và bằng chứng thực nghiệm từ bối cảnh châu Á. Hướng thứ hai là phát triển và áp dụng khung phân loại thể chế ICRV cho 47 nền kinh tế, cung cấp một công cụ phân loại mới có ứng dụng tiềm năng trong nhiều nghiên cứu tương lai về moderating effect của thể chế trong literature kinh doanh quốc tế.</w:t>
-      </w:r>
-    </w:p>
-    <w:bookmarkEnd w:id="31"/>
-    <w:bookmarkStart w:id="32" w:name="X0302103971dcdc6779b36845a96890c9d013149"/>
+        <w:t xml:space="preserve">Về mặt phương pháp, luận án đóng góp theo hai hướng. Hướng thứ nhất là thiết kế mixed synthesis-empirical kết hợp meta-analysis và phân tích đa quốc gia, tạo ra khả năng đối chiếu giữa bằng chứng tổng hợp từ các nghiên cứu toàn cầu và bằng chứng thực nghiệm từ bối cảnh châu Á. Hướng thứ hai là phát triển và áp dụng khung phân loại thể chế ICRV cho 47 nền kinh tế, cung cấp một công cụ phân loại mới có ứng dụng tiềm năng trong nhiều nghiên cứu tương lai về moderating effect của thể chế trong tài liệu nghiên cứu kinh doanh quốc tế.</w:t>
+      </w:r>
+    </w:p>
+    <w:bookmarkEnd w:id="32"/>
+    <w:bookmarkStart w:id="33" w:name="đóng-góp-thực-tiễn"/>
     <w:p>
       <w:pPr>
         <w:pStyle w:val="Heading3"/>
@@ -415,7 +443,22 @@
         <w:pStyle w:val="FirstParagraph"/>
       </w:pPr>
       <w:r>
-        <w:t xml:space="preserve">Về mặt thực tiễn, luận án cung cấp căn cứ có hệ thống cho hai nhóm đối tượng sử dụng chính. Đối với doanh nghiệp, kết quả phân tích của luận án cho thấy tồn tại ngưỡng tối ưu trong mối quan hệ giữa mức độ xuất khẩu và hiệu quả hoạt động, và ngưỡng này thay đổi theo bối cảnh thể chế và năng lực số của từng doanh nghiệp. Nhà quản trị cần nhận thức được ngưỡng này và đầu tư có chiến lược vào năng lực công nghệ thay vì chỉ tập trung vào digital adoption bề mặt. Đối với nhà hoạch định chính sách, bằng chứng từ luận án gợi ý rằng cải cách thể chế và hỗ trợ chuyển đổi số có thể có hiệu ứng bổ trợ tích cực — được nghiên cứu về 17 nền kinh tế châu Á mới nổi đặt tên là "digital shield effect" — trong đó năng lực số làm giảm tác động tiêu cực của rào cản thể chế đối với doanh nghiệp quốc tế hóa (Đỗ &amp; Phan, 2026, VEFR). Cơ chế này được luận án kiểm định trên phạm vi rộng hơn với 47–49 nền kinh tế châu Á và Thái Bình Dương.</w:t>
+        <w:t xml:space="preserve">Về mặt thực tiễn, luận án cung cấp căn cứ có hệ thống cho hai nhóm đối tượng sử dụng chính. Đối với doanh nghiệp, kết quả phân tích của luận án cho thấy tồn tại ngưỡng tối ưu trong mối quan hệ giữa mức độ xuất khẩu và hiệu quả hoạt động, và ngưỡng này thay đổi theo bối cảnh thể chế và năng lực số của từng doanh nghiệp. Nhà quản trị cần nhận thức được ngưỡng này và đầu tư có chiến lược vào năng lực công nghệ thay vì chỉ tập trung vào digital adoption bề mặt. Đối với nhà hoạch định chính sách, bằng chứng từ luận án gợi ý rằng cải cách thể chế và hỗ trợ chuyển đổi số có thể có hiệu ứng bổ trợ tích cực, được nghiên cứu về 17 nền kinh tế châu Á mới nổi đặt tên là</w:t>
+      </w:r>
+      <w:r>
+        <w:t xml:space="preserve"> </w:t>
+      </w:r>
+      <w:r>
+        <w:t xml:space="preserve">“</w:t>
+      </w:r>
+      <w:r>
+        <w:t xml:space="preserve">digital shield effect</w:t>
+      </w:r>
+      <w:r>
+        <w:t xml:space="preserve">”</w:t>
+      </w:r>
+      <w:r>
+        <w:t xml:space="preserve">, trong đó năng lực số làm giảm tác động tiêu cực của rào cản thể chế đối với doanh nghiệp quốc tế hóa (Do &amp; Phan, 2026a). Cơ chế này được luận án kiểm định trên phạm vi rộng hơn với 47-49 nền kinh tế châu Á và Thái Bình Dương.</w:t>
       </w:r>
     </w:p>
     <w:p>
@@ -425,9 +468,9 @@
         </w:pict>
       </w:r>
     </w:p>
-    <w:bookmarkEnd w:id="32"/>
     <w:bookmarkEnd w:id="33"/>
-    <w:bookmarkStart w:id="34" w:name="X6442ea4641bb5af7be5e0a47286ea0a65645731"/>
+    <w:bookmarkEnd w:id="34"/>
+    <w:bookmarkStart w:id="35" w:name="tính-mới-của-đề-tài"/>
     <w:p>
       <w:pPr>
         <w:pStyle w:val="Heading2"/>
@@ -441,7 +484,7 @@
         <w:pStyle w:val="FirstParagraph"/>
       </w:pPr>
       <w:r>
-        <w:t xml:space="preserve">Luận án có năm điểm mới so với các công trình nghiên cứu trước đây. Điểm mới thứ nhất là đề xuất khung tích hợp đa tầng cho quan hệ I–P trong bối cảnh châu Á, kết hợp bốn lý thuyết kinh điển với digital capability lens thành một kiến trúc lý thuyết thống nhất và có khả năng kiểm định. Không có nghiên cứu trước nào trong bối cảnh châu Á xây dựng khung tích hợp đầy đủ ba tầng điều tiết này theo cách có hệ thống. Điểm mới thứ hai là phân tách TCI và chỉ số chấp nhận số (DAI) như hai construct không trùng lặp, kiểm định chúng riêng biệt trong cùng một mô hình để làm rõ cơ chế tác động khác nhau của hai loại năng lực số đó. Sự phân tách này khắc phục hạn chế của các nghiên cứu trước thường gộp chung hai construct có bản chất khác nhau. Điểm mới thứ ba là phát triển và áp dụng khung phân loại thể chế ICRV với 6 sub-regime cho 47 nền kinh tế, bao gồm cả 6 nền kinh tế Pacific SIDS liền kề như boundary case cực đoan, đây là lần đầu tiên một hệ thống phân loại đủ mịn như vậy được áp dụng trong nghiên cứu thực nghiệm về quan hệ I–P tại châu Á. Điểm mới thứ tư là pool dữ liệu lớn nhất từ trước đến nay cho nghiên cứu đa quốc gia về quan hệ I–P tại châu Á, với 101.185 doanh nghiệp từ 47–49 nền kinh tế châu Á và Thái Bình Dương, mở rộng đáng kể từ pool 17 nước (Đỗ &amp; Phan, 2026, VEFR) là nền tảng hiện có lớn nhất trước khi luận án hoàn thành. Điểm mới thứ năm là kiểm định temporal stability của turning point trong quan hệ I–P tại Trung Quốc, cho phép đánh giá liệu cấu trúc phi tuyến đó có ổn định qua hơn một thập kỷ chuyển đổi số hay không. Kết quả phân tích của luận án cho thấy turning point tương đối ổn định qua hai thời điểm quan sát, cung cấp bằng chứng về tính bền vững của cấu trúc I–P phi tuyến ở Trung Quốc dù bối cảnh kinh tế có nhiều thay đổi. Điểm mới thứ sáu là phát hiện và đặt tên lý thuyết cho</w:t>
+        <w:t xml:space="preserve">Luận án có năm điểm mới so với các công trình nghiên cứu trước đây. Điểm mới thứ nhất là đề xuất khung tích hợp đa tầng cho quan hệ I-P trong bối cảnh châu Á, kết hợp bốn lý thuyết kinh điển với digital capability lens thành một kiến trúc lý thuyết thống nhất và có khả năng kiểm định. Không có nghiên cứu trước nào trong bối cảnh châu Á xây dựng khung tích hợp đầy đủ ba tầng điều tiết này theo cách có hệ thống. Điểm mới thứ hai là phân tách TCI và chỉ số chấp nhận số (DAI) như hai construct không trùng lặp, kiểm định chúng riêng biệt trong cùng một mô hình để làm rõ cơ chế tác động khác nhau của hai loại năng lực số đó. Sự phân tách này khắc phục hạn chế của các nghiên cứu trước thường gộp chung hai construct có bản chất khác nhau. Điểm mới thứ ba là phát triển và áp dụng khung phân loại thể chế ICRV với 6 sub-regime cho 47 nền kinh tế, bao gồm cả 6 nền kinh tế Pacific SIDS liền kề như boundary case cực đoan, đây là lần đầu tiên một hệ thống phân loại đủ mịn như vậy được áp dụng trong nghiên cứu thực nghiệm về quan hệ I-P tại châu Á. Điểm mới thứ tư là pool dữ liệu lớn nhất từ trước đến nay cho nghiên cứu đa quốc gia về quan hệ I-P tại châu Á, với 101.185 doanh nghiệp từ 47-49 nền kinh tế châu Á và Thái Bình Dương, mở rộng đáng kể từ pool 17 nước (Do &amp; Phan, 2026a) là nền tảng hiện có lớn nhất trước khi luận án hoàn thành. Điểm mới thứ năm là kiểm định temporal stability của turning point trong quan hệ I-P tại Trung Quốc, cho phép đánh giá liệu cấu trúc phi tuyến đó có ổn định qua hơn một thập kỷ chuyển đổi số hay không. Kết quả phân tích của luận án cho thấy turning point tương đối ổn định qua hai thời điểm quan sát, cung cấp bằng chứng về tính bền vững của cấu trúc I-P phi tuyến ở Trung Quốc dù bối cảnh kinh tế có nhiều thay đổi. Điểm mới thứ sáu là phát hiện và đặt tên lý thuyết cho</w:t>
       </w:r>
       <w:r>
         <w:t xml:space="preserve"> </w:t>
@@ -451,13 +494,13 @@
           <w:bCs/>
           <w:b/>
         </w:rPr>
-        <w:t xml:space="preserve">gánh nặng quốc tế hóa bắt buộc (Forced Internationalization Penalty — FIP)</w:t>
-      </w:r>
-      <w:r>
-        <w:t xml:space="preserve"> </w:t>
-      </w:r>
-      <w:r>
-        <w:t xml:space="preserve">tại chín nền kinh tế Pacific SIDS — lần đầu tiên trong literature kinh doanh quốc tế, một trường hợp quan hệ I–P âm đơn điệu không có điểm uốn được ghi nhận và biện minh lý thuyết bằng ba điều kiện cấu trúc vi phạm đồng thời, mở ra hướng nghiên cứu mới về điều kiện biên của các lý thuyết quốc tế hóa phổ quát.</w:t>
+        <w:t xml:space="preserve">gánh nặng quốc tế hóa bắt buộc (Forced Internationalization Penalty, FIP)</w:t>
+      </w:r>
+      <w:r>
+        <w:t xml:space="preserve"> </w:t>
+      </w:r>
+      <w:r>
+        <w:t xml:space="preserve">tại chín nền kinh tế Pacific SIDS, lần đầu tiên trong tài liệu nghiên cứu kinh doanh quốc tế, một trường hợp quan hệ I-P âm đơn điệu không có điểm uốn được ghi nhận và biện minh lý thuyết bằng ba điều kiện cấu trúc vi phạm đồng thời, mở ra hướng nghiên cứu mới về điều kiện biên của các lý thuyết quốc tế hóa phổ quát.</w:t>
       </w:r>
     </w:p>
     <w:p>
@@ -467,8 +510,8 @@
         </w:pict>
       </w:r>
     </w:p>
-    <w:bookmarkEnd w:id="34"/>
-    <w:bookmarkStart w:id="35" w:name="X6c4b07320300cc108639920671c62ca27abf972"/>
+    <w:bookmarkEnd w:id="35"/>
+    <w:bookmarkStart w:id="36" w:name="cấu-trúc-của-luận-án"/>
     <w:p>
       <w:pPr>
         <w:pStyle w:val="Heading2"/>
@@ -482,7 +525,230 @@
         <w:pStyle w:val="FirstParagraph"/>
       </w:pPr>
       <w:r>
-        <w:t xml:space="preserve">Luận án được tổ chức thành năm chương theo chuẩn luận án tiến sĩ truyền thống tại Trường Kinh tế, Đại học Cần Thơ. Chương 1 — Giới thiệu — đặt vấn đề nghiên cứu, xác định khoảng trống, trình bày mục tiêu, câu hỏi nghiên cứu, phạm vi, phương pháp luận, giả thuyết khoa học tóm tắt, ý nghĩa, tính mới và cấu trúc của luận án. Chương 2 — Cơ sở lý thuyết và tổng quan tài liệu — xây dựng khung lý thuyết tích hợp đa tầng, tổng quan bằng chứng thực nghiệm đã có, và phát triển hệ giả thuyết H1–H6 dựa trên khoảng trống và logic lý thuyết. Chương 3 — Phương pháp nghiên cứu — trình bày chi tiết thiết kế nghiên cứu, nguồn dữ liệu, cách đo lường biến, mô hình phân tích và chiến lược kiểm định độ vững. Chương 4 — Kết quả nghiên cứu — trình bày kết quả ở ba cấp độ phân tích: meta-analysis cập nhật 1982–2026, phân tích theo bối cảnh quốc gia cụ thể, và phân tích đa quốc gia capstone trên pool đầy đủ 47 nền kinh tế. Chương 5 — Thảo luận và kết luận — tích hợp các phát hiện từ Chương 4 vào khung lý thuyết ở Chương 2, thảo luận đóng góp khoa học, hàm ý quản trị và chính sách, hạn chế của nghiên cứu và hướng nghiên cứu tiếp theo.</w:t>
+        <w:t xml:space="preserve">Luận án được tổ chức thành năm chương theo chuẩn luận án tiến sĩ truyền thống tại Trường Kinh tế, Đại học Cần Thơ. Chương 1, Giới thiệu, đặt vấn đề nghiên cứu, xác định khoảng trống, trình bày mục tiêu, câu hỏi nghiên cứu, phạm vi, phương pháp luận, giả thuyết khoa học tóm tắt, ý nghĩa, tính mới và cấu trúc của luận án. Chương 2, Cơ sở lý thuyết và tổng quan tài liệu, xây dựng khung lý thuyết tích hợp đa tầng, tổng quan bằng chứng thực nghiệm đã có, và phát triển hệ giả thuyết H1-H6 dựa trên khoảng trống và logic lý thuyết. Chương 3, Phương pháp nghiên cứu, trình bày chi tiết thiết kế nghiên cứu, nguồn dữ liệu, cách đo lường biến, mô hình phân tích và chiến lược kiểm định độ vững. Chương 4, Kết quả nghiên cứu, trình bày kết quả ở ba cấp độ phân tích: meta-analysis cập nhật 1982-2026, phân tích theo bối cảnh quốc gia cụ thể, và phân tích đa quốc gia capstone trên pool đầy đủ 47-49 nền kinh tế. Chương 5, Thảo luận và kết luận, tích hợp các phát hiện từ Chương 4 vào khung lý thuyết ở Chương 2, thảo luận đóng góp khoa học, hàm ý quản trị và chính sách, hạn chế của nghiên cứu và hướng nghiên cứu tiếp theo.</w:t>
+      </w:r>
+    </w:p>
+    <w:p>
+      <w:pPr>
+        <w:pStyle w:val="BodyText"/>
+      </w:pPr>
+      <w:r>
+        <w:rPr>
+          <w:bCs/>
+          <w:b/>
+        </w:rPr>
+        <w:t xml:space="preserve">Roadmap sáu nghiên cứu thành phần (P3-P8):</w:t>
+      </w:r>
+      <w:r>
+        <w:t xml:space="preserve"> </w:t>
+      </w:r>
+      <w:r>
+        <w:t xml:space="preserve">Luận án tích hợp sáu nghiên cứu thành phần được công bố hoặc đang trong quá trình xem xét tại các tạp chí ISI/Scopus.</w:t>
+      </w:r>
+      <w:r>
+        <w:t xml:space="preserve"> </w:t>
+      </w:r>
+      <w:r>
+        <w:rPr>
+          <w:bCs/>
+          <w:b/>
+        </w:rPr>
+        <w:t xml:space="preserve">P3</w:t>
+      </w:r>
+      <w:r>
+        <w:t xml:space="preserve"> </w:t>
+      </w:r>
+      <w:r>
+        <w:t xml:space="preserve">(Việt Nam, JABS, under review): kiểm định inverted-U tại Nhóm IV ICRV, turning point = 39,3-46,2% FSTS, TCI là level-shifter có ý nghĩa.</w:t>
+      </w:r>
+      <w:r>
+        <w:t xml:space="preserve"> </w:t>
+      </w:r>
+      <w:r>
+        <w:rPr>
+          <w:bCs/>
+          <w:b/>
+        </w:rPr>
+        <w:t xml:space="preserve">P4</w:t>
+      </w:r>
+      <w:r>
+        <w:t xml:space="preserve"> </w:t>
+      </w:r>
+      <w:r>
+        <w:t xml:space="preserve">(Singapore, MIR, under review): kiểm định tại Nhóm I ICRV, turning point</w:t>
+      </w:r>
+      <w:r>
+        <w:t xml:space="preserve"> </w:t>
+      </w:r>
+      <m:oMath>
+        <m:r>
+          <m:rPr>
+            <m:sty m:val="p"/>
+          </m:rPr>
+          <m:t>≈</m:t>
+        </m:r>
+      </m:oMath>
+      <w:r>
+        <w:t xml:space="preserve"> </w:t>
+      </w:r>
+      <w:r>
+        <w:t xml:space="preserve">88,6%, DAI Tier-1+2 khuếch đại đường cong I-P.</w:t>
+      </w:r>
+      <w:r>
+        <w:t xml:space="preserve"> </w:t>
+      </w:r>
+      <w:r>
+        <w:rPr>
+          <w:bCs/>
+          <w:b/>
+        </w:rPr>
+        <w:t xml:space="preserve">P5</w:t>
+      </w:r>
+      <w:r>
+        <w:t xml:space="preserve"> </w:t>
+      </w:r>
+      <w:r>
+        <w:t xml:space="preserve">(Trung Quốc, IJOEM, under review): kiểm định temporal stability, turning point ổn định qua 2012-2024 (</w:t>
+      </w:r>
+      <m:oMath>
+        <m:r>
+          <m:rPr>
+            <m:sty m:val="p"/>
+          </m:rPr>
+          <m:t>≈</m:t>
+        </m:r>
+      </m:oMath>
+      <w:r>
+        <w:t xml:space="preserve"> </w:t>
+      </w:r>
+      <w:r>
+        <w:t xml:space="preserve">48,78%, Paternoster z = 0,82, p =,412).</w:t>
+      </w:r>
+      <w:r>
+        <w:t xml:space="preserve"> </w:t>
+      </w:r>
+      <w:r>
+        <w:rPr>
+          <w:bCs/>
+          <w:b/>
+        </w:rPr>
+        <w:t xml:space="preserve">P6</w:t>
+      </w:r>
+      <w:r>
+        <w:t xml:space="preserve"> </w:t>
+      </w:r>
+      <w:r>
+        <w:t xml:space="preserve">(meta-analysis ba tầng, IBR, under review): k = 238 nghiên cứu, r̄ = 0,074, I² = 62,4%, gradient ICRV Q_M = 17,35 (df = 4, p =,002).</w:t>
+      </w:r>
+      <w:r>
+        <w:t xml:space="preserve"> </w:t>
+      </w:r>
+      <w:r>
+        <w:rPr>
+          <w:bCs/>
+          <w:b/>
+        </w:rPr>
+        <w:t xml:space="preserve">P7</w:t>
+      </w:r>
+      <w:r>
+        <w:t xml:space="preserve"> </w:t>
+      </w:r>
+      <w:r>
+        <w:t xml:space="preserve">(49 nền kinh tế, JIBS, under revision): N = 84.910 quan sát, turning point trung bình ~36%, DAI×ICRV (p =,012), kiểm định tích hợp CDCM đầu tiên ở quy mô liên quốc gia lớn.</w:t>
+      </w:r>
+      <w:r>
+        <w:t xml:space="preserve"> </w:t>
+      </w:r>
+      <w:r>
+        <w:rPr>
+          <w:bCs/>
+          <w:b/>
+        </w:rPr>
+        <w:t xml:space="preserve">P8</w:t>
+      </w:r>
+      <w:r>
+        <w:t xml:space="preserve"> </w:t>
+      </w:r>
+      <w:r>
+        <w:t xml:space="preserve">(Pacific SIDS, World Development, under revision): boundary condition FIP, quan hệ âm đơn điệu (</w:t>
+      </w:r>
+      <m:oMath>
+        <m:sSub>
+          <m:e>
+            <m:acc>
+              <m:accPr>
+                <m:chr m:val="̂"/>
+              </m:accPr>
+              <m:e>
+                <m:r>
+                  <m:t>β</m:t>
+                </m:r>
+              </m:e>
+            </m:acc>
+          </m:e>
+          <m:sub>
+            <m:r>
+              <m:rPr>
+                <m:nor/>
+                <m:sty m:val="p"/>
+              </m:rPr>
+              <m:t>FSTS</m:t>
+            </m:r>
+          </m:sub>
+        </m:sSub>
+        <m:r>
+          <m:rPr>
+            <m:sty m:val="p"/>
+          </m:rPr>
+          <m:t>=</m:t>
+        </m:r>
+        <m:r>
+          <m:rPr>
+            <m:sty m:val="p"/>
+          </m:rPr>
+          <m:t>−</m:t>
+        </m:r>
+        <m:r>
+          <m:t>0</m:t>
+        </m:r>
+        <m:r>
+          <m:rPr>
+            <m:sty m:val="p"/>
+          </m:rPr>
+          <m:t>,</m:t>
+        </m:r>
+        <m:r>
+          <m:t>404</m:t>
+        </m:r>
+      </m:oMath>
+      <w:r>
+        <w:t xml:space="preserve">,</w:t>
+      </w:r>
+      <w:r>
+        <w:t xml:space="preserve"> </w:t>
+      </w:r>
+      <m:oMath>
+        <m:r>
+          <m:t>p</m:t>
+        </m:r>
+        <m:r>
+          <m:rPr>
+            <m:sty m:val="p"/>
+          </m:rPr>
+          <m:t>&lt;</m:t>
+        </m:r>
+        <m:r>
+          <m:rPr>
+            <m:sty m:val="p"/>
+          </m:rPr>
+          <m:t>,</m:t>
+        </m:r>
+        <m:r>
+          <m:t>05</m:t>
+        </m:r>
+      </m:oMath>
+      <w:r>
+        <w:t xml:space="preserve">), xác nhận H1b tại chín nền kinh tế SIDS Thái Bình Dương. Kết quả P3-P8 được trình bày chi tiết trong Chương 4 và tích hợp vào bàn luận CDCM trong Chương 5.</w:t>
       </w:r>
     </w:p>
     <w:p>
@@ -501,10 +767,93 @@
           <w:iCs/>
           <w:i/>
         </w:rPr>
-        <w:t xml:space="preserve">Chú thích về ký hiệu và thuật ngữ: Trong toàn bộ luận án, "quốc tế hóa" (internationalization) được đo chủ yếu bằng tỷ lệ doanh thu nước ngoài trên tổng doanh thu (FSTS) hoặc export intensity; "hiệu quả hoạt động" (firm performance) được đo chủ yếu bằng năng suất lao động (labor productivity), bổ sung bằng ROS và sales growth trong các kiểm định độ vững; TCI là technological capability index; DAI là chỉ số chấp nhận số (digital adoption index) — được hiểu như proxy foundational digital adoption; ICRV là khung phân loại thể chế 6 nhóm được phát triển cho luận án này; WBES là World Bank Enterprise Surveys.</w:t>
-      </w:r>
-    </w:p>
-    <w:bookmarkEnd w:id="35"/>
+        <w:t xml:space="preserve">Chú thích về ký hiệu và thuật ngữ: Trong toàn bộ luận án,</w:t>
+      </w:r>
+      <w:r>
+        <w:rPr>
+          <w:iCs/>
+          <w:i/>
+        </w:rPr>
+        <w:t xml:space="preserve"> </w:t>
+      </w:r>
+      <w:r>
+        <w:rPr>
+          <w:iCs/>
+          <w:i/>
+        </w:rPr>
+        <w:t xml:space="preserve">“</w:t>
+      </w:r>
+      <w:r>
+        <w:rPr>
+          <w:iCs/>
+          <w:i/>
+        </w:rPr>
+        <w:t xml:space="preserve">quốc tế hóa</w:t>
+      </w:r>
+      <w:r>
+        <w:rPr>
+          <w:iCs/>
+          <w:i/>
+        </w:rPr>
+        <w:t xml:space="preserve">”</w:t>
+      </w:r>
+      <w:r>
+        <w:rPr>
+          <w:iCs/>
+          <w:i/>
+        </w:rPr>
+        <w:t xml:space="preserve"> </w:t>
+      </w:r>
+      <w:r>
+        <w:rPr>
+          <w:iCs/>
+          <w:i/>
+        </w:rPr>
+        <w:t xml:space="preserve">(internationalization) được đo chủ yếu bằng tỷ lệ doanh thu nước ngoài trên tổng doanh thu (FSTS) hoặc export intensity;</w:t>
+      </w:r>
+      <w:r>
+        <w:rPr>
+          <w:iCs/>
+          <w:i/>
+        </w:rPr>
+        <w:t xml:space="preserve"> </w:t>
+      </w:r>
+      <w:r>
+        <w:rPr>
+          <w:iCs/>
+          <w:i/>
+        </w:rPr>
+        <w:t xml:space="preserve">“</w:t>
+      </w:r>
+      <w:r>
+        <w:rPr>
+          <w:iCs/>
+          <w:i/>
+        </w:rPr>
+        <w:t xml:space="preserve">hiệu quả hoạt động</w:t>
+      </w:r>
+      <w:r>
+        <w:rPr>
+          <w:iCs/>
+          <w:i/>
+        </w:rPr>
+        <w:t xml:space="preserve">”</w:t>
+      </w:r>
+      <w:r>
+        <w:rPr>
+          <w:iCs/>
+          <w:i/>
+        </w:rPr>
+        <w:t xml:space="preserve"> </w:t>
+      </w:r>
+      <w:r>
+        <w:rPr>
+          <w:iCs/>
+          <w:i/>
+        </w:rPr>
+        <w:t xml:space="preserve">(firm performance) được đo chủ yếu bằng năng suất lao động (labor productivity), bổ sung bằng ROS và sales growth trong các kiểm định độ vững; TCI là technological capability index; DAI là chỉ số chấp nhận số (digital adoption index), được hiểu như proxy foundational digital adoption; ICRV là khung phân loại thể chế 6 nhóm được phát triển cho luận án này; WBES là World Bank Enterprise Surveys.</w:t>
+      </w:r>
+    </w:p>
     <w:bookmarkEnd w:id="36"/>
     <w:sectPr>
       <w:pgSz w:h="16838" w:w="11906"/>

--- a/dist/luan_an_ctu/chuong_1_gioi_thieu_vi.docx
+++ b/dist/luan_an_ctu/chuong_1_gioi_thieu_vi.docx
@@ -255,7 +255,57 @@
         <w:t xml:space="preserve"> </w:t>
       </w:r>
       <w:r>
-        <w:t xml:space="preserve">có dữ liệu trong Khảo sát Doanh nghiệp của Ngân hàng Thế giới (World Bank Enterprise Surveys, WBES), được phân loại và tổ chức theo 6 sub-regime trong khung ICRV. Sáu sub-regime bao gồm: (i) Advanced Innovation-Driven, đại diện là Singapore, Hàn Quốc và Đài Loan; (ii) Advanced Resource-Driven, đại diện là các nền kinh tế GCC; (iii) Upper-middle, đại diện là Trung Quốc và Malaysia; (iv) Emerging, bao gồm Việt Nam và các nền kinh tế ASEAN đang phát triển; (v) Frontier, bao gồm các nền kinh tế kém phát triển nhất châu Á như Campuchia, Nepal và Afghanistan; và (vi) Pacific SIDS (Small Island Developing States), bao gồm 9 nền kinh tế đảo nhỏ Thái Bình Dương được đưa vào phân tích để kiểm định các điều kiện biên cực đoan của quan hệ I-P. Nhật Bản không nằm trong phạm vi thực nghiệm của luận án do cấu trúc dữ liệu WBES không bao phủ Nhật Bản đầy đủ.</w:t>
+        <w:t xml:space="preserve">có dữ liệu trong Khảo sát Doanh nghiệp của Ngân hàng Thế giới (World Bank Enterprise Surveys, WBES), được phân loại và tổ chức theo 6 sub-regime trong khung ICRV. Sáu sub-regime bao gồm: (i) Advanced Innovation-Driven, đại diện là Singapore, Hàn Quốc và Đài Loan; (ii) Advanced Resource-Driven, đại diện là các nền kinh tế GCC; (iii) Upper-middle, đại diện là Trung Quốc và Malaysia; (iv) Emerging, bao gồm Việt Nam và các nền kinh tế ASEAN đang phát triển; (v) Frontier, bao gồm các nền kinh tế kém phát triển nhất châu Á như Campuchia, Nepal và Afghanistan; và (vi) Pacific SIDS (Small Island Developing States), bao gồm 9 nền kinh tế đảo nhỏ Thái Bình Dương được đưa vào phân tích để kiểm định các điều kiện biên cực đoan của quan hệ I-P. Nhật Bản không nằm trong phạm vi thực nghiệm của luận án do cấu trúc dữ liệu WBES không bao phủ Nhật Bản đầy đủ. Cần lưu ý rằng ký hiệu</w:t>
+      </w:r>
+      <w:r>
+        <w:t xml:space="preserve"> </w:t>
+      </w:r>
+      <w:r>
+        <w:t xml:space="preserve">“</w:t>
+      </w:r>
+      <w:r>
+        <w:t xml:space="preserve">47-49 nền kinh tế</w:t>
+      </w:r>
+      <w:r>
+        <w:t xml:space="preserve">”</w:t>
+      </w:r>
+      <w:r>
+        <w:t xml:space="preserve"> </w:t>
+      </w:r>
+      <w:r>
+        <w:t xml:space="preserve">phản ánh hai phạm vi mẫu khác nhau chứ không phải mâu thuẫn: phân tích mô tả (Chương 4, mục 4.1 và Chuyên đề 1) bao phủ</w:t>
+      </w:r>
+      <w:r>
+        <w:t xml:space="preserve"> </w:t>
+      </w:r>
+      <w:r>
+        <w:rPr>
+          <w:bCs/>
+          <w:b/>
+        </w:rPr>
+        <w:t xml:space="preserve">47 nền kinh tế</w:t>
+      </w:r>
+      <w:r>
+        <w:t xml:space="preserve"> </w:t>
+      </w:r>
+      <w:r>
+        <w:t xml:space="preserve">với 101.185 doanh nghiệp, trong khi mô hình hồi quy đa quốc gia (Nghiên cứu P7, Chương 4) bao phủ</w:t>
+      </w:r>
+      <w:r>
+        <w:t xml:space="preserve"> </w:t>
+      </w:r>
+      <w:r>
+        <w:rPr>
+          <w:bCs/>
+          <w:b/>
+        </w:rPr>
+        <w:t xml:space="preserve">49 nền kinh tế</w:t>
+      </w:r>
+      <w:r>
+        <w:t xml:space="preserve"> </w:t>
+      </w:r>
+      <w:r>
+        <w:t xml:space="preserve">đáp ứng đủ yêu cầu dữ liệu cho ước lượng. Tương tự, nhóm Pacific SIDS được liệt kê gồm các nền kinh tế đảo nhỏ, trong đó số quan sát thực tế đưa vào hồi quy (Nghiên cứu P8) phụ thuộc vào tính sẵn có của dữ liệu sau khi lọc giá trị khuyết.</w:t>
       </w:r>
     </w:p>
     <w:bookmarkEnd w:id="26"/>

--- a/dist/luan_an_ctu/chuong_1_gioi_thieu_vi.docx
+++ b/dist/luan_an_ctu/chuong_1_gioi_thieu_vi.docx
@@ -2,7 +2,7 @@
 <file path=word/document.xml><?xml version="1.0" encoding="utf-8"?>
 <w:document xmlns:w="http://schemas.openxmlformats.org/wordprocessingml/2006/main" xmlns:m="http://schemas.openxmlformats.org/officeDocument/2006/math" xmlns:r="http://schemas.openxmlformats.org/officeDocument/2006/relationships" xmlns:o="urn:schemas-microsoft-com:office:office" xmlns:v="urn:schemas-microsoft-com:vml" xmlns:w10="urn:schemas-microsoft-com:office:word" xmlns:a="http://schemas.openxmlformats.org/drawingml/2006/main" xmlns:pic="http://schemas.openxmlformats.org/drawingml/2006/picture" xmlns:wp="http://schemas.openxmlformats.org/drawingml/2006/wordprocessingDrawing">
   <w:body>
-    <w:bookmarkStart w:id="20" w:name="chương-1-giới-thiệu"/>
+    <w:bookmarkStart w:id="32" w:name="chương-1-giới-thiệu"/>
     <w:p>
       <w:pPr>
         <w:pStyle w:val="Heading1"/>
@@ -11,7 +11,14 @@
         <w:t xml:space="preserve">CHƯƠNG 1: GIỚI THIỆU</w:t>
       </w:r>
     </w:p>
-    <w:bookmarkEnd w:id="20"/>
+    <w:p>
+      <w:pPr>
+        <w:pStyle w:val="FirstParagraph"/>
+      </w:pPr>
+      <w:r>
+        <w:t xml:space="preserve">Chương mở đầu đặt nền cho toàn bộ luận án. Chương lần lượt làm rõ vì sao mối quan hệ giữa quốc tế hóa và hiệu quả hoạt động kinh doanh của doanh nghiệp vẫn là một vấn đề chưa có lời giải dứt khoát, vì sao châu Á và khu vực lân cận lại là bối cảnh thích hợp đặc biệt để xử lý vấn đề ấy, và luận án này dự kiến đóng góp gì cho tài liệu nghiên cứu kinh doanh quốc tế. Trên cơ sở đó, chương trình bày mục tiêu, câu hỏi nghiên cứu, đối tượng và phạm vi, khái quát phương pháp cùng dữ liệu, những đóng góp mới, và sau cùng là kết cấu của luận án.</w:t>
+      </w:r>
+    </w:p>
     <w:p>
       <w:r>
         <w:pict>
@@ -19,13 +26,13 @@
         </w:pict>
       </w:r>
     </w:p>
-    <w:bookmarkStart w:id="21" w:name="bối-cảnh-nghiên-cứu"/>
+    <w:bookmarkStart w:id="20" w:name="tính-cấp-thiết-và-bối-cảnh-nghiên-cứu"/>
     <w:p>
       <w:pPr>
         <w:pStyle w:val="Heading2"/>
       </w:pPr>
       <w:r>
-        <w:t xml:space="preserve">1.1 Bối cảnh nghiên cứu</w:t>
+        <w:t xml:space="preserve">1.1 Tính cấp thiết và bối cảnh nghiên cứu</w:t>
       </w:r>
     </w:p>
     <w:p>
@@ -33,31 +40,15 @@
         <w:pStyle w:val="FirstParagraph"/>
       </w:pPr>
       <w:r>
-        <w:t xml:space="preserve">Quốc tế hóa doanh nghiệp là một trong những chủ đề trung tâm của kinh doanh quốc tế trong hơn nửa thế kỷ qua. Kể từ khi Johanson và Vahlne (1977) đề xuất mô hình Uppsala về quá trình quốc tế hóa tuần tự, gần nửa thế kỷ nghiên cứu đã tích lũy quanh một câu hỏi cốt lõi nhưng vẫn chưa có lời đáp dứt khoát: quốc tế hóa có thực sự cải thiện hiệu quả hoạt động của doanh nghiệp hay không, và nếu có thì trong những điều kiện nào? Lu và Beamish (2004) cung cấp bằng chứng then chốt về quan hệ hình chữ S (S-curve) giữa mức độ quốc tế hóa và hiệu quả, trong khi Contractor et al. (2003) cùng nhiều nghiên cứu kế tiếp tiếp tục thách thức, bổ sung và điều chỉnh kết luận đó. Điểm đáng chú ý không phải là sự thiếu vắng bằng chứng, mà là sự phân tán của nó: mối quan hệ internationalization-firm performance (I-P) là có thực nhưng phức tạp và phụ thuộc vào nhiều điều kiện biên, và chính tính điều kiện này, chứ không phải bản thân dấu của hiệu ứng, mới là vấn đề lý thuyết cần được giải quyết.</w:t>
-      </w:r>
-    </w:p>
-    <w:p>
-      <w:pPr>
-        <w:pStyle w:val="BodyText"/>
-      </w:pPr>
-      <w:r>
-        <w:t xml:space="preserve">Ở châu Á, bối cảnh này càng trở nên đặc biệt đáng quan tâm vì khu vực đang chứng kiến tốc độ hội nhập kinh tế và chuyển đổi số hết sức không đồng đều giữa các quốc gia. Từ Singapore, một nền kinh tế nhỏ mở, dẫn đầu thế giới về năng lực đổi mới và kết nối toàn cầu, đến Việt Nam, một nền kinh tế chuyển đổi đang đẩy nhanh cải cách thể chế và hội nhập quốc tế, rồi đến Trung Quốc với quy mô thị trường khổng lồ và cấu trúc thể chế đặc thù, thậm chí đến các quốc đảo nhỏ Thái Bình Dương đang phải đối mặt với thách thức sinh tồn kép của biến đổi khí hậu và bẫy phụ thuộc xuất khẩu, sự đa dạng này tạo ra một phòng thí nghiệm thực địa lý tưởng để kiểm định các điều kiện biên của quan hệ I-P (Khanna &amp; Palepu, 2010; Peng, 2003).</w:t>
-      </w:r>
-    </w:p>
-    <w:p>
-      <w:pPr>
-        <w:pStyle w:val="BodyText"/>
-      </w:pPr>
-      <w:r>
-        <w:t xml:space="preserve">Chuyển đổi số đang làm thay đổi căn bản cách thức doanh nghiệp quốc tế hóa và cách thức quốc tế hóa ảnh hưởng đến hiệu quả hoạt động. Banalieva và Dhanaraj (2019) lập luận rằng lý thuyết nội địa hóa cần được cập nhật cho nền kinh tế số, vì dữ liệu số và tương tác qua nền tảng làm giảm sự phụ thuộc vào hiện diện vật lý. Stallkamp và Schotter (2021) chỉ ra rằng các nền tảng số quốc tế hóa theo logic hoàn toàn khác các công ty đa quốc gia truyền thống. Verhoef et al. (2021) cung cấp khung phân tầng ba cấp từ digitization đến digitalization và digital transformation. Tuy nhiên, phần lớn bằng chứng thực nghiệm hiện có về vai trò của năng lực số trong quan hệ I-P vẫn tập trung vào các nền kinh tế phát triển, đặc biệt là Bắc Mỹ và Tây Âu, trong khi bằng chứng cho châu Á mới nổi còn rất hạn chế (Bhandari et al., 2023).</w:t>
-      </w:r>
-    </w:p>
-    <w:p>
-      <w:pPr>
-        <w:pStyle w:val="BodyText"/>
-      </w:pPr>
-      <w:r>
-        <w:t xml:space="preserve">Thể chế là tầng giải thích tiếp theo không thể thiếu đối với kết quả quốc tế hóa. Institutional Theory (North, 1990; Khanna &amp; Palepu, 2010) khẳng định rằng thể chế tạo ra cấu trúc khuyến khích và chi phí giao dịch khác nhau giữa các quốc gia. Ở các thị trường mới nổi,</w:t>
+        <w:t xml:space="preserve">Cùng một mức cường độ xuất khẩu có thể nâng một doanh nghiệp ở nền kinh tế thể chế mạnh lên đỉnh năng suất, nhưng lại đẩy một doanh nghiệp ở quốc đảo nhỏ Thái Bình Dương vào vòng suy giảm đơn điệu. Chính nghịch lý đó, cùng một hành vi quốc tế hóa nhưng cho hai kết cục trái ngược tùy chế độ thể chế, là điểm khởi đầu của luận án này. Quốc tế hóa doanh nghiệp đã là một trong những chủ đề trung tâm của kinh doanh quốc tế (international business) suốt hơn nửa thế kỷ qua. Kể từ khi Johanson và Vahlne (1977) đề xuất mô hình Uppsala về quá trình quốc tế hóa tuần tự, gần nửa thế kỷ nghiên cứu đã tích lũy quanh một câu hỏi cốt lõi mà đến nay vẫn chưa có lời đáp dứt khoát: quốc tế hóa có thực sự cải thiện hiệu quả hoạt động của doanh nghiệp hay không, và nếu có thì trong những điều kiện nào? Lu và Beamish (2004) cung cấp bằng chứng then chốt về quan hệ hình chữ S giữa mức độ quốc tế hóa và hiệu quả, còn Contractor et al. (2003) cùng nhiều nghiên cứu kế tiếp tiếp tục thách thức, bổ sung và điều chỉnh kết luận đó. Điều đáng chú ý không phải là sự thiếu vắng bằng chứng. Vấn đề nằm ở sự phân tán của nó. Mối quan hệ giữa quốc tế hóa và hiệu quả hoạt động kinh doanh (internationalization-performance — I-P) là có thực, nhưng phức tạp và phụ thuộc vào nhiều điều kiện biên. Chính tính điều kiện này, chứ không phải bản thân dấu của hiệu ứng, mới là vấn đề lý thuyết cần được giải quyết.</w:t>
+      </w:r>
+    </w:p>
+    <w:p>
+      <w:pPr>
+        <w:pStyle w:val="BodyText"/>
+      </w:pPr>
+      <w:r>
+        <w:t xml:space="preserve">Sự cấp thiết của vấn đề trước hết bộc lộ ở mức độ không đồng nhất (heterogeneity) cao và dai dẳng trong bằng chứng. Mặc dù đã có hàng trăm nghiên cứu thực nghiệm, các phân tích tổng hợp (meta-analysis) về quan hệ I-P liên tục cho thấy một bức tranh giống nhau: tác động tổng hợp là dương nhưng nhỏ, trong khi mức dị biệt giữa các nghiên cứu lại rất cao (Bausch &amp; Krist, 2007; Kirca et al., 2012; Marano et al., 2016; Wu et al., 2022). Phân tích tổng hợp ba tầng của chính luận án trên 238 nghiên cứu xác nhận lại quy luật thực nghiệm này: hệ số tương quan tổng hợp chỉ vào khoảng r = 0,074, trong khi mức dị biệt còn lại sau khi đã tính tới sai số lấy mẫu vẫn ở mức I² = 62,4% (Do &amp; Phan, 2026c). Mức dị biệt cao như vậy không phải là dấu hiệu của sai sót phương pháp. Trái lại, nó cho thấy quan hệ I-P phụ thuộc sâu sắc vào điều kiện bối cảnh. Bản thân sự tồn tại song song của năm dạng hàm quan hệ khác nhau, từ tuyến tính, chữ U ngược, đường cong chữ S, đường cong chữ M, đến gánh nặng bắt buộc, là dữ kiện cần được giải thích chứ không phải mâu thuẫn cần loại bỏ (Contractor, 2012; Hitt et al., 1997; Lu &amp; Beamish, 2004). Khi cùng một mức cường độ xuất khẩu có thể trở thành lợi thế ở bối cảnh này nhưng lại là gánh nặng ở bối cảnh khác, thì câu hỏi nghiên cứu đáng giá không còn là</w:t>
       </w:r>
       <w:r>
         <w:t xml:space="preserve"> </w:t>
@@ -66,21 +57,89 @@
         <w:t xml:space="preserve">“</w:t>
       </w:r>
       <w:r>
-        <w:t xml:space="preserve">institutional voids</w:t>
+        <w:t xml:space="preserve">quốc tế hóa tốt hay xấu</w:t>
       </w:r>
       <w:r>
         <w:t xml:space="preserve">”</w:t>
       </w:r>
       <w:r>
-        <w:t xml:space="preserve">, tức sự thiếu hụt các thể chế trung gian hỗ trợ giao dịch thị trường, tạo ra chi phí bổ sung đáng kể cho doanh nghiệp quốc tế hóa (Peng, 2003). Sự đa dạng thể chế giữa các quốc gia châu Á, từ những nền kinh tế với quản trị nhà nước ổn định, pháp quyền mạnh như Singapore đến các nền kinh tế đang phát triển thể chế như Campuchia hay các quốc đảo Thái Bình Dương, tạo ra gradient thể chế đặc biệt phong phú để kiểm định. Luận án này tiếp cận gradient đó một cách hệ thống thông qua khung phân loại thể chế 6 nhóm được phát triển cho luận án này, gọi tắt là ICRV (Institutional Context Regime Variation, Biến thiên chế độ bối cảnh thể chế).</w:t>
-      </w:r>
-    </w:p>
-    <w:p>
-      <w:pPr>
-        <w:pStyle w:val="BodyText"/>
-      </w:pPr>
-      <w:r>
-        <w:t xml:space="preserve">Sau cùng, chính nhà quản trị cấp cao là tầng chuyển hóa các điều kiện vĩ mô thành quyết định chiến lược và kết quả quốc tế hóa cụ thể. Upper Echelons Theory (Hambrick &amp; Mason, 1984) khẳng định rằng quyết định chiến lược phản ánh đặc điểm nhận thức, kinh nghiệm và giá trị của nhà quản trị. Kinh nghiệm quốc tế giúp nhà quản trị nhận diện cơ hội và giảm chi phí của liability of foreignness, trong khi sự đa dạng giới tính ở cấp lãnh đạo có thể tăng cường quản trị rủi ro và ra quyết định đa chiều (Hsu et al., 2013; Post &amp; Byron, 2015). Tích hợp tầng nhà quản trị vào khung giải thích đa tầng là cần thiết để phản ánh đầy đủ sự phức tạp của quan hệ I-P trong bối cảnh châu Á.</w:t>
+        <w:t xml:space="preserve"> </w:t>
+      </w:r>
+      <w:r>
+        <w:t xml:space="preserve">mà là</w:t>
+      </w:r>
+      <w:r>
+        <w:t xml:space="preserve"> </w:t>
+      </w:r>
+      <w:r>
+        <w:t xml:space="preserve">“</w:t>
+      </w:r>
+      <w:r>
+        <w:t xml:space="preserve">trong điều kiện nào quốc tế hóa cải thiện hiệu quả, và trong điều kiện nào thì không</w:t>
+      </w:r>
+      <w:r>
+        <w:t xml:space="preserve">”</w:t>
+      </w:r>
+      <w:r>
+        <w:t xml:space="preserve">.</w:t>
+      </w:r>
+    </w:p>
+    <w:p>
+      <w:pPr>
+        <w:pStyle w:val="BodyText"/>
+      </w:pPr>
+      <w:r>
+        <w:t xml:space="preserve">Ở châu Á, bối cảnh này càng trở nên đặc biệt đáng quan tâm vì khu vực đang chứng kiến tốc độ hội nhập kinh tế và chuyển đổi số hết sức không đồng đều giữa các quốc gia. Từ Singapore, một nền kinh tế nhỏ mở, dẫn đầu thế giới về năng lực đổi mới và kết nối toàn cầu, đến Việt Nam, một nền kinh tế chuyển đổi đang đẩy nhanh cải cách thể chế và hội nhập quốc tế, rồi đến Trung Quốc với quy mô thị trường khổng lồ và cấu trúc thể chế đặc thù, thậm chí đến các quốc đảo nhỏ Thái Bình Dương đang phải đối mặt với thách thức sinh tồn kép của biến đổi khí hậu và sự phụ thuộc xuất khẩu bắt buộc, sự đa dạng này tạo ra một phòng thí nghiệm thực địa hiếm có để kiểm định các điều kiện biên của quan hệ I-P (Khanna &amp; Palepu, 2010; Peng, 2003). Sự đồng tồn tại của nhiều chế độ thể chế khác nhau trong cùng một khoảng thời gian và trên cùng một nguồn dữ liệu chuẩn hóa cho phép phân tách hiệu ứng thể chế khỏi hiệu ứng thời kỳ, điều mà các nghiên cứu đơn quốc gia khó lòng thực hiện.</w:t>
+      </w:r>
+    </w:p>
+    <w:p>
+      <w:pPr>
+        <w:pStyle w:val="BodyText"/>
+      </w:pPr>
+      <w:r>
+        <w:t xml:space="preserve">Thể chế là tầng giải thích không thể bỏ qua khi bàn về kết quả quốc tế hóa. Lý thuyết thể chế (institutional theory) của North (1990) cùng Khanna và Palepu (2010) khẳng định rằng thể chế tạo ra cấu trúc khuyến khích và chi phí giao dịch khác nhau giữa các quốc gia. Ở các thị trường mới nổi, khoảng trống thể chế (institutional voids), tức sự thiếu hụt các thể chế trung gian hỗ trợ giao dịch thị trường, đẩy chi phí quốc tế hóa của doanh nghiệp lên đáng kể (Khanna &amp; Palepu, 2010; Peng, 2003). Sự đa dạng thể chế giữa các quốc gia châu Á trải dài từ những nền kinh tế quản trị ổn định và pháp quyền mạnh như Singapore đến các nền kinh tế đang trong quá trình phát triển thể chế như Campuchia hay các quốc đảo Thái Bình Dương. Dải biến thiên đó đặc biệt phong phú và rất thuận lợi cho việc kiểm định. Luận án tiếp cận dải biến thiên ấy một cách hệ thống thông qua khung phân loại thể chế sáu nhóm được phát triển riêng cho luận án, gọi là Biến thiên chế độ bối cảnh thể chế (Institutional Context Regime Variation — ICRV). Khác với cách hiểu thể chế như một bối cảnh tĩnh, luận án định vị ICRV như một bộ lọc chi phí giao dịch (transaction cost filter): ở chế độ thể chế mạnh, bộ lọc cho giao dịch xuất khẩu đi qua trơn tru nên doanh nghiệp duy trì được lợi ích đến mức cường độ cao; ở chế độ thể chế yếu, bộ lọc tắc nghẽn, biến xuất khẩu thành một gánh nặng trừ khi doanh nghiệp sở hữu những tấm lá chắn số và công nghệ nội tại bù đắp cho khoảng trống thể chế.</w:t>
+      </w:r>
+    </w:p>
+    <w:p>
+      <w:pPr>
+        <w:pStyle w:val="BodyText"/>
+      </w:pPr>
+      <w:r>
+        <w:t xml:space="preserve">Cùng lúc đó, chuyển đổi số đang làm thay đổi căn bản cả cách thức doanh nghiệp quốc tế hóa lẫn cách quốc tế hóa tác động đến hiệu quả hoạt động. Banalieva và Dhanaraj (2019) lập luận rằng lý thuyết nội hóa cần được cập nhật cho nền kinh tế số, bởi dữ liệu số và tương tác qua nền tảng làm giảm sự phụ thuộc vào hiện diện vật lý. Stallkamp và Schotter (2021) chỉ ra rằng các doanh nghiệp nền tảng quốc tế hóa theo một logic khác hẳn với công ty đa quốc gia truyền thống, cho phép cả những doanh nghiệp nhỏ ở thị trường mới nổi vươn ra quốc tế với chi phí gần bằng không. Verhoef et al. (2021) cung cấp khung phân tầng ba cấp, từ số hóa thông tin, số hóa quy trình đến chuyển đổi số toàn diện. Tuy nhiên, phần lớn bằng chứng thực nghiệm hiện có về vai trò của năng lực số trong quan hệ I-P vẫn dồn vào các nền kinh tế phát triển ở Bắc Mỹ và Tây Âu; bằng chứng cho châu Á mới nổi vẫn còn rất mỏng (Bhandari et al., 2023; Yang et al., 2025). Đáng lưu ý hơn, nhiều nghiên cứu gộp chung hai cấu trúc khái niệm vốn khác nhau về bản chất, là chiều sâu năng lực công nghệ nội tại và mức độ chấp nhận số ở bề mặt, thành một chỉ số</w:t>
+      </w:r>
+      <w:r>
+        <w:t xml:space="preserve"> </w:t>
+      </w:r>
+      <w:r>
+        <w:t xml:space="preserve">“</w:t>
+      </w:r>
+      <w:r>
+        <w:t xml:space="preserve">năng lực số</w:t>
+      </w:r>
+      <w:r>
+        <w:t xml:space="preserve">”</w:t>
+      </w:r>
+      <w:r>
+        <w:t xml:space="preserve"> </w:t>
+      </w:r>
+      <w:r>
+        <w:t xml:space="preserve">duy nhất, khiến kết luận mất đi độ chính xác và che khuất những cơ chế tác động rất khác nhau.</w:t>
+      </w:r>
+    </w:p>
+    <w:p>
+      <w:pPr>
+        <w:pStyle w:val="BodyText"/>
+      </w:pPr>
+      <w:r>
+        <w:t xml:space="preserve">Sau cùng, chính nhà quản trị cấp cao mới là tầng chuyển hóa các điều kiện vĩ mô thành quyết định chiến lược và thành kết quả quốc tế hóa cụ thể. Lý thuyết Bậc trên (upper echelons theory) của Hambrick và Mason (1984) khẳng định rằng quyết định chiến lược phản ánh đặc điểm nhận thức, kinh nghiệm và giá trị của nhà quản trị. Kinh nghiệm quốc tế giúp nhà quản trị nhận diện cơ hội và giảm chi phí của gánh nặng người nước ngoài (liability of foreignness); bên cạnh đó, sự đa dạng giới tính ở cấp lãnh đạo có thể tăng cường quản trị rủi ro và mở rộng góc nhìn khi ra quyết định (Hsu et al., 2013; Post &amp; Byron, 2015). Đưa tầng nhà quản trị vào khung giải thích đa tầng là điều cần thiết để phản ánh đầy đủ sự phức tạp của quan hệ I-P trong bối cảnh châu Á.</w:t>
+      </w:r>
+    </w:p>
+    <w:p>
+      <w:pPr>
+        <w:pStyle w:val="BodyText"/>
+      </w:pPr>
+      <w:r>
+        <w:t xml:space="preserve">Từ những lập luận trên, luận án xác định một vấn đề nghiên cứu có tính cấp thiết kép. Về mặt khoa học, tài liệu I-P vẫn thiếu một khung lý thuyết tích hợp đủ sức giải thích mức dị biệt cao, đặc biệt cho khu vực châu Á và Thái Bình Dương, nơi bằng chứng liên quốc gia quy mô lớn còn rất hạn chế và nơi sự phân biệt giữa năng lực công nghệ với mức độ chấp nhận số chưa được xử lý một cách hệ thống. Về mặt thực tiễn, doanh nghiệp và nhà hoạch định chính sách ở châu Á đang cần một căn cứ rõ ràng hơn về việc quốc tế hóa đến mức nào thì còn có lợi, và điều kiện thể chế cùng năng lực số nào quyết định ngưỡng đó. Luận án được thực hiện nhằm lấp đầy khoảng trống này.</w:t>
       </w:r>
     </w:p>
     <w:p>
@@ -90,14 +149,14 @@
         </w:pict>
       </w:r>
     </w:p>
-    <w:bookmarkEnd w:id="21"/>
-    <w:bookmarkStart w:id="22" w:name="vấn-đề-nghiên-cứu"/>
+    <w:bookmarkEnd w:id="20"/>
+    <w:bookmarkStart w:id="21" w:name="mục-tiêu-nghiên-cứu"/>
     <w:p>
       <w:pPr>
         <w:pStyle w:val="Heading2"/>
       </w:pPr>
       <w:r>
-        <w:t xml:space="preserve">1.2 Vấn đề nghiên cứu</w:t>
+        <w:t xml:space="preserve">1.2 Mục tiêu nghiên cứu</w:t>
       </w:r>
     </w:p>
     <w:p>
@@ -105,23 +164,15 @@
         <w:pStyle w:val="FirstParagraph"/>
       </w:pPr>
       <w:r>
-        <w:t xml:space="preserve">Mặc dù đã có hàng trăm nghiên cứu thực nghiệm, bằng chứng về mối quan hệ giữa quốc tế hóa và hiệu quả hoạt động của doanh nghiệp vẫn chưa thống nhất và tản mạn. Các phân tích tổng hợp (meta-analyses) về quan hệ I-P liên tục cho thấy tác động tổng hợp là dương nhưng nhỏ, hệ số tương quan tổng hợp r trong khoảng 0,07-0,13, đồng thời mức độ dị biệt giữa các nghiên cứu rất cao với I² thường vượt 80% (Bausch &amp; Krist, 2007; Kirca et al., 2012; Marano et al., 2016; Wu et al., 2022). Tình trạng dị biệt cao này không phải là tín hiệu của sai sót phương pháp, mà là bằng chứng cho thấy quan hệ I-P phụ thuộc sâu sắc vào điều kiện bối cảnh. Arte và Larimo (2022) lập luận rằng heterogeneity cao gợi ý sự cần thiết phải chuyển dịch từ mô hình đơn biến sang khung đa tầng có tính đến thể chế, năng lực và đặc điểm nhà quản trị.</w:t>
-      </w:r>
-    </w:p>
-    <w:p>
-      <w:pPr>
-        <w:pStyle w:val="BodyText"/>
-      </w:pPr>
-      <w:r>
-        <w:t xml:space="preserve">Ba khoảng trống nghiên cứu quan trọng được xác định từ tổng quan tài liệu. Khoảng trống thứ nhất là thiếu khung lý thuyết tích hợp đủ sức giải thích heterogeneity cao đó. Các nghiên cứu hiện tại thường chọn một hoặc hai lý thuyết làm nền, dẫn đến mô hình không đủ đa tầng để nắm bắt sự phức tạp thực tế. Uppsala model giải thích chi phí học hỏi nhưng không đủ để xử lý vai trò của thể chế; RBV giải thích sự khác biệt năng lực nhưng bỏ qua macro-context; Institutional Theory giải thích bối cảnh vĩ mô nhưng không tích hợp đặc điểm cá nhân nhà quản trị. Không một lý thuyết nào đứng riêng có thể giải thích đầy đủ heterogeneity đó. Khoảng trống thứ hai là sự đồng nhất không hợp lý giữa hai construct số khác nhau về bản chất: technological capability, chiều sâu năng lực công nghệ nhập vào tổ chức, và digital adoption, mức độ áp dụng công cụ số bề mặt trong hoạt động kinh doanh. Nhiều nghiên cứu trước gộp hai construct này thành một chỉ số composite duy nhất, điều này làm giảm độ chính xác của kết luận và có thể che khuất các cơ chế tác động khác nhau (Bharadwaj et al., 2013; Coltman et al., 2008; Verhoef et al., 2021). Khoảng trống thứ ba là thiếu bằng chứng cross-country quy mô lớn cho châu Á. Phần lớn nghiên cứu hiện có tập trung vào một quốc gia hoặc một tiểu vùng, và thậm chí khi có nghiên cứu đa quốc gia, phạm vi thường hẹp và thiếu sự đa dạng thể chế đủ lớn để kiểm định các điều kiện biên có ý nghĩa.</w:t>
-      </w:r>
-    </w:p>
-    <w:p>
-      <w:pPr>
-        <w:pStyle w:val="BodyText"/>
-      </w:pPr>
-      <w:r>
-        <w:t xml:space="preserve">Luận án này được thiết kế để giải quyết ba khoảng trống đó bằng cách xây dựng và kiểm định một khung giải thích đa tầng cho quan hệ I-P tại châu Á, với thiết kế mixed synthesis-empirical kết hợp meta-analysis và phân tích đa quốc gia quy mô lớn. Trọng tâm khoa học của luận án là vai trò điều tiết của thể chế, năng lực số và đặc điểm nhà quản trị, ba tầng điều tiết mà, theo lập luận của luận án, cùng nhau tạo nên cấu trúc giải thích cần thiết cho heterogeneity cao trong quan hệ I-P.</w:t>
+        <w:t xml:space="preserve">Mục tiêu chung của luận án là xây dựng và kiểm định một khung giải thích đa tầng cho mối quan hệ giữa quốc tế hóa và hiệu quả hoạt động kinh doanh của doanh nghiệp tại các nền kinh tế châu Á và khu vực lân cận, trong đó làm rõ vai trò điều tiết (moderating effect) của thể chế, năng lực số và đặc điểm nhà quản trị đối với mối quan hệ này.</w:t>
+      </w:r>
+    </w:p>
+    <w:p>
+      <w:pPr>
+        <w:pStyle w:val="BodyText"/>
+      </w:pPr>
+      <w:r>
+        <w:t xml:space="preserve">Từ mục tiêu chung đó, luận án triển khai bốn mục tiêu cụ thể. Mục tiêu thứ nhất là tổng hợp và cập nhật bằng chứng phân tích tổng hợp về quan hệ I-P trong giai đoạn 1982-2026, qua đó xác định tác động tổng hợp, mức độ dị biệt, và những biến điều tiết chính giải thích sự dị biệt giữa các nghiên cứu. Mục tiêu thứ hai là kiểm định cơ chế cụ thể của quan hệ I-P trong các bối cảnh quốc gia khác nhau, gồm Singapore với tư cách nền kinh tế nhỏ mở tiên tiến, Việt Nam với tư cách nền kinh tế chuyển đổi đang mở rộng, và Trung Quốc với tư cách nền kinh tế thu nhập trung bình cao quy mô lớn; so sánh ba bối cảnh này giúp làm rõ cách các cơ chế I-P vận hành khác nhau theo từng quốc gia, đồng thời kiểm định tính ổn định của cấu trúc phi tuyến theo thời gian. Mục tiêu thứ ba là mở rộng phân tích sang phạm vi đa quốc gia gồm 47-49 nền kinh tế châu Á và Thái Bình Dương, trong đó có nhóm các quốc đảo nhỏ Thái Bình Dương, nhằm kiểm định khả năng khái quát hóa của các phát hiện trên một dải bối cảnh thể chế rộng, kế thừa và mở rộng từ tập 17 nền kinh tế trong Do và Phan (2026a). Mục tiêu thứ tư là phân tích vai trò điều tiết của ba nhóm nhân tố: thể chế (đo bằng các nhóm con ICRV cùng các chỉ số rào cản thể chế), năng lực số (phân biệt rõ Chỉ số năng lực công nghệ — Technological Capability Index — TCI với Chỉ số chấp nhận số — Digital Adoption Index — DAI), và đặc điểm nhà quản trị cấp cao (kinh nghiệm và giới tính).</w:t>
       </w:r>
     </w:p>
     <w:p>
@@ -131,14 +182,14 @@
         </w:pict>
       </w:r>
     </w:p>
-    <w:bookmarkEnd w:id="22"/>
-    <w:bookmarkStart w:id="23" w:name="mục-tiêu-nghiên-cứu"/>
+    <w:bookmarkEnd w:id="21"/>
+    <w:bookmarkStart w:id="22" w:name="câu-hỏi-nghiên-cứu"/>
     <w:p>
       <w:pPr>
         <w:pStyle w:val="Heading2"/>
       </w:pPr>
       <w:r>
-        <w:t xml:space="preserve">1.3 Mục tiêu nghiên cứu</w:t>
+        <w:t xml:space="preserve">1.3 Câu hỏi nghiên cứu</w:t>
       </w:r>
     </w:p>
     <w:p>
@@ -146,15 +197,47 @@
         <w:pStyle w:val="FirstParagraph"/>
       </w:pPr>
       <w:r>
-        <w:t xml:space="preserve">Mục tiêu tổng quát của luận án là xây dựng và kiểm định một khung giải thích đa tầng cho mối quan hệ giữa quốc tế hóa và hiệu quả hoạt động của doanh nghiệp tại các quốc gia châu Á, trong đó làm rõ vai trò điều tiết của thể chế, năng lực số và đặc điểm nhà quản trị.</w:t>
-      </w:r>
-    </w:p>
-    <w:p>
-      <w:pPr>
-        <w:pStyle w:val="BodyText"/>
-      </w:pPr>
-      <w:r>
-        <w:t xml:space="preserve">Từ mục tiêu tổng quát đó, luận án triển khai bốn mục tiêu cụ thể. Mục tiêu cụ thể thứ nhất là tổng hợp và cập nhật bằng chứng meta-analytic về mối quan hệ I-P trong giai đoạn 1982-2026, xác định tác động tổng hợp, mức độ dị biệt và các nhân tố điều tiết (moderators) chính giải thích heterogeneity trong các nghiên cứu. Mục tiêu cụ thể thứ hai là kiểm định cơ chế cụ thể trong các bối cảnh quốc gia khác nhau, bao gồm Singapore với tư cách nền kinh tế nhỏ mở tiên tiến, Việt Nam với tư cách nền kinh tế chuyển đổi đang mở rộng, và Trung Quốc với tư cách nền kinh tế mới nổi quy mô lớn, nhằm làm rõ cách thức các cơ chế I-P vận hành khác nhau theo bối cảnh quốc gia. Mục tiêu cụ thể thứ ba là mở rộng phân tích sang 47-49 nền kinh tế châu Á và Thái Bình Dương (bao gồm 6-8 nền kinh tế Pacific SIDS) để kiểm định khả năng khái quát hóa của các phát hiện trên phạm vi rộng, kế thừa và mở rộng từ pool 17 nền kinh tế trong Do và Phan (2026a). Mục tiêu cụ thể thứ tư là phân tích vai trò điều tiết của ba nhóm biến: thể chế (bao gồm các sub-regime ICRV và các chỉ số rào cản thể chế), năng lực số (phân biệt rõ technological capability index, TCI và chỉ số chấp nhận số, digital adoption index, DAI), và đặc điểm nhà quản trị cấp cao (kinh nghiệm và giới tính).</w:t>
+        <w:t xml:space="preserve">Câu hỏi nghiên cứu trung tâm của luận án được phát biểu như sau: quốc tế hóa ảnh hưởng đến hiệu quả hoạt động kinh doanh của doanh nghiệp ở châu Á như thế nào, và những điều kiện nào về thể chế, năng lực số và đặc điểm nhà quản trị giải thích mức độ dị biệt cao trong mối quan hệ đó?</w:t>
+      </w:r>
+    </w:p>
+    <w:p>
+      <w:pPr>
+        <w:pStyle w:val="BodyText"/>
+      </w:pPr>
+      <w:r>
+        <w:t xml:space="preserve">Từ câu hỏi trung tâm này, luận án đặt ra bốn câu hỏi nghiên cứu cụ thể, tương ứng với bốn mục tiêu cụ thể ở trên.</w:t>
+      </w:r>
+    </w:p>
+    <w:p>
+      <w:pPr>
+        <w:pStyle w:val="BodyText"/>
+      </w:pPr>
+      <w:r>
+        <w:t xml:space="preserve">Câu hỏi nghiên cứu thứ nhất hướng vào bằng chứng tổng hợp: tác động tổng hợp của quốc tế hóa lên hiệu quả hoạt động doanh nghiệp trong các nghiên cứu giai đoạn 1982-2026 là bao nhiêu, mức độ dị biệt đến đâu, và những biến điều tiết nào giải thích sự dị biệt đó một cách có hệ thống?</w:t>
+      </w:r>
+    </w:p>
+    <w:p>
+      <w:pPr>
+        <w:pStyle w:val="BodyText"/>
+      </w:pPr>
+      <w:r>
+        <w:t xml:space="preserve">Câu hỏi nghiên cứu thứ hai đi vào từng bối cảnh quốc gia gồm Singapore, Việt Nam và Trung Quốc: quan hệ I-P vận hành theo những cơ chế đặc thù nào ở mỗi nền kinh tế, tính phi tuyến biểu hiện ra sao, và cấu trúc phi tuyến đó có ổn định theo thời gian hay không?</w:t>
+      </w:r>
+    </w:p>
+    <w:p>
+      <w:pPr>
+        <w:pStyle w:val="BodyText"/>
+      </w:pPr>
+      <w:r>
+        <w:t xml:space="preserve">Câu hỏi nghiên cứu thứ ba mở rộng ra phạm vi đa quốc gia gồm 47-49 nền kinh tế châu Á và Thái Bình Dương: vai trò điều tiết của Chỉ số chấp nhận số và Chỉ số năng lực công nghệ có khái quát hóa được không, và hai cấu trúc khái niệm này có thực sự vận hành theo những cơ chế khác nhau hay không?</w:t>
+      </w:r>
+    </w:p>
+    <w:p>
+      <w:pPr>
+        <w:pStyle w:val="BodyText"/>
+      </w:pPr>
+      <w:r>
+        <w:t xml:space="preserve">Câu hỏi nghiên cứu thứ tư khép lại bằng tương tác giữa các tầng điều tiết: thể chế, đo bằng nhóm con ICRV, cùng với sự phân biệt giữa năng lực công nghệ và chấp nhận số, và đặc điểm nhà quản trị, điều tiết quan hệ I-P như thế nào, và tương tác đồng thời giữa các tầng đó mang ý nghĩa ra sao đối với việc xác định điều kiện biên của mối quan hệ?</w:t>
       </w:r>
     </w:p>
     <w:p>
@@ -164,14 +247,41 @@
         </w:pict>
       </w:r>
     </w:p>
+    <w:bookmarkEnd w:id="22"/>
+    <w:bookmarkStart w:id="26" w:name="đối-tượng-và-phạm-vi-nghiên-cứu"/>
+    <w:p>
+      <w:pPr>
+        <w:pStyle w:val="Heading2"/>
+      </w:pPr>
+      <w:r>
+        <w:t xml:space="preserve">1.4 Đối tượng và phạm vi nghiên cứu</w:t>
+      </w:r>
+    </w:p>
+    <w:bookmarkStart w:id="23" w:name="đối-tượng-nghiên-cứu"/>
+    <w:p>
+      <w:pPr>
+        <w:pStyle w:val="Heading3"/>
+      </w:pPr>
+      <w:r>
+        <w:t xml:space="preserve">1.4.1 Đối tượng nghiên cứu</w:t>
+      </w:r>
+    </w:p>
+    <w:p>
+      <w:pPr>
+        <w:pStyle w:val="FirstParagraph"/>
+      </w:pPr>
+      <w:r>
+        <w:t xml:space="preserve">Đối tượng nghiên cứu của luận án là mối quan hệ giữa quốc tế hóa và hiệu quả hoạt động kinh doanh của doanh nghiệp, cùng với các nhân tố điều tiết mối quan hệ đó, gồm bối cảnh thể chế, năng lực số và đặc điểm nhà quản trị cấp cao. Đơn vị phân tích là doanh nghiệp ở cấp độ tổ chức, không phải cấp độ ngành hay cấp độ quốc gia. Trong luận án, quốc tế hóa được đo chủ yếu bằng tỷ lệ doanh thu xuất khẩu trên tổng doanh thu (Foreign Sales to Total Sales — FSTS), tức cường độ xuất khẩu, còn hiệu quả hoạt động được đo chủ yếu bằng năng suất lao động, bổ sung bằng tỷ suất lợi nhuận trên doanh thu và tăng trưởng doanh thu trong các kiểm tra độ vững.</w:t>
+      </w:r>
+    </w:p>
     <w:bookmarkEnd w:id="23"/>
-    <w:bookmarkStart w:id="24" w:name="câu-hỏi-nghiên-cứu"/>
-    <w:p>
-      <w:pPr>
-        <w:pStyle w:val="Heading2"/>
-      </w:pPr>
-      <w:r>
-        <w:t xml:space="preserve">1.4 Câu hỏi nghiên cứu</w:t>
+    <w:bookmarkStart w:id="24" w:name="phạm-vi-không-gian"/>
+    <w:p>
+      <w:pPr>
+        <w:pStyle w:val="Heading3"/>
+      </w:pPr>
+      <w:r>
+        <w:t xml:space="preserve">1.4.2 Phạm vi không gian</w:t>
       </w:r>
     </w:p>
     <w:p>
@@ -179,15 +289,51 @@
         <w:pStyle w:val="FirstParagraph"/>
       </w:pPr>
       <w:r>
-        <w:t xml:space="preserve">Câu hỏi nghiên cứu trung tâm của luận án là: Quốc tế hóa ảnh hưởng đến hiệu quả hoạt động của doanh nghiệp ở châu Á như thế nào, và những điều kiện nào, về thể chế, năng lực số và đặc điểm nhà quản trị, giải thích sự dị biệt cao trong mối quan hệ đó?</w:t>
-      </w:r>
-    </w:p>
-    <w:p>
-      <w:pPr>
-        <w:pStyle w:val="BodyText"/>
-      </w:pPr>
-      <w:r>
-        <w:t xml:space="preserve">Từ câu hỏi trung tâm đó, bốn câu hỏi nghiên cứu cụ thể được đặt ra. Câu hỏi nghiên cứu thứ nhất (RQ1) là: Tác động tổng hợp của quốc tế hóa lên hiệu quả hoạt động của doanh nghiệp trong các nghiên cứu giai đoạn 1982-2026 là gì, mức độ dị biệt ở mức nào, và những moderators nào giải thích heterogeneity đó một cách có hệ thống? Câu hỏi nghiên cứu thứ hai (RQ2) là: Trong từng bối cảnh quốc gia cụ thể bao gồm Singapore, Việt Nam và Trung Quốc, mối quan hệ I-P vận hành theo những cơ chế đặc thù nào và sự phi tuyến có biểu hiện ra sao? Câu hỏi nghiên cứu thứ ba (RQ3) là: Trên phạm vi đa quốc gia châu Á bao gồm 47-49 nền kinh tế châu Á và Thái Bình Dương (bao gồm 6-8 nền kinh tế Pacific SIDS), vai trò điều tiết của chỉ số chấp nhận số (DAI) và technological capability index (TCI) có khái quát hóa được không, và hai construct này có thực sự vận hành theo các cơ chế khác nhau không? Câu hỏi nghiên cứu thứ tư (RQ4) là: Vai trò của thể chế, đo bằng sub-regime ICRV, cùng với sự phân biệt giữa TCI và DAI, và đặc điểm nhà quản trị trong việc điều tiết mối quan hệ I-P là gì, và sự tương tác ba chiều giữa ba tầng đó có ý nghĩa như thế nào?</w:t>
+        <w:t xml:space="preserve">Phạm vi không gian chính của nghiên cứu gồm 47-49 nền kinh tế châu Á và Thái Bình Dương có dữ liệu trong Khảo sát Doanh nghiệp của Ngân hàng Thế giới (World Bank Enterprise Surveys — WBES), được phân loại và tổ chức theo sáu nhóm con trong khung ICRV. Sáu nhóm con đó là: nhóm tiên tiến dẫn dắt bằng đổi mới (Advanced Innovation-Driven), đại diện là Singapore, Hàn Quốc và Đài Loan; nhóm tiên tiến dẫn dắt bằng tài nguyên (Advanced Resource-Driven), đại diện là các nền kinh tế vùng Vịnh; nhóm thu nhập trung bình cao (Upper-middle), đại diện là Trung Quốc và Malaysia; nhóm đang nổi (Emerging), gồm Việt Nam và các nền kinh tế ASEAN đang phát triển; nhóm cận biên (Frontier), gồm các nền kinh tế kém phát triển nhất như Campuchia, Nepal và Bangladesh; và nhóm quốc đảo nhỏ Thái Bình Dương (Pacific SIDS), gồm các quốc đảo nhỏ đang phát triển (Small Island Developing States — SIDS) được đưa vào phân tích để kiểm định các điều kiện biên cực đoan của quan hệ I-P. Nhật Bản không nằm trong phạm vi thực nghiệm vì cấu trúc dữ liệu WBES không bao phủ Nhật Bản đầy đủ.</w:t>
+      </w:r>
+    </w:p>
+    <w:p>
+      <w:pPr>
+        <w:pStyle w:val="BodyText"/>
+      </w:pPr>
+      <w:r>
+        <w:t xml:space="preserve">Cách ghi</w:t>
+      </w:r>
+      <w:r>
+        <w:t xml:space="preserve"> </w:t>
+      </w:r>
+      <w:r>
+        <w:t xml:space="preserve">“</w:t>
+      </w:r>
+      <w:r>
+        <w:t xml:space="preserve">47-49 nền kinh tế</w:t>
+      </w:r>
+      <w:r>
+        <w:t xml:space="preserve">”</w:t>
+      </w:r>
+      <w:r>
+        <w:t xml:space="preserve"> </w:t>
+      </w:r>
+      <w:r>
+        <w:t xml:space="preserve">phản ánh hai phạm vi mẫu khác nhau chứ không phải mâu thuẫn. Phân tích mô tả bao phủ 47 nền kinh tế với 101.185 doanh nghiệp, còn mô hình hồi quy đa quốc gia bao phủ 49 nền kinh tế đáp ứng đủ yêu cầu dữ liệu cho ước lượng. Tương tự, danh sách nhóm quốc đảo nhỏ Thái Bình Dương gồm nhiều nền kinh tế đảo nhỏ, nhưng số quan sát thực tế đưa vào hồi quy còn tùy thuộc vào dữ liệu sẵn có sau khi lọc giá trị khuyết.</w:t>
+      </w:r>
+    </w:p>
+    <w:bookmarkEnd w:id="24"/>
+    <w:bookmarkStart w:id="25" w:name="phạm-vi-thời-gian"/>
+    <w:p>
+      <w:pPr>
+        <w:pStyle w:val="Heading3"/>
+      </w:pPr>
+      <w:r>
+        <w:t xml:space="preserve">1.4.3 Phạm vi thời gian</w:t>
+      </w:r>
+    </w:p>
+    <w:p>
+      <w:pPr>
+        <w:pStyle w:val="FirstParagraph"/>
+      </w:pPr>
+      <w:r>
+        <w:t xml:space="preserve">Phạm vi thời gian của nghiên cứu có hai mức. Ở giai đoạn phân tích tổng hợp, luận án tổng hợp các nghiên cứu trong khoảng 1982-2026, bao quát toàn bộ chương trình nghiên cứu về quan hệ I-P từ những công trình thực nghiệm đầu tiên đến thời điểm hoàn thành luận án. Ở giai đoạn phân tích thực nghiệm đa quốc gia, luận án sử dụng dữ liệu WBES trong khoảng 2009-2025, gồm 101.185 doanh nghiệp với 108 cặp quốc gia-năm trải qua 14 mốc khảo sát. Dữ liệu WBES đến từ ba thế hệ lược đồ bảng hỏi (schema), gồm thế hệ PICS3 giai đoạn 2009-2013, thế hệ chuẩn hóa giai đoạn 2014-2018, và thế hệ BREADY/BEE giai đoạn 2019-2025, và đã được hòa hợp để bảo đảm tính nhất quán khi đo lường biến qua các đợt khảo sát.</w:t>
       </w:r>
     </w:p>
     <w:p>
@@ -197,23 +343,15 @@
         </w:pict>
       </w:r>
     </w:p>
-    <w:bookmarkEnd w:id="24"/>
-    <w:bookmarkStart w:id="28" w:name="đối-tượng-và-phạm-vi-nghiên-cứu"/>
+    <w:bookmarkEnd w:id="25"/>
+    <w:bookmarkEnd w:id="26"/>
+    <w:bookmarkStart w:id="27" w:name="khái-quát-phương-pháp-và-dữ-liệu"/>
     <w:p>
       <w:pPr>
         <w:pStyle w:val="Heading2"/>
       </w:pPr>
       <w:r>
-        <w:t xml:space="preserve">1.5 Đối tượng và phạm vi nghiên cứu</w:t>
-      </w:r>
-    </w:p>
-    <w:bookmarkStart w:id="25" w:name="đối-tượng-nghiên-cứu"/>
-    <w:p>
-      <w:pPr>
-        <w:pStyle w:val="Heading3"/>
-      </w:pPr>
-      <w:r>
-        <w:t xml:space="preserve">1.5.1 Đối tượng nghiên cứu</w:t>
+        <w:t xml:space="preserve">1.5 Khái quát phương pháp và dữ liệu</w:t>
       </w:r>
     </w:p>
     <w:p>
@@ -221,109 +359,31 @@
         <w:pStyle w:val="FirstParagraph"/>
       </w:pPr>
       <w:r>
-        <w:t xml:space="preserve">Đối tượng nghiên cứu của luận án là mối quan hệ giữa quốc tế hóa và hiệu quả hoạt động của doanh nghiệp (internationalization-firm performance relationship) cùng với các yếu tố điều tiết của mối quan hệ đó, bao gồm bối cảnh thể chế, năng lực số và đặc điểm nhà quản trị cấp cao. Đơn vị phân tích là doanh nghiệp ở cấp độ tổ chức (firm-level analysis), không phải cấp độ ngành hay cấp độ quốc gia.</w:t>
-      </w:r>
-    </w:p>
-    <w:bookmarkEnd w:id="25"/>
-    <w:bookmarkStart w:id="26" w:name="phạm-vi-không-gian"/>
-    <w:p>
-      <w:pPr>
-        <w:pStyle w:val="Heading3"/>
-      </w:pPr>
-      <w:r>
-        <w:t xml:space="preserve">1.5.2 Phạm vi không gian</w:t>
-      </w:r>
-    </w:p>
-    <w:p>
-      <w:pPr>
-        <w:pStyle w:val="FirstParagraph"/>
-      </w:pPr>
-      <w:r>
-        <w:t xml:space="preserve">Phạm vi không gian chính của nghiên cứu bao gồm</w:t>
-      </w:r>
-      <w:r>
-        <w:t xml:space="preserve"> </w:t>
-      </w:r>
-      <w:r>
-        <w:rPr>
-          <w:bCs/>
-          <w:b/>
-        </w:rPr>
-        <w:t xml:space="preserve">47-49 nền kinh tế châu Á và Thái Bình Dương</w:t>
-      </w:r>
-      <w:r>
-        <w:t xml:space="preserve"> </w:t>
-      </w:r>
-      <w:r>
-        <w:t xml:space="preserve">có dữ liệu trong Khảo sát Doanh nghiệp của Ngân hàng Thế giới (World Bank Enterprise Surveys, WBES), được phân loại và tổ chức theo 6 sub-regime trong khung ICRV. Sáu sub-regime bao gồm: (i) Advanced Innovation-Driven, đại diện là Singapore, Hàn Quốc và Đài Loan; (ii) Advanced Resource-Driven, đại diện là các nền kinh tế GCC; (iii) Upper-middle, đại diện là Trung Quốc và Malaysia; (iv) Emerging, bao gồm Việt Nam và các nền kinh tế ASEAN đang phát triển; (v) Frontier, bao gồm các nền kinh tế kém phát triển nhất châu Á như Campuchia, Nepal và Afghanistan; và (vi) Pacific SIDS (Small Island Developing States), bao gồm 9 nền kinh tế đảo nhỏ Thái Bình Dương được đưa vào phân tích để kiểm định các điều kiện biên cực đoan của quan hệ I-P. Nhật Bản không nằm trong phạm vi thực nghiệm của luận án do cấu trúc dữ liệu WBES không bao phủ Nhật Bản đầy đủ. Cần lưu ý rằng ký hiệu</w:t>
-      </w:r>
-      <w:r>
-        <w:t xml:space="preserve"> </w:t>
-      </w:r>
-      <w:r>
-        <w:t xml:space="preserve">“</w:t>
-      </w:r>
-      <w:r>
-        <w:t xml:space="preserve">47-49 nền kinh tế</w:t>
-      </w:r>
-      <w:r>
-        <w:t xml:space="preserve">”</w:t>
-      </w:r>
-      <w:r>
-        <w:t xml:space="preserve"> </w:t>
-      </w:r>
-      <w:r>
-        <w:t xml:space="preserve">phản ánh hai phạm vi mẫu khác nhau chứ không phải mâu thuẫn: phân tích mô tả (Chương 4, mục 4.1 và Chuyên đề 1) bao phủ</w:t>
-      </w:r>
-      <w:r>
-        <w:t xml:space="preserve"> </w:t>
-      </w:r>
-      <w:r>
-        <w:rPr>
-          <w:bCs/>
-          <w:b/>
-        </w:rPr>
-        <w:t xml:space="preserve">47 nền kinh tế</w:t>
-      </w:r>
-      <w:r>
-        <w:t xml:space="preserve"> </w:t>
-      </w:r>
-      <w:r>
-        <w:t xml:space="preserve">với 101.185 doanh nghiệp, trong khi mô hình hồi quy đa quốc gia (Nghiên cứu P7, Chương 4) bao phủ</w:t>
-      </w:r>
-      <w:r>
-        <w:t xml:space="preserve"> </w:t>
-      </w:r>
-      <w:r>
-        <w:rPr>
-          <w:bCs/>
-          <w:b/>
-        </w:rPr>
-        <w:t xml:space="preserve">49 nền kinh tế</w:t>
-      </w:r>
-      <w:r>
-        <w:t xml:space="preserve"> </w:t>
-      </w:r>
-      <w:r>
-        <w:t xml:space="preserve">đáp ứng đủ yêu cầu dữ liệu cho ước lượng. Tương tự, nhóm Pacific SIDS được liệt kê gồm các nền kinh tế đảo nhỏ, trong đó số quan sát thực tế đưa vào hồi quy (Nghiên cứu P8) phụ thuộc vào tính sẵn có của dữ liệu sau khi lọc giá trị khuyết.</w:t>
-      </w:r>
-    </w:p>
-    <w:bookmarkEnd w:id="26"/>
-    <w:bookmarkStart w:id="27" w:name="phạm-vi-thời-gian"/>
-    <w:p>
-      <w:pPr>
-        <w:pStyle w:val="Heading3"/>
-      </w:pPr>
-      <w:r>
-        <w:t xml:space="preserve">1.5.3 Phạm vi thời gian</w:t>
-      </w:r>
-    </w:p>
-    <w:p>
-      <w:pPr>
-        <w:pStyle w:val="FirstParagraph"/>
-      </w:pPr>
-      <w:r>
-        <w:t xml:space="preserve">Phạm vi thời gian của nghiên cứu có hai mức. Đối với phase meta-analysis, luận án tổng hợp các nghiên cứu trong giai đoạn 1982-2026, bao quát toàn bộ chương trình nghiên cứu về quan hệ I-P từ khi các nghiên cứu thực nghiệm đầu tiên xuất hiện đến thời điểm hoàn thành luận án. Đối với phase phân tích thực nghiệm đa quốc gia, luận án sử dụng dữ liệu WBES trong giai đoạn 2009-2025, bao gồm 101.185 doanh nghiệp với 108 cặp quốc gia-năm trải qua 14 mốc khảo sát. Dữ liệu WBES từ ba thế hệ schema (PICS3 giai đoạn 2009-2012, Standardized giai đoạn 2013-2017, và BREADY/BEE giai đoạn 2018-2025) đã được hòa hợp để đảm bảo tính nhất quán trong đo lường biến qua các wave khảo sát.</w:t>
+        <w:t xml:space="preserve">Luận án áp dụng thiết kế kết hợp tổng hợp và thực nghiệm (mixed synthesis-empirical), gắn phân tích tổng hợp với phân tích thực nghiệm đa quốc gia, nhằm trả lời bốn câu hỏi nghiên cứu đã đặt ra. Thiết kế này không đơn thuần chạy hai phương pháp song song. Nó tạo ra một đối thoại hai chiều: phân tích tổng hợp dựng nên bức tranh hệ thống về trạng thái bằng chứng và xác định những biến điều tiết quan trọng trong các nghiên cứu, còn phân tích thực nghiệm kiểm định trực tiếp các giả thuyết nảy sinh từ khung lý thuyết trong bối cảnh châu Á. Sự tương tác đó làm tăng đáng kể sức nặng đóng góp so với việc chỉ dùng một phương pháp duy nhất (Borenstein et al., 2009; Hunter &amp; Schmidt, 2004).</w:t>
+      </w:r>
+    </w:p>
+    <w:p>
+      <w:pPr>
+        <w:pStyle w:val="BodyText"/>
+      </w:pPr>
+      <w:r>
+        <w:t xml:space="preserve">Về phương pháp cụ thể, giai đoạn phân tích tổng hợp sử dụng mô hình hiệu ứng ngẫu nhiên (random effects) với phép biến đổi Fisher’s z, phân tích nhóm con theo chế độ thể chế, và các kiểm định sai lệch xuất bản (publication bias) gồm kiểm định Egger và kiểm định tương quan hạng Begg-Mazumdar (Begg &amp; Mazumdar, 1994; Egger et al., 1997). Giai đoạn thực nghiệm sử dụng hồi quy bình phương tối thiểu thông thường với sai số chuẩn vững HC1/HC3, mô hình bậc hai và bậc ba để kiểm định phi tuyến, số hạng tương tác hai chiều và ba chiều để kiểm định vai trò điều tiết, cùng hiệu ứng cố định (fixed effects) theo quốc gia và năm. Kiểm định Lind-Mehlum được áp dụng để xác nhận dạng chữ U ngược và định vị điểm uốn (turning point) trong quan hệ phi tuyến (Haans et al., 2016; Lind &amp; Mehlum, 2010), trong khi kiểm định Paternoster được dùng để so sánh điểm uốn giữa các chế độ thể chế và giữa các giai đoạn thời gian.</w:t>
+      </w:r>
+    </w:p>
+    <w:p>
+      <w:pPr>
+        <w:pStyle w:val="BodyText"/>
+      </w:pPr>
+      <w:r>
+        <w:t xml:space="preserve">Nền tảng dữ liệu thực nghiệm là bộ WBES, bộ dữ liệu doanh nghiệp chuẩn hóa lớn nhất hiện có cho các nền kinh tế đang phát triển và chuyển đổi. Tính so sánh liên quốc gia của WBES là điều kiện cho phép gộp dữ liệu đa quốc gia và phân loại các nền kinh tế theo khung ICRV, qua đó vận hành hóa bối cảnh thể chế thành biến phân tích cụ thể. Trên cùng bộ dữ liệu này, luận án phân biệt rạch ròi hai cấu trúc số: Chỉ số năng lực công nghệ, đo chiều sâu công nghệ được nhập vào tổ chức theo tinh thần năng lực hấp thụ của Cohen và Levinthal (1990) và năng lực công nghệ của Lall (1992); và Chỉ số chấp nhận số, đo mức áp dụng các công cụ số ở bề mặt theo phân tầng của Verhoef et al. (2021). Sự phân biệt này, được kiểm tra theo bốn tiêu chí của Coltman et al. (2008), là một quyết định phương pháp cốt lõi của luận án.</w:t>
+      </w:r>
+    </w:p>
+    <w:p>
+      <w:pPr>
+        <w:pStyle w:val="BodyText"/>
+      </w:pPr>
+      <w:r>
+        <w:t xml:space="preserve">Cần nói rõ vị trí của Chương 1 trong toàn bộ chương trình nghiên cứu. Luận án được tổ chức như một hệ thống công bố gồm tám nghiên cứu thành phần P1-P8, được bổ sung bởi một phân tích tổng hợp công bố năm 2024 và một chương sách xuất bản trong tuyển tập IntechOpen năm 2025, hợp thành mười công trình gắn kết với nhau. Trong số này, hai bài đã công bố trên tạp chí, một bài đã có trong kỷ yếu hội thảo, và các bản thảo còn lại đang ở các giai đoạn phản biện và chỉnh sửa khác nhau tại các tạp chí thuộc danh mục ISI/Scopus. Mỗi nghiên cứu thành phần kiểm định một phần của khung giải thích đa tầng trên một bối cảnh hoặc một phạm vi cụ thể, và toàn bộ kết quả được tổng hợp lại trong các chương sau. Chương 1 chỉ khái quát phương pháp và dữ liệu ở mức đủ để định vị nghiên cứu; chi tiết về thiết kế, đo lường biến, đặc tả mô hình và chiến lược kiểm định độ vững được trình bày đầy đủ ở Chương 3.</w:t>
       </w:r>
     </w:p>
     <w:p>
@@ -334,14 +394,56 @@
       </w:r>
     </w:p>
     <w:bookmarkEnd w:id="27"/>
+    <w:bookmarkStart w:id="30" w:name="những-đóng-góp-mới-của-luận-án"/>
+    <w:p>
+      <w:pPr>
+        <w:pStyle w:val="Heading2"/>
+      </w:pPr>
+      <w:r>
+        <w:t xml:space="preserve">1.6 Những đóng góp mới của luận án</w:t>
+      </w:r>
+    </w:p>
+    <w:bookmarkStart w:id="28" w:name="đóng-góp-lý-thuyết"/>
+    <w:p>
+      <w:pPr>
+        <w:pStyle w:val="Heading3"/>
+      </w:pPr>
+      <w:r>
+        <w:t xml:space="preserve">1.6.1 Đóng góp lý thuyết</w:t>
+      </w:r>
+    </w:p>
+    <w:p>
+      <w:pPr>
+        <w:pStyle w:val="FirstParagraph"/>
+      </w:pPr>
+      <w:r>
+        <w:t xml:space="preserve">Về mặt lý thuyết, luận án đóng góp vào tài liệu nghiên cứu kinh doanh quốc tế theo bốn hướng gắn bó với nhau. Đóng góp thứ nhất là tích hợp bốn lý thuyết kinh điển, gồm mô hình Uppsala, quan điểm dựa trên nguồn lực (resource-based view — RBV), lý thuyết thể chế và lý thuyết Bậc trên, vào một khung giải thích đa tầng thống nhất, được bổ sung bằng một lớp mở rộng về năng lực số để phản ánh chuyển đổi số đương đại. Khung này không phải là sự ghép nối cơ học các lý thuyết, mà là một kiến trúc lý thuyết nhất quán nội tại, trong đó mỗi tầng giải thích một dạng dị biệt khác nhau của quan hệ I-P. Đóng góp thứ hai là tách bạch rõ ràng năng lực công nghệ với chấp nhận số, coi đây là hai cấu trúc khái niệm độc lập dựa trên những nền tảng lý thuyết khác nhau (Bharadwaj et al., 2013; Coltman et al., 2008; Verhoef et al., 2021). Sự tách bạch này lấp một thiếu hụt khái niệm quan trọng trong các nghiên cứu về số hóa và quốc tế hóa, vốn thường gộp chung hai cấu trúc khác nhau về bản chất. Đóng góp thứ ba là tái định vị mô hình Uppsala trong kỷ nguyên trí tuệ nhân tạo, bằng cách mở rộng cơ chế học hỏi để bao hàm cả học hỏi tăng cường bằng dữ liệu số, phù hợp với xu hướng quốc tế hóa được hỗ trợ bằng công nghệ số (Banalieva &amp; Dhanaraj, 2019; Yang et al., 2025).</w:t>
+      </w:r>
+    </w:p>
+    <w:p>
+      <w:pPr>
+        <w:pStyle w:val="BodyText"/>
+      </w:pPr>
+      <w:r>
+        <w:t xml:space="preserve">Đóng góp lý thuyết thứ tư, cũng là đóng góp mang tính định danh, là việc phát hiện và đặt tên cho gánh nặng quốc tế hóa bắt buộc (forced internationalization penalty). Đây là một cấu trúc lý thuyết chưa từng được định danh trong tài liệu nghiên cứu kinh doanh quốc tế, được xác lập như điều kiện biên cực đoan của mô hình chữ U ngược. Gánh nặng này xuất hiện khi cả ba điều kiện cấu trúc tối thiểu đồng thời bị vi phạm, đó là thị trường nội địa quá nhỏ, chi phí thương mại cực cao và thiếu hỗ trợ thể chế. Khi đó, quan hệ I-P chuyển từ dạng chữ U ngược sang quan hệ âm đơn điệu không có điểm uốn. Bằng chứng thực nghiệm từ các quốc đảo nhỏ Thái Bình Dương xác nhận quan hệ âm đơn điệu này, qua đó cho thấy chữ U ngược không phải một quy luật phổ quát mà là một quan hệ có điều kiện, và mở ra hướng nghiên cứu mới về điều kiện biên của các lý thuyết quốc tế hóa phổ quát.</w:t>
+      </w:r>
+    </w:p>
+    <w:p>
+      <w:pPr>
+        <w:pStyle w:val="BodyText"/>
+      </w:pPr>
+      <w:r>
+        <w:t xml:space="preserve">Bên cạnh đóng góp lý thuyết, luận án còn đóng góp về phương pháp theo hai hướng. Hướng thứ nhất là thiết kế kết hợp tổng hợp và thực nghiệm, cho phép đối chiếu bằng chứng tổng hợp từ các nghiên cứu toàn cầu với bằng chứng thực nghiệm từ bối cảnh châu Á. Hướng thứ hai là phát triển và áp dụng khung phân loại thể chế ICRV cho 47 nền kinh tế, qua đó cung cấp một công cụ phân loại mới có thể hữu ích cho nhiều nghiên cứu tương lai về vai trò điều tiết của thể chế.</w:t>
+      </w:r>
+    </w:p>
     <w:bookmarkEnd w:id="28"/>
-    <w:bookmarkStart w:id="29" w:name="Xbf9681d2ece38c831068ce83c1d076e11fd1195"/>
-    <w:p>
-      <w:pPr>
-        <w:pStyle w:val="Heading2"/>
-      </w:pPr>
-      <w:r>
-        <w:t xml:space="preserve">1.6 Phương pháp luận và phương pháp nghiên cứu</w:t>
+    <w:bookmarkStart w:id="29" w:name="đóng-góp-thực-tiễn"/>
+    <w:p>
+      <w:pPr>
+        <w:pStyle w:val="Heading3"/>
+      </w:pPr>
+      <w:r>
+        <w:t xml:space="preserve">1.6.2 Đóng góp thực tiễn</w:t>
       </w:r>
     </w:p>
     <w:p>
@@ -349,15 +451,15 @@
         <w:pStyle w:val="FirstParagraph"/>
       </w:pPr>
       <w:r>
-        <w:t xml:space="preserve">Luận án áp dụng thiết kế nghiên cứu mixed synthesis-empirical, sự kết hợp giữa meta-analysis và phân tích thực nghiệm đa quốc gia, nhằm trả lời bốn câu hỏi nghiên cứu đã đặt ra. Thiết kế này không chỉ đơn thuần là sử dụng hai phương pháp song song, mà tạo ra một đối thoại hai chiều: meta-analysis cung cấp tổng quan có hệ thống về trạng thái bằng chứng và xác định các moderator quan trọng trong các nghiên cứu, trong khi phân tích thực nghiệm kiểm định trực tiếp các giả thuyết phát sinh từ khung lý thuyết trong bối cảnh châu Á. Sự tương tác này tăng cường đáng kể sức mạnh đóng góp so với việc chỉ sử dụng một phương pháp duy nhất (Borenstein et al., 2009; Hunter &amp; Schmidt, 2004).</w:t>
-      </w:r>
-    </w:p>
-    <w:p>
-      <w:pPr>
-        <w:pStyle w:val="BodyText"/>
-      </w:pPr>
-      <w:r>
-        <w:t xml:space="preserve">Về phương pháp cụ thể, phase meta-analysis sử dụng random-effects model với Fisher’s z transformation, phân tích nhóm con (subgroup analysis) theo chế độ thể chế, và các kiểm định publication bias bao gồm Egger’s test và Begg-Mazumdar rank correlation test. Phase thực nghiệm sử dụng hồi quy OLS với sai số chuẩn robust HC1/HC3, mô hình bậc hai và bậc ba để kiểm định phi tuyến, tương tác hai chiều và ba chiều để kiểm định moderation, cùng với fixed effects theo quốc gia và năm. Kiểm định Lind-Mehlum U-test được áp dụng để xác nhận dạng inverted-U và xác định điểm turning point trong quan hệ phi tuyến (Haans et al., 2016; Lind &amp; Mehlum, 2010).</w:t>
+        <w:t xml:space="preserve">Về mặt thực tiễn, luận án cung cấp căn cứ có hệ thống cho hai nhóm đối tượng sử dụng chính. Với doanh nghiệp, kết quả phân tích cho thấy tồn tại một ngưỡng tối ưu trong quan hệ giữa mức độ xuất khẩu và hiệu quả hoạt động, và ngưỡng này thay đổi theo bối cảnh thể chế cũng như năng lực số của từng doanh nghiệp. Nhà quản trị cần nhận ra ngưỡng đó và đầu tư có chiến lược vào năng lực công nghệ, thay vì chỉ chạy theo việc chấp nhận số ở bề mặt. Với nhà hoạch định chính sách, bằng chứng từ luận án gợi ý rằng cải cách thể chế và hỗ trợ chuyển đổi số có thể bổ trợ cho nhau theo hướng tích cực: năng lực số có thể làm dịu tác động tiêu cực của rào cản thể chế đối với doanh nghiệp quốc tế hóa, đặc biệt ở các nền kinh tế còn nhiều khoảng trống thể chế (Do &amp; Phan, 2026a).</w:t>
+      </w:r>
+    </w:p>
+    <w:p>
+      <w:pPr>
+        <w:pStyle w:val="BodyText"/>
+      </w:pPr>
+      <w:r>
+        <w:t xml:space="preserve">Tính mới của luận án còn thể hiện ở quy mô và phạm vi chưa từng có trong các nghiên cứu cùng chủ đề tại châu Á. Luận án dựng nên tập dữ liệu lớn cho nghiên cứu đa quốc gia về quan hệ I-P tại khu vực, với 101.185 doanh nghiệp từ 47-49 nền kinh tế, mở rộng đáng kể so với tập 17 nền kinh tế trong Do và Phan (2026a). Việc kiểm định tính ổn định theo thời gian của điểm uốn tại Trung Quốc qua hơn một thập kỷ chuyển đổi số, cùng với việc lần đầu đưa các quốc đảo nhỏ Thái Bình Dương vào một phân tích thực nghiệm về quan hệ I-P trên dữ liệu WBES, là những điểm khác biệt nổi bật so với các luận án và công trình tham chiếu trước đây vốn thường giới hạn ở một quốc gia hoặc một tiểu vùng với một phương pháp duy nhất (Bhandari et al., 2023; Cuervo-Cazurra et al., 2018; Marano et al., 2016; Wu et al., 2022).</w:t>
       </w:r>
     </w:p>
     <w:p>
@@ -368,13 +470,14 @@
       </w:r>
     </w:p>
     <w:bookmarkEnd w:id="29"/>
-    <w:bookmarkStart w:id="30" w:name="giả-thuyết-khoa-học-tóm-tắt"/>
+    <w:bookmarkEnd w:id="30"/>
+    <w:bookmarkStart w:id="31" w:name="kết-cấu-của-luận-án"/>
     <w:p>
       <w:pPr>
         <w:pStyle w:val="Heading2"/>
       </w:pPr>
       <w:r>
-        <w:t xml:space="preserve">1.7 Giả thuyết khoa học (tóm tắt)</w:t>
+        <w:t xml:space="preserve">1.7 Kết cấu của luận án</w:t>
       </w:r>
     </w:p>
     <w:p>
@@ -382,423 +485,47 @@
         <w:pStyle w:val="FirstParagraph"/>
       </w:pPr>
       <w:r>
-        <w:t xml:space="preserve">Dựa trên khung lý thuyết tích hợp đa tầng bao gồm Uppsala model, RBV, Institutional Theory, Upper Echelons Theory và digital capability lens, luận án đề xuất hệ giả thuyết khoa học với sáu giả thuyết trọng tâm. Quan hệ nền giữa quốc tế hóa và hiệu quả hoạt động doanh nghiệp mang dạng phi tuyến, cụ thể là dạng inverted-U, với chi phí thâm nhập và thích nghi cao ở giai đoạn đầu và lợi ích quy mô, học hỏi và đa dạng hóa thị trường ở giai đoạn sau, đến khi chi phí điều phối vượt quá lợi ích sẽ dẫn đến sự suy giảm hiệu quả. Technological capability index (TCI) điều tiết dương quan hệ I-P bằng cách mở rộng biên thích nghi và tăng cường khả năng khai thác lợi thế cạnh tranh ở thị trường quốc tế. Chỉ số chấp nhận số (DAI), được hiểu là proxy foundational digital adoption, có tác động điều tiết không đơn điệu và phụ thuộc vào chế độ thể chế: ở các nền kinh tế có thể chế tốt, DAI khuếch đại lợi ích của quốc tế hóa; ở các nền kinh tế với thể chế yếu, DAI có thể khuếch đại chi phí điều phối khi mức độ quốc tế hóa vượt ngưỡng. Bối cảnh thể chế, đo bằng sub-regime ICRV, điều tiết cả dạng và độ lớn của quan hệ I-P, tạo ra gradient từ tác động dương lớn ở Advanced Innovation-Driven đến tác động âm ở Frontier và Pacific SIDS extreme. Đặc điểm nhà quản trị cấp cao, cụ thể là kinh nghiệm quốc tế và đa dạng giới tính, điều tiết dương quan hệ I-P thông qua cơ chế tăng cường nhận diện cơ hội và quản trị rủi ro. Ngoài sáu giả thuyết trọng tâm H1-H6, luận án phát biểu thêm giả thuyết điều kiện biên H1b: tại các nền kinh tế Pacific SIDS (ICRV Nhóm VI), nơi ba điều kiện cấu trúc tối thiểu đồng thời bị vi phạm, thị trường nội địa quá nhỏ, chi phí thương mại cực cao, và thiếu hỗ trợ thể chế, quan hệ I-P chuyển từ dạng chữ U ngược sang quan hệ</w:t>
-      </w:r>
-      <w:r>
-        <w:t xml:space="preserve"> </w:t>
-      </w:r>
-      <w:r>
-        <w:rPr>
-          <w:bCs/>
-          <w:b/>
-        </w:rPr>
-        <w:t xml:space="preserve">âm đơn điệu không có điểm uốn</w:t>
-      </w:r>
-      <w:r>
-        <w:t xml:space="preserve">, được gọi là gánh nặng quốc tế hóa bắt buộc (Forced Internationalization Penalty, FIP). Chi tiết toàn bộ hệ giả thuyết H1-H6 và H1b được trình bày đầy đủ trong Chương 2 của luận án.</w:t>
-      </w:r>
-    </w:p>
-    <w:p>
-      <w:r>
-        <w:pict>
-          <v:rect style="width:0;height:1.5pt" o:hralign="center" o:hrstd="t" o:hr="t"/>
-        </w:pict>
-      </w:r>
-    </w:p>
-    <w:bookmarkEnd w:id="30"/>
-    <w:bookmarkStart w:id="34" w:name="ý-nghĩa-khoa-học-và-thực-tiễn"/>
-    <w:p>
-      <w:pPr>
-        <w:pStyle w:val="Heading2"/>
-      </w:pPr>
-      <w:r>
-        <w:t xml:space="preserve">1.8 Ý nghĩa khoa học và thực tiễn</w:t>
-      </w:r>
-    </w:p>
-    <w:bookmarkStart w:id="31" w:name="đóng-góp-lý-thuyết"/>
-    <w:p>
-      <w:pPr>
-        <w:pStyle w:val="Heading3"/>
-      </w:pPr>
-      <w:r>
-        <w:t xml:space="preserve">1.8.1 Đóng góp lý thuyết</w:t>
-      </w:r>
-    </w:p>
-    <w:p>
-      <w:pPr>
-        <w:pStyle w:val="FirstParagraph"/>
-      </w:pPr>
-      <w:r>
-        <w:t xml:space="preserve">Về mặt lý thuyết, luận án đóng góp vào tài liệu nghiên cứu kinh doanh quốc tế theo ba hướng chính. Hướng thứ nhất là tích hợp bốn lý thuyết kinh điển, Uppsala model, Resource-Based View, Institutional Theory và Upper Echelons Theory, vào một khung giải thích đa tầng thống nhất, bổ sung bởi digital capability lens để phản ánh chuyển đổi số đương đại. Khung này không chỉ là sự ghép nối cơ học các lý thuyết mà là một kiến trúc lý thuyết có tính nhất quán nội tại, trong đó mỗi tầng giải thích một loại heterogeneity khác nhau trong quan hệ I-P. Hướng thứ hai là phân tách rõ ràng technological capability (TCI) và chỉ số chấp nhận số (DAI) như hai construct lý thuyết độc lập, dựa trên các nền tảng khái niệm khác nhau từ Bharadwaj et al. (2013), Verhoef et al. (2021), và Coltman et al. (2008). Sự phân tách này bổ sung vào thiếu hụt khái niệm quan trọng trong các nghiên cứu về số hóa và quốc tế hóa. Hướng thứ ba là tái định vị Uppsala model trong bối cảnh kỷ nguyên AI bằng cách mở rộng cơ chế học hỏi để bao gồm</w:t>
-      </w:r>
-      <w:r>
-        <w:t xml:space="preserve"> </w:t>
-      </w:r>
-      <w:r>
-        <w:t xml:space="preserve">“</w:t>
-      </w:r>
-      <w:r>
-        <w:t xml:space="preserve">data-augmented learning</w:t>
-      </w:r>
-      <w:r>
-        <w:t xml:space="preserve">”</w:t>
-      </w:r>
-      <w:r>
-        <w:t xml:space="preserve">, phù hợp với xu hướng digitally-facilitated internationalization (Banalieva &amp; Dhanaraj, 2019; Yang et al., 2025). Hướng thứ tư là đề xuất và đặt tên lý thuyết cho</w:t>
-      </w:r>
-      <w:r>
-        <w:t xml:space="preserve"> </w:t>
-      </w:r>
-      <w:r>
-        <w:rPr>
-          <w:bCs/>
-          <w:b/>
-        </w:rPr>
-        <w:t xml:space="preserve">gánh nặng quốc tế hóa bắt buộc (Forced Internationalization Penalty, FIP)</w:t>
-      </w:r>
-      <w:r>
-        <w:t xml:space="preserve">, một construct lý thuyết mới chưa được định danh trong tài liệu nghiên cứu kinh doanh quốc tế, như điều kiện biên cực đoan của mô hình chữ U ngược khi cả ba tầng của khung CDCM (thể chế, năng lực, quản trị) đồng thời ở mức tối thiểu. Bằng chứng thực nghiệm từ chín nền kinh tế Pacific SIDS xác nhận quan hệ âm đơn điệu không có điểm uốn, mở ra hướng nghiên cứu mới về điều kiện biên của lý thuyết quốc tế hóa.</w:t>
-      </w:r>
-    </w:p>
-    <w:bookmarkEnd w:id="31"/>
-    <w:bookmarkStart w:id="32" w:name="đóng-góp-phương-pháp"/>
-    <w:p>
-      <w:pPr>
-        <w:pStyle w:val="Heading3"/>
-      </w:pPr>
-      <w:r>
-        <w:t xml:space="preserve">1.8.2 Đóng góp phương pháp</w:t>
-      </w:r>
-    </w:p>
-    <w:p>
-      <w:pPr>
-        <w:pStyle w:val="FirstParagraph"/>
-      </w:pPr>
-      <w:r>
-        <w:t xml:space="preserve">Về mặt phương pháp, luận án đóng góp theo hai hướng. Hướng thứ nhất là thiết kế mixed synthesis-empirical kết hợp meta-analysis và phân tích đa quốc gia, tạo ra khả năng đối chiếu giữa bằng chứng tổng hợp từ các nghiên cứu toàn cầu và bằng chứng thực nghiệm từ bối cảnh châu Á. Hướng thứ hai là phát triển và áp dụng khung phân loại thể chế ICRV cho 47 nền kinh tế, cung cấp một công cụ phân loại mới có ứng dụng tiềm năng trong nhiều nghiên cứu tương lai về moderating effect của thể chế trong tài liệu nghiên cứu kinh doanh quốc tế.</w:t>
-      </w:r>
-    </w:p>
-    <w:bookmarkEnd w:id="32"/>
-    <w:bookmarkStart w:id="33" w:name="đóng-góp-thực-tiễn"/>
-    <w:p>
-      <w:pPr>
-        <w:pStyle w:val="Heading3"/>
-      </w:pPr>
-      <w:r>
-        <w:t xml:space="preserve">1.8.3 Đóng góp thực tiễn</w:t>
-      </w:r>
-    </w:p>
-    <w:p>
-      <w:pPr>
-        <w:pStyle w:val="FirstParagraph"/>
-      </w:pPr>
-      <w:r>
-        <w:t xml:space="preserve">Về mặt thực tiễn, luận án cung cấp căn cứ có hệ thống cho hai nhóm đối tượng sử dụng chính. Đối với doanh nghiệp, kết quả phân tích của luận án cho thấy tồn tại ngưỡng tối ưu trong mối quan hệ giữa mức độ xuất khẩu và hiệu quả hoạt động, và ngưỡng này thay đổi theo bối cảnh thể chế và năng lực số của từng doanh nghiệp. Nhà quản trị cần nhận thức được ngưỡng này và đầu tư có chiến lược vào năng lực công nghệ thay vì chỉ tập trung vào digital adoption bề mặt. Đối với nhà hoạch định chính sách, bằng chứng từ luận án gợi ý rằng cải cách thể chế và hỗ trợ chuyển đổi số có thể có hiệu ứng bổ trợ tích cực, được nghiên cứu về 17 nền kinh tế châu Á mới nổi đặt tên là</w:t>
-      </w:r>
-      <w:r>
-        <w:t xml:space="preserve"> </w:t>
-      </w:r>
-      <w:r>
-        <w:t xml:space="preserve">“</w:t>
-      </w:r>
-      <w:r>
-        <w:t xml:space="preserve">digital shield effect</w:t>
-      </w:r>
-      <w:r>
-        <w:t xml:space="preserve">”</w:t>
-      </w:r>
-      <w:r>
-        <w:t xml:space="preserve">, trong đó năng lực số làm giảm tác động tiêu cực của rào cản thể chế đối với doanh nghiệp quốc tế hóa (Do &amp; Phan, 2026a). Cơ chế này được luận án kiểm định trên phạm vi rộng hơn với 47-49 nền kinh tế châu Á và Thái Bình Dương.</w:t>
-      </w:r>
-    </w:p>
-    <w:p>
-      <w:r>
-        <w:pict>
-          <v:rect style="width:0;height:1.5pt" o:hralign="center" o:hrstd="t" o:hr="t"/>
-        </w:pict>
-      </w:r>
-    </w:p>
-    <w:bookmarkEnd w:id="33"/>
-    <w:bookmarkEnd w:id="34"/>
-    <w:bookmarkStart w:id="35" w:name="tính-mới-của-đề-tài"/>
-    <w:p>
-      <w:pPr>
-        <w:pStyle w:val="Heading2"/>
-      </w:pPr>
-      <w:r>
-        <w:t xml:space="preserve">1.9 Tính mới của đề tài</w:t>
-      </w:r>
-    </w:p>
-    <w:p>
-      <w:pPr>
-        <w:pStyle w:val="FirstParagraph"/>
-      </w:pPr>
-      <w:r>
-        <w:t xml:space="preserve">Luận án có năm điểm mới so với các công trình nghiên cứu trước đây. Điểm mới thứ nhất là đề xuất khung tích hợp đa tầng cho quan hệ I-P trong bối cảnh châu Á, kết hợp bốn lý thuyết kinh điển với digital capability lens thành một kiến trúc lý thuyết thống nhất và có khả năng kiểm định. Không có nghiên cứu trước nào trong bối cảnh châu Á xây dựng khung tích hợp đầy đủ ba tầng điều tiết này theo cách có hệ thống. Điểm mới thứ hai là phân tách TCI và chỉ số chấp nhận số (DAI) như hai construct không trùng lặp, kiểm định chúng riêng biệt trong cùng một mô hình để làm rõ cơ chế tác động khác nhau của hai loại năng lực số đó. Sự phân tách này khắc phục hạn chế của các nghiên cứu trước thường gộp chung hai construct có bản chất khác nhau. Điểm mới thứ ba là phát triển và áp dụng khung phân loại thể chế ICRV với 6 sub-regime cho 47 nền kinh tế, bao gồm cả 6 nền kinh tế Pacific SIDS liền kề như boundary case cực đoan, đây là lần đầu tiên một hệ thống phân loại đủ mịn như vậy được áp dụng trong nghiên cứu thực nghiệm về quan hệ I-P tại châu Á. Điểm mới thứ tư là pool dữ liệu lớn nhất từ trước đến nay cho nghiên cứu đa quốc gia về quan hệ I-P tại châu Á, với 101.185 doanh nghiệp từ 47-49 nền kinh tế châu Á và Thái Bình Dương, mở rộng đáng kể từ pool 17 nước (Do &amp; Phan, 2026a) là nền tảng hiện có lớn nhất trước khi luận án hoàn thành. Điểm mới thứ năm là kiểm định temporal stability của turning point trong quan hệ I-P tại Trung Quốc, cho phép đánh giá liệu cấu trúc phi tuyến đó có ổn định qua hơn một thập kỷ chuyển đổi số hay không. Kết quả phân tích của luận án cho thấy turning point tương đối ổn định qua hai thời điểm quan sát, cung cấp bằng chứng về tính bền vững của cấu trúc I-P phi tuyến ở Trung Quốc dù bối cảnh kinh tế có nhiều thay đổi. Điểm mới thứ sáu là phát hiện và đặt tên lý thuyết cho</w:t>
-      </w:r>
-      <w:r>
-        <w:t xml:space="preserve"> </w:t>
-      </w:r>
-      <w:r>
-        <w:rPr>
-          <w:bCs/>
-          <w:b/>
-        </w:rPr>
-        <w:t xml:space="preserve">gánh nặng quốc tế hóa bắt buộc (Forced Internationalization Penalty, FIP)</w:t>
-      </w:r>
-      <w:r>
-        <w:t xml:space="preserve"> </w:t>
-      </w:r>
-      <w:r>
-        <w:t xml:space="preserve">tại chín nền kinh tế Pacific SIDS, lần đầu tiên trong tài liệu nghiên cứu kinh doanh quốc tế, một trường hợp quan hệ I-P âm đơn điệu không có điểm uốn được ghi nhận và biện minh lý thuyết bằng ba điều kiện cấu trúc vi phạm đồng thời, mở ra hướng nghiên cứu mới về điều kiện biên của các lý thuyết quốc tế hóa phổ quát.</w:t>
-      </w:r>
-    </w:p>
-    <w:p>
-      <w:r>
-        <w:pict>
-          <v:rect style="width:0;height:1.5pt" o:hralign="center" o:hrstd="t" o:hr="t"/>
-        </w:pict>
-      </w:r>
-    </w:p>
-    <w:bookmarkEnd w:id="35"/>
-    <w:bookmarkStart w:id="36" w:name="cấu-trúc-của-luận-án"/>
-    <w:p>
-      <w:pPr>
-        <w:pStyle w:val="Heading2"/>
-      </w:pPr>
-      <w:r>
-        <w:t xml:space="preserve">1.10 Cấu trúc của luận án</w:t>
-      </w:r>
-    </w:p>
-    <w:p>
-      <w:pPr>
-        <w:pStyle w:val="FirstParagraph"/>
-      </w:pPr>
-      <w:r>
-        <w:t xml:space="preserve">Luận án được tổ chức thành năm chương theo chuẩn luận án tiến sĩ truyền thống tại Trường Kinh tế, Đại học Cần Thơ. Chương 1, Giới thiệu, đặt vấn đề nghiên cứu, xác định khoảng trống, trình bày mục tiêu, câu hỏi nghiên cứu, phạm vi, phương pháp luận, giả thuyết khoa học tóm tắt, ý nghĩa, tính mới và cấu trúc của luận án. Chương 2, Cơ sở lý thuyết và tổng quan tài liệu, xây dựng khung lý thuyết tích hợp đa tầng, tổng quan bằng chứng thực nghiệm đã có, và phát triển hệ giả thuyết H1-H6 dựa trên khoảng trống và logic lý thuyết. Chương 3, Phương pháp nghiên cứu, trình bày chi tiết thiết kế nghiên cứu, nguồn dữ liệu, cách đo lường biến, mô hình phân tích và chiến lược kiểm định độ vững. Chương 4, Kết quả nghiên cứu, trình bày kết quả ở ba cấp độ phân tích: meta-analysis cập nhật 1982-2026, phân tích theo bối cảnh quốc gia cụ thể, và phân tích đa quốc gia capstone trên pool đầy đủ 47-49 nền kinh tế. Chương 5, Thảo luận và kết luận, tích hợp các phát hiện từ Chương 4 vào khung lý thuyết ở Chương 2, thảo luận đóng góp khoa học, hàm ý quản trị và chính sách, hạn chế của nghiên cứu và hướng nghiên cứu tiếp theo.</w:t>
-      </w:r>
-    </w:p>
-    <w:p>
-      <w:pPr>
-        <w:pStyle w:val="BodyText"/>
-      </w:pPr>
-      <w:r>
-        <w:rPr>
-          <w:bCs/>
-          <w:b/>
-        </w:rPr>
-        <w:t xml:space="preserve">Roadmap sáu nghiên cứu thành phần (P3-P8):</w:t>
-      </w:r>
-      <w:r>
-        <w:t xml:space="preserve"> </w:t>
-      </w:r>
-      <w:r>
-        <w:t xml:space="preserve">Luận án tích hợp sáu nghiên cứu thành phần được công bố hoặc đang trong quá trình xem xét tại các tạp chí ISI/Scopus.</w:t>
-      </w:r>
-      <w:r>
-        <w:t xml:space="preserve"> </w:t>
-      </w:r>
-      <w:r>
-        <w:rPr>
-          <w:bCs/>
-          <w:b/>
-        </w:rPr>
-        <w:t xml:space="preserve">P3</w:t>
-      </w:r>
-      <w:r>
-        <w:t xml:space="preserve"> </w:t>
-      </w:r>
-      <w:r>
-        <w:t xml:space="preserve">(Việt Nam, JABS, under review): kiểm định inverted-U tại Nhóm IV ICRV, turning point = 39,3-46,2% FSTS, TCI là level-shifter có ý nghĩa.</w:t>
-      </w:r>
-      <w:r>
-        <w:t xml:space="preserve"> </w:t>
-      </w:r>
-      <w:r>
-        <w:rPr>
-          <w:bCs/>
-          <w:b/>
-        </w:rPr>
-        <w:t xml:space="preserve">P4</w:t>
-      </w:r>
-      <w:r>
-        <w:t xml:space="preserve"> </w:t>
-      </w:r>
-      <w:r>
-        <w:t xml:space="preserve">(Singapore, MIR, under review): kiểm định tại Nhóm I ICRV, turning point</w:t>
-      </w:r>
-      <w:r>
-        <w:t xml:space="preserve"> </w:t>
-      </w:r>
-      <m:oMath>
-        <m:r>
-          <m:rPr>
-            <m:sty m:val="p"/>
-          </m:rPr>
-          <m:t>≈</m:t>
-        </m:r>
-      </m:oMath>
-      <w:r>
-        <w:t xml:space="preserve"> </w:t>
-      </w:r>
-      <w:r>
-        <w:t xml:space="preserve">88,6%, DAI Tier-1+2 khuếch đại đường cong I-P.</w:t>
-      </w:r>
-      <w:r>
-        <w:t xml:space="preserve"> </w:t>
-      </w:r>
-      <w:r>
-        <w:rPr>
-          <w:bCs/>
-          <w:b/>
-        </w:rPr>
-        <w:t xml:space="preserve">P5</w:t>
-      </w:r>
-      <w:r>
-        <w:t xml:space="preserve"> </w:t>
-      </w:r>
-      <w:r>
-        <w:t xml:space="preserve">(Trung Quốc, IJOEM, under review): kiểm định temporal stability, turning point ổn định qua 2012-2024 (</w:t>
-      </w:r>
-      <m:oMath>
-        <m:r>
-          <m:rPr>
-            <m:sty m:val="p"/>
-          </m:rPr>
-          <m:t>≈</m:t>
-        </m:r>
-      </m:oMath>
-      <w:r>
-        <w:t xml:space="preserve"> </w:t>
-      </w:r>
-      <w:r>
-        <w:t xml:space="preserve">48,78%, Paternoster z = 0,82, p =,412).</w:t>
-      </w:r>
-      <w:r>
-        <w:t xml:space="preserve"> </w:t>
-      </w:r>
-      <w:r>
-        <w:rPr>
-          <w:bCs/>
-          <w:b/>
-        </w:rPr>
-        <w:t xml:space="preserve">P6</w:t>
-      </w:r>
-      <w:r>
-        <w:t xml:space="preserve"> </w:t>
-      </w:r>
-      <w:r>
-        <w:t xml:space="preserve">(meta-analysis ba tầng, IBR, under review): k = 238 nghiên cứu, r̄ = 0,074, I² = 62,4%, gradient ICRV Q_M = 17,35 (df = 4, p =,002).</w:t>
-      </w:r>
-      <w:r>
-        <w:t xml:space="preserve"> </w:t>
-      </w:r>
-      <w:r>
-        <w:rPr>
-          <w:bCs/>
-          <w:b/>
-        </w:rPr>
-        <w:t xml:space="preserve">P7</w:t>
-      </w:r>
-      <w:r>
-        <w:t xml:space="preserve"> </w:t>
-      </w:r>
-      <w:r>
-        <w:t xml:space="preserve">(49 nền kinh tế, JIBS, under revision): N = 84.910 quan sát, turning point trung bình ~36%, DAI×ICRV (p =,012), kiểm định tích hợp CDCM đầu tiên ở quy mô liên quốc gia lớn.</w:t>
-      </w:r>
-      <w:r>
-        <w:t xml:space="preserve"> </w:t>
-      </w:r>
-      <w:r>
-        <w:rPr>
-          <w:bCs/>
-          <w:b/>
-        </w:rPr>
-        <w:t xml:space="preserve">P8</w:t>
-      </w:r>
-      <w:r>
-        <w:t xml:space="preserve"> </w:t>
-      </w:r>
-      <w:r>
-        <w:t xml:space="preserve">(Pacific SIDS, World Development, under revision): boundary condition FIP, quan hệ âm đơn điệu (</w:t>
-      </w:r>
-      <m:oMath>
-        <m:sSub>
-          <m:e>
-            <m:acc>
-              <m:accPr>
-                <m:chr m:val="̂"/>
-              </m:accPr>
-              <m:e>
-                <m:r>
-                  <m:t>β</m:t>
-                </m:r>
-              </m:e>
-            </m:acc>
-          </m:e>
-          <m:sub>
-            <m:r>
-              <m:rPr>
-                <m:nor/>
-                <m:sty m:val="p"/>
-              </m:rPr>
-              <m:t>FSTS</m:t>
-            </m:r>
-          </m:sub>
-        </m:sSub>
-        <m:r>
-          <m:rPr>
-            <m:sty m:val="p"/>
-          </m:rPr>
-          <m:t>=</m:t>
-        </m:r>
-        <m:r>
-          <m:rPr>
-            <m:sty m:val="p"/>
-          </m:rPr>
-          <m:t>−</m:t>
-        </m:r>
-        <m:r>
-          <m:t>0</m:t>
-        </m:r>
-        <m:r>
-          <m:rPr>
-            <m:sty m:val="p"/>
-          </m:rPr>
-          <m:t>,</m:t>
-        </m:r>
-        <m:r>
-          <m:t>404</m:t>
-        </m:r>
-      </m:oMath>
-      <w:r>
-        <w:t xml:space="preserve">,</w:t>
-      </w:r>
-      <w:r>
-        <w:t xml:space="preserve"> </w:t>
-      </w:r>
-      <m:oMath>
-        <m:r>
-          <m:t>p</m:t>
-        </m:r>
-        <m:r>
-          <m:rPr>
-            <m:sty m:val="p"/>
-          </m:rPr>
-          <m:t>&lt;</m:t>
-        </m:r>
-        <m:r>
-          <m:rPr>
-            <m:sty m:val="p"/>
-          </m:rPr>
-          <m:t>,</m:t>
-        </m:r>
-        <m:r>
-          <m:t>05</m:t>
-        </m:r>
-      </m:oMath>
-      <w:r>
-        <w:t xml:space="preserve">), xác nhận H1b tại chín nền kinh tế SIDS Thái Bình Dương. Kết quả P3-P8 được trình bày chi tiết trong Chương 4 và tích hợp vào bàn luận CDCM trong Chương 5.</w:t>
+        <w:t xml:space="preserve">Luận án được tổ chức thành năm chương theo chuẩn luận án tiến sĩ tại Trường Kinh tế, Đại học Cần Thơ.</w:t>
+      </w:r>
+    </w:p>
+    <w:p>
+      <w:pPr>
+        <w:pStyle w:val="BodyText"/>
+      </w:pPr>
+      <w:r>
+        <w:t xml:space="preserve">Chương 1, Giới thiệu, đặt vấn đề nghiên cứu, xác định tính cấp thiết và bối cảnh, trình bày mục tiêu, câu hỏi nghiên cứu, đối tượng và phạm vi, khái quát phương pháp và dữ liệu, những đóng góp mới, và kết cấu của luận án.</w:t>
+      </w:r>
+    </w:p>
+    <w:p>
+      <w:pPr>
+        <w:pStyle w:val="BodyText"/>
+      </w:pPr>
+      <w:r>
+        <w:t xml:space="preserve">Chương 2, Tổng quan tài liệu, hệ thống hóa các khái niệm cốt lõi và lý thuyết nền, xây dựng khung phân tích ICRV, lược khảo bằng chứng thực nghiệm đã có, chỉ ra các khoảng trống nghiên cứu, rồi dựng nên khung khái niệm tích hợp đa tầng và phát triển hệ giả thuyết H1-H6 cùng giả thuyết điều kiện biên H1b về gánh nặng quốc tế hóa bắt buộc.</w:t>
+      </w:r>
+    </w:p>
+    <w:p>
+      <w:pPr>
+        <w:pStyle w:val="BodyText"/>
+      </w:pPr>
+      <w:r>
+        <w:t xml:space="preserve">Chương 3, Phương pháp nghiên cứu, trình bày chi tiết thiết kế nghiên cứu, nguồn dữ liệu WBES, cách đo lường các biến gồm FSTS, năng suất lao động, TCI và DAI, đặc tả các mô hình phân tích từ tổng hợp đến thực nghiệm, và chiến lược kiểm định độ vững.</w:t>
+      </w:r>
+    </w:p>
+    <w:p>
+      <w:pPr>
+        <w:pStyle w:val="BodyText"/>
+      </w:pPr>
+      <w:r>
+        <w:t xml:space="preserve">Chương 4, Kết quả nghiên cứu, trình bày kết quả ở ba cấp độ gắn kết với nhau: phân tích tổng hợp cập nhật cho giai đoạn 1982-2026, phân tích theo từng bối cảnh quốc gia gồm Singapore, Việt Nam và Trung Quốc, và phân tích đa quốc gia tổng hợp trên toàn bộ 47-49 nền kinh tế, trong đó có điều kiện biên tại nhóm quốc đảo nhỏ Thái Bình Dương.</w:t>
+      </w:r>
+    </w:p>
+    <w:p>
+      <w:pPr>
+        <w:pStyle w:val="BodyText"/>
+      </w:pPr>
+      <w:r>
+        <w:t xml:space="preserve">Chương 5, Thảo luận và kết luận, đưa các phát hiện từ Chương 4 trở lại khung lý thuyết ở Chương 2, bàn về đóng góp khoa học, hàm ý quản trị và chính sách, hạn chế của nghiên cứu và hướng nghiên cứu tiếp theo.</w:t>
       </w:r>
     </w:p>
     <w:p>
@@ -817,94 +544,11 @@
           <w:iCs/>
           <w:i/>
         </w:rPr>
-        <w:t xml:space="preserve">Chú thích về ký hiệu và thuật ngữ: Trong toàn bộ luận án,</w:t>
-      </w:r>
-      <w:r>
-        <w:rPr>
-          <w:iCs/>
-          <w:i/>
-        </w:rPr>
-        <w:t xml:space="preserve"> </w:t>
-      </w:r>
-      <w:r>
-        <w:rPr>
-          <w:iCs/>
-          <w:i/>
-        </w:rPr>
-        <w:t xml:space="preserve">“</w:t>
-      </w:r>
-      <w:r>
-        <w:rPr>
-          <w:iCs/>
-          <w:i/>
-        </w:rPr>
-        <w:t xml:space="preserve">quốc tế hóa</w:t>
-      </w:r>
-      <w:r>
-        <w:rPr>
-          <w:iCs/>
-          <w:i/>
-        </w:rPr>
-        <w:t xml:space="preserve">”</w:t>
-      </w:r>
-      <w:r>
-        <w:rPr>
-          <w:iCs/>
-          <w:i/>
-        </w:rPr>
-        <w:t xml:space="preserve"> </w:t>
-      </w:r>
-      <w:r>
-        <w:rPr>
-          <w:iCs/>
-          <w:i/>
-        </w:rPr>
-        <w:t xml:space="preserve">(internationalization) được đo chủ yếu bằng tỷ lệ doanh thu nước ngoài trên tổng doanh thu (FSTS) hoặc export intensity;</w:t>
-      </w:r>
-      <w:r>
-        <w:rPr>
-          <w:iCs/>
-          <w:i/>
-        </w:rPr>
-        <w:t xml:space="preserve"> </w:t>
-      </w:r>
-      <w:r>
-        <w:rPr>
-          <w:iCs/>
-          <w:i/>
-        </w:rPr>
-        <w:t xml:space="preserve">“</w:t>
-      </w:r>
-      <w:r>
-        <w:rPr>
-          <w:iCs/>
-          <w:i/>
-        </w:rPr>
-        <w:t xml:space="preserve">hiệu quả hoạt động</w:t>
-      </w:r>
-      <w:r>
-        <w:rPr>
-          <w:iCs/>
-          <w:i/>
-        </w:rPr>
-        <w:t xml:space="preserve">”</w:t>
-      </w:r>
-      <w:r>
-        <w:rPr>
-          <w:iCs/>
-          <w:i/>
-        </w:rPr>
-        <w:t xml:space="preserve"> </w:t>
-      </w:r>
-      <w:r>
-        <w:rPr>
-          <w:iCs/>
-          <w:i/>
-        </w:rPr>
-        <w:t xml:space="preserve">(firm performance) được đo chủ yếu bằng năng suất lao động (labor productivity), bổ sung bằng ROS và sales growth trong các kiểm định độ vững; TCI là technological capability index; DAI là chỉ số chấp nhận số (digital adoption index), được hiểu như proxy foundational digital adoption; ICRV là khung phân loại thể chế 6 nhóm được phát triển cho luận án này; WBES là World Bank Enterprise Surveys.</w:t>
-      </w:r>
-    </w:p>
-    <w:bookmarkEnd w:id="36"/>
+        <w:t xml:space="preserve">Chú thích về ký hiệu và thuật ngữ: trong toàn bộ luận án, quốc tế hóa được đo chủ yếu bằng tỷ lệ doanh thu xuất khẩu trên tổng doanh thu (FSTS), tức cường độ xuất khẩu; hiệu quả hoạt động được đo chủ yếu bằng năng suất lao động, bổ sung bằng tỷ suất lợi nhuận trên doanh thu và tăng trưởng doanh thu trong các kiểm tra độ vững; TCI là Chỉ số năng lực công nghệ (Technological Capability Index); DAI là Chỉ số chấp nhận số (Digital Adoption Index), được hiểu như biến đại diện cho mức chấp nhận số nền tảng; ICRV là Biến thiên chế độ bối cảnh thể chế (Institutional Context Regime Variation), khung phân loại thể chế sáu nhóm được phát triển cho luận án này; WBES là Khảo sát Doanh nghiệp của Ngân hàng Thế giới (World Bank Enterprise Surveys).</w:t>
+      </w:r>
+    </w:p>
+    <w:bookmarkEnd w:id="31"/>
+    <w:bookmarkEnd w:id="32"/>
     <w:sectPr>
       <w:pgSz w:h="16838" w:w="11906"/>
       <w:pgMar w:bottom="1134" w:left="1701" w:right="1134" w:top="1134"/>
@@ -1042,7 +686,7 @@
     <w:name w:val="Normal"/>
     <w:qFormat/>
     <w:pPr>
-      <w:spacing w:line="360" w:lineRule="auto"/>
+      <w:spacing w:line="288" w:lineRule="auto"/>
       <w:jc w:val="both"/>
     </w:pPr>
     <w:rPr>
@@ -1056,7 +700,7 @@
     <w:basedOn w:val="Normal"/>
     <w:link w:val="BodyTextChar"/>
     <w:pPr>
-      <w:spacing w:after="180" w:before="180" w:line="360" w:lineRule="auto"/>
+      <w:spacing w:after="180" w:before="180" w:line="288" w:lineRule="auto"/>
       <w:jc w:val="both"/>
     </w:pPr>
     <w:qFormat/>
@@ -1072,7 +716,7 @@
     <w:next w:val="BodyText"/>
     <w:qFormat/>
     <w:pPr>
-      <w:spacing w:line="360" w:lineRule="auto"/>
+      <w:spacing w:line="288" w:lineRule="auto"/>
       <w:jc w:val="both"/>
     </w:pPr>
     <w:rPr>
@@ -1086,7 +730,7 @@
     <w:basedOn w:val="BodyText"/>
     <w:qFormat/>
     <w:pPr>
-      <w:spacing w:after="36" w:before="36" w:line="360" w:lineRule="auto"/>
+      <w:spacing w:after="36" w:before="36" w:line="288" w:lineRule="auto"/>
       <w:jc w:val="both"/>
     </w:pPr>
     <w:rPr>
@@ -1103,7 +747,7 @@
     <w:pPr>
       <w:keepNext/>
       <w:keepLines/>
-      <w:spacing w:after="240" w:before="480" w:line="360" w:lineRule="auto"/>
+      <w:spacing w:after="240" w:before="480" w:line="288" w:lineRule="auto"/>
       <w:jc w:val="both"/>
     </w:pPr>
     <w:rPr>
@@ -1123,7 +767,7 @@
     <w:pPr>
       <w:keepNext/>
       <w:keepLines/>
-      <w:spacing w:after="240" w:before="240" w:line="360" w:lineRule="auto"/>
+      <w:spacing w:after="240" w:before="240" w:line="288" w:lineRule="auto"/>
       <w:jc w:val="both"/>
     </w:pPr>
     <w:rPr>
@@ -1140,7 +784,7 @@
     <w:pPr>
       <w:keepNext/>
       <w:keepLines/>
-      <w:spacing w:line="360" w:lineRule="auto"/>
+      <w:spacing w:line="288" w:lineRule="auto"/>
       <w:jc w:val="both"/>
     </w:pPr>
     <w:rPr>
@@ -1156,7 +800,7 @@
     <w:pPr>
       <w:keepNext/>
       <w:keepLines/>
-      <w:spacing w:line="360" w:lineRule="auto"/>
+      <w:spacing w:line="288" w:lineRule="auto"/>
       <w:jc w:val="both"/>
     </w:pPr>
     <w:rPr>
@@ -1174,7 +818,7 @@
       <w:keepNext/>
       <w:keepLines/>
       <w:jc w:val="both"/>
-      <w:spacing w:after="0" w:before="300" w:line="360" w:lineRule="auto"/>
+      <w:spacing w:after="0" w:before="300" w:line="288" w:lineRule="auto"/>
     </w:pPr>
     <w:rPr>
       <w:color w:val="000000"/>
@@ -1192,7 +836,7 @@
     <w:pPr>
       <w:keepNext/>
       <w:keepLines/>
-      <w:spacing w:after="300" w:before="100" w:line="360" w:lineRule="auto"/>
+      <w:spacing w:after="300" w:before="100" w:line="288" w:lineRule="auto"/>
       <w:jc w:val="both"/>
     </w:pPr>
     <w:rPr>
@@ -1208,7 +852,7 @@
     <w:next w:val="Bibliography"/>
     <w:qFormat/>
     <w:pPr>
-      <w:spacing w:line="360" w:lineRule="auto"/>
+      <w:spacing w:line="288" w:lineRule="auto"/>
       <w:jc w:val="both"/>
     </w:pPr>
     <w:rPr>
@@ -1226,7 +870,7 @@
     <w:pPr>
       <w:keepNext/>
       <w:keepLines/>
-      <w:spacing w:after="0" w:before="480" w:line="360" w:lineRule="auto"/>
+      <w:spacing w:after="0" w:before="480" w:line="288" w:lineRule="auto"/>
       <w:jc w:val="both"/>
       <w:outlineLvl w:val="0"/>
     </w:pPr>
@@ -1249,7 +893,7 @@
     <w:pPr>
       <w:keepNext/>
       <w:keepLines/>
-      <w:spacing w:after="0" w:before="200" w:line="360" w:lineRule="auto"/>
+      <w:spacing w:after="0" w:before="200" w:line="288" w:lineRule="auto"/>
       <w:jc w:val="both"/>
       <w:outlineLvl w:val="1"/>
     </w:pPr>
@@ -1272,7 +916,7 @@
     <w:pPr>
       <w:keepNext/>
       <w:keepLines/>
-      <w:spacing w:after="0" w:before="200" w:line="360" w:lineRule="auto"/>
+      <w:spacing w:after="0" w:before="200" w:line="288" w:lineRule="auto"/>
       <w:jc w:val="both"/>
       <w:outlineLvl w:val="2"/>
     </w:pPr>
@@ -1295,7 +939,7 @@
     <w:pPr>
       <w:keepNext/>
       <w:keepLines/>
-      <w:spacing w:after="0" w:before="200" w:line="360" w:lineRule="auto"/>
+      <w:spacing w:after="0" w:before="200" w:line="288" w:lineRule="auto"/>
       <w:jc w:val="both"/>
       <w:outlineLvl w:val="3"/>
     </w:pPr>
@@ -1318,7 +962,7 @@
     <w:pPr>
       <w:keepNext/>
       <w:keepLines/>
-      <w:spacing w:after="0" w:before="200" w:line="360" w:lineRule="auto"/>
+      <w:spacing w:after="0" w:before="200" w:line="288" w:lineRule="auto"/>
       <w:jc w:val="both"/>
       <w:outlineLvl w:val="4"/>
     </w:pPr>
@@ -1340,7 +984,7 @@
     <w:pPr>
       <w:keepNext/>
       <w:keepLines/>
-      <w:spacing w:after="0" w:before="200" w:line="360" w:lineRule="auto"/>
+      <w:spacing w:after="0" w:before="200" w:line="288" w:lineRule="auto"/>
       <w:jc w:val="both"/>
       <w:outlineLvl w:val="5"/>
     </w:pPr>
@@ -1361,7 +1005,7 @@
     <w:pPr>
       <w:keepNext/>
       <w:keepLines/>
-      <w:spacing w:after="0" w:before="200" w:line="360" w:lineRule="auto"/>
+      <w:spacing w:after="0" w:before="200" w:line="288" w:lineRule="auto"/>
       <w:jc w:val="both"/>
       <w:outlineLvl w:val="6"/>
     </w:pPr>
@@ -1382,7 +1026,7 @@
     <w:pPr>
       <w:keepNext/>
       <w:keepLines/>
-      <w:spacing w:after="0" w:before="200" w:line="360" w:lineRule="auto"/>
+      <w:spacing w:after="0" w:before="200" w:line="288" w:lineRule="auto"/>
       <w:jc w:val="both"/>
       <w:outlineLvl w:val="7"/>
     </w:pPr>
@@ -1403,7 +1047,7 @@
     <w:pPr>
       <w:keepNext/>
       <w:keepLines/>
-      <w:spacing w:after="0" w:before="200" w:line="360" w:lineRule="auto"/>
+      <w:spacing w:after="0" w:before="200" w:line="288" w:lineRule="auto"/>
       <w:jc w:val="both"/>
       <w:outlineLvl w:val="8"/>
     </w:pPr>
@@ -1422,7 +1066,7 @@
     <w:unhideWhenUsed/>
     <w:qFormat/>
     <w:pPr>
-      <w:spacing w:after="100" w:before="100" w:line="360" w:lineRule="auto"/>
+      <w:spacing w:after="100" w:before="100" w:line="288" w:lineRule="auto"/>
       <w:ind w:firstLine="0" w:left="480" w:right="480"/>
       <w:jc w:val="both"/>
     </w:pPr>
@@ -1440,7 +1084,7 @@
     <w:unhideWhenUsed/>
     <w:qFormat/>
     <w:pPr>
-      <w:spacing w:line="360" w:lineRule="auto"/>
+      <w:spacing w:line="288" w:lineRule="auto"/>
       <w:jc w:val="both"/>
     </w:pPr>
     <w:rPr>
@@ -1466,7 +1110,7 @@
     <w:unhideWhenUsed/>
     <w:qFormat/>
     <w:pPr>
-      <w:spacing w:line="360" w:lineRule="auto"/>
+      <w:spacing w:line="288" w:lineRule="auto"/>
       <w:jc w:val="both"/>
     </w:pPr>
     <w:rPr>
@@ -1506,7 +1150,7 @@
     <w:pPr>
       <w:keepNext/>
       <w:keepLines/>
-      <w:spacing w:after="0" w:line="360" w:lineRule="auto"/>
+      <w:spacing w:after="0" w:line="288" w:lineRule="auto"/>
       <w:jc w:val="both"/>
     </w:pPr>
     <w:rPr>
@@ -1520,7 +1164,7 @@
     <w:name w:val="Definition"/>
     <w:basedOn w:val="Normal"/>
     <w:pPr>
-      <w:spacing w:line="360" w:lineRule="auto"/>
+      <w:spacing w:line="288" w:lineRule="auto"/>
       <w:jc w:val="both"/>
     </w:pPr>
     <w:rPr>
@@ -1534,7 +1178,7 @@
     <w:basedOn w:val="Normal"/>
     <w:link w:val="BodyTextChar"/>
     <w:pPr>
-      <w:spacing w:after="120" w:before="0" w:line="360" w:lineRule="auto"/>
+      <w:spacing w:after="120" w:before="0" w:line="288" w:lineRule="auto"/>
       <w:jc w:val="both"/>
     </w:pPr>
     <w:rPr>
@@ -1549,7 +1193,7 @@
     <w:basedOn w:val="Caption"/>
     <w:pPr>
       <w:keepNext/>
-      <w:spacing w:line="360" w:lineRule="auto"/>
+      <w:spacing w:line="288" w:lineRule="auto"/>
       <w:jc w:val="both"/>
     </w:pPr>
     <w:rPr>
@@ -1562,7 +1206,7 @@
     <w:name w:val="Image Caption"/>
     <w:basedOn w:val="Caption"/>
     <w:pPr>
-      <w:spacing w:line="360" w:lineRule="auto"/>
+      <w:spacing w:line="288" w:lineRule="auto"/>
       <w:jc w:val="both"/>
     </w:pPr>
     <w:rPr>
@@ -1575,7 +1219,7 @@
     <w:name w:val="Figure"/>
     <w:basedOn w:val="Normal"/>
     <w:pPr>
-      <w:spacing w:line="360" w:lineRule="auto"/>
+      <w:spacing w:line="288" w:lineRule="auto"/>
       <w:jc w:val="both"/>
     </w:pPr>
     <w:rPr>
@@ -1589,7 +1233,7 @@
     <w:basedOn w:val="Figure"/>
     <w:pPr>
       <w:keepNext/>
-      <w:spacing w:line="360" w:lineRule="auto"/>
+      <w:spacing w:line="288" w:lineRule="auto"/>
       <w:jc w:val="both"/>
     </w:pPr>
     <w:rPr>
@@ -1653,7 +1297,7 @@
     <w:unhideWhenUsed/>
     <w:qFormat/>
     <w:pPr>
-      <w:spacing w:before="240" w:line="360" w:lineRule="auto"/>
+      <w:spacing w:before="240" w:line="288" w:lineRule="auto"/>
       <w:jc w:val="both"/>
       <w:outlineLvl w:val="9"/>
     </w:pPr>

--- a/dist/luan_an_ctu/chuong_1_gioi_thieu_vi.docx
+++ b/dist/luan_an_ctu/chuong_1_gioi_thieu_vi.docx
@@ -172,7 +172,7 @@
         <w:pStyle w:val="BodyText"/>
       </w:pPr>
       <w:r>
-        <w:t xml:space="preserve">Từ mục tiêu chung đó, luận án triển khai bốn mục tiêu cụ thể. Mục tiêu thứ nhất là tổng hợp và cập nhật bằng chứng phân tích tổng hợp về quan hệ I-P trong giai đoạn 1982-2026, qua đó xác định tác động tổng hợp, mức độ dị biệt, và những biến điều tiết chính giải thích sự dị biệt giữa các nghiên cứu. Mục tiêu thứ hai là kiểm định cơ chế cụ thể của quan hệ I-P trong các bối cảnh quốc gia khác nhau, gồm Singapore với tư cách nền kinh tế nhỏ mở tiên tiến, Việt Nam với tư cách nền kinh tế chuyển đổi đang mở rộng, và Trung Quốc với tư cách nền kinh tế thu nhập trung bình cao quy mô lớn; so sánh ba bối cảnh này giúp làm rõ cách các cơ chế I-P vận hành khác nhau theo từng quốc gia, đồng thời kiểm định tính ổn định của cấu trúc phi tuyến theo thời gian. Mục tiêu thứ ba là mở rộng phân tích sang phạm vi đa quốc gia gồm 47-49 nền kinh tế châu Á và Thái Bình Dương, trong đó có nhóm các quốc đảo nhỏ Thái Bình Dương, nhằm kiểm định khả năng khái quát hóa của các phát hiện trên một dải bối cảnh thể chế rộng, kế thừa và mở rộng từ tập 17 nền kinh tế trong Do và Phan (2026a). Mục tiêu thứ tư là phân tích vai trò điều tiết của ba nhóm nhân tố: thể chế (đo bằng các nhóm con ICRV cùng các chỉ số rào cản thể chế), năng lực số (phân biệt rõ Chỉ số năng lực công nghệ — Technological Capability Index — TCI với Chỉ số chấp nhận số — Digital Adoption Index — DAI), và đặc điểm nhà quản trị cấp cao (kinh nghiệm và giới tính).</w:t>
+        <w:t xml:space="preserve">Từ mục tiêu chung đó, luận án triển khai bốn mục tiêu cụ thể. Mục tiêu thứ nhất là tổng hợp và cập nhật bằng chứng phân tích tổng hợp về quan hệ I-P trong giai đoạn 1982-2026, qua đó xác định tác động tổng hợp, mức độ dị biệt, và những biến điều tiết chính giải thích sự dị biệt giữa các nghiên cứu. Mục tiêu thứ hai là kiểm định cơ chế cụ thể của quan hệ I-P trong các bối cảnh quốc gia khác nhau, gồm Singapore với tư cách nền kinh tế nhỏ mở tiên tiến, Việt Nam với tư cách nền kinh tế chuyển đổi đang mở rộng, và Trung Quốc với tư cách nền kinh tế thu nhập trung bình cao quy mô lớn; so sánh ba bối cảnh này giúp làm rõ cách các cơ chế I-P vận hành khác nhau theo từng quốc gia, đồng thời kiểm định tính ổn định của cấu trúc phi tuyến theo thời gian. Mục tiêu thứ ba là mở rộng phân tích sang phạm vi đa quốc gia gồm 45 nền kinh tế châu Á và Thái Bình Dương, trong đó có nhóm các quốc đảo nhỏ Thái Bình Dương, nhằm kiểm định khả năng khái quát hóa của các phát hiện trên một dải bối cảnh thể chế rộng, kế thừa và mở rộng từ tập 17 nền kinh tế trong Do và Phan (2026a). Mục tiêu thứ tư là phân tích vai trò điều tiết của ba nhóm nhân tố: thể chế (đo bằng các nhóm con ICRV cùng các chỉ số rào cản thể chế), năng lực số (phân biệt rõ Chỉ số năng lực công nghệ — Technological Capability Index — TCI với Chỉ số chấp nhận số — Digital Adoption Index — DAI), và đặc điểm nhà quản trị cấp cao (kinh nghiệm và giới tính).</w:t>
       </w:r>
     </w:p>
     <w:p>
@@ -229,7 +229,7 @@
         <w:pStyle w:val="BodyText"/>
       </w:pPr>
       <w:r>
-        <w:t xml:space="preserve">Câu hỏi nghiên cứu thứ ba mở rộng ra phạm vi đa quốc gia gồm 47-49 nền kinh tế châu Á và Thái Bình Dương: vai trò điều tiết của Chỉ số chấp nhận số và Chỉ số năng lực công nghệ có khái quát hóa được không, và hai cấu trúc khái niệm này có thực sự vận hành theo những cơ chế khác nhau hay không?</w:t>
+        <w:t xml:space="preserve">Câu hỏi nghiên cứu thứ ba mở rộng ra phạm vi đa quốc gia gồm 45 nền kinh tế châu Á và Thái Bình Dương: vai trò điều tiết của Chỉ số chấp nhận số và Chỉ số năng lực công nghệ có khái quát hóa được không, và hai cấu trúc khái niệm này có thực sự vận hành theo những cơ chế khác nhau hay không?</w:t>
       </w:r>
     </w:p>
     <w:p>
@@ -289,7 +289,7 @@
         <w:pStyle w:val="FirstParagraph"/>
       </w:pPr>
       <w:r>
-        <w:t xml:space="preserve">Phạm vi không gian chính của nghiên cứu gồm 47-49 nền kinh tế châu Á và Thái Bình Dương có dữ liệu trong Khảo sát Doanh nghiệp của Ngân hàng Thế giới (World Bank Enterprise Surveys — WBES), được phân loại và tổ chức theo sáu nhóm con trong khung ICRV. Sáu nhóm con đó là: nhóm tiên tiến dẫn dắt bằng đổi mới (Advanced Innovation-Driven), đại diện là Singapore, Hàn Quốc và Đài Loan; nhóm tiên tiến dẫn dắt bằng tài nguyên (Advanced Resource-Driven), đại diện là các nền kinh tế vùng Vịnh; nhóm thu nhập trung bình cao (Upper-middle), đại diện là Trung Quốc và Malaysia; nhóm đang nổi (Emerging), gồm Việt Nam và các nền kinh tế ASEAN đang phát triển; nhóm cận biên (Frontier), gồm các nền kinh tế kém phát triển nhất như Campuchia, Nepal và Bangladesh; và nhóm quốc đảo nhỏ Thái Bình Dương (Pacific SIDS), gồm các quốc đảo nhỏ đang phát triển (Small Island Developing States — SIDS) được đưa vào phân tích để kiểm định các điều kiện biên cực đoan của quan hệ I-P. Nhật Bản không nằm trong phạm vi thực nghiệm vì cấu trúc dữ liệu WBES không bao phủ Nhật Bản đầy đủ.</w:t>
+        <w:t xml:space="preserve">Phạm vi không gian chính của nghiên cứu gồm 45 nền kinh tế châu Á và Thái Bình Dương có dữ liệu trong Khảo sát Doanh nghiệp của Ngân hàng Thế giới (World Bank Enterprise Surveys — WBES), được phân loại và tổ chức theo sáu nhóm con trong khung ICRV. Sáu nhóm con đó là: nhóm tiên tiến dẫn dắt bằng đổi mới (Advanced Innovation-Driven), đại diện là Singapore, Hàn Quốc và Đài Loan; nhóm tiên tiến dẫn dắt bằng tài nguyên (Advanced Resource-Driven), đại diện là các nền kinh tế vùng Vịnh; nhóm thu nhập trung bình cao (Upper-middle), đại diện là Trung Quốc và Malaysia; nhóm đang nổi (Emerging), gồm Việt Nam và các nền kinh tế ASEAN đang phát triển; nhóm cận biên (Frontier), gồm các nền kinh tế kém phát triển nhất như Campuchia, Nepal và Bangladesh; và nhóm quốc đảo nhỏ Thái Bình Dương (Pacific SIDS), gồm các quốc đảo nhỏ đang phát triển (Small Island Developing States — SIDS) được đưa vào phân tích để kiểm định các điều kiện biên cực đoan của quan hệ I-P. Nhật Bản không nằm trong phạm vi thực nghiệm vì cấu trúc dữ liệu WBES không bao phủ Nhật Bản đầy đủ.</w:t>
       </w:r>
     </w:p>
     <w:p>
@@ -306,7 +306,7 @@
         <w:t xml:space="preserve">“</w:t>
       </w:r>
       <w:r>
-        <w:t xml:space="preserve">47-49 nền kinh tế</w:t>
+        <w:t xml:space="preserve">45 nền kinh tế</w:t>
       </w:r>
       <w:r>
         <w:t xml:space="preserve">”</w:t>
@@ -315,7 +315,7 @@
         <w:t xml:space="preserve"> </w:t>
       </w:r>
       <w:r>
-        <w:t xml:space="preserve">phản ánh hai phạm vi mẫu khác nhau chứ không phải mâu thuẫn. Phân tích mô tả bao phủ 47 nền kinh tế với 101.185 doanh nghiệp, còn mô hình hồi quy đa quốc gia bao phủ 49 nền kinh tế đáp ứng đủ yêu cầu dữ liệu cho ước lượng. Tương tự, danh sách nhóm quốc đảo nhỏ Thái Bình Dương gồm nhiều nền kinh tế đảo nhỏ, nhưng số quan sát thực tế đưa vào hồi quy còn tùy thuộc vào dữ liệu sẵn có sau khi lọc giá trị khuyết.</w:t>
+        <w:t xml:space="preserve">phản ánh hai phạm vi mẫu khác nhau chứ không phải mâu thuẫn. Phân tích mô tả bao phủ 47 nền kinh tế với 101.185 doanh nghiệp, còn mô hình hồi quy đa quốc gia bao phủ 45 nền kinh tế đáp ứng đủ yêu cầu dữ liệu cho ước lượng. Tương tự, danh sách nhóm quốc đảo nhỏ Thái Bình Dương gồm nhiều nền kinh tế đảo nhỏ, nhưng số quan sát thực tế đưa vào hồi quy còn tùy thuộc vào dữ liệu sẵn có sau khi lọc giá trị khuyết.</w:t>
       </w:r>
     </w:p>
     <w:bookmarkEnd w:id="24"/>
@@ -459,7 +459,7 @@
         <w:pStyle w:val="BodyText"/>
       </w:pPr>
       <w:r>
-        <w:t xml:space="preserve">Tính mới của luận án còn thể hiện ở quy mô và phạm vi chưa từng có trong các nghiên cứu cùng chủ đề tại châu Á. Luận án dựng nên tập dữ liệu lớn cho nghiên cứu đa quốc gia về quan hệ I-P tại khu vực, với 101.185 doanh nghiệp từ 47-49 nền kinh tế, mở rộng đáng kể so với tập 17 nền kinh tế trong Do và Phan (2026a). Việc kiểm định tính ổn định theo thời gian của điểm uốn tại Trung Quốc qua hơn một thập kỷ chuyển đổi số, cùng với việc lần đầu đưa các quốc đảo nhỏ Thái Bình Dương vào một phân tích thực nghiệm về quan hệ I-P trên dữ liệu WBES, là những điểm khác biệt nổi bật so với các luận án và công trình tham chiếu trước đây vốn thường giới hạn ở một quốc gia hoặc một tiểu vùng với một phương pháp duy nhất (Bhandari et al., 2023; Cuervo-Cazurra et al., 2018; Marano et al., 2016; Wu et al., 2022).</w:t>
+        <w:t xml:space="preserve">Tính mới của luận án còn thể hiện ở quy mô và phạm vi chưa từng có trong các nghiên cứu cùng chủ đề tại châu Á. Luận án dựng nên tập dữ liệu lớn cho nghiên cứu đa quốc gia về quan hệ I-P tại khu vực, với 101.185 doanh nghiệp từ 45 nền kinh tế, mở rộng đáng kể so với tập 17 nền kinh tế trong Do và Phan (2026a). Việc kiểm định tính ổn định theo thời gian của điểm uốn tại Trung Quốc qua hơn một thập kỷ chuyển đổi số, cùng với việc lần đầu đưa các quốc đảo nhỏ Thái Bình Dương vào một phân tích thực nghiệm về quan hệ I-P trên dữ liệu WBES, là những điểm khác biệt nổi bật so với các luận án và công trình tham chiếu trước đây vốn thường giới hạn ở một quốc gia hoặc một tiểu vùng với một phương pháp duy nhất (Bhandari et al., 2023; Cuervo-Cazurra et al., 2018; Marano et al., 2016; Wu et al., 2022).</w:t>
       </w:r>
     </w:p>
     <w:p>
@@ -517,7 +517,7 @@
         <w:pStyle w:val="BodyText"/>
       </w:pPr>
       <w:r>
-        <w:t xml:space="preserve">Chương 4, Kết quả nghiên cứu, trình bày kết quả ở ba cấp độ gắn kết với nhau: phân tích tổng hợp cập nhật cho giai đoạn 1982-2026, phân tích theo từng bối cảnh quốc gia gồm Singapore, Việt Nam và Trung Quốc, và phân tích đa quốc gia tổng hợp trên toàn bộ 47-49 nền kinh tế, trong đó có điều kiện biên tại nhóm quốc đảo nhỏ Thái Bình Dương.</w:t>
+        <w:t xml:space="preserve">Chương 4, Kết quả nghiên cứu, trình bày kết quả ở ba cấp độ gắn kết với nhau: phân tích tổng hợp cập nhật cho giai đoạn 1982-2026, phân tích theo từng bối cảnh quốc gia gồm Singapore, Việt Nam và Trung Quốc, và phân tích đa quốc gia tổng hợp trên toàn bộ 45 nền kinh tế, trong đó có điều kiện biên tại nhóm quốc đảo nhỏ Thái Bình Dương.</w:t>
       </w:r>
     </w:p>
     <w:p>

--- a/dist/luan_an_ctu/chuong_1_gioi_thieu_vi.docx
+++ b/dist/luan_an_ctu/chuong_1_gioi_thieu_vi.docx
@@ -48,7 +48,7 @@
         <w:pStyle w:val="BodyText"/>
       </w:pPr>
       <w:r>
-        <w:t xml:space="preserve">Sự cấp thiết của vấn đề trước hết bộc lộ ở mức độ không đồng nhất (heterogeneity) cao và dai dẳng trong bằng chứng. Mặc dù đã có hàng trăm nghiên cứu thực nghiệm, các phân tích tổng hợp (meta-analysis) về quan hệ I-P liên tục cho thấy một bức tranh giống nhau: tác động tổng hợp là dương nhưng nhỏ, trong khi mức dị biệt giữa các nghiên cứu lại rất cao (Bausch &amp; Krist, 2007; Kirca et al., 2012; Marano et al., 2016; Wu et al., 2022). Phân tích tổng hợp ba tầng của chính luận án trên 238 nghiên cứu xác nhận lại quy luật thực nghiệm này: hệ số tương quan tổng hợp chỉ vào khoảng r = 0,074, trong khi mức dị biệt còn lại sau khi đã tính tới sai số lấy mẫu vẫn ở mức I² = 62,4% (Do &amp; Phan, 2026c). Mức dị biệt cao như vậy không phải là dấu hiệu của sai sót phương pháp. Trái lại, nó cho thấy quan hệ I-P phụ thuộc sâu sắc vào điều kiện bối cảnh. Bản thân sự tồn tại song song của năm dạng hàm quan hệ khác nhau, từ tuyến tính, chữ U ngược, đường cong chữ S, đường cong chữ M, đến gánh nặng bắt buộc, là dữ kiện cần được giải thích chứ không phải mâu thuẫn cần loại bỏ (Contractor, 2012; Hitt et al., 1997; Lu &amp; Beamish, 2004). Khi cùng một mức cường độ xuất khẩu có thể trở thành lợi thế ở bối cảnh này nhưng lại là gánh nặng ở bối cảnh khác, thì câu hỏi nghiên cứu đáng giá không còn là</w:t>
+        <w:t xml:space="preserve">Sự cấp thiết của vấn đề trước hết bộc lộ ở mức độ không đồng nhất (heterogeneity) cao và dai dẳng trong bằng chứng. Mặc dù đã có hàng trăm nghiên cứu thực nghiệm, các phân tích tổng hợp (meta-analysis) về quan hệ I-P liên tục cho thấy một bức tranh giống nhau: tác động tổng hợp là dương nhưng nhỏ, trong khi mức dị biệt giữa các nghiên cứu lại rất cao (Bausch &amp; Krist, 2007; Kirca et al., 2012; Marano et al., 2016; Wu et al., 2022). Phân tích tổng hợp (meta-analysis) ba tầng của chính luận án trên 238 nghiên cứu xác nhận lại quy luật thực nghiệm này: hệ số tương quan tổng hợp chỉ vào khoảng r = 0,074, trong khi mức dị biệt còn lại sau khi đã tính tới sai số lấy mẫu vẫn ở mức I² = 62,4%. Mức dị biệt cao như vậy không phải là dấu hiệu của sai sót phương pháp. Trái lại, nó cho thấy quan hệ I-P phụ thuộc sâu sắc vào điều kiện bối cảnh. Bản thân sự tồn tại song song của năm dạng hàm quan hệ khác nhau, từ tuyến tính, chữ U ngược, đường cong chữ S, đường cong chữ M, đến gánh nặng bắt buộc, là dữ kiện cần được giải thích chứ không phải mâu thuẫn cần loại bỏ (Contractor, 2012; Hitt et al., 1997; Lu &amp; Beamish, 2004). Khi cùng một mức cường độ xuất khẩu có thể trở thành lợi thế ở bối cảnh này nhưng lại là gánh nặng ở bối cảnh khác, thì câu hỏi nghiên cứu đáng giá không còn là</w:t>
       </w:r>
       <w:r>
         <w:t xml:space="preserve"> </w:t>
@@ -383,7 +383,7 @@
         <w:pStyle w:val="BodyText"/>
       </w:pPr>
       <w:r>
-        <w:t xml:space="preserve">Cần nói rõ vị trí của Chương 1 trong toàn bộ chương trình nghiên cứu. Luận án được tổ chức như một hệ thống công bố gồm tám nghiên cứu thành phần P1-P8, được bổ sung bởi một phân tích tổng hợp công bố năm 2024 và một chương sách xuất bản trong tuyển tập IntechOpen năm 2025, hợp thành mười công trình gắn kết với nhau. Trong số này, hai bài đã công bố trên tạp chí, một bài đã có trong kỷ yếu hội thảo, và các bản thảo còn lại đang ở các giai đoạn phản biện và chỉnh sửa khác nhau tại các tạp chí thuộc danh mục ISI/Scopus. Mỗi nghiên cứu thành phần kiểm định một phần của khung giải thích đa tầng trên một bối cảnh hoặc một phạm vi cụ thể, và toàn bộ kết quả được tổng hợp lại trong các chương sau. Chương 1 chỉ khái quát phương pháp và dữ liệu ở mức đủ để định vị nghiên cứu; chi tiết về thiết kế, đo lường biến, đặc tả mô hình và chiến lược kiểm định độ vững được trình bày đầy đủ ở Chương 3.</w:t>
+        <w:t xml:space="preserve">Cần nói rõ vị trí của Chương 1 trong toàn bộ chương trình nghiên cứu. Luận án được tổ chức thành một chuỗi phân tích thành phần gắn kết với nhau, mỗi phân tích kiểm định một phần của khung giải thích đa tầng trên một bối cảnh hoặc một phạm vi cụ thể, từ phân tích tổng hợp định lượng, các phân tích đơn quốc gia cho Việt Nam, Trung Quốc và Singapore, đến phân tích đa quốc gia trên toàn dải nền kinh tế châu Á và Thái Bình Dương và phân tích điều kiện biên tại nhóm quốc đảo nhỏ Thái Bình Dương. Toàn bộ kết quả được tổng hợp lại trong các chương sau. Chương 1 chỉ khái quát phương pháp và dữ liệu ở mức đủ để định vị nghiên cứu; chi tiết về thiết kế, đo lường biến, đặc tả mô hình và chiến lược kiểm định độ vững được trình bày đầy đủ ở Chương 3.</w:t>
       </w:r>
     </w:p>
     <w:p>

--- a/dist/luan_an_ctu/chuong_1_gioi_thieu_vi.docx
+++ b/dist/luan_an_ctu/chuong_1_gioi_thieu_vi.docx
@@ -40,7 +40,7 @@
         <w:pStyle w:val="FirstParagraph"/>
       </w:pPr>
       <w:r>
-        <w:t xml:space="preserve">Cùng một mức cường độ xuất khẩu có thể nâng một doanh nghiệp ở nền kinh tế thể chế mạnh lên đỉnh năng suất, nhưng lại đẩy một doanh nghiệp ở quốc đảo nhỏ Thái Bình Dương vào vòng suy giảm đơn điệu. Chính nghịch lý đó, cùng một hành vi quốc tế hóa nhưng cho hai kết cục trái ngược tùy chế độ thể chế, là điểm khởi đầu của luận án này. Quốc tế hóa doanh nghiệp đã là một trong những chủ đề trung tâm của kinh doanh quốc tế (international business) suốt hơn nửa thế kỷ qua. Kể từ khi Johanson và Vahlne (1977) đề xuất mô hình Uppsala về quá trình quốc tế hóa tuần tự, gần nửa thế kỷ nghiên cứu đã tích lũy quanh một câu hỏi cốt lõi mà đến nay vẫn chưa có lời đáp dứt khoát: quốc tế hóa có thực sự cải thiện hiệu quả hoạt động của doanh nghiệp hay không, và nếu có thì trong những điều kiện nào? Lu và Beamish (2004) cung cấp bằng chứng then chốt về quan hệ hình chữ S giữa mức độ quốc tế hóa và hiệu quả, còn Contractor et al. (2003) cùng nhiều nghiên cứu kế tiếp tiếp tục thách thức, bổ sung và điều chỉnh kết luận đó. Điều đáng chú ý không phải là sự thiếu vắng bằng chứng. Vấn đề nằm ở sự phân tán của nó. Mối quan hệ giữa quốc tế hóa và hiệu quả hoạt động kinh doanh (internationalization-performance — I-P) là có thực, nhưng phức tạp và phụ thuộc vào nhiều điều kiện biên. Chính tính điều kiện này, chứ không phải bản thân dấu của hiệu ứng, mới là vấn đề lý thuyết cần được giải quyết.</w:t>
+        <w:t xml:space="preserve">Cùng một mức cường độ xuất khẩu có thể nâng một doanh nghiệp ở nền kinh tế thể chế mạnh lên đỉnh năng suất, nhưng lại đẩy một doanh nghiệp ở quốc đảo nhỏ Thái Bình Dương vào vòng suy giảm đơn điệu. Chính nghịch lý đó, cùng một hành vi quốc tế hóa nhưng cho hai kết cục trái ngược tùy chế độ thể chế, là điểm khởi đầu của luận án này. Quốc tế hóa doanh nghiệp đã là một trong những chủ đề trung tâm của kinh doanh quốc tế (international business) suốt hơn nửa thế kỷ qua. Kể từ khi Johanson và Vahlne (1977) đề xuất mô hình Uppsala về quá trình quốc tế hóa tuần tự, gần nửa thế kỷ nghiên cứu đã tích lũy quanh một câu hỏi cốt lõi mà đến nay vẫn chưa có lời đáp dứt khoát: quốc tế hóa có thực sự cải thiện hiệu quả hoạt động của doanh nghiệp hay không, và nếu có thì trong những điều kiện nào? Lu và Beamish (2004) cung cấp bằng chứng then chốt về quan hệ hình chữ S giữa mức độ quốc tế hóa và hiệu quả, còn Contractor et al. (2003) cùng nhiều nghiên cứu kế tiếp tiếp tục thách thức, bổ sung và điều chỉnh kết luận đó. Điều đáng chú ý không phải là sự thiếu vắng bằng chứng. Vấn đề nằm ở sự phân tán của nó. Mối quan hệ giữa quốc tế hóa và hiệu quả hoạt động kinh doanh (internationalization-performance, I-P) là có thực, nhưng phức tạp và phụ thuộc vào nhiều điều kiện biên. Chính tính điều kiện này, chứ không phải bản thân dấu của hiệu ứng, mới là vấn đề lý thuyết cần được giải quyết.</w:t>
       </w:r>
     </w:p>
     <w:p>
@@ -97,7 +97,7 @@
         <w:pStyle w:val="BodyText"/>
       </w:pPr>
       <w:r>
-        <w:t xml:space="preserve">Thể chế là tầng giải thích không thể bỏ qua khi bàn về kết quả quốc tế hóa. Lý thuyết thể chế (institutional theory) của North (1990) cùng Khanna và Palepu (2010) khẳng định rằng thể chế tạo ra cấu trúc khuyến khích và chi phí giao dịch khác nhau giữa các quốc gia. Ở các thị trường mới nổi, khoảng trống thể chế (institutional voids), tức sự thiếu hụt các thể chế trung gian hỗ trợ giao dịch thị trường, đẩy chi phí quốc tế hóa của doanh nghiệp lên đáng kể (Khanna &amp; Palepu, 2010; Peng, 2003). Sự đa dạng thể chế giữa các quốc gia châu Á trải dài từ những nền kinh tế quản trị ổn định và pháp quyền mạnh như Singapore đến các nền kinh tế đang trong quá trình phát triển thể chế như Campuchia hay các quốc đảo Thái Bình Dương. Dải biến thiên đó đặc biệt phong phú và rất thuận lợi cho việc kiểm định. Luận án tiếp cận dải biến thiên ấy một cách hệ thống thông qua khung phân loại thể chế sáu nhóm được phát triển riêng cho luận án, gọi là Biến thiên chế độ bối cảnh thể chế (Institutional Context Regime Variation — ICRV). Khác với cách hiểu thể chế như một bối cảnh tĩnh, luận án định vị ICRV như một bộ lọc chi phí giao dịch (transaction cost filter): ở chế độ thể chế mạnh, bộ lọc cho giao dịch xuất khẩu đi qua trơn tru nên doanh nghiệp duy trì được lợi ích đến mức cường độ cao; ở chế độ thể chế yếu, bộ lọc tắc nghẽn, biến xuất khẩu thành một gánh nặng trừ khi doanh nghiệp sở hữu những tấm lá chắn số và công nghệ nội tại bù đắp cho khoảng trống thể chế.</w:t>
+        <w:t xml:space="preserve">Thể chế là tầng giải thích không thể bỏ qua khi bàn về kết quả quốc tế hóa. Lý thuyết thể chế (institutional theory) của North (1990) cùng Khanna và Palepu (2010) khẳng định rằng thể chế tạo ra cấu trúc khuyến khích và chi phí giao dịch khác nhau giữa các quốc gia. Ở các thị trường mới nổi, khoảng trống thể chế (institutional voids), tức sự thiếu hụt các thể chế trung gian hỗ trợ giao dịch thị trường, đẩy chi phí quốc tế hóa của doanh nghiệp lên đáng kể (Khanna &amp; Palepu, 2010; Peng, 2003). Sự đa dạng thể chế giữa các quốc gia châu Á trải dài từ những nền kinh tế quản trị ổn định và pháp quyền mạnh như Singapore đến các nền kinh tế đang trong quá trình phát triển thể chế như Campuchia hay các quốc đảo Thái Bình Dương. Dải biến thiên đó đặc biệt phong phú và rất thuận lợi cho việc kiểm định. Luận án tiếp cận dải biến thiên ấy một cách hệ thống thông qua khung phân loại thể chế sáu nhóm được phát triển riêng cho luận án, gọi là Biến thiên chế độ bối cảnh thể chế (Institutional Context Regime Variation, ICRV). Khác với cách hiểu thể chế như một bối cảnh tĩnh, luận án định vị ICRV như một bộ lọc chi phí giao dịch (transaction cost filter): ở chế độ thể chế mạnh, bộ lọc cho giao dịch xuất khẩu đi qua trơn tru nên doanh nghiệp duy trì được lợi ích đến mức cường độ cao; ở chế độ thể chế yếu, bộ lọc tắc nghẽn, biến xuất khẩu thành một gánh nặng trừ khi doanh nghiệp sở hữu những năng lực số và công nghệ nội tại bù đắp cho khoảng trống thể chế.</w:t>
       </w:r>
     </w:p>
     <w:p>
@@ -172,7 +172,7 @@
         <w:pStyle w:val="BodyText"/>
       </w:pPr>
       <w:r>
-        <w:t xml:space="preserve">Từ mục tiêu chung đó, luận án triển khai bốn mục tiêu cụ thể. Mục tiêu thứ nhất là tổng hợp và cập nhật bằng chứng phân tích tổng hợp về quan hệ I-P trong giai đoạn 1982-2026, qua đó xác định tác động tổng hợp, mức độ dị biệt, và những biến điều tiết chính giải thích sự dị biệt giữa các nghiên cứu. Mục tiêu thứ hai là kiểm định cơ chế cụ thể của quan hệ I-P trong các bối cảnh quốc gia khác nhau, gồm Singapore với tư cách nền kinh tế nhỏ mở tiên tiến, Việt Nam với tư cách nền kinh tế chuyển đổi đang mở rộng, và Trung Quốc với tư cách nền kinh tế thu nhập trung bình cao quy mô lớn; so sánh ba bối cảnh này giúp làm rõ cách các cơ chế I-P vận hành khác nhau theo từng quốc gia, đồng thời kiểm định tính ổn định của cấu trúc phi tuyến theo thời gian. Mục tiêu thứ ba là mở rộng phân tích sang phạm vi đa quốc gia gồm 45 nền kinh tế châu Á và Thái Bình Dương, trong đó có nhóm các quốc đảo nhỏ Thái Bình Dương, nhằm kiểm định khả năng khái quát hóa của các phát hiện trên một dải bối cảnh thể chế rộng, kế thừa và mở rộng từ tập 17 nền kinh tế trong Do và Phan (2026a). Mục tiêu thứ tư là phân tích vai trò điều tiết của ba nhóm nhân tố: thể chế (đo bằng các nhóm con ICRV cùng các chỉ số rào cản thể chế), năng lực số (phân biệt rõ Chỉ số năng lực công nghệ — Technological Capability Index — TCI với Chỉ số chấp nhận số — Digital Adoption Index — DAI), và đặc điểm nhà quản trị cấp cao (kinh nghiệm và giới tính).</w:t>
+        <w:t xml:space="preserve">Từ mục tiêu chung đó, luận án triển khai bốn mục tiêu cụ thể. Mục tiêu thứ nhất là tổng hợp và cập nhật bằng chứng phân tích tổng hợp về quan hệ I-P trong giai đoạn 1982-2026, qua đó xác định tác động tổng hợp, mức độ dị biệt, và những biến điều tiết chính giải thích sự dị biệt giữa các nghiên cứu. Mục tiêu thứ hai là kiểm định cơ chế cụ thể của quan hệ I-P trong các bối cảnh quốc gia khác nhau, gồm Singapore với tư cách nền kinh tế nhỏ mở tiên tiến, Việt Nam với tư cách nền kinh tế chuyển đổi đang mở rộng, và Trung Quốc với tư cách nền kinh tế thu nhập trung bình cao quy mô lớn; so sánh ba bối cảnh này giúp làm rõ cách các cơ chế I-P vận hành khác nhau theo từng quốc gia, đồng thời kiểm định tính ổn định của cấu trúc phi tuyến theo thời gian. Mục tiêu thứ ba là mở rộng phân tích sang phạm vi đa quốc gia gồm 45 nền kinh tế châu Á và Thái Bình Dương, trong đó có nhóm các quốc đảo nhỏ Thái Bình Dương, nhằm kiểm định khả năng khái quát hóa của các phát hiện trên một dải bối cảnh thể chế rộng, kế thừa và mở rộng từ tập 17 nền kinh tế trong Do và Phan (2026a). Mục tiêu thứ tư là phân tích vai trò điều tiết của ba nhóm nhân tố: thể chế (đo bằng các nhóm con ICRV cùng các chỉ số rào cản thể chế), năng lực số (phân biệt rõ Chỉ số năng lực công nghệ, Technological Capability Index, TCI với Chỉ số chấp nhận số, Digital Adoption Index, DAI), và đặc điểm nhà quản trị cấp cao (kinh nghiệm và giới tính).</w:t>
       </w:r>
     </w:p>
     <w:p>
@@ -271,7 +271,7 @@
         <w:pStyle w:val="FirstParagraph"/>
       </w:pPr>
       <w:r>
-        <w:t xml:space="preserve">Đối tượng nghiên cứu của luận án là mối quan hệ giữa quốc tế hóa và hiệu quả hoạt động kinh doanh của doanh nghiệp, cùng với các nhân tố điều tiết mối quan hệ đó, gồm bối cảnh thể chế, năng lực số và đặc điểm nhà quản trị cấp cao. Đơn vị phân tích là doanh nghiệp ở cấp độ tổ chức, không phải cấp độ ngành hay cấp độ quốc gia. Trong luận án, quốc tế hóa được đo chủ yếu bằng tỷ lệ doanh thu xuất khẩu trên tổng doanh thu (Foreign Sales to Total Sales — FSTS), tức cường độ xuất khẩu, còn hiệu quả hoạt động được đo chủ yếu bằng năng suất lao động, bổ sung bằng tỷ suất lợi nhuận trên doanh thu và tăng trưởng doanh thu trong các kiểm tra độ vững.</w:t>
+        <w:t xml:space="preserve">Đối tượng nghiên cứu của luận án là mối quan hệ giữa quốc tế hóa và hiệu quả hoạt động kinh doanh của doanh nghiệp, cùng với các nhân tố điều tiết mối quan hệ đó, gồm bối cảnh thể chế, năng lực số và đặc điểm nhà quản trị cấp cao. Đơn vị phân tích là doanh nghiệp ở cấp độ tổ chức, không phải cấp độ ngành hay cấp độ quốc gia. Trong luận án, quốc tế hóa được đo chủ yếu bằng tỷ lệ doanh thu xuất khẩu trên tổng doanh thu (Foreign Sales to Total Sales, FSTS), tức cường độ xuất khẩu, còn hiệu quả hoạt động được đo chủ yếu bằng năng suất lao động, bổ sung bằng tỷ suất lợi nhuận trên doanh thu và tăng trưởng doanh thu trong các kiểm tra độ vững.</w:t>
       </w:r>
     </w:p>
     <w:bookmarkEnd w:id="23"/>
@@ -289,7 +289,7 @@
         <w:pStyle w:val="FirstParagraph"/>
       </w:pPr>
       <w:r>
-        <w:t xml:space="preserve">Phạm vi không gian chính của nghiên cứu gồm 45 nền kinh tế châu Á và Thái Bình Dương có dữ liệu trong Khảo sát Doanh nghiệp của Ngân hàng Thế giới (World Bank Enterprise Surveys — WBES), được phân loại và tổ chức theo sáu nhóm con trong khung ICRV. Sáu nhóm con đó là: nhóm tiên tiến dẫn dắt bằng đổi mới (Advanced Innovation-Driven), đại diện là Singapore, Hàn Quốc và Đài Loan; nhóm tiên tiến dẫn dắt bằng tài nguyên (Advanced Resource-Driven), đại diện là các nền kinh tế vùng Vịnh; nhóm thu nhập trung bình cao (Upper-middle), đại diện là Trung Quốc và Malaysia; nhóm đang nổi (Emerging), gồm Việt Nam và các nền kinh tế ASEAN đang phát triển; nhóm cận biên (Frontier), gồm các nền kinh tế kém phát triển nhất như Campuchia, Nepal và Bangladesh; và nhóm quốc đảo nhỏ Thái Bình Dương (Pacific SIDS), gồm các quốc đảo nhỏ đang phát triển (Small Island Developing States — SIDS) được đưa vào phân tích để kiểm định các điều kiện biên cực đoan của quan hệ I-P. Nhật Bản không nằm trong phạm vi thực nghiệm vì cấu trúc dữ liệu WBES không bao phủ Nhật Bản đầy đủ.</w:t>
+        <w:t xml:space="preserve">Phạm vi không gian chính của nghiên cứu gồm 45 nền kinh tế châu Á và Thái Bình Dương có dữ liệu trong Khảo sát Doanh nghiệp của Ngân hàng Thế giới (World Bank Enterprise Surveys, WBES), được phân loại và tổ chức theo sáu nhóm con trong khung ICRV. Sáu nhóm con đó là: nhóm tiên tiến dẫn dắt bằng đổi mới (Advanced Innovation-Driven), đại diện là Singapore, Hàn Quốc và Đài Loan; nhóm tiên tiến dẫn dắt bằng tài nguyên (Advanced Resource-Driven), đại diện là các nền kinh tế vùng Vịnh; nhóm thu nhập trung bình cao (Upper-middle), đại diện là Trung Quốc và Malaysia; nhóm đang nổi (Emerging), gồm Việt Nam và các nền kinh tế ASEAN đang phát triển; nhóm cận biên (Frontier), gồm các nền kinh tế kém phát triển nhất như Campuchia, Nepal và Bangladesh; và nhóm quốc đảo nhỏ Thái Bình Dương (Pacific SIDS), gồm các quốc đảo nhỏ đang phát triển (Small Island Developing States, SIDS) được đưa vào phân tích để kiểm định các điều kiện biên cực đoan của quan hệ I-P. Nhật Bản không nằm trong phạm vi thực nghiệm vì cấu trúc dữ liệu WBES không bao phủ Nhật Bản đầy đủ.</w:t>
       </w:r>
     </w:p>
     <w:p>
@@ -417,7 +417,7 @@
         <w:pStyle w:val="FirstParagraph"/>
       </w:pPr>
       <w:r>
-        <w:t xml:space="preserve">Về mặt lý thuyết, luận án đóng góp vào tài liệu nghiên cứu kinh doanh quốc tế theo bốn hướng gắn bó với nhau. Đóng góp thứ nhất là tích hợp bốn lý thuyết kinh điển, gồm mô hình Uppsala, quan điểm dựa trên nguồn lực (resource-based view — RBV), lý thuyết thể chế và lý thuyết Bậc trên, vào một khung giải thích đa tầng thống nhất, được bổ sung bằng một lớp mở rộng về năng lực số để phản ánh chuyển đổi số đương đại. Khung này không phải là sự ghép nối cơ học các lý thuyết, mà là một kiến trúc lý thuyết nhất quán nội tại, trong đó mỗi tầng giải thích một dạng dị biệt khác nhau của quan hệ I-P. Đóng góp thứ hai là tách bạch rõ ràng năng lực công nghệ với chấp nhận số, coi đây là hai cấu trúc khái niệm độc lập dựa trên những nền tảng lý thuyết khác nhau (Bharadwaj et al., 2013; Coltman et al., 2008; Verhoef et al., 2021). Sự tách bạch này lấp một thiếu hụt khái niệm quan trọng trong các nghiên cứu về số hóa và quốc tế hóa, vốn thường gộp chung hai cấu trúc khác nhau về bản chất. Đóng góp thứ ba là tái định vị mô hình Uppsala trong kỷ nguyên trí tuệ nhân tạo, bằng cách mở rộng cơ chế học hỏi để bao hàm cả học hỏi tăng cường bằng dữ liệu số, phù hợp với xu hướng quốc tế hóa được hỗ trợ bằng công nghệ số (Banalieva &amp; Dhanaraj, 2019; Yang et al., 2025).</w:t>
+        <w:t xml:space="preserve">Về mặt lý thuyết, luận án đóng góp vào tài liệu nghiên cứu kinh doanh quốc tế theo bốn hướng gắn bó với nhau. Đóng góp thứ nhất là tích hợp bốn lý thuyết kinh điển, gồm mô hình Uppsala, quan điểm dựa trên nguồn lực (resource-based view, RBV), lý thuyết thể chế và lý thuyết Bậc trên, vào một khung giải thích đa tầng thống nhất, được bổ sung bằng một lớp mở rộng về năng lực số để phản ánh chuyển đổi số đương đại. Khung này không phải là sự ghép nối cơ học các lý thuyết, mà là một kiến trúc lý thuyết nhất quán nội tại, trong đó mỗi tầng giải thích một dạng dị biệt khác nhau của quan hệ I-P. Đóng góp thứ hai là tách bạch rõ ràng năng lực công nghệ với chấp nhận số, coi đây là hai cấu trúc khái niệm độc lập dựa trên những nền tảng lý thuyết khác nhau (Bharadwaj et al., 2013; Coltman et al., 2008; Verhoef et al., 2021). Sự tách bạch này lấp một thiếu hụt khái niệm quan trọng trong các nghiên cứu về số hóa và quốc tế hóa, vốn thường gộp chung hai cấu trúc khác nhau về bản chất. Đóng góp thứ ba là tái định vị mô hình Uppsala trong kỷ nguyên trí tuệ nhân tạo, bằng cách mở rộng cơ chế học hỏi để bao hàm cả học hỏi tăng cường bằng dữ liệu số, phù hợp với xu hướng quốc tế hóa được hỗ trợ bằng công nghệ số (Banalieva &amp; Dhanaraj, 2019; Yang et al., 2025).</w:t>
       </w:r>
     </w:p>
     <w:p>

--- a/dist/luan_an_ctu/chuong_1_gioi_thieu_vi.docx
+++ b/dist/luan_an_ctu/chuong_1_gioi_thieu_vi.docx
@@ -41,6 +41,62 @@
       </w:pPr>
       <w:r>
         <w:t xml:space="preserve">Cùng một mức cường độ xuất khẩu có thể nâng một doanh nghiệp ở nền kinh tế thể chế mạnh lên đỉnh năng suất, nhưng lại đẩy một doanh nghiệp ở quốc đảo nhỏ Thái Bình Dương vào vòng suy giảm đơn điệu. Chính nghịch lý đó, cùng một hành vi quốc tế hóa nhưng cho hai kết cục trái ngược tùy chế độ thể chế, là điểm khởi đầu của luận án này. Quốc tế hóa doanh nghiệp đã là một trong những chủ đề trung tâm của kinh doanh quốc tế (international business) suốt hơn nửa thế kỷ qua. Kể từ khi Johanson và Vahlne (1977) đề xuất mô hình Uppsala về quá trình quốc tế hóa tuần tự, gần nửa thế kỷ nghiên cứu đã tích lũy quanh một câu hỏi cốt lõi mà đến nay vẫn chưa có lời đáp dứt khoát: quốc tế hóa có thực sự cải thiện hiệu quả hoạt động của doanh nghiệp hay không, và nếu có thì trong những điều kiện nào? Lu và Beamish (2004) cung cấp bằng chứng then chốt về quan hệ hình chữ S giữa mức độ quốc tế hóa và hiệu quả, còn Contractor et al. (2003) cùng nhiều nghiên cứu kế tiếp tiếp tục thách thức, bổ sung và điều chỉnh kết luận đó. Điều đáng chú ý không phải là sự thiếu vắng bằng chứng. Vấn đề nằm ở sự phân tán của nó. Mối quan hệ giữa quốc tế hóa và hiệu quả hoạt động kinh doanh (internationalization-performance, I-P) là có thực, nhưng phức tạp và phụ thuộc vào nhiều điều kiện biên. Chính tính điều kiện này, chứ không phải bản thân dấu của hiệu ứng, mới là vấn đề lý thuyết cần được giải quyết.</w:t>
+      </w:r>
+    </w:p>
+    <w:p>
+      <w:pPr>
+        <w:pStyle w:val="BodyText"/>
+      </w:pPr>
+      <w:r>
+        <w:t xml:space="preserve">Luận án lập luận rằng sự phân tán ấy không phải là nhiễu thống kê, mà là dấu vết của hai chế độ quốc tế hóa khác nhau về bản chất, cùng tồn tại trong một khu vực. Ở một cực là</w:t>
+      </w:r>
+      <w:r>
+        <w:t xml:space="preserve"> </w:t>
+      </w:r>
+      <w:r>
+        <w:rPr>
+          <w:bCs/>
+          <w:b/>
+        </w:rPr>
+        <w:t xml:space="preserve">quốc tế hóa để mở rộng quy mô</w:t>
+      </w:r>
+      <w:r>
+        <w:t xml:space="preserve"> </w:t>
+      </w:r>
+      <w:r>
+        <w:t xml:space="preserve">(internationalization-to-scale): tại các nền kinh tế thể chế mạnh như Singapore, xuất khẩu là công cụ tối ưu hóa biên lợi nhuận, và đường cong hiệu quả gần như đơn điệu dương với điểm uốn rất muộn, vào khoảng 82% cường độ xuất khẩu, nghĩa là càng xuất khẩu càng có lãi. Ở cực đối lập là</w:t>
+      </w:r>
+      <w:r>
+        <w:t xml:space="preserve"> </w:t>
+      </w:r>
+      <w:r>
+        <w:rPr>
+          <w:bCs/>
+          <w:b/>
+        </w:rPr>
+        <w:t xml:space="preserve">quốc tế hóa để sinh tồn</w:t>
+      </w:r>
+      <w:r>
+        <w:t xml:space="preserve"> </w:t>
+      </w:r>
+      <w:r>
+        <w:t xml:space="preserve">(internationalization-to-survive): tại các quốc đảo nhỏ Thái Bình Dương, nơi thị trường nội địa quá nhỏ và chi phí hậu cần khổng lồ bào mòn lợi nhuận, doanh nghiệp buộc phải xuất khẩu bất kể điều kiện; trong số 187 doanh nghiệp có xuất khẩu trên toàn mẫu các quốc đảo nhỏ đang phát triển (SIDS), cường độ xuất khẩu cao hơn lại gắn với năng suất thấp hơn, khiến đường cong chữ U ngược sụp đổ hoàn toàn thành một quan hệ âm đơn điệu. Hiện tượng này, mà luận án gọi là</w:t>
+      </w:r>
+      <w:r>
+        <w:t xml:space="preserve"> </w:t>
+      </w:r>
+      <w:r>
+        <w:rPr>
+          <w:bCs/>
+          <w:b/>
+        </w:rPr>
+        <w:t xml:space="preserve">gánh nặng quốc tế hóa bắt buộc</w:t>
+      </w:r>
+      <w:r>
+        <w:t xml:space="preserve"> </w:t>
+      </w:r>
+      <w:r>
+        <w:t xml:space="preserve">(Forced Internationalization Penalty, FIP), không phải một ngoại lệ bên lề mà là điều kiện biên cực đoan làm lộ rõ chính cấu trúc lý thuyết của toàn bộ quan hệ I-P: khi cả ba tiền đề cấu trúc của đường cong chữ U ngược, gồm thị trường nội địa khả dụng, chi phí thương mại quản lý được, và thể chế hỗ trợ chức năng, đồng thời vắng mặt, thì dạng hàm phi tuyến quen thuộc không còn tồn tại. Cũng như một lý thuyết về lực hấp dẫn không thể trọn vẹn nếu né tránh điểm kỳ dị nơi các định luật thông thường sụp đổ, một lý thuyết về quan hệ I-P không thể xem trường hợp FIP như một phụ lục: luận án do đó đặt FIP làm một cực lý thuyết đối trọng trực tiếp với logic chữ U ngược truyền thống, ngay từ chương mở đầu.</w:t>
       </w:r>
     </w:p>
     <w:p>

--- a/dist/luan_an_ctu/chuong_1_gioi_thieu_vi.docx
+++ b/dist/luan_an_ctu/chuong_1_gioi_thieu_vi.docx
@@ -104,7 +104,7 @@
         <w:pStyle w:val="BodyText"/>
       </w:pPr>
       <w:r>
-        <w:t xml:space="preserve">Sự cấp thiết của vấn đề trước hết bộc lộ ở mức độ không đồng nhất (heterogeneity) cao và dai dẳng trong bằng chứng. Mặc dù đã có hàng trăm nghiên cứu thực nghiệm, các phân tích tổng hợp (meta-analysis) về quan hệ I-P liên tục cho thấy một bức tranh giống nhau: tác động tổng hợp là dương nhưng nhỏ, trong khi mức dị biệt giữa các nghiên cứu lại rất cao (Bausch &amp; Krist, 2007; Kirca et al., 2012; Marano et al., 2016; Wu et al., 2022). Phân tích tổng hợp (meta-analysis) ba tầng của chính luận án trên 238 nghiên cứu xác nhận lại quy luật thực nghiệm này: hệ số tương quan tổng hợp chỉ vào khoảng r = 0,074, trong khi mức dị biệt còn lại sau khi đã tính tới sai số lấy mẫu vẫn ở mức I² = 62,4%. Mức dị biệt cao như vậy không phải là dấu hiệu của sai sót phương pháp. Trái lại, nó cho thấy quan hệ I-P phụ thuộc sâu sắc vào điều kiện bối cảnh. Bản thân sự tồn tại song song của năm dạng hàm quan hệ khác nhau, từ tuyến tính, chữ U ngược, đường cong chữ S, đường cong chữ M, đến gánh nặng bắt buộc, là dữ kiện cần được giải thích chứ không phải mâu thuẫn cần loại bỏ (Contractor, 2012; Hitt et al., 1997; Lu &amp; Beamish, 2004). Khi cùng một mức cường độ xuất khẩu có thể trở thành lợi thế ở bối cảnh này nhưng lại là gánh nặng ở bối cảnh khác, thì câu hỏi nghiên cứu đáng giá không còn là</w:t>
+        <w:t xml:space="preserve">Sự cấp thiết của vấn đề trước hết bộc lộ ở mức độ không đồng nhất (heterogeneity) cao và dai dẳng trong bằng chứng. Mặc dù đã có hàng trăm nghiên cứu thực nghiệm, các phân tích tổng hợp (meta-analysis) về quan hệ I-P liên tục cho thấy một bức tranh giống nhau: tác động tổng hợp là dương nhưng nhỏ, trong khi mức dị biệt giữa các nghiên cứu lại rất cao (Bausch &amp; Krist, 2007; Kirca et al., 2012; Marano et al., 2016; Wu et al., 2022). Phân tích tổng hợp (meta-analysis) ba tầng của chính luận án trên 238 nghiên cứu xác nhận lại quy luật thực nghiệm này: hệ số tương quan tổng hợp chỉ vào khoảng r = 0,074, trong khi mức dị biệt còn lại sau khi đã tính tới sai số lấy mẫu vẫn ở mức I² = 87,8%. Mức dị biệt cao như vậy không phải là dấu hiệu của sai sót phương pháp. Trái lại, nó cho thấy quan hệ I-P phụ thuộc sâu sắc vào điều kiện bối cảnh. Bản thân sự tồn tại song song của năm dạng hàm quan hệ khác nhau, từ tuyến tính, chữ U ngược, đường cong chữ S, đường cong chữ M, đến gánh nặng bắt buộc, là dữ kiện cần được giải thích chứ không phải mâu thuẫn cần loại bỏ (Contractor, 2012; Hitt et al., 1997; Lu &amp; Beamish, 2004). Khi cùng một mức cường độ xuất khẩu có thể trở thành lợi thế ở bối cảnh này nhưng lại là gánh nặng ở bối cảnh khác, thì câu hỏi nghiên cứu đáng giá không còn là</w:t>
       </w:r>
       <w:r>
         <w:t xml:space="preserve"> </w:t>
@@ -145,7 +145,7 @@
         <w:pStyle w:val="BodyText"/>
       </w:pPr>
       <w:r>
-        <w:t xml:space="preserve">Ở châu Á, bối cảnh này càng trở nên đặc biệt đáng quan tâm vì khu vực đang chứng kiến tốc độ hội nhập kinh tế và chuyển đổi số hết sức không đồng đều giữa các quốc gia. Từ Singapore, một nền kinh tế nhỏ mở, dẫn đầu thế giới về năng lực đổi mới và kết nối toàn cầu, đến Việt Nam, một nền kinh tế chuyển đổi đang đẩy nhanh cải cách thể chế và hội nhập quốc tế, rồi đến Trung Quốc với quy mô thị trường khổng lồ và cấu trúc thể chế đặc thù, thậm chí đến các quốc đảo nhỏ Thái Bình Dương đang phải đối mặt với thách thức sinh tồn kép của biến đổi khí hậu và sự phụ thuộc xuất khẩu bắt buộc, sự đa dạng này tạo ra một phòng thí nghiệm thực địa hiếm có để kiểm định các điều kiện biên của quan hệ I-P (Khanna &amp; Palepu, 2010; Peng, 2003). Sự đồng tồn tại của nhiều chế độ thể chế khác nhau trong cùng một khoảng thời gian và trên cùng một nguồn dữ liệu chuẩn hóa cho phép phân tách hiệu ứng thể chế khỏi hiệu ứng thời kỳ, điều mà các nghiên cứu đơn quốc gia khó lòng thực hiện.</w:t>
+        <w:t xml:space="preserve">Ở châu Á, bối cảnh này càng trở nên đặc biệt đáng quan tâm vì khu vực đang chứng kiến tốc độ hội nhập kinh tế và chuyển đổi số không đồng đều giữa các quốc gia. Từ Singapore, một nền kinh tế nhỏ mở, dẫn đầu thế giới về năng lực đổi mới và kết nối toàn cầu, đến Việt Nam, một nền kinh tế chuyển đổi đang đẩy nhanh cải cách thể chế và hội nhập quốc tế, rồi đến Trung Quốc với quy mô thị trường khổng lồ và cấu trúc thể chế đặc thù, thậm chí đến các quốc đảo nhỏ Thái Bình Dương đang phải đối mặt với thách thức sinh tồn kép của biến đổi khí hậu và sự phụ thuộc xuất khẩu bắt buộc, sự đa dạng này tạo ra một phòng thí nghiệm thực địa hiếm có để kiểm định các điều kiện biên của quan hệ I-P (Khanna &amp; Palepu, 2010; Peng, 2003). Sự đồng tồn tại của nhiều chế độ thể chế khác nhau trong cùng một khoảng thời gian và trên cùng một nguồn dữ liệu chuẩn hóa cho phép phân tách hiệu ứng thể chế khỏi hiệu ứng thời kỳ, điều mà các nghiên cứu đơn quốc gia khó lòng thực hiện.</w:t>
       </w:r>
     </w:p>
     <w:p>

--- a/dist/luan_an_ctu/chuong_1_gioi_thieu_vi.docx
+++ b/dist/luan_an_ctu/chuong_1_gioi_thieu_vi.docx
@@ -96,7 +96,7 @@
         <w:t xml:space="preserve"> </w:t>
       </w:r>
       <w:r>
-        <w:t xml:space="preserve">(Forced Internationalization Penalty, FIP), không phải một ngoại lệ bên lề mà là điều kiện biên cực đoan làm lộ rõ chính cấu trúc lý thuyết của toàn bộ quan hệ I-P: khi cả ba tiền đề cấu trúc của đường cong chữ U ngược, gồm thị trường nội địa khả dụng, chi phí thương mại quản lý được, và thể chế hỗ trợ chức năng, đồng thời vắng mặt, thì dạng hàm phi tuyến quen thuộc không còn tồn tại. Cũng như một lý thuyết về lực hấp dẫn không thể trọn vẹn nếu né tránh điểm kỳ dị nơi các định luật thông thường sụp đổ, một lý thuyết về quan hệ I-P không thể xem trường hợp FIP như một phụ lục: luận án do đó đặt FIP làm một cực lý thuyết đối trọng trực tiếp với logic chữ U ngược truyền thống, ngay từ chương mở đầu.</w:t>
+        <w:t xml:space="preserve">(Forced Internationalization Penalty, FIP), được đề xuất như một điều kiện biên rõ ràng của mô hình chữ U ngược I-P: khi cả ba tiền đề cấu trúc (thị trường nội địa khả dụng, chi phí thương mại quản lý được, và thể chế hỗ trợ chức năng) đồng thời bị vi phạm, dạng hàm phi tuyến truyền thống chuyển sang quan hệ âm đơn điệu. FIP nối tiếp dòng nghiên cứu nền tảng về SIDS của Briguglio (1995) và mô hình MIRAB của Bertram (2006); đóng góp của luận án là cung cấp ước lượng định lượng đầu tiên (β = −0,404, p = ,032) trên dữ liệu WBES kết nối ba ràng buộc SIDS này với dấu của hệ số FSTS trong hồi quy I-P ở cấp doanh nghiệp.</w:t>
       </w:r>
     </w:p>
     <w:p>
@@ -481,7 +481,7 @@
         <w:pStyle w:val="BodyText"/>
       </w:pPr>
       <w:r>
-        <w:t xml:space="preserve">Đóng góp lý thuyết thứ tư, cũng là đóng góp mang tính định danh, là việc phát hiện và đặt tên cho gánh nặng quốc tế hóa bắt buộc (forced internationalization penalty). Đây là một cấu trúc lý thuyết chưa từng được định danh trong tài liệu nghiên cứu kinh doanh quốc tế, được xác lập như điều kiện biên cực đoan của mô hình chữ U ngược. Gánh nặng này xuất hiện khi cả ba điều kiện cấu trúc tối thiểu đồng thời bị vi phạm, đó là thị trường nội địa quá nhỏ, chi phí thương mại cực cao và thiếu hỗ trợ thể chế. Khi đó, quan hệ I-P chuyển từ dạng chữ U ngược sang quan hệ âm đơn điệu không có điểm uốn. Bằng chứng thực nghiệm từ các quốc đảo nhỏ Thái Bình Dương xác nhận quan hệ âm đơn điệu này, qua đó cho thấy chữ U ngược không phải một quy luật phổ quát mà là một quan hệ có điều kiện, và mở ra hướng nghiên cứu mới về điều kiện biên của các lý thuyết quốc tế hóa phổ quát.</w:t>
+        <w:t xml:space="preserve">Đóng góp lý thuyết thứ tư là chính thức kết nối ba ràng buộc cấu trúc của các quốc đảo nhỏ Thái Bình Dương (thị trường nội địa quá nhỏ, chi phí thương mại cực cao, hỗ trợ thể chế thiếu hụt) với dấu của hệ số FSTS trong hồi quy I-P ở cấp doanh nghiệp, đặt tên cho hiện tượng này là gánh nặng quốc tế hóa bắt buộc (forced internationalization penalty, FIP). Khái niệm không phải mới hoàn toàn: cấu trúc kinh tế ba ràng buộc của SIDS đã được phân tích trong các nghiên cứu nền tảng (Briguglio, 1995; mô hình MIRAB của Bertram, 2006). Đóng góp tăng thêm của luận án là (i) cung cấp ước lượng định lượng đầu tiên (β = −0,404, p = ,032) trên dữ liệu WBES về dấu âm trong hồi quy I-P, (ii) đặt FIP làm điều kiện biên rõ ràng cho mô hình chữ U ngược (quan hệ chuyển sang âm đơn điệu không có điểm uốn khi cả ba ràng buộc đồng thời bị vi phạm), và (iii) qua đó cho thấy chữ U ngược không phải quy luật phổ quát mà là quan hệ có điều kiện, mở hướng nghiên cứu về điều kiện biên của các lý thuyết quốc tế hóa.</w:t>
       </w:r>
     </w:p>
     <w:p>

--- a/dist/luan_an_ctu/chuong_1_gioi_thieu_vi.docx
+++ b/dist/luan_an_ctu/chuong_1_gioi_thieu_vi.docx
@@ -138,7 +138,7 @@
         <w:pStyle w:val="BodyText"/>
       </w:pPr>
       <w:r>
-        <w:t xml:space="preserve">Từ mục tiêu tổng quát đó, luận án triển khai bốn mục tiêu cụ thể. Mục tiêu cụ thể thứ nhất là tổng hợp và cập nhật bằng chứng meta-analytic về mối quan hệ I–P trong giai đoạn 1982–2026, xác định tác động tổng hợp, mức độ dị biệt và các nhân tố điều tiết (moderators) chính giải thích heterogeneity trong literature. Mục tiêu cụ thể thứ hai là kiểm định cơ chế cụ thể trong các bối cảnh quốc gia khác nhau, bao gồm Singapore với tư cách nền kinh tế nhỏ mở tiên tiến, Việt Nam với tư cách nền kinh tế chuyển đổi đang mở rộng, và Trung Quốc với tư cách nền kinh tế mới nổi quy mô lớn, nhằm làm rõ cách thức các cơ chế I–P vận hành khác nhau theo bối cảnh quốc gia. Mục tiêu cụ thể thứ ba là mở rộng phân tích sang 47–49 nền kinh tế châu Á và Thái Bình Dương (bao gồm 6–8 nền kinh tế Pacific SIDS) để kiểm định khả năng khái quát hóa của các phát hiện trên phạm vi rộng, kế thừa và mở rộng từ pool 17 nền kinh tế trong Đỗ và Phan (2026, VEFR). Mục tiêu cụ thể thứ tư là phân tích vai trò điều tiết của ba nhóm biến: thể chế (bao gồm các sub-regime ICRV và các chỉ số rào cản thể chế), năng lực số (phân biệt rõ technological capability index — TCI và chỉ số chấp nhận số — digital adoption index — DAI), và đặc điểm nhà quản trị cấp cao (kinh nghiệm và giới tính).</w:t>
+        <w:t xml:space="preserve">Từ mục tiêu tổng quát đó, luận án triển khai bốn mục tiêu cụ thể. Mục tiêu cụ thể thứ nhất là tổng hợp và cập nhật bằng chứng meta-analytic về mối quan hệ I–P trong giai đoạn 1982–2026, xác định tác động tổng hợp, mức độ dị biệt và các nhân tố điều tiết (moderators) chính giải thích heterogeneity trong literature. Mục tiêu cụ thể thứ hai là kiểm định cơ chế cụ thể trong các bối cảnh quốc gia khác nhau, bao gồm Singapore với tư cách nền kinh tế nhỏ mở tiên tiến, Việt Nam với tư cách nền kinh tế chuyển đổi đang mở rộng, và Trung Quốc với tư cách nền kinh tế mới nổi quy mô lớn, nhằm làm rõ cách thức các cơ chế I–P vận hành khác nhau theo bối cảnh quốc gia. Mục tiêu cụ thể thứ ba là mở rộng phân tích sang 49 nền kinh tế châu Á và Thái Bình Dương (bao gồm 9 nền kinh tế SIDS) để kiểm định khả năng khái quát hóa của các phát hiện trên phạm vi rộng, kế thừa và mở rộng từ pool 17 nền kinh tế trong nghiên cứu thành phần P1. Mục tiêu cụ thể thứ tư là phân tích vai trò điều tiết của ba nhóm biến: thể chế (bao gồm các sub-regime ICRV và các chỉ số rào cản thể chế), năng lực số (phân biệt rõ technological capability index — TCI và chỉ số chấp nhận số — digital adoption index — DAI), và đặc điểm nhà quản trị cấp cao (kinh nghiệm và giới tính).</w:t>
       </w:r>
     </w:p>
     <w:p>
@@ -171,7 +171,7 @@
         <w:pStyle w:val="BodyText"/>
       </w:pPr>
       <w:r>
-        <w:t xml:space="preserve">Từ câu hỏi trung tâm đó, bốn câu hỏi nghiên cứu cụ thể được đặt ra. Câu hỏi nghiên cứu thứ nhất (RQ1) là: Tác động tổng hợp của quốc tế hóa lên hiệu quả hoạt động của doanh nghiệp trong literature 1982–2026 là gì, mức độ dị biệt ở mức nào, và những moderators nào giải thích heterogeneity đó một cách có hệ thống? Câu hỏi nghiên cứu thứ hai (RQ2) là: Trong từng bối cảnh quốc gia cụ thể bao gồm Singapore, Việt Nam và Trung Quốc, mối quan hệ I–P vận hành theo những cơ chế đặc thù nào và sự phi tuyến có biểu hiện ra sao? Câu hỏi nghiên cứu thứ ba (RQ3) là: Trên phạm vi đa quốc gia châu Á bao gồm 47–49 nền kinh tế châu Á và Thái Bình Dương (bao gồm 6–8 nền kinh tế Pacific SIDS), vai trò điều tiết của chỉ số chấp nhận số (DAI) và technological capability index (TCI) có khái quát hóa được không, và hai construct này có thực sự vận hành theo các cơ chế khác nhau không? Câu hỏi nghiên cứu thứ tư (RQ4) là: Vai trò của thể chế — đo bằng sub-regime ICRV — cùng với sự phân biệt giữa TCI và DAI, và đặc điểm nhà quản trị trong việc điều tiết mối quan hệ I–P là gì, và sự tương tác ba chiều giữa ba tầng đó có ý nghĩa như thế nào?</w:t>
+        <w:t xml:space="preserve">Từ câu hỏi trung tâm đó, bốn câu hỏi nghiên cứu cụ thể được đặt ra. Câu hỏi nghiên cứu thứ nhất (RQ1) là: Tác động tổng hợp của quốc tế hóa lên hiệu quả hoạt động của doanh nghiệp trong literature 1982–2026 là gì, mức độ dị biệt ở mức nào, và những moderators nào giải thích heterogeneity đó một cách có hệ thống? Câu hỏi nghiên cứu thứ hai (RQ2) là: Trong từng bối cảnh quốc gia cụ thể bao gồm Singapore, Việt Nam và Trung Quốc, mối quan hệ I–P vận hành theo những cơ chế đặc thù nào và sự phi tuyến có biểu hiện ra sao? Câu hỏi nghiên cứu thứ ba (RQ3) là: Trên phạm vi đa quốc gia châu Á bao gồm 49 nền kinh tế châu Á và Thái Bình Dương (bao gồm 9 nền kinh tế SIDS), vai trò điều tiết của chỉ số chấp nhận số (DAI) và technological capability index (TCI) có khái quát hóa được không, và hai construct này có thực sự vận hành theo các cơ chế khác nhau không? Câu hỏi nghiên cứu thứ tư (RQ4) là: Vai trò của thể chế — đo bằng sub-regime ICRV — cùng với sự phân biệt giữa TCI và DAI, và đặc điểm nhà quản trị trong việc điều tiết mối quan hệ I–P là gì, và sự tương tác ba chiều giữa ba tầng đó có ý nghĩa như thế nào?</w:t>
       </w:r>
     </w:p>
     <w:p>
@@ -233,13 +233,13 @@
           <w:bCs/>
           <w:b/>
         </w:rPr>
-        <w:t xml:space="preserve">47–49 nền kinh tế châu Á và Thái Bình Dương</w:t>
+        <w:t xml:space="preserve">49 nền kinh tế châu Á và Thái Bình Dương</w:t>
       </w:r>
       <w:r>
         <w:t xml:space="preserve"> </w:t>
       </w:r>
       <w:r>
-        <w:t xml:space="preserve">có dữ liệu trong Khảo sát Doanh nghiệp của Ngân hàng Thế giới (World Bank Enterprise Surveys — WBES), được phân loại và tổ chức theo 6 sub-regime trong khung ICRV. Sáu sub-regime bao gồm: (i) Advanced Innovation-Driven, đại diện là Singapore, Hàn Quốc và Đài Loan; (ii) Advanced Resource-Driven, đại diện là các nền kinh tế GCC; (iii) Upper-middle, đại diện là Trung Quốc và Malaysia; (iv) Emerging, bao gồm Việt Nam và các nền kinh tế ASEAN đang phát triển; (v) Frontier, bao gồm các nền kinh tế kém phát triển nhất châu Á như Campuchia, Nepal và Afghanistan; và (vi) Pacific SIDS (Small Island Developing States), bao gồm 6 nền kinh tế đảo nhỏ Thái Bình Dương được đưa vào phân tích để kiểm định các điều kiện biên cực đoan của quan hệ I–P. Nhật Bản không nằm trong phạm vi thực nghiệm của luận án do cấu trúc dữ liệu WBES không bao phủ Nhật Bản đầy đủ.</w:t>
+        <w:t xml:space="preserve">có dữ liệu trong Khảo sát Doanh nghiệp của Ngân hàng Thế giới (World Bank Enterprise Surveys — WBES), được phân loại và tổ chức theo 6 sub-regime trong khung ICRV. Sáu sub-regime bao gồm: (i) Advanced Innovation-Driven, đại diện là Singapore, Hàn Quốc và Đài Loan; (ii) Advanced Resource-Driven, đại diện là các nền kinh tế GCC; (iii) Upper-middle, đại diện là Trung Quốc và Malaysia; (iv) Emerging, bao gồm Việt Nam và các nền kinh tế ASEAN đang phát triển; (v) Frontier, bao gồm các nền kinh tế kém phát triển nhất châu Á như Campuchia, Nepal và Afghanistan; và (vi) SIDS (Small Island Developing States), bao gồm 9 nền kinh tế đảo nhỏ Thái Bình Dương được đưa vào phân tích để kiểm định các điều kiện biên cực đoan của quan hệ I–P. Nhật Bản không nằm trong phạm vi thực nghiệm của luận án do cấu trúc dữ liệu WBES không bao phủ Nhật Bản đầy đủ.</w:t>
       </w:r>
     </w:p>
     <w:bookmarkEnd w:id="25"/>
@@ -257,7 +257,7 @@
         <w:pStyle w:val="FirstParagraph"/>
       </w:pPr>
       <w:r>
-        <w:t xml:space="preserve">Phạm vi thời gian của nghiên cứu có hai mức. Đối với phase meta-analysis, luận án tổng hợp literature trong giai đoạn 1982–2026, bao quát toàn bộ chương trình nghiên cứu về quan hệ I–P từ khi các nghiên cứu thực nghiệm đầu tiên xuất hiện đến thời điểm hoàn thành luận án. Đối với phase phân tích thực nghiệm đa quốc gia, luận án sử dụng dữ liệu WBES trong giai đoạn 2009–2025, bao gồm 101.185 doanh nghiệp với 108 cặp quốc gia-năm trải qua 14 mốc khảo sát. Dữ liệu WBES từ ba thế hệ schema (PICS3 giai đoạn 2009–2012, Standardized giai đoạn 2013–2017, và BREADY/BEE giai đoạn 2018–2025) đã được hòa hợp để đảm bảo tính nhất quán trong đo lường biến qua các wave khảo sát.</w:t>
+        <w:t xml:space="preserve">Phạm vi thời gian của nghiên cứu có hai mức. Đối với phase meta-analysis, luận án tổng hợp literature trong giai đoạn 1982–2026, bao quát toàn bộ chương trình nghiên cứu về quan hệ I–P từ khi các nghiên cứu thực nghiệm đầu tiên xuất hiện đến thời điểm hoàn thành luận án. Đối với phase phân tích thực nghiệm đa quốc gia, luận án sử dụng dữ liệu WBES trong giai đoạn 2009–2025, bao gồm 91.982 doanh nghiệp với 102 cặp quốc gia-năm trải qua 14 mốc khảo sát. Dữ liệu WBES từ ba thế hệ schema (PICS3 giai đoạn 2009–2012, Standardized giai đoạn 2013–2017, và BREADY/BEE giai đoạn 2018–2025) đã được hòa hợp để đảm bảo tính nhất quán trong đo lường biến qua các wave khảo sát.</w:t>
       </w:r>
     </w:p>
     <w:p>
@@ -316,7 +316,7 @@
         <w:pStyle w:val="FirstParagraph"/>
       </w:pPr>
       <w:r>
-        <w:t xml:space="preserve">Dựa trên khung lý thuyết tích hợp đa tầng bao gồm Uppsala model, RBV, Institutional Theory, Upper Echelons Theory và digital capability lens, luận án đề xuất hệ giả thuyết khoa học với sáu giả thuyết trọng tâm. Quan hệ nền giữa quốc tế hóa và hiệu quả hoạt động doanh nghiệp mang dạng phi tuyến — cụ thể là dạng inverted-U — với chi phí thâm nhập và thích nghi cao ở giai đoạn đầu và lợi ích quy mô, học hỏi và đa dạng hóa thị trường ở giai đoạn sau, đến khi chi phí điều phối vượt quá lợi ích sẽ dẫn đến sự suy giảm hiệu quả. Technological capability index (TCI) điều tiết dương quan hệ I–P bằng cách mở rộng biên thích nghi và tăng cường khả năng khai thác lợi thế cạnh tranh ở thị trường quốc tế. Chỉ số chấp nhận số (DAI) — được hiểu là proxy foundational digital adoption — có tác động điều tiết không đơn điệu và phụ thuộc vào chế độ thể chế: ở các nền kinh tế có thể chế tốt, DAI khuếch đại lợi ích của quốc tế hóa; ở các nền kinh tế với thể chế yếu, DAI có thể khuếch đại chi phí điều phối khi mức độ quốc tế hóa vượt ngưỡng. Bối cảnh thể chế, đo bằng sub-regime ICRV, điều tiết cả dạng và độ lớn của quan hệ I–P, tạo ra gradient từ tác động dương lớn ở Advanced Innovation-Driven đến tác động âm ở Frontier và Pacific SIDS extreme. Đặc điểm nhà quản trị cấp cao — cụ thể là kinh nghiệm quốc tế và đa dạng giới tính — điều tiết dương quan hệ I–P thông qua cơ chế tăng cường nhận diện cơ hội và quản trị rủi ro. Ngoài sáu giả thuyết trọng tâm H1–H6, luận án phát biểu thêm giả thuyết điều kiện biên H1b: tại các nền kinh tế Pacific SIDS (ICRV Nhóm VI), nơi ba điều kiện cấu trúc tối thiểu đồng thời bị vi phạm — thị trường nội địa quá nhỏ, chi phí thương mại cực cao, và thiếu hỗ trợ thể chế — quan hệ I–P chuyển từ dạng chữ U ngược sang quan hệ</w:t>
+        <w:t xml:space="preserve">Dựa trên khung lý thuyết tích hợp đa tầng bao gồm Uppsala model, RBV, Institutional Theory, Upper Echelons Theory và digital capability lens, luận án đề xuất hệ giả thuyết khoa học với sáu giả thuyết trọng tâm. Quan hệ nền giữa quốc tế hóa và hiệu quả hoạt động doanh nghiệp mang dạng phi tuyến — cụ thể là dạng inverted-U — với chi phí thâm nhập và thích nghi cao ở giai đoạn đầu và lợi ích quy mô, học hỏi và đa dạng hóa thị trường ở giai đoạn sau, đến khi chi phí điều phối vượt quá lợi ích sẽ dẫn đến sự suy giảm hiệu quả. Technological capability index (TCI) điều tiết dương quan hệ I–P bằng cách mở rộng biên thích nghi và tăng cường khả năng khai thác lợi thế cạnh tranh ở thị trường quốc tế. Chỉ số chấp nhận số (DAI) — được hiểu là proxy foundational digital adoption — có tác động điều tiết không đơn điệu và phụ thuộc vào chế độ thể chế: ở các nền kinh tế có thể chế tốt, DAI khuếch đại lợi ích của quốc tế hóa; ở các nền kinh tế với thể chế yếu, DAI có thể khuếch đại chi phí điều phối khi mức độ quốc tế hóa vượt ngưỡng. Bối cảnh thể chế, đo bằng sub-regime ICRV, điều tiết cả dạng và độ lớn của quan hệ I–P, tạo ra gradient từ tác động dương lớn ở Advanced Innovation-Driven đến tác động âm ở Frontier và SIDS extreme. Đặc điểm nhà quản trị cấp cao — cụ thể là kinh nghiệm quốc tế và đa dạng giới tính — điều tiết dương quan hệ I–P thông qua cơ chế tăng cường nhận diện cơ hội và quản trị rủi ro. Ngoài sáu giả thuyết trọng tâm H1–H6, luận án phát biểu thêm giả thuyết điều kiện biên H1b: tại các nền kinh tế SIDS (ICRV Nhóm VI), nơi ba điều kiện cấu trúc tối thiểu đồng thời bị vi phạm — thị trường nội địa quá nhỏ, chi phí thương mại cực cao, và thiếu hỗ trợ thể chế — quan hệ I–P chuyển từ dạng chữ U ngược sang quan hệ</w:t>
       </w:r>
       <w:r>
         <w:t xml:space="preserve"> </w:t>
@@ -379,7 +379,7 @@
         <w:t xml:space="preserve"> </w:t>
       </w:r>
       <w:r>
-        <w:t xml:space="preserve">— một construct lý thuyết mới chưa được định danh trong literature kinh doanh quốc tế — như điều kiện biên cực đoan của mô hình chữ U ngược khi cả ba tầng của khung CDCM (thể chế, năng lực, quản trị) đồng thời ở mức tối thiểu. Bằng chứng thực nghiệm từ chín nền kinh tế Pacific SIDS xác nhận quan hệ âm đơn điệu không có điểm uốn, mở ra hướng nghiên cứu mới về điều kiện biên của lý thuyết quốc tế hóa.</w:t>
+        <w:t xml:space="preserve">— một construct lý thuyết mới chưa được định danh trong literature kinh doanh quốc tế — như điều kiện biên cực đoan của mô hình chữ U ngược khi cả ba tầng của khung CDCM (thể chế, năng lực, quản trị) đồng thời ở mức tối thiểu. Bằng chứng thực nghiệm từ chín nền kinh tế SIDS xác nhận quan hệ âm đơn điệu không có điểm uốn, mở ra hướng nghiên cứu mới về điều kiện biên của lý thuyết quốc tế hóa.</w:t>
       </w:r>
     </w:p>
     <w:bookmarkEnd w:id="30"/>
@@ -397,7 +397,7 @@
         <w:pStyle w:val="FirstParagraph"/>
       </w:pPr>
       <w:r>
-        <w:t xml:space="preserve">Về mặt phương pháp, luận án đóng góp theo hai hướng. Hướng thứ nhất là thiết kế mixed synthesis-empirical kết hợp meta-analysis và phân tích đa quốc gia, tạo ra khả năng đối chiếu giữa bằng chứng tổng hợp từ literature toàn cầu và bằng chứng thực nghiệm từ bối cảnh châu Á. Hướng thứ hai là phát triển và áp dụng khung phân loại thể chế ICRV cho 47 nền kinh tế, cung cấp một công cụ phân loại mới có ứng dụng tiềm năng trong nhiều nghiên cứu tương lai về moderating effect của thể chế trong literature kinh doanh quốc tế.</w:t>
+        <w:t xml:space="preserve">Về mặt phương pháp, luận án đóng góp theo hai hướng. Hướng thứ nhất là thiết kế mixed synthesis-empirical kết hợp meta-analysis và phân tích đa quốc gia, tạo ra khả năng đối chiếu giữa bằng chứng tổng hợp từ literature toàn cầu và bằng chứng thực nghiệm từ bối cảnh châu Á. Hướng thứ hai là phát triển và áp dụng khung phân loại thể chế ICRV cho 49 nền kinh tế, cung cấp một công cụ phân loại mới có ứng dụng tiềm năng trong nhiều nghiên cứu tương lai về moderating effect của thể chế trong literature kinh doanh quốc tế.</w:t>
       </w:r>
     </w:p>
     <w:bookmarkEnd w:id="31"/>
@@ -415,7 +415,7 @@
         <w:pStyle w:val="FirstParagraph"/>
       </w:pPr>
       <w:r>
-        <w:t xml:space="preserve">Về mặt thực tiễn, luận án cung cấp căn cứ có hệ thống cho hai nhóm đối tượng sử dụng chính. Đối với doanh nghiệp, kết quả phân tích của luận án cho thấy tồn tại ngưỡng tối ưu trong mối quan hệ giữa mức độ xuất khẩu và hiệu quả hoạt động, và ngưỡng này thay đổi theo bối cảnh thể chế và năng lực số của từng doanh nghiệp. Nhà quản trị cần nhận thức được ngưỡng này và đầu tư có chiến lược vào năng lực công nghệ thay vì chỉ tập trung vào digital adoption bề mặt. Đối với nhà hoạch định chính sách, bằng chứng từ luận án gợi ý rằng cải cách thể chế và hỗ trợ chuyển đổi số có thể có hiệu ứng bổ trợ tích cực — được nghiên cứu về 17 nền kinh tế châu Á mới nổi đặt tên là "digital shield effect" — trong đó năng lực số làm giảm tác động tiêu cực của rào cản thể chế đối với doanh nghiệp quốc tế hóa (Đỗ &amp; Phan, 2026, VEFR). Cơ chế này được luận án kiểm định trên phạm vi rộng hơn với 47–49 nền kinh tế châu Á và Thái Bình Dương.</w:t>
+        <w:t xml:space="preserve">Về mặt thực tiễn, luận án cung cấp căn cứ có hệ thống cho hai nhóm đối tượng sử dụng chính. Đối với doanh nghiệp, kết quả phân tích của luận án cho thấy tồn tại ngưỡng tối ưu trong mối quan hệ giữa mức độ xuất khẩu và hiệu quả hoạt động, và ngưỡng này thay đổi theo bối cảnh thể chế và năng lực số của từng doanh nghiệp. Nhà quản trị cần nhận thức được ngưỡng này và đầu tư có chiến lược vào năng lực công nghệ thay vì chỉ tập trung vào digital adoption bề mặt. Đối với nhà hoạch định chính sách, bằng chứng từ luận án gợi ý rằng cải cách thể chế và hỗ trợ chuyển đổi số có thể có hiệu ứng bổ trợ tích cực — được nghiên cứu về 17 nền kinh tế châu Á mới nổi đặt tên là "digital shield effect" — trong đó năng lực số làm giảm tác động tiêu cực của rào cản thể chế đối với doanh nghiệp quốc tế hóa (nghiên cứu thành phần P1). Cơ chế này được luận án kiểm định trên phạm vi rộng hơn với 49 nền kinh tế châu Á và Thái Bình Dương.</w:t>
       </w:r>
     </w:p>
     <w:p>
@@ -441,7 +441,7 @@
         <w:pStyle w:val="FirstParagraph"/>
       </w:pPr>
       <w:r>
-        <w:t xml:space="preserve">Luận án có năm điểm mới so với các công trình nghiên cứu trước đây. Điểm mới thứ nhất là đề xuất khung tích hợp đa tầng cho quan hệ I–P trong bối cảnh châu Á, kết hợp bốn lý thuyết kinh điển với digital capability lens thành một kiến trúc lý thuyết thống nhất và có khả năng kiểm định. Không có nghiên cứu trước nào trong bối cảnh châu Á xây dựng khung tích hợp đầy đủ ba tầng điều tiết này theo cách có hệ thống. Điểm mới thứ hai là phân tách TCI và chỉ số chấp nhận số (DAI) như hai construct không trùng lặp, kiểm định chúng riêng biệt trong cùng một mô hình để làm rõ cơ chế tác động khác nhau của hai loại năng lực số đó. Sự phân tách này khắc phục hạn chế của các nghiên cứu trước thường gộp chung hai construct có bản chất khác nhau. Điểm mới thứ ba là phát triển và áp dụng khung phân loại thể chế ICRV với 6 sub-regime cho 47 nền kinh tế, bao gồm cả 6 nền kinh tế Pacific SIDS liền kề như boundary case cực đoan, đây là lần đầu tiên một hệ thống phân loại đủ mịn như vậy được áp dụng trong nghiên cứu thực nghiệm về quan hệ I–P tại châu Á. Điểm mới thứ tư là pool dữ liệu lớn nhất từ trước đến nay cho nghiên cứu đa quốc gia về quan hệ I–P tại châu Á, với 101.185 doanh nghiệp từ 47–49 nền kinh tế châu Á và Thái Bình Dương, mở rộng đáng kể từ pool 17 nước (Đỗ &amp; Phan, 2026, VEFR) là nền tảng hiện có lớn nhất trước khi luận án hoàn thành. Điểm mới thứ năm là kiểm định temporal stability của turning point trong quan hệ I–P tại Trung Quốc, cho phép đánh giá liệu cấu trúc phi tuyến đó có ổn định qua hơn một thập kỷ chuyển đổi số hay không. Kết quả phân tích của luận án cho thấy turning point tương đối ổn định qua hai thời điểm quan sát, cung cấp bằng chứng về tính bền vững của cấu trúc I–P phi tuyến ở Trung Quốc dù bối cảnh kinh tế có nhiều thay đổi. Điểm mới thứ sáu là phát hiện và đặt tên lý thuyết cho</w:t>
+        <w:t xml:space="preserve">Luận án có năm điểm mới so với các công trình nghiên cứu trước đây. Điểm mới thứ nhất là đề xuất khung tích hợp đa tầng cho quan hệ I–P trong bối cảnh châu Á, kết hợp bốn lý thuyết kinh điển với digital capability lens thành một kiến trúc lý thuyết thống nhất và có khả năng kiểm định. Không có nghiên cứu trước nào trong bối cảnh châu Á xây dựng khung tích hợp đầy đủ ba tầng điều tiết này theo cách có hệ thống. Điểm mới thứ hai là phân tách TCI và chỉ số chấp nhận số (DAI) như hai construct không trùng lặp, kiểm định chúng riêng biệt trong cùng một mô hình để làm rõ cơ chế tác động khác nhau của hai loại năng lực số đó. Sự phân tách này khắc phục hạn chế của các nghiên cứu trước thường gộp chung hai construct có bản chất khác nhau. Điểm mới thứ ba là phát triển và áp dụng khung phân loại thể chế ICRV với 6 sub-regime cho 49 nền kinh tế, bao gồm cả 9 nền kinh tế SIDS liền kề như boundary case cực đoan, đây là lần đầu tiên một hệ thống phân loại đủ mịn như vậy được áp dụng trong nghiên cứu thực nghiệm về quan hệ I–P tại châu Á. Điểm mới thứ tư là pool dữ liệu lớn nhất từ trước đến nay cho nghiên cứu đa quốc gia về quan hệ I–P tại châu Á, với 91.982 doanh nghiệp từ 49 nền kinh tế châu Á và Thái Bình Dương, mở rộng đáng kể từ pool 17 nước (nghiên cứu thành phần P1) là nền tảng hiện có lớn nhất trước khi luận án hoàn thành. Điểm mới thứ năm là kiểm định temporal stability của turning point trong quan hệ I–P tại Trung Quốc, cho phép đánh giá liệu cấu trúc phi tuyến đó có ổn định qua hơn một thập kỷ chuyển đổi số hay không. Kết quả phân tích của luận án cho thấy turning point tương đối ổn định qua hai thời điểm quan sát, cung cấp bằng chứng về tính bền vững của cấu trúc I–P phi tuyến ở Trung Quốc dù bối cảnh kinh tế có nhiều thay đổi. Điểm mới thứ sáu là phát hiện và đặt tên lý thuyết cho</w:t>
       </w:r>
       <w:r>
         <w:t xml:space="preserve"> </w:t>
@@ -457,7 +457,7 @@
         <w:t xml:space="preserve"> </w:t>
       </w:r>
       <w:r>
-        <w:t xml:space="preserve">tại chín nền kinh tế Pacific SIDS — lần đầu tiên trong literature kinh doanh quốc tế, một trường hợp quan hệ I–P âm đơn điệu không có điểm uốn được ghi nhận và biện minh lý thuyết bằng ba điều kiện cấu trúc vi phạm đồng thời, mở ra hướng nghiên cứu mới về điều kiện biên của các lý thuyết quốc tế hóa phổ quát.</w:t>
+        <w:t xml:space="preserve">tại chín nền kinh tế SIDS — lần đầu tiên trong literature kinh doanh quốc tế, một trường hợp quan hệ I–P âm đơn điệu không có điểm uốn được ghi nhận và biện minh lý thuyết bằng ba điều kiện cấu trúc vi phạm đồng thời, mở ra hướng nghiên cứu mới về điều kiện biên của các lý thuyết quốc tế hóa phổ quát.</w:t>
       </w:r>
     </w:p>
     <w:p>
@@ -482,7 +482,199 @@
         <w:pStyle w:val="FirstParagraph"/>
       </w:pPr>
       <w:r>
-        <w:t xml:space="preserve">Luận án được tổ chức thành năm chương theo chuẩn luận án tiến sĩ truyền thống tại Trường Kinh tế, Đại học Cần Thơ. Chương 1 — Giới thiệu — đặt vấn đề nghiên cứu, xác định khoảng trống, trình bày mục tiêu, câu hỏi nghiên cứu, phạm vi, phương pháp luận, giả thuyết khoa học tóm tắt, ý nghĩa, tính mới và cấu trúc của luận án. Chương 2 — Cơ sở lý thuyết và tổng quan tài liệu — xây dựng khung lý thuyết tích hợp đa tầng, tổng quan bằng chứng thực nghiệm đã có, và phát triển hệ giả thuyết H1–H6 dựa trên khoảng trống và logic lý thuyết. Chương 3 — Phương pháp nghiên cứu — trình bày chi tiết thiết kế nghiên cứu, nguồn dữ liệu, cách đo lường biến, mô hình phân tích và chiến lược kiểm định độ vững. Chương 4 — Kết quả nghiên cứu — trình bày kết quả ở ba cấp độ phân tích: meta-analysis cập nhật 1982–2026, phân tích theo bối cảnh quốc gia cụ thể, và phân tích đa quốc gia capstone trên pool đầy đủ 47 nền kinh tế. Chương 5 — Thảo luận và kết luận — tích hợp các phát hiện từ Chương 4 vào khung lý thuyết ở Chương 2, thảo luận đóng góp khoa học, hàm ý quản trị và chính sách, hạn chế của nghiên cứu và hướng nghiên cứu tiếp theo.</w:t>
+        <w:t xml:space="preserve">Luận án được tổ chức thành năm chương theo chuẩn luận án tiến sĩ truyền thống tại Trường Kinh tế, Đại học Cần Thơ. Chương 1 — Giới thiệu — đặt vấn đề nghiên cứu, xác định khoảng trống, trình bày mục tiêu, câu hỏi nghiên cứu, phạm vi, phương pháp luận, giả thuyết khoa học tóm tắt, ý nghĩa, tính mới và cấu trúc của luận án. Chương 2 — Cơ sở lý thuyết và tổng quan tài liệu — xây dựng khung lý thuyết tích hợp đa tầng, tổng quan bằng chứng thực nghiệm đã có, và phát triển hệ giả thuyết H1–H6 dựa trên khoảng trống và logic lý thuyết. Chương 3 — Phương pháp nghiên cứu — trình bày chi tiết thiết kế nghiên cứu, nguồn dữ liệu, cách đo lường biến, mô hình phân tích và chiến lược kiểm định độ vững. Chương 4 — Kết quả nghiên cứu — trình bày kết quả ở ba cấp độ phân tích: meta-analysis cập nhật 1982–2026, phân tích theo bối cảnh quốc gia cụ thể, và phân tích đa quốc gia capstone trên pool đầy đủ 49 nền kinh tế. Chương 5 — Thảo luận và kết luận — tích hợp các phát hiện từ Chương 4 vào khung lý thuyết ở Chương 2, thảo luận đóng góp khoa học, hàm ý quản trị và chính sách, hạn chế của nghiên cứu và hướng nghiên cứu tiếp theo.</w:t>
+      </w:r>
+    </w:p>
+    <w:p>
+      <w:pPr>
+        <w:pStyle w:val="BodyText"/>
+      </w:pPr>
+      <w:r>
+        <w:rPr>
+          <w:bCs/>
+          <w:b/>
+        </w:rPr>
+        <w:t xml:space="preserve">Roadmap sáu nghiên cứu thành phần (P3–P8):</w:t>
+      </w:r>
+      <w:r>
+        <w:t xml:space="preserve"> </w:t>
+      </w:r>
+      <w:r>
+        <w:t xml:space="preserve">Luận án tích hợp sáu nghiên cứu thành phần được công bố hoặc đang trong quá trình xem xét tại các tạp chí ISI/Scopus.</w:t>
+      </w:r>
+      <w:r>
+        <w:t xml:space="preserve"> </w:t>
+      </w:r>
+      <w:r>
+        <w:rPr>
+          <w:bCs/>
+          <w:b/>
+        </w:rPr>
+        <w:t xml:space="preserve">P3</w:t>
+      </w:r>
+      <w:r>
+        <w:t xml:space="preserve"> </w:t>
+      </w:r>
+      <w:r>
+        <w:t xml:space="preserve">(Việt Nam — JABS, under review): kiểm định inverted-U tại Nhóm IV ICRV, turning point = 39,3–46,2% FSTS, TCI là level-shifter có ý nghĩa.</w:t>
+      </w:r>
+      <w:r>
+        <w:t xml:space="preserve"> </w:t>
+      </w:r>
+      <w:r>
+        <w:rPr>
+          <w:bCs/>
+          <w:b/>
+        </w:rPr>
+        <w:t xml:space="preserve">P4</w:t>
+      </w:r>
+      <w:r>
+        <w:t xml:space="preserve"> </w:t>
+      </w:r>
+      <w:r>
+        <w:t xml:space="preserve">(Singapore — MIR, under review): kiểm định tại Nhóm I ICRV, turning point ≈ 88,6%, DAI Tier-1+2 khuếch đại đường cong I→P.</w:t>
+      </w:r>
+      <w:r>
+        <w:t xml:space="preserve"> </w:t>
+      </w:r>
+      <w:r>
+        <w:rPr>
+          <w:bCs/>
+          <w:b/>
+        </w:rPr>
+        <w:t xml:space="preserve">P5</w:t>
+      </w:r>
+      <w:r>
+        <w:t xml:space="preserve"> </w:t>
+      </w:r>
+      <w:r>
+        <w:t xml:space="preserve">(Trung Quốc — IJOEM, under review): kiểm định temporal stability, turning point ổn định qua 2012–2024 (≈ 48,78%, Paternoster z = 0,82, p = ,412).</w:t>
+      </w:r>
+      <w:r>
+        <w:t xml:space="preserve"> </w:t>
+      </w:r>
+      <w:r>
+        <w:rPr>
+          <w:bCs/>
+          <w:b/>
+        </w:rPr>
+        <w:t xml:space="preserve">P6</w:t>
+      </w:r>
+      <w:r>
+        <w:t xml:space="preserve"> </w:t>
+      </w:r>
+      <w:r>
+        <w:t xml:space="preserve">(meta-analysis ba tầng — IBR, under review): k = 238 nghiên cứu, r̄ = 0,074, I² = 62,4%, gradient ICRV Q_M = 17,35 (df = 4, p = ,002).</w:t>
+      </w:r>
+      <w:r>
+        <w:t xml:space="preserve"> </w:t>
+      </w:r>
+      <w:r>
+        <w:rPr>
+          <w:bCs/>
+          <w:b/>
+        </w:rPr>
+        <w:t xml:space="preserve">P7</w:t>
+      </w:r>
+      <w:r>
+        <w:t xml:space="preserve"> </w:t>
+      </w:r>
+      <w:r>
+        <w:t xml:space="preserve">(49 nền kinh tế — JIBS, under revision): N = 84.910 quan sát, turning point trung bình ~36%, DAI×ICRV (p = ,012), kiểm định tích hợp CDCM đầu tiên ở quy mô liên quốc gia lớn.</w:t>
+      </w:r>
+      <w:r>
+        <w:t xml:space="preserve"> </w:t>
+      </w:r>
+      <w:r>
+        <w:rPr>
+          <w:bCs/>
+          <w:b/>
+        </w:rPr>
+        <w:t xml:space="preserve">P8</w:t>
+      </w:r>
+      <w:r>
+        <w:t xml:space="preserve"> </w:t>
+      </w:r>
+      <w:r>
+        <w:t xml:space="preserve">(SIDS — World Development, under revision): boundary condition FIP, quan hệ âm đơn điệu (</w:t>
+      </w:r>
+      <m:oMath>
+        <m:sSub>
+          <m:e>
+            <m:acc>
+              <m:accPr>
+                <m:chr m:val="̂"/>
+              </m:accPr>
+              <m:e>
+                <m:r>
+                  <m:t>β</m:t>
+                </m:r>
+              </m:e>
+            </m:acc>
+          </m:e>
+          <m:sub>
+            <m:r>
+              <m:rPr>
+                <m:nor/>
+                <m:sty m:val="p"/>
+              </m:rPr>
+              <m:t>FSTS</m:t>
+            </m:r>
+          </m:sub>
+        </m:sSub>
+        <m:r>
+          <m:rPr>
+            <m:sty m:val="p"/>
+          </m:rPr>
+          <m:t>=</m:t>
+        </m:r>
+        <m:r>
+          <m:rPr>
+            <m:sty m:val="p"/>
+          </m:rPr>
+          <m:t>−</m:t>
+        </m:r>
+        <m:r>
+          <m:t>0</m:t>
+        </m:r>
+        <m:r>
+          <m:rPr>
+            <m:sty m:val="p"/>
+          </m:rPr>
+          <m:t>,</m:t>
+        </m:r>
+        <m:r>
+          <m:t>404</m:t>
+        </m:r>
+      </m:oMath>
+      <w:r>
+        <w:t xml:space="preserve">,</w:t>
+      </w:r>
+      <w:r>
+        <w:t xml:space="preserve"> </w:t>
+      </w:r>
+      <m:oMath>
+        <m:r>
+          <m:t>p</m:t>
+        </m:r>
+        <m:r>
+          <m:rPr>
+            <m:sty m:val="p"/>
+          </m:rPr>
+          <m:t>&lt;</m:t>
+        </m:r>
+        <m:r>
+          <m:rPr>
+            <m:sty m:val="p"/>
+          </m:rPr>
+          <m:t>,</m:t>
+        </m:r>
+        <m:r>
+          <m:t>05</m:t>
+        </m:r>
+      </m:oMath>
+      <w:r>
+        <w:t xml:space="preserve">), xác nhận H1b tại chín nền kinh tế SIDS. Kết quả P3–P8 được trình bày chi tiết trong Chương 4 và tích hợp vào bàn luận CDCM trong Chương 5.</w:t>
       </w:r>
     </w:p>
     <w:p>

--- a/dist/luan_an_ctu/chuong_1_gioi_thieu_vi.docx
+++ b/dist/luan_an_ctu/chuong_1_gioi_thieu_vi.docx
@@ -532,7 +532,7 @@
         <w:t xml:space="preserve"> </w:t>
       </w:r>
       <w:r>
-        <w:t xml:space="preserve">(Singapore — MIR, under review): kiểm định tại Nhóm I ICRV, turning point ≈ 88,6%, DAI Tier-1+2 khuếch đại đường cong I→P.</w:t>
+        <w:t xml:space="preserve">(Singapore — MIR, under review): kiểm định tại Nhóm I ICRV, turning point ≈ 88,6% (khoảng tin cậy rất rộng và vượt ngưỡng khả thi của FSTS, nên không định vị tin cậy — xem §4.3), DAI Tier-1+2 khuếch đại đường cong I–P.</w:t>
       </w:r>
       <w:r>
         <w:t xml:space="preserve"> </w:t>

--- a/dist/luan_an_ctu/chuong_1_gioi_thieu_vi.docx
+++ b/dist/luan_an_ctu/chuong_1_gioi_thieu_vi.docx
@@ -257,7 +257,7 @@
         <w:pStyle w:val="FirstParagraph"/>
       </w:pPr>
       <w:r>
-        <w:t xml:space="preserve">Phạm vi thời gian của nghiên cứu có hai mức. Đối với phase meta-analysis, luận án tổng hợp literature trong giai đoạn 1982–2026, bao quát toàn bộ chương trình nghiên cứu về quan hệ I–P từ khi các nghiên cứu thực nghiệm đầu tiên xuất hiện đến thời điểm hoàn thành luận án. Đối với phase phân tích thực nghiệm đa quốc gia, luận án sử dụng dữ liệu WBES trong giai đoạn 2009–2025, bao gồm 91.982 doanh nghiệp với 102 cặp quốc gia-năm trải qua 14 mốc khảo sát. Dữ liệu WBES từ ba thế hệ schema (PICS3 giai đoạn 2009–2012, Standardized giai đoạn 2013–2017, và BREADY/BEE giai đoạn 2018–2025) đã được hòa hợp để đảm bảo tính nhất quán trong đo lường biến qua các wave khảo sát.</w:t>
+        <w:t xml:space="preserve">Phạm vi thời gian của nghiên cứu có hai mức. Đối với phase meta-analysis, luận án tổng hợp literature trong giai đoạn 1982–2026, bao quát toàn bộ chương trình nghiên cứu về quan hệ I–P từ khi các nghiên cứu thực nghiệm đầu tiên xuất hiện đến thời điểm hoàn thành luận án. Đối với phase phân tích thực nghiệm đa quốc gia, luận án sử dụng dữ liệu WBES trong giai đoạn 2003–2025, bao gồm 91.982 doanh nghiệp với 102 cặp quốc gia-năm trải qua 14 mốc khảo sát. Dữ liệu WBES từ ba thế hệ schema (PICS3 giai đoạn 2009–2012, Standardized giai đoạn 2013–2017, và BREADY/BEE giai đoạn 2018–2025) đã được hòa hợp để đảm bảo tính nhất quán trong đo lường biến qua các wave khảo sát.</w:t>
       </w:r>
     </w:p>
     <w:p>

--- a/dist/luan_an_ctu/chuong_1_gioi_thieu_vi.docx
+++ b/dist/luan_an_ctu/chuong_1_gioi_thieu_vi.docx
@@ -40,7 +40,7 @@
         <w:pStyle w:val="BodyText"/>
       </w:pPr>
       <w:r>
-        <w:t xml:space="preserve">Ở châu Á, bối cảnh này càng trở nên đặc biệt đáng quan tâm vì khu vực đang chứng kiến tốc độ hội nhập kinh tế và chuyển đổi số hết sức không đồng đều giữa các quốc gia. Từ Singapore — một nền kinh tế nhỏ mở, dẫn đầu thế giới về năng lực đổi mới và kết nối toàn cầu — đến Việt Nam — một nền kinh tế chuyển đổi đang đẩy nhanh cải cách thể chế và hội nhập quốc tế — rồi đến Trung Quốc với quy mô thị trường khổng lồ và cấu trúc thể chế đặc thù, thậm chí đến các quốc đảo nhỏ Thái Bình Dương đang phải đối mặt với thách thức sinh tồn kép của biến đổi khí hậu và bẫy phụ thuộc xuất khẩu — sự đa dạng này tạo ra một phòng thí nghiệm thực địa lý tưởng để kiểm định các điều kiện biên của quan hệ I–P (Khanna &amp; Palepu, 2010; Peng, 2003).</w:t>
+        <w:t xml:space="preserve">Ở châu Á, bối cảnh này càng trở nên đặc biệt đáng quan tâm vì khu vực đang chứng kiến tốc độ hội nhập kinh tế và chuyển đổi số hết sức không đồng đều giữa các quốc gia. Từ Singapore, một nền kinh tế nhỏ mở, dẫn đầu thế giới về năng lực đổi mới và kết nối toàn cầu, đến Việt Nam, một nền kinh tế chuyển đổi đang đẩy nhanh cải cách thể chế và hội nhập quốc tế, rồi đến Trung Quốc với quy mô thị trường khổng lồ và cấu trúc thể chế đặc thù, thậm chí đến các quốc đảo nhỏ Thái Bình Dương đang phải đối mặt với thách thức sinh tồn kép của biến đổi khí hậu và bẫy phụ thuộc xuất khẩu, sự đa dạng này tạo ra một phòng thí nghiệm thực địa lý tưởng để kiểm định các điều kiện biên của quan hệ I–P (Khanna &amp; Palepu, 2010; Peng, 2003).</w:t>
       </w:r>
     </w:p>
     <w:p>
@@ -56,7 +56,7 @@
         <w:pStyle w:val="BodyText"/>
       </w:pPr>
       <w:r>
-        <w:t xml:space="preserve">Không thể bỏ qua vai trò của thể chế trong việc hình thành kết quả quốc tế hóa. Institutional Theory (North, 1990; Khanna &amp; Palepu, 2010) khẳng định rằng thể chế tạo ra cấu trúc khuyến khích và chi phí giao dịch khác nhau giữa các quốc gia. Ở các thị trường mới nổi, "institutional voids" — tức sự thiếu hụt các thể chế trung gian hỗ trợ giao dịch thị trường — tạo ra chi phí bổ sung đáng kể cho doanh nghiệp quốc tế hóa (Peng, 2003). Sự đa dạng thể chế giữa các quốc gia châu Á — từ những nền kinh tế với quản trị nhà nước ổn định, pháp quyền mạnh như Singapore đến các nền kinh tế đang phát triển thể chế như Campuchia hay các quốc đảo Thái Bình Dương — tạo ra gradient thể chế đặc biệt phong phú để kiểm định. Luận án này tiếp cận gradient đó một cách hệ thống thông qua khung phân loại thể chế 6 nhóm được phát triển cho luận án này, gọi tắt là ICRV (Institutional Context Regime Variation — Biến thiên chế độ bối cảnh thể chế).</w:t>
+        <w:t xml:space="preserve">Không thể bỏ qua vai trò của thể chế trong việc hình thành kết quả quốc tế hóa. Institutional Theory (North, 1990; Khanna &amp; Palepu, 2010) khẳng định rằng thể chế tạo ra cấu trúc khuyến khích và chi phí giao dịch khác nhau giữa các quốc gia. Ở các thị trường mới nổi, "institutional voids", tức sự thiếu hụt các thể chế trung gian hỗ trợ giao dịch thị trường, tạo ra chi phí bổ sung đáng kể cho doanh nghiệp quốc tế hóa (Peng, 2003). Sự đa dạng thể chế giữa các quốc gia châu Á, từ những nền kinh tế với quản trị nhà nước ổn định, pháp quyền mạnh như Singapore đến các nền kinh tế đang phát triển thể chế như Campuchia hay các quốc đảo Thái Bình Dương, tạo ra gradient thể chế đặc biệt phong phú để kiểm định. Luận án này tiếp cận gradient đó một cách hệ thống thông qua khung phân loại thể chế 6 nhóm được phát triển cho luận án này, gọi tắt là ICRV (Institutional Context Regime Variation, Biến thiên chế độ bối cảnh thể chế).</w:t>
       </w:r>
     </w:p>
     <w:p>
@@ -89,7 +89,7 @@
         <w:pStyle w:val="FirstParagraph"/>
       </w:pPr>
       <w:r>
-        <w:t xml:space="preserve">Mặc dù đã có hàng trăm nghiên cứu thực nghiệm, bằng chứng về mối quan hệ giữa quốc tế hóa và hiệu quả hoạt động của doanh nghiệp vẫn chưa thống nhất và tản mạn. Các phân tích tổng hợp (meta-analyses) về quan hệ I–P liên tục cho thấy tác động tổng hợp là dương nhưng nhỏ — hệ số tương quan tổng hợp r trong khoảng 0,07–0,13 — đồng thời mức độ dị biệt giữa các nghiên cứu rất cao với I² thường vượt 80% (Bausch &amp; Krist, 2007; Kirca et al., 2012; Marano et al., 2016; Wu et al., 2022). Tình trạng dị biệt cao này không phải là tín hiệu của sai sót phương pháp, mà là bằng chứng cho thấy quan hệ I–P phụ thuộc sâu sắc vào điều kiện bối cảnh. Arte và Larimo (2022) lập luận rằng heterogeneity cao gợi ý sự cần thiết phải chuyển dịch từ mô hình đơn biến sang khung đa tầng có tính đến thể chế, năng lực và đặc điểm nhà quản trị.</w:t>
+        <w:t xml:space="preserve">Mặc dù đã có hàng trăm nghiên cứu thực nghiệm, bằng chứng về mối quan hệ giữa quốc tế hóa và hiệu quả hoạt động của doanh nghiệp vẫn chưa thống nhất và tản mạn. Các phân tích tổng hợp (meta-analyses) về quan hệ I–P liên tục cho thấy tác động tổng hợp là dương nhưng nhỏ, hệ số tương quan tổng hợp r trong khoảng 0, 07–0, 13, đồng thời mức độ dị biệt giữa các nghiên cứu rất cao với I² thường vượt 80% (Bausch &amp; Krist, 2007; Kirca et al., 2012; Marano et al., 2016; Wu et al., 2022). Tình trạng dị biệt cao này không phải là tín hiệu của sai sót phương pháp, mà là bằng chứng cho thấy quan hệ I–P phụ thuộc sâu sắc vào điều kiện bối cảnh. Arte và Larimo (2022) lập luận rằng heterogeneity cao gợi ý sự cần thiết phải chuyển dịch từ mô hình đơn biến sang khung đa tầng có tính đến thể chế, năng lực và đặc điểm nhà quản trị.</w:t>
       </w:r>
     </w:p>
     <w:p>
@@ -97,7 +97,7 @@
         <w:pStyle w:val="BodyText"/>
       </w:pPr>
       <w:r>
-        <w:t xml:space="preserve">Ba khoảng trống nghiên cứu quan trọng được xác định từ tổng quan tài liệu. Khoảng trống thứ nhất là thiếu khung lý thuyết tích hợp đủ sức giải thích heterogeneity cao đó. Các nghiên cứu hiện tại thường chọn một hoặc hai lý thuyết làm nền, dẫn đến mô hình không đủ đa tầng để nắm bắt sự phức tạp thực tế. Uppsala model giải thích chi phí học hỏi nhưng không đủ để xử lý vai trò của thể chế; RBV giải thích sự khác biệt năng lực nhưng bỏ qua macro-context; Institutional Theory giải thích bối cảnh vĩ mô nhưng không tích hợp đặc điểm cá nhân nhà quản trị. Không một lý thuyết nào đứng riêng có thể giải thích đầy đủ heterogeneity đó. Khoảng trống thứ hai là sự đồng nhất không hợp lý giữa hai construct số khác nhau về bản chất: technological capability — chiều sâu năng lực công nghệ nhập vào tổ chức — và digital adoption — mức độ áp dụng công cụ số bề mặt trong hoạt động kinh doanh. Nhiều nghiên cứu trước gộp hai construct này thành một chỉ số composite duy nhất, điều này làm giảm độ chính xác của kết luận và có thể che khuất các cơ chế tác động khác nhau (Bharadwaj et al., 2013; Coltman et al., 2008; Verhoef et al., 2021). Khoảng trống thứ ba là thiếu bằng chứng cross-country quy mô lớn cho châu Á. Phần lớn nghiên cứu hiện có tập trung vào một quốc gia hoặc một tiểu vùng, và thậm chí khi có nghiên cứu đa quốc gia, phạm vi thường hẹp và thiếu sự đa dạng thể chế đủ lớn để kiểm định các điều kiện biên có ý nghĩa.</w:t>
+        <w:t xml:space="preserve">Ba khoảng trống nghiên cứu quan trọng được xác định từ tổng quan tài liệu. Khoảng trống thứ nhất là thiếu khung lý thuyết tích hợp đủ sức giải thích heterogeneity cao đó. Các nghiên cứu hiện tại thường chọn một hoặc hai lý thuyết làm nền, dẫn đến mô hình không đủ đa tầng để nắm bắt sự phức tạp thực tế. Uppsala model giải thích chi phí học hỏi nhưng không đủ để xử lý vai trò của thể chế; RBV giải thích sự khác biệt năng lực nhưng bỏ qua macro-context; Institutional Theory giải thích bối cảnh vĩ mô nhưng không tích hợp đặc điểm cá nhân nhà quản trị. Không một lý thuyết nào đứng riêng có thể giải thích đầy đủ heterogeneity đó. Khoảng trống thứ hai là sự đồng nhất không hợp lý giữa hai construct số khác nhau về bản chất: technological capability, chiều sâu năng lực công nghệ nhập vào tổ chức, và digital adoption, mức độ áp dụng công cụ số bề mặt trong hoạt động kinh doanh. Nhiều nghiên cứu trước gộp hai construct này thành một chỉ số composite duy nhất, điều này làm giảm độ chính xác của kết luận và có thể che khuất các cơ chế tác động khác nhau (Bharadwaj et al., 2013; Coltman et al., 2008; Verhoef et al., 2021). Khoảng trống thứ ba là thiếu bằng chứng cross-country quy mô lớn cho châu Á. Phần lớn nghiên cứu hiện có tập trung vào một quốc gia hoặc một tiểu vùng, và thậm chí khi có nghiên cứu đa quốc gia, phạm vi thường hẹp và thiếu sự đa dạng thể chế đủ lớn để kiểm định các điều kiện biên có ý nghĩa.</w:t>
       </w:r>
     </w:p>
     <w:p>
@@ -105,7 +105,7 @@
         <w:pStyle w:val="BodyText"/>
       </w:pPr>
       <w:r>
-        <w:t xml:space="preserve">Luận án này được thiết kế để giải quyết ba khoảng trống đó bằng cách xây dựng và kiểm định một khung giải thích đa tầng cho quan hệ I–P tại châu Á, với thiết kế mixed synthesis-empirical kết hợp meta-analysis và phân tích đa quốc gia quy mô lớn. Trọng tâm khoa học của luận án là vai trò điều tiết của thể chế, năng lực số và đặc điểm nhà quản trị — ba tầng điều tiết mà, theo lập luận của luận án, cùng nhau tạo nên cấu trúc giải thích cần thiết cho heterogeneity cao trong quan hệ I–P.</w:t>
+        <w:t xml:space="preserve">Luận án này được thiết kế để giải quyết ba khoảng trống đó bằng cách xây dựng và kiểm định một khung giải thích đa tầng cho quan hệ I–P tại châu Á, với thiết kế mixed synthesis-empirical kết hợp meta-analysis và phân tích đa quốc gia quy mô lớn. Trọng tâm khoa học của luận án là vai trò điều tiết của thể chế, năng lực số và đặc điểm nhà quản trị, ba tầng điều tiết mà, theo lập luận của luận án, cùng nhau tạo nên cấu trúc giải thích cần thiết cho heterogeneity cao trong quan hệ I–P.</w:t>
       </w:r>
     </w:p>
     <w:p>
@@ -138,7 +138,7 @@
         <w:pStyle w:val="BodyText"/>
       </w:pPr>
       <w:r>
-        <w:t xml:space="preserve">Từ mục tiêu tổng quát đó, luận án triển khai bốn mục tiêu cụ thể. Mục tiêu cụ thể thứ nhất là tổng hợp và cập nhật bằng chứng meta-analytic về mối quan hệ I–P trong giai đoạn 1982–2026, xác định tác động tổng hợp, mức độ dị biệt và các nhân tố điều tiết (moderators) chính giải thích heterogeneity trong literature. Mục tiêu cụ thể thứ hai là kiểm định cơ chế cụ thể trong các bối cảnh quốc gia khác nhau, bao gồm Singapore với tư cách nền kinh tế nhỏ mở tiên tiến, Việt Nam với tư cách nền kinh tế chuyển đổi đang mở rộng, và Trung Quốc với tư cách nền kinh tế mới nổi quy mô lớn, nhằm làm rõ cách thức các cơ chế I–P vận hành khác nhau theo bối cảnh quốc gia. Mục tiêu cụ thể thứ ba là mở rộng phân tích sang 49 nền kinh tế châu Á và Thái Bình Dương (bao gồm 9 nền kinh tế SIDS) để kiểm định khả năng khái quát hóa của các phát hiện trên phạm vi rộng, kế thừa và mở rộng từ pool 17 nền kinh tế trong nghiên cứu thành phần P1. Mục tiêu cụ thể thứ tư là phân tích vai trò điều tiết của ba nhóm biến: thể chế (bao gồm các sub-regime ICRV và các chỉ số rào cản thể chế), năng lực số (phân biệt rõ technological capability index — TCI và chỉ số chấp nhận số — digital adoption index — DAI), và đặc điểm nhà quản trị cấp cao (kinh nghiệm và giới tính).</w:t>
+        <w:t xml:space="preserve">Từ mục tiêu tổng quát đó, luận án triển khai bốn mục tiêu cụ thể. Mục tiêu cụ thể thứ nhất là tổng hợp và cập nhật bằng chứng meta-analytic về mối quan hệ I–P trong giai đoạn 1982–2026, xác định tác động tổng hợp, mức độ dị biệt và các nhân tố điều tiết (moderators) chính giải thích heterogeneity trong literature. Mục tiêu cụ thể thứ hai là kiểm định cơ chế cụ thể trong các bối cảnh quốc gia khác nhau, bao gồm Singapore với tư cách nền kinh tế nhỏ mở tiên tiến, Việt Nam với tư cách nền kinh tế chuyển đổi đang mở rộng, và Trung Quốc với tư cách nền kinh tế mới nổi quy mô lớn, nhằm làm rõ cách thức các cơ chế I–P vận hành khác nhau theo bối cảnh quốc gia. Mục tiêu cụ thể thứ ba là mở rộng phân tích sang 49 nền kinh tế châu Á và Thái Bình Dương (bao gồm 9 nền kinh tế SIDS) để kiểm định khả năng khái quát hóa của các phát hiện trên phạm vi rộng, kế thừa và mở rộng từ pool 17 nền kinh tế trong nghiên cứu thành phần P1. Mục tiêu cụ thể thứ tư là phân tích vai trò điều tiết của ba nhóm biến: thể chế (bao gồm các sub-regime ICRV và các chỉ số rào cản thể chế), năng lực số (phân biệt rõ technological capability index, TCI và chỉ số chấp nhận số, digital adoption index, DAI), và đặc điểm nhà quản trị cấp cao (kinh nghiệm và giới tính).</w:t>
       </w:r>
     </w:p>
     <w:p>
@@ -163,7 +163,7 @@
         <w:pStyle w:val="FirstParagraph"/>
       </w:pPr>
       <w:r>
-        <w:t xml:space="preserve">Câu hỏi nghiên cứu trung tâm của luận án là: Quốc tế hóa ảnh hưởng đến hiệu quả hoạt động của doanh nghiệp ở châu Á như thế nào, và những điều kiện nào — về thể chế, năng lực số và đặc điểm nhà quản trị — giải thích sự dị biệt cao trong mối quan hệ đó?</w:t>
+        <w:t xml:space="preserve">Câu hỏi nghiên cứu trung tâm của luận án là: Quốc tế hóa ảnh hưởng đến hiệu quả hoạt động của doanh nghiệp ở châu Á như thế nào, và những điều kiện nào, về thể chế, năng lực số và đặc điểm nhà quản trị, giải thích sự dị biệt cao trong mối quan hệ đó?</w:t>
       </w:r>
     </w:p>
     <w:p>
@@ -171,7 +171,7 @@
         <w:pStyle w:val="BodyText"/>
       </w:pPr>
       <w:r>
-        <w:t xml:space="preserve">Từ câu hỏi trung tâm đó, bốn câu hỏi nghiên cứu cụ thể được đặt ra. Câu hỏi nghiên cứu thứ nhất (RQ1) là: Tác động tổng hợp của quốc tế hóa lên hiệu quả hoạt động của doanh nghiệp trong literature 1982–2026 là gì, mức độ dị biệt ở mức nào, và những moderators nào giải thích heterogeneity đó một cách có hệ thống? Câu hỏi nghiên cứu thứ hai (RQ2) là: Trong từng bối cảnh quốc gia cụ thể bao gồm Singapore, Việt Nam và Trung Quốc, mối quan hệ I–P vận hành theo những cơ chế đặc thù nào và sự phi tuyến có biểu hiện ra sao? Câu hỏi nghiên cứu thứ ba (RQ3) là: Trên phạm vi đa quốc gia châu Á bao gồm 49 nền kinh tế châu Á và Thái Bình Dương (bao gồm 9 nền kinh tế SIDS), vai trò điều tiết của chỉ số chấp nhận số (DAI) và technological capability index (TCI) có khái quát hóa được không, và hai construct này có thực sự vận hành theo các cơ chế khác nhau không? Câu hỏi nghiên cứu thứ tư (RQ4) là: Vai trò của thể chế — đo bằng sub-regime ICRV — cùng với sự phân biệt giữa TCI và DAI, và đặc điểm nhà quản trị trong việc điều tiết mối quan hệ I–P là gì, và sự tương tác ba chiều giữa ba tầng đó có ý nghĩa như thế nào?</w:t>
+        <w:t xml:space="preserve">Từ câu hỏi trung tâm đó, bốn câu hỏi nghiên cứu cụ thể được đặt ra. Câu hỏi nghiên cứu thứ nhất (RQ1) là: Tác động tổng hợp của quốc tế hóa lên hiệu quả hoạt động của doanh nghiệp trong literature 1982–2026 là gì, mức độ dị biệt ở mức nào, và những moderators nào giải thích heterogeneity đó một cách có hệ thống? Câu hỏi nghiên cứu thứ hai (RQ2) là: Trong từng bối cảnh quốc gia cụ thể bao gồm Singapore, Việt Nam và Trung Quốc, mối quan hệ I–P vận hành theo những cơ chế đặc thù nào và sự phi tuyến có biểu hiện ra sao? Câu hỏi nghiên cứu thứ ba (RQ3) là: Trên phạm vi đa quốc gia châu Á bao gồm 49 nền kinh tế châu Á và Thái Bình Dương (bao gồm 9 nền kinh tế SIDS), vai trò điều tiết của chỉ số chấp nhận số (DAI) và technological capability index (TCI) có khái quát hóa được không, và hai construct này có thực sự vận hành theo các cơ chế khác nhau không? Câu hỏi nghiên cứu thứ tư (RQ4) là: Vai trò của thể chế, đo bằng sub-regime ICRV, cùng với sự phân biệt giữa TCI và DAI, và đặc điểm nhà quản trị trong việc điều tiết mối quan hệ I–P là gì, và sự tương tác ba chiều giữa ba tầng đó có ý nghĩa như thế nào?</w:t>
       </w:r>
     </w:p>
     <w:p>
@@ -239,7 +239,7 @@
         <w:t xml:space="preserve"> </w:t>
       </w:r>
       <w:r>
-        <w:t xml:space="preserve">có dữ liệu trong Khảo sát Doanh nghiệp của Ngân hàng Thế giới (World Bank Enterprise Surveys — WBES), được phân loại và tổ chức theo 6 sub-regime trong khung ICRV. Sáu sub-regime bao gồm: (i) Advanced Innovation-Driven, đại diện là Singapore, Hàn Quốc và Đài Loan; (ii) Advanced Resource-Driven, đại diện là các nền kinh tế GCC; (iii) Upper-middle, đại diện là Trung Quốc và Malaysia; (iv) Emerging, bao gồm Việt Nam và các nền kinh tế ASEAN đang phát triển; (v) Frontier, bao gồm các nền kinh tế kém phát triển nhất châu Á như Campuchia, Nepal và Afghanistan; và (vi) SIDS (Small Island Developing States), bao gồm 9 nền kinh tế đảo nhỏ Thái Bình Dương được đưa vào phân tích để kiểm định các điều kiện biên cực đoan của quan hệ I–P. Nhật Bản không nằm trong phạm vi thực nghiệm của luận án do cấu trúc dữ liệu WBES không bao phủ Nhật Bản đầy đủ.</w:t>
+        <w:t xml:space="preserve">có dữ liệu trong Khảo sát Doanh nghiệp của Ngân hàng Thế giới (World Bank Enterprise Surveys, WBES), được phân loại và tổ chức theo 6 sub-regime trong khung ICRV. Sáu sub-regime bao gồm: (i) Advanced Innovation-Driven, đại diện là Singapore, Hàn Quốc và Đài Loan; (ii) Advanced Resource-Driven, đại diện là các nền kinh tế GCC; (iii) Upper-middle, đại diện là Trung Quốc và Malaysia; (iv) Emerging, bao gồm Việt Nam và các nền kinh tế ASEAN đang phát triển; (v) Frontier, bao gồm các nền kinh tế kém phát triển nhất châu Á như Campuchia, Nepal và Afghanistan; và (vi) SIDS (Small Island Developing States), bao gồm 9 nền kinh tế đảo nhỏ Thái Bình Dương được đưa vào phân tích để kiểm định các điều kiện biên cực đoan của quan hệ I–P. Nhật Bản không nằm trong phạm vi thực nghiệm của luận án do cấu trúc dữ liệu WBES không bao phủ Nhật Bản đầy đủ.</w:t>
       </w:r>
     </w:p>
     <w:bookmarkEnd w:id="25"/>
@@ -283,7 +283,7 @@
         <w:pStyle w:val="FirstParagraph"/>
       </w:pPr>
       <w:r>
-        <w:t xml:space="preserve">Luận án áp dụng thiết kế nghiên cứu mixed synthesis-empirical — sự kết hợp giữa meta-analysis và phân tích thực nghiệm đa quốc gia — nhằm trả lời bốn câu hỏi nghiên cứu đã đặt ra. Thiết kế này không chỉ đơn thuần là sử dụng hai phương pháp song song, mà tạo ra một đối thoại hai chiều: meta-analysis cung cấp tổng quan có hệ thống về trạng thái bằng chứng và xác định các moderator quan trọng trong literature, trong khi phân tích thực nghiệm kiểm định trực tiếp các giả thuyết phát sinh từ khung lý thuyết trong bối cảnh châu Á. Sự tương tác này tăng cường đáng kể sức mạnh đóng góp so với việc chỉ sử dụng một phương pháp duy nhất (Borenstein et al., 2009; Hunter &amp; Schmidt, 2004).</w:t>
+        <w:t xml:space="preserve">Luận án áp dụng thiết kế nghiên cứu mixed synthesis-empirical, sự kết hợp giữa meta-analysis và phân tích thực nghiệm đa quốc gia, nhằm trả lời bốn câu hỏi nghiên cứu đã đặt ra. Thiết kế này không chỉ đơn thuần là sử dụng hai phương pháp song song, mà tạo ra một đối thoại hai chiều: meta-analysis cung cấp tổng quan có hệ thống về trạng thái bằng chứng và xác định các moderator quan trọng trong literature, trong khi phân tích thực nghiệm kiểm định trực tiếp các giả thuyết phát sinh từ khung lý thuyết trong bối cảnh châu Á. Sự tương tác này tăng cường đáng kể sức mạnh đóng góp so với việc chỉ sử dụng một phương pháp duy nhất (Borenstein et al., 2009; Hunter &amp; Schmidt, 2004).</w:t>
       </w:r>
     </w:p>
     <w:p>
@@ -316,7 +316,7 @@
         <w:pStyle w:val="FirstParagraph"/>
       </w:pPr>
       <w:r>
-        <w:t xml:space="preserve">Dựa trên khung lý thuyết tích hợp đa tầng bao gồm Uppsala model, RBV, Institutional Theory, Upper Echelons Theory và digital capability lens, luận án đề xuất hệ giả thuyết khoa học với sáu giả thuyết trọng tâm. Quan hệ nền giữa quốc tế hóa và hiệu quả hoạt động doanh nghiệp mang dạng phi tuyến — cụ thể là dạng inverted-U — với chi phí thâm nhập và thích nghi cao ở giai đoạn đầu và lợi ích quy mô, học hỏi và đa dạng hóa thị trường ở giai đoạn sau, đến khi chi phí điều phối vượt quá lợi ích sẽ dẫn đến sự suy giảm hiệu quả. Technological capability index (TCI) điều tiết dương quan hệ I–P bằng cách mở rộng biên thích nghi và tăng cường khả năng khai thác lợi thế cạnh tranh ở thị trường quốc tế. Chỉ số chấp nhận số (DAI) — được hiểu là proxy foundational digital adoption — có tác động điều tiết không đơn điệu và phụ thuộc vào chế độ thể chế: ở các nền kinh tế có thể chế tốt, DAI khuếch đại lợi ích của quốc tế hóa; ở các nền kinh tế với thể chế yếu, DAI có thể khuếch đại chi phí điều phối khi mức độ quốc tế hóa vượt ngưỡng. Bối cảnh thể chế, đo bằng sub-regime ICRV, điều tiết cả dạng và độ lớn của quan hệ I–P, tạo ra gradient từ tác động dương lớn ở Advanced Innovation-Driven đến tác động âm ở Frontier và SIDS extreme. Đặc điểm nhà quản trị cấp cao — cụ thể là kinh nghiệm quốc tế và đa dạng giới tính — điều tiết dương quan hệ I–P thông qua cơ chế tăng cường nhận diện cơ hội và quản trị rủi ro. Ngoài sáu giả thuyết trọng tâm H1–H6, luận án phát biểu thêm giả thuyết điều kiện biên H1b: tại các nền kinh tế SIDS (ICRV Nhóm VI), nơi ba điều kiện cấu trúc tối thiểu đồng thời bị vi phạm — thị trường nội địa quá nhỏ, chi phí thương mại cực cao, và thiếu hỗ trợ thể chế — quan hệ I–P chuyển từ dạng chữ U ngược sang quan hệ</w:t>
+        <w:t xml:space="preserve">Dựa trên khung lý thuyết tích hợp đa tầng bao gồm Uppsala model, RBV, Institutional Theory, Upper Echelons Theory và digital capability lens, luận án đề xuất hệ giả thuyết khoa học với sáu giả thuyết trọng tâm. Quan hệ nền giữa quốc tế hóa và hiệu quả hoạt động doanh nghiệp mang dạng phi tuyến, cụ thể là dạng inverted-U, với chi phí thâm nhập và thích nghi cao ở giai đoạn đầu và lợi ích quy mô, học hỏi và đa dạng hóa thị trường ở giai đoạn sau, đến khi chi phí điều phối vượt quá lợi ích sẽ dẫn đến sự suy giảm hiệu quả. Technological capability index (TCI) điều tiết dương quan hệ I–P bằng cách mở rộng biên thích nghi và tăng cường khả năng khai thác lợi thế cạnh tranh ở thị trường quốc tế. Chỉ số chấp nhận số (DAI), được hiểu là proxy foundational digital adoption, có tác động điều tiết không đơn điệu và phụ thuộc vào chế độ thể chế: ở các nền kinh tế có thể chế tốt, DAI khuếch đại lợi ích của quốc tế hóa; ở các nền kinh tế với thể chế yếu, DAI có thể khuếch đại chi phí điều phối khi mức độ quốc tế hóa vượt ngưỡng. Bối cảnh thể chế, đo bằng sub-regime ICRV, điều tiết cả dạng và độ lớn của quan hệ I–P, tạo ra gradient từ tác động dương lớn ở Advanced Innovation-Driven đến tác động âm ở Frontier và SIDS extreme. Đặc điểm nhà quản trị cấp cao, cụ thể là kinh nghiệm quốc tế và đa dạng giới tính, điều tiết dương quan hệ I–P thông qua cơ chế tăng cường nhận diện cơ hội và quản trị rủi ro. Ngoài sáu giả thuyết trọng tâm H1–H6, luận án phát biểu thêm giả thuyết điều kiện biên H1b: tại các nền kinh tế SIDS (ICRV Nhóm VI), nơi ba điều kiện cấu trúc tối thiểu đồng thời bị vi phạm, thị trường nội địa quá nhỏ, chi phí thương mại cực cao, và thiếu hỗ trợ thể chế, quan hệ I–P chuyển từ dạng chữ U ngược sang quan hệ</w:t>
       </w:r>
       <w:r>
         <w:t xml:space="preserve"> </w:t>
@@ -329,7 +329,7 @@
         <w:t xml:space="preserve">âm đơn điệu không có điểm uốn</w:t>
       </w:r>
       <w:r>
-        <w:t xml:space="preserve">, được gọi là gánh nặng quốc tế hóa bắt buộc (Forced Internationalization Penalty — FIP). Chi tiết toàn bộ hệ giả thuyết H1–H6 và H1b được trình bày đầy đủ trong Chương 2 của luận án.</w:t>
+        <w:t xml:space="preserve">, được gọi là gánh nặng quốc tế hóa bắt buộc (Forced Internationalization Penalty, FIP). Chi tiết toàn bộ hệ giả thuyết H1–H6 và H1b được trình bày đầy đủ trong Chương 2 của luận án.</w:t>
       </w:r>
     </w:p>
     <w:p>
@@ -363,7 +363,7 @@
         <w:pStyle w:val="FirstParagraph"/>
       </w:pPr>
       <w:r>
-        <w:t xml:space="preserve">Về mặt lý thuyết, luận án đóng góp vào literature kinh doanh quốc tế theo ba hướng chính. Hướng thứ nhất là tích hợp bốn lý thuyết kinh điển — Uppsala model, Resource-Based View, Institutional Theory và Upper Echelons Theory — vào một khung giải thích đa tầng thống nhất, bổ sung bởi digital capability lens để phản ánh chuyển đổi số đương đại. Khung này không chỉ là sự ghép nối cơ học các lý thuyết mà là một kiến trúc lý thuyết có tính nhất quán nội tại, trong đó mỗi tầng giải thích một loại heterogeneity khác nhau trong quan hệ I–P. Hướng thứ hai là phân tách rõ ràng technological capability (TCI) và chỉ số chấp nhận số (DAI) như hai construct lý thuyết độc lập, dựa trên các nền tảng khái niệm khác nhau từ Bharadwaj et al. (2013), Verhoef et al. (2021), và Coltman et al. (2008). Sự phân tách này bổ sung vào thiếu hụt khái niệm quan trọng trong literature về số hóa và quốc tế hóa. Hướng thứ ba là tái định vị Uppsala model trong bối cảnh kỷ nguyên AI bằng cách mở rộng cơ chế học hỏi để bao gồm "data-augmented learning", phù hợp với xu hướng digitally-facilitated internationalization (Banalieva &amp; Dhanaraj, 2019; Yang et al., 2025). Hướng thứ tư là đề xuất và đặt tên lý thuyết cho</w:t>
+        <w:t xml:space="preserve">Về mặt lý thuyết, luận án đóng góp vào literature kinh doanh quốc tế theo ba hướng chính. Hướng thứ nhất là tích hợp bốn lý thuyết kinh điển, Uppsala model, Resource-Based View, Institutional Theory và Upper Echelons Theory, vào một khung giải thích đa tầng thống nhất, bổ sung bởi digital capability lens để phản ánh chuyển đổi số đương đại. Khung này không chỉ là sự ghép nối cơ học các lý thuyết mà là một kiến trúc lý thuyết có tính nhất quán nội tại, trong đó mỗi tầng giải thích một loại heterogeneity khác nhau trong quan hệ I–P. Hướng thứ hai là phân tách rõ ràng technological capability (TCI) và chỉ số chấp nhận số (DAI) như hai construct lý thuyết độc lập, dựa trên các nền tảng khái niệm khác nhau từ Bharadwaj et al. (2013), Verhoef et al. (2021), và Coltman et al. (2008). Sự phân tách này bổ sung vào thiếu hụt khái niệm quan trọng trong literature về số hóa và quốc tế hóa. Hướng thứ ba là tái định vị Uppsala model trong bối cảnh kỷ nguyên AI bằng cách mở rộng cơ chế học hỏi để bao gồm "data-augmented learning", phù hợp với xu hướng digitally-facilitated internationalization (Banalieva &amp; Dhanaraj, 2019; Yang et al., 2025). Hướng thứ tư là đề xuất và đặt tên lý thuyết cho</w:t>
       </w:r>
       <w:r>
         <w:t xml:space="preserve"> </w:t>
@@ -373,13 +373,10 @@
           <w:bCs/>
           <w:b/>
         </w:rPr>
-        <w:t xml:space="preserve">gánh nặng quốc tế hóa bắt buộc (Forced Internationalization Penalty — FIP)</w:t>
-      </w:r>
-      <w:r>
-        <w:t xml:space="preserve"> </w:t>
-      </w:r>
-      <w:r>
-        <w:t xml:space="preserve">— một construct lý thuyết mới chưa được định danh trong literature kinh doanh quốc tế — như điều kiện biên cực đoan của mô hình chữ U ngược khi cả ba tầng của khung CDCM (thể chế, năng lực, quản trị) đồng thời ở mức tối thiểu. Bằng chứng thực nghiệm từ chín nền kinh tế SIDS xác nhận quan hệ âm đơn điệu không có điểm uốn, mở ra hướng nghiên cứu mới về điều kiện biên của lý thuyết quốc tế hóa.</w:t>
+        <w:t xml:space="preserve">gánh nặng quốc tế hóa bắt buộc (Forced Internationalization Penalty, FIP)</w:t>
+      </w:r>
+      <w:r>
+        <w:t xml:space="preserve">, một construct lý thuyết mới chưa được định danh trong literature kinh doanh quốc tế, như điều kiện biên cực đoan của mô hình chữ U ngược khi cả ba tầng của khung CDCM (thể chế, năng lực, quản trị) đồng thời ở mức tối thiểu. Bằng chứng thực nghiệm từ chín nền kinh tế SIDS xác nhận quan hệ âm đơn điệu không có điểm uốn, mở ra hướng nghiên cứu mới về điều kiện biên của lý thuyết quốc tế hóa.</w:t>
       </w:r>
     </w:p>
     <w:bookmarkEnd w:id="30"/>
@@ -415,7 +412,7 @@
         <w:pStyle w:val="FirstParagraph"/>
       </w:pPr>
       <w:r>
-        <w:t xml:space="preserve">Về mặt thực tiễn, luận án cung cấp căn cứ có hệ thống cho hai nhóm đối tượng sử dụng chính. Đối với doanh nghiệp, kết quả phân tích của luận án cho thấy tồn tại ngưỡng tối ưu trong mối quan hệ giữa mức độ xuất khẩu và hiệu quả hoạt động, và ngưỡng này thay đổi theo bối cảnh thể chế và năng lực số của từng doanh nghiệp. Nhà quản trị cần nhận thức được ngưỡng này và đầu tư có chiến lược vào năng lực công nghệ thay vì chỉ tập trung vào digital adoption bề mặt. Đối với nhà hoạch định chính sách, bằng chứng từ luận án gợi ý rằng cải cách thể chế và hỗ trợ chuyển đổi số có thể có hiệu ứng bổ trợ tích cực — được nghiên cứu về 17 nền kinh tế châu Á mới nổi đặt tên là "digital shield effect" — trong đó năng lực số làm giảm tác động tiêu cực của rào cản thể chế đối với doanh nghiệp quốc tế hóa (nghiên cứu thành phần P1). Cơ chế này được luận án kiểm định trên phạm vi rộng hơn với 49 nền kinh tế châu Á và Thái Bình Dương.</w:t>
+        <w:t xml:space="preserve">Về mặt thực tiễn, luận án cung cấp căn cứ có hệ thống cho hai nhóm đối tượng sử dụng chính. Đối với doanh nghiệp, kết quả phân tích của luận án cho thấy tồn tại ngưỡng tối ưu trong mối quan hệ giữa mức độ xuất khẩu và hiệu quả hoạt động, và ngưỡng này thay đổi theo bối cảnh thể chế và năng lực số của từng doanh nghiệp. Nhà quản trị cần nhận thức được ngưỡng này và đầu tư có chiến lược vào năng lực công nghệ thay vì chỉ tập trung vào digital adoption bề mặt. Đối với nhà hoạch định chính sách, bằng chứng từ luận án gợi ý rằng cải cách thể chế và hỗ trợ chuyển đổi số có thể có hiệu ứng bổ trợ tích cực, được nghiên cứu về 17 nền kinh tế châu Á mới nổi đặt tên là "digital shield effect", trong đó năng lực số làm giảm tác động tiêu cực của rào cản thể chế đối với doanh nghiệp quốc tế hóa (nghiên cứu thành phần P1). Cơ chế này được luận án kiểm định trên phạm vi rộng hơn với 49 nền kinh tế châu Á và Thái Bình Dương.</w:t>
       </w:r>
     </w:p>
     <w:p>
@@ -451,13 +448,13 @@
           <w:bCs/>
           <w:b/>
         </w:rPr>
-        <w:t xml:space="preserve">gánh nặng quốc tế hóa bắt buộc (Forced Internationalization Penalty — FIP)</w:t>
-      </w:r>
-      <w:r>
-        <w:t xml:space="preserve"> </w:t>
-      </w:r>
-      <w:r>
-        <w:t xml:space="preserve">tại chín nền kinh tế SIDS — lần đầu tiên trong literature kinh doanh quốc tế, một trường hợp quan hệ I–P âm đơn điệu không có điểm uốn được ghi nhận và biện minh lý thuyết bằng ba điều kiện cấu trúc vi phạm đồng thời, mở ra hướng nghiên cứu mới về điều kiện biên của các lý thuyết quốc tế hóa phổ quát.</w:t>
+        <w:t xml:space="preserve">gánh nặng quốc tế hóa bắt buộc (Forced Internationalization Penalty, FIP)</w:t>
+      </w:r>
+      <w:r>
+        <w:t xml:space="preserve"> </w:t>
+      </w:r>
+      <w:r>
+        <w:t xml:space="preserve">tại chín nền kinh tế SIDS, lần đầu tiên trong literature kinh doanh quốc tế, một trường hợp quan hệ I–P âm đơn điệu không có điểm uốn được ghi nhận và biện minh lý thuyết bằng ba điều kiện cấu trúc vi phạm đồng thời, mở ra hướng nghiên cứu mới về điều kiện biên của các lý thuyết quốc tế hóa phổ quát.</w:t>
       </w:r>
     </w:p>
     <w:p>
@@ -482,7 +479,7 @@
         <w:pStyle w:val="FirstParagraph"/>
       </w:pPr>
       <w:r>
-        <w:t xml:space="preserve">Luận án được tổ chức thành năm chương theo chuẩn luận án tiến sĩ truyền thống tại Trường Kinh tế, Đại học Cần Thơ. Chương 1 — Giới thiệu — đặt vấn đề nghiên cứu, xác định khoảng trống, trình bày mục tiêu, câu hỏi nghiên cứu, phạm vi, phương pháp luận, giả thuyết khoa học tóm tắt, ý nghĩa, tính mới và cấu trúc của luận án. Chương 2 — Cơ sở lý thuyết và tổng quan tài liệu — xây dựng khung lý thuyết tích hợp đa tầng, tổng quan bằng chứng thực nghiệm đã có, và phát triển hệ giả thuyết H1–H6 dựa trên khoảng trống và logic lý thuyết. Chương 3 — Phương pháp nghiên cứu — trình bày chi tiết thiết kế nghiên cứu, nguồn dữ liệu, cách đo lường biến, mô hình phân tích và chiến lược kiểm định độ vững. Chương 4 — Kết quả nghiên cứu — trình bày kết quả ở ba cấp độ phân tích: meta-analysis cập nhật 1982–2026, phân tích theo bối cảnh quốc gia cụ thể, và phân tích đa quốc gia capstone trên pool đầy đủ 49 nền kinh tế. Chương 5 — Thảo luận và kết luận — tích hợp các phát hiện từ Chương 4 vào khung lý thuyết ở Chương 2, thảo luận đóng góp khoa học, hàm ý quản trị và chính sách, hạn chế của nghiên cứu và hướng nghiên cứu tiếp theo.</w:t>
+        <w:t xml:space="preserve">Luận án được tổ chức thành năm chương theo chuẩn luận án tiến sĩ truyền thống tại Trường Kinh tế, Đại học Cần Thơ. Chương 1, Giới thiệu, đặt vấn đề nghiên cứu, xác định khoảng trống, trình bày mục tiêu, câu hỏi nghiên cứu, phạm vi, phương pháp luận, giả thuyết khoa học tóm tắt, ý nghĩa, tính mới và cấu trúc của luận án. Chương 2, Cơ sở lý thuyết và tổng quan tài liệu, xây dựng khung lý thuyết tích hợp đa tầng, tổng quan bằng chứng thực nghiệm đã có, và phát triển hệ giả thuyết H1–H6 dựa trên khoảng trống và logic lý thuyết. Chương 3, Phương pháp nghiên cứu, trình bày chi tiết thiết kế nghiên cứu, nguồn dữ liệu, cách đo lường biến, mô hình phân tích và chiến lược kiểm định độ vững. Chương 4, Kết quả nghiên cứu, trình bày kết quả ở ba cấp độ phân tích: meta-analysis cập nhật 1982–2026, phân tích theo bối cảnh quốc gia cụ thể, và phân tích đa quốc gia capstone trên pool đầy đủ 49 nền kinh tế. Chương 5, Thảo luận và kết luận, tích hợp các phát hiện từ Chương 4 vào khung lý thuyết ở Chương 2, thảo luận đóng góp khoa học, hàm ý quản trị và chính sách, hạn chế của nghiên cứu và hướng nghiên cứu tiếp theo.</w:t>
       </w:r>
     </w:p>
     <w:p>
@@ -516,7 +513,7 @@
         <w:t xml:space="preserve"> </w:t>
       </w:r>
       <w:r>
-        <w:t xml:space="preserve">(Việt Nam — JABS, under review): kiểm định inverted-U tại Nhóm IV ICRV, turning point = 39,3–46,2% FSTS, TCI là level-shifter có ý nghĩa.</w:t>
+        <w:t xml:space="preserve">(Việt Nam, JABS, under review): kiểm định inverted-U tại Nhóm IV ICRV, turning point = 39, 3–46, 2% FSTS, TCI là level-shifter có ý nghĩa.</w:t>
       </w:r>
       <w:r>
         <w:t xml:space="preserve"> </w:t>
@@ -532,7 +529,7 @@
         <w:t xml:space="preserve"> </w:t>
       </w:r>
       <w:r>
-        <w:t xml:space="preserve">(Singapore — MIR, under review): kiểm định tại Nhóm I ICRV, turning point ≈ 88,6% (khoảng tin cậy rất rộng và vượt ngưỡng khả thi của FSTS, nên không định vị tin cậy — xem §4.3), DAI Tier-1+2 khuếch đại đường cong I–P.</w:t>
+        <w:t xml:space="preserve">(Singapore, MIR, under review): kiểm định tại Nhóm I ICRV, turning point ≈ 88, 6% (khoảng tin cậy rất rộng và vượt ngưỡng khả thi của FSTS, nên không định vị tin cậy, xem §4.3), DAI Tier-1+2 khuếch đại đường cong I–P.</w:t>
       </w:r>
       <w:r>
         <w:t xml:space="preserve"> </w:t>
@@ -548,7 +545,7 @@
         <w:t xml:space="preserve"> </w:t>
       </w:r>
       <w:r>
-        <w:t xml:space="preserve">(Trung Quốc — IJOEM, under review): kiểm định temporal stability, turning point ổn định qua 2012–2024 (≈ 48,78%, Paternoster z = 0,82, p = ,412).</w:t>
+        <w:t xml:space="preserve">(Trung Quốc, IJOEM, under review): kiểm định temporal stability, turning point ổn định qua 2012–2024 (≈ 48, 78%, Paternoster z = 0, 82, p =, 412).</w:t>
       </w:r>
       <w:r>
         <w:t xml:space="preserve"> </w:t>
@@ -564,7 +561,7 @@
         <w:t xml:space="preserve"> </w:t>
       </w:r>
       <w:r>
-        <w:t xml:space="preserve">(meta-analysis ba tầng — IBR, under review): k = 238 nghiên cứu, r̄ = 0,074, I² = 62,4%, gradient ICRV Q_M = 17,35 (df = 4, p = ,002).</w:t>
+        <w:t xml:space="preserve">(meta-analysis ba tầng, IBR, under review): k = 238 nghiên cứu, r̄ = 0, 074, I² = 62, 4%, gradient ICRV Q_M = 17, 35 (df = 4, p =, 002).</w:t>
       </w:r>
       <w:r>
         <w:t xml:space="preserve"> </w:t>
@@ -580,7 +577,7 @@
         <w:t xml:space="preserve"> </w:t>
       </w:r>
       <w:r>
-        <w:t xml:space="preserve">(49 nền kinh tế — JIBS, under revision): N = 84.910 quan sát, turning point trung bình ~36%, DAI×ICRV (p = ,012), kiểm định tích hợp CDCM đầu tiên ở quy mô liên quốc gia lớn.</w:t>
+        <w:t xml:space="preserve">(49 nền kinh tế, JIBS, under revision): N = 84.910 quan sát, turning point trung bình ~36%, DAI×ICRV (p =, 012), kiểm định tích hợp CDCM đầu tiên ở quy mô liên quốc gia lớn.</w:t>
       </w:r>
       <w:r>
         <w:t xml:space="preserve"> </w:t>
@@ -596,7 +593,7 @@
         <w:t xml:space="preserve"> </w:t>
       </w:r>
       <w:r>
-        <w:t xml:space="preserve">(SIDS — World Development, under revision): boundary condition FIP, quan hệ âm đơn điệu (</w:t>
+        <w:t xml:space="preserve">(SIDS, World Development, under revision): boundary condition FIP, quan hệ âm đơn điệu (</w:t>
       </w:r>
       <m:oMath>
         <m:sSub>
@@ -693,15 +690,12 @@
           <w:iCs/>
           <w:i/>
         </w:rPr>
-        <w:t xml:space="preserve">Chú thích về ký hiệu và thuật ngữ: Trong toàn bộ luận án, "quốc tế hóa" (internationalization) được đo chủ yếu bằng tỷ lệ doanh thu nước ngoài trên tổng doanh thu (FSTS) hoặc export intensity; "hiệu quả hoạt động" (firm performance) được đo chủ yếu bằng năng suất lao động (labor productivity), bổ sung bằng ROS và sales growth trong các kiểm định độ vững; TCI là technological capability index; DAI là chỉ số chấp nhận số (digital adoption index) — được hiểu như proxy foundational digital adoption; ICRV là khung phân loại thể chế 6 nhóm được phát triển cho luận án này; WBES là World Bank Enterprise Surveys.</w:t>
+        <w:t xml:space="preserve">Chú thích về ký hiệu và thuật ngữ: Trong toàn bộ luận án, "quốc tế hóa" (internationalization) được đo chủ yếu bằng tỷ lệ doanh thu nước ngoài trên tổng doanh thu (FSTS) hoặc export intensity; "hiệu quả hoạt động" (firm performance) được đo chủ yếu bằng năng suất lao động (labor productivity), bổ sung bằng ROS và sales growth trong các kiểm định độ vững; TCI là technological capability index; DAI là chỉ số chấp nhận số (digital adoption index), được hiểu như proxy foundational digital adoption; ICRV là khung phân loại thể chế 6 nhóm được phát triển cho luận án này; WBES là World Bank Enterprise Surveys.</w:t>
       </w:r>
     </w:p>
     <w:bookmarkEnd w:id="35"/>
     <w:bookmarkEnd w:id="36"/>
-    <w:sectPr>
-      <w:pgSz w:h="16838" w:w="11906"/>
-      <w:pgMar w:bottom="1134" w:left="1701" w:right="1134" w:top="1134"/>
-    </w:sectPr>
+    <w:sectPr/>
   </w:body>
 </w:document>
 </file>
@@ -834,59 +828,29 @@
   <w:style w:default="1" w:styleId="Normal" w:type="paragraph">
     <w:name w:val="Normal"/>
     <w:qFormat/>
-    <w:pPr>
-      <w:spacing w:line="360" w:lineRule="auto"/>
-      <w:jc w:val="both"/>
-    </w:pPr>
-    <w:rPr>
-      <w:rFonts w:ascii="Times New Roman" w:eastAsia="Times New Roman" w:hAnsi="Times New Roman"/>
-      <w:color w:val="000000"/>
-      <w:sz w:val="26"/>
-    </w:rPr>
   </w:style>
   <w:style w:styleId="BodyText" w:type="paragraph">
     <w:name w:val="Body Text"/>
     <w:basedOn w:val="Normal"/>
     <w:link w:val="BodyTextChar"/>
     <w:pPr>
-      <w:spacing w:after="180" w:before="180" w:line="360" w:lineRule="auto"/>
-      <w:jc w:val="both"/>
-    </w:pPr>
-    <w:qFormat/>
-    <w:rPr>
-      <w:rFonts w:ascii="Times New Roman" w:eastAsia="Times New Roman" w:hAnsi="Times New Roman"/>
-      <w:color w:val="000000"/>
-      <w:sz w:val="26"/>
-    </w:rPr>
+      <w:spacing w:after="180" w:before="180"/>
+    </w:pPr>
+    <w:qFormat/>
   </w:style>
   <w:style w:customStyle="1" w:styleId="FirstParagraph" w:type="paragraph">
     <w:name w:val="First Paragraph"/>
     <w:basedOn w:val="BodyText"/>
     <w:next w:val="BodyText"/>
     <w:qFormat/>
-    <w:pPr>
-      <w:spacing w:line="360" w:lineRule="auto"/>
-      <w:jc w:val="both"/>
-    </w:pPr>
-    <w:rPr>
-      <w:rFonts w:ascii="Times New Roman" w:eastAsia="Times New Roman" w:hAnsi="Times New Roman"/>
-      <w:color w:val="000000"/>
-      <w:sz w:val="26"/>
-    </w:rPr>
   </w:style>
   <w:style w:customStyle="1" w:styleId="Compact" w:type="paragraph">
     <w:name w:val="Compact"/>
     <w:basedOn w:val="BodyText"/>
     <w:qFormat/>
     <w:pPr>
-      <w:spacing w:after="36" w:before="36" w:line="360" w:lineRule="auto"/>
-      <w:jc w:val="both"/>
-    </w:pPr>
-    <w:rPr>
-      <w:rFonts w:ascii="Times New Roman" w:eastAsia="Times New Roman" w:hAnsi="Times New Roman"/>
-      <w:color w:val="000000"/>
-      <w:sz w:val="26"/>
-    </w:rPr>
+      <w:spacing w:after="36" w:before="36"/>
+    </w:pPr>
   </w:style>
   <w:style w:styleId="Title" w:type="paragraph">
     <w:name w:val="Title"/>
@@ -896,15 +860,15 @@
     <w:pPr>
       <w:keepNext/>
       <w:keepLines/>
-      <w:spacing w:after="240" w:before="480" w:line="360" w:lineRule="auto"/>
-      <w:jc w:val="both"/>
-    </w:pPr>
-    <w:rPr>
-      <w:rFonts w:ascii="Times New Roman" w:asciiTheme="majorHAnsi" w:cstheme="majorBidi" w:eastAsia="Times New Roman" w:eastAsiaTheme="majorEastAsia" w:hAnsi="Times New Roman" w:hAnsiTheme="majorHAnsi"/>
+      <w:spacing w:after="240" w:before="480"/>
+      <w:jc w:val="center"/>
+    </w:pPr>
+    <w:rPr>
+      <w:rFonts w:asciiTheme="majorHAnsi" w:cstheme="majorBidi" w:eastAsiaTheme="majorEastAsia" w:hAnsiTheme="majorHAnsi"/>
       <w:b/>
       <w:bCs/>
-      <w:color w:val="000000"/>
-      <w:sz w:val="26"/>
+      <w:color w:themeColor="accent1" w:themeShade="B5" w:val="345A8A"/>
+      <w:sz w:val="36"/>
       <w:szCs w:val="36"/>
     </w:rPr>
   </w:style>
@@ -916,13 +880,11 @@
     <w:pPr>
       <w:keepNext/>
       <w:keepLines/>
-      <w:spacing w:after="240" w:before="240" w:line="360" w:lineRule="auto"/>
-      <w:jc w:val="both"/>
-    </w:pPr>
-    <w:rPr>
-      <w:rFonts w:ascii="Times New Roman" w:eastAsia="Times New Roman" w:hAnsi="Times New Roman"/>
-      <w:color w:val="000000"/>
-      <w:sz w:val="26"/>
+      <w:spacing w:after="240" w:before="240"/>
+      <w:jc w:val="center"/>
+    </w:pPr>
+    <w:rPr>
+      <w:sz w:val="30"/>
       <w:szCs w:val="30"/>
     </w:rPr>
   </w:style>
@@ -933,14 +895,8 @@
     <w:pPr>
       <w:keepNext/>
       <w:keepLines/>
-      <w:spacing w:line="360" w:lineRule="auto"/>
-      <w:jc w:val="both"/>
-    </w:pPr>
-    <w:rPr>
-      <w:rFonts w:ascii="Times New Roman" w:eastAsia="Times New Roman" w:hAnsi="Times New Roman"/>
-      <w:color w:val="000000"/>
-      <w:sz w:val="26"/>
-    </w:rPr>
+      <w:jc w:val="center"/>
+    </w:pPr>
   </w:style>
   <w:style w:styleId="Date" w:type="paragraph">
     <w:name w:val="Date"/>
@@ -949,14 +905,8 @@
     <w:pPr>
       <w:keepNext/>
       <w:keepLines/>
-      <w:spacing w:line="360" w:lineRule="auto"/>
-      <w:jc w:val="both"/>
-    </w:pPr>
-    <w:rPr>
-      <w:rFonts w:ascii="Times New Roman" w:eastAsia="Times New Roman" w:hAnsi="Times New Roman"/>
-      <w:color w:val="000000"/>
-      <w:sz w:val="26"/>
-    </w:rPr>
+      <w:jc w:val="center"/>
+    </w:pPr>
   </w:style>
   <w:style w:customStyle="1" w:styleId="AbstractTitle" w:type="paragraph">
     <w:name w:val="Abstract Title"/>
@@ -966,15 +916,15 @@
     <w:pPr>
       <w:keepNext/>
       <w:keepLines/>
-      <w:jc w:val="both"/>
-      <w:spacing w:after="0" w:before="300" w:line="360" w:lineRule="auto"/>
-    </w:pPr>
-    <w:rPr>
-      <w:color w:val="000000"/>
-      <w:sz w:val="26"/>
+      <w:jc w:val="center"/>
+      <w:spacing w:after="0" w:before="300"/>
+    </w:pPr>
+    <w:rPr>
+      <w:sz w:val="20"/>
       <w:szCs w:val="20"/>
-      <w:rFonts w:ascii="Times New Roman" w:eastAsia="Times New Roman" w:hAnsi="Times New Roman"/>
       <w:b/>
+      <w:color w:val="345A8A"/>
+      &gt;
     </w:rPr>
   </w:style>
   <w:style w:customStyle="1" w:styleId="Abstract" w:type="paragraph">
@@ -985,13 +935,10 @@
     <w:pPr>
       <w:keepNext/>
       <w:keepLines/>
-      <w:spacing w:after="300" w:before="100" w:line="360" w:lineRule="auto"/>
-      <w:jc w:val="both"/>
-    </w:pPr>
-    <w:rPr>
-      <w:rFonts w:ascii="Times New Roman" w:eastAsia="Times New Roman" w:hAnsi="Times New Roman"/>
-      <w:color w:val="000000"/>
-      <w:sz w:val="26"/>
+      <w:spacing w:after="300" w:before="100"/>
+    </w:pPr>
+    <w:rPr>
+      <w:sz w:val="20"/>
       <w:szCs w:val="20"/>
     </w:rPr>
   </w:style>
@@ -1000,15 +947,8 @@
     <w:basedOn w:val="Normal"/>
     <w:next w:val="Bibliography"/>
     <w:qFormat/>
-    <w:pPr>
-      <w:spacing w:line="360" w:lineRule="auto"/>
-      <w:jc w:val="both"/>
-    </w:pPr>
-    <w:rPr>
-      <w:rFonts w:ascii="Times New Roman" w:eastAsia="Times New Roman" w:hAnsi="Times New Roman"/>
-      <w:color w:val="000000"/>
-      <w:sz w:val="26"/>
-    </w:rPr>
+    <w:pPr/>
+    <w:rPr/>
   </w:style>
   <w:style w:styleId="Heading1" w:type="paragraph">
     <w:name w:val="Heading 1"/>
@@ -1019,16 +959,15 @@
     <w:pPr>
       <w:keepNext/>
       <w:keepLines/>
-      <w:spacing w:after="0" w:before="480" w:line="360" w:lineRule="auto"/>
-      <w:jc w:val="both"/>
+      <w:spacing w:after="0" w:before="480"/>
       <w:outlineLvl w:val="0"/>
     </w:pPr>
     <w:rPr>
-      <w:rFonts w:ascii="Times New Roman" w:asciiTheme="majorHAnsi" w:cstheme="majorBidi" w:eastAsia="Times New Roman" w:eastAsiaTheme="majorEastAsia" w:hAnsi="Times New Roman" w:hAnsiTheme="majorHAnsi"/>
+      <w:rFonts w:asciiTheme="majorHAnsi" w:cstheme="majorBidi" w:eastAsiaTheme="majorEastAsia" w:hAnsiTheme="majorHAnsi"/>
       <w:b/>
       <w:bCs/>
-      <w:color w:val="000000"/>
-      <w:sz w:val="26"/>
+      <w:color w:themeColor="accent1" w:val="4F81BD"/>
+      <w:sz w:val="32"/>
       <w:szCs w:val="32"/>
     </w:rPr>
   </w:style>
@@ -1042,16 +981,15 @@
     <w:pPr>
       <w:keepNext/>
       <w:keepLines/>
-      <w:spacing w:after="0" w:before="200" w:line="360" w:lineRule="auto"/>
-      <w:jc w:val="both"/>
+      <w:spacing w:after="0" w:before="200"/>
       <w:outlineLvl w:val="1"/>
     </w:pPr>
     <w:rPr>
-      <w:rFonts w:ascii="Times New Roman" w:asciiTheme="majorHAnsi" w:cstheme="majorBidi" w:eastAsia="Times New Roman" w:eastAsiaTheme="majorEastAsia" w:hAnsi="Times New Roman" w:hAnsiTheme="majorHAnsi"/>
+      <w:rFonts w:asciiTheme="majorHAnsi" w:cstheme="majorBidi" w:eastAsiaTheme="majorEastAsia" w:hAnsiTheme="majorHAnsi"/>
       <w:b/>
       <w:bCs/>
-      <w:color w:val="000000"/>
-      <w:sz w:val="26"/>
+      <w:color w:themeColor="accent1" w:val="4F81BD"/>
+      <w:sz w:val="28"/>
       <w:szCs w:val="28"/>
     </w:rPr>
   </w:style>
@@ -1065,16 +1003,15 @@
     <w:pPr>
       <w:keepNext/>
       <w:keepLines/>
-      <w:spacing w:after="0" w:before="200" w:line="360" w:lineRule="auto"/>
-      <w:jc w:val="both"/>
+      <w:spacing w:after="0" w:before="200"/>
       <w:outlineLvl w:val="2"/>
     </w:pPr>
     <w:rPr>
-      <w:rFonts w:ascii="Times New Roman" w:asciiTheme="majorHAnsi" w:cstheme="majorBidi" w:eastAsia="Times New Roman" w:eastAsiaTheme="majorEastAsia" w:hAnsi="Times New Roman" w:hAnsiTheme="majorHAnsi"/>
+      <w:rFonts w:asciiTheme="majorHAnsi" w:cstheme="majorBidi" w:eastAsiaTheme="majorEastAsia" w:hAnsiTheme="majorHAnsi"/>
       <w:b/>
       <w:bCs/>
-      <w:color w:val="000000"/>
-      <w:sz w:val="26"/>
+      <w:color w:themeColor="accent1" w:val="4F81BD"/>
+      <w:sz w:val="24"/>
       <w:szCs w:val="24"/>
     </w:rPr>
   </w:style>
@@ -1088,16 +1025,15 @@
     <w:pPr>
       <w:keepNext/>
       <w:keepLines/>
-      <w:spacing w:after="0" w:before="200" w:line="360" w:lineRule="auto"/>
-      <w:jc w:val="both"/>
+      <w:spacing w:after="0" w:before="200"/>
       <w:outlineLvl w:val="3"/>
     </w:pPr>
     <w:rPr>
-      <w:rFonts w:ascii="Times New Roman" w:asciiTheme="majorHAnsi" w:cstheme="majorBidi" w:eastAsia="Times New Roman" w:eastAsiaTheme="majorEastAsia" w:hAnsi="Times New Roman" w:hAnsiTheme="majorHAnsi"/>
+      <w:rFonts w:asciiTheme="majorHAnsi" w:cstheme="majorBidi" w:eastAsiaTheme="majorEastAsia" w:hAnsiTheme="majorHAnsi"/>
       <w:i/>
       <w:bCs/>
-      <w:color w:val="000000"/>
-      <w:sz w:val="26"/>
+      <w:color w:themeColor="accent1" w:val="4F81BD"/>
+      <w:sz w:val="24"/>
       <w:szCs w:val="24"/>
     </w:rPr>
   </w:style>
@@ -1111,15 +1047,14 @@
     <w:pPr>
       <w:keepNext/>
       <w:keepLines/>
-      <w:spacing w:after="0" w:before="200" w:line="360" w:lineRule="auto"/>
-      <w:jc w:val="both"/>
+      <w:spacing w:after="0" w:before="200"/>
       <w:outlineLvl w:val="4"/>
     </w:pPr>
     <w:rPr>
-      <w:rFonts w:ascii="Times New Roman" w:asciiTheme="majorHAnsi" w:cstheme="majorBidi" w:eastAsia="Times New Roman" w:eastAsiaTheme="majorEastAsia" w:hAnsi="Times New Roman" w:hAnsiTheme="majorHAnsi"/>
+      <w:rFonts w:asciiTheme="majorHAnsi" w:cstheme="majorBidi" w:eastAsiaTheme="majorEastAsia" w:hAnsiTheme="majorHAnsi"/>
       <w:iCs/>
-      <w:color w:val="000000"/>
-      <w:sz w:val="26"/>
+      <w:color w:themeColor="accent1" w:val="4F81BD"/>
+      <w:sz w:val="24"/>
       <w:szCs w:val="24"/>
     </w:rPr>
   </w:style>
@@ -1133,14 +1068,13 @@
     <w:pPr>
       <w:keepNext/>
       <w:keepLines/>
-      <w:spacing w:after="0" w:before="200" w:line="360" w:lineRule="auto"/>
-      <w:jc w:val="both"/>
+      <w:spacing w:after="0" w:before="200"/>
       <w:outlineLvl w:val="5"/>
     </w:pPr>
     <w:rPr>
-      <w:rFonts w:ascii="Times New Roman" w:asciiTheme="majorHAnsi" w:cstheme="majorBidi" w:eastAsia="Times New Roman" w:eastAsiaTheme="majorEastAsia" w:hAnsi="Times New Roman" w:hAnsiTheme="majorHAnsi"/>
-      <w:color w:val="000000"/>
-      <w:sz w:val="26"/>
+      <w:rFonts w:asciiTheme="majorHAnsi" w:cstheme="majorBidi" w:eastAsiaTheme="majorEastAsia" w:hAnsiTheme="majorHAnsi"/>
+      <w:color w:themeColor="accent1" w:val="4F81BD"/>
+      <w:sz w:val="24"/>
       <w:szCs w:val="24"/>
     </w:rPr>
   </w:style>
@@ -1154,14 +1088,13 @@
     <w:pPr>
       <w:keepNext/>
       <w:keepLines/>
-      <w:spacing w:after="0" w:before="200" w:line="360" w:lineRule="auto"/>
-      <w:jc w:val="both"/>
+      <w:spacing w:after="0" w:before="200"/>
       <w:outlineLvl w:val="6"/>
     </w:pPr>
     <w:rPr>
-      <w:rFonts w:ascii="Times New Roman" w:asciiTheme="majorHAnsi" w:cstheme="majorBidi" w:eastAsia="Times New Roman" w:eastAsiaTheme="majorEastAsia" w:hAnsi="Times New Roman" w:hAnsiTheme="majorHAnsi"/>
-      <w:color w:val="000000"/>
-      <w:sz w:val="26"/>
+      <w:rFonts w:asciiTheme="majorHAnsi" w:cstheme="majorBidi" w:eastAsiaTheme="majorEastAsia" w:hAnsiTheme="majorHAnsi"/>
+      <w:color w:themeColor="accent1" w:val="4F81BD"/>
+      <w:sz w:val="24"/>
       <w:szCs w:val="24"/>
     </w:rPr>
   </w:style>
@@ -1175,14 +1108,13 @@
     <w:pPr>
       <w:keepNext/>
       <w:keepLines/>
-      <w:spacing w:after="0" w:before="200" w:line="360" w:lineRule="auto"/>
-      <w:jc w:val="both"/>
+      <w:spacing w:after="0" w:before="200"/>
       <w:outlineLvl w:val="7"/>
     </w:pPr>
     <w:rPr>
-      <w:rFonts w:ascii="Times New Roman" w:asciiTheme="majorHAnsi" w:cstheme="majorBidi" w:eastAsia="Times New Roman" w:eastAsiaTheme="majorEastAsia" w:hAnsi="Times New Roman" w:hAnsiTheme="majorHAnsi"/>
-      <w:color w:val="000000"/>
-      <w:sz w:val="26"/>
+      <w:rFonts w:asciiTheme="majorHAnsi" w:cstheme="majorBidi" w:eastAsiaTheme="majorEastAsia" w:hAnsiTheme="majorHAnsi"/>
+      <w:color w:themeColor="accent1" w:val="4F81BD"/>
+      <w:sz w:val="24"/>
       <w:szCs w:val="24"/>
     </w:rPr>
   </w:style>
@@ -1196,14 +1128,13 @@
     <w:pPr>
       <w:keepNext/>
       <w:keepLines/>
-      <w:spacing w:after="0" w:before="200" w:line="360" w:lineRule="auto"/>
-      <w:jc w:val="both"/>
+      <w:spacing w:after="0" w:before="200"/>
       <w:outlineLvl w:val="8"/>
     </w:pPr>
     <w:rPr>
-      <w:rFonts w:ascii="Times New Roman" w:asciiTheme="majorHAnsi" w:cstheme="majorBidi" w:eastAsia="Times New Roman" w:eastAsiaTheme="majorEastAsia" w:hAnsi="Times New Roman" w:hAnsiTheme="majorHAnsi"/>
-      <w:color w:val="000000"/>
-      <w:sz w:val="26"/>
+      <w:rFonts w:asciiTheme="majorHAnsi" w:cstheme="majorBidi" w:eastAsiaTheme="majorEastAsia" w:hAnsiTheme="majorHAnsi"/>
+      <w:color w:themeColor="accent1" w:val="4F81BD"/>
+      <w:sz w:val="24"/>
       <w:szCs w:val="24"/>
     </w:rPr>
   </w:style>
@@ -1215,15 +1146,9 @@
     <w:unhideWhenUsed/>
     <w:qFormat/>
     <w:pPr>
-      <w:spacing w:after="100" w:before="100" w:line="360" w:lineRule="auto"/>
+      <w:spacing w:after="100" w:before="100"/>
       <w:ind w:firstLine="0" w:left="480" w:right="480"/>
-      <w:jc w:val="both"/>
-    </w:pPr>
-    <w:rPr>
-      <w:rFonts w:ascii="Times New Roman" w:eastAsia="Times New Roman" w:hAnsi="Times New Roman"/>
-      <w:color w:val="000000"/>
-      <w:sz w:val="26"/>
-    </w:rPr>
+    </w:pPr>
   </w:style>
   <w:style w:styleId="FootnoteText" w:type="paragraph">
     <w:name w:val="Footnote Text"/>
@@ -1232,25 +1157,11 @@
     <w:uiPriority w:val="9"/>
     <w:unhideWhenUsed/>
     <w:qFormat/>
-    <w:pPr>
-      <w:spacing w:line="360" w:lineRule="auto"/>
-      <w:jc w:val="both"/>
-    </w:pPr>
-    <w:rPr>
-      <w:rFonts w:ascii="Times New Roman" w:eastAsia="Times New Roman" w:hAnsi="Times New Roman"/>
-      <w:color w:val="000000"/>
-      <w:sz w:val="26"/>
-    </w:rPr>
   </w:style>
   <w:style w:default="1" w:styleId="DefaultParagraphFont" w:type="character">
     <w:name w:val="Default Paragraph Font"/>
     <w:semiHidden/>
     <w:unhideWhenUsed/>
-    <w:rPr>
-      <w:rFonts w:ascii="Times New Roman" w:eastAsia="Times New Roman" w:hAnsi="Times New Roman"/>
-      <w:color w:val="000000"/>
-      <w:sz w:val="26"/>
-    </w:rPr>
   </w:style>
   <w:style w:default="1" w:styleId="Table" w:type="table">
     <w:name w:val="Table"/>
@@ -1258,15 +1169,6 @@
     <w:semiHidden/>
     <w:unhideWhenUsed/>
     <w:qFormat/>
-    <w:pPr>
-      <w:spacing w:line="360" w:lineRule="auto"/>
-      <w:jc w:val="both"/>
-    </w:pPr>
-    <w:rPr>
-      <w:rFonts w:ascii="Times New Roman" w:eastAsia="Times New Roman" w:hAnsi="Times New Roman"/>
-      <w:color w:val="000000"/>
-      <w:sz w:val="26"/>
-    </w:rPr>
     <w:tblPr>
       <w:tblInd w:type="dxa" w:w="0"/>
       <w:tblCellMar>
@@ -1299,42 +1201,25 @@
     <w:pPr>
       <w:keepNext/>
       <w:keepLines/>
-      <w:spacing w:after="0" w:line="360" w:lineRule="auto"/>
-      <w:jc w:val="both"/>
-    </w:pPr>
-    <w:rPr>
-      <w:rFonts w:ascii="Times New Roman" w:eastAsia="Times New Roman" w:hAnsi="Times New Roman"/>
+      <w:spacing w:after="0"/>
+    </w:pPr>
+    <w:rPr>
       <w:b/>
-      <w:color w:val="000000"/>
-      <w:sz w:val="26"/>
     </w:rPr>
   </w:style>
   <w:style w:customStyle="1" w:styleId="Definition" w:type="paragraph">
     <w:name w:val="Definition"/>
     <w:basedOn w:val="Normal"/>
-    <w:pPr>
-      <w:spacing w:line="360" w:lineRule="auto"/>
-      <w:jc w:val="both"/>
-    </w:pPr>
-    <w:rPr>
-      <w:rFonts w:ascii="Times New Roman" w:eastAsia="Times New Roman" w:hAnsi="Times New Roman"/>
-      <w:color w:val="000000"/>
-      <w:sz w:val="26"/>
-    </w:rPr>
   </w:style>
   <w:style w:styleId="Caption" w:type="paragraph">
     <w:name w:val="Caption"/>
     <w:basedOn w:val="Normal"/>
     <w:link w:val="BodyTextChar"/>
     <w:pPr>
-      <w:spacing w:after="120" w:before="0" w:line="360" w:lineRule="auto"/>
-      <w:jc w:val="both"/>
-    </w:pPr>
-    <w:rPr>
-      <w:rFonts w:ascii="Times New Roman" w:eastAsia="Times New Roman" w:hAnsi="Times New Roman"/>
+      <w:spacing w:after="120" w:before="0"/>
+    </w:pPr>
+    <w:rPr>
       <w:i/>
-      <w:color w:val="000000"/>
-      <w:sz w:val="26"/>
     </w:rPr>
   </w:style>
   <w:style w:customStyle="1" w:styleId="TableCaption" w:type="paragraph">
@@ -1342,90 +1227,44 @@
     <w:basedOn w:val="Caption"/>
     <w:pPr>
       <w:keepNext/>
-      <w:spacing w:line="360" w:lineRule="auto"/>
-      <w:jc w:val="both"/>
-    </w:pPr>
-    <w:rPr>
-      <w:rFonts w:ascii="Times New Roman" w:eastAsia="Times New Roman" w:hAnsi="Times New Roman"/>
-      <w:color w:val="000000"/>
-      <w:sz w:val="26"/>
-    </w:rPr>
+    </w:pPr>
   </w:style>
   <w:style w:customStyle="1" w:styleId="ImageCaption" w:type="paragraph">
     <w:name w:val="Image Caption"/>
     <w:basedOn w:val="Caption"/>
-    <w:pPr>
-      <w:spacing w:line="360" w:lineRule="auto"/>
-      <w:jc w:val="both"/>
-    </w:pPr>
-    <w:rPr>
-      <w:rFonts w:ascii="Times New Roman" w:eastAsia="Times New Roman" w:hAnsi="Times New Roman"/>
-      <w:color w:val="000000"/>
-      <w:sz w:val="26"/>
-    </w:rPr>
   </w:style>
   <w:style w:customStyle="1" w:styleId="Figure" w:type="paragraph">
     <w:name w:val="Figure"/>
     <w:basedOn w:val="Normal"/>
-    <w:pPr>
-      <w:spacing w:line="360" w:lineRule="auto"/>
-      <w:jc w:val="both"/>
-    </w:pPr>
-    <w:rPr>
-      <w:rFonts w:ascii="Times New Roman" w:eastAsia="Times New Roman" w:hAnsi="Times New Roman"/>
-      <w:color w:val="000000"/>
-      <w:sz w:val="26"/>
-    </w:rPr>
   </w:style>
   <w:style w:customStyle="1" w:styleId="CaptionedFigure" w:type="paragraph">
     <w:name w:val="Captioned Figure"/>
     <w:basedOn w:val="Figure"/>
     <w:pPr>
       <w:keepNext/>
-      <w:spacing w:line="360" w:lineRule="auto"/>
-      <w:jc w:val="both"/>
-    </w:pPr>
-    <w:rPr>
-      <w:rFonts w:ascii="Times New Roman" w:eastAsia="Times New Roman" w:hAnsi="Times New Roman"/>
-      <w:color w:val="000000"/>
-      <w:sz w:val="26"/>
-    </w:rPr>
+    </w:pPr>
   </w:style>
   <w:style w:customStyle="1" w:styleId="BodyTextChar" w:type="character">
     <w:name w:val="Body Text Char"/>
     <w:basedOn w:val="DefaultParagraphFont"/>
     <w:link w:val="BodyText"/>
-    <w:rPr>
-      <w:rFonts w:ascii="Times New Roman" w:eastAsia="Times New Roman" w:hAnsi="Times New Roman"/>
-      <w:color w:val="000000"/>
-      <w:sz w:val="26"/>
-    </w:rPr>
   </w:style>
   <w:style w:customStyle="1" w:styleId="VerbatimChar" w:type="character">
     <w:name w:val="Verbatim Char"/>
     <w:basedOn w:val="BodyTextChar"/>
     <w:rPr>
-      <w:rFonts w:ascii="Times New Roman" w:eastAsia="Times New Roman" w:hAnsi="Times New Roman"/>
-      <w:color w:val="000000"/>
-      <w:sz w:val="26"/>
+      <w:rFonts w:ascii="Consolas" w:hAnsi="Consolas"/>
+      <w:sz w:val="22"/>
     </w:rPr>
   </w:style>
   <w:style w:customStyle="1" w:styleId="SectionNumber" w:type="character">
     <w:name w:val="Section Number"/>
     <w:basedOn w:val="BodyTextChar"/>
-    <w:rPr>
-      <w:rFonts w:ascii="Times New Roman" w:eastAsia="Times New Roman" w:hAnsi="Times New Roman"/>
-      <w:color w:val="000000"/>
-      <w:sz w:val="26"/>
-    </w:rPr>
   </w:style>
   <w:style w:styleId="FootnoteReference" w:type="character">
     <w:name w:val="Footnote Reference"/>
     <w:basedOn w:val="BodyTextChar"/>
     <w:rPr>
-      <w:rFonts w:ascii="Times New Roman" w:eastAsia="Times New Roman" w:hAnsi="Times New Roman"/>
-      <w:color w:val="000000"/>
-      <w:sz w:val="26"/>
       <w:vertAlign w:val="superscript"/>
     </w:rPr>
   </w:style>
@@ -1433,9 +1272,7 @@
     <w:name w:val="Hyperlink"/>
     <w:basedOn w:val="BodyTextChar"/>
     <w:rPr>
-      <w:rFonts w:ascii="Times New Roman" w:eastAsia="Times New Roman" w:hAnsi="Times New Roman"/>
-      <w:color w:val="000000"/>
-      <w:sz w:val="26"/>
+      <w:color w:themeColor="accent1" w:val="4F81BD"/>
     </w:rPr>
   </w:style>
   <w:style w:styleId="TOCHeading" w:type="paragraph">
@@ -1446,16 +1283,14 @@
     <w:unhideWhenUsed/>
     <w:qFormat/>
     <w:pPr>
-      <w:spacing w:before="240" w:line="360" w:lineRule="auto"/>
-      <w:jc w:val="both"/>
+      <w:spacing w:before="240" w:line="259" w:lineRule="auto"/>
       <w:outlineLvl w:val="9"/>
     </w:pPr>
     <w:rPr>
-      <w:rFonts w:ascii="Times New Roman" w:asciiTheme="majorHAnsi" w:cstheme="majorBidi" w:eastAsia="Times New Roman" w:eastAsiaTheme="majorEastAsia" w:hAnsi="Times New Roman" w:hAnsiTheme="majorHAnsi"/>
+      <w:rFonts w:asciiTheme="majorHAnsi" w:cstheme="majorBidi" w:eastAsiaTheme="majorEastAsia" w:hAnsiTheme="majorHAnsi"/>
       <w:b w:val="0"/>
       <w:bCs w:val="0"/>
-      <w:color w:val="000000"/>
-      <w:sz w:val="26"/>
+      <w:color w:themeColor="accent1" w:themeShade="BF" w:val="365F91"/>
     </w:rPr>
   </w:style>
   <w:style w:type="paragraph" w:customStyle="1" w:styleId="SourceCode">

--- a/dist/luan_an_ctu/chuong_1_gioi_thieu_vi.docx
+++ b/dist/luan_an_ctu/chuong_1_gioi_thieu_vi.docx
@@ -40,7 +40,7 @@
         <w:pStyle w:val="BodyText"/>
       </w:pPr>
       <w:r>
-        <w:t xml:space="preserve">Ở châu Á, bối cảnh này càng trở nên đặc biệt đáng quan tâm vì khu vực đang chứng kiến tốc độ hội nhập kinh tế và chuyển đổi số hết sức không đồng đều giữa các quốc gia. Từ Singapore, một nền kinh tế nhỏ mở, dẫn đầu thế giới về năng lực đổi mới và kết nối toàn cầu, đến Việt Nam, một nền kinh tế chuyển đổi đang đẩy nhanh cải cách thể chế và hội nhập quốc tế, rồi đến Trung Quốc với quy mô thị trường khổng lồ và cấu trúc thể chế đặc thù, thậm chí đến các quốc đảo nhỏ Thái Bình Dương đang phải đối mặt với thách thức sinh tồn kép của biến đổi khí hậu và bẫy phụ thuộc xuất khẩu, sự đa dạng này tạo ra một phòng thí nghiệm thực địa lý tưởng để kiểm định các điều kiện biên của quan hệ I–P (Khanna &amp; Palepu, 2010; Peng, 2003).</w:t>
+        <w:t xml:space="preserve">Ở châu Á, bối cảnh này càng trở nên đặc biệt đáng quan tâm vì khu vực đang chứng kiến tốc độ hội nhập kinh tế và chuyển đổi số hết sức không đồng đều giữa các quốc gia. Từ Singapore — một nền kinh tế nhỏ mở, dẫn đầu thế giới về năng lực đổi mới và kết nối toàn cầu — đến Việt Nam — một nền kinh tế chuyển đổi đang đẩy nhanh cải cách thể chế và hội nhập quốc tế — rồi đến Trung Quốc với quy mô thị trường khổng lồ và cấu trúc thể chế đặc thù, thậm chí đến các quốc đảo nhỏ Thái Bình Dương đang phải đối mặt với thách thức sinh tồn kép của biến đổi khí hậu và bẫy phụ thuộc xuất khẩu — sự đa dạng này tạo ra một phòng thí nghiệm thực địa lý tưởng để kiểm định các điều kiện biên của quan hệ I–P (Khanna &amp; Palepu, 2010; Peng, 2003).</w:t>
       </w:r>
     </w:p>
     <w:p>
@@ -56,7 +56,7 @@
         <w:pStyle w:val="BodyText"/>
       </w:pPr>
       <w:r>
-        <w:t xml:space="preserve">Không thể bỏ qua vai trò của thể chế trong việc hình thành kết quả quốc tế hóa. Institutional Theory (North, 1990; Khanna &amp; Palepu, 2010) khẳng định rằng thể chế tạo ra cấu trúc khuyến khích và chi phí giao dịch khác nhau giữa các quốc gia. Ở các thị trường mới nổi, "institutional voids", tức sự thiếu hụt các thể chế trung gian hỗ trợ giao dịch thị trường, tạo ra chi phí bổ sung đáng kể cho doanh nghiệp quốc tế hóa (Peng, 2003). Sự đa dạng thể chế giữa các quốc gia châu Á, từ những nền kinh tế với quản trị nhà nước ổn định, pháp quyền mạnh như Singapore đến các nền kinh tế đang phát triển thể chế như Campuchia hay các quốc đảo Thái Bình Dương, tạo ra gradient thể chế đặc biệt phong phú để kiểm định. Luận án này tiếp cận gradient đó một cách hệ thống thông qua khung phân loại thể chế 6 nhóm được phát triển cho luận án này, gọi tắt là ICRV (Institutional Context Regime Variation, Biến thiên chế độ bối cảnh thể chế).</w:t>
+        <w:t xml:space="preserve">Không thể bỏ qua vai trò của thể chế trong việc hình thành kết quả quốc tế hóa. Institutional Theory (North, 1990; Khanna &amp; Palepu, 2010) khẳng định rằng thể chế tạo ra cấu trúc khuyến khích và chi phí giao dịch khác nhau giữa các quốc gia. Ở các thị trường mới nổi, "institutional voids" — tức sự thiếu hụt các thể chế trung gian hỗ trợ giao dịch thị trường — tạo ra chi phí bổ sung đáng kể cho doanh nghiệp quốc tế hóa (Peng, 2003). Sự đa dạng thể chế giữa các quốc gia châu Á — từ những nền kinh tế với quản trị nhà nước ổn định, pháp quyền mạnh như Singapore đến các nền kinh tế đang phát triển thể chế như Campuchia hay các quốc đảo Thái Bình Dương — tạo ra gradient thể chế đặc biệt phong phú để kiểm định. Luận án này tiếp cận gradient đó một cách hệ thống thông qua khung phân loại thể chế 6 nhóm được phát triển cho luận án này, gọi tắt là ICRV (Institutional Context Regime Variation — Biến thiên chế độ bối cảnh thể chế).</w:t>
       </w:r>
     </w:p>
     <w:p>
@@ -89,7 +89,7 @@
         <w:pStyle w:val="FirstParagraph"/>
       </w:pPr>
       <w:r>
-        <w:t xml:space="preserve">Mặc dù đã có hàng trăm nghiên cứu thực nghiệm, bằng chứng về mối quan hệ giữa quốc tế hóa và hiệu quả hoạt động của doanh nghiệp vẫn chưa thống nhất và tản mạn. Các phân tích tổng hợp (meta-analyses) về quan hệ I–P liên tục cho thấy tác động tổng hợp là dương nhưng nhỏ, hệ số tương quan tổng hợp r trong khoảng 0, 07–0, 13, đồng thời mức độ dị biệt giữa các nghiên cứu rất cao với I² thường vượt 80% (Bausch &amp; Krist, 2007; Kirca et al., 2012; Marano et al., 2016; Wu et al., 2022). Tình trạng dị biệt cao này không phải là tín hiệu của sai sót phương pháp, mà là bằng chứng cho thấy quan hệ I–P phụ thuộc sâu sắc vào điều kiện bối cảnh. Arte và Larimo (2022) lập luận rằng heterogeneity cao gợi ý sự cần thiết phải chuyển dịch từ mô hình đơn biến sang khung đa tầng có tính đến thể chế, năng lực và đặc điểm nhà quản trị.</w:t>
+        <w:t xml:space="preserve">Mặc dù đã có hàng trăm nghiên cứu thực nghiệm, bằng chứng về mối quan hệ giữa quốc tế hóa và hiệu quả hoạt động của doanh nghiệp vẫn chưa thống nhất và tản mạn. Các phân tích tổng hợp (meta-analyses) về quan hệ I–P liên tục cho thấy tác động tổng hợp là dương nhưng nhỏ — hệ số tương quan tổng hợp r trong khoảng 0,07–0,13 — đồng thời mức độ dị biệt giữa các nghiên cứu rất cao với I² thường vượt 80% (Bausch &amp; Krist, 2007; Kirca et al., 2012; Marano et al., 2016; Wu et al., 2022). Tình trạng dị biệt cao này không phải là tín hiệu của sai sót phương pháp, mà là bằng chứng cho thấy quan hệ I–P phụ thuộc sâu sắc vào điều kiện bối cảnh. Arte và Larimo (2022) lập luận rằng heterogeneity cao gợi ý sự cần thiết phải chuyển dịch từ mô hình đơn biến sang khung đa tầng có tính đến thể chế, năng lực và đặc điểm nhà quản trị.</w:t>
       </w:r>
     </w:p>
     <w:p>
@@ -97,7 +97,7 @@
         <w:pStyle w:val="BodyText"/>
       </w:pPr>
       <w:r>
-        <w:t xml:space="preserve">Ba khoảng trống nghiên cứu quan trọng được xác định từ tổng quan tài liệu. Khoảng trống thứ nhất là thiếu khung lý thuyết tích hợp đủ sức giải thích heterogeneity cao đó. Các nghiên cứu hiện tại thường chọn một hoặc hai lý thuyết làm nền, dẫn đến mô hình không đủ đa tầng để nắm bắt sự phức tạp thực tế. Uppsala model giải thích chi phí học hỏi nhưng không đủ để xử lý vai trò của thể chế; RBV giải thích sự khác biệt năng lực nhưng bỏ qua macro-context; Institutional Theory giải thích bối cảnh vĩ mô nhưng không tích hợp đặc điểm cá nhân nhà quản trị. Không một lý thuyết nào đứng riêng có thể giải thích đầy đủ heterogeneity đó. Khoảng trống thứ hai là sự đồng nhất không hợp lý giữa hai construct số khác nhau về bản chất: technological capability, chiều sâu năng lực công nghệ nhập vào tổ chức, và digital adoption, mức độ áp dụng công cụ số bề mặt trong hoạt động kinh doanh. Nhiều nghiên cứu trước gộp hai construct này thành một chỉ số composite duy nhất, điều này làm giảm độ chính xác của kết luận và có thể che khuất các cơ chế tác động khác nhau (Bharadwaj et al., 2013; Coltman et al., 2008; Verhoef et al., 2021). Khoảng trống thứ ba là thiếu bằng chứng cross-country quy mô lớn cho châu Á. Phần lớn nghiên cứu hiện có tập trung vào một quốc gia hoặc một tiểu vùng, và thậm chí khi có nghiên cứu đa quốc gia, phạm vi thường hẹp và thiếu sự đa dạng thể chế đủ lớn để kiểm định các điều kiện biên có ý nghĩa.</w:t>
+        <w:t xml:space="preserve">Ba khoảng trống nghiên cứu quan trọng được xác định từ tổng quan tài liệu. Khoảng trống thứ nhất là thiếu khung lý thuyết tích hợp đủ sức giải thích heterogeneity cao đó. Các nghiên cứu hiện tại thường chọn một hoặc hai lý thuyết làm nền, dẫn đến mô hình không đủ đa tầng để nắm bắt sự phức tạp thực tế. Uppsala model giải thích chi phí học hỏi nhưng không đủ để xử lý vai trò của thể chế; RBV giải thích sự khác biệt năng lực nhưng bỏ qua macro-context; Institutional Theory giải thích bối cảnh vĩ mô nhưng không tích hợp đặc điểm cá nhân nhà quản trị. Không một lý thuyết nào đứng riêng có thể giải thích đầy đủ heterogeneity đó. Khoảng trống thứ hai là sự đồng nhất không hợp lý giữa hai construct số khác nhau về bản chất: technological capability — chiều sâu năng lực công nghệ nhập vào tổ chức — và digital adoption — mức độ áp dụng công cụ số bề mặt trong hoạt động kinh doanh. Nhiều nghiên cứu trước gộp hai construct này thành một chỉ số composite duy nhất, điều này làm giảm độ chính xác của kết luận và có thể che khuất các cơ chế tác động khác nhau (Bharadwaj et al., 2013; Coltman et al., 2008; Verhoef et al., 2021). Khoảng trống thứ ba là thiếu bằng chứng cross-country quy mô lớn cho châu Á. Phần lớn nghiên cứu hiện có tập trung vào một quốc gia hoặc một tiểu vùng, và thậm chí khi có nghiên cứu đa quốc gia, phạm vi thường hẹp và thiếu sự đa dạng thể chế đủ lớn để kiểm định các điều kiện biên có ý nghĩa.</w:t>
       </w:r>
     </w:p>
     <w:p>
@@ -105,7 +105,7 @@
         <w:pStyle w:val="BodyText"/>
       </w:pPr>
       <w:r>
-        <w:t xml:space="preserve">Luận án này được thiết kế để giải quyết ba khoảng trống đó bằng cách xây dựng và kiểm định một khung giải thích đa tầng cho quan hệ I–P tại châu Á, với thiết kế mixed synthesis-empirical kết hợp meta-analysis và phân tích đa quốc gia quy mô lớn. Trọng tâm khoa học của luận án là vai trò điều tiết của thể chế, năng lực số và đặc điểm nhà quản trị, ba tầng điều tiết mà, theo lập luận của luận án, cùng nhau tạo nên cấu trúc giải thích cần thiết cho heterogeneity cao trong quan hệ I–P.</w:t>
+        <w:t xml:space="preserve">Luận án này được thiết kế để giải quyết ba khoảng trống đó bằng cách xây dựng và kiểm định một khung giải thích đa tầng cho quan hệ I–P tại châu Á, với thiết kế mixed synthesis-empirical kết hợp meta-analysis và phân tích đa quốc gia quy mô lớn. Trọng tâm khoa học của luận án là vai trò điều tiết của thể chế, năng lực số và đặc điểm nhà quản trị — ba tầng điều tiết mà, theo lập luận của luận án, cùng nhau tạo nên cấu trúc giải thích cần thiết cho heterogeneity cao trong quan hệ I–P.</w:t>
       </w:r>
     </w:p>
     <w:p>
@@ -138,7 +138,7 @@
         <w:pStyle w:val="BodyText"/>
       </w:pPr>
       <w:r>
-        <w:t xml:space="preserve">Từ mục tiêu tổng quát đó, luận án triển khai bốn mục tiêu cụ thể. Mục tiêu cụ thể thứ nhất là tổng hợp và cập nhật bằng chứng meta-analytic về mối quan hệ I–P trong giai đoạn 1982–2026, xác định tác động tổng hợp, mức độ dị biệt và các nhân tố điều tiết (moderators) chính giải thích heterogeneity trong literature. Mục tiêu cụ thể thứ hai là kiểm định cơ chế cụ thể trong các bối cảnh quốc gia khác nhau, bao gồm Singapore với tư cách nền kinh tế nhỏ mở tiên tiến, Việt Nam với tư cách nền kinh tế chuyển đổi đang mở rộng, và Trung Quốc với tư cách nền kinh tế mới nổi quy mô lớn, nhằm làm rõ cách thức các cơ chế I–P vận hành khác nhau theo bối cảnh quốc gia. Mục tiêu cụ thể thứ ba là mở rộng phân tích sang 49 nền kinh tế châu Á và Thái Bình Dương (bao gồm 9 nền kinh tế SIDS) để kiểm định khả năng khái quát hóa của các phát hiện trên phạm vi rộng, kế thừa và mở rộng từ pool 17 nền kinh tế trong nghiên cứu thành phần P1. Mục tiêu cụ thể thứ tư là phân tích vai trò điều tiết của ba nhóm biến: thể chế (bao gồm các sub-regime ICRV và các chỉ số rào cản thể chế), năng lực số (phân biệt rõ technological capability index, TCI và chỉ số chấp nhận số, digital adoption index, DAI), và đặc điểm nhà quản trị cấp cao (kinh nghiệm và giới tính).</w:t>
+        <w:t xml:space="preserve">Từ mục tiêu tổng quát đó, luận án triển khai bốn mục tiêu cụ thể. Mục tiêu cụ thể thứ nhất là tổng hợp và cập nhật bằng chứng meta-analytic về mối quan hệ I–P trong giai đoạn 1982–2026, xác định tác động tổng hợp, mức độ dị biệt và các nhân tố điều tiết (moderators) chính giải thích heterogeneity trong literature. Mục tiêu cụ thể thứ hai là kiểm định cơ chế cụ thể trong các bối cảnh quốc gia khác nhau, bao gồm Singapore với tư cách nền kinh tế nhỏ mở tiên tiến, Việt Nam với tư cách nền kinh tế chuyển đổi đang mở rộng, và Trung Quốc với tư cách nền kinh tế mới nổi quy mô lớn, nhằm làm rõ cách thức các cơ chế I–P vận hành khác nhau theo bối cảnh quốc gia. Mục tiêu cụ thể thứ ba là mở rộng phân tích sang 49 nền kinh tế châu Á và Thái Bình Dương (bao gồm 7 nền kinh tế Pacific SIDS) để kiểm định khả năng khái quát hóa của các phát hiện trên phạm vi rộng, kế thừa và mở rộng từ pool 17 nền kinh tế trong nghiên cứu thành phần P1. Mục tiêu cụ thể thứ tư là phân tích vai trò điều tiết của ba nhóm biến: thể chế (bao gồm các sub-regime ICRV và các chỉ số rào cản thể chế), năng lực số (phân biệt rõ technological capability index — TCI và chỉ số chấp nhận số — digital adoption index — DAI), và đặc điểm nhà quản trị cấp cao (kinh nghiệm và giới tính).</w:t>
       </w:r>
     </w:p>
     <w:p>
@@ -163,7 +163,7 @@
         <w:pStyle w:val="FirstParagraph"/>
       </w:pPr>
       <w:r>
-        <w:t xml:space="preserve">Câu hỏi nghiên cứu trung tâm của luận án là: Quốc tế hóa ảnh hưởng đến hiệu quả hoạt động của doanh nghiệp ở châu Á như thế nào, và những điều kiện nào, về thể chế, năng lực số và đặc điểm nhà quản trị, giải thích sự dị biệt cao trong mối quan hệ đó?</w:t>
+        <w:t xml:space="preserve">Câu hỏi nghiên cứu trung tâm của luận án là: Quốc tế hóa ảnh hưởng đến hiệu quả hoạt động của doanh nghiệp ở châu Á như thế nào, và những điều kiện nào — về thể chế, năng lực số và đặc điểm nhà quản trị — giải thích sự dị biệt cao trong mối quan hệ đó?</w:t>
       </w:r>
     </w:p>
     <w:p>
@@ -171,7 +171,7 @@
         <w:pStyle w:val="BodyText"/>
       </w:pPr>
       <w:r>
-        <w:t xml:space="preserve">Từ câu hỏi trung tâm đó, bốn câu hỏi nghiên cứu cụ thể được đặt ra. Câu hỏi nghiên cứu thứ nhất (RQ1) là: Tác động tổng hợp của quốc tế hóa lên hiệu quả hoạt động của doanh nghiệp trong literature 1982–2026 là gì, mức độ dị biệt ở mức nào, và những moderators nào giải thích heterogeneity đó một cách có hệ thống? Câu hỏi nghiên cứu thứ hai (RQ2) là: Trong từng bối cảnh quốc gia cụ thể bao gồm Singapore, Việt Nam và Trung Quốc, mối quan hệ I–P vận hành theo những cơ chế đặc thù nào và sự phi tuyến có biểu hiện ra sao? Câu hỏi nghiên cứu thứ ba (RQ3) là: Trên phạm vi đa quốc gia châu Á bao gồm 49 nền kinh tế châu Á và Thái Bình Dương (bao gồm 9 nền kinh tế SIDS), vai trò điều tiết của chỉ số chấp nhận số (DAI) và technological capability index (TCI) có khái quát hóa được không, và hai construct này có thực sự vận hành theo các cơ chế khác nhau không? Câu hỏi nghiên cứu thứ tư (RQ4) là: Vai trò của thể chế, đo bằng sub-regime ICRV, cùng với sự phân biệt giữa TCI và DAI, và đặc điểm nhà quản trị trong việc điều tiết mối quan hệ I–P là gì, và sự tương tác ba chiều giữa ba tầng đó có ý nghĩa như thế nào?</w:t>
+        <w:t xml:space="preserve">Từ câu hỏi trung tâm đó, bốn câu hỏi nghiên cứu cụ thể được đặt ra. Câu hỏi nghiên cứu thứ nhất (RQ1) là: Tác động tổng hợp của quốc tế hóa lên hiệu quả hoạt động của doanh nghiệp trong literature 1982–2026 là gì, mức độ dị biệt ở mức nào, và những moderators nào giải thích heterogeneity đó một cách có hệ thống? Câu hỏi nghiên cứu thứ hai (RQ2) là: Trong từng bối cảnh quốc gia cụ thể bao gồm Singapore, Việt Nam và Trung Quốc, mối quan hệ I–P vận hành theo những cơ chế đặc thù nào và sự phi tuyến có biểu hiện ra sao? Câu hỏi nghiên cứu thứ ba (RQ3) là: Trên phạm vi đa quốc gia châu Á bao gồm 49 nền kinh tế châu Á và Thái Bình Dương (bao gồm 7 nền kinh tế Pacific SIDS), vai trò điều tiết của chỉ số chấp nhận số (DAI) và technological capability index (TCI) có khái quát hóa được không, và hai construct này có thực sự vận hành theo các cơ chế khác nhau không? Câu hỏi nghiên cứu thứ tư (RQ4) là: Vai trò của thể chế — đo bằng sub-regime ICRV — cùng với sự phân biệt giữa TCI và DAI, và đặc điểm nhà quản trị trong việc điều tiết mối quan hệ I–P là gì, và sự tương tác ba chiều giữa ba tầng đó có ý nghĩa như thế nào?</w:t>
       </w:r>
     </w:p>
     <w:p>
@@ -239,7 +239,7 @@
         <w:t xml:space="preserve"> </w:t>
       </w:r>
       <w:r>
-        <w:t xml:space="preserve">có dữ liệu trong Khảo sát Doanh nghiệp của Ngân hàng Thế giới (World Bank Enterprise Surveys, WBES), được phân loại và tổ chức theo 6 sub-regime trong khung ICRV. Sáu sub-regime bao gồm: (i) Advanced Innovation-Driven, đại diện là Singapore, Hàn Quốc và Đài Loan; (ii) Advanced Resource-Driven, đại diện là các nền kinh tế GCC; (iii) Upper-middle, đại diện là Trung Quốc và Malaysia; (iv) Emerging, bao gồm Việt Nam và các nền kinh tế ASEAN đang phát triển; (v) Frontier, bao gồm các nền kinh tế kém phát triển nhất châu Á như Campuchia, Nepal và Afghanistan; và (vi) SIDS (Small Island Developing States), bao gồm 9 nền kinh tế đảo nhỏ Thái Bình Dương được đưa vào phân tích để kiểm định các điều kiện biên cực đoan của quan hệ I–P. Nhật Bản không nằm trong phạm vi thực nghiệm của luận án do cấu trúc dữ liệu WBES không bao phủ Nhật Bản đầy đủ.</w:t>
+        <w:t xml:space="preserve">có dữ liệu trong Khảo sát Doanh nghiệp của Ngân hàng Thế giới (World Bank Enterprise Surveys — WBES), được phân loại và tổ chức theo 6 sub-regime trong khung ICRV. Sáu sub-regime bao gồm: (i) Advanced Innovation-Driven, đại diện là Singapore, Hàn Quốc và Đài Loan; (ii) Advanced Resource-Driven, đại diện là các nền kinh tế GCC; (iii) Upper-middle, đại diện là Trung Quốc và Malaysia; (iv) Emerging, bao gồm Việt Nam và các nền kinh tế ASEAN đang phát triển; (v) Frontier, bao gồm các nền kinh tế kém phát triển nhất châu Á như Campuchia, Nepal và Afghanistan; và (vi) SIDS (Small Island Developing States), bao gồm 9 nền kinh tế đảo nhỏ Thái Bình Dương được đưa vào phân tích để kiểm định các điều kiện biên cực đoan của quan hệ I–P. Nhật Bản không nằm trong phạm vi thực nghiệm của luận án do cấu trúc dữ liệu WBES không bao phủ Nhật Bản đầy đủ.</w:t>
       </w:r>
     </w:p>
     <w:bookmarkEnd w:id="25"/>
@@ -283,7 +283,7 @@
         <w:pStyle w:val="FirstParagraph"/>
       </w:pPr>
       <w:r>
-        <w:t xml:space="preserve">Luận án áp dụng thiết kế nghiên cứu mixed synthesis-empirical, sự kết hợp giữa meta-analysis và phân tích thực nghiệm đa quốc gia, nhằm trả lời bốn câu hỏi nghiên cứu đã đặt ra. Thiết kế này không chỉ đơn thuần là sử dụng hai phương pháp song song, mà tạo ra một đối thoại hai chiều: meta-analysis cung cấp tổng quan có hệ thống về trạng thái bằng chứng và xác định các moderator quan trọng trong literature, trong khi phân tích thực nghiệm kiểm định trực tiếp các giả thuyết phát sinh từ khung lý thuyết trong bối cảnh châu Á. Sự tương tác này tăng cường đáng kể sức mạnh đóng góp so với việc chỉ sử dụng một phương pháp duy nhất (Borenstein et al., 2009; Hunter &amp; Schmidt, 2004).</w:t>
+        <w:t xml:space="preserve">Luận án áp dụng thiết kế nghiên cứu mixed synthesis-empirical — sự kết hợp giữa meta-analysis và phân tích thực nghiệm đa quốc gia — nhằm trả lời bốn câu hỏi nghiên cứu đã đặt ra. Thiết kế này không chỉ đơn thuần là sử dụng hai phương pháp song song, mà tạo ra một đối thoại hai chiều: meta-analysis cung cấp tổng quan có hệ thống về trạng thái bằng chứng và xác định các moderator quan trọng trong literature, trong khi phân tích thực nghiệm kiểm định trực tiếp các giả thuyết phát sinh từ khung lý thuyết trong bối cảnh châu Á. Sự tương tác này tăng cường đáng kể sức mạnh đóng góp so với việc chỉ sử dụng một phương pháp duy nhất (Borenstein et al., 2009; Hunter &amp; Schmidt, 2004).</w:t>
       </w:r>
     </w:p>
     <w:p>
@@ -316,7 +316,7 @@
         <w:pStyle w:val="FirstParagraph"/>
       </w:pPr>
       <w:r>
-        <w:t xml:space="preserve">Dựa trên khung lý thuyết tích hợp đa tầng bao gồm Uppsala model, RBV, Institutional Theory, Upper Echelons Theory và digital capability lens, luận án đề xuất hệ giả thuyết khoa học với sáu giả thuyết trọng tâm. Quan hệ nền giữa quốc tế hóa và hiệu quả hoạt động doanh nghiệp mang dạng phi tuyến, cụ thể là dạng inverted-U, với chi phí thâm nhập và thích nghi cao ở giai đoạn đầu và lợi ích quy mô, học hỏi và đa dạng hóa thị trường ở giai đoạn sau, đến khi chi phí điều phối vượt quá lợi ích sẽ dẫn đến sự suy giảm hiệu quả. Technological capability index (TCI) điều tiết dương quan hệ I–P bằng cách mở rộng biên thích nghi và tăng cường khả năng khai thác lợi thế cạnh tranh ở thị trường quốc tế. Chỉ số chấp nhận số (DAI), được hiểu là proxy foundational digital adoption, có tác động điều tiết không đơn điệu và phụ thuộc vào chế độ thể chế: ở các nền kinh tế có thể chế tốt, DAI khuếch đại lợi ích của quốc tế hóa; ở các nền kinh tế với thể chế yếu, DAI có thể khuếch đại chi phí điều phối khi mức độ quốc tế hóa vượt ngưỡng. Bối cảnh thể chế, đo bằng sub-regime ICRV, điều tiết cả dạng và độ lớn của quan hệ I–P, tạo ra gradient từ tác động dương lớn ở Advanced Innovation-Driven đến tác động âm ở Frontier và SIDS extreme. Đặc điểm nhà quản trị cấp cao, cụ thể là kinh nghiệm quốc tế và đa dạng giới tính, điều tiết dương quan hệ I–P thông qua cơ chế tăng cường nhận diện cơ hội và quản trị rủi ro. Ngoài sáu giả thuyết trọng tâm H1–H6, luận án phát biểu thêm giả thuyết điều kiện biên H1b: tại các nền kinh tế SIDS (ICRV Nhóm VI), nơi ba điều kiện cấu trúc tối thiểu đồng thời bị vi phạm, thị trường nội địa quá nhỏ, chi phí thương mại cực cao, và thiếu hỗ trợ thể chế, quan hệ I–P chuyển từ dạng chữ U ngược sang quan hệ</w:t>
+        <w:t xml:space="preserve">Dựa trên khung lý thuyết tích hợp đa tầng bao gồm Uppsala model, RBV, Institutional Theory, Upper Echelons Theory và digital capability lens, luận án đề xuất hệ giả thuyết khoa học với sáu giả thuyết trọng tâm. Quan hệ nền giữa quốc tế hóa và hiệu quả hoạt động doanh nghiệp mang dạng phi tuyến — cụ thể là dạng inverted-U — với chi phí thâm nhập và thích nghi cao ở giai đoạn đầu và lợi ích quy mô, học hỏi và đa dạng hóa thị trường ở giai đoạn sau, đến khi chi phí điều phối vượt quá lợi ích sẽ dẫn đến sự suy giảm hiệu quả. Technological capability index (TCI) điều tiết dương quan hệ I–P bằng cách mở rộng biên thích nghi và tăng cường khả năng khai thác lợi thế cạnh tranh ở thị trường quốc tế. Chỉ số chấp nhận số (DAI) — được hiểu là proxy foundational digital adoption — có tác động điều tiết không đơn điệu và phụ thuộc vào chế độ thể chế: ở các nền kinh tế có thể chế tốt, DAI khuếch đại lợi ích của quốc tế hóa; ở các nền kinh tế với thể chế yếu, DAI có thể khuếch đại chi phí điều phối khi mức độ quốc tế hóa vượt ngưỡng. Bối cảnh thể chế, đo bằng sub-regime ICRV, điều tiết cả dạng và độ lớn của quan hệ I–P, tạo ra gradient từ tác động dương lớn ở Advanced Innovation-Driven đến tác động âm ở Frontier và SIDS extreme. Đặc điểm nhà quản trị cấp cao — cụ thể là kinh nghiệm quốc tế và đa dạng giới tính — điều tiết dương quan hệ I–P thông qua cơ chế tăng cường nhận diện cơ hội và quản trị rủi ro. Ngoài sáu giả thuyết trọng tâm H1–H6, luận án phát biểu thêm giả thuyết điều kiện biên H1b: tại các nền kinh tế SIDS (ICRV Nhóm VI), nơi ba điều kiện cấu trúc tối thiểu đồng thời bị vi phạm — thị trường nội địa quá nhỏ, chi phí thương mại cực cao, và thiếu hỗ trợ thể chế — quan hệ I–P chuyển từ dạng chữ U ngược sang quan hệ</w:t>
       </w:r>
       <w:r>
         <w:t xml:space="preserve"> </w:t>
@@ -329,7 +329,7 @@
         <w:t xml:space="preserve">âm đơn điệu không có điểm uốn</w:t>
       </w:r>
       <w:r>
-        <w:t xml:space="preserve">, được gọi là gánh nặng quốc tế hóa bắt buộc (Forced Internationalization Penalty, FIP). Chi tiết toàn bộ hệ giả thuyết H1–H6 và H1b được trình bày đầy đủ trong Chương 2 của luận án.</w:t>
+        <w:t xml:space="preserve">, được gọi là gánh nặng quốc tế hóa bắt buộc (Forced Internationalization Penalty — FIP). Chi tiết toàn bộ hệ giả thuyết H1–H6 và H1b được trình bày đầy đủ trong Chương 2 của luận án.</w:t>
       </w:r>
     </w:p>
     <w:p>
@@ -363,7 +363,7 @@
         <w:pStyle w:val="FirstParagraph"/>
       </w:pPr>
       <w:r>
-        <w:t xml:space="preserve">Về mặt lý thuyết, luận án đóng góp vào literature kinh doanh quốc tế theo ba hướng chính. Hướng thứ nhất là tích hợp bốn lý thuyết kinh điển, Uppsala model, Resource-Based View, Institutional Theory và Upper Echelons Theory, vào một khung giải thích đa tầng thống nhất, bổ sung bởi digital capability lens để phản ánh chuyển đổi số đương đại. Khung này không chỉ là sự ghép nối cơ học các lý thuyết mà là một kiến trúc lý thuyết có tính nhất quán nội tại, trong đó mỗi tầng giải thích một loại heterogeneity khác nhau trong quan hệ I–P. Hướng thứ hai là phân tách rõ ràng technological capability (TCI) và chỉ số chấp nhận số (DAI) như hai construct lý thuyết độc lập, dựa trên các nền tảng khái niệm khác nhau từ Bharadwaj et al. (2013), Verhoef et al. (2021), và Coltman et al. (2008). Sự phân tách này bổ sung vào thiếu hụt khái niệm quan trọng trong literature về số hóa và quốc tế hóa. Hướng thứ ba là tái định vị Uppsala model trong bối cảnh kỷ nguyên AI bằng cách mở rộng cơ chế học hỏi để bao gồm "data-augmented learning", phù hợp với xu hướng digitally-facilitated internationalization (Banalieva &amp; Dhanaraj, 2019; Yang et al., 2025). Hướng thứ tư là đề xuất và đặt tên lý thuyết cho</w:t>
+        <w:t xml:space="preserve">Về mặt lý thuyết, luận án đóng góp vào literature kinh doanh quốc tế theo ba hướng chính. Hướng thứ nhất là tích hợp bốn lý thuyết kinh điển — Uppsala model, Resource-Based View, Institutional Theory và Upper Echelons Theory — vào một khung giải thích đa tầng thống nhất, bổ sung bởi digital capability lens để phản ánh chuyển đổi số đương đại. Khung này không chỉ là sự ghép nối cơ học các lý thuyết mà là một kiến trúc lý thuyết có tính nhất quán nội tại, trong đó mỗi tầng giải thích một loại heterogeneity khác nhau trong quan hệ I–P. Hướng thứ hai là phân tách rõ ràng technological capability (TCI) và chỉ số chấp nhận số (DAI) như hai construct lý thuyết độc lập, dựa trên các nền tảng khái niệm khác nhau từ Bharadwaj et al. (2013), Verhoef et al. (2021), và Coltman et al. (2008). Sự phân tách này bổ sung vào thiếu hụt khái niệm quan trọng trong literature về số hóa và quốc tế hóa. Hướng thứ ba là tái định vị Uppsala model trong bối cảnh kỷ nguyên AI bằng cách mở rộng cơ chế học hỏi để bao gồm "data-augmented learning", phù hợp với xu hướng digitally-facilitated internationalization (Banalieva &amp; Dhanaraj, 2019; Yang et al., 2025). Hướng thứ tư là đề xuất và đặt tên lý thuyết cho</w:t>
       </w:r>
       <w:r>
         <w:t xml:space="preserve"> </w:t>
@@ -373,10 +373,13 @@
           <w:bCs/>
           <w:b/>
         </w:rPr>
-        <w:t xml:space="preserve">gánh nặng quốc tế hóa bắt buộc (Forced Internationalization Penalty, FIP)</w:t>
-      </w:r>
-      <w:r>
-        <w:t xml:space="preserve">, một construct lý thuyết mới chưa được định danh trong literature kinh doanh quốc tế, như điều kiện biên cực đoan của mô hình chữ U ngược khi cả ba tầng của khung CDCM (thể chế, năng lực, quản trị) đồng thời ở mức tối thiểu. Bằng chứng thực nghiệm từ chín nền kinh tế SIDS xác nhận quan hệ âm đơn điệu không có điểm uốn, mở ra hướng nghiên cứu mới về điều kiện biên của lý thuyết quốc tế hóa.</w:t>
+        <w:t xml:space="preserve">gánh nặng quốc tế hóa bắt buộc (Forced Internationalization Penalty — FIP)</w:t>
+      </w:r>
+      <w:r>
+        <w:t xml:space="preserve"> </w:t>
+      </w:r>
+      <w:r>
+        <w:t xml:space="preserve">— một construct lý thuyết mới chưa được định danh trong literature kinh doanh quốc tế — như điều kiện biên cực đoan của mô hình chữ U ngược khi cả ba tầng của khung CDCM (thể chế, năng lực, quản trị) đồng thời ở mức tối thiểu. Bằng chứng thực nghiệm từ bảy nền kinh tế Pacific SIDS xác nhận quan hệ âm đơn điệu không có điểm uốn, mở ra hướng nghiên cứu mới về điều kiện biên của lý thuyết quốc tế hóa.</w:t>
       </w:r>
     </w:p>
     <w:bookmarkEnd w:id="30"/>
@@ -412,7 +415,7 @@
         <w:pStyle w:val="FirstParagraph"/>
       </w:pPr>
       <w:r>
-        <w:t xml:space="preserve">Về mặt thực tiễn, luận án cung cấp căn cứ có hệ thống cho hai nhóm đối tượng sử dụng chính. Đối với doanh nghiệp, kết quả phân tích của luận án cho thấy tồn tại ngưỡng tối ưu trong mối quan hệ giữa mức độ xuất khẩu và hiệu quả hoạt động, và ngưỡng này thay đổi theo bối cảnh thể chế và năng lực số của từng doanh nghiệp. Nhà quản trị cần nhận thức được ngưỡng này và đầu tư có chiến lược vào năng lực công nghệ thay vì chỉ tập trung vào digital adoption bề mặt. Đối với nhà hoạch định chính sách, bằng chứng từ luận án gợi ý rằng cải cách thể chế và hỗ trợ chuyển đổi số có thể có hiệu ứng bổ trợ tích cực, được nghiên cứu về 17 nền kinh tế châu Á mới nổi đặt tên là "digital shield effect", trong đó năng lực số làm giảm tác động tiêu cực của rào cản thể chế đối với doanh nghiệp quốc tế hóa (nghiên cứu thành phần P1). Cơ chế này được luận án kiểm định trên phạm vi rộng hơn với 49 nền kinh tế châu Á và Thái Bình Dương.</w:t>
+        <w:t xml:space="preserve">Về mặt thực tiễn, luận án cung cấp căn cứ có hệ thống cho hai nhóm đối tượng sử dụng chính. Đối với doanh nghiệp, kết quả phân tích của luận án cho thấy tồn tại ngưỡng tối ưu trong mối quan hệ giữa mức độ xuất khẩu và hiệu quả hoạt động, và ngưỡng này thay đổi theo bối cảnh thể chế và năng lực số của từng doanh nghiệp. Nhà quản trị cần nhận thức được ngưỡng này và đầu tư có chiến lược vào năng lực công nghệ thay vì chỉ tập trung vào digital adoption bề mặt. Đối với nhà hoạch định chính sách, bằng chứng từ luận án gợi ý rằng cải cách thể chế và hỗ trợ chuyển đổi số có thể có hiệu ứng bổ trợ tích cực — được nghiên cứu về 17 nền kinh tế châu Á mới nổi đặt tên là "digital shield effect" — trong đó năng lực số làm giảm tác động tiêu cực của rào cản thể chế đối với doanh nghiệp quốc tế hóa (nghiên cứu thành phần P1). Cơ chế này được luận án kiểm định trên phạm vi rộng hơn với 49 nền kinh tế châu Á và Thái Bình Dương.</w:t>
       </w:r>
     </w:p>
     <w:p>
@@ -438,7 +441,7 @@
         <w:pStyle w:val="FirstParagraph"/>
       </w:pPr>
       <w:r>
-        <w:t xml:space="preserve">Luận án có năm điểm mới so với các công trình nghiên cứu trước đây. Điểm mới thứ nhất là đề xuất khung tích hợp đa tầng cho quan hệ I–P trong bối cảnh châu Á, kết hợp bốn lý thuyết kinh điển với digital capability lens thành một kiến trúc lý thuyết thống nhất và có khả năng kiểm định. Không có nghiên cứu trước nào trong bối cảnh châu Á xây dựng khung tích hợp đầy đủ ba tầng điều tiết này theo cách có hệ thống. Điểm mới thứ hai là phân tách TCI và chỉ số chấp nhận số (DAI) như hai construct không trùng lặp, kiểm định chúng riêng biệt trong cùng một mô hình để làm rõ cơ chế tác động khác nhau của hai loại năng lực số đó. Sự phân tách này khắc phục hạn chế của các nghiên cứu trước thường gộp chung hai construct có bản chất khác nhau. Điểm mới thứ ba là phát triển và áp dụng khung phân loại thể chế ICRV với 6 sub-regime cho 49 nền kinh tế, bao gồm cả 9 nền kinh tế SIDS liền kề như boundary case cực đoan, đây là lần đầu tiên một hệ thống phân loại đủ mịn như vậy được áp dụng trong nghiên cứu thực nghiệm về quan hệ I–P tại châu Á. Điểm mới thứ tư là pool dữ liệu lớn nhất từ trước đến nay cho nghiên cứu đa quốc gia về quan hệ I–P tại châu Á, với 91.982 doanh nghiệp từ 49 nền kinh tế châu Á và Thái Bình Dương, mở rộng đáng kể từ pool 17 nước (nghiên cứu thành phần P1) là nền tảng hiện có lớn nhất trước khi luận án hoàn thành. Điểm mới thứ năm là kiểm định temporal stability của turning point trong quan hệ I–P tại Trung Quốc, cho phép đánh giá liệu cấu trúc phi tuyến đó có ổn định qua hơn một thập kỷ chuyển đổi số hay không. Kết quả phân tích của luận án cho thấy turning point tương đối ổn định qua hai thời điểm quan sát, cung cấp bằng chứng về tính bền vững của cấu trúc I–P phi tuyến ở Trung Quốc dù bối cảnh kinh tế có nhiều thay đổi. Điểm mới thứ sáu là phát hiện và đặt tên lý thuyết cho</w:t>
+        <w:t xml:space="preserve">Luận án có năm điểm mới so với các công trình nghiên cứu trước đây. Điểm mới thứ nhất là đề xuất khung tích hợp đa tầng cho quan hệ I–P trong bối cảnh châu Á, kết hợp bốn lý thuyết kinh điển với digital capability lens thành một kiến trúc lý thuyết thống nhất và có khả năng kiểm định. Không có nghiên cứu trước nào trong bối cảnh châu Á xây dựng khung tích hợp đầy đủ ba tầng điều tiết này theo cách có hệ thống. Điểm mới thứ hai là phân tách TCI và chỉ số chấp nhận số (DAI) như hai construct không trùng lặp, kiểm định chúng riêng biệt trong cùng một mô hình để làm rõ cơ chế tác động khác nhau của hai loại năng lực số đó. Sự phân tách này khắc phục hạn chế của các nghiên cứu trước thường gộp chung hai construct có bản chất khác nhau. Điểm mới thứ ba là phát triển và áp dụng khung phân loại thể chế ICRV với 6 sub-regime cho 49 nền kinh tế, bao gồm cả 7 nền kinh tế Pacific SIDS liền kề như boundary case cực đoan, đây là lần đầu tiên một hệ thống phân loại đủ mịn như vậy được áp dụng trong nghiên cứu thực nghiệm về quan hệ I–P tại châu Á. Điểm mới thứ tư là pool dữ liệu lớn nhất từ trước đến nay cho nghiên cứu đa quốc gia về quan hệ I–P tại châu Á, với 91.982 doanh nghiệp từ 49 nền kinh tế châu Á và Thái Bình Dương, mở rộng đáng kể từ pool 17 nước (nghiên cứu thành phần P1) là nền tảng hiện có lớn nhất trước khi luận án hoàn thành. Điểm mới thứ năm là kiểm định temporal stability của turning point trong quan hệ I–P tại Trung Quốc, cho phép đánh giá liệu cấu trúc phi tuyến đó có ổn định qua hơn một thập kỷ chuyển đổi số hay không. Kết quả phân tích của luận án cho thấy turning point tương đối ổn định qua hai thời điểm quan sát, cung cấp bằng chứng về tính bền vững của cấu trúc I–P phi tuyến ở Trung Quốc dù bối cảnh kinh tế có nhiều thay đổi. Điểm mới thứ sáu là phát hiện và đặt tên lý thuyết cho</w:t>
       </w:r>
       <w:r>
         <w:t xml:space="preserve"> </w:t>
@@ -448,13 +451,13 @@
           <w:bCs/>
           <w:b/>
         </w:rPr>
-        <w:t xml:space="preserve">gánh nặng quốc tế hóa bắt buộc (Forced Internationalization Penalty, FIP)</w:t>
-      </w:r>
-      <w:r>
-        <w:t xml:space="preserve"> </w:t>
-      </w:r>
-      <w:r>
-        <w:t xml:space="preserve">tại chín nền kinh tế SIDS, lần đầu tiên trong literature kinh doanh quốc tế, một trường hợp quan hệ I–P âm đơn điệu không có điểm uốn được ghi nhận và biện minh lý thuyết bằng ba điều kiện cấu trúc vi phạm đồng thời, mở ra hướng nghiên cứu mới về điều kiện biên của các lý thuyết quốc tế hóa phổ quát.</w:t>
+        <w:t xml:space="preserve">gánh nặng quốc tế hóa bắt buộc (Forced Internationalization Penalty — FIP)</w:t>
+      </w:r>
+      <w:r>
+        <w:t xml:space="preserve"> </w:t>
+      </w:r>
+      <w:r>
+        <w:t xml:space="preserve">tại bảy nền kinh tế Pacific SIDS — lần đầu tiên trong literature kinh doanh quốc tế, một trường hợp quan hệ I–P âm đơn điệu không có điểm uốn được ghi nhận và biện minh lý thuyết bằng ba điều kiện cấu trúc vi phạm đồng thời, mở ra hướng nghiên cứu mới về điều kiện biên của các lý thuyết quốc tế hóa phổ quát.</w:t>
       </w:r>
     </w:p>
     <w:p>
@@ -479,7 +482,7 @@
         <w:pStyle w:val="FirstParagraph"/>
       </w:pPr>
       <w:r>
-        <w:t xml:space="preserve">Luận án được tổ chức thành năm chương theo chuẩn luận án tiến sĩ truyền thống tại Trường Kinh tế, Đại học Cần Thơ. Chương 1, Giới thiệu, đặt vấn đề nghiên cứu, xác định khoảng trống, trình bày mục tiêu, câu hỏi nghiên cứu, phạm vi, phương pháp luận, giả thuyết khoa học tóm tắt, ý nghĩa, tính mới và cấu trúc của luận án. Chương 2, Cơ sở lý thuyết và tổng quan tài liệu, xây dựng khung lý thuyết tích hợp đa tầng, tổng quan bằng chứng thực nghiệm đã có, và phát triển hệ giả thuyết H1–H6 dựa trên khoảng trống và logic lý thuyết. Chương 3, Phương pháp nghiên cứu, trình bày chi tiết thiết kế nghiên cứu, nguồn dữ liệu, cách đo lường biến, mô hình phân tích và chiến lược kiểm định độ vững. Chương 4, Kết quả nghiên cứu, trình bày kết quả ở ba cấp độ phân tích: meta-analysis cập nhật 1982–2026, phân tích theo bối cảnh quốc gia cụ thể, và phân tích đa quốc gia capstone trên pool đầy đủ 49 nền kinh tế. Chương 5, Thảo luận và kết luận, tích hợp các phát hiện từ Chương 4 vào khung lý thuyết ở Chương 2, thảo luận đóng góp khoa học, hàm ý quản trị và chính sách, hạn chế của nghiên cứu và hướng nghiên cứu tiếp theo.</w:t>
+        <w:t xml:space="preserve">Luận án được tổ chức thành năm chương theo chuẩn luận án tiến sĩ truyền thống tại Trường Kinh tế, Đại học Cần Thơ. Chương 1 — Giới thiệu — đặt vấn đề nghiên cứu, xác định khoảng trống, trình bày mục tiêu, câu hỏi nghiên cứu, phạm vi, phương pháp luận, giả thuyết khoa học tóm tắt, ý nghĩa, tính mới và cấu trúc của luận án. Chương 2 — Cơ sở lý thuyết và tổng quan tài liệu — xây dựng khung lý thuyết tích hợp đa tầng, tổng quan bằng chứng thực nghiệm đã có, và phát triển hệ giả thuyết H1–H6 dựa trên khoảng trống và logic lý thuyết. Chương 3 — Phương pháp nghiên cứu — trình bày chi tiết thiết kế nghiên cứu, nguồn dữ liệu, cách đo lường biến, mô hình phân tích và chiến lược kiểm định độ vững. Chương 4 — Kết quả nghiên cứu — trình bày kết quả ở ba cấp độ phân tích: meta-analysis cập nhật 1982–2026, phân tích theo bối cảnh quốc gia cụ thể, và phân tích đa quốc gia capstone trên pool đầy đủ 49 nền kinh tế. Chương 5 — Thảo luận và kết luận — tích hợp các phát hiện từ Chương 4 vào khung lý thuyết ở Chương 2, thảo luận đóng góp khoa học, hàm ý quản trị và chính sách, hạn chế của nghiên cứu và hướng nghiên cứu tiếp theo.</w:t>
       </w:r>
     </w:p>
     <w:p>
@@ -491,13 +494,13 @@
           <w:bCs/>
           <w:b/>
         </w:rPr>
-        <w:t xml:space="preserve">Roadmap sáu nghiên cứu thành phần (P3–P8):</w:t>
-      </w:r>
-      <w:r>
-        <w:t xml:space="preserve"> </w:t>
-      </w:r>
-      <w:r>
-        <w:t xml:space="preserve">Luận án tích hợp sáu nghiên cứu thành phần được công bố hoặc đang trong quá trình xem xét tại các tạp chí ISI/Scopus.</w:t>
+        <w:t xml:space="preserve">Roadmap bảy nghiên cứu thành phần (P3–P9):</w:t>
+      </w:r>
+      <w:r>
+        <w:t xml:space="preserve"> </w:t>
+      </w:r>
+      <w:r>
+        <w:t xml:space="preserve">Luận án tích hợp bảy nghiên cứu thành phần được công bố hoặc đang trong quá trình xem xét tại các tạp chí ISI/Scopus.</w:t>
       </w:r>
       <w:r>
         <w:t xml:space="preserve"> </w:t>
@@ -513,7 +516,7 @@
         <w:t xml:space="preserve"> </w:t>
       </w:r>
       <w:r>
-        <w:t xml:space="preserve">(Việt Nam, JABS, under review): kiểm định inverted-U tại Nhóm IV ICRV, turning point = 39, 3–46, 2% FSTS, TCI là level-shifter có ý nghĩa.</w:t>
+        <w:t xml:space="preserve">(Việt Nam — JABS, under review): kiểm định inverted-U tại Nhóm IV ICRV, turning point = 39,3–46,2% FSTS, TCI là level-shifter có ý nghĩa.</w:t>
       </w:r>
       <w:r>
         <w:t xml:space="preserve"> </w:t>
@@ -529,7 +532,7 @@
         <w:t xml:space="preserve"> </w:t>
       </w:r>
       <w:r>
-        <w:t xml:space="preserve">(Singapore, MIR, under review): kiểm định tại Nhóm I ICRV, turning point ≈ 88, 6% (khoảng tin cậy rất rộng và vượt ngưỡng khả thi của FSTS, nên không định vị tin cậy, xem §4.3), DAI Tier-1+2 khuếch đại đường cong I–P.</w:t>
+        <w:t xml:space="preserve">(Singapore — MIR, under review): kiểm định tại Nhóm I ICRV, turning point ≈ 88,6% (khoảng tin cậy rất rộng và vượt ngưỡng khả thi của FSTS, nên không định vị tin cậy — xem §4.3), DAI Tier-1+2 khuếch đại đường cong I–P.</w:t>
       </w:r>
       <w:r>
         <w:t xml:space="preserve"> </w:t>
@@ -545,7 +548,7 @@
         <w:t xml:space="preserve"> </w:t>
       </w:r>
       <w:r>
-        <w:t xml:space="preserve">(Trung Quốc, IJOEM, under review): kiểm định temporal stability, turning point ổn định qua 2012–2024 (≈ 48, 78%, Paternoster z = 0, 82, p =, 412).</w:t>
+        <w:t xml:space="preserve">(Trung Quốc — IJOEM, under review): kiểm định temporal stability, turning point ổn định qua 2012–2024 (≈ 48,78%, Paternoster z = 0,82, p = ,412).</w:t>
       </w:r>
       <w:r>
         <w:t xml:space="preserve"> </w:t>
@@ -561,7 +564,7 @@
         <w:t xml:space="preserve"> </w:t>
       </w:r>
       <w:r>
-        <w:t xml:space="preserve">(meta-analysis ba tầng, IBR, under review): k = 238 nghiên cứu, r̄ = 0, 074, I² = 62, 4%, gradient ICRV Q_M = 17, 35 (df = 4, p =, 002).</w:t>
+        <w:t xml:space="preserve">(meta-analysis ba tầng — IBR, under review): k = 238 nghiên cứu, r̄ = 0,074, I² = 62,4%, gradient ICRV Q_M = 17,35 (df = 4, p = ,002).</w:t>
       </w:r>
       <w:r>
         <w:t xml:space="preserve"> </w:t>
@@ -577,7 +580,7 @@
         <w:t xml:space="preserve"> </w:t>
       </w:r>
       <w:r>
-        <w:t xml:space="preserve">(49 nền kinh tế, JIBS, under revision): N = 84.910 quan sát, turning point trung bình ~36%, DAI×ICRV (p =, 012), kiểm định tích hợp CDCM đầu tiên ở quy mô liên quốc gia lớn.</w:t>
+        <w:t xml:space="preserve">(49 nền kinh tế — JIBS, under revision): N = 84.910 quan sát, turning point trung bình ~36%, DAI×ICRV (p = ,012), kiểm định tích hợp CDCM đầu tiên ở quy mô liên quốc gia lớn.</w:t>
       </w:r>
       <w:r>
         <w:t xml:space="preserve"> </w:t>
@@ -593,7 +596,7 @@
         <w:t xml:space="preserve"> </w:t>
       </w:r>
       <w:r>
-        <w:t xml:space="preserve">(SIDS, World Development, under revision): boundary condition FIP, quan hệ âm đơn điệu (</w:t>
+        <w:t xml:space="preserve">(SIDS — World Development, under revision): boundary condition FIP, quan hệ âm đơn điệu (</w:t>
       </w:r>
       <m:oMath>
         <m:sSub>
@@ -632,7 +635,7 @@
           <m:t>−</m:t>
         </m:r>
         <m:r>
-          <m:t>0</m:t>
+          <m:t>1</m:t>
         </m:r>
         <m:r>
           <m:rPr>
@@ -641,7 +644,7 @@
           <m:t>,</m:t>
         </m:r>
         <m:r>
-          <m:t>404</m:t>
+          <m:t>339</m:t>
         </m:r>
       </m:oMath>
       <w:r>
@@ -667,11 +670,104 @@
           <m:t>,</m:t>
         </m:r>
         <m:r>
-          <m:t>05</m:t>
+          <m:t>001</m:t>
         </m:r>
       </m:oMath>
       <w:r>
-        <w:t xml:space="preserve">), xác nhận H1b tại chín nền kinh tế SIDS. Kết quả P3–P8 được trình bày chi tiết trong Chương 4 và tích hợp vào bàn luận CDCM trong Chương 5.</w:t>
+        <w:t xml:space="preserve">), xác nhận H1b tại bảy nền kinh tế Pacific SIDS.</w:t>
+      </w:r>
+      <w:r>
+        <w:t xml:space="preserve"> </w:t>
+      </w:r>
+      <w:r>
+        <w:rPr>
+          <w:bCs/>
+          <w:b/>
+        </w:rPr>
+        <w:t xml:space="preserve">P9</w:t>
+      </w:r>
+      <w:r>
+        <w:t xml:space="preserve"> </w:t>
+      </w:r>
+      <w:r>
+        <w:t xml:space="preserve">(Ấn Độ — MIR/IJOEM, đang bình duyệt): độ bền ngưỡng I–P qua ba đợt WBES 2014–2025 (~29.000 doanh nghiệp), phát hiện</w:t>
+      </w:r>
+      <w:r>
+        <w:t xml:space="preserve"> </w:t>
+      </w:r>
+      <w:r>
+        <w:rPr>
+          <w:bCs/>
+          <w:b/>
+        </w:rPr>
+        <w:t xml:space="preserve">tan biến</w:t>
+      </w:r>
+      <w:r>
+        <w:t xml:space="preserve"> </w:t>
+      </w:r>
+      <w:r>
+        <w:t xml:space="preserve">điểm uốn chữ U ngược dưới biến động thể chế cực đoan (TP 61,8% → 40,7% → tan biến; Paternoster</w:t>
+      </w:r>
+      <w:r>
+        <w:t xml:space="preserve"> </w:t>
+      </w:r>
+      <m:oMath>
+        <m:r>
+          <m:t>z</m:t>
+        </m:r>
+        <m:r>
+          <m:rPr>
+            <m:sty m:val="p"/>
+          </m:rPr>
+          <m:t>=</m:t>
+        </m:r>
+        <m:r>
+          <m:rPr>
+            <m:sty m:val="p"/>
+          </m:rPr>
+          <m:t>−</m:t>
+        </m:r>
+        <m:r>
+          <m:t>7</m:t>
+        </m:r>
+        <m:r>
+          <m:rPr>
+            <m:sty m:val="p"/>
+          </m:rPr>
+          <m:t>,</m:t>
+        </m:r>
+        <m:r>
+          <m:t>94</m:t>
+        </m:r>
+      </m:oMath>
+      <w:r>
+        <w:t xml:space="preserve">,</w:t>
+      </w:r>
+      <w:r>
+        <w:t xml:space="preserve"> </w:t>
+      </w:r>
+      <m:oMath>
+        <m:r>
+          <m:t>p</m:t>
+        </m:r>
+        <m:r>
+          <m:rPr>
+            <m:sty m:val="p"/>
+          </m:rPr>
+          <m:t>&lt;</m:t>
+        </m:r>
+        <m:r>
+          <m:rPr>
+            <m:sty m:val="p"/>
+          </m:rPr>
+          <m:t>,</m:t>
+        </m:r>
+        <m:r>
+          <m:t>0001</m:t>
+        </m:r>
+      </m:oMath>
+      <w:r>
+        <w:t xml:space="preserve">), kèm tương tác DAI Tier-2/UPI âm. Kết quả P3–P9 được trình bày chi tiết trong Chương 4 và tích hợp vào bàn luận CDCM trong Chương 5.</w:t>
       </w:r>
     </w:p>
     <w:p>
@@ -690,12 +786,15 @@
           <w:iCs/>
           <w:i/>
         </w:rPr>
-        <w:t xml:space="preserve">Chú thích về ký hiệu và thuật ngữ: Trong toàn bộ luận án, "quốc tế hóa" (internationalization) được đo chủ yếu bằng tỷ lệ doanh thu nước ngoài trên tổng doanh thu (FSTS) hoặc export intensity; "hiệu quả hoạt động" (firm performance) được đo chủ yếu bằng năng suất lao động (labor productivity), bổ sung bằng ROS và sales growth trong các kiểm định độ vững; TCI là technological capability index; DAI là chỉ số chấp nhận số (digital adoption index), được hiểu như proxy foundational digital adoption; ICRV là khung phân loại thể chế 6 nhóm được phát triển cho luận án này; WBES là World Bank Enterprise Surveys.</w:t>
+        <w:t xml:space="preserve">Chú thích về ký hiệu và thuật ngữ: Trong toàn bộ luận án, "quốc tế hóa" (internationalization) được đo chủ yếu bằng tỷ lệ doanh thu nước ngoài trên tổng doanh thu (FSTS) hoặc export intensity; "hiệu quả hoạt động" (firm performance) được đo chủ yếu bằng năng suất lao động (labor productivity), bổ sung bằng ROS và sales growth trong các kiểm định độ vững; TCI là technological capability index; DAI là chỉ số chấp nhận số (digital adoption index) — được hiểu như proxy foundational digital adoption; ICRV là khung phân loại thể chế 6 nhóm được phát triển cho luận án này; WBES là World Bank Enterprise Surveys.</w:t>
       </w:r>
     </w:p>
     <w:bookmarkEnd w:id="35"/>
     <w:bookmarkEnd w:id="36"/>
-    <w:sectPr/>
+    <w:sectPr>
+      <w:pgSz w:h="16838" w:w="11906"/>
+      <w:pgMar w:bottom="1134" w:left="1701" w:right="1134" w:top="1134"/>
+    </w:sectPr>
   </w:body>
 </w:document>
 </file>
@@ -828,29 +927,59 @@
   <w:style w:default="1" w:styleId="Normal" w:type="paragraph">
     <w:name w:val="Normal"/>
     <w:qFormat/>
+    <w:pPr>
+      <w:spacing w:line="360" w:lineRule="auto"/>
+      <w:jc w:val="both"/>
+    </w:pPr>
+    <w:rPr>
+      <w:rFonts w:ascii="Times New Roman" w:eastAsia="Times New Roman" w:hAnsi="Times New Roman"/>
+      <w:color w:val="000000"/>
+      <w:sz w:val="26"/>
+    </w:rPr>
   </w:style>
   <w:style w:styleId="BodyText" w:type="paragraph">
     <w:name w:val="Body Text"/>
     <w:basedOn w:val="Normal"/>
     <w:link w:val="BodyTextChar"/>
     <w:pPr>
-      <w:spacing w:after="180" w:before="180"/>
-    </w:pPr>
-    <w:qFormat/>
+      <w:spacing w:after="180" w:before="180" w:line="360" w:lineRule="auto"/>
+      <w:jc w:val="both"/>
+    </w:pPr>
+    <w:qFormat/>
+    <w:rPr>
+      <w:rFonts w:ascii="Times New Roman" w:eastAsia="Times New Roman" w:hAnsi="Times New Roman"/>
+      <w:color w:val="000000"/>
+      <w:sz w:val="26"/>
+    </w:rPr>
   </w:style>
   <w:style w:customStyle="1" w:styleId="FirstParagraph" w:type="paragraph">
     <w:name w:val="First Paragraph"/>
     <w:basedOn w:val="BodyText"/>
     <w:next w:val="BodyText"/>
     <w:qFormat/>
+    <w:pPr>
+      <w:spacing w:line="360" w:lineRule="auto"/>
+      <w:jc w:val="both"/>
+    </w:pPr>
+    <w:rPr>
+      <w:rFonts w:ascii="Times New Roman" w:eastAsia="Times New Roman" w:hAnsi="Times New Roman"/>
+      <w:color w:val="000000"/>
+      <w:sz w:val="26"/>
+    </w:rPr>
   </w:style>
   <w:style w:customStyle="1" w:styleId="Compact" w:type="paragraph">
     <w:name w:val="Compact"/>
     <w:basedOn w:val="BodyText"/>
     <w:qFormat/>
     <w:pPr>
-      <w:spacing w:after="36" w:before="36"/>
-    </w:pPr>
+      <w:spacing w:after="36" w:before="36" w:line="360" w:lineRule="auto"/>
+      <w:jc w:val="both"/>
+    </w:pPr>
+    <w:rPr>
+      <w:rFonts w:ascii="Times New Roman" w:eastAsia="Times New Roman" w:hAnsi="Times New Roman"/>
+      <w:color w:val="000000"/>
+      <w:sz w:val="26"/>
+    </w:rPr>
   </w:style>
   <w:style w:styleId="Title" w:type="paragraph">
     <w:name w:val="Title"/>
@@ -860,15 +989,15 @@
     <w:pPr>
       <w:keepNext/>
       <w:keepLines/>
-      <w:spacing w:after="240" w:before="480"/>
-      <w:jc w:val="center"/>
-    </w:pPr>
-    <w:rPr>
-      <w:rFonts w:asciiTheme="majorHAnsi" w:cstheme="majorBidi" w:eastAsiaTheme="majorEastAsia" w:hAnsiTheme="majorHAnsi"/>
+      <w:spacing w:after="240" w:before="480" w:line="360" w:lineRule="auto"/>
+      <w:jc w:val="both"/>
+    </w:pPr>
+    <w:rPr>
+      <w:rFonts w:ascii="Times New Roman" w:asciiTheme="majorHAnsi" w:cstheme="majorBidi" w:eastAsia="Times New Roman" w:eastAsiaTheme="majorEastAsia" w:hAnsi="Times New Roman" w:hAnsiTheme="majorHAnsi"/>
       <w:b/>
       <w:bCs/>
-      <w:color w:themeColor="accent1" w:themeShade="B5" w:val="345A8A"/>
-      <w:sz w:val="36"/>
+      <w:color w:val="000000"/>
+      <w:sz w:val="26"/>
       <w:szCs w:val="36"/>
     </w:rPr>
   </w:style>
@@ -880,11 +1009,13 @@
     <w:pPr>
       <w:keepNext/>
       <w:keepLines/>
-      <w:spacing w:after="240" w:before="240"/>
-      <w:jc w:val="center"/>
-    </w:pPr>
-    <w:rPr>
-      <w:sz w:val="30"/>
+      <w:spacing w:after="240" w:before="240" w:line="360" w:lineRule="auto"/>
+      <w:jc w:val="both"/>
+    </w:pPr>
+    <w:rPr>
+      <w:rFonts w:ascii="Times New Roman" w:eastAsia="Times New Roman" w:hAnsi="Times New Roman"/>
+      <w:color w:val="000000"/>
+      <w:sz w:val="26"/>
       <w:szCs w:val="30"/>
     </w:rPr>
   </w:style>
@@ -895,8 +1026,14 @@
     <w:pPr>
       <w:keepNext/>
       <w:keepLines/>
-      <w:jc w:val="center"/>
-    </w:pPr>
+      <w:spacing w:line="360" w:lineRule="auto"/>
+      <w:jc w:val="both"/>
+    </w:pPr>
+    <w:rPr>
+      <w:rFonts w:ascii="Times New Roman" w:eastAsia="Times New Roman" w:hAnsi="Times New Roman"/>
+      <w:color w:val="000000"/>
+      <w:sz w:val="26"/>
+    </w:rPr>
   </w:style>
   <w:style w:styleId="Date" w:type="paragraph">
     <w:name w:val="Date"/>
@@ -905,8 +1042,14 @@
     <w:pPr>
       <w:keepNext/>
       <w:keepLines/>
-      <w:jc w:val="center"/>
-    </w:pPr>
+      <w:spacing w:line="360" w:lineRule="auto"/>
+      <w:jc w:val="both"/>
+    </w:pPr>
+    <w:rPr>
+      <w:rFonts w:ascii="Times New Roman" w:eastAsia="Times New Roman" w:hAnsi="Times New Roman"/>
+      <w:color w:val="000000"/>
+      <w:sz w:val="26"/>
+    </w:rPr>
   </w:style>
   <w:style w:customStyle="1" w:styleId="AbstractTitle" w:type="paragraph">
     <w:name w:val="Abstract Title"/>
@@ -916,15 +1059,15 @@
     <w:pPr>
       <w:keepNext/>
       <w:keepLines/>
-      <w:jc w:val="center"/>
-      <w:spacing w:after="0" w:before="300"/>
-    </w:pPr>
-    <w:rPr>
-      <w:sz w:val="20"/>
+      <w:jc w:val="both"/>
+      <w:spacing w:after="0" w:before="300" w:line="360" w:lineRule="auto"/>
+    </w:pPr>
+    <w:rPr>
+      <w:color w:val="000000"/>
+      <w:sz w:val="26"/>
       <w:szCs w:val="20"/>
+      <w:rFonts w:ascii="Times New Roman" w:eastAsia="Times New Roman" w:hAnsi="Times New Roman"/>
       <w:b/>
-      <w:color w:val="345A8A"/>
-      &gt;
     </w:rPr>
   </w:style>
   <w:style w:customStyle="1" w:styleId="Abstract" w:type="paragraph">
@@ -935,10 +1078,13 @@
     <w:pPr>
       <w:keepNext/>
       <w:keepLines/>
-      <w:spacing w:after="300" w:before="100"/>
-    </w:pPr>
-    <w:rPr>
-      <w:sz w:val="20"/>
+      <w:spacing w:after="300" w:before="100" w:line="360" w:lineRule="auto"/>
+      <w:jc w:val="both"/>
+    </w:pPr>
+    <w:rPr>
+      <w:rFonts w:ascii="Times New Roman" w:eastAsia="Times New Roman" w:hAnsi="Times New Roman"/>
+      <w:color w:val="000000"/>
+      <w:sz w:val="26"/>
       <w:szCs w:val="20"/>
     </w:rPr>
   </w:style>
@@ -947,8 +1093,15 @@
     <w:basedOn w:val="Normal"/>
     <w:next w:val="Bibliography"/>
     <w:qFormat/>
-    <w:pPr/>
-    <w:rPr/>
+    <w:pPr>
+      <w:spacing w:line="360" w:lineRule="auto"/>
+      <w:jc w:val="both"/>
+    </w:pPr>
+    <w:rPr>
+      <w:rFonts w:ascii="Times New Roman" w:eastAsia="Times New Roman" w:hAnsi="Times New Roman"/>
+      <w:color w:val="000000"/>
+      <w:sz w:val="26"/>
+    </w:rPr>
   </w:style>
   <w:style w:styleId="Heading1" w:type="paragraph">
     <w:name w:val="Heading 1"/>
@@ -959,15 +1112,16 @@
     <w:pPr>
       <w:keepNext/>
       <w:keepLines/>
-      <w:spacing w:after="0" w:before="480"/>
+      <w:spacing w:after="0" w:before="480" w:line="360" w:lineRule="auto"/>
+      <w:jc w:val="both"/>
       <w:outlineLvl w:val="0"/>
     </w:pPr>
     <w:rPr>
-      <w:rFonts w:asciiTheme="majorHAnsi" w:cstheme="majorBidi" w:eastAsiaTheme="majorEastAsia" w:hAnsiTheme="majorHAnsi"/>
+      <w:rFonts w:ascii="Times New Roman" w:asciiTheme="majorHAnsi" w:cstheme="majorBidi" w:eastAsia="Times New Roman" w:eastAsiaTheme="majorEastAsia" w:hAnsi="Times New Roman" w:hAnsiTheme="majorHAnsi"/>
       <w:b/>
       <w:bCs/>
-      <w:color w:themeColor="accent1" w:val="4F81BD"/>
-      <w:sz w:val="32"/>
+      <w:color w:val="000000"/>
+      <w:sz w:val="26"/>
       <w:szCs w:val="32"/>
     </w:rPr>
   </w:style>
@@ -981,15 +1135,16 @@
     <w:pPr>
       <w:keepNext/>
       <w:keepLines/>
-      <w:spacing w:after="0" w:before="200"/>
+      <w:spacing w:after="0" w:before="200" w:line="360" w:lineRule="auto"/>
+      <w:jc w:val="both"/>
       <w:outlineLvl w:val="1"/>
     </w:pPr>
     <w:rPr>
-      <w:rFonts w:asciiTheme="majorHAnsi" w:cstheme="majorBidi" w:eastAsiaTheme="majorEastAsia" w:hAnsiTheme="majorHAnsi"/>
+      <w:rFonts w:ascii="Times New Roman" w:asciiTheme="majorHAnsi" w:cstheme="majorBidi" w:eastAsia="Times New Roman" w:eastAsiaTheme="majorEastAsia" w:hAnsi="Times New Roman" w:hAnsiTheme="majorHAnsi"/>
       <w:b/>
       <w:bCs/>
-      <w:color w:themeColor="accent1" w:val="4F81BD"/>
-      <w:sz w:val="28"/>
+      <w:color w:val="000000"/>
+      <w:sz w:val="26"/>
       <w:szCs w:val="28"/>
     </w:rPr>
   </w:style>
@@ -1003,15 +1158,16 @@
     <w:pPr>
       <w:keepNext/>
       <w:keepLines/>
-      <w:spacing w:after="0" w:before="200"/>
+      <w:spacing w:after="0" w:before="200" w:line="360" w:lineRule="auto"/>
+      <w:jc w:val="both"/>
       <w:outlineLvl w:val="2"/>
     </w:pPr>
     <w:rPr>
-      <w:rFonts w:asciiTheme="majorHAnsi" w:cstheme="majorBidi" w:eastAsiaTheme="majorEastAsia" w:hAnsiTheme="majorHAnsi"/>
+      <w:rFonts w:ascii="Times New Roman" w:asciiTheme="majorHAnsi" w:cstheme="majorBidi" w:eastAsia="Times New Roman" w:eastAsiaTheme="majorEastAsia" w:hAnsi="Times New Roman" w:hAnsiTheme="majorHAnsi"/>
       <w:b/>
       <w:bCs/>
-      <w:color w:themeColor="accent1" w:val="4F81BD"/>
-      <w:sz w:val="24"/>
+      <w:color w:val="000000"/>
+      <w:sz w:val="26"/>
       <w:szCs w:val="24"/>
     </w:rPr>
   </w:style>
@@ -1025,15 +1181,16 @@
     <w:pPr>
       <w:keepNext/>
       <w:keepLines/>
-      <w:spacing w:after="0" w:before="200"/>
+      <w:spacing w:after="0" w:before="200" w:line="360" w:lineRule="auto"/>
+      <w:jc w:val="both"/>
       <w:outlineLvl w:val="3"/>
     </w:pPr>
     <w:rPr>
-      <w:rFonts w:asciiTheme="majorHAnsi" w:cstheme="majorBidi" w:eastAsiaTheme="majorEastAsia" w:hAnsiTheme="majorHAnsi"/>
+      <w:rFonts w:ascii="Times New Roman" w:asciiTheme="majorHAnsi" w:cstheme="majorBidi" w:eastAsia="Times New Roman" w:eastAsiaTheme="majorEastAsia" w:hAnsi="Times New Roman" w:hAnsiTheme="majorHAnsi"/>
       <w:i/>
       <w:bCs/>
-      <w:color w:themeColor="accent1" w:val="4F81BD"/>
-      <w:sz w:val="24"/>
+      <w:color w:val="000000"/>
+      <w:sz w:val="26"/>
       <w:szCs w:val="24"/>
     </w:rPr>
   </w:style>
@@ -1047,14 +1204,15 @@
     <w:pPr>
       <w:keepNext/>
       <w:keepLines/>
-      <w:spacing w:after="0" w:before="200"/>
+      <w:spacing w:after="0" w:before="200" w:line="360" w:lineRule="auto"/>
+      <w:jc w:val="both"/>
       <w:outlineLvl w:val="4"/>
     </w:pPr>
     <w:rPr>
-      <w:rFonts w:asciiTheme="majorHAnsi" w:cstheme="majorBidi" w:eastAsiaTheme="majorEastAsia" w:hAnsiTheme="majorHAnsi"/>
+      <w:rFonts w:ascii="Times New Roman" w:asciiTheme="majorHAnsi" w:cstheme="majorBidi" w:eastAsia="Times New Roman" w:eastAsiaTheme="majorEastAsia" w:hAnsi="Times New Roman" w:hAnsiTheme="majorHAnsi"/>
       <w:iCs/>
-      <w:color w:themeColor="accent1" w:val="4F81BD"/>
-      <w:sz w:val="24"/>
+      <w:color w:val="000000"/>
+      <w:sz w:val="26"/>
       <w:szCs w:val="24"/>
     </w:rPr>
   </w:style>
@@ -1068,13 +1226,14 @@
     <w:pPr>
       <w:keepNext/>
       <w:keepLines/>
-      <w:spacing w:after="0" w:before="200"/>
+      <w:spacing w:after="0" w:before="200" w:line="360" w:lineRule="auto"/>
+      <w:jc w:val="both"/>
       <w:outlineLvl w:val="5"/>
     </w:pPr>
     <w:rPr>
-      <w:rFonts w:asciiTheme="majorHAnsi" w:cstheme="majorBidi" w:eastAsiaTheme="majorEastAsia" w:hAnsiTheme="majorHAnsi"/>
-      <w:color w:themeColor="accent1" w:val="4F81BD"/>
-      <w:sz w:val="24"/>
+      <w:rFonts w:ascii="Times New Roman" w:asciiTheme="majorHAnsi" w:cstheme="majorBidi" w:eastAsia="Times New Roman" w:eastAsiaTheme="majorEastAsia" w:hAnsi="Times New Roman" w:hAnsiTheme="majorHAnsi"/>
+      <w:color w:val="000000"/>
+      <w:sz w:val="26"/>
       <w:szCs w:val="24"/>
     </w:rPr>
   </w:style>
@@ -1088,13 +1247,14 @@
     <w:pPr>
       <w:keepNext/>
       <w:keepLines/>
-      <w:spacing w:after="0" w:before="200"/>
+      <w:spacing w:after="0" w:before="200" w:line="360" w:lineRule="auto"/>
+      <w:jc w:val="both"/>
       <w:outlineLvl w:val="6"/>
     </w:pPr>
     <w:rPr>
-      <w:rFonts w:asciiTheme="majorHAnsi" w:cstheme="majorBidi" w:eastAsiaTheme="majorEastAsia" w:hAnsiTheme="majorHAnsi"/>
-      <w:color w:themeColor="accent1" w:val="4F81BD"/>
-      <w:sz w:val="24"/>
+      <w:rFonts w:ascii="Times New Roman" w:asciiTheme="majorHAnsi" w:cstheme="majorBidi" w:eastAsia="Times New Roman" w:eastAsiaTheme="majorEastAsia" w:hAnsi="Times New Roman" w:hAnsiTheme="majorHAnsi"/>
+      <w:color w:val="000000"/>
+      <w:sz w:val="26"/>
       <w:szCs w:val="24"/>
     </w:rPr>
   </w:style>
@@ -1108,13 +1268,14 @@
     <w:pPr>
       <w:keepNext/>
       <w:keepLines/>
-      <w:spacing w:after="0" w:before="200"/>
+      <w:spacing w:after="0" w:before="200" w:line="360" w:lineRule="auto"/>
+      <w:jc w:val="both"/>
       <w:outlineLvl w:val="7"/>
     </w:pPr>
     <w:rPr>
-      <w:rFonts w:asciiTheme="majorHAnsi" w:cstheme="majorBidi" w:eastAsiaTheme="majorEastAsia" w:hAnsiTheme="majorHAnsi"/>
-      <w:color w:themeColor="accent1" w:val="4F81BD"/>
-      <w:sz w:val="24"/>
+      <w:rFonts w:ascii="Times New Roman" w:asciiTheme="majorHAnsi" w:cstheme="majorBidi" w:eastAsia="Times New Roman" w:eastAsiaTheme="majorEastAsia" w:hAnsi="Times New Roman" w:hAnsiTheme="majorHAnsi"/>
+      <w:color w:val="000000"/>
+      <w:sz w:val="26"/>
       <w:szCs w:val="24"/>
     </w:rPr>
   </w:style>
@@ -1128,13 +1289,14 @@
     <w:pPr>
       <w:keepNext/>
       <w:keepLines/>
-      <w:spacing w:after="0" w:before="200"/>
+      <w:spacing w:after="0" w:before="200" w:line="360" w:lineRule="auto"/>
+      <w:jc w:val="both"/>
       <w:outlineLvl w:val="8"/>
     </w:pPr>
     <w:rPr>
-      <w:rFonts w:asciiTheme="majorHAnsi" w:cstheme="majorBidi" w:eastAsiaTheme="majorEastAsia" w:hAnsiTheme="majorHAnsi"/>
-      <w:color w:themeColor="accent1" w:val="4F81BD"/>
-      <w:sz w:val="24"/>
+      <w:rFonts w:ascii="Times New Roman" w:asciiTheme="majorHAnsi" w:cstheme="majorBidi" w:eastAsia="Times New Roman" w:eastAsiaTheme="majorEastAsia" w:hAnsi="Times New Roman" w:hAnsiTheme="majorHAnsi"/>
+      <w:color w:val="000000"/>
+      <w:sz w:val="26"/>
       <w:szCs w:val="24"/>
     </w:rPr>
   </w:style>
@@ -1146,9 +1308,15 @@
     <w:unhideWhenUsed/>
     <w:qFormat/>
     <w:pPr>
-      <w:spacing w:after="100" w:before="100"/>
+      <w:spacing w:after="100" w:before="100" w:line="360" w:lineRule="auto"/>
       <w:ind w:firstLine="0" w:left="480" w:right="480"/>
-    </w:pPr>
+      <w:jc w:val="both"/>
+    </w:pPr>
+    <w:rPr>
+      <w:rFonts w:ascii="Times New Roman" w:eastAsia="Times New Roman" w:hAnsi="Times New Roman"/>
+      <w:color w:val="000000"/>
+      <w:sz w:val="26"/>
+    </w:rPr>
   </w:style>
   <w:style w:styleId="FootnoteText" w:type="paragraph">
     <w:name w:val="Footnote Text"/>
@@ -1157,11 +1325,25 @@
     <w:uiPriority w:val="9"/>
     <w:unhideWhenUsed/>
     <w:qFormat/>
+    <w:pPr>
+      <w:spacing w:line="360" w:lineRule="auto"/>
+      <w:jc w:val="both"/>
+    </w:pPr>
+    <w:rPr>
+      <w:rFonts w:ascii="Times New Roman" w:eastAsia="Times New Roman" w:hAnsi="Times New Roman"/>
+      <w:color w:val="000000"/>
+      <w:sz w:val="26"/>
+    </w:rPr>
   </w:style>
   <w:style w:default="1" w:styleId="DefaultParagraphFont" w:type="character">
     <w:name w:val="Default Paragraph Font"/>
     <w:semiHidden/>
     <w:unhideWhenUsed/>
+    <w:rPr>
+      <w:rFonts w:ascii="Times New Roman" w:eastAsia="Times New Roman" w:hAnsi="Times New Roman"/>
+      <w:color w:val="000000"/>
+      <w:sz w:val="26"/>
+    </w:rPr>
   </w:style>
   <w:style w:default="1" w:styleId="Table" w:type="table">
     <w:name w:val="Table"/>
@@ -1169,6 +1351,15 @@
     <w:semiHidden/>
     <w:unhideWhenUsed/>
     <w:qFormat/>
+    <w:pPr>
+      <w:spacing w:line="360" w:lineRule="auto"/>
+      <w:jc w:val="both"/>
+    </w:pPr>
+    <w:rPr>
+      <w:rFonts w:ascii="Times New Roman" w:eastAsia="Times New Roman" w:hAnsi="Times New Roman"/>
+      <w:color w:val="000000"/>
+      <w:sz w:val="26"/>
+    </w:rPr>
     <w:tblPr>
       <w:tblInd w:type="dxa" w:w="0"/>
       <w:tblCellMar>
@@ -1201,25 +1392,42 @@
     <w:pPr>
       <w:keepNext/>
       <w:keepLines/>
-      <w:spacing w:after="0"/>
-    </w:pPr>
-    <w:rPr>
+      <w:spacing w:after="0" w:line="360" w:lineRule="auto"/>
+      <w:jc w:val="both"/>
+    </w:pPr>
+    <w:rPr>
+      <w:rFonts w:ascii="Times New Roman" w:eastAsia="Times New Roman" w:hAnsi="Times New Roman"/>
       <w:b/>
+      <w:color w:val="000000"/>
+      <w:sz w:val="26"/>
     </w:rPr>
   </w:style>
   <w:style w:customStyle="1" w:styleId="Definition" w:type="paragraph">
     <w:name w:val="Definition"/>
     <w:basedOn w:val="Normal"/>
+    <w:pPr>
+      <w:spacing w:line="360" w:lineRule="auto"/>
+      <w:jc w:val="both"/>
+    </w:pPr>
+    <w:rPr>
+      <w:rFonts w:ascii="Times New Roman" w:eastAsia="Times New Roman" w:hAnsi="Times New Roman"/>
+      <w:color w:val="000000"/>
+      <w:sz w:val="26"/>
+    </w:rPr>
   </w:style>
   <w:style w:styleId="Caption" w:type="paragraph">
     <w:name w:val="Caption"/>
     <w:basedOn w:val="Normal"/>
     <w:link w:val="BodyTextChar"/>
     <w:pPr>
-      <w:spacing w:after="120" w:before="0"/>
-    </w:pPr>
-    <w:rPr>
+      <w:spacing w:after="120" w:before="0" w:line="360" w:lineRule="auto"/>
+      <w:jc w:val="both"/>
+    </w:pPr>
+    <w:rPr>
+      <w:rFonts w:ascii="Times New Roman" w:eastAsia="Times New Roman" w:hAnsi="Times New Roman"/>
       <w:i/>
+      <w:color w:val="000000"/>
+      <w:sz w:val="26"/>
     </w:rPr>
   </w:style>
   <w:style w:customStyle="1" w:styleId="TableCaption" w:type="paragraph">
@@ -1227,44 +1435,90 @@
     <w:basedOn w:val="Caption"/>
     <w:pPr>
       <w:keepNext/>
-    </w:pPr>
+      <w:spacing w:line="360" w:lineRule="auto"/>
+      <w:jc w:val="both"/>
+    </w:pPr>
+    <w:rPr>
+      <w:rFonts w:ascii="Times New Roman" w:eastAsia="Times New Roman" w:hAnsi="Times New Roman"/>
+      <w:color w:val="000000"/>
+      <w:sz w:val="26"/>
+    </w:rPr>
   </w:style>
   <w:style w:customStyle="1" w:styleId="ImageCaption" w:type="paragraph">
     <w:name w:val="Image Caption"/>
     <w:basedOn w:val="Caption"/>
+    <w:pPr>
+      <w:spacing w:line="360" w:lineRule="auto"/>
+      <w:jc w:val="both"/>
+    </w:pPr>
+    <w:rPr>
+      <w:rFonts w:ascii="Times New Roman" w:eastAsia="Times New Roman" w:hAnsi="Times New Roman"/>
+      <w:color w:val="000000"/>
+      <w:sz w:val="26"/>
+    </w:rPr>
   </w:style>
   <w:style w:customStyle="1" w:styleId="Figure" w:type="paragraph">
     <w:name w:val="Figure"/>
     <w:basedOn w:val="Normal"/>
+    <w:pPr>
+      <w:spacing w:line="360" w:lineRule="auto"/>
+      <w:jc w:val="both"/>
+    </w:pPr>
+    <w:rPr>
+      <w:rFonts w:ascii="Times New Roman" w:eastAsia="Times New Roman" w:hAnsi="Times New Roman"/>
+      <w:color w:val="000000"/>
+      <w:sz w:val="26"/>
+    </w:rPr>
   </w:style>
   <w:style w:customStyle="1" w:styleId="CaptionedFigure" w:type="paragraph">
     <w:name w:val="Captioned Figure"/>
     <w:basedOn w:val="Figure"/>
     <w:pPr>
       <w:keepNext/>
-    </w:pPr>
+      <w:spacing w:line="360" w:lineRule="auto"/>
+      <w:jc w:val="both"/>
+    </w:pPr>
+    <w:rPr>
+      <w:rFonts w:ascii="Times New Roman" w:eastAsia="Times New Roman" w:hAnsi="Times New Roman"/>
+      <w:color w:val="000000"/>
+      <w:sz w:val="26"/>
+    </w:rPr>
   </w:style>
   <w:style w:customStyle="1" w:styleId="BodyTextChar" w:type="character">
     <w:name w:val="Body Text Char"/>
     <w:basedOn w:val="DefaultParagraphFont"/>
     <w:link w:val="BodyText"/>
+    <w:rPr>
+      <w:rFonts w:ascii="Times New Roman" w:eastAsia="Times New Roman" w:hAnsi="Times New Roman"/>
+      <w:color w:val="000000"/>
+      <w:sz w:val="26"/>
+    </w:rPr>
   </w:style>
   <w:style w:customStyle="1" w:styleId="VerbatimChar" w:type="character">
     <w:name w:val="Verbatim Char"/>
     <w:basedOn w:val="BodyTextChar"/>
     <w:rPr>
-      <w:rFonts w:ascii="Consolas" w:hAnsi="Consolas"/>
-      <w:sz w:val="22"/>
+      <w:rFonts w:ascii="Times New Roman" w:eastAsia="Times New Roman" w:hAnsi="Times New Roman"/>
+      <w:color w:val="000000"/>
+      <w:sz w:val="26"/>
     </w:rPr>
   </w:style>
   <w:style w:customStyle="1" w:styleId="SectionNumber" w:type="character">
     <w:name w:val="Section Number"/>
     <w:basedOn w:val="BodyTextChar"/>
+    <w:rPr>
+      <w:rFonts w:ascii="Times New Roman" w:eastAsia="Times New Roman" w:hAnsi="Times New Roman"/>
+      <w:color w:val="000000"/>
+      <w:sz w:val="26"/>
+    </w:rPr>
   </w:style>
   <w:style w:styleId="FootnoteReference" w:type="character">
     <w:name w:val="Footnote Reference"/>
     <w:basedOn w:val="BodyTextChar"/>
     <w:rPr>
+      <w:rFonts w:ascii="Times New Roman" w:eastAsia="Times New Roman" w:hAnsi="Times New Roman"/>
+      <w:color w:val="000000"/>
+      <w:sz w:val="26"/>
       <w:vertAlign w:val="superscript"/>
     </w:rPr>
   </w:style>
@@ -1272,7 +1526,9 @@
     <w:name w:val="Hyperlink"/>
     <w:basedOn w:val="BodyTextChar"/>
     <w:rPr>
-      <w:color w:themeColor="accent1" w:val="4F81BD"/>
+      <w:rFonts w:ascii="Times New Roman" w:eastAsia="Times New Roman" w:hAnsi="Times New Roman"/>
+      <w:color w:val="000000"/>
+      <w:sz w:val="26"/>
     </w:rPr>
   </w:style>
   <w:style w:styleId="TOCHeading" w:type="paragraph">
@@ -1283,14 +1539,16 @@
     <w:unhideWhenUsed/>
     <w:qFormat/>
     <w:pPr>
-      <w:spacing w:before="240" w:line="259" w:lineRule="auto"/>
+      <w:spacing w:before="240" w:line="360" w:lineRule="auto"/>
+      <w:jc w:val="both"/>
       <w:outlineLvl w:val="9"/>
     </w:pPr>
     <w:rPr>
-      <w:rFonts w:asciiTheme="majorHAnsi" w:cstheme="majorBidi" w:eastAsiaTheme="majorEastAsia" w:hAnsiTheme="majorHAnsi"/>
+      <w:rFonts w:ascii="Times New Roman" w:asciiTheme="majorHAnsi" w:cstheme="majorBidi" w:eastAsia="Times New Roman" w:eastAsiaTheme="majorEastAsia" w:hAnsi="Times New Roman" w:hAnsiTheme="majorHAnsi"/>
       <w:b w:val="0"/>
       <w:bCs w:val="0"/>
-      <w:color w:themeColor="accent1" w:themeShade="BF" w:val="365F91"/>
+      <w:color w:val="000000"/>
+      <w:sz w:val="26"/>
     </w:rPr>
   </w:style>
   <w:style w:type="paragraph" w:customStyle="1" w:styleId="SourceCode">

--- a/dist/luan_an_ctu/chuong_1_gioi_thieu_vi.docx
+++ b/dist/luan_an_ctu/chuong_1_gioi_thieu_vi.docx
@@ -2,7 +2,7 @@
 <file path=word/document.xml><?xml version="1.0" encoding="utf-8"?>
 <w:document xmlns:w="http://schemas.openxmlformats.org/wordprocessingml/2006/main" xmlns:m="http://schemas.openxmlformats.org/officeDocument/2006/math" xmlns:r="http://schemas.openxmlformats.org/officeDocument/2006/relationships" xmlns:o="urn:schemas-microsoft-com:office:office" xmlns:v="urn:schemas-microsoft-com:vml" xmlns:w10="urn:schemas-microsoft-com:office:word" xmlns:a="http://schemas.openxmlformats.org/drawingml/2006/main" xmlns:pic="http://schemas.openxmlformats.org/drawingml/2006/picture" xmlns:wp="http://schemas.openxmlformats.org/drawingml/2006/wordprocessingDrawing">
   <w:body>
-    <w:bookmarkStart w:id="36" w:name="chương-1-giới-thiệu"/>
+    <w:bookmarkStart w:id="20" w:name="chương-1-giới-thiệu"/>
     <w:p>
       <w:pPr>
         <w:pStyle w:val="Heading1"/>
@@ -11,6 +11,7 @@
         <w:t xml:space="preserve">CHƯƠNG 1: GIỚI THIỆU</w:t>
       </w:r>
     </w:p>
+    <w:bookmarkEnd w:id="20"/>
     <w:p>
       <w:r>
         <w:pict>
@@ -18,7 +19,7 @@
         </w:pict>
       </w:r>
     </w:p>
-    <w:bookmarkStart w:id="20" w:name="X13b13dcb632e299e7aab4c6eaebd9a76fa1beb2"/>
+    <w:bookmarkStart w:id="21" w:name="bối-cảnh-nghiên-cứu"/>
     <w:p>
       <w:pPr>
         <w:pStyle w:val="Heading2"/>
@@ -32,7 +33,7 @@
         <w:pStyle w:val="FirstParagraph"/>
       </w:pPr>
       <w:r>
-        <w:t xml:space="preserve">Quốc tế hóa doanh nghiệp là một trong những chủ đề trung tâm của kinh doanh quốc tế trong hơn nửa thế kỷ qua. Kể từ khi Johanson và Vahlne (1977) đề xuất mô hình Uppsala về quá trình quốc tế hóa tuần tự, hàng thế kỷ nghiên cứu đã tích lũy nhằm trả lời câu hỏi cốt lõi: liệu quốc tế hóa có thực sự cải thiện hiệu quả hoạt động của doanh nghiệp hay không, và trong điều kiện nào điều đó xảy ra? Lu và Beamish (2004) cung cấp bằng chứng quan trọng về quan hệ hình chữ S (S-curve) giữa mức độ quốc tế hóa và hiệu quả, trong khi Contractor et al. (2003) và nhiều nghiên cứu tiếp theo tiếp tục thách thức, bổ sung và điều chỉnh kết luận đó. Dù tranh luận học thuật vẫn chưa ngã ngũ, sự đồng thuận hiện nay cho thấy mối quan hệ internationalization–firm performance (I–P) là có thực nhưng phức tạp, phụ thuộc vào nhiều điều kiện biên.</w:t>
+        <w:t xml:space="preserve">Quốc tế hóa doanh nghiệp là một trong những chủ đề trung tâm của kinh doanh quốc tế trong hơn nửa thế kỷ qua. Kể từ khi Johanson và Vahlne (1977) đề xuất mô hình Uppsala về quá trình quốc tế hóa tuần tự, hàng thế kỷ nghiên cứu đã tích lũy nhằm trả lời câu hỏi cốt lõi: liệu quốc tế hóa có thực sự cải thiện hiệu quả hoạt động của doanh nghiệp hay không, và trong điều kiện nào điều đó xảy ra? Lu và Beamish (2004) cung cấp bằng chứng quan trọng về quan hệ hình chữ S (S-curve) giữa mức độ quốc tế hóa và hiệu quả, trong khi Contractor et al. (2003) và nhiều nghiên cứu tiếp theo tiếp tục thách thức, bổ sung và điều chỉnh kết luận đó. Dù tranh luận học thuật vẫn chưa ngã ngũ, sự đồng thuận hiện nay cho thấy mối quan hệ internationalization–firm performance (I–P) là có thực nhưng phức tạp, phụ thuộc vào nhiều điều kiện biên.</w:t>
       </w:r>
     </w:p>
     <w:p>
@@ -48,7 +49,7 @@
         <w:pStyle w:val="BodyText"/>
       </w:pPr>
       <w:r>
-        <w:t xml:space="preserve">Chuyển đổi số đang làm thay đổi căn bản cách thức doanh nghiệp quốc tế hóa và cách thức quốc tế hóa ảnh hưởng đến hiệu quả hoạt động. Banalieva và Dhanaraj (2019) lập luận rằng lý thuyết nội địa hóa cần được cập nhật cho nền kinh tế số, vì dữ liệu số và tương tác qua nền tảng làm giảm sự phụ thuộc vào hiện diện vật lý. Stallkamp và Schotter (2021) chỉ ra rằng các nền tảng số quốc tế hóa theo logic hoàn toàn khác các công ty đa quốc gia truyền thống. Verhoef et al. (2021) cung cấp khung phân tầng ba cấp từ digitization đến digitalization và digital transformation. Tuy nhiên, phần lớn bằng chứng thực nghiệm hiện có về vai trò của năng lực số trong quan hệ I–P vẫn tập trung vào các nền kinh tế phát triển, đặc biệt là Bắc Mỹ và Tây Âu, trong khi bằng chứng cho châu Á mới nổi còn rất hạn chế (Bhandari et al., 2023).</w:t>
+        <w:t xml:space="preserve">Chuyển đổi số đang làm thay đổi căn bản cách thức doanh nghiệp quốc tế hóa và cách thức quốc tế hóa ảnh hưởng đến hiệu quả hoạt động. Banalieva và Dhanaraj (2019) lập luận rằng lý thuyết nội địa hóa cần được cập nhật cho nền kinh tế số, vì dữ liệu số và tương tác qua nền tảng làm giảm sự phụ thuộc vào hiện diện vật lý. Stallkamp và Schotter (2021) chỉ ra rằng các nền tảng số quốc tế hóa theo logic hoàn toàn khác các công ty đa quốc gia truyền thống. Verhoef et al. (2021) cung cấp khung phân tầng ba cấp từ digitization đến digitalization và digital transformation. Tuy nhiên, phần lớn bằng chứng thực nghiệm hiện có về vai trò của năng lực số trong quan hệ I–P vẫn tập trung vào các nền kinh tế phát triển, đặc biệt là Bắc Mỹ và Tây Âu, trong khi bằng chứng cho châu Á mới nổi còn rất hạn chế (Bhandari et al., 2023).</w:t>
       </w:r>
     </w:p>
     <w:p>
@@ -56,7 +57,25 @@
         <w:pStyle w:val="BodyText"/>
       </w:pPr>
       <w:r>
-        <w:t xml:space="preserve">Không thể bỏ qua vai trò của thể chế trong việc hình thành kết quả quốc tế hóa. Institutional Theory (North, 1990; Khanna &amp; Palepu, 2010) khẳng định rằng thể chế tạo ra cấu trúc khuyến khích và chi phí giao dịch khác nhau giữa các quốc gia. Ở các thị trường mới nổi, "institutional voids" — tức sự thiếu hụt các thể chế trung gian hỗ trợ giao dịch thị trường — tạo ra chi phí bổ sung đáng kể cho doanh nghiệp quốc tế hóa (Peng, 2003). Sự đa dạng thể chế giữa các quốc gia châu Á — từ những nền kinh tế với quản trị nhà nước ổn định, pháp quyền mạnh như Singapore đến các nền kinh tế đang phát triển thể chế như Campuchia hay các quốc đảo Thái Bình Dương — tạo ra gradient thể chế đặc biệt phong phú để kiểm định. Luận án này tiếp cận gradient đó một cách hệ thống thông qua khung phân loại thể chế 6 nhóm được phát triển cho luận án này, gọi tắt là ICRV (Institutional Context Regime Variation — Biến thiên chế độ bối cảnh thể chế).</w:t>
+        <w:t xml:space="preserve">Không thể bỏ qua vai trò của thể chế trong việc hình thành kết quả quốc tế hóa. Institutional Theory (North, 1990; Khanna &amp; Palepu, 2010) khẳng định rằng thể chế tạo ra cấu trúc khuyến khích và chi phí giao dịch khác nhau giữa các quốc gia. Ở các thị trường mới nổi,</w:t>
+      </w:r>
+      <w:r>
+        <w:t xml:space="preserve"> </w:t>
+      </w:r>
+      <w:r>
+        <w:t xml:space="preserve">“</w:t>
+      </w:r>
+      <w:r>
+        <w:t xml:space="preserve">institutional voids</w:t>
+      </w:r>
+      <w:r>
+        <w:t xml:space="preserve">”</w:t>
+      </w:r>
+      <w:r>
+        <w:t xml:space="preserve"> </w:t>
+      </w:r>
+      <w:r>
+        <w:t xml:space="preserve">— tức sự thiếu hụt các thể chế trung gian hỗ trợ giao dịch thị trường — tạo ra chi phí bổ sung đáng kể cho doanh nghiệp quốc tế hóa (Peng, 2003). Sự đa dạng thể chế giữa các quốc gia châu Á — từ những nền kinh tế với quản trị nhà nước ổn định, pháp quyền mạnh như Singapore đến các nền kinh tế đang phát triển thể chế như Campuchia hay các quốc đảo Thái Bình Dương — tạo ra gradient thể chế đặc biệt phong phú để kiểm định. Luận án này tiếp cận gradient đó một cách hệ thống thông qua khung phân loại thể chế 6 nhóm được phát triển cho luận án này, gọi tắt là ICRV (Institutional Context Regime Variation — Biến thiên chế độ bối cảnh thể chế).</w:t>
       </w:r>
     </w:p>
     <w:p>
@@ -74,8 +93,8 @@
         </w:pict>
       </w:r>
     </w:p>
-    <w:bookmarkEnd w:id="20"/>
-    <w:bookmarkStart w:id="21" w:name="X53e2415d4fb45baf8cd2a412e42535181010810"/>
+    <w:bookmarkEnd w:id="21"/>
+    <w:bookmarkStart w:id="22" w:name="vấn-đề-nghiên-cứu"/>
     <w:p>
       <w:pPr>
         <w:pStyle w:val="Heading2"/>
@@ -115,8 +134,8 @@
         </w:pict>
       </w:r>
     </w:p>
-    <w:bookmarkEnd w:id="21"/>
-    <w:bookmarkStart w:id="22" w:name="Xddd0cf747c0a67b01e6dbf6ccd3d5a26093524b"/>
+    <w:bookmarkEnd w:id="22"/>
+    <w:bookmarkStart w:id="23" w:name="mục-tiêu-nghiên-cứu"/>
     <w:p>
       <w:pPr>
         <w:pStyle w:val="Heading2"/>
@@ -148,8 +167,8 @@
         </w:pict>
       </w:r>
     </w:p>
-    <w:bookmarkEnd w:id="22"/>
-    <w:bookmarkStart w:id="23" w:name="X87fe9b92bff0b7de065d8ce9f99db45fc20ac37"/>
+    <w:bookmarkEnd w:id="23"/>
+    <w:bookmarkStart w:id="24" w:name="câu-hỏi-nghiên-cứu"/>
     <w:p>
       <w:pPr>
         <w:pStyle w:val="Heading2"/>
@@ -181,8 +200,8 @@
         </w:pict>
       </w:r>
     </w:p>
-    <w:bookmarkEnd w:id="23"/>
-    <w:bookmarkStart w:id="27" w:name="X65498bc8ca053915d52029abf6405df9e172fcf"/>
+    <w:bookmarkEnd w:id="24"/>
+    <w:bookmarkStart w:id="28" w:name="đối-tượng-và-phạm-vi-nghiên-cứu"/>
     <w:p>
       <w:pPr>
         <w:pStyle w:val="Heading2"/>
@@ -191,7 +210,7 @@
         <w:t xml:space="preserve">1.5 Đối tượng và phạm vi nghiên cứu</w:t>
       </w:r>
     </w:p>
-    <w:bookmarkStart w:id="24" w:name="X8b3240eec70eb02636d2fdc8bdc1a88ab724461"/>
+    <w:bookmarkStart w:id="25" w:name="đối-tượng-nghiên-cứu"/>
     <w:p>
       <w:pPr>
         <w:pStyle w:val="Heading3"/>
@@ -208,8 +227,8 @@
         <w:t xml:space="preserve">Đối tượng nghiên cứu của luận án là mối quan hệ giữa quốc tế hóa và hiệu quả hoạt động của doanh nghiệp (internationalization–firm performance relationship) cùng với các yếu tố điều tiết của mối quan hệ đó, bao gồm bối cảnh thể chế, năng lực số và đặc điểm nhà quản trị cấp cao. Đơn vị phân tích là doanh nghiệp ở cấp độ tổ chức (firm-level analysis), không phải cấp độ ngành hay cấp độ quốc gia.</w:t>
       </w:r>
     </w:p>
-    <w:bookmarkEnd w:id="24"/>
-    <w:bookmarkStart w:id="25" w:name="Xdda8bea219e201096fb69350311d81779178d86"/>
+    <w:bookmarkEnd w:id="25"/>
+    <w:bookmarkStart w:id="26" w:name="phạm-vi-không-gian"/>
     <w:p>
       <w:pPr>
         <w:pStyle w:val="Heading3"/>
@@ -239,11 +258,11 @@
         <w:t xml:space="preserve"> </w:t>
       </w:r>
       <w:r>
-        <w:t xml:space="preserve">có dữ liệu trong Khảo sát Doanh nghiệp của Ngân hàng Thế giới (World Bank Enterprise Surveys — WBES), được phân loại và tổ chức theo 6 sub-regime trong khung ICRV. Sáu sub-regime bao gồm: (i) Advanced Innovation-Driven, đại diện là Singapore, Hàn Quốc và Đài Loan; (ii) Advanced Resource-Driven, đại diện là các nền kinh tế GCC; (iii) Upper-middle, đại diện là Trung Quốc và Malaysia; (iv) Emerging, bao gồm Việt Nam và các nền kinh tế ASEAN đang phát triển; (v) Frontier, bao gồm các nền kinh tế kém phát triển nhất châu Á như Campuchia, Nepal và Afghanistan; và (vi) SIDS (Small Island Developing States), bao gồm 9 nền kinh tế đảo nhỏ Thái Bình Dương được đưa vào phân tích để kiểm định các điều kiện biên cực đoan của quan hệ I–P. Nhật Bản không nằm trong phạm vi thực nghiệm của luận án do cấu trúc dữ liệu WBES không bao phủ Nhật Bản đầy đủ.</w:t>
-      </w:r>
-    </w:p>
-    <w:bookmarkEnd w:id="25"/>
-    <w:bookmarkStart w:id="26" w:name="Xeaaa108478ee5a5cfd2730dcd2a679712e4d50e"/>
+        <w:t xml:space="preserve">có dữ liệu trong Khảo sát Doanh nghiệp của Ngân hàng Thế giới (World Bank Enterprise Surveys — WBES), được phân loại và tổ chức theo 6 sub-regime trong khung ICRV. Sáu sub-regime bao gồm: (i) Advanced Innovation-Driven, đại diện là Singapore, Hàn Quốc và Đài Loan; (ii) Advanced Resource-Driven, đại diện là các nền kinh tế GCC; (iii) Upper-middle, đại diện là Trung Quốc và Malaysia; (iv) Lower-middle transition, bao gồm Việt Nam và các nền kinh tế ASEAN đang phát triển; (v) Emerging, bao gồm các nền kinh tế kém phát triển nhất châu Á như Campuchia, Nepal và Afghanistan; và (vi) SIDS (Small Island Developing States), bao gồm 7 nền kinh tế đảo nhỏ Thái Bình Dương (mẫu chính P8; mở rộng 9 nền gồm Comoros và Timor-Leste khi kiểm định độ vững) được đưa vào phân tích để kiểm định các điều kiện biên cực đoan của quan hệ I–P. Nhật Bản không nằm trong phạm vi thực nghiệm của luận án do cấu trúc dữ liệu WBES không bao phủ Nhật Bản đầy đủ.</w:t>
+      </w:r>
+    </w:p>
+    <w:bookmarkEnd w:id="26"/>
+    <w:bookmarkStart w:id="27" w:name="phạm-vi-thời-gian"/>
     <w:p>
       <w:pPr>
         <w:pStyle w:val="Heading3"/>
@@ -267,9 +286,9 @@
         </w:pict>
       </w:r>
     </w:p>
-    <w:bookmarkEnd w:id="26"/>
     <w:bookmarkEnd w:id="27"/>
-    <w:bookmarkStart w:id="28" w:name="X86a5b257fb89080e1266fb25f16d85a512b88ba"/>
+    <w:bookmarkEnd w:id="28"/>
+    <w:bookmarkStart w:id="29" w:name="Xbf9681d2ece38c831068ce83c1d076e11fd1195"/>
     <w:p>
       <w:pPr>
         <w:pStyle w:val="Heading2"/>
@@ -291,7 +310,7 @@
         <w:pStyle w:val="BodyText"/>
       </w:pPr>
       <w:r>
-        <w:t xml:space="preserve">Về phương pháp cụ thể, phase meta-analysis sử dụng random-effects model với Fisher's z transformation, phân tích nhóm con (subgroup analysis) theo chế độ thể chế, và các kiểm định publication bias bao gồm Egger's test và Begg–Mazumdar rank correlation test. Phase thực nghiệm sử dụng hồi quy OLS với sai số chuẩn robust HC1/HC3, mô hình bậc hai và bậc ba để kiểm định phi tuyến, tương tác hai chiều và ba chiều để kiểm định moderation, cùng với fixed effects theo quốc gia và năm. Kiểm định Lind–Mehlum U-test được áp dụng để xác nhận dạng inverted-U và xác định điểm turning point trong quan hệ phi tuyến (Haans et al., 2016; Lind &amp; Mehlum, 2010).</w:t>
+        <w:t xml:space="preserve">Về phương pháp cụ thể, phase meta-analysis sử dụng random-effects model với Fisher’s z transformation, phân tích nhóm con (subgroup analysis) theo chế độ thể chế, và các kiểm định publication bias bao gồm Egger’s test và Begg–Mazumdar rank correlation test. Phase thực nghiệm sử dụng hồi quy OLS với sai số chuẩn robust HC1/HC3, mô hình bậc hai và bậc ba để kiểm định phi tuyến, tương tác hai chiều và ba chiều để kiểm định moderation, cùng với fixed effects theo quốc gia và năm. Kiểm định Lind–Mehlum U-test được áp dụng để xác nhận dạng inverted-U và xác định điểm turning point trong quan hệ phi tuyến (Haans et al., 2016; Lind &amp; Mehlum, 2010).</w:t>
       </w:r>
     </w:p>
     <w:p>
@@ -301,8 +320,8 @@
         </w:pict>
       </w:r>
     </w:p>
-    <w:bookmarkEnd w:id="28"/>
-    <w:bookmarkStart w:id="29" w:name="X3c54937ab54b446680144131a3edf28950c0543"/>
+    <w:bookmarkEnd w:id="29"/>
+    <w:bookmarkStart w:id="30" w:name="giả-thuyết-khoa-học-tóm-tắt"/>
     <w:p>
       <w:pPr>
         <w:pStyle w:val="Heading2"/>
@@ -316,7 +335,7 @@
         <w:pStyle w:val="FirstParagraph"/>
       </w:pPr>
       <w:r>
-        <w:t xml:space="preserve">Dựa trên khung lý thuyết tích hợp đa tầng bao gồm Uppsala model, RBV, Institutional Theory, Upper Echelons Theory và digital capability lens, luận án đề xuất hệ giả thuyết khoa học với sáu giả thuyết trọng tâm. Quan hệ nền giữa quốc tế hóa và hiệu quả hoạt động doanh nghiệp mang dạng phi tuyến — cụ thể là dạng inverted-U — với chi phí thâm nhập và thích nghi cao ở giai đoạn đầu và lợi ích quy mô, học hỏi và đa dạng hóa thị trường ở giai đoạn sau, đến khi chi phí điều phối vượt quá lợi ích sẽ dẫn đến sự suy giảm hiệu quả. Technological capability index (TCI) điều tiết dương quan hệ I–P bằng cách mở rộng biên thích nghi và tăng cường khả năng khai thác lợi thế cạnh tranh ở thị trường quốc tế. Chỉ số chấp nhận số (DAI) — được hiểu là proxy foundational digital adoption — có tác động điều tiết không đơn điệu và phụ thuộc vào chế độ thể chế: ở các nền kinh tế có thể chế tốt, DAI khuếch đại lợi ích của quốc tế hóa; ở các nền kinh tế với thể chế yếu, DAI có thể khuếch đại chi phí điều phối khi mức độ quốc tế hóa vượt ngưỡng. Bối cảnh thể chế, đo bằng sub-regime ICRV, điều tiết cả dạng và độ lớn của quan hệ I–P, tạo ra gradient từ tác động dương lớn ở Advanced Innovation-Driven đến tác động âm ở Frontier và SIDS extreme. Đặc điểm nhà quản trị cấp cao — cụ thể là kinh nghiệm quốc tế và đa dạng giới tính — điều tiết dương quan hệ I–P thông qua cơ chế tăng cường nhận diện cơ hội và quản trị rủi ro. Ngoài sáu giả thuyết trọng tâm H1–H6, luận án phát biểu thêm giả thuyết điều kiện biên H1b: tại các nền kinh tế SIDS (ICRV Nhóm VI), nơi ba điều kiện cấu trúc tối thiểu đồng thời bị vi phạm — thị trường nội địa quá nhỏ, chi phí thương mại cực cao, và thiếu hỗ trợ thể chế — quan hệ I–P chuyển từ dạng chữ U ngược sang quan hệ</w:t>
+        <w:t xml:space="preserve">Dựa trên khung lý thuyết tích hợp đa tầng bao gồm Uppsala model, RBV, Institutional Theory, Upper Echelons Theory và digital capability lens, luận án đề xuất hệ giả thuyết khoa học với sáu giả thuyết trọng tâm. Quan hệ nền giữa quốc tế hóa và hiệu quả hoạt động doanh nghiệp mang dạng phi tuyến — cụ thể là dạng inverted-U — với chi phí thâm nhập và thích nghi cao ở giai đoạn đầu và lợi ích quy mô, học hỏi và đa dạng hóa thị trường ở giai đoạn sau, đến khi chi phí điều phối vượt quá lợi ích sẽ dẫn đến sự suy giảm hiệu quả. Technological capability index (TCI) điều tiết dương quan hệ I–P bằng cách mở rộng biên thích nghi và tăng cường khả năng khai thác lợi thế cạnh tranh ở thị trường quốc tế. Chỉ số chấp nhận số (DAI) — được hiểu là proxy foundational digital adoption — có tác động điều tiết không đơn điệu và phụ thuộc vào chế độ thể chế: ở các nền kinh tế có thể chế tốt, DAI khuếch đại lợi ích của quốc tế hóa; ở các nền kinh tế với thể chế yếu, DAI có thể khuếch đại chi phí điều phối khi mức độ quốc tế hóa vượt ngưỡng. Bối cảnh thể chế, đo bằng sub-regime ICRV, điều tiết cả dạng và độ lớn của quan hệ I–P, tạo ra gradient từ tác động dương lớn ở Advanced Innovation-Driven đến tác động âm ở Emerging và SIDS extreme. Đặc điểm nhà quản trị cấp cao — cụ thể là kinh nghiệm quốc tế và đa dạng giới tính — điều tiết dương quan hệ I–P thông qua cơ chế tăng cường nhận diện cơ hội và quản trị rủi ro. Ngoài sáu giả thuyết trọng tâm H1–H6, luận án phát biểu thêm giả thuyết điều kiện biên H1b: tại các nền kinh tế SIDS (ICRV Nhóm VI), nơi ba điều kiện cấu trúc tối thiểu đồng thời bị vi phạm — thị trường nội địa quá nhỏ, chi phí thương mại cực cao, và thiếu hỗ trợ thể chế — quan hệ I–P chuyển từ dạng chữ U ngược sang quan hệ</w:t>
       </w:r>
       <w:r>
         <w:t xml:space="preserve"> </w:t>
@@ -339,8 +358,8 @@
         </w:pict>
       </w:r>
     </w:p>
-    <w:bookmarkEnd w:id="29"/>
-    <w:bookmarkStart w:id="33" w:name="X39da0168eea83083f00ccda398c6ca752284a3b"/>
+    <w:bookmarkEnd w:id="30"/>
+    <w:bookmarkStart w:id="34" w:name="ý-nghĩa-khoa-học-và-thực-tiễn"/>
     <w:p>
       <w:pPr>
         <w:pStyle w:val="Heading2"/>
@@ -349,7 +368,7 @@
         <w:t xml:space="preserve">1.8 Ý nghĩa khoa học và thực tiễn</w:t>
       </w:r>
     </w:p>
-    <w:bookmarkStart w:id="30" w:name="Xb13f208cd7e2a7b8ddfa14daa5f68945dc98c62"/>
+    <w:bookmarkStart w:id="31" w:name="đóng-góp-lý-thuyết"/>
     <w:p>
       <w:pPr>
         <w:pStyle w:val="Heading3"/>
@@ -363,7 +382,22 @@
         <w:pStyle w:val="FirstParagraph"/>
       </w:pPr>
       <w:r>
-        <w:t xml:space="preserve">Về mặt lý thuyết, luận án đóng góp vào literature kinh doanh quốc tế theo ba hướng chính. Hướng thứ nhất là tích hợp bốn lý thuyết kinh điển — Uppsala model, Resource-Based View, Institutional Theory và Upper Echelons Theory — vào một khung giải thích đa tầng thống nhất, bổ sung bởi digital capability lens để phản ánh chuyển đổi số đương đại. Khung này không chỉ là sự ghép nối cơ học các lý thuyết mà là một kiến trúc lý thuyết có tính nhất quán nội tại, trong đó mỗi tầng giải thích một loại heterogeneity khác nhau trong quan hệ I–P. Hướng thứ hai là phân tách rõ ràng technological capability (TCI) và chỉ số chấp nhận số (DAI) như hai construct lý thuyết độc lập, dựa trên các nền tảng khái niệm khác nhau từ Bharadwaj et al. (2013), Verhoef et al. (2021), và Coltman et al. (2008). Sự phân tách này bổ sung vào thiếu hụt khái niệm quan trọng trong literature về số hóa và quốc tế hóa. Hướng thứ ba là tái định vị Uppsala model trong bối cảnh kỷ nguyên AI bằng cách mở rộng cơ chế học hỏi để bao gồm "data-augmented learning", phù hợp với xu hướng digitally-facilitated internationalization (Banalieva &amp; Dhanaraj, 2019; Yang et al., 2025). Hướng thứ tư là đề xuất và đặt tên lý thuyết cho</w:t>
+        <w:t xml:space="preserve">Về mặt lý thuyết, luận án đóng góp vào literature kinh doanh quốc tế theo ba hướng chính. Hướng thứ nhất là tích hợp bốn lý thuyết kinh điển — Uppsala model, Resource-Based View, Institutional Theory và Upper Echelons Theory — vào một khung giải thích đa tầng thống nhất, bổ sung bởi digital capability lens để phản ánh chuyển đổi số đương đại. Khung này không chỉ là sự ghép nối cơ học các lý thuyết mà là một kiến trúc lý thuyết có tính nhất quán nội tại, trong đó mỗi tầng giải thích một loại heterogeneity khác nhau trong quan hệ I–P. Hướng thứ hai là phân tách rõ ràng technological capability (TCI) và chỉ số chấp nhận số (DAI) như hai construct lý thuyết độc lập, dựa trên các nền tảng khái niệm khác nhau từ Bharadwaj et al. (2013), Verhoef et al. (2021), và Coltman et al. (2008). Sự phân tách này bổ sung vào thiếu hụt khái niệm quan trọng trong literature về số hóa và quốc tế hóa. Hướng thứ ba là tái định vị Uppsala model trong bối cảnh kỷ nguyên AI bằng cách mở rộng cơ chế học hỏi để bao gồm</w:t>
+      </w:r>
+      <w:r>
+        <w:t xml:space="preserve"> </w:t>
+      </w:r>
+      <w:r>
+        <w:t xml:space="preserve">“</w:t>
+      </w:r>
+      <w:r>
+        <w:t xml:space="preserve">data-augmented learning</w:t>
+      </w:r>
+      <w:r>
+        <w:t xml:space="preserve">”</w:t>
+      </w:r>
+      <w:r>
+        <w:t xml:space="preserve">, phù hợp với xu hướng digitally-facilitated internationalization (Banalieva &amp; Dhanaraj, 2019; Yang et al., 2025). Hướng thứ tư là đề xuất và đặt tên lý thuyết cho</w:t>
       </w:r>
       <w:r>
         <w:t xml:space="preserve"> </w:t>
@@ -382,8 +416,8 @@
         <w:t xml:space="preserve">— một construct lý thuyết mới chưa được định danh trong literature kinh doanh quốc tế — như điều kiện biên cực đoan của mô hình chữ U ngược khi cả ba tầng của khung CDCM (thể chế, năng lực, quản trị) đồng thời ở mức tối thiểu. Bằng chứng thực nghiệm từ bảy nền kinh tế Pacific SIDS xác nhận quan hệ âm đơn điệu không có điểm uốn, mở ra hướng nghiên cứu mới về điều kiện biên của lý thuyết quốc tế hóa.</w:t>
       </w:r>
     </w:p>
-    <w:bookmarkEnd w:id="30"/>
-    <w:bookmarkStart w:id="31" w:name="X3d1e24e5d7dc17cac50b0e64eb2b896b8e15054"/>
+    <w:bookmarkEnd w:id="31"/>
+    <w:bookmarkStart w:id="32" w:name="đóng-góp-phương-pháp"/>
     <w:p>
       <w:pPr>
         <w:pStyle w:val="Heading3"/>
@@ -400,8 +434,8 @@
         <w:t xml:space="preserve">Về mặt phương pháp, luận án đóng góp theo hai hướng. Hướng thứ nhất là thiết kế mixed synthesis-empirical kết hợp meta-analysis và phân tích đa quốc gia, tạo ra khả năng đối chiếu giữa bằng chứng tổng hợp từ literature toàn cầu và bằng chứng thực nghiệm từ bối cảnh châu Á. Hướng thứ hai là phát triển và áp dụng khung phân loại thể chế ICRV cho 49 nền kinh tế, cung cấp một công cụ phân loại mới có ứng dụng tiềm năng trong nhiều nghiên cứu tương lai về moderating effect của thể chế trong literature kinh doanh quốc tế.</w:t>
       </w:r>
     </w:p>
-    <w:bookmarkEnd w:id="31"/>
-    <w:bookmarkStart w:id="32" w:name="X0302103971dcdc6779b36845a96890c9d013149"/>
+    <w:bookmarkEnd w:id="32"/>
+    <w:bookmarkStart w:id="33" w:name="đóng-góp-thực-tiễn"/>
     <w:p>
       <w:pPr>
         <w:pStyle w:val="Heading3"/>
@@ -415,7 +449,25 @@
         <w:pStyle w:val="FirstParagraph"/>
       </w:pPr>
       <w:r>
-        <w:t xml:space="preserve">Về mặt thực tiễn, luận án cung cấp căn cứ có hệ thống cho hai nhóm đối tượng sử dụng chính. Đối với doanh nghiệp, kết quả phân tích của luận án cho thấy tồn tại ngưỡng tối ưu trong mối quan hệ giữa mức độ xuất khẩu và hiệu quả hoạt động, và ngưỡng này thay đổi theo bối cảnh thể chế và năng lực số của từng doanh nghiệp. Nhà quản trị cần nhận thức được ngưỡng này và đầu tư có chiến lược vào năng lực công nghệ thay vì chỉ tập trung vào digital adoption bề mặt. Đối với nhà hoạch định chính sách, bằng chứng từ luận án gợi ý rằng cải cách thể chế và hỗ trợ chuyển đổi số có thể có hiệu ứng bổ trợ tích cực — được nghiên cứu về 17 nền kinh tế châu Á mới nổi đặt tên là "digital shield effect" — trong đó năng lực số làm giảm tác động tiêu cực của rào cản thể chế đối với doanh nghiệp quốc tế hóa (nghiên cứu thành phần P1). Cơ chế này được luận án kiểm định trên phạm vi rộng hơn với 49 nền kinh tế châu Á và Thái Bình Dương.</w:t>
+        <w:t xml:space="preserve">Về mặt thực tiễn, luận án cung cấp căn cứ có hệ thống cho hai nhóm đối tượng sử dụng chính. Đối với doanh nghiệp, kết quả phân tích của luận án cho thấy tồn tại ngưỡng tối ưu trong mối quan hệ giữa mức độ xuất khẩu và hiệu quả hoạt động, và ngưỡng này thay đổi theo bối cảnh thể chế và năng lực số của từng doanh nghiệp. Nhà quản trị cần nhận thức được ngưỡng này và đầu tư có chiến lược vào năng lực công nghệ thay vì chỉ tập trung vào digital adoption bề mặt. Đối với nhà hoạch định chính sách, bằng chứng từ luận án gợi ý rằng cải cách thể chế và hỗ trợ chuyển đổi số có thể có hiệu ứng bổ trợ tích cực — được nghiên cứu về 17 nền kinh tế châu Á mới nổi đặt tên là</w:t>
+      </w:r>
+      <w:r>
+        <w:t xml:space="preserve"> </w:t>
+      </w:r>
+      <w:r>
+        <w:t xml:space="preserve">“</w:t>
+      </w:r>
+      <w:r>
+        <w:t xml:space="preserve">digital shield effect</w:t>
+      </w:r>
+      <w:r>
+        <w:t xml:space="preserve">”</w:t>
+      </w:r>
+      <w:r>
+        <w:t xml:space="preserve"> </w:t>
+      </w:r>
+      <w:r>
+        <w:t xml:space="preserve">— trong đó năng lực số làm giảm tác động tiêu cực của rào cản thể chế đối với doanh nghiệp quốc tế hóa (nghiên cứu thành phần P1). Cơ chế này được luận án kiểm định trên phạm vi rộng hơn với 49 nền kinh tế châu Á và Thái Bình Dương.</w:t>
       </w:r>
     </w:p>
     <w:p>
@@ -425,9 +477,9 @@
         </w:pict>
       </w:r>
     </w:p>
-    <w:bookmarkEnd w:id="32"/>
     <w:bookmarkEnd w:id="33"/>
-    <w:bookmarkStart w:id="34" w:name="X6442ea4641bb5af7be5e0a47286ea0a65645731"/>
+    <w:bookmarkEnd w:id="34"/>
+    <w:bookmarkStart w:id="35" w:name="tính-mới-của-đề-tài"/>
     <w:p>
       <w:pPr>
         <w:pStyle w:val="Heading2"/>
@@ -441,7 +493,7 @@
         <w:pStyle w:val="FirstParagraph"/>
       </w:pPr>
       <w:r>
-        <w:t xml:space="preserve">Luận án có năm điểm mới so với các công trình nghiên cứu trước đây. Điểm mới thứ nhất là đề xuất khung tích hợp đa tầng cho quan hệ I–P trong bối cảnh châu Á, kết hợp bốn lý thuyết kinh điển với digital capability lens thành một kiến trúc lý thuyết thống nhất và có khả năng kiểm định. Không có nghiên cứu trước nào trong bối cảnh châu Á xây dựng khung tích hợp đầy đủ ba tầng điều tiết này theo cách có hệ thống. Điểm mới thứ hai là phân tách TCI và chỉ số chấp nhận số (DAI) như hai construct không trùng lặp, kiểm định chúng riêng biệt trong cùng một mô hình để làm rõ cơ chế tác động khác nhau của hai loại năng lực số đó. Sự phân tách này khắc phục hạn chế của các nghiên cứu trước thường gộp chung hai construct có bản chất khác nhau. Điểm mới thứ ba là phát triển và áp dụng khung phân loại thể chế ICRV với 6 sub-regime cho 49 nền kinh tế, bao gồm cả 7 nền kinh tế Pacific SIDS liền kề như boundary case cực đoan, đây là lần đầu tiên một hệ thống phân loại đủ mịn như vậy được áp dụng trong nghiên cứu thực nghiệm về quan hệ I–P tại châu Á. Điểm mới thứ tư là pool dữ liệu lớn nhất từ trước đến nay cho nghiên cứu đa quốc gia về quan hệ I–P tại châu Á, với 91.982 doanh nghiệp từ 49 nền kinh tế châu Á và Thái Bình Dương, mở rộng đáng kể từ pool 17 nước (nghiên cứu thành phần P1) là nền tảng hiện có lớn nhất trước khi luận án hoàn thành. Điểm mới thứ năm là kiểm định temporal stability của turning point trong quan hệ I–P tại Trung Quốc, cho phép đánh giá liệu cấu trúc phi tuyến đó có ổn định qua hơn một thập kỷ chuyển đổi số hay không. Kết quả phân tích của luận án cho thấy turning point tương đối ổn định qua hai thời điểm quan sát, cung cấp bằng chứng về tính bền vững của cấu trúc I–P phi tuyến ở Trung Quốc dù bối cảnh kinh tế có nhiều thay đổi. Điểm mới thứ sáu là phát hiện và đặt tên lý thuyết cho</w:t>
+        <w:t xml:space="preserve">Luận án có sáu điểm mới so với các công trình nghiên cứu trước đây. Điểm mới thứ nhất là đề xuất khung tích hợp đa tầng cho quan hệ I–P trong bối cảnh châu Á, kết hợp bốn lý thuyết kinh điển với digital capability lens thành một kiến trúc lý thuyết thống nhất và có khả năng kiểm định. Không có nghiên cứu trước nào trong bối cảnh châu Á xây dựng khung tích hợp đầy đủ ba tầng điều tiết này theo cách có hệ thống. Điểm mới thứ hai là phân tách TCI và chỉ số chấp nhận số (DAI) như hai construct không trùng lặp, kiểm định chúng riêng biệt trong cùng một mô hình để làm rõ cơ chế tác động khác nhau của hai loại năng lực số đó. Sự phân tách này khắc phục hạn chế của các nghiên cứu trước thường gộp chung hai construct có bản chất khác nhau. Điểm mới thứ ba là phát triển và áp dụng khung phân loại thể chế ICRV với 6 sub-regime cho 49 nền kinh tế, bao gồm cả 7 nền kinh tế Pacific SIDS liền kề như boundary case cực đoan, đây là lần đầu tiên một hệ thống phân loại đủ mịn như vậy được áp dụng trong nghiên cứu thực nghiệm về quan hệ I–P tại châu Á. Điểm mới thứ tư là pool dữ liệu lớn nhất từ trước đến nay cho nghiên cứu đa quốc gia về quan hệ I–P tại châu Á, với 91.982 doanh nghiệp từ 49 nền kinh tế châu Á và Thái Bình Dương, mở rộng đáng kể từ pool 17 nước (nghiên cứu thành phần P1) là nền tảng hiện có lớn nhất trước khi luận án hoàn thành. Điểm mới thứ năm là kiểm định temporal stability của turning point trong quan hệ I–P tại Trung Quốc, cho phép đánh giá liệu cấu trúc phi tuyến đó có ổn định qua hơn một thập kỷ chuyển đổi số hay không. Kết quả phân tích của luận án cho thấy turning point tương đối ổn định qua hai thời điểm quan sát, cung cấp bằng chứng về tính bền vững của cấu trúc I–P phi tuyến ở Trung Quốc dù bối cảnh kinh tế có nhiều thay đổi. Điểm mới thứ sáu là phát hiện và đặt tên lý thuyết cho</w:t>
       </w:r>
       <w:r>
         <w:t xml:space="preserve"> </w:t>
@@ -467,8 +519,8 @@
         </w:pict>
       </w:r>
     </w:p>
-    <w:bookmarkEnd w:id="34"/>
-    <w:bookmarkStart w:id="35" w:name="X6c4b07320300cc108639920671c62ca27abf972"/>
+    <w:bookmarkEnd w:id="35"/>
+    <w:bookmarkStart w:id="36" w:name="cấu-trúc-của-luận-án"/>
     <w:p>
       <w:pPr>
         <w:pStyle w:val="Heading2"/>
@@ -786,15 +838,95 @@
           <w:iCs/>
           <w:i/>
         </w:rPr>
-        <w:t xml:space="preserve">Chú thích về ký hiệu và thuật ngữ: Trong toàn bộ luận án, "quốc tế hóa" (internationalization) được đo chủ yếu bằng tỷ lệ doanh thu nước ngoài trên tổng doanh thu (FSTS) hoặc export intensity; "hiệu quả hoạt động" (firm performance) được đo chủ yếu bằng năng suất lao động (labor productivity), bổ sung bằng ROS và sales growth trong các kiểm định độ vững; TCI là technological capability index; DAI là chỉ số chấp nhận số (digital adoption index) — được hiểu như proxy foundational digital adoption; ICRV là khung phân loại thể chế 6 nhóm được phát triển cho luận án này; WBES là World Bank Enterprise Surveys.</w:t>
-      </w:r>
-    </w:p>
-    <w:bookmarkEnd w:id="35"/>
+        <w:t xml:space="preserve">Chú thích về ký hiệu và thuật ngữ: Trong toàn bộ luận án,</w:t>
+      </w:r>
+      <w:r>
+        <w:rPr>
+          <w:iCs/>
+          <w:i/>
+        </w:rPr>
+        <w:t xml:space="preserve"> </w:t>
+      </w:r>
+      <w:r>
+        <w:rPr>
+          <w:iCs/>
+          <w:i/>
+        </w:rPr>
+        <w:t xml:space="preserve">“</w:t>
+      </w:r>
+      <w:r>
+        <w:rPr>
+          <w:iCs/>
+          <w:i/>
+        </w:rPr>
+        <w:t xml:space="preserve">quốc tế hóa</w:t>
+      </w:r>
+      <w:r>
+        <w:rPr>
+          <w:iCs/>
+          <w:i/>
+        </w:rPr>
+        <w:t xml:space="preserve">”</w:t>
+      </w:r>
+      <w:r>
+        <w:rPr>
+          <w:iCs/>
+          <w:i/>
+        </w:rPr>
+        <w:t xml:space="preserve"> </w:t>
+      </w:r>
+      <w:r>
+        <w:rPr>
+          <w:iCs/>
+          <w:i/>
+        </w:rPr>
+        <w:t xml:space="preserve">(internationalization) được đo chủ yếu bằng tỷ lệ doanh thu nước ngoài trên tổng doanh thu (FSTS) hoặc export intensity;</w:t>
+      </w:r>
+      <w:r>
+        <w:rPr>
+          <w:iCs/>
+          <w:i/>
+        </w:rPr>
+        <w:t xml:space="preserve"> </w:t>
+      </w:r>
+      <w:r>
+        <w:rPr>
+          <w:iCs/>
+          <w:i/>
+        </w:rPr>
+        <w:t xml:space="preserve">“</w:t>
+      </w:r>
+      <w:r>
+        <w:rPr>
+          <w:iCs/>
+          <w:i/>
+        </w:rPr>
+        <w:t xml:space="preserve">hiệu quả hoạt động</w:t>
+      </w:r>
+      <w:r>
+        <w:rPr>
+          <w:iCs/>
+          <w:i/>
+        </w:rPr>
+        <w:t xml:space="preserve">”</w:t>
+      </w:r>
+      <w:r>
+        <w:rPr>
+          <w:iCs/>
+          <w:i/>
+        </w:rPr>
+        <w:t xml:space="preserve"> </w:t>
+      </w:r>
+      <w:r>
+        <w:rPr>
+          <w:iCs/>
+          <w:i/>
+        </w:rPr>
+        <w:t xml:space="preserve">(firm performance) được đo chủ yếu bằng năng suất lao động (labor productivity), bổ sung bằng ROS và sales growth trong các kiểm định độ vững; TCI là technological capability index; DAI là chỉ số chấp nhận số (digital adoption index) — được hiểu như proxy foundational digital adoption; ICRV là khung phân loại thể chế 6 nhóm được phát triển cho luận án này; WBES là World Bank Enterprise Surveys.</w:t>
+      </w:r>
+    </w:p>
     <w:bookmarkEnd w:id="36"/>
-    <w:sectPr>
-      <w:pgSz w:h="16838" w:w="11906"/>
-      <w:pgMar w:bottom="1134" w:left="1701" w:right="1134" w:top="1134"/>
-    </w:sectPr>
+    <w:sectPr/>
   </w:body>
 </w:document>
 </file>
@@ -927,59 +1059,29 @@
   <w:style w:default="1" w:styleId="Normal" w:type="paragraph">
     <w:name w:val="Normal"/>
     <w:qFormat/>
-    <w:pPr>
-      <w:spacing w:line="360" w:lineRule="auto"/>
-      <w:jc w:val="both"/>
-    </w:pPr>
-    <w:rPr>
-      <w:rFonts w:ascii="Times New Roman" w:eastAsia="Times New Roman" w:hAnsi="Times New Roman"/>
-      <w:color w:val="000000"/>
-      <w:sz w:val="26"/>
-    </w:rPr>
   </w:style>
   <w:style w:styleId="BodyText" w:type="paragraph">
     <w:name w:val="Body Text"/>
     <w:basedOn w:val="Normal"/>
     <w:link w:val="BodyTextChar"/>
     <w:pPr>
-      <w:spacing w:after="180" w:before="180" w:line="360" w:lineRule="auto"/>
-      <w:jc w:val="both"/>
-    </w:pPr>
-    <w:qFormat/>
-    <w:rPr>
-      <w:rFonts w:ascii="Times New Roman" w:eastAsia="Times New Roman" w:hAnsi="Times New Roman"/>
-      <w:color w:val="000000"/>
-      <w:sz w:val="26"/>
-    </w:rPr>
+      <w:spacing w:after="180" w:before="180"/>
+    </w:pPr>
+    <w:qFormat/>
   </w:style>
   <w:style w:customStyle="1" w:styleId="FirstParagraph" w:type="paragraph">
     <w:name w:val="First Paragraph"/>
     <w:basedOn w:val="BodyText"/>
     <w:next w:val="BodyText"/>
     <w:qFormat/>
-    <w:pPr>
-      <w:spacing w:line="360" w:lineRule="auto"/>
-      <w:jc w:val="both"/>
-    </w:pPr>
-    <w:rPr>
-      <w:rFonts w:ascii="Times New Roman" w:eastAsia="Times New Roman" w:hAnsi="Times New Roman"/>
-      <w:color w:val="000000"/>
-      <w:sz w:val="26"/>
-    </w:rPr>
   </w:style>
   <w:style w:customStyle="1" w:styleId="Compact" w:type="paragraph">
     <w:name w:val="Compact"/>
     <w:basedOn w:val="BodyText"/>
     <w:qFormat/>
     <w:pPr>
-      <w:spacing w:after="36" w:before="36" w:line="360" w:lineRule="auto"/>
-      <w:jc w:val="both"/>
-    </w:pPr>
-    <w:rPr>
-      <w:rFonts w:ascii="Times New Roman" w:eastAsia="Times New Roman" w:hAnsi="Times New Roman"/>
-      <w:color w:val="000000"/>
-      <w:sz w:val="26"/>
-    </w:rPr>
+      <w:spacing w:after="36" w:before="36"/>
+    </w:pPr>
   </w:style>
   <w:style w:styleId="Title" w:type="paragraph">
     <w:name w:val="Title"/>
@@ -989,15 +1091,15 @@
     <w:pPr>
       <w:keepNext/>
       <w:keepLines/>
-      <w:spacing w:after="240" w:before="480" w:line="360" w:lineRule="auto"/>
-      <w:jc w:val="both"/>
-    </w:pPr>
-    <w:rPr>
-      <w:rFonts w:ascii="Times New Roman" w:asciiTheme="majorHAnsi" w:cstheme="majorBidi" w:eastAsia="Times New Roman" w:eastAsiaTheme="majorEastAsia" w:hAnsi="Times New Roman" w:hAnsiTheme="majorHAnsi"/>
+      <w:spacing w:after="240" w:before="480"/>
+      <w:jc w:val="center"/>
+    </w:pPr>
+    <w:rPr>
+      <w:rFonts w:asciiTheme="majorHAnsi" w:cstheme="majorBidi" w:eastAsiaTheme="majorEastAsia" w:hAnsiTheme="majorHAnsi"/>
       <w:b/>
       <w:bCs/>
-      <w:color w:val="000000"/>
-      <w:sz w:val="26"/>
+      <w:color w:themeColor="accent1" w:themeShade="B5" w:val="345A8A"/>
+      <w:sz w:val="36"/>
       <w:szCs w:val="36"/>
     </w:rPr>
   </w:style>
@@ -1009,13 +1111,11 @@
     <w:pPr>
       <w:keepNext/>
       <w:keepLines/>
-      <w:spacing w:after="240" w:before="240" w:line="360" w:lineRule="auto"/>
-      <w:jc w:val="both"/>
-    </w:pPr>
-    <w:rPr>
-      <w:rFonts w:ascii="Times New Roman" w:eastAsia="Times New Roman" w:hAnsi="Times New Roman"/>
-      <w:color w:val="000000"/>
-      <w:sz w:val="26"/>
+      <w:spacing w:after="240" w:before="240"/>
+      <w:jc w:val="center"/>
+    </w:pPr>
+    <w:rPr>
+      <w:sz w:val="30"/>
       <w:szCs w:val="30"/>
     </w:rPr>
   </w:style>
@@ -1026,14 +1126,8 @@
     <w:pPr>
       <w:keepNext/>
       <w:keepLines/>
-      <w:spacing w:line="360" w:lineRule="auto"/>
-      <w:jc w:val="both"/>
-    </w:pPr>
-    <w:rPr>
-      <w:rFonts w:ascii="Times New Roman" w:eastAsia="Times New Roman" w:hAnsi="Times New Roman"/>
-      <w:color w:val="000000"/>
-      <w:sz w:val="26"/>
-    </w:rPr>
+      <w:jc w:val="center"/>
+    </w:pPr>
   </w:style>
   <w:style w:styleId="Date" w:type="paragraph">
     <w:name w:val="Date"/>
@@ -1042,14 +1136,8 @@
     <w:pPr>
       <w:keepNext/>
       <w:keepLines/>
-      <w:spacing w:line="360" w:lineRule="auto"/>
-      <w:jc w:val="both"/>
-    </w:pPr>
-    <w:rPr>
-      <w:rFonts w:ascii="Times New Roman" w:eastAsia="Times New Roman" w:hAnsi="Times New Roman"/>
-      <w:color w:val="000000"/>
-      <w:sz w:val="26"/>
-    </w:rPr>
+      <w:jc w:val="center"/>
+    </w:pPr>
   </w:style>
   <w:style w:customStyle="1" w:styleId="AbstractTitle" w:type="paragraph">
     <w:name w:val="Abstract Title"/>
@@ -1059,15 +1147,15 @@
     <w:pPr>
       <w:keepNext/>
       <w:keepLines/>
-      <w:jc w:val="both"/>
-      <w:spacing w:after="0" w:before="300" w:line="360" w:lineRule="auto"/>
-    </w:pPr>
-    <w:rPr>
-      <w:color w:val="000000"/>
-      <w:sz w:val="26"/>
+      <w:jc w:val="center"/>
+      <w:spacing w:after="0" w:before="300"/>
+    </w:pPr>
+    <w:rPr>
+      <w:sz w:val="20"/>
       <w:szCs w:val="20"/>
-      <w:rFonts w:ascii="Times New Roman" w:eastAsia="Times New Roman" w:hAnsi="Times New Roman"/>
       <w:b/>
+      <w:color w:val="345A8A"/>
+      &gt;
     </w:rPr>
   </w:style>
   <w:style w:customStyle="1" w:styleId="Abstract" w:type="paragraph">
@@ -1078,13 +1166,10 @@
     <w:pPr>
       <w:keepNext/>
       <w:keepLines/>
-      <w:spacing w:after="300" w:before="100" w:line="360" w:lineRule="auto"/>
-      <w:jc w:val="both"/>
-    </w:pPr>
-    <w:rPr>
-      <w:rFonts w:ascii="Times New Roman" w:eastAsia="Times New Roman" w:hAnsi="Times New Roman"/>
-      <w:color w:val="000000"/>
-      <w:sz w:val="26"/>
+      <w:spacing w:after="300" w:before="100"/>
+    </w:pPr>
+    <w:rPr>
+      <w:sz w:val="20"/>
       <w:szCs w:val="20"/>
     </w:rPr>
   </w:style>
@@ -1093,15 +1178,8 @@
     <w:basedOn w:val="Normal"/>
     <w:next w:val="Bibliography"/>
     <w:qFormat/>
-    <w:pPr>
-      <w:spacing w:line="360" w:lineRule="auto"/>
-      <w:jc w:val="both"/>
-    </w:pPr>
-    <w:rPr>
-      <w:rFonts w:ascii="Times New Roman" w:eastAsia="Times New Roman" w:hAnsi="Times New Roman"/>
-      <w:color w:val="000000"/>
-      <w:sz w:val="26"/>
-    </w:rPr>
+    <w:pPr/>
+    <w:rPr/>
   </w:style>
   <w:style w:styleId="Heading1" w:type="paragraph">
     <w:name w:val="Heading 1"/>
@@ -1112,16 +1190,15 @@
     <w:pPr>
       <w:keepNext/>
       <w:keepLines/>
-      <w:spacing w:after="0" w:before="480" w:line="360" w:lineRule="auto"/>
-      <w:jc w:val="both"/>
+      <w:spacing w:after="0" w:before="480"/>
       <w:outlineLvl w:val="0"/>
     </w:pPr>
     <w:rPr>
-      <w:rFonts w:ascii="Times New Roman" w:asciiTheme="majorHAnsi" w:cstheme="majorBidi" w:eastAsia="Times New Roman" w:eastAsiaTheme="majorEastAsia" w:hAnsi="Times New Roman" w:hAnsiTheme="majorHAnsi"/>
+      <w:rFonts w:asciiTheme="majorHAnsi" w:cstheme="majorBidi" w:eastAsiaTheme="majorEastAsia" w:hAnsiTheme="majorHAnsi"/>
       <w:b/>
       <w:bCs/>
-      <w:color w:val="000000"/>
-      <w:sz w:val="26"/>
+      <w:color w:themeColor="accent1" w:val="4F81BD"/>
+      <w:sz w:val="32"/>
       <w:szCs w:val="32"/>
     </w:rPr>
   </w:style>
@@ -1135,16 +1212,15 @@
     <w:pPr>
       <w:keepNext/>
       <w:keepLines/>
-      <w:spacing w:after="0" w:before="200" w:line="360" w:lineRule="auto"/>
-      <w:jc w:val="both"/>
+      <w:spacing w:after="0" w:before="200"/>
       <w:outlineLvl w:val="1"/>
     </w:pPr>
     <w:rPr>
-      <w:rFonts w:ascii="Times New Roman" w:asciiTheme="majorHAnsi" w:cstheme="majorBidi" w:eastAsia="Times New Roman" w:eastAsiaTheme="majorEastAsia" w:hAnsi="Times New Roman" w:hAnsiTheme="majorHAnsi"/>
+      <w:rFonts w:asciiTheme="majorHAnsi" w:cstheme="majorBidi" w:eastAsiaTheme="majorEastAsia" w:hAnsiTheme="majorHAnsi"/>
       <w:b/>
       <w:bCs/>
-      <w:color w:val="000000"/>
-      <w:sz w:val="26"/>
+      <w:color w:themeColor="accent1" w:val="4F81BD"/>
+      <w:sz w:val="28"/>
       <w:szCs w:val="28"/>
     </w:rPr>
   </w:style>
@@ -1158,16 +1234,15 @@
     <w:pPr>
       <w:keepNext/>
       <w:keepLines/>
-      <w:spacing w:after="0" w:before="200" w:line="360" w:lineRule="auto"/>
-      <w:jc w:val="both"/>
+      <w:spacing w:after="0" w:before="200"/>
       <w:outlineLvl w:val="2"/>
     </w:pPr>
     <w:rPr>
-      <w:rFonts w:ascii="Times New Roman" w:asciiTheme="majorHAnsi" w:cstheme="majorBidi" w:eastAsia="Times New Roman" w:eastAsiaTheme="majorEastAsia" w:hAnsi="Times New Roman" w:hAnsiTheme="majorHAnsi"/>
+      <w:rFonts w:asciiTheme="majorHAnsi" w:cstheme="majorBidi" w:eastAsiaTheme="majorEastAsia" w:hAnsiTheme="majorHAnsi"/>
       <w:b/>
       <w:bCs/>
-      <w:color w:val="000000"/>
-      <w:sz w:val="26"/>
+      <w:color w:themeColor="accent1" w:val="4F81BD"/>
+      <w:sz w:val="24"/>
       <w:szCs w:val="24"/>
     </w:rPr>
   </w:style>
@@ -1181,16 +1256,15 @@
     <w:pPr>
       <w:keepNext/>
       <w:keepLines/>
-      <w:spacing w:after="0" w:before="200" w:line="360" w:lineRule="auto"/>
-      <w:jc w:val="both"/>
+      <w:spacing w:after="0" w:before="200"/>
       <w:outlineLvl w:val="3"/>
     </w:pPr>
     <w:rPr>
-      <w:rFonts w:ascii="Times New Roman" w:asciiTheme="majorHAnsi" w:cstheme="majorBidi" w:eastAsia="Times New Roman" w:eastAsiaTheme="majorEastAsia" w:hAnsi="Times New Roman" w:hAnsiTheme="majorHAnsi"/>
+      <w:rFonts w:asciiTheme="majorHAnsi" w:cstheme="majorBidi" w:eastAsiaTheme="majorEastAsia" w:hAnsiTheme="majorHAnsi"/>
       <w:i/>
       <w:bCs/>
-      <w:color w:val="000000"/>
-      <w:sz w:val="26"/>
+      <w:color w:themeColor="accent1" w:val="4F81BD"/>
+      <w:sz w:val="24"/>
       <w:szCs w:val="24"/>
     </w:rPr>
   </w:style>
@@ -1204,15 +1278,14 @@
     <w:pPr>
       <w:keepNext/>
       <w:keepLines/>
-      <w:spacing w:after="0" w:before="200" w:line="360" w:lineRule="auto"/>
-      <w:jc w:val="both"/>
+      <w:spacing w:after="0" w:before="200"/>
       <w:outlineLvl w:val="4"/>
     </w:pPr>
     <w:rPr>
-      <w:rFonts w:ascii="Times New Roman" w:asciiTheme="majorHAnsi" w:cstheme="majorBidi" w:eastAsia="Times New Roman" w:eastAsiaTheme="majorEastAsia" w:hAnsi="Times New Roman" w:hAnsiTheme="majorHAnsi"/>
+      <w:rFonts w:asciiTheme="majorHAnsi" w:cstheme="majorBidi" w:eastAsiaTheme="majorEastAsia" w:hAnsiTheme="majorHAnsi"/>
       <w:iCs/>
-      <w:color w:val="000000"/>
-      <w:sz w:val="26"/>
+      <w:color w:themeColor="accent1" w:val="4F81BD"/>
+      <w:sz w:val="24"/>
       <w:szCs w:val="24"/>
     </w:rPr>
   </w:style>
@@ -1226,14 +1299,13 @@
     <w:pPr>
       <w:keepNext/>
       <w:keepLines/>
-      <w:spacing w:after="0" w:before="200" w:line="360" w:lineRule="auto"/>
-      <w:jc w:val="both"/>
+      <w:spacing w:after="0" w:before="200"/>
       <w:outlineLvl w:val="5"/>
     </w:pPr>
     <w:rPr>
-      <w:rFonts w:ascii="Times New Roman" w:asciiTheme="majorHAnsi" w:cstheme="majorBidi" w:eastAsia="Times New Roman" w:eastAsiaTheme="majorEastAsia" w:hAnsi="Times New Roman" w:hAnsiTheme="majorHAnsi"/>
-      <w:color w:val="000000"/>
-      <w:sz w:val="26"/>
+      <w:rFonts w:asciiTheme="majorHAnsi" w:cstheme="majorBidi" w:eastAsiaTheme="majorEastAsia" w:hAnsiTheme="majorHAnsi"/>
+      <w:color w:themeColor="accent1" w:val="4F81BD"/>
+      <w:sz w:val="24"/>
       <w:szCs w:val="24"/>
     </w:rPr>
   </w:style>
@@ -1247,14 +1319,13 @@
     <w:pPr>
       <w:keepNext/>
       <w:keepLines/>
-      <w:spacing w:after="0" w:before="200" w:line="360" w:lineRule="auto"/>
-      <w:jc w:val="both"/>
+      <w:spacing w:after="0" w:before="200"/>
       <w:outlineLvl w:val="6"/>
     </w:pPr>
     <w:rPr>
-      <w:rFonts w:ascii="Times New Roman" w:asciiTheme="majorHAnsi" w:cstheme="majorBidi" w:eastAsia="Times New Roman" w:eastAsiaTheme="majorEastAsia" w:hAnsi="Times New Roman" w:hAnsiTheme="majorHAnsi"/>
-      <w:color w:val="000000"/>
-      <w:sz w:val="26"/>
+      <w:rFonts w:asciiTheme="majorHAnsi" w:cstheme="majorBidi" w:eastAsiaTheme="majorEastAsia" w:hAnsiTheme="majorHAnsi"/>
+      <w:color w:themeColor="accent1" w:val="4F81BD"/>
+      <w:sz w:val="24"/>
       <w:szCs w:val="24"/>
     </w:rPr>
   </w:style>
@@ -1268,14 +1339,13 @@
     <w:pPr>
       <w:keepNext/>
       <w:keepLines/>
-      <w:spacing w:after="0" w:before="200" w:line="360" w:lineRule="auto"/>
-      <w:jc w:val="both"/>
+      <w:spacing w:after="0" w:before="200"/>
       <w:outlineLvl w:val="7"/>
     </w:pPr>
     <w:rPr>
-      <w:rFonts w:ascii="Times New Roman" w:asciiTheme="majorHAnsi" w:cstheme="majorBidi" w:eastAsia="Times New Roman" w:eastAsiaTheme="majorEastAsia" w:hAnsi="Times New Roman" w:hAnsiTheme="majorHAnsi"/>
-      <w:color w:val="000000"/>
-      <w:sz w:val="26"/>
+      <w:rFonts w:asciiTheme="majorHAnsi" w:cstheme="majorBidi" w:eastAsiaTheme="majorEastAsia" w:hAnsiTheme="majorHAnsi"/>
+      <w:color w:themeColor="accent1" w:val="4F81BD"/>
+      <w:sz w:val="24"/>
       <w:szCs w:val="24"/>
     </w:rPr>
   </w:style>
@@ -1289,14 +1359,13 @@
     <w:pPr>
       <w:keepNext/>
       <w:keepLines/>
-      <w:spacing w:after="0" w:before="200" w:line="360" w:lineRule="auto"/>
-      <w:jc w:val="both"/>
+      <w:spacing w:after="0" w:before="200"/>
       <w:outlineLvl w:val="8"/>
     </w:pPr>
     <w:rPr>
-      <w:rFonts w:ascii="Times New Roman" w:asciiTheme="majorHAnsi" w:cstheme="majorBidi" w:eastAsia="Times New Roman" w:eastAsiaTheme="majorEastAsia" w:hAnsi="Times New Roman" w:hAnsiTheme="majorHAnsi"/>
-      <w:color w:val="000000"/>
-      <w:sz w:val="26"/>
+      <w:rFonts w:asciiTheme="majorHAnsi" w:cstheme="majorBidi" w:eastAsiaTheme="majorEastAsia" w:hAnsiTheme="majorHAnsi"/>
+      <w:color w:themeColor="accent1" w:val="4F81BD"/>
+      <w:sz w:val="24"/>
       <w:szCs w:val="24"/>
     </w:rPr>
   </w:style>
@@ -1308,15 +1377,9 @@
     <w:unhideWhenUsed/>
     <w:qFormat/>
     <w:pPr>
-      <w:spacing w:after="100" w:before="100" w:line="360" w:lineRule="auto"/>
+      <w:spacing w:after="100" w:before="100"/>
       <w:ind w:firstLine="0" w:left="480" w:right="480"/>
-      <w:jc w:val="both"/>
-    </w:pPr>
-    <w:rPr>
-      <w:rFonts w:ascii="Times New Roman" w:eastAsia="Times New Roman" w:hAnsi="Times New Roman"/>
-      <w:color w:val="000000"/>
-      <w:sz w:val="26"/>
-    </w:rPr>
+    </w:pPr>
   </w:style>
   <w:style w:styleId="FootnoteText" w:type="paragraph">
     <w:name w:val="Footnote Text"/>
@@ -1325,25 +1388,11 @@
     <w:uiPriority w:val="9"/>
     <w:unhideWhenUsed/>
     <w:qFormat/>
-    <w:pPr>
-      <w:spacing w:line="360" w:lineRule="auto"/>
-      <w:jc w:val="both"/>
-    </w:pPr>
-    <w:rPr>
-      <w:rFonts w:ascii="Times New Roman" w:eastAsia="Times New Roman" w:hAnsi="Times New Roman"/>
-      <w:color w:val="000000"/>
-      <w:sz w:val="26"/>
-    </w:rPr>
   </w:style>
   <w:style w:default="1" w:styleId="DefaultParagraphFont" w:type="character">
     <w:name w:val="Default Paragraph Font"/>
     <w:semiHidden/>
     <w:unhideWhenUsed/>
-    <w:rPr>
-      <w:rFonts w:ascii="Times New Roman" w:eastAsia="Times New Roman" w:hAnsi="Times New Roman"/>
-      <w:color w:val="000000"/>
-      <w:sz w:val="26"/>
-    </w:rPr>
   </w:style>
   <w:style w:default="1" w:styleId="Table" w:type="table">
     <w:name w:val="Table"/>
@@ -1351,15 +1400,6 @@
     <w:semiHidden/>
     <w:unhideWhenUsed/>
     <w:qFormat/>
-    <w:pPr>
-      <w:spacing w:line="360" w:lineRule="auto"/>
-      <w:jc w:val="both"/>
-    </w:pPr>
-    <w:rPr>
-      <w:rFonts w:ascii="Times New Roman" w:eastAsia="Times New Roman" w:hAnsi="Times New Roman"/>
-      <w:color w:val="000000"/>
-      <w:sz w:val="26"/>
-    </w:rPr>
     <w:tblPr>
       <w:tblInd w:type="dxa" w:w="0"/>
       <w:tblCellMar>
@@ -1392,42 +1432,25 @@
     <w:pPr>
       <w:keepNext/>
       <w:keepLines/>
-      <w:spacing w:after="0" w:line="360" w:lineRule="auto"/>
-      <w:jc w:val="both"/>
-    </w:pPr>
-    <w:rPr>
-      <w:rFonts w:ascii="Times New Roman" w:eastAsia="Times New Roman" w:hAnsi="Times New Roman"/>
+      <w:spacing w:after="0"/>
+    </w:pPr>
+    <w:rPr>
       <w:b/>
-      <w:color w:val="000000"/>
-      <w:sz w:val="26"/>
     </w:rPr>
   </w:style>
   <w:style w:customStyle="1" w:styleId="Definition" w:type="paragraph">
     <w:name w:val="Definition"/>
     <w:basedOn w:val="Normal"/>
-    <w:pPr>
-      <w:spacing w:line="360" w:lineRule="auto"/>
-      <w:jc w:val="both"/>
-    </w:pPr>
-    <w:rPr>
-      <w:rFonts w:ascii="Times New Roman" w:eastAsia="Times New Roman" w:hAnsi="Times New Roman"/>
-      <w:color w:val="000000"/>
-      <w:sz w:val="26"/>
-    </w:rPr>
   </w:style>
   <w:style w:styleId="Caption" w:type="paragraph">
     <w:name w:val="Caption"/>
     <w:basedOn w:val="Normal"/>
     <w:link w:val="BodyTextChar"/>
     <w:pPr>
-      <w:spacing w:after="120" w:before="0" w:line="360" w:lineRule="auto"/>
-      <w:jc w:val="both"/>
-    </w:pPr>
-    <w:rPr>
-      <w:rFonts w:ascii="Times New Roman" w:eastAsia="Times New Roman" w:hAnsi="Times New Roman"/>
+      <w:spacing w:after="120" w:before="0"/>
+    </w:pPr>
+    <w:rPr>
       <w:i/>
-      <w:color w:val="000000"/>
-      <w:sz w:val="26"/>
     </w:rPr>
   </w:style>
   <w:style w:customStyle="1" w:styleId="TableCaption" w:type="paragraph">
@@ -1435,90 +1458,44 @@
     <w:basedOn w:val="Caption"/>
     <w:pPr>
       <w:keepNext/>
-      <w:spacing w:line="360" w:lineRule="auto"/>
-      <w:jc w:val="both"/>
-    </w:pPr>
-    <w:rPr>
-      <w:rFonts w:ascii="Times New Roman" w:eastAsia="Times New Roman" w:hAnsi="Times New Roman"/>
-      <w:color w:val="000000"/>
-      <w:sz w:val="26"/>
-    </w:rPr>
+    </w:pPr>
   </w:style>
   <w:style w:customStyle="1" w:styleId="ImageCaption" w:type="paragraph">
     <w:name w:val="Image Caption"/>
     <w:basedOn w:val="Caption"/>
-    <w:pPr>
-      <w:spacing w:line="360" w:lineRule="auto"/>
-      <w:jc w:val="both"/>
-    </w:pPr>
-    <w:rPr>
-      <w:rFonts w:ascii="Times New Roman" w:eastAsia="Times New Roman" w:hAnsi="Times New Roman"/>
-      <w:color w:val="000000"/>
-      <w:sz w:val="26"/>
-    </w:rPr>
   </w:style>
   <w:style w:customStyle="1" w:styleId="Figure" w:type="paragraph">
     <w:name w:val="Figure"/>
     <w:basedOn w:val="Normal"/>
-    <w:pPr>
-      <w:spacing w:line="360" w:lineRule="auto"/>
-      <w:jc w:val="both"/>
-    </w:pPr>
-    <w:rPr>
-      <w:rFonts w:ascii="Times New Roman" w:eastAsia="Times New Roman" w:hAnsi="Times New Roman"/>
-      <w:color w:val="000000"/>
-      <w:sz w:val="26"/>
-    </w:rPr>
   </w:style>
   <w:style w:customStyle="1" w:styleId="CaptionedFigure" w:type="paragraph">
     <w:name w:val="Captioned Figure"/>
     <w:basedOn w:val="Figure"/>
     <w:pPr>
       <w:keepNext/>
-      <w:spacing w:line="360" w:lineRule="auto"/>
-      <w:jc w:val="both"/>
-    </w:pPr>
-    <w:rPr>
-      <w:rFonts w:ascii="Times New Roman" w:eastAsia="Times New Roman" w:hAnsi="Times New Roman"/>
-      <w:color w:val="000000"/>
-      <w:sz w:val="26"/>
-    </w:rPr>
+    </w:pPr>
   </w:style>
   <w:style w:customStyle="1" w:styleId="BodyTextChar" w:type="character">
     <w:name w:val="Body Text Char"/>
     <w:basedOn w:val="DefaultParagraphFont"/>
     <w:link w:val="BodyText"/>
-    <w:rPr>
-      <w:rFonts w:ascii="Times New Roman" w:eastAsia="Times New Roman" w:hAnsi="Times New Roman"/>
-      <w:color w:val="000000"/>
-      <w:sz w:val="26"/>
-    </w:rPr>
   </w:style>
   <w:style w:customStyle="1" w:styleId="VerbatimChar" w:type="character">
     <w:name w:val="Verbatim Char"/>
     <w:basedOn w:val="BodyTextChar"/>
     <w:rPr>
-      <w:rFonts w:ascii="Times New Roman" w:eastAsia="Times New Roman" w:hAnsi="Times New Roman"/>
-      <w:color w:val="000000"/>
-      <w:sz w:val="26"/>
+      <w:rFonts w:ascii="Consolas" w:hAnsi="Consolas"/>
+      <w:sz w:val="22"/>
     </w:rPr>
   </w:style>
   <w:style w:customStyle="1" w:styleId="SectionNumber" w:type="character">
     <w:name w:val="Section Number"/>
     <w:basedOn w:val="BodyTextChar"/>
-    <w:rPr>
-      <w:rFonts w:ascii="Times New Roman" w:eastAsia="Times New Roman" w:hAnsi="Times New Roman"/>
-      <w:color w:val="000000"/>
-      <w:sz w:val="26"/>
-    </w:rPr>
   </w:style>
   <w:style w:styleId="FootnoteReference" w:type="character">
     <w:name w:val="Footnote Reference"/>
     <w:basedOn w:val="BodyTextChar"/>
     <w:rPr>
-      <w:rFonts w:ascii="Times New Roman" w:eastAsia="Times New Roman" w:hAnsi="Times New Roman"/>
-      <w:color w:val="000000"/>
-      <w:sz w:val="26"/>
       <w:vertAlign w:val="superscript"/>
     </w:rPr>
   </w:style>
@@ -1526,9 +1503,7 @@
     <w:name w:val="Hyperlink"/>
     <w:basedOn w:val="BodyTextChar"/>
     <w:rPr>
-      <w:rFonts w:ascii="Times New Roman" w:eastAsia="Times New Roman" w:hAnsi="Times New Roman"/>
-      <w:color w:val="000000"/>
-      <w:sz w:val="26"/>
+      <w:color w:themeColor="accent1" w:val="4F81BD"/>
     </w:rPr>
   </w:style>
   <w:style w:styleId="TOCHeading" w:type="paragraph">
@@ -1539,16 +1514,14 @@
     <w:unhideWhenUsed/>
     <w:qFormat/>
     <w:pPr>
-      <w:spacing w:before="240" w:line="360" w:lineRule="auto"/>
-      <w:jc w:val="both"/>
+      <w:spacing w:before="240" w:line="259" w:lineRule="auto"/>
       <w:outlineLvl w:val="9"/>
     </w:pPr>
     <w:rPr>
-      <w:rFonts w:ascii="Times New Roman" w:asciiTheme="majorHAnsi" w:cstheme="majorBidi" w:eastAsia="Times New Roman" w:eastAsiaTheme="majorEastAsia" w:hAnsi="Times New Roman" w:hAnsiTheme="majorHAnsi"/>
+      <w:rFonts w:asciiTheme="majorHAnsi" w:cstheme="majorBidi" w:eastAsiaTheme="majorEastAsia" w:hAnsiTheme="majorHAnsi"/>
       <w:b w:val="0"/>
       <w:bCs w:val="0"/>
-      <w:color w:val="000000"/>
-      <w:sz w:val="26"/>
+      <w:color w:themeColor="accent1" w:themeShade="BF" w:val="365F91"/>
     </w:rPr>
   </w:style>
   <w:style w:type="paragraph" w:customStyle="1" w:styleId="SourceCode">

--- a/dist/luan_an_ctu/chuong_1_gioi_thieu_vi.docx
+++ b/dist/luan_an_ctu/chuong_1_gioi_thieu_vi.docx
@@ -41,7 +41,7 @@
         <w:pStyle w:val="BodyText"/>
       </w:pPr>
       <w:r>
-        <w:t xml:space="preserve">Ở châu Á, bối cảnh này càng trở nên đặc biệt đáng quan tâm vì khu vực đang chứng kiến tốc độ hội nhập kinh tế và chuyển đổi số hết sức không đồng đều giữa các quốc gia. Từ Singapore — một nền kinh tế nhỏ mở, dẫn đầu thế giới về năng lực đổi mới và kết nối toàn cầu — đến Việt Nam — một nền kinh tế chuyển đổi đang đẩy nhanh cải cách thể chế và hội nhập quốc tế — rồi đến Trung Quốc với quy mô thị trường khổng lồ và cấu trúc thể chế đặc thù, thậm chí đến các quốc đảo nhỏ Thái Bình Dương đang phải đối mặt với thách thức sinh tồn kép của biến đổi khí hậu và bẫy phụ thuộc xuất khẩu — sự đa dạng này tạo ra một phòng thí nghiệm thực địa lý tưởng để kiểm định các điều kiện biên của quan hệ I–P (Khanna &amp; Palepu, 2010; Peng, 2003).</w:t>
+        <w:t xml:space="preserve">Ở châu Á, bối cảnh này càng trở nên đặc biệt đáng quan tâm vì khu vực đang chứng kiến tốc độ hội nhập kinh tế và chuyển đổi số hết sức không đồng đều giữa các quốc gia. Từ Singapore, một nền kinh tế nhỏ mở, dẫn đầu thế giới về năng lực đổi mới và kết nối toàn cầu, đến Việt Nam, một nền kinh tế chuyển đổi đang đẩy nhanh cải cách thể chế và hội nhập quốc tế, rồi đến Trung Quốc với quy mô thị trường khổng lồ và cấu trúc thể chế đặc thù, thậm chí đến các quốc đảo nhỏ Thái Bình Dương đang phải đối mặt với thách thức sinh tồn kép của biến đổi khí hậu và bẫy phụ thuộc xuất khẩu, sự đa dạng này tạo ra một phòng thí nghiệm thực địa lý tưởng để kiểm định các điều kiện biên của quan hệ I–P (Khanna &amp; Palepu, 2010; Peng, 2003).</w:t>
       </w:r>
     </w:p>
     <w:p>
@@ -72,10 +72,7 @@
         <w:t xml:space="preserve">”</w:t>
       </w:r>
       <w:r>
-        <w:t xml:space="preserve"> </w:t>
-      </w:r>
-      <w:r>
-        <w:t xml:space="preserve">— tức sự thiếu hụt các thể chế trung gian hỗ trợ giao dịch thị trường — tạo ra chi phí bổ sung đáng kể cho doanh nghiệp quốc tế hóa (Peng, 2003). Sự đa dạng thể chế giữa các quốc gia châu Á — từ những nền kinh tế với quản trị nhà nước ổn định, pháp quyền mạnh như Singapore đến các nền kinh tế đang phát triển thể chế như Campuchia hay các quốc đảo Thái Bình Dương — tạo ra gradient thể chế đặc biệt phong phú để kiểm định. Luận án này tiếp cận gradient đó một cách hệ thống thông qua khung phân loại thể chế 6 nhóm được phát triển cho luận án này, gọi tắt là ICRV (Institutional Context Regime Variation — Biến thiên chế độ bối cảnh thể chế).</w:t>
+        <w:t xml:space="preserve">, tức sự thiếu hụt các thể chế trung gian hỗ trợ giao dịch thị trường, tạo ra chi phí bổ sung đáng kể cho doanh nghiệp quốc tế hóa (Peng, 2003). Sự đa dạng thể chế giữa các quốc gia châu Á, từ những nền kinh tế với quản trị nhà nước ổn định, pháp quyền mạnh như Singapore đến các nền kinh tế đang phát triển thể chế như Campuchia hay các quốc đảo Thái Bình Dương, tạo ra gradient thể chế đặc biệt phong phú để kiểm định. Luận án này tiếp cận gradient đó một cách hệ thống thông qua khung phân loại thể chế 6 nhóm được phát triển cho luận án này, gọi tắt là ICRV (Institutional Context Regime Variation, Biến thiên chế độ bối cảnh thể chế).</w:t>
       </w:r>
     </w:p>
     <w:p>
@@ -108,7 +105,7 @@
         <w:pStyle w:val="FirstParagraph"/>
       </w:pPr>
       <w:r>
-        <w:t xml:space="preserve">Mặc dù đã có hàng trăm nghiên cứu thực nghiệm, bằng chứng về mối quan hệ giữa quốc tế hóa và hiệu quả hoạt động của doanh nghiệp vẫn chưa thống nhất và tản mạn. Các phân tích tổng hợp (meta-analyses) về quan hệ I–P liên tục cho thấy tác động tổng hợp là dương nhưng nhỏ — hệ số tương quan tổng hợp r trong khoảng 0,07–0,13 — đồng thời mức độ dị biệt giữa các nghiên cứu rất cao với I² thường vượt 80% (Bausch &amp; Krist, 2007; Kirca et al., 2012; Marano et al., 2016; Wu et al., 2022). Tình trạng dị biệt cao này không phải là tín hiệu của sai sót phương pháp, mà là bằng chứng cho thấy quan hệ I–P phụ thuộc sâu sắc vào điều kiện bối cảnh. Arte và Larimo (2022) lập luận rằng heterogeneity cao gợi ý sự cần thiết phải chuyển dịch từ mô hình đơn biến sang khung đa tầng có tính đến thể chế, năng lực và đặc điểm nhà quản trị.</w:t>
+        <w:t xml:space="preserve">Mặc dù đã có hàng trăm nghiên cứu thực nghiệm, bằng chứng về mối quan hệ giữa quốc tế hóa và hiệu quả hoạt động của doanh nghiệp vẫn chưa thống nhất và tản mạn. Các phân tích tổng hợp (meta-analyses) về quan hệ I–P liên tục cho thấy tác động tổng hợp là dương nhưng nhỏ, hệ số tương quan tổng hợp r trong khoảng 0,07–0,13, đồng thời mức độ dị biệt giữa các nghiên cứu rất cao với I² thường vượt 80% (Bausch &amp; Krist, 2007; Kirca et al., 2012; Marano et al., 2016; Wu et al., 2022). Tình trạng dị biệt cao này không phải là tín hiệu của sai sót phương pháp, mà là bằng chứng cho thấy quan hệ I–P phụ thuộc sâu sắc vào điều kiện bối cảnh. Arte và Larimo (2022) lập luận rằng heterogeneity cao gợi ý sự cần thiết phải chuyển dịch từ mô hình đơn biến sang khung đa tầng có tính đến thể chế, năng lực và đặc điểm nhà quản trị.</w:t>
       </w:r>
     </w:p>
     <w:p>
@@ -116,7 +113,7 @@
         <w:pStyle w:val="BodyText"/>
       </w:pPr>
       <w:r>
-        <w:t xml:space="preserve">Ba khoảng trống nghiên cứu quan trọng được xác định từ tổng quan tài liệu. Khoảng trống thứ nhất là thiếu khung lý thuyết tích hợp đủ sức giải thích heterogeneity cao đó. Các nghiên cứu hiện tại thường chọn một hoặc hai lý thuyết làm nền, dẫn đến mô hình không đủ đa tầng để nắm bắt sự phức tạp thực tế. Uppsala model giải thích chi phí học hỏi nhưng không đủ để xử lý vai trò của thể chế; RBV giải thích sự khác biệt năng lực nhưng bỏ qua macro-context; Institutional Theory giải thích bối cảnh vĩ mô nhưng không tích hợp đặc điểm cá nhân nhà quản trị. Không một lý thuyết nào đứng riêng có thể giải thích đầy đủ heterogeneity đó. Khoảng trống thứ hai là sự đồng nhất không hợp lý giữa hai construct số khác nhau về bản chất: technological capability — chiều sâu năng lực công nghệ nhập vào tổ chức — và digital adoption — mức độ áp dụng công cụ số bề mặt trong hoạt động kinh doanh. Nhiều nghiên cứu trước gộp hai construct này thành một chỉ số composite duy nhất, điều này làm giảm độ chính xác của kết luận và có thể che khuất các cơ chế tác động khác nhau (Bharadwaj et al., 2013; Coltman et al., 2008; Verhoef et al., 2021). Khoảng trống thứ ba là thiếu bằng chứng cross-country quy mô lớn cho châu Á. Phần lớn nghiên cứu hiện có tập trung vào một quốc gia hoặc một tiểu vùng, và thậm chí khi có nghiên cứu đa quốc gia, phạm vi thường hẹp và thiếu sự đa dạng thể chế đủ lớn để kiểm định các điều kiện biên có ý nghĩa.</w:t>
+        <w:t xml:space="preserve">Ba khoảng trống nghiên cứu quan trọng được xác định từ tổng quan tài liệu. Khoảng trống thứ nhất là thiếu khung lý thuyết tích hợp đủ sức giải thích heterogeneity cao đó. Các nghiên cứu hiện tại thường chọn một hoặc hai lý thuyết làm nền, dẫn đến mô hình không đủ đa tầng để nắm bắt sự phức tạp thực tế. Uppsala model giải thích chi phí học hỏi nhưng không đủ để xử lý vai trò của thể chế; RBV giải thích sự khác biệt năng lực nhưng bỏ qua macro-context; Institutional Theory giải thích bối cảnh vĩ mô nhưng không tích hợp đặc điểm cá nhân nhà quản trị. Không một lý thuyết nào đứng riêng có thể giải thích đầy đủ heterogeneity đó. Khoảng trống thứ hai là sự đồng nhất không hợp lý giữa hai construct số khác nhau về bản chất: technological capability, chiều sâu năng lực công nghệ nhập vào tổ chức, và digital adoption, mức độ áp dụng công cụ số bề mặt trong hoạt động kinh doanh. Nhiều nghiên cứu trước gộp hai construct này thành một chỉ số composite duy nhất, điều này làm giảm độ chính xác của kết luận và có thể che khuất các cơ chế tác động khác nhau (Bharadwaj et al., 2013; Coltman et al., 2008; Verhoef et al., 2021). Khoảng trống thứ ba là thiếu bằng chứng cross-country quy mô lớn cho châu Á. Phần lớn nghiên cứu hiện có tập trung vào một quốc gia hoặc một tiểu vùng, và thậm chí khi có nghiên cứu đa quốc gia, phạm vi thường hẹp và thiếu sự đa dạng thể chế đủ lớn để kiểm định các điều kiện biên có ý nghĩa.</w:t>
       </w:r>
     </w:p>
     <w:p>
@@ -124,7 +121,7 @@
         <w:pStyle w:val="BodyText"/>
       </w:pPr>
       <w:r>
-        <w:t xml:space="preserve">Luận án này được thiết kế để giải quyết ba khoảng trống đó bằng cách xây dựng và kiểm định một khung giải thích đa tầng cho quan hệ I–P tại châu Á, với thiết kế mixed synthesis-empirical kết hợp meta-analysis và phân tích đa quốc gia quy mô lớn. Trọng tâm khoa học của luận án là vai trò điều tiết của thể chế, năng lực số và đặc điểm nhà quản trị — ba tầng điều tiết mà, theo lập luận của luận án, cùng nhau tạo nên cấu trúc giải thích cần thiết cho heterogeneity cao trong quan hệ I–P.</w:t>
+        <w:t xml:space="preserve">Luận án này được thiết kế để giải quyết ba khoảng trống đó bằng cách xây dựng và kiểm định một khung giải thích đa tầng cho quan hệ I–P tại châu Á, với thiết kế mixed synthesis-empirical kết hợp meta-analysis và phân tích đa quốc gia quy mô lớn. Trọng tâm khoa học của luận án là vai trò điều tiết của thể chế, năng lực số và đặc điểm nhà quản trị, ba tầng điều tiết mà, theo lập luận của luận án, cùng nhau tạo nên cấu trúc giải thích cần thiết cho heterogeneity cao trong quan hệ I–P.</w:t>
       </w:r>
     </w:p>
     <w:p>
@@ -157,7 +154,7 @@
         <w:pStyle w:val="BodyText"/>
       </w:pPr>
       <w:r>
-        <w:t xml:space="preserve">Từ mục tiêu tổng quát đó, luận án triển khai bốn mục tiêu cụ thể. Mục tiêu cụ thể thứ nhất là tổng hợp và cập nhật bằng chứng meta-analytic về mối quan hệ I–P trong giai đoạn 1982–2026, xác định tác động tổng hợp, mức độ dị biệt và các nhân tố điều tiết (moderators) chính giải thích heterogeneity trong literature. Mục tiêu cụ thể thứ hai là kiểm định cơ chế cụ thể trong các bối cảnh quốc gia khác nhau, bao gồm Singapore với tư cách nền kinh tế nhỏ mở tiên tiến, Việt Nam với tư cách nền kinh tế chuyển đổi đang mở rộng, và Trung Quốc với tư cách nền kinh tế mới nổi quy mô lớn, nhằm làm rõ cách thức các cơ chế I–P vận hành khác nhau theo bối cảnh quốc gia. Mục tiêu cụ thể thứ ba là mở rộng phân tích sang 49 nền kinh tế châu Á và Thái Bình Dương (bao gồm 7 nền kinh tế Pacific SIDS) để kiểm định khả năng khái quát hóa của các phát hiện trên phạm vi rộng, kế thừa và mở rộng từ pool 17 nền kinh tế trong nghiên cứu thành phần P1. Mục tiêu cụ thể thứ tư là phân tích vai trò điều tiết của ba nhóm biến: thể chế (bao gồm các sub-regime ICRV và các chỉ số rào cản thể chế), năng lực số (phân biệt rõ technological capability index — TCI và chỉ số chấp nhận số — digital adoption index — DAI), và đặc điểm nhà quản trị cấp cao (kinh nghiệm và giới tính).</w:t>
+        <w:t xml:space="preserve">Từ mục tiêu tổng quát đó, luận án triển khai bốn mục tiêu cụ thể. Mục tiêu cụ thể thứ nhất là tổng hợp và cập nhật bằng chứng meta-analytic về mối quan hệ I–P trong giai đoạn 1982–2026, xác định tác động tổng hợp, mức độ dị biệt và các nhân tố điều tiết (moderators) chính giải thích heterogeneity trong literature. Mục tiêu cụ thể thứ hai là kiểm định cơ chế cụ thể trong các bối cảnh quốc gia khác nhau, bao gồm Singapore với tư cách nền kinh tế nhỏ mở tiên tiến, Việt Nam với tư cách nền kinh tế chuyển đổi đang mở rộng, và Trung Quốc với tư cách nền kinh tế mới nổi quy mô lớn, nhằm làm rõ cách thức các cơ chế I–P vận hành khác nhau theo bối cảnh quốc gia. Mục tiêu cụ thể thứ ba là mở rộng phân tích sang 49 nền kinh tế châu Á và Thái Bình Dương (bao gồm 7 nền kinh tế Pacific SIDS) để kiểm định khả năng khái quát hóa của các phát hiện trên phạm vi rộng, kế thừa và mở rộng từ pool 17 nền kinh tế trong nghiên cứu thành phần P1. Mục tiêu cụ thể thứ tư là phân tích vai trò điều tiết của ba nhóm biến: thể chế (bao gồm các sub-regime ICRV và các chỉ số rào cản thể chế), năng lực số (phân biệt rõ technological capability index, TCI và chỉ số chấp nhận số, digital adoption index, DAI), và đặc điểm nhà quản trị cấp cao (kinh nghiệm và giới tính).</w:t>
       </w:r>
     </w:p>
     <w:p>
@@ -182,7 +179,7 @@
         <w:pStyle w:val="FirstParagraph"/>
       </w:pPr>
       <w:r>
-        <w:t xml:space="preserve">Câu hỏi nghiên cứu trung tâm của luận án là: Quốc tế hóa ảnh hưởng đến hiệu quả hoạt động của doanh nghiệp ở châu Á như thế nào, và những điều kiện nào — về thể chế, năng lực số và đặc điểm nhà quản trị — giải thích sự dị biệt cao trong mối quan hệ đó?</w:t>
+        <w:t xml:space="preserve">Câu hỏi nghiên cứu trung tâm của luận án là: Quốc tế hóa ảnh hưởng đến hiệu quả hoạt động của doanh nghiệp ở châu Á như thế nào, và những điều kiện nào, về thể chế, năng lực số và đặc điểm nhà quản trị, giải thích sự dị biệt cao trong mối quan hệ đó?</w:t>
       </w:r>
     </w:p>
     <w:p>
@@ -190,7 +187,7 @@
         <w:pStyle w:val="BodyText"/>
       </w:pPr>
       <w:r>
-        <w:t xml:space="preserve">Từ câu hỏi trung tâm đó, bốn câu hỏi nghiên cứu cụ thể được đặt ra. Câu hỏi nghiên cứu thứ nhất (RQ1) là: Tác động tổng hợp của quốc tế hóa lên hiệu quả hoạt động của doanh nghiệp trong literature 1982–2026 là gì, mức độ dị biệt ở mức nào, và những moderators nào giải thích heterogeneity đó một cách có hệ thống? Câu hỏi nghiên cứu thứ hai (RQ2) là: Trong từng bối cảnh quốc gia cụ thể bao gồm Singapore, Việt Nam và Trung Quốc, mối quan hệ I–P vận hành theo những cơ chế đặc thù nào và sự phi tuyến có biểu hiện ra sao? Câu hỏi nghiên cứu thứ ba (RQ3) là: Trên phạm vi đa quốc gia châu Á bao gồm 49 nền kinh tế châu Á và Thái Bình Dương (bao gồm 7 nền kinh tế Pacific SIDS), vai trò điều tiết của chỉ số chấp nhận số (DAI) và technological capability index (TCI) có khái quát hóa được không, và hai construct này có thực sự vận hành theo các cơ chế khác nhau không? Câu hỏi nghiên cứu thứ tư (RQ4) là: Vai trò của thể chế — đo bằng sub-regime ICRV — cùng với sự phân biệt giữa TCI và DAI, và đặc điểm nhà quản trị trong việc điều tiết mối quan hệ I–P là gì, và sự tương tác ba chiều giữa ba tầng đó có ý nghĩa như thế nào?</w:t>
+        <w:t xml:space="preserve">Từ câu hỏi trung tâm đó, bốn câu hỏi nghiên cứu cụ thể được đặt ra. Câu hỏi nghiên cứu thứ nhất (RQ1) là: Tác động tổng hợp của quốc tế hóa lên hiệu quả hoạt động của doanh nghiệp trong literature 1982–2026 là gì, mức độ dị biệt ở mức nào, và những moderators nào giải thích heterogeneity đó một cách có hệ thống? Câu hỏi nghiên cứu thứ hai (RQ2) là: Trong từng bối cảnh quốc gia cụ thể bao gồm Singapore, Việt Nam và Trung Quốc, mối quan hệ I–P vận hành theo những cơ chế đặc thù nào và sự phi tuyến có biểu hiện ra sao? Câu hỏi nghiên cứu thứ ba (RQ3) là: Trên phạm vi đa quốc gia châu Á bao gồm 49 nền kinh tế châu Á và Thái Bình Dương (bao gồm 7 nền kinh tế Pacific SIDS), vai trò điều tiết của chỉ số chấp nhận số (DAI) và technological capability index (TCI) có khái quát hóa được không, và hai construct này có thực sự vận hành theo các cơ chế khác nhau không? Câu hỏi nghiên cứu thứ tư (RQ4) là: Vai trò của thể chế, đo bằng sub-regime ICRV, cùng với sự phân biệt giữa TCI và DAI, và đặc điểm nhà quản trị trong việc điều tiết mối quan hệ I–P là gì, và sự tương tác ba chiều giữa ba tầng đó có ý nghĩa như thế nào?</w:t>
       </w:r>
     </w:p>
     <w:p>
@@ -258,7 +255,7 @@
         <w:t xml:space="preserve"> </w:t>
       </w:r>
       <w:r>
-        <w:t xml:space="preserve">có dữ liệu trong Khảo sát Doanh nghiệp của Ngân hàng Thế giới (World Bank Enterprise Surveys — WBES), được phân loại và tổ chức theo 6 sub-regime trong khung ICRV. Sáu sub-regime bao gồm: (i) Advanced Innovation-Driven, đại diện là Singapore, Hàn Quốc và Đài Loan; (ii) Advanced Resource-Driven, đại diện là các nền kinh tế GCC; (iii) Upper-middle, đại diện là Trung Quốc và Malaysia; (iv) Lower-middle transition, bao gồm Việt Nam và các nền kinh tế ASEAN đang phát triển; (v) Emerging, bao gồm các nền kinh tế kém phát triển nhất châu Á như Campuchia, Nepal và Afghanistan; và (vi) SIDS (Small Island Developing States), bao gồm 7 nền kinh tế đảo nhỏ Thái Bình Dương (mẫu chính P8; mở rộng 9 nền gồm Comoros và Timor-Leste khi kiểm định độ vững) được đưa vào phân tích để kiểm định các điều kiện biên cực đoan của quan hệ I–P. Nhật Bản không nằm trong phạm vi thực nghiệm của luận án do cấu trúc dữ liệu WBES không bao phủ Nhật Bản đầy đủ.</w:t>
+        <w:t xml:space="preserve">có dữ liệu trong Khảo sát Doanh nghiệp của Ngân hàng Thế giới (World Bank Enterprise Surveys, WBES), được phân loại và tổ chức theo 6 sub-regime trong khung ICRV. Sáu sub-regime bao gồm: (i) Advanced Innovation-Driven, đại diện là Singapore, Hàn Quốc và Đài Loan; (ii) Advanced Resource-Driven, đại diện là các nền kinh tế GCC; (iii) Upper-middle, đại diện là Trung Quốc và Malaysia; (iv) Lower-middle transition, bao gồm Việt Nam và các nền kinh tế ASEAN đang phát triển; (v) Emerging, bao gồm các nền kinh tế kém phát triển nhất châu Á như Campuchia, Nepal và Afghanistan; và (vi) SIDS (Small Island Developing States), bao gồm 7 nền kinh tế đảo nhỏ Thái Bình Dương (mẫu chính P8; mở rộng 9 nền gồm Comoros và Timor-Leste khi kiểm định độ vững) được đưa vào phân tích để kiểm định các điều kiện biên cực đoan của quan hệ I–P. Nhật Bản không nằm trong phạm vi thực nghiệm của luận án do cấu trúc dữ liệu WBES không bao phủ Nhật Bản đầy đủ.</w:t>
       </w:r>
     </w:p>
     <w:bookmarkEnd w:id="26"/>
@@ -302,7 +299,7 @@
         <w:pStyle w:val="FirstParagraph"/>
       </w:pPr>
       <w:r>
-        <w:t xml:space="preserve">Luận án áp dụng thiết kế nghiên cứu mixed synthesis-empirical — sự kết hợp giữa meta-analysis và phân tích thực nghiệm đa quốc gia — nhằm trả lời bốn câu hỏi nghiên cứu đã đặt ra. Thiết kế này không chỉ đơn thuần là sử dụng hai phương pháp song song, mà tạo ra một đối thoại hai chiều: meta-analysis cung cấp tổng quan có hệ thống về trạng thái bằng chứng và xác định các moderator quan trọng trong literature, trong khi phân tích thực nghiệm kiểm định trực tiếp các giả thuyết phát sinh từ khung lý thuyết trong bối cảnh châu Á. Sự tương tác này tăng cường đáng kể sức mạnh đóng góp so với việc chỉ sử dụng một phương pháp duy nhất (Borenstein et al., 2009; Hunter &amp; Schmidt, 2004).</w:t>
+        <w:t xml:space="preserve">Luận án áp dụng thiết kế nghiên cứu mixed synthesis-empirical, sự kết hợp giữa meta-analysis và phân tích thực nghiệm đa quốc gia, nhằm trả lời bốn câu hỏi nghiên cứu đã đặt ra. Thiết kế này không chỉ đơn thuần là sử dụng hai phương pháp song song, mà tạo ra một đối thoại hai chiều: meta-analysis cung cấp tổng quan có hệ thống về trạng thái bằng chứng và xác định các moderator quan trọng trong literature, trong khi phân tích thực nghiệm kiểm định trực tiếp các giả thuyết phát sinh từ khung lý thuyết trong bối cảnh châu Á. Sự tương tác này tăng cường đáng kể sức mạnh đóng góp so với việc chỉ sử dụng một phương pháp duy nhất (Borenstein et al., 2009; Hunter &amp; Schmidt, 2004).</w:t>
       </w:r>
     </w:p>
     <w:p>
@@ -335,7 +332,7 @@
         <w:pStyle w:val="FirstParagraph"/>
       </w:pPr>
       <w:r>
-        <w:t xml:space="preserve">Dựa trên khung lý thuyết tích hợp đa tầng bao gồm Uppsala model, RBV, Institutional Theory, Upper Echelons Theory và digital capability lens, luận án đề xuất hệ giả thuyết khoa học với sáu giả thuyết trọng tâm. Quan hệ nền giữa quốc tế hóa và hiệu quả hoạt động doanh nghiệp mang dạng phi tuyến — cụ thể là dạng inverted-U — với chi phí thâm nhập và thích nghi cao ở giai đoạn đầu và lợi ích quy mô, học hỏi và đa dạng hóa thị trường ở giai đoạn sau, đến khi chi phí điều phối vượt quá lợi ích sẽ dẫn đến sự suy giảm hiệu quả. Technological capability index (TCI) điều tiết dương quan hệ I–P bằng cách mở rộng biên thích nghi và tăng cường khả năng khai thác lợi thế cạnh tranh ở thị trường quốc tế. Chỉ số chấp nhận số (DAI) — được hiểu là proxy foundational digital adoption — có tác động điều tiết không đơn điệu và phụ thuộc vào chế độ thể chế: ở các nền kinh tế có thể chế tốt, DAI khuếch đại lợi ích của quốc tế hóa; ở các nền kinh tế với thể chế yếu, DAI có thể khuếch đại chi phí điều phối khi mức độ quốc tế hóa vượt ngưỡng. Bối cảnh thể chế, đo bằng sub-regime ICRV, điều tiết cả dạng và độ lớn của quan hệ I–P, tạo ra gradient từ tác động dương lớn ở Advanced Innovation-Driven đến tác động âm ở Emerging và SIDS extreme. Đặc điểm nhà quản trị cấp cao — cụ thể là kinh nghiệm quốc tế và đa dạng giới tính — điều tiết dương quan hệ I–P thông qua cơ chế tăng cường nhận diện cơ hội và quản trị rủi ro. Ngoài sáu giả thuyết trọng tâm H1–H6, luận án phát biểu thêm giả thuyết điều kiện biên H1b: tại các nền kinh tế SIDS (ICRV Nhóm VI), nơi ba điều kiện cấu trúc tối thiểu đồng thời bị vi phạm — thị trường nội địa quá nhỏ, chi phí thương mại cực cao, và thiếu hỗ trợ thể chế — quan hệ I–P chuyển từ dạng chữ U ngược sang quan hệ</w:t>
+        <w:t xml:space="preserve">Dựa trên khung lý thuyết tích hợp đa tầng bao gồm Uppsala model, RBV, Institutional Theory, Upper Echelons Theory và digital capability lens, luận án đề xuất hệ giả thuyết khoa học với sáu giả thuyết trọng tâm. Quan hệ nền giữa quốc tế hóa và hiệu quả hoạt động doanh nghiệp mang dạng phi tuyến, cụ thể là dạng inverted-U, với chi phí thâm nhập và thích nghi cao ở giai đoạn đầu và lợi ích quy mô, học hỏi và đa dạng hóa thị trường ở giai đoạn sau, đến khi chi phí điều phối vượt quá lợi ích sẽ dẫn đến sự suy giảm hiệu quả. Technological capability index (TCI) điều tiết dương quan hệ I–P bằng cách mở rộng biên thích nghi và tăng cường khả năng khai thác lợi thế cạnh tranh ở thị trường quốc tế. Chỉ số chấp nhận số (DAI), được hiểu là proxy foundational digital adoption, có tác động điều tiết không đơn điệu và phụ thuộc vào chế độ thể chế: ở các nền kinh tế có thể chế tốt, DAI khuếch đại lợi ích của quốc tế hóa; ở các nền kinh tế với thể chế yếu, DAI có thể khuếch đại chi phí điều phối khi mức độ quốc tế hóa vượt ngưỡng. Bối cảnh thể chế, đo bằng sub-regime ICRV, điều tiết cả dạng và độ lớn của quan hệ I–P, tạo ra gradient từ tác động dương lớn ở Advanced Innovation-Driven đến tác động âm ở Emerging và SIDS extreme. Đặc điểm nhà quản trị cấp cao, cụ thể là kinh nghiệm quốc tế và đa dạng giới tính, điều tiết dương quan hệ I–P thông qua cơ chế tăng cường nhận diện cơ hội và quản trị rủi ro. Ngoài sáu giả thuyết trọng tâm H1–H6, luận án phát biểu thêm giả thuyết điều kiện biên H1b: tại các nền kinh tế SIDS (ICRV Nhóm VI), nơi ba điều kiện cấu trúc tối thiểu đồng thời bị vi phạm, thị trường nội địa quá nhỏ, chi phí thương mại cực cao, và thiếu hỗ trợ thể chế, quan hệ I–P chuyển từ dạng chữ U ngược sang quan hệ</w:t>
       </w:r>
       <w:r>
         <w:t xml:space="preserve"> </w:t>
@@ -348,7 +345,7 @@
         <w:t xml:space="preserve">âm đơn điệu không có điểm uốn</w:t>
       </w:r>
       <w:r>
-        <w:t xml:space="preserve">, được gọi là gánh nặng quốc tế hóa bắt buộc (Forced Internationalization Penalty — FIP). Chi tiết toàn bộ hệ giả thuyết H1–H6 và H1b được trình bày đầy đủ trong Chương 2 của luận án.</w:t>
+        <w:t xml:space="preserve">, được gọi là gánh nặng quốc tế hóa bắt buộc (Forced Internationalization Penalty, FIP). Chi tiết toàn bộ hệ giả thuyết H1–H6 và H1b được trình bày đầy đủ trong Chương 2 của luận án.</w:t>
       </w:r>
     </w:p>
     <w:p>
@@ -382,7 +379,7 @@
         <w:pStyle w:val="FirstParagraph"/>
       </w:pPr>
       <w:r>
-        <w:t xml:space="preserve">Về mặt lý thuyết, luận án đóng góp vào literature kinh doanh quốc tế theo ba hướng chính. Hướng thứ nhất là tích hợp bốn lý thuyết kinh điển — Uppsala model, Resource-Based View, Institutional Theory và Upper Echelons Theory — vào một khung giải thích đa tầng thống nhất, bổ sung bởi digital capability lens để phản ánh chuyển đổi số đương đại. Khung này không chỉ là sự ghép nối cơ học các lý thuyết mà là một kiến trúc lý thuyết có tính nhất quán nội tại, trong đó mỗi tầng giải thích một loại heterogeneity khác nhau trong quan hệ I–P. Hướng thứ hai là phân tách rõ ràng technological capability (TCI) và chỉ số chấp nhận số (DAI) như hai construct lý thuyết độc lập, dựa trên các nền tảng khái niệm khác nhau từ Bharadwaj et al. (2013), Verhoef et al. (2021), và Coltman et al. (2008). Sự phân tách này bổ sung vào thiếu hụt khái niệm quan trọng trong literature về số hóa và quốc tế hóa. Hướng thứ ba là tái định vị Uppsala model trong bối cảnh kỷ nguyên AI bằng cách mở rộng cơ chế học hỏi để bao gồm</w:t>
+        <w:t xml:space="preserve">Về mặt lý thuyết, luận án đóng góp vào literature kinh doanh quốc tế theo ba hướng chính. Hướng thứ nhất là tích hợp bốn lý thuyết kinh điển, Uppsala model, Resource-Based View, Institutional Theory và Upper Echelons Theory, vào một khung giải thích đa tầng thống nhất, bổ sung bởi digital capability lens để phản ánh chuyển đổi số đương đại. Khung này không chỉ là sự ghép nối cơ học các lý thuyết mà là một kiến trúc lý thuyết có tính nhất quán nội tại, trong đó mỗi tầng giải thích một loại heterogeneity khác nhau trong quan hệ I–P. Hướng thứ hai là phân tách rõ ràng technological capability (TCI) và chỉ số chấp nhận số (DAI) như hai construct lý thuyết độc lập, dựa trên các nền tảng khái niệm khác nhau từ Bharadwaj et al. (2013), Verhoef et al. (2021), và Coltman et al. (2008). Sự phân tách này bổ sung vào thiếu hụt khái niệm quan trọng trong literature về số hóa và quốc tế hóa. Hướng thứ ba là tái định vị Uppsala model trong bối cảnh kỷ nguyên AI bằng cách mở rộng cơ chế học hỏi để bao gồm</w:t>
       </w:r>
       <w:r>
         <w:t xml:space="preserve"> </w:t>
@@ -407,13 +404,10 @@
           <w:bCs/>
           <w:b/>
         </w:rPr>
-        <w:t xml:space="preserve">gánh nặng quốc tế hóa bắt buộc (Forced Internationalization Penalty — FIP)</w:t>
-      </w:r>
-      <w:r>
-        <w:t xml:space="preserve"> </w:t>
-      </w:r>
-      <w:r>
-        <w:t xml:space="preserve">— một construct lý thuyết mới chưa được định danh trong literature kinh doanh quốc tế — như điều kiện biên cực đoan của mô hình chữ U ngược khi cả ba tầng của khung CDCM (thể chế, năng lực, quản trị) đồng thời ở mức tối thiểu. Bằng chứng thực nghiệm từ bảy nền kinh tế Pacific SIDS xác nhận quan hệ âm đơn điệu không có điểm uốn, mở ra hướng nghiên cứu mới về điều kiện biên của lý thuyết quốc tế hóa.</w:t>
+        <w:t xml:space="preserve">gánh nặng quốc tế hóa bắt buộc (Forced Internationalization Penalty, FIP)</w:t>
+      </w:r>
+      <w:r>
+        <w:t xml:space="preserve">, một construct lý thuyết mới chưa được định danh trong literature kinh doanh quốc tế, như điều kiện biên cực đoan của mô hình chữ U ngược khi cả ba tầng của khung CDCM (thể chế, năng lực, quản trị) đồng thời ở mức tối thiểu. Bằng chứng thực nghiệm từ bảy nền kinh tế Pacific SIDS xác nhận quan hệ âm đơn điệu không có điểm uốn, mở ra hướng nghiên cứu mới về điều kiện biên của lý thuyết quốc tế hóa.</w:t>
       </w:r>
     </w:p>
     <w:bookmarkEnd w:id="31"/>
@@ -449,7 +443,7 @@
         <w:pStyle w:val="FirstParagraph"/>
       </w:pPr>
       <w:r>
-        <w:t xml:space="preserve">Về mặt thực tiễn, luận án cung cấp căn cứ có hệ thống cho hai nhóm đối tượng sử dụng chính. Đối với doanh nghiệp, kết quả phân tích của luận án cho thấy tồn tại ngưỡng tối ưu trong mối quan hệ giữa mức độ xuất khẩu và hiệu quả hoạt động, và ngưỡng này thay đổi theo bối cảnh thể chế và năng lực số của từng doanh nghiệp. Nhà quản trị cần nhận thức được ngưỡng này và đầu tư có chiến lược vào năng lực công nghệ thay vì chỉ tập trung vào digital adoption bề mặt. Đối với nhà hoạch định chính sách, bằng chứng từ luận án gợi ý rằng cải cách thể chế và hỗ trợ chuyển đổi số có thể có hiệu ứng bổ trợ tích cực — được nghiên cứu về 17 nền kinh tế châu Á mới nổi đặt tên là</w:t>
+        <w:t xml:space="preserve">Về mặt thực tiễn, luận án cung cấp căn cứ có hệ thống cho hai nhóm đối tượng sử dụng chính. Đối với doanh nghiệp, kết quả phân tích của luận án cho thấy tồn tại ngưỡng tối ưu trong mối quan hệ giữa mức độ xuất khẩu và hiệu quả hoạt động, và ngưỡng này thay đổi theo bối cảnh thể chế và năng lực số của từng doanh nghiệp. Nhà quản trị cần nhận thức được ngưỡng này và đầu tư có chiến lược vào năng lực công nghệ thay vì chỉ tập trung vào digital adoption bề mặt. Đối với nhà hoạch định chính sách, bằng chứng từ luận án gợi ý rằng cải cách thể chế và hỗ trợ chuyển đổi số có thể có hiệu ứng bổ trợ tích cực, được nghiên cứu về 17 nền kinh tế châu Á mới nổi đặt tên là</w:t>
       </w:r>
       <w:r>
         <w:t xml:space="preserve"> </w:t>
@@ -464,10 +458,7 @@
         <w:t xml:space="preserve">”</w:t>
       </w:r>
       <w:r>
-        <w:t xml:space="preserve"> </w:t>
-      </w:r>
-      <w:r>
-        <w:t xml:space="preserve">— trong đó năng lực số làm giảm tác động tiêu cực của rào cản thể chế đối với doanh nghiệp quốc tế hóa (nghiên cứu thành phần P1). Cơ chế này được luận án kiểm định trên phạm vi rộng hơn với 49 nền kinh tế châu Á và Thái Bình Dương.</w:t>
+        <w:t xml:space="preserve">, trong đó năng lực số làm giảm tác động tiêu cực của rào cản thể chế đối với doanh nghiệp quốc tế hóa (nghiên cứu thành phần P1). Cơ chế này được luận án kiểm định trên phạm vi rộng hơn với 49 nền kinh tế châu Á và Thái Bình Dương.</w:t>
       </w:r>
     </w:p>
     <w:p>
@@ -503,13 +494,13 @@
           <w:bCs/>
           <w:b/>
         </w:rPr>
-        <w:t xml:space="preserve">gánh nặng quốc tế hóa bắt buộc (Forced Internationalization Penalty — FIP)</w:t>
-      </w:r>
-      <w:r>
-        <w:t xml:space="preserve"> </w:t>
-      </w:r>
-      <w:r>
-        <w:t xml:space="preserve">tại bảy nền kinh tế Pacific SIDS — lần đầu tiên trong literature kinh doanh quốc tế, một trường hợp quan hệ I–P âm đơn điệu không có điểm uốn được ghi nhận và biện minh lý thuyết bằng ba điều kiện cấu trúc vi phạm đồng thời, mở ra hướng nghiên cứu mới về điều kiện biên của các lý thuyết quốc tế hóa phổ quát.</w:t>
+        <w:t xml:space="preserve">gánh nặng quốc tế hóa bắt buộc (Forced Internationalization Penalty, FIP)</w:t>
+      </w:r>
+      <w:r>
+        <w:t xml:space="preserve"> </w:t>
+      </w:r>
+      <w:r>
+        <w:t xml:space="preserve">tại bảy nền kinh tế Pacific SIDS, lần đầu tiên trong literature kinh doanh quốc tế, một trường hợp quan hệ I–P âm đơn điệu không có điểm uốn được ghi nhận và biện minh lý thuyết bằng ba điều kiện cấu trúc vi phạm đồng thời, mở ra hướng nghiên cứu mới về điều kiện biên của các lý thuyết quốc tế hóa phổ quát.</w:t>
       </w:r>
     </w:p>
     <w:p>
@@ -534,7 +525,7 @@
         <w:pStyle w:val="FirstParagraph"/>
       </w:pPr>
       <w:r>
-        <w:t xml:space="preserve">Luận án được tổ chức thành năm chương theo chuẩn luận án tiến sĩ truyền thống tại Trường Kinh tế, Đại học Cần Thơ. Chương 1 — Giới thiệu — đặt vấn đề nghiên cứu, xác định khoảng trống, trình bày mục tiêu, câu hỏi nghiên cứu, phạm vi, phương pháp luận, giả thuyết khoa học tóm tắt, ý nghĩa, tính mới và cấu trúc của luận án. Chương 2 — Cơ sở lý thuyết và tổng quan tài liệu — xây dựng khung lý thuyết tích hợp đa tầng, tổng quan bằng chứng thực nghiệm đã có, và phát triển hệ giả thuyết H1–H6 dựa trên khoảng trống và logic lý thuyết. Chương 3 — Phương pháp nghiên cứu — trình bày chi tiết thiết kế nghiên cứu, nguồn dữ liệu, cách đo lường biến, mô hình phân tích và chiến lược kiểm định độ vững. Chương 4 — Kết quả nghiên cứu — trình bày kết quả ở ba cấp độ phân tích: meta-analysis cập nhật 1982–2026, phân tích theo bối cảnh quốc gia cụ thể, và phân tích đa quốc gia capstone trên pool đầy đủ 49 nền kinh tế. Chương 5 — Thảo luận và kết luận — tích hợp các phát hiện từ Chương 4 vào khung lý thuyết ở Chương 2, thảo luận đóng góp khoa học, hàm ý quản trị và chính sách, hạn chế của nghiên cứu và hướng nghiên cứu tiếp theo.</w:t>
+        <w:t xml:space="preserve">Luận án được tổ chức thành năm chương theo chuẩn luận án tiến sĩ truyền thống tại Trường Kinh tế, Đại học Cần Thơ. Chương 1, Giới thiệu, đặt vấn đề nghiên cứu, xác định khoảng trống, trình bày mục tiêu, câu hỏi nghiên cứu, phạm vi, phương pháp luận, giả thuyết khoa học tóm tắt, ý nghĩa, tính mới và cấu trúc của luận án. Chương 2, Cơ sở lý thuyết và tổng quan tài liệu, xây dựng khung lý thuyết tích hợp đa tầng, tổng quan bằng chứng thực nghiệm đã có, và phát triển hệ giả thuyết H1–H6 dựa trên khoảng trống và logic lý thuyết. Chương 3, Phương pháp nghiên cứu, trình bày chi tiết thiết kế nghiên cứu, nguồn dữ liệu, cách đo lường biến, mô hình phân tích và chiến lược kiểm định độ vững. Chương 4, Kết quả nghiên cứu, trình bày kết quả ở ba cấp độ phân tích: meta-analysis cập nhật 1982–2026, phân tích theo bối cảnh quốc gia cụ thể, và phân tích đa quốc gia capstone trên pool đầy đủ 49 nền kinh tế. Chương 5, Thảo luận và kết luận, tích hợp các phát hiện từ Chương 4 vào khung lý thuyết ở Chương 2, thảo luận đóng góp khoa học, hàm ý quản trị và chính sách, hạn chế của nghiên cứu và hướng nghiên cứu tiếp theo.</w:t>
       </w:r>
     </w:p>
     <w:p>
@@ -568,7 +559,7 @@
         <w:t xml:space="preserve"> </w:t>
       </w:r>
       <w:r>
-        <w:t xml:space="preserve">(Việt Nam — JABS, under review): kiểm định inverted-U tại Nhóm IV ICRV, turning point = 39,3–46,2% FSTS, TCI là level-shifter có ý nghĩa.</w:t>
+        <w:t xml:space="preserve">(Việt Nam, JABS, under review): kiểm định inverted-U tại Nhóm IV ICRV, turning point = 39,3–46,2% FSTS, TCI là level-shifter có ý nghĩa.</w:t>
       </w:r>
       <w:r>
         <w:t xml:space="preserve"> </w:t>
@@ -584,7 +575,7 @@
         <w:t xml:space="preserve"> </w:t>
       </w:r>
       <w:r>
-        <w:t xml:space="preserve">(Singapore — MIR, under review): kiểm định tại Nhóm I ICRV, turning point ≈ 88,6% (khoảng tin cậy rất rộng và vượt ngưỡng khả thi của FSTS, nên không định vị tin cậy — xem §4.3), DAI Tier-1+2 khuếch đại đường cong I–P.</w:t>
+        <w:t xml:space="preserve">(Singapore, MIR, under review): kiểm định tại Nhóm I ICRV, turning point ≈ 88,6% (khoảng tin cậy rất rộng và vượt ngưỡng khả thi của FSTS, nên không định vị tin cậy, xem §4.3), DAI Tier-1+2 khuếch đại đường cong I–P.</w:t>
       </w:r>
       <w:r>
         <w:t xml:space="preserve"> </w:t>
@@ -600,7 +591,7 @@
         <w:t xml:space="preserve"> </w:t>
       </w:r>
       <w:r>
-        <w:t xml:space="preserve">(Trung Quốc — IJOEM, under review): kiểm định temporal stability, turning point ổn định qua 2012–2024 (≈ 48,78%, Paternoster z = 0,82, p = ,412).</w:t>
+        <w:t xml:space="preserve">(Trung Quốc, IJOEM, under review): kiểm định temporal stability, turning point ổn định qua 2012–2024 (≈ 48,78%, Paternoster z = 0,82, p = ,412).</w:t>
       </w:r>
       <w:r>
         <w:t xml:space="preserve"> </w:t>
@@ -616,7 +607,7 @@
         <w:t xml:space="preserve"> </w:t>
       </w:r>
       <w:r>
-        <w:t xml:space="preserve">(meta-analysis ba tầng — IBR, under review): k = 238 nghiên cứu, r̄ = 0,074, I² = 62,4%, gradient ICRV Q_M = 17,35 (df = 4, p = ,002).</w:t>
+        <w:t xml:space="preserve">(meta-analysis ba tầng, IBR, under review): k = 238 nghiên cứu, r̄ = 0,074, I² = 62,4%, gradient ICRV Q_M = 17,35 (df = 4, p = ,002).</w:t>
       </w:r>
       <w:r>
         <w:t xml:space="preserve"> </w:t>
@@ -632,7 +623,7 @@
         <w:t xml:space="preserve"> </w:t>
       </w:r>
       <w:r>
-        <w:t xml:space="preserve">(49 nền kinh tế — JIBS, under revision): N = 84.910 quan sát, turning point trung bình ~36%, DAI×ICRV (p = ,012), kiểm định tích hợp CDCM đầu tiên ở quy mô liên quốc gia lớn.</w:t>
+        <w:t xml:space="preserve">(49 nền kinh tế, JIBS, under revision): N = 84.910 quan sát, turning point trung bình ~36%, DAI×ICRV (p = ,012), kiểm định tích hợp CDCM đầu tiên ở quy mô liên quốc gia lớn.</w:t>
       </w:r>
       <w:r>
         <w:t xml:space="preserve"> </w:t>
@@ -648,7 +639,7 @@
         <w:t xml:space="preserve"> </w:t>
       </w:r>
       <w:r>
-        <w:t xml:space="preserve">(SIDS — World Development, under revision): boundary condition FIP, quan hệ âm đơn điệu (</w:t>
+        <w:t xml:space="preserve">(SIDS, World Development, under revision): boundary condition FIP, quan hệ âm đơn điệu (</w:t>
       </w:r>
       <m:oMath>
         <m:sSub>
@@ -742,7 +733,7 @@
         <w:t xml:space="preserve"> </w:t>
       </w:r>
       <w:r>
-        <w:t xml:space="preserve">(Ấn Độ — MIR/IJOEM, đang bình duyệt): độ bền ngưỡng I–P qua ba đợt WBES 2014–2025 (~29.000 doanh nghiệp), phát hiện</w:t>
+        <w:t xml:space="preserve">(Ấn Độ, MIR/IJOEM, đang bình duyệt): độ bền ngưỡng I–P qua ba đợt WBES 2014–2025 (~29.000 doanh nghiệp), phát hiện</w:t>
       </w:r>
       <w:r>
         <w:t xml:space="preserve"> </w:t>
@@ -922,11 +913,14 @@
           <w:iCs/>
           <w:i/>
         </w:rPr>
-        <w:t xml:space="preserve">(firm performance) được đo chủ yếu bằng năng suất lao động (labor productivity), bổ sung bằng ROS và sales growth trong các kiểm định độ vững; TCI là technological capability index; DAI là chỉ số chấp nhận số (digital adoption index) — được hiểu như proxy foundational digital adoption; ICRV là khung phân loại thể chế 6 nhóm được phát triển cho luận án này; WBES là World Bank Enterprise Surveys.</w:t>
+        <w:t xml:space="preserve">(firm performance) được đo chủ yếu bằng năng suất lao động (labor productivity), bổ sung bằng ROS và sales growth trong các kiểm định độ vững; TCI là technological capability index; DAI là chỉ số chấp nhận số (digital adoption index), được hiểu như proxy foundational digital adoption; ICRV là khung phân loại thể chế 6 nhóm được phát triển cho luận án này; WBES là World Bank Enterprise Surveys.</w:t>
       </w:r>
     </w:p>
     <w:bookmarkEnd w:id="36"/>
-    <w:sectPr/>
+    <w:sectPr>
+      <w:pgSz w:h="16838" w:w="11906"/>
+      <w:pgMar w:bottom="1417" w:left="1417" w:right="1417" w:top="1417"/>
+    </w:sectPr>
   </w:body>
 </w:document>
 </file>
@@ -1059,29 +1053,59 @@
   <w:style w:default="1" w:styleId="Normal" w:type="paragraph">
     <w:name w:val="Normal"/>
     <w:qFormat/>
+    <w:pPr>
+      <w:spacing w:line="276" w:lineRule="auto"/>
+      <w:jc w:val="both"/>
+    </w:pPr>
+    <w:rPr>
+      <w:rFonts w:ascii="Times New Roman" w:eastAsia="Times New Roman" w:hAnsi="Times New Roman"/>
+      <w:color w:val="000000"/>
+      <w:sz w:val="24"/>
+    </w:rPr>
   </w:style>
   <w:style w:styleId="BodyText" w:type="paragraph">
     <w:name w:val="Body Text"/>
     <w:basedOn w:val="Normal"/>
     <w:link w:val="BodyTextChar"/>
     <w:pPr>
-      <w:spacing w:after="180" w:before="180"/>
-    </w:pPr>
-    <w:qFormat/>
+      <w:spacing w:after="180" w:before="180" w:line="276" w:lineRule="auto"/>
+      <w:jc w:val="both"/>
+    </w:pPr>
+    <w:qFormat/>
+    <w:rPr>
+      <w:rFonts w:ascii="Times New Roman" w:eastAsia="Times New Roman" w:hAnsi="Times New Roman"/>
+      <w:color w:val="000000"/>
+      <w:sz w:val="24"/>
+    </w:rPr>
   </w:style>
   <w:style w:customStyle="1" w:styleId="FirstParagraph" w:type="paragraph">
     <w:name w:val="First Paragraph"/>
     <w:basedOn w:val="BodyText"/>
     <w:next w:val="BodyText"/>
     <w:qFormat/>
+    <w:pPr>
+      <w:spacing w:line="276" w:lineRule="auto"/>
+      <w:jc w:val="both"/>
+    </w:pPr>
+    <w:rPr>
+      <w:rFonts w:ascii="Times New Roman" w:eastAsia="Times New Roman" w:hAnsi="Times New Roman"/>
+      <w:color w:val="000000"/>
+      <w:sz w:val="24"/>
+    </w:rPr>
   </w:style>
   <w:style w:customStyle="1" w:styleId="Compact" w:type="paragraph">
     <w:name w:val="Compact"/>
     <w:basedOn w:val="BodyText"/>
     <w:qFormat/>
     <w:pPr>
-      <w:spacing w:after="36" w:before="36"/>
-    </w:pPr>
+      <w:spacing w:after="36" w:before="36" w:line="276" w:lineRule="auto"/>
+      <w:jc w:val="both"/>
+    </w:pPr>
+    <w:rPr>
+      <w:rFonts w:ascii="Times New Roman" w:eastAsia="Times New Roman" w:hAnsi="Times New Roman"/>
+      <w:color w:val="000000"/>
+      <w:sz w:val="24"/>
+    </w:rPr>
   </w:style>
   <w:style w:styleId="Title" w:type="paragraph">
     <w:name w:val="Title"/>
@@ -1091,15 +1115,15 @@
     <w:pPr>
       <w:keepNext/>
       <w:keepLines/>
-      <w:spacing w:after="240" w:before="480"/>
-      <w:jc w:val="center"/>
-    </w:pPr>
-    <w:rPr>
-      <w:rFonts w:asciiTheme="majorHAnsi" w:cstheme="majorBidi" w:eastAsiaTheme="majorEastAsia" w:hAnsiTheme="majorHAnsi"/>
+      <w:spacing w:after="240" w:before="480" w:line="276" w:lineRule="auto"/>
+      <w:jc w:val="both"/>
+    </w:pPr>
+    <w:rPr>
+      <w:rFonts w:ascii="Times New Roman" w:asciiTheme="majorHAnsi" w:cstheme="majorBidi" w:eastAsia="Times New Roman" w:eastAsiaTheme="majorEastAsia" w:hAnsi="Times New Roman" w:hAnsiTheme="majorHAnsi"/>
       <w:b/>
       <w:bCs/>
-      <w:color w:themeColor="accent1" w:themeShade="B5" w:val="345A8A"/>
-      <w:sz w:val="36"/>
+      <w:color w:val="000000"/>
+      <w:sz w:val="24"/>
       <w:szCs w:val="36"/>
     </w:rPr>
   </w:style>
@@ -1111,11 +1135,13 @@
     <w:pPr>
       <w:keepNext/>
       <w:keepLines/>
-      <w:spacing w:after="240" w:before="240"/>
-      <w:jc w:val="center"/>
-    </w:pPr>
-    <w:rPr>
-      <w:sz w:val="30"/>
+      <w:spacing w:after="240" w:before="240" w:line="276" w:lineRule="auto"/>
+      <w:jc w:val="both"/>
+    </w:pPr>
+    <w:rPr>
+      <w:rFonts w:ascii="Times New Roman" w:eastAsia="Times New Roman" w:hAnsi="Times New Roman"/>
+      <w:color w:val="000000"/>
+      <w:sz w:val="24"/>
       <w:szCs w:val="30"/>
     </w:rPr>
   </w:style>
@@ -1126,8 +1152,14 @@
     <w:pPr>
       <w:keepNext/>
       <w:keepLines/>
-      <w:jc w:val="center"/>
-    </w:pPr>
+      <w:spacing w:line="276" w:lineRule="auto"/>
+      <w:jc w:val="both"/>
+    </w:pPr>
+    <w:rPr>
+      <w:rFonts w:ascii="Times New Roman" w:eastAsia="Times New Roman" w:hAnsi="Times New Roman"/>
+      <w:color w:val="000000"/>
+      <w:sz w:val="24"/>
+    </w:rPr>
   </w:style>
   <w:style w:styleId="Date" w:type="paragraph">
     <w:name w:val="Date"/>
@@ -1136,8 +1168,14 @@
     <w:pPr>
       <w:keepNext/>
       <w:keepLines/>
-      <w:jc w:val="center"/>
-    </w:pPr>
+      <w:spacing w:line="276" w:lineRule="auto"/>
+      <w:jc w:val="both"/>
+    </w:pPr>
+    <w:rPr>
+      <w:rFonts w:ascii="Times New Roman" w:eastAsia="Times New Roman" w:hAnsi="Times New Roman"/>
+      <w:color w:val="000000"/>
+      <w:sz w:val="24"/>
+    </w:rPr>
   </w:style>
   <w:style w:customStyle="1" w:styleId="AbstractTitle" w:type="paragraph">
     <w:name w:val="Abstract Title"/>
@@ -1147,15 +1185,15 @@
     <w:pPr>
       <w:keepNext/>
       <w:keepLines/>
-      <w:jc w:val="center"/>
-      <w:spacing w:after="0" w:before="300"/>
-    </w:pPr>
-    <w:rPr>
-      <w:sz w:val="20"/>
+      <w:jc w:val="both"/>
+      <w:spacing w:after="0" w:before="300" w:line="276" w:lineRule="auto"/>
+    </w:pPr>
+    <w:rPr>
+      <w:color w:val="000000"/>
+      <w:sz w:val="24"/>
       <w:szCs w:val="20"/>
+      <w:rFonts w:ascii="Times New Roman" w:eastAsia="Times New Roman" w:hAnsi="Times New Roman"/>
       <w:b/>
-      <w:color w:val="345A8A"/>
-      &gt;
     </w:rPr>
   </w:style>
   <w:style w:customStyle="1" w:styleId="Abstract" w:type="paragraph">
@@ -1166,10 +1204,13 @@
     <w:pPr>
       <w:keepNext/>
       <w:keepLines/>
-      <w:spacing w:after="300" w:before="100"/>
-    </w:pPr>
-    <w:rPr>
-      <w:sz w:val="20"/>
+      <w:spacing w:after="300" w:before="100" w:line="276" w:lineRule="auto"/>
+      <w:jc w:val="both"/>
+    </w:pPr>
+    <w:rPr>
+      <w:rFonts w:ascii="Times New Roman" w:eastAsia="Times New Roman" w:hAnsi="Times New Roman"/>
+      <w:color w:val="000000"/>
+      <w:sz w:val="24"/>
       <w:szCs w:val="20"/>
     </w:rPr>
   </w:style>
@@ -1178,8 +1219,15 @@
     <w:basedOn w:val="Normal"/>
     <w:next w:val="Bibliography"/>
     <w:qFormat/>
-    <w:pPr/>
-    <w:rPr/>
+    <w:pPr>
+      <w:spacing w:line="276" w:lineRule="auto"/>
+      <w:jc w:val="both"/>
+    </w:pPr>
+    <w:rPr>
+      <w:rFonts w:ascii="Times New Roman" w:eastAsia="Times New Roman" w:hAnsi="Times New Roman"/>
+      <w:color w:val="000000"/>
+      <w:sz w:val="24"/>
+    </w:rPr>
   </w:style>
   <w:style w:styleId="Heading1" w:type="paragraph">
     <w:name w:val="Heading 1"/>
@@ -1190,15 +1238,16 @@
     <w:pPr>
       <w:keepNext/>
       <w:keepLines/>
-      <w:spacing w:after="0" w:before="480"/>
+      <w:spacing w:after="0" w:before="480" w:line="276" w:lineRule="auto"/>
+      <w:jc w:val="both"/>
       <w:outlineLvl w:val="0"/>
     </w:pPr>
     <w:rPr>
-      <w:rFonts w:asciiTheme="majorHAnsi" w:cstheme="majorBidi" w:eastAsiaTheme="majorEastAsia" w:hAnsiTheme="majorHAnsi"/>
+      <w:rFonts w:ascii="Times New Roman" w:asciiTheme="majorHAnsi" w:cstheme="majorBidi" w:eastAsia="Times New Roman" w:eastAsiaTheme="majorEastAsia" w:hAnsi="Times New Roman" w:hAnsiTheme="majorHAnsi"/>
       <w:b/>
       <w:bCs/>
-      <w:color w:themeColor="accent1" w:val="4F81BD"/>
-      <w:sz w:val="32"/>
+      <w:color w:val="000000"/>
+      <w:sz w:val="24"/>
       <w:szCs w:val="32"/>
     </w:rPr>
   </w:style>
@@ -1212,15 +1261,16 @@
     <w:pPr>
       <w:keepNext/>
       <w:keepLines/>
-      <w:spacing w:after="0" w:before="200"/>
+      <w:spacing w:after="0" w:before="200" w:line="276" w:lineRule="auto"/>
+      <w:jc w:val="both"/>
       <w:outlineLvl w:val="1"/>
     </w:pPr>
     <w:rPr>
-      <w:rFonts w:asciiTheme="majorHAnsi" w:cstheme="majorBidi" w:eastAsiaTheme="majorEastAsia" w:hAnsiTheme="majorHAnsi"/>
+      <w:rFonts w:ascii="Times New Roman" w:asciiTheme="majorHAnsi" w:cstheme="majorBidi" w:eastAsia="Times New Roman" w:eastAsiaTheme="majorEastAsia" w:hAnsi="Times New Roman" w:hAnsiTheme="majorHAnsi"/>
       <w:b/>
       <w:bCs/>
-      <w:color w:themeColor="accent1" w:val="4F81BD"/>
-      <w:sz w:val="28"/>
+      <w:color w:val="000000"/>
+      <w:sz w:val="24"/>
       <w:szCs w:val="28"/>
     </w:rPr>
   </w:style>
@@ -1234,14 +1284,15 @@
     <w:pPr>
       <w:keepNext/>
       <w:keepLines/>
-      <w:spacing w:after="0" w:before="200"/>
+      <w:spacing w:after="0" w:before="200" w:line="276" w:lineRule="auto"/>
+      <w:jc w:val="both"/>
       <w:outlineLvl w:val="2"/>
     </w:pPr>
     <w:rPr>
-      <w:rFonts w:asciiTheme="majorHAnsi" w:cstheme="majorBidi" w:eastAsiaTheme="majorEastAsia" w:hAnsiTheme="majorHAnsi"/>
+      <w:rFonts w:ascii="Times New Roman" w:asciiTheme="majorHAnsi" w:cstheme="majorBidi" w:eastAsia="Times New Roman" w:eastAsiaTheme="majorEastAsia" w:hAnsi="Times New Roman" w:hAnsiTheme="majorHAnsi"/>
       <w:b/>
       <w:bCs/>
-      <w:color w:themeColor="accent1" w:val="4F81BD"/>
+      <w:color w:val="000000"/>
       <w:sz w:val="24"/>
       <w:szCs w:val="24"/>
     </w:rPr>
@@ -1256,14 +1307,15 @@
     <w:pPr>
       <w:keepNext/>
       <w:keepLines/>
-      <w:spacing w:after="0" w:before="200"/>
+      <w:spacing w:after="0" w:before="200" w:line="276" w:lineRule="auto"/>
+      <w:jc w:val="both"/>
       <w:outlineLvl w:val="3"/>
     </w:pPr>
     <w:rPr>
-      <w:rFonts w:asciiTheme="majorHAnsi" w:cstheme="majorBidi" w:eastAsiaTheme="majorEastAsia" w:hAnsiTheme="majorHAnsi"/>
+      <w:rFonts w:ascii="Times New Roman" w:asciiTheme="majorHAnsi" w:cstheme="majorBidi" w:eastAsia="Times New Roman" w:eastAsiaTheme="majorEastAsia" w:hAnsi="Times New Roman" w:hAnsiTheme="majorHAnsi"/>
       <w:i/>
       <w:bCs/>
-      <w:color w:themeColor="accent1" w:val="4F81BD"/>
+      <w:color w:val="000000"/>
       <w:sz w:val="24"/>
       <w:szCs w:val="24"/>
     </w:rPr>
@@ -1278,13 +1330,14 @@
     <w:pPr>
       <w:keepNext/>
       <w:keepLines/>
-      <w:spacing w:after="0" w:before="200"/>
+      <w:spacing w:after="0" w:before="200" w:line="276" w:lineRule="auto"/>
+      <w:jc w:val="both"/>
       <w:outlineLvl w:val="4"/>
     </w:pPr>
     <w:rPr>
-      <w:rFonts w:asciiTheme="majorHAnsi" w:cstheme="majorBidi" w:eastAsiaTheme="majorEastAsia" w:hAnsiTheme="majorHAnsi"/>
+      <w:rFonts w:ascii="Times New Roman" w:asciiTheme="majorHAnsi" w:cstheme="majorBidi" w:eastAsia="Times New Roman" w:eastAsiaTheme="majorEastAsia" w:hAnsi="Times New Roman" w:hAnsiTheme="majorHAnsi"/>
       <w:iCs/>
-      <w:color w:themeColor="accent1" w:val="4F81BD"/>
+      <w:color w:val="000000"/>
       <w:sz w:val="24"/>
       <w:szCs w:val="24"/>
     </w:rPr>
@@ -1299,12 +1352,13 @@
     <w:pPr>
       <w:keepNext/>
       <w:keepLines/>
-      <w:spacing w:after="0" w:before="200"/>
+      <w:spacing w:after="0" w:before="200" w:line="276" w:lineRule="auto"/>
+      <w:jc w:val="both"/>
       <w:outlineLvl w:val="5"/>
     </w:pPr>
     <w:rPr>
-      <w:rFonts w:asciiTheme="majorHAnsi" w:cstheme="majorBidi" w:eastAsiaTheme="majorEastAsia" w:hAnsiTheme="majorHAnsi"/>
-      <w:color w:themeColor="accent1" w:val="4F81BD"/>
+      <w:rFonts w:ascii="Times New Roman" w:asciiTheme="majorHAnsi" w:cstheme="majorBidi" w:eastAsia="Times New Roman" w:eastAsiaTheme="majorEastAsia" w:hAnsi="Times New Roman" w:hAnsiTheme="majorHAnsi"/>
+      <w:color w:val="000000"/>
       <w:sz w:val="24"/>
       <w:szCs w:val="24"/>
     </w:rPr>
@@ -1319,12 +1373,13 @@
     <w:pPr>
       <w:keepNext/>
       <w:keepLines/>
-      <w:spacing w:after="0" w:before="200"/>
+      <w:spacing w:after="0" w:before="200" w:line="276" w:lineRule="auto"/>
+      <w:jc w:val="both"/>
       <w:outlineLvl w:val="6"/>
     </w:pPr>
     <w:rPr>
-      <w:rFonts w:asciiTheme="majorHAnsi" w:cstheme="majorBidi" w:eastAsiaTheme="majorEastAsia" w:hAnsiTheme="majorHAnsi"/>
-      <w:color w:themeColor="accent1" w:val="4F81BD"/>
+      <w:rFonts w:ascii="Times New Roman" w:asciiTheme="majorHAnsi" w:cstheme="majorBidi" w:eastAsia="Times New Roman" w:eastAsiaTheme="majorEastAsia" w:hAnsi="Times New Roman" w:hAnsiTheme="majorHAnsi"/>
+      <w:color w:val="000000"/>
       <w:sz w:val="24"/>
       <w:szCs w:val="24"/>
     </w:rPr>
@@ -1339,12 +1394,13 @@
     <w:pPr>
       <w:keepNext/>
       <w:keepLines/>
-      <w:spacing w:after="0" w:before="200"/>
+      <w:spacing w:after="0" w:before="200" w:line="276" w:lineRule="auto"/>
+      <w:jc w:val="both"/>
       <w:outlineLvl w:val="7"/>
     </w:pPr>
     <w:rPr>
-      <w:rFonts w:asciiTheme="majorHAnsi" w:cstheme="majorBidi" w:eastAsiaTheme="majorEastAsia" w:hAnsiTheme="majorHAnsi"/>
-      <w:color w:themeColor="accent1" w:val="4F81BD"/>
+      <w:rFonts w:ascii="Times New Roman" w:asciiTheme="majorHAnsi" w:cstheme="majorBidi" w:eastAsia="Times New Roman" w:eastAsiaTheme="majorEastAsia" w:hAnsi="Times New Roman" w:hAnsiTheme="majorHAnsi"/>
+      <w:color w:val="000000"/>
       <w:sz w:val="24"/>
       <w:szCs w:val="24"/>
     </w:rPr>
@@ -1359,12 +1415,13 @@
     <w:pPr>
       <w:keepNext/>
       <w:keepLines/>
-      <w:spacing w:after="0" w:before="200"/>
+      <w:spacing w:after="0" w:before="200" w:line="276" w:lineRule="auto"/>
+      <w:jc w:val="both"/>
       <w:outlineLvl w:val="8"/>
     </w:pPr>
     <w:rPr>
-      <w:rFonts w:asciiTheme="majorHAnsi" w:cstheme="majorBidi" w:eastAsiaTheme="majorEastAsia" w:hAnsiTheme="majorHAnsi"/>
-      <w:color w:themeColor="accent1" w:val="4F81BD"/>
+      <w:rFonts w:ascii="Times New Roman" w:asciiTheme="majorHAnsi" w:cstheme="majorBidi" w:eastAsia="Times New Roman" w:eastAsiaTheme="majorEastAsia" w:hAnsi="Times New Roman" w:hAnsiTheme="majorHAnsi"/>
+      <w:color w:val="000000"/>
       <w:sz w:val="24"/>
       <w:szCs w:val="24"/>
     </w:rPr>
@@ -1377,9 +1434,15 @@
     <w:unhideWhenUsed/>
     <w:qFormat/>
     <w:pPr>
-      <w:spacing w:after="100" w:before="100"/>
+      <w:spacing w:after="100" w:before="100" w:line="276" w:lineRule="auto"/>
       <w:ind w:firstLine="0" w:left="480" w:right="480"/>
-    </w:pPr>
+      <w:jc w:val="both"/>
+    </w:pPr>
+    <w:rPr>
+      <w:rFonts w:ascii="Times New Roman" w:eastAsia="Times New Roman" w:hAnsi="Times New Roman"/>
+      <w:color w:val="000000"/>
+      <w:sz w:val="24"/>
+    </w:rPr>
   </w:style>
   <w:style w:styleId="FootnoteText" w:type="paragraph">
     <w:name w:val="Footnote Text"/>
@@ -1388,11 +1451,25 @@
     <w:uiPriority w:val="9"/>
     <w:unhideWhenUsed/>
     <w:qFormat/>
+    <w:pPr>
+      <w:spacing w:line="276" w:lineRule="auto"/>
+      <w:jc w:val="both"/>
+    </w:pPr>
+    <w:rPr>
+      <w:rFonts w:ascii="Times New Roman" w:eastAsia="Times New Roman" w:hAnsi="Times New Roman"/>
+      <w:color w:val="000000"/>
+      <w:sz w:val="24"/>
+    </w:rPr>
   </w:style>
   <w:style w:default="1" w:styleId="DefaultParagraphFont" w:type="character">
     <w:name w:val="Default Paragraph Font"/>
     <w:semiHidden/>
     <w:unhideWhenUsed/>
+    <w:rPr>
+      <w:rFonts w:ascii="Times New Roman" w:eastAsia="Times New Roman" w:hAnsi="Times New Roman"/>
+      <w:color w:val="000000"/>
+      <w:sz w:val="24"/>
+    </w:rPr>
   </w:style>
   <w:style w:default="1" w:styleId="Table" w:type="table">
     <w:name w:val="Table"/>
@@ -1400,6 +1477,15 @@
     <w:semiHidden/>
     <w:unhideWhenUsed/>
     <w:qFormat/>
+    <w:pPr>
+      <w:spacing w:line="276" w:lineRule="auto"/>
+      <w:jc w:val="both"/>
+    </w:pPr>
+    <w:rPr>
+      <w:rFonts w:ascii="Times New Roman" w:eastAsia="Times New Roman" w:hAnsi="Times New Roman"/>
+      <w:color w:val="000000"/>
+      <w:sz w:val="24"/>
+    </w:rPr>
     <w:tblPr>
       <w:tblInd w:type="dxa" w:w="0"/>
       <w:tblCellMar>
@@ -1432,25 +1518,42 @@
     <w:pPr>
       <w:keepNext/>
       <w:keepLines/>
-      <w:spacing w:after="0"/>
-    </w:pPr>
-    <w:rPr>
+      <w:spacing w:after="0" w:line="276" w:lineRule="auto"/>
+      <w:jc w:val="both"/>
+    </w:pPr>
+    <w:rPr>
+      <w:rFonts w:ascii="Times New Roman" w:eastAsia="Times New Roman" w:hAnsi="Times New Roman"/>
       <w:b/>
+      <w:color w:val="000000"/>
+      <w:sz w:val="24"/>
     </w:rPr>
   </w:style>
   <w:style w:customStyle="1" w:styleId="Definition" w:type="paragraph">
     <w:name w:val="Definition"/>
     <w:basedOn w:val="Normal"/>
+    <w:pPr>
+      <w:spacing w:line="276" w:lineRule="auto"/>
+      <w:jc w:val="both"/>
+    </w:pPr>
+    <w:rPr>
+      <w:rFonts w:ascii="Times New Roman" w:eastAsia="Times New Roman" w:hAnsi="Times New Roman"/>
+      <w:color w:val="000000"/>
+      <w:sz w:val="24"/>
+    </w:rPr>
   </w:style>
   <w:style w:styleId="Caption" w:type="paragraph">
     <w:name w:val="Caption"/>
     <w:basedOn w:val="Normal"/>
     <w:link w:val="BodyTextChar"/>
     <w:pPr>
-      <w:spacing w:after="120" w:before="0"/>
-    </w:pPr>
-    <w:rPr>
+      <w:spacing w:after="120" w:before="0" w:line="276" w:lineRule="auto"/>
+      <w:jc w:val="both"/>
+    </w:pPr>
+    <w:rPr>
+      <w:rFonts w:ascii="Times New Roman" w:eastAsia="Times New Roman" w:hAnsi="Times New Roman"/>
       <w:i/>
+      <w:color w:val="000000"/>
+      <w:sz w:val="24"/>
     </w:rPr>
   </w:style>
   <w:style w:customStyle="1" w:styleId="TableCaption" w:type="paragraph">
@@ -1458,44 +1561,90 @@
     <w:basedOn w:val="Caption"/>
     <w:pPr>
       <w:keepNext/>
-    </w:pPr>
+      <w:spacing w:line="276" w:lineRule="auto"/>
+      <w:jc w:val="both"/>
+    </w:pPr>
+    <w:rPr>
+      <w:rFonts w:ascii="Times New Roman" w:eastAsia="Times New Roman" w:hAnsi="Times New Roman"/>
+      <w:color w:val="000000"/>
+      <w:sz w:val="24"/>
+    </w:rPr>
   </w:style>
   <w:style w:customStyle="1" w:styleId="ImageCaption" w:type="paragraph">
     <w:name w:val="Image Caption"/>
     <w:basedOn w:val="Caption"/>
+    <w:pPr>
+      <w:spacing w:line="276" w:lineRule="auto"/>
+      <w:jc w:val="both"/>
+    </w:pPr>
+    <w:rPr>
+      <w:rFonts w:ascii="Times New Roman" w:eastAsia="Times New Roman" w:hAnsi="Times New Roman"/>
+      <w:color w:val="000000"/>
+      <w:sz w:val="24"/>
+    </w:rPr>
   </w:style>
   <w:style w:customStyle="1" w:styleId="Figure" w:type="paragraph">
     <w:name w:val="Figure"/>
     <w:basedOn w:val="Normal"/>
+    <w:pPr>
+      <w:spacing w:line="276" w:lineRule="auto"/>
+      <w:jc w:val="both"/>
+    </w:pPr>
+    <w:rPr>
+      <w:rFonts w:ascii="Times New Roman" w:eastAsia="Times New Roman" w:hAnsi="Times New Roman"/>
+      <w:color w:val="000000"/>
+      <w:sz w:val="24"/>
+    </w:rPr>
   </w:style>
   <w:style w:customStyle="1" w:styleId="CaptionedFigure" w:type="paragraph">
     <w:name w:val="Captioned Figure"/>
     <w:basedOn w:val="Figure"/>
     <w:pPr>
       <w:keepNext/>
-    </w:pPr>
+      <w:spacing w:line="276" w:lineRule="auto"/>
+      <w:jc w:val="both"/>
+    </w:pPr>
+    <w:rPr>
+      <w:rFonts w:ascii="Times New Roman" w:eastAsia="Times New Roman" w:hAnsi="Times New Roman"/>
+      <w:color w:val="000000"/>
+      <w:sz w:val="24"/>
+    </w:rPr>
   </w:style>
   <w:style w:customStyle="1" w:styleId="BodyTextChar" w:type="character">
     <w:name w:val="Body Text Char"/>
     <w:basedOn w:val="DefaultParagraphFont"/>
     <w:link w:val="BodyText"/>
+    <w:rPr>
+      <w:rFonts w:ascii="Times New Roman" w:eastAsia="Times New Roman" w:hAnsi="Times New Roman"/>
+      <w:color w:val="000000"/>
+      <w:sz w:val="24"/>
+    </w:rPr>
   </w:style>
   <w:style w:customStyle="1" w:styleId="VerbatimChar" w:type="character">
     <w:name w:val="Verbatim Char"/>
     <w:basedOn w:val="BodyTextChar"/>
     <w:rPr>
-      <w:rFonts w:ascii="Consolas" w:hAnsi="Consolas"/>
-      <w:sz w:val="22"/>
+      <w:rFonts w:ascii="Times New Roman" w:eastAsia="Times New Roman" w:hAnsi="Times New Roman"/>
+      <w:color w:val="000000"/>
+      <w:sz w:val="24"/>
     </w:rPr>
   </w:style>
   <w:style w:customStyle="1" w:styleId="SectionNumber" w:type="character">
     <w:name w:val="Section Number"/>
     <w:basedOn w:val="BodyTextChar"/>
+    <w:rPr>
+      <w:rFonts w:ascii="Times New Roman" w:eastAsia="Times New Roman" w:hAnsi="Times New Roman"/>
+      <w:color w:val="000000"/>
+      <w:sz w:val="24"/>
+    </w:rPr>
   </w:style>
   <w:style w:styleId="FootnoteReference" w:type="character">
     <w:name w:val="Footnote Reference"/>
     <w:basedOn w:val="BodyTextChar"/>
     <w:rPr>
+      <w:rFonts w:ascii="Times New Roman" w:eastAsia="Times New Roman" w:hAnsi="Times New Roman"/>
+      <w:color w:val="000000"/>
+      <w:sz w:val="24"/>
       <w:vertAlign w:val="superscript"/>
     </w:rPr>
   </w:style>
@@ -1503,7 +1652,9 @@
     <w:name w:val="Hyperlink"/>
     <w:basedOn w:val="BodyTextChar"/>
     <w:rPr>
-      <w:color w:themeColor="accent1" w:val="4F81BD"/>
+      <w:rFonts w:ascii="Times New Roman" w:eastAsia="Times New Roman" w:hAnsi="Times New Roman"/>
+      <w:color w:val="000000"/>
+      <w:sz w:val="24"/>
     </w:rPr>
   </w:style>
   <w:style w:styleId="TOCHeading" w:type="paragraph">
@@ -1514,14 +1665,16 @@
     <w:unhideWhenUsed/>
     <w:qFormat/>
     <w:pPr>
-      <w:spacing w:before="240" w:line="259" w:lineRule="auto"/>
+      <w:spacing w:before="240" w:line="276" w:lineRule="auto"/>
+      <w:jc w:val="both"/>
       <w:outlineLvl w:val="9"/>
     </w:pPr>
     <w:rPr>
-      <w:rFonts w:asciiTheme="majorHAnsi" w:cstheme="majorBidi" w:eastAsiaTheme="majorEastAsia" w:hAnsiTheme="majorHAnsi"/>
+      <w:rFonts w:ascii="Times New Roman" w:asciiTheme="majorHAnsi" w:cstheme="majorBidi" w:eastAsia="Times New Roman" w:eastAsiaTheme="majorEastAsia" w:hAnsi="Times New Roman" w:hAnsiTheme="majorHAnsi"/>
       <w:b w:val="0"/>
       <w:bCs w:val="0"/>
-      <w:color w:themeColor="accent1" w:themeShade="BF" w:val="365F91"/>
+      <w:color w:val="000000"/>
+      <w:sz w:val="24"/>
     </w:rPr>
   </w:style>
   <w:style w:type="paragraph" w:customStyle="1" w:styleId="SourceCode">

--- a/dist/luan_an_ctu/chuong_1_gioi_thieu_vi.docx
+++ b/dist/luan_an_ctu/chuong_1_gioi_thieu_vi.docx
@@ -19,7 +19,7 @@
         </w:pict>
       </w:r>
     </w:p>
-    <w:bookmarkStart w:id="21" w:name="bối-cảnh-nghiên-cứu"/>
+    <w:bookmarkStart w:id="22" w:name="bối-cảnh-nghiên-cứu"/>
     <w:p>
       <w:pPr>
         <w:pStyle w:val="Heading2"/>
@@ -81,6 +81,122 @@
       </w:pPr>
       <w:r>
         <w:t xml:space="preserve">Cuối cùng, nhà quản trị cấp cao đóng vai trò không thể bỏ qua trong việc hình thành chiến lược và kết quả quốc tế hóa. Upper Echelons Theory (Hambrick &amp; Mason, 1984) khẳng định rằng quyết định chiến lược phản ánh đặc điểm nhận thức, kinh nghiệm và giá trị của nhà quản trị. Kinh nghiệm quốc tế giúp nhà quản trị nhận diện cơ hội và giảm chi phí của liability of foreignness, trong khi sự đa dạng giới tính ở cấp lãnh đạo có thể tăng cường quản trị rủi ro và ra quyết định đa chiều (Hsu et al., 2013; Post &amp; Byron, 2015). Tích hợp tầng nhà quản trị vào khung giải thích đa tầng là cần thiết để phản ánh đầy đủ sự phức tạp của quan hệ I–P trong bối cảnh châu Á.</w:t>
+      </w:r>
+    </w:p>
+    <w:bookmarkStart w:id="21" w:name="Xc1dcee8f5373723512b0db114b71fe5e38a510a"/>
+    <w:p>
+      <w:pPr>
+        <w:pStyle w:val="Heading3"/>
+      </w:pPr>
+      <w:r>
+        <w:t xml:space="preserve">1.1.1 Bối cảnh đương đại: thách thức việc làm, gradient thể chế và kỷ nguyên số</w:t>
+      </w:r>
+    </w:p>
+    <w:p>
+      <w:pPr>
+        <w:pStyle w:val="FirstParagraph"/>
+      </w:pPr>
+      <w:r>
+        <w:t xml:space="preserve">Tính cấp thiết của câu hỏi nghiên cứu được khuếch đại bởi ba dịch chuyển vĩ mô đang định hình lại bối cảnh của các nền kinh tế đang phát triển và mới nổi trong giai đoạn 2025–2026. Thứ nhất là</w:t>
+      </w:r>
+      <w:r>
+        <w:t xml:space="preserve"> </w:t>
+      </w:r>
+      <w:r>
+        <w:rPr>
+          <w:bCs/>
+          <w:b/>
+        </w:rPr>
+        <w:t xml:space="preserve">thách thức việc làm và cơ cấu dân số</w:t>
+      </w:r>
+      <w:r>
+        <w:t xml:space="preserve">. Theo phân tích chuyên đề mới nhất của Ngân hàng Thế giới về nhóm thị trường biên (frontier markets), các nền kinh tế biên hiện chiếm hơn một phần năm dân số toàn cầu nhưng chỉ tạo ra khoảng 5% sản lượng thế giới, và dự kiến có hơn 230 triệu người bước vào độ tuổi lao động trong giai đoạn 2025–2035 (World Bank, 2026c). Khoảng cách năng suất ngày càng giãn rộng: thu nhập bình quân đầu người ở thị trường biên trung vị hiện thấp hơn một phần ba so với thị trường mới nổi điển hình, rộng hơn mức chênh lệch của năm 2000 (World Bank, 2026c). Việc chuyển hóa cơ hội dân số thành</w:t>
+      </w:r>
+      <w:r>
+        <w:t xml:space="preserve"> </w:t>
+      </w:r>
+      <w:r>
+        <w:t xml:space="preserve">“</w:t>
+      </w:r>
+      <w:r>
+        <w:t xml:space="preserve">lợi tức dân số</w:t>
+      </w:r>
+      <w:r>
+        <w:t xml:space="preserve">”</w:t>
+      </w:r>
+      <w:r>
+        <w:t xml:space="preserve"> </w:t>
+      </w:r>
+      <w:r>
+        <w:t xml:space="preserve">(demographic dividend) phụ thuộc vào năng lực tạo việc làm năng suất cao của khu vực doanh nghiệp, điều này khiến câu hỏi về cơ chế chuyển hóa quốc tế hóa thành hiệu quả doanh nghiệp trở thành một vấn đề phát triển cấp bách chứ không chỉ là tranh luận học thuật.</w:t>
+      </w:r>
+    </w:p>
+    <w:p>
+      <w:pPr>
+        <w:pStyle w:val="BodyText"/>
+      </w:pPr>
+      <w:r>
+        <w:t xml:space="preserve">Thứ hai là</w:t>
+      </w:r>
+      <w:r>
+        <w:t xml:space="preserve"> </w:t>
+      </w:r>
+      <w:r>
+        <w:rPr>
+          <w:bCs/>
+          <w:b/>
+        </w:rPr>
+        <w:t xml:space="preserve">vai trò trung tâm của chất lượng thể chế trong phân hóa kết quả tăng trưởng</w:t>
+      </w:r>
+      <w:r>
+        <w:t xml:space="preserve">. Bằng chứng vĩ mô độc lập của Ngân hàng Thế giới củng cố trực tiếp tiền đề lý thuyết của luận án: trong số các thị trường biên, những nền kinh tế tăng trưởng nhanh nhất một phần tư thế kỷ qua là những nền đã cải thiện quản trị, thu hẹp chênh lệch lãi suất cho vay–huy động của ngân hàng, kiểm soát được nợ công và tích lũy vốn trên đầu người mạnh hơn; ngược lại, các điểm yếu thể chế và quản trị đi kèm chênh lệch lãi suất rộng và tăng trưởng vốn đáng thất vọng (World Bank, 2026c). Các con đường thành công lại đa dạng, từ thu hút đầu tư vào năng lượng và khoáng sản (Kazakhstan), đến sản xuất chế tạo giá trị gia tăng và xuất khẩu (Việt Nam), đến dịch vụ và du lịch (Rwanda), cho thấy không tồn tại một mô hình phát triển phổ quát mà kết quả phụ thuộc vào sự tương tác giữa chiến lược doanh nghiệp và bối cảnh thể chế (World Bank, 2026c). Mô hình phân hóa theo chế độ thể chế này chính là hiện tượng mà khung ICRV của luận án được thiết kế để vận hành hóa và kiểm định ở cấp doanh nghiệp.</w:t>
+      </w:r>
+    </w:p>
+    <w:p>
+      <w:pPr>
+        <w:pStyle w:val="BodyText"/>
+      </w:pPr>
+      <w:r>
+        <w:t xml:space="preserve">Thứ ba là</w:t>
+      </w:r>
+      <w:r>
+        <w:t xml:space="preserve"> </w:t>
+      </w:r>
+      <w:r>
+        <w:rPr>
+          <w:bCs/>
+          <w:b/>
+        </w:rPr>
+        <w:t xml:space="preserve">kỷ nguyên trí tuệ nhân tạo và biến động giá hàng hóa</w:t>
+      </w:r>
+      <w:r>
+        <w:t xml:space="preserve">, hai lực lượng tạo ra bất định mới cho doanh nghiệp quốc tế hóa. Sự lan tỏa nhanh của trí tuệ nhân tạo đang định hình lại năng lực số của cả khu vực công lẫn khu vực tư, đặt ra yêu cầu mới về hạ tầng số công (digital public infrastructure) và quản trị dữ liệu như những điều kiện nền tảng cho năng lực cạnh tranh quốc gia (World Bank, 2026e). Đồng thời, cú sốc xung đột Trung Đông năm 2026 gây gián đoạn nguồn cung dầu lớn nhất trong lịch sử ghi nhận, đẩy giá năng lượng dự báo tăng 24% và giá hàng hóa nói chung tăng 16% trong năm 2026, làm chậm tăng trưởng và đẩy lạm phát của các nền kinh tế đang phát triển lên mức cao nhất bốn năm (World Bank, 2026d). Hai lực lượng này tác động không đồng đều theo chế độ thể chế: chúng vừa mở ra cơ hội</w:t>
+      </w:r>
+      <w:r>
+        <w:t xml:space="preserve"> </w:t>
+      </w:r>
+      <w:r>
+        <w:t xml:space="preserve">“</w:t>
+      </w:r>
+      <w:r>
+        <w:t xml:space="preserve">nhảy vọt số</w:t>
+      </w:r>
+      <w:r>
+        <w:t xml:space="preserve">”</w:t>
+      </w:r>
+      <w:r>
+        <w:t xml:space="preserve"> </w:t>
+      </w:r>
+      <w:r>
+        <w:t xml:space="preserve">cho các nền kinh tế đang nổi, vừa khuếch đại lợi thế của các nền kinh tế tài nguyên dẫn dắt, qua đó càng làm nổi bật sự cần thiết của một khung phân tích phân biệt được bối cảnh thay vì giả định hiệu ứng đồng nhất.</w:t>
+      </w:r>
+    </w:p>
+    <w:p>
+      <w:pPr>
+        <w:pStyle w:val="BodyText"/>
+      </w:pPr>
+      <w:r>
+        <w:t xml:space="preserve">Ba dịch chuyển trên hội tụ vào một hàm ý chung: hiểu được khi nào và trong điều kiện nào quốc tế hóa cải thiện hiệu quả doanh nghiệp không còn là câu hỏi thuần lý thuyết mà là điều kiện tiên quyết để thiết kế chính sách phát triển hữu hiệu cho khu vực châu Á–Thái Bình Dương đa dạng về thể chế. Luận án này định vị trong khoảng giao đó, kết nối tranh luận học thuật về quan hệ I–P với nhu cầu chính sách đương đại bằng một khung đa tầng và bằng chứng cấp doanh nghiệp quy mô lớn nhất từng có cho khu vực.</w:t>
       </w:r>
     </w:p>
     <w:p>
@@ -91,7 +207,8 @@
       </w:r>
     </w:p>
     <w:bookmarkEnd w:id="21"/>
-    <w:bookmarkStart w:id="22" w:name="vấn-đề-nghiên-cứu"/>
+    <w:bookmarkEnd w:id="22"/>
+    <w:bookmarkStart w:id="23" w:name="vấn-đề-nghiên-cứu"/>
     <w:p>
       <w:pPr>
         <w:pStyle w:val="Heading2"/>
@@ -131,8 +248,8 @@
         </w:pict>
       </w:r>
     </w:p>
-    <w:bookmarkEnd w:id="22"/>
-    <w:bookmarkStart w:id="23" w:name="mục-tiêu-nghiên-cứu"/>
+    <w:bookmarkEnd w:id="23"/>
+    <w:bookmarkStart w:id="24" w:name="mục-tiêu-nghiên-cứu"/>
     <w:p>
       <w:pPr>
         <w:pStyle w:val="Heading2"/>
@@ -164,8 +281,8 @@
         </w:pict>
       </w:r>
     </w:p>
-    <w:bookmarkEnd w:id="23"/>
-    <w:bookmarkStart w:id="24" w:name="câu-hỏi-nghiên-cứu"/>
+    <w:bookmarkEnd w:id="24"/>
+    <w:bookmarkStart w:id="25" w:name="câu-hỏi-nghiên-cứu"/>
     <w:p>
       <w:pPr>
         <w:pStyle w:val="Heading2"/>
@@ -197,8 +314,8 @@
         </w:pict>
       </w:r>
     </w:p>
-    <w:bookmarkEnd w:id="24"/>
-    <w:bookmarkStart w:id="28" w:name="đối-tượng-và-phạm-vi-nghiên-cứu"/>
+    <w:bookmarkEnd w:id="25"/>
+    <w:bookmarkStart w:id="29" w:name="đối-tượng-và-phạm-vi-nghiên-cứu"/>
     <w:p>
       <w:pPr>
         <w:pStyle w:val="Heading2"/>
@@ -207,7 +324,7 @@
         <w:t xml:space="preserve">1.5 Đối tượng và phạm vi nghiên cứu</w:t>
       </w:r>
     </w:p>
-    <w:bookmarkStart w:id="25" w:name="đối-tượng-nghiên-cứu"/>
+    <w:bookmarkStart w:id="26" w:name="đối-tượng-nghiên-cứu"/>
     <w:p>
       <w:pPr>
         <w:pStyle w:val="Heading3"/>
@@ -224,8 +341,8 @@
         <w:t xml:space="preserve">Đối tượng nghiên cứu của luận án là mối quan hệ giữa quốc tế hóa và hiệu quả hoạt động của doanh nghiệp (internationalization–firm performance relationship) cùng với các yếu tố điều tiết của mối quan hệ đó, bao gồm bối cảnh thể chế, năng lực số và đặc điểm nhà quản trị cấp cao. Đơn vị phân tích là doanh nghiệp ở cấp độ tổ chức (firm-level analysis), không phải cấp độ ngành hay cấp độ quốc gia.</w:t>
       </w:r>
     </w:p>
-    <w:bookmarkEnd w:id="25"/>
-    <w:bookmarkStart w:id="26" w:name="phạm-vi-không-gian"/>
+    <w:bookmarkEnd w:id="26"/>
+    <w:bookmarkStart w:id="27" w:name="phạm-vi-không-gian"/>
     <w:p>
       <w:pPr>
         <w:pStyle w:val="Heading3"/>
@@ -258,8 +375,8 @@
         <w:t xml:space="preserve">có dữ liệu trong Khảo sát Doanh nghiệp của Ngân hàng Thế giới (World Bank Enterprise Surveys, WBES), được phân loại và tổ chức theo 6 sub-regime trong khung ICRV. Sáu sub-regime bao gồm: (i) Advanced Innovation-Driven, đại diện là Singapore, Hàn Quốc và Đài Loan; (ii) Advanced Resource-Driven, đại diện là các nền kinh tế GCC; (iii) Upper-middle, đại diện là Trung Quốc và Malaysia; (iv) Lower-middle transition, bao gồm Việt Nam và các nền kinh tế ASEAN đang phát triển; (v) Emerging, bao gồm các nền kinh tế kém phát triển nhất châu Á như Campuchia, Nepal và Afghanistan; và (vi) SIDS (Small Island Developing States), bao gồm 7 nền kinh tế đảo nhỏ Thái Bình Dương (mẫu chính P8; mở rộng 9 nền gồm Comoros và Timor-Leste khi kiểm định độ vững) được đưa vào phân tích để kiểm định các điều kiện biên cực đoan của quan hệ I–P. Nhật Bản không nằm trong phạm vi thực nghiệm của luận án do cấu trúc dữ liệu WBES không bao phủ Nhật Bản đầy đủ.</w:t>
       </w:r>
     </w:p>
-    <w:bookmarkEnd w:id="26"/>
-    <w:bookmarkStart w:id="27" w:name="phạm-vi-thời-gian"/>
+    <w:bookmarkEnd w:id="27"/>
+    <w:bookmarkStart w:id="28" w:name="phạm-vi-thời-gian"/>
     <w:p>
       <w:pPr>
         <w:pStyle w:val="Heading3"/>
@@ -283,9 +400,9 @@
         </w:pict>
       </w:r>
     </w:p>
-    <w:bookmarkEnd w:id="27"/>
     <w:bookmarkEnd w:id="28"/>
-    <w:bookmarkStart w:id="29" w:name="Xbf9681d2ece38c831068ce83c1d076e11fd1195"/>
+    <w:bookmarkEnd w:id="29"/>
+    <w:bookmarkStart w:id="30" w:name="Xbf9681d2ece38c831068ce83c1d076e11fd1195"/>
     <w:p>
       <w:pPr>
         <w:pStyle w:val="Heading2"/>
@@ -317,8 +434,8 @@
         </w:pict>
       </w:r>
     </w:p>
-    <w:bookmarkEnd w:id="29"/>
-    <w:bookmarkStart w:id="30" w:name="giả-thuyết-khoa-học-tóm-tắt"/>
+    <w:bookmarkEnd w:id="30"/>
+    <w:bookmarkStart w:id="31" w:name="giả-thuyết-khoa-học-tóm-tắt"/>
     <w:p>
       <w:pPr>
         <w:pStyle w:val="Heading2"/>
@@ -355,8 +472,8 @@
         </w:pict>
       </w:r>
     </w:p>
-    <w:bookmarkEnd w:id="30"/>
-    <w:bookmarkStart w:id="34" w:name="ý-nghĩa-khoa-học-và-thực-tiễn"/>
+    <w:bookmarkEnd w:id="31"/>
+    <w:bookmarkStart w:id="35" w:name="ý-nghĩa-khoa-học-và-thực-tiễn"/>
     <w:p>
       <w:pPr>
         <w:pStyle w:val="Heading2"/>
@@ -365,7 +482,7 @@
         <w:t xml:space="preserve">1.8 Ý nghĩa khoa học và thực tiễn</w:t>
       </w:r>
     </w:p>
-    <w:bookmarkStart w:id="31" w:name="đóng-góp-lý-thuyết"/>
+    <w:bookmarkStart w:id="32" w:name="đóng-góp-lý-thuyết"/>
     <w:p>
       <w:pPr>
         <w:pStyle w:val="Heading3"/>
@@ -410,8 +527,8 @@
         <w:t xml:space="preserve">, một construct lý thuyết mới chưa được định danh trong literature kinh doanh quốc tế, như điều kiện biên cực đoan của mô hình chữ U ngược khi cả ba tầng của khung CDCM (thể chế, năng lực, quản trị) đồng thời ở mức tối thiểu. Bằng chứng thực nghiệm từ bảy nền kinh tế Pacific SIDS xác nhận quan hệ âm đơn điệu không có điểm uốn, mở ra hướng nghiên cứu mới về điều kiện biên của lý thuyết quốc tế hóa.</w:t>
       </w:r>
     </w:p>
-    <w:bookmarkEnd w:id="31"/>
-    <w:bookmarkStart w:id="32" w:name="đóng-góp-phương-pháp"/>
+    <w:bookmarkEnd w:id="32"/>
+    <w:bookmarkStart w:id="33" w:name="đóng-góp-phương-pháp"/>
     <w:p>
       <w:pPr>
         <w:pStyle w:val="Heading3"/>
@@ -428,8 +545,8 @@
         <w:t xml:space="preserve">Về mặt phương pháp, luận án đóng góp theo hai hướng. Hướng thứ nhất là thiết kế mixed synthesis-empirical kết hợp meta-analysis và phân tích đa quốc gia, tạo ra khả năng đối chiếu giữa bằng chứng tổng hợp từ literature toàn cầu và bằng chứng thực nghiệm từ bối cảnh châu Á. Hướng thứ hai là phát triển và áp dụng khung phân loại thể chế ICRV cho 49 nền kinh tế, cung cấp một công cụ phân loại mới có ứng dụng tiềm năng trong nhiều nghiên cứu tương lai về moderating effect của thể chế trong literature kinh doanh quốc tế.</w:t>
       </w:r>
     </w:p>
-    <w:bookmarkEnd w:id="32"/>
-    <w:bookmarkStart w:id="33" w:name="đóng-góp-thực-tiễn"/>
+    <w:bookmarkEnd w:id="33"/>
+    <w:bookmarkStart w:id="34" w:name="đóng-góp-thực-tiễn"/>
     <w:p>
       <w:pPr>
         <w:pStyle w:val="Heading3"/>
@@ -468,9 +585,9 @@
         </w:pict>
       </w:r>
     </w:p>
-    <w:bookmarkEnd w:id="33"/>
     <w:bookmarkEnd w:id="34"/>
-    <w:bookmarkStart w:id="35" w:name="tính-mới-của-đề-tài"/>
+    <w:bookmarkEnd w:id="35"/>
+    <w:bookmarkStart w:id="36" w:name="tính-mới-của-đề-tài"/>
     <w:p>
       <w:pPr>
         <w:pStyle w:val="Heading2"/>
@@ -510,8 +627,8 @@
         </w:pict>
       </w:r>
     </w:p>
-    <w:bookmarkEnd w:id="35"/>
-    <w:bookmarkStart w:id="36" w:name="cấu-trúc-của-luận-án"/>
+    <w:bookmarkEnd w:id="36"/>
+    <w:bookmarkStart w:id="37" w:name="cấu-trúc-của-luận-án"/>
     <w:p>
       <w:pPr>
         <w:pStyle w:val="Heading2"/>
@@ -916,7 +1033,7 @@
         <w:t xml:space="preserve">(firm performance) được đo chủ yếu bằng năng suất lao động (labor productivity), bổ sung bằng ROS và sales growth trong các kiểm định độ vững; TCI là technological capability index; DAI là chỉ số chấp nhận số (digital adoption index), được hiểu như proxy foundational digital adoption; ICRV là khung phân loại thể chế 6 nhóm được phát triển cho luận án này; WBES là World Bank Enterprise Surveys.</w:t>
       </w:r>
     </w:p>
-    <w:bookmarkEnd w:id="36"/>
+    <w:bookmarkEnd w:id="37"/>
     <w:sectPr>
       <w:pgSz w:h="16838" w:w="11906"/>
       <w:pgMar w:bottom="1417" w:left="1417" w:right="1417" w:top="1417"/>

--- a/dist/luan_an_ctu/chuong_1_gioi_thieu_vi.docx
+++ b/dist/luan_an_ctu/chuong_1_gioi_thieu_vi.docx
@@ -271,7 +271,7 @@
         <w:pStyle w:val="BodyText"/>
       </w:pPr>
       <w:r>
-        <w:t xml:space="preserve">Từ mục tiêu tổng quát đó, luận án triển khai bốn mục tiêu cụ thể. Mục tiêu cụ thể thứ nhất là tổng hợp và cập nhật bằng chứng meta-analytic về mối quan hệ I–P trong giai đoạn 1982–2026, xác định tác động tổng hợp, mức độ dị biệt và các nhân tố điều tiết (moderators) chính giải thích heterogeneity trong literature. Mục tiêu cụ thể thứ hai là kiểm định cơ chế cụ thể trong các bối cảnh quốc gia khác nhau, bao gồm Singapore với tư cách nền kinh tế nhỏ mở tiên tiến, Việt Nam với tư cách nền kinh tế chuyển đổi đang mở rộng, và Trung Quốc với tư cách nền kinh tế mới nổi quy mô lớn, nhằm làm rõ cách thức các cơ chế I–P vận hành khác nhau theo bối cảnh quốc gia. Mục tiêu cụ thể thứ ba là mở rộng phân tích sang 49 nền kinh tế châu Á và Thái Bình Dương (bao gồm 7 nền kinh tế Pacific SIDS) để kiểm định khả năng khái quát hóa của các phát hiện trên phạm vi rộng, kế thừa và mở rộng từ pool 17 nền kinh tế trong nghiên cứu thành phần P1. Mục tiêu cụ thể thứ tư là phân tích vai trò điều tiết của ba nhóm biến: thể chế (bao gồm các sub-regime ICRV và các chỉ số rào cản thể chế), năng lực số (phân biệt rõ technological capability index, TCI và chỉ số chấp nhận số, digital adoption index, DAI), và đặc điểm nhà quản trị cấp cao (kinh nghiệm và giới tính).</w:t>
+        <w:t xml:space="preserve">Từ mục tiêu tổng quát đó, luận án triển khai bốn mục tiêu cụ thể. Mục tiêu cụ thể thứ nhất là tổng hợp và cập nhật bằng chứng meta-analytic về mối quan hệ I–P trong giai đoạn 1982–2026, xác định tác động tổng hợp, mức độ dị biệt và các nhân tố điều tiết (các biến điều tiết) chính giải thích heterogeneity trong văn liệu. Mục tiêu cụ thể thứ hai là kiểm định cơ chế cụ thể trong các bối cảnh quốc gia khác nhau, bao gồm Singapore với tư cách nền kinh tế nhỏ mở tiên tiến, Việt Nam với tư cách nền kinh tế chuyển đổi đang mở rộng, và Trung Quốc với tư cách nền kinh tế mới nổi quy mô lớn, nhằm làm rõ cách thức các cơ chế I–P vận hành khác nhau theo bối cảnh quốc gia. Mục tiêu cụ thể thứ ba là mở rộng phân tích sang 49 nền kinh tế châu Á và Thái Bình Dương (bao gồm 7 nền kinh tế Pacific SIDS) để kiểm định khả năng khái quát hóa của các phát hiện trên phạm vi rộng, kế thừa và mở rộng từ pool 17 nền kinh tế trong nghiên cứu thành phần P1. Mục tiêu cụ thể thứ tư là phân tích vai trò điều tiết của ba nhóm biến: thể chế (bao gồm các sub-regime ICRV và các chỉ số rào cản thể chế), năng lực số (phân biệt rõ technological capability index, TCI và chỉ số chấp nhận số, digital adoption index, DAI), và đặc điểm nhà quản trị cấp cao (kinh nghiệm và giới tính).</w:t>
       </w:r>
     </w:p>
     <w:p>
@@ -304,7 +304,7 @@
         <w:pStyle w:val="BodyText"/>
       </w:pPr>
       <w:r>
-        <w:t xml:space="preserve">Từ câu hỏi trung tâm đó, bốn câu hỏi nghiên cứu cụ thể được đặt ra. Câu hỏi nghiên cứu thứ nhất (RQ1) là: Tác động tổng hợp của quốc tế hóa lên hiệu quả hoạt động của doanh nghiệp trong literature 1982–2026 là gì, mức độ dị biệt ở mức nào, và những moderators nào giải thích heterogeneity đó một cách có hệ thống? Câu hỏi nghiên cứu thứ hai (RQ2) là: Trong từng bối cảnh quốc gia cụ thể bao gồm Singapore, Việt Nam và Trung Quốc, mối quan hệ I–P vận hành theo những cơ chế đặc thù nào và sự phi tuyến có biểu hiện ra sao? Câu hỏi nghiên cứu thứ ba (RQ3) là: Trên phạm vi đa quốc gia châu Á bao gồm 49 nền kinh tế châu Á và Thái Bình Dương (bao gồm 7 nền kinh tế Pacific SIDS), vai trò điều tiết của chỉ số chấp nhận số (DAI) và technological capability index (TCI) có khái quát hóa được không, và hai construct này có thực sự vận hành theo các cơ chế khác nhau không? Câu hỏi nghiên cứu thứ tư (RQ4) là: Vai trò của thể chế, đo bằng sub-regime ICRV, cùng với sự phân biệt giữa TCI và DAI, và đặc điểm nhà quản trị trong việc điều tiết mối quan hệ I–P là gì, và sự tương tác ba chiều giữa ba tầng đó có ý nghĩa như thế nào?</w:t>
+        <w:t xml:space="preserve">Từ câu hỏi trung tâm đó, bốn câu hỏi nghiên cứu cụ thể được đặt ra. Câu hỏi nghiên cứu thứ nhất (RQ1) là: Tác động tổng hợp của quốc tế hóa lên hiệu quả hoạt động của doanh nghiệp trong văn liệu 1982–2026 là gì, mức độ dị biệt ở mức nào, và những các biến điều tiết nào giải thích heterogeneity đó một cách có hệ thống? Câu hỏi nghiên cứu thứ hai (RQ2) là: Trong từng bối cảnh quốc gia cụ thể bao gồm Singapore, Việt Nam và Trung Quốc, mối quan hệ I–P vận hành theo những cơ chế đặc thù nào và sự phi tuyến có biểu hiện ra sao? Câu hỏi nghiên cứu thứ ba (RQ3) là: Trên phạm vi đa quốc gia châu Á bao gồm 49 nền kinh tế châu Á và Thái Bình Dương (bao gồm 7 nền kinh tế Pacific SIDS), vai trò điều tiết của chỉ số chấp nhận số (DAI) và technological capability index (TCI) có khái quát hóa được không, và hai construct này có thực sự vận hành theo các cơ chế khác nhau không? Câu hỏi nghiên cứu thứ tư (RQ4) là: Vai trò của thể chế, đo bằng sub-regime ICRV, cùng với sự phân biệt giữa TCI và DAI, và đặc điểm nhà quản trị trong việc điều tiết mối quan hệ I–P là gì, và sự tương tác ba chiều giữa ba tầng đó có ý nghĩa như thế nào?</w:t>
       </w:r>
     </w:p>
     <w:p>
@@ -390,7 +390,7 @@
         <w:pStyle w:val="FirstParagraph"/>
       </w:pPr>
       <w:r>
-        <w:t xml:space="preserve">Phạm vi thời gian của nghiên cứu có hai mức. Đối với phase meta-analysis, luận án tổng hợp literature trong giai đoạn 1982–2026, bao quát toàn bộ chương trình nghiên cứu về quan hệ I–P từ khi các nghiên cứu thực nghiệm đầu tiên xuất hiện đến thời điểm hoàn thành luận án. Đối với phase phân tích thực nghiệm đa quốc gia, luận án sử dụng dữ liệu WBES trong giai đoạn 2003–2025, bao gồm 91.982 doanh nghiệp với 102 cặp quốc gia-năm trải qua 14 mốc khảo sát. Dữ liệu WBES từ ba thế hệ schema (PICS3 giai đoạn 2009–2012, Standardized giai đoạn 2013–2017, và BREADY/BEE giai đoạn 2018–2025) đã được hòa hợp để đảm bảo tính nhất quán trong đo lường biến qua các wave khảo sát.</w:t>
+        <w:t xml:space="preserve">Phạm vi thời gian của nghiên cứu có hai mức. Đối với phase meta-analysis, luận án tổng hợp văn liệu trong giai đoạn 1982–2026, bao quát toàn bộ chương trình nghiên cứu về quan hệ I–P từ khi các nghiên cứu thực nghiệm đầu tiên xuất hiện đến thời điểm hoàn thành luận án. Đối với phase phân tích thực nghiệm đa quốc gia, luận án sử dụng dữ liệu WBES trong giai đoạn 2003–2025, bao gồm 91.982 doanh nghiệp với 102 cặp quốc gia-năm trải qua 14 mốc khảo sát. Dữ liệu WBES từ ba thế hệ schema (PICS3 giai đoạn 2009–2012, Standardized giai đoạn 2013–2017, và BREADY/BEE giai đoạn 2018–2025) đã được hòa hợp để đảm bảo tính nhất quán trong đo lường biến qua các wave khảo sát.</w:t>
       </w:r>
     </w:p>
     <w:p>
@@ -416,7 +416,7 @@
         <w:pStyle w:val="FirstParagraph"/>
       </w:pPr>
       <w:r>
-        <w:t xml:space="preserve">Luận án áp dụng thiết kế nghiên cứu mixed synthesis-empirical, sự kết hợp giữa meta-analysis và phân tích thực nghiệm đa quốc gia, nhằm trả lời bốn câu hỏi nghiên cứu đã đặt ra. Thiết kế này không chỉ đơn thuần là sử dụng hai phương pháp song song, mà tạo ra một đối thoại hai chiều: meta-analysis cung cấp tổng quan có hệ thống về trạng thái bằng chứng và xác định các moderator quan trọng trong literature, trong khi phân tích thực nghiệm kiểm định trực tiếp các giả thuyết phát sinh từ khung lý thuyết trong bối cảnh châu Á. Sự tương tác này tăng cường đáng kể sức mạnh đóng góp so với việc chỉ sử dụng một phương pháp duy nhất (Borenstein et al., 2009; Hunter &amp; Schmidt, 2004).</w:t>
+        <w:t xml:space="preserve">Luận án áp dụng thiết kế nghiên cứu mixed synthesis-empirical, sự kết hợp giữa meta-analysis và phân tích thực nghiệm đa quốc gia, nhằm trả lời bốn câu hỏi nghiên cứu đã đặt ra. Thiết kế này không chỉ đơn thuần là sử dụng hai phương pháp song song, mà tạo ra một đối thoại hai chiều: meta-analysis cung cấp tổng quan có hệ thống về trạng thái bằng chứng và xác định các biến điều tiết quan trọng trong văn liệu, trong khi phân tích thực nghiệm kiểm định trực tiếp các giả thuyết phát sinh từ khung lý thuyết trong bối cảnh châu Á. Sự tương tác này tăng cường đáng kể sức mạnh đóng góp so với việc chỉ sử dụng một phương pháp duy nhất (Borenstein et al., 2009; Hunter &amp; Schmidt, 2004).</w:t>
       </w:r>
     </w:p>
     <w:p>
@@ -424,7 +424,7 @@
         <w:pStyle w:val="BodyText"/>
       </w:pPr>
       <w:r>
-        <w:t xml:space="preserve">Về phương pháp cụ thể, phase meta-analysis sử dụng random-effects model với Fisher’s z transformation, phân tích nhóm con (subgroup analysis) theo chế độ thể chế, và các kiểm định publication bias bao gồm Egger’s test và Begg–Mazumdar rank correlation test. Phase thực nghiệm sử dụng hồi quy OLS với sai số chuẩn robust HC1/HC3, mô hình bậc hai và bậc ba để kiểm định phi tuyến, tương tác hai chiều và ba chiều để kiểm định moderation, cùng với fixed effects theo quốc gia và năm. Kiểm định Lind–Mehlum U-test được áp dụng để xác nhận dạng inverted-U và xác định điểm turning point trong quan hệ phi tuyến (Haans et al., 2016; Lind &amp; Mehlum, 2010).</w:t>
+        <w:t xml:space="preserve">Về phương pháp cụ thể, phase meta-analysis sử dụng random-effects model với Fisher’s z transformation, phân tích nhóm con (subgroup analysis) theo chế độ thể chế, và các kiểm định publication bias bao gồm Egger’s test và Begg–Mazumdar rank correlation test. Phase thực nghiệm sử dụng hồi quy OLS với sai số chuẩn robust HC1/HC3, mô hình bậc hai và bậc ba để kiểm định phi tuyến, tương tác hai chiều và ba chiều để kiểm định moderation, cùng với fixed effects theo quốc gia và năm. Kiểm định Lind–Mehlum U-test được áp dụng để xác nhận dạng chữ U ngược và xác định điểm điểm uốn trong quan hệ phi tuyến (Haans et al., 2016; Lind &amp; Mehlum, 2010).</w:t>
       </w:r>
     </w:p>
     <w:p>
@@ -449,7 +449,7 @@
         <w:pStyle w:val="FirstParagraph"/>
       </w:pPr>
       <w:r>
-        <w:t xml:space="preserve">Dựa trên khung lý thuyết tích hợp đa tầng bao gồm Uppsala model, RBV, Institutional Theory, Upper Echelons Theory và digital capability lens, luận án đề xuất hệ giả thuyết khoa học với sáu giả thuyết trọng tâm. Quan hệ nền giữa quốc tế hóa và hiệu quả hoạt động doanh nghiệp mang dạng phi tuyến, cụ thể là dạng inverted-U, với chi phí thâm nhập và thích nghi cao ở giai đoạn đầu và lợi ích quy mô, học hỏi và đa dạng hóa thị trường ở giai đoạn sau, đến khi chi phí điều phối vượt quá lợi ích sẽ dẫn đến sự suy giảm hiệu quả. Technological capability index (TCI) điều tiết dương quan hệ I–P bằng cách mở rộng biên thích nghi và tăng cường khả năng khai thác lợi thế cạnh tranh ở thị trường quốc tế. Chỉ số chấp nhận số (DAI), được hiểu là proxy foundational digital adoption, có tác động điều tiết không đơn điệu và phụ thuộc vào chế độ thể chế: ở các nền kinh tế có thể chế tốt, DAI khuếch đại lợi ích của quốc tế hóa; ở các nền kinh tế với thể chế yếu, DAI có thể khuếch đại chi phí điều phối khi mức độ quốc tế hóa vượt ngưỡng. Bối cảnh thể chế, đo bằng sub-regime ICRV, điều tiết cả dạng và độ lớn của quan hệ I–P, tạo ra gradient từ tác động dương lớn ở Advanced Innovation-Driven đến tác động âm ở Emerging và SIDS extreme. Đặc điểm nhà quản trị cấp cao, cụ thể là kinh nghiệm quốc tế và đa dạng giới tính, điều tiết dương quan hệ I–P thông qua cơ chế tăng cường nhận diện cơ hội và quản trị rủi ro. Ngoài sáu giả thuyết trọng tâm H1–H6, luận án phát biểu thêm giả thuyết điều kiện biên H1b: tại các nền kinh tế SIDS (ICRV Nhóm VI), nơi ba điều kiện cấu trúc tối thiểu đồng thời bị vi phạm, thị trường nội địa quá nhỏ, chi phí thương mại cực cao, và thiếu hỗ trợ thể chế, quan hệ I–P chuyển từ dạng chữ U ngược sang quan hệ</w:t>
+        <w:t xml:space="preserve">Dựa trên khung lý thuyết tích hợp đa tầng bao gồm Uppsala model, RBV, Institutional Theory, Upper Echelons Theory và digital capability lens, luận án đề xuất hệ giả thuyết khoa học với sáu giả thuyết trọng tâm. Quan hệ nền giữa quốc tế hóa và hiệu quả hoạt động doanh nghiệp mang dạng phi tuyến, cụ thể là dạng chữ U ngược, với chi phí thâm nhập và thích nghi cao ở giai đoạn đầu và lợi ích quy mô, học hỏi và đa dạng hóa thị trường ở giai đoạn sau, đến khi chi phí điều phối vượt quá lợi ích sẽ dẫn đến sự suy giảm hiệu quả. Technological capability index (TCI) điều tiết dương quan hệ I–P bằng cách mở rộng biên thích nghi và tăng cường khả năng khai thác lợi thế cạnh tranh ở thị trường quốc tế. Chỉ số chấp nhận số (DAI), được hiểu là proxy foundational digital adoption, có tác động điều tiết không đơn điệu và phụ thuộc vào chế độ thể chế: ở các nền kinh tế có thể chế tốt, DAI khuếch đại lợi ích của quốc tế hóa; ở các nền kinh tế với thể chế yếu, DAI có thể khuếch đại chi phí điều phối khi mức độ quốc tế hóa vượt ngưỡng. Bối cảnh thể chế, đo bằng sub-regime ICRV, điều tiết cả dạng và độ lớn của quan hệ I–P, tạo ra gradient từ tác động dương lớn ở Advanced Innovation-Driven đến tác động âm ở Emerging và SIDS extreme. Đặc điểm nhà quản trị cấp cao, cụ thể là kinh nghiệm quốc tế và đa dạng giới tính, điều tiết dương quan hệ I–P thông qua cơ chế tăng cường nhận diện cơ hội và quản trị rủi ro. Ngoài sáu giả thuyết trọng tâm H1–H6, luận án phát biểu thêm giả thuyết điều kiện biên H1b: tại các nền kinh tế SIDS (ICRV Nhóm VI), nơi ba điều kiện cấu trúc tối thiểu đồng thời bị vi phạm, thị trường nội địa quá nhỏ, chi phí thương mại cực cao, và thiếu hỗ trợ thể chế, quan hệ I–P chuyển từ dạng chữ U ngược sang quan hệ</w:t>
       </w:r>
       <w:r>
         <w:t xml:space="preserve"> </w:t>
@@ -496,7 +496,7 @@
         <w:pStyle w:val="FirstParagraph"/>
       </w:pPr>
       <w:r>
-        <w:t xml:space="preserve">Về mặt lý thuyết, luận án đóng góp vào literature kinh doanh quốc tế theo ba hướng chính. Hướng thứ nhất là tích hợp bốn lý thuyết kinh điển, Uppsala model, Resource-Based View, Institutional Theory và Upper Echelons Theory, vào một khung giải thích đa tầng thống nhất, bổ sung bởi digital capability lens để phản ánh chuyển đổi số đương đại. Khung này không chỉ là sự ghép nối cơ học các lý thuyết mà là một kiến trúc lý thuyết có tính nhất quán nội tại, trong đó mỗi tầng giải thích một loại heterogeneity khác nhau trong quan hệ I–P. Hướng thứ hai là phân tách rõ ràng technological capability (TCI) và chỉ số chấp nhận số (DAI) như hai construct lý thuyết độc lập, dựa trên các nền tảng khái niệm khác nhau từ Bharadwaj et al. (2013), Verhoef et al. (2021), và Coltman et al. (2008). Sự phân tách này bổ sung vào thiếu hụt khái niệm quan trọng trong literature về số hóa và quốc tế hóa. Hướng thứ ba là tái định vị Uppsala model trong bối cảnh kỷ nguyên AI bằng cách mở rộng cơ chế học hỏi để bao gồm</w:t>
+        <w:t xml:space="preserve">Về mặt lý thuyết, luận án đóng góp vào văn liệu kinh doanh quốc tế theo ba hướng chính. Hướng thứ nhất là tích hợp bốn lý thuyết kinh điển, Uppsala model, Resource-Based View, Institutional Theory và Upper Echelons Theory, vào một khung giải thích đa tầng thống nhất, bổ sung bởi digital capability lens để phản ánh chuyển đổi số đương đại. Khung này không chỉ là sự ghép nối cơ học các lý thuyết mà là một kiến trúc lý thuyết có tính nhất quán nội tại, trong đó mỗi tầng giải thích một loại heterogeneity khác nhau trong quan hệ I–P. Hướng thứ hai là phân tách rõ ràng technological capability (TCI) và chỉ số chấp nhận số (DAI) như hai construct lý thuyết độc lập, dựa trên các nền tảng khái niệm khác nhau từ Bharadwaj et al. (2013), Verhoef et al. (2021), và Coltman et al. (2008). Sự phân tách này bổ sung vào thiếu hụt khái niệm quan trọng trong văn liệu về số hóa và quốc tế hóa. Hướng thứ ba là tái định vị Uppsala model trong bối cảnh kỷ nguyên AI bằng cách mở rộng cơ chế học hỏi để bao gồm</w:t>
       </w:r>
       <w:r>
         <w:t xml:space="preserve"> </w:t>
@@ -524,7 +524,7 @@
         <w:t xml:space="preserve">gánh nặng quốc tế hóa bắt buộc (Forced Internationalization Penalty, FIP)</w:t>
       </w:r>
       <w:r>
-        <w:t xml:space="preserve">, một construct lý thuyết mới chưa được định danh trong literature kinh doanh quốc tế, như điều kiện biên cực đoan của mô hình chữ U ngược khi cả ba tầng của khung CDCM (thể chế, năng lực, quản trị) đồng thời ở mức tối thiểu. Bằng chứng thực nghiệm từ bảy nền kinh tế Pacific SIDS xác nhận quan hệ âm đơn điệu không có điểm uốn, mở ra hướng nghiên cứu mới về điều kiện biên của lý thuyết quốc tế hóa.</w:t>
+        <w:t xml:space="preserve">, một construct lý thuyết mới chưa được định danh trong văn liệu kinh doanh quốc tế, như điều kiện biên cực đoan của mô hình chữ U ngược khi cả ba tầng của khung CDCM (thể chế, năng lực, quản trị) đồng thời ở mức tối thiểu. Bằng chứng thực nghiệm từ bảy nền kinh tế Pacific SIDS xác nhận quan hệ âm đơn điệu không có điểm uốn, mở ra hướng nghiên cứu mới về điều kiện biên của lý thuyết quốc tế hóa.</w:t>
       </w:r>
     </w:p>
     <w:bookmarkEnd w:id="32"/>
@@ -542,7 +542,7 @@
         <w:pStyle w:val="FirstParagraph"/>
       </w:pPr>
       <w:r>
-        <w:t xml:space="preserve">Về mặt phương pháp, luận án đóng góp theo hai hướng. Hướng thứ nhất là thiết kế mixed synthesis-empirical kết hợp meta-analysis và phân tích đa quốc gia, tạo ra khả năng đối chiếu giữa bằng chứng tổng hợp từ literature toàn cầu và bằng chứng thực nghiệm từ bối cảnh châu Á. Hướng thứ hai là phát triển và áp dụng khung phân loại thể chế ICRV cho 49 nền kinh tế, cung cấp một công cụ phân loại mới có ứng dụng tiềm năng trong nhiều nghiên cứu tương lai về moderating effect của thể chế trong literature kinh doanh quốc tế.</w:t>
+        <w:t xml:space="preserve">Về mặt phương pháp, luận án đóng góp theo hai hướng. Hướng thứ nhất là thiết kế mixed synthesis-empirical kết hợp meta-analysis và phân tích đa quốc gia, tạo ra khả năng đối chiếu giữa bằng chứng tổng hợp từ văn liệu toàn cầu và bằng chứng thực nghiệm từ bối cảnh châu Á. Hướng thứ hai là phát triển và áp dụng khung phân loại thể chế ICRV cho 49 nền kinh tế, cung cấp một công cụ phân loại mới có ứng dụng tiềm năng trong nhiều nghiên cứu tương lai về moderating effect của thể chế trong văn liệu kinh doanh quốc tế.</w:t>
       </w:r>
     </w:p>
     <w:bookmarkEnd w:id="33"/>
@@ -601,7 +601,7 @@
         <w:pStyle w:val="FirstParagraph"/>
       </w:pPr>
       <w:r>
-        <w:t xml:space="preserve">Luận án có sáu điểm mới so với các công trình nghiên cứu trước đây. Điểm mới thứ nhất là đề xuất khung tích hợp đa tầng cho quan hệ I–P trong bối cảnh châu Á, kết hợp bốn lý thuyết kinh điển với digital capability lens thành một kiến trúc lý thuyết thống nhất và có khả năng kiểm định. Không có nghiên cứu trước nào trong bối cảnh châu Á xây dựng khung tích hợp đầy đủ ba tầng điều tiết này theo cách có hệ thống. Điểm mới thứ hai là phân tách TCI và chỉ số chấp nhận số (DAI) như hai construct không trùng lặp, kiểm định chúng riêng biệt trong cùng một mô hình để làm rõ cơ chế tác động khác nhau của hai loại năng lực số đó. Sự phân tách này khắc phục hạn chế của các nghiên cứu trước thường gộp chung hai construct có bản chất khác nhau. Điểm mới thứ ba là phát triển và áp dụng khung phân loại thể chế ICRV với 6 sub-regime cho 49 nền kinh tế, bao gồm cả 7 nền kinh tế Pacific SIDS liền kề như boundary case cực đoan, đây là lần đầu tiên một hệ thống phân loại đủ mịn như vậy được áp dụng trong nghiên cứu thực nghiệm về quan hệ I–P tại châu Á. Điểm mới thứ tư là pool dữ liệu lớn nhất từ trước đến nay cho nghiên cứu đa quốc gia về quan hệ I–P tại châu Á, với 91.982 doanh nghiệp từ 49 nền kinh tế châu Á và Thái Bình Dương, mở rộng đáng kể từ pool 17 nước (nghiên cứu thành phần P1) là nền tảng hiện có lớn nhất trước khi luận án hoàn thành. Điểm mới thứ năm là kiểm định temporal stability của turning point trong quan hệ I–P tại Trung Quốc, cho phép đánh giá liệu cấu trúc phi tuyến đó có ổn định qua hơn một thập kỷ chuyển đổi số hay không. Kết quả phân tích của luận án cho thấy turning point tương đối ổn định qua hai thời điểm quan sát, cung cấp bằng chứng về tính bền vững của cấu trúc I–P phi tuyến ở Trung Quốc dù bối cảnh kinh tế có nhiều thay đổi. Điểm mới thứ sáu là phát hiện và đặt tên lý thuyết cho</w:t>
+        <w:t xml:space="preserve">Luận án có sáu điểm mới so với các công trình nghiên cứu trước đây. Điểm mới thứ nhất là đề xuất khung tích hợp đa tầng cho quan hệ I–P trong bối cảnh châu Á, kết hợp bốn lý thuyết kinh điển với digital capability lens thành một kiến trúc lý thuyết thống nhất và có khả năng kiểm định. Không có nghiên cứu trước nào trong bối cảnh châu Á xây dựng khung tích hợp đầy đủ ba tầng điều tiết này theo cách có hệ thống. Điểm mới thứ hai là phân tách TCI và chỉ số chấp nhận số (DAI) như hai construct không trùng lặp, kiểm định chúng riêng biệt trong cùng một mô hình để làm rõ cơ chế tác động khác nhau của hai loại năng lực số đó. Sự phân tách này khắc phục hạn chế của các nghiên cứu trước thường gộp chung hai construct có bản chất khác nhau. Điểm mới thứ ba là phát triển và áp dụng khung phân loại thể chế ICRV với 6 sub-regime cho 49 nền kinh tế, bao gồm cả 7 nền kinh tế Pacific SIDS liền kề như boundary case cực đoan, đây là lần đầu tiên một hệ thống phân loại đủ mịn như vậy được áp dụng trong nghiên cứu thực nghiệm về quan hệ I–P tại châu Á. Điểm mới thứ tư là pool dữ liệu lớn nhất từ trước đến nay cho nghiên cứu đa quốc gia về quan hệ I–P tại châu Á, với 91.982 doanh nghiệp từ 49 nền kinh tế châu Á và Thái Bình Dương, mở rộng đáng kể từ pool 17 nước (nghiên cứu thành phần P1) là nền tảng hiện có lớn nhất trước khi luận án hoàn thành. Điểm mới thứ năm là kiểm định temporal stability của điểm uốn trong quan hệ I–P tại Trung Quốc, cho phép đánh giá liệu cấu trúc phi tuyến đó có ổn định qua hơn một thập kỷ chuyển đổi số hay không. Kết quả phân tích của luận án cho thấy điểm uốn tương đối ổn định qua hai thời điểm quan sát, cung cấp bằng chứng về tính bền vững của cấu trúc I–P phi tuyến ở Trung Quốc dù bối cảnh kinh tế có nhiều thay đổi. Điểm mới thứ sáu là phát hiện và đặt tên lý thuyết cho</w:t>
       </w:r>
       <w:r>
         <w:t xml:space="preserve"> </w:t>
@@ -617,7 +617,7 @@
         <w:t xml:space="preserve"> </w:t>
       </w:r>
       <w:r>
-        <w:t xml:space="preserve">tại bảy nền kinh tế Pacific SIDS, lần đầu tiên trong literature kinh doanh quốc tế, một trường hợp quan hệ I–P âm đơn điệu không có điểm uốn được ghi nhận và biện minh lý thuyết bằng ba điều kiện cấu trúc vi phạm đồng thời, mở ra hướng nghiên cứu mới về điều kiện biên của các lý thuyết quốc tế hóa phổ quát.</w:t>
+        <w:t xml:space="preserve">tại bảy nền kinh tế Pacific SIDS, lần đầu tiên trong văn liệu kinh doanh quốc tế, một trường hợp quan hệ I–P âm đơn điệu không có điểm uốn được ghi nhận và biện minh lý thuyết bằng ba điều kiện cấu trúc vi phạm đồng thời, mở ra hướng nghiên cứu mới về điều kiện biên của các lý thuyết quốc tế hóa phổ quát.</w:t>
       </w:r>
     </w:p>
     <w:p>
@@ -676,7 +676,7 @@
         <w:t xml:space="preserve"> </w:t>
       </w:r>
       <w:r>
-        <w:t xml:space="preserve">(Việt Nam, JABS, under review): kiểm định inverted-U tại Nhóm IV ICRV, turning point = 39,3–46,2% FSTS, TCI là level-shifter có ý nghĩa.</w:t>
+        <w:t xml:space="preserve">(Việt Nam, JABS, đang phản biện): kiểm định chữ U ngược tại Nhóm IV ICRV, điểm uốn = 39,3–46,2% FSTS, TCI là level-shifter có ý nghĩa.</w:t>
       </w:r>
       <w:r>
         <w:t xml:space="preserve"> </w:t>
@@ -692,7 +692,7 @@
         <w:t xml:space="preserve"> </w:t>
       </w:r>
       <w:r>
-        <w:t xml:space="preserve">(Singapore, MIR, under review): kiểm định tại Nhóm I ICRV, turning point ≈ 88,6% (khoảng tin cậy rất rộng và vượt ngưỡng khả thi của FSTS, nên không định vị tin cậy, xem §4.3), DAI Tier-1+2 khuếch đại đường cong I–P.</w:t>
+        <w:t xml:space="preserve">(Singapore, MIR, đang phản biện): kiểm định tại Nhóm I ICRV, điểm uốn ≈ 88,6% (khoảng tin cậy rất rộng và vượt ngưỡng khả thi của FSTS, nên không định vị tin cậy, xem §4.3), DAI Tier-1+2 khuếch đại đường cong I–P.</w:t>
       </w:r>
       <w:r>
         <w:t xml:space="preserve"> </w:t>
@@ -708,7 +708,7 @@
         <w:t xml:space="preserve"> </w:t>
       </w:r>
       <w:r>
-        <w:t xml:space="preserve">(Trung Quốc, IJOEM, under review): kiểm định temporal stability, turning point ổn định qua 2012–2024 (≈ 48,78%, Paternoster z = 0,82, p = ,412).</w:t>
+        <w:t xml:space="preserve">(Trung Quốc, IJOEM, đang phản biện): kiểm định temporal stability, điểm uốn ổn định qua 2012–2024 (≈ 48,78%, Paternoster z = 0,82, p = ,412).</w:t>
       </w:r>
       <w:r>
         <w:t xml:space="preserve"> </w:t>
@@ -724,7 +724,7 @@
         <w:t xml:space="preserve"> </w:t>
       </w:r>
       <w:r>
-        <w:t xml:space="preserve">(meta-analysis ba tầng, IBR, under review): k = 238 nghiên cứu, r̄ = 0,074, I² = 62,4%, gradient ICRV Q_M = 17,35 (df = 4, p = ,002).</w:t>
+        <w:t xml:space="preserve">(meta-analysis ba tầng, IBR, đang phản biện): k = 238 nghiên cứu, r̄ = 0,074, I² = 62,4%, gradient ICRV Q_M = 17,35 (df = 4, p = ,002).</w:t>
       </w:r>
       <w:r>
         <w:t xml:space="preserve"> </w:t>
@@ -740,7 +740,7 @@
         <w:t xml:space="preserve"> </w:t>
       </w:r>
       <w:r>
-        <w:t xml:space="preserve">(49 nền kinh tế, JIBS, under revision): N = 84.910 quan sát, turning point trung bình ~36%, DAI×ICRV (p = ,012), kiểm định tích hợp CDCM đầu tiên ở quy mô liên quốc gia lớn.</w:t>
+        <w:t xml:space="preserve">(50 nền kinh tế, mục tiêu JIBS): N = 81.022 quan sát, điểm uốn gộp 43,6% ở mô hình đầy đủ, chữ U ngược rõ nét nhất ở nhóm chuyển đổi thu nhập trung bình–thấp (43,0%), kiểm định tích hợp CDCM đầu tiên ở quy mô liên quốc gia lớn.</w:t>
       </w:r>
       <w:r>
         <w:t xml:space="preserve"> </w:t>
@@ -756,7 +756,7 @@
         <w:t xml:space="preserve"> </w:t>
       </w:r>
       <w:r>
-        <w:t xml:space="preserve">(SIDS, World Development, under revision): boundary condition FIP, quan hệ âm đơn điệu (</w:t>
+        <w:t xml:space="preserve">(SIDS, World Development, đang phản biện vòng hai): boundary condition FIP, quan hệ âm đơn điệu (</w:t>
       </w:r>
       <m:oMath>
         <m:sSub>
@@ -866,7 +866,7 @@
         <w:t xml:space="preserve"> </w:t>
       </w:r>
       <w:r>
-        <w:t xml:space="preserve">điểm uốn chữ U ngược dưới biến động thể chế cực đoan (TP 61,8% → 40,7% → tan biến; Paternoster</w:t>
+        <w:t xml:space="preserve">điểm uốn chữ U ngược dưới biến động thể chế cực đoan (TP 61,8% rồi 40,7% sang tan biến; Paternoster</w:t>
       </w:r>
       <w:r>
         <w:t xml:space="preserve"> </w:t>

--- a/dist/luan_an_ctu/chuong_1_gioi_thieu_vi.docx
+++ b/dist/luan_an_ctu/chuong_1_gioi_thieu_vi.docx
@@ -33,7 +33,7 @@
         <w:pStyle w:val="FirstParagraph"/>
       </w:pPr>
       <w:r>
-        <w:t xml:space="preserve">Quốc tế hóa doanh nghiệp là một trong những chủ đề trung tâm của kinh doanh quốc tế trong hơn nửa thế kỷ qua. Kể từ khi Johanson và Vahlne (1977) đề xuất mô hình Uppsala về quá trình quốc tế hóa tuần tự, hàng thế kỷ nghiên cứu đã tích lũy nhằm trả lời câu hỏi cốt lõi: liệu quốc tế hóa có thực sự cải thiện hiệu quả hoạt động của doanh nghiệp hay không, và trong điều kiện nào điều đó xảy ra? Lu và Beamish (2004) cung cấp bằng chứng quan trọng về quan hệ hình chữ S (S-curve) giữa mức độ quốc tế hóa và hiệu quả, trong khi Contractor et al. (2003) và nhiều nghiên cứu tiếp theo tiếp tục thách thức, bổ sung và điều chỉnh kết luận đó. Dù tranh luận học thuật vẫn chưa ngã ngũ, sự đồng thuận hiện nay cho thấy mối quan hệ internationalization–firm performance (I–P) là có thực nhưng phức tạp, phụ thuộc vào nhiều điều kiện biên.</w:t>
+        <w:t xml:space="preserve">Quốc tế hóa doanh nghiệp là một trong những chủ đề trung tâm của kinh doanh quốc tế trong hơn nửa thế kỷ qua. Kể từ khi Johanson và Vahlne (1977) đề xuất mô hình Uppsala về quá trình quốc tế hóa tuần tự, hàng thập kỷ nghiên cứu đã tích lũy nhằm trả lời câu hỏi cốt lõi: liệu quốc tế hóa có thực sự cải thiện hiệu quả hoạt động của doanh nghiệp hay không, và trong điều kiện nào điều đó xảy ra? Lu và Beamish (2004) cung cấp bằng chứng quan trọng về quan hệ hình chữ S (S-curve) giữa mức độ quốc tế hóa và hiệu quả, trong khi Contractor et al. (2003) và nhiều nghiên cứu tiếp theo tiếp tục thách thức, bổ sung và điều chỉnh kết luận đó. Dù tranh luận học thuật vẫn chưa ngã ngũ, sự đồng thuận hiện nay cho thấy mối quan hệ internationalization–firm performance (I–P) là có thực nhưng phức tạp, phụ thuộc vào nhiều điều kiện biên.</w:t>
       </w:r>
     </w:p>
     <w:p>
@@ -271,7 +271,7 @@
         <w:pStyle w:val="BodyText"/>
       </w:pPr>
       <w:r>
-        <w:t xml:space="preserve">Từ mục tiêu tổng quát đó, luận án triển khai bốn mục tiêu cụ thể. Mục tiêu cụ thể thứ nhất là tổng hợp và cập nhật bằng chứng meta-analytic về mối quan hệ I–P trong giai đoạn 1982–2026, xác định tác động tổng hợp, mức độ dị biệt và các nhân tố điều tiết (các biến điều tiết) chính giải thích heterogeneity trong văn liệu. Mục tiêu cụ thể thứ hai là kiểm định cơ chế cụ thể trong các bối cảnh quốc gia khác nhau, bao gồm Singapore với tư cách nền kinh tế nhỏ mở tiên tiến, Việt Nam với tư cách nền kinh tế chuyển đổi đang mở rộng, và Trung Quốc với tư cách nền kinh tế mới nổi quy mô lớn, nhằm làm rõ cách thức các cơ chế I–P vận hành khác nhau theo bối cảnh quốc gia. Mục tiêu cụ thể thứ ba là mở rộng phân tích sang 49 nền kinh tế châu Á và Thái Bình Dương (bao gồm 7 nền kinh tế Pacific SIDS) để kiểm định khả năng khái quát hóa của các phát hiện trên phạm vi rộng, kế thừa và mở rộng từ pool 17 nền kinh tế trong nghiên cứu thành phần P1. Mục tiêu cụ thể thứ tư là phân tích vai trò điều tiết của ba nhóm biến: thể chế (bao gồm các sub-regime ICRV và các chỉ số rào cản thể chế), năng lực số (phân biệt rõ technological capability index, TCI và chỉ số chấp nhận số, digital adoption index, DAI), và đặc điểm nhà quản trị cấp cao (kinh nghiệm và giới tính).</w:t>
+        <w:t xml:space="preserve">Từ mục tiêu tổng quát đó, luận án triển khai bốn mục tiêu cụ thể. Mục tiêu cụ thể thứ nhất là tổng hợp và cập nhật bằng chứng meta-analytic về mối quan hệ I–P trong giai đoạn 1982–2026, xác định tác động tổng hợp, mức độ dị biệt và các nhân tố điều tiết (các biến điều tiết) chính giải thích heterogeneity trong văn liệu. Mục tiêu cụ thể thứ hai là kiểm định cơ chế cụ thể trong các bối cảnh quốc gia khác nhau, bao gồm Singapore với tư cách nền kinh tế nhỏ mở tiên tiến, Việt Nam với tư cách nền kinh tế chuyển đổi đang mở rộng, và Trung Quốc với tư cách nền kinh tế mới nổi quy mô lớn, nhằm làm rõ cách thức các cơ chế I–P vận hành khác nhau theo bối cảnh quốc gia. Mục tiêu cụ thể thứ ba là mở rộng phân tích sang 50 nền kinh tế châu Á và Thái Bình Dương (bao gồm 7 nền kinh tế Pacific SIDS) để kiểm định khả năng khái quát hóa của các phát hiện trên phạm vi rộng, kế thừa và mở rộng từ pool 17 nền kinh tế trong nghiên cứu thành phần P1. Mục tiêu cụ thể thứ tư là phân tích vai trò điều tiết của ba nhóm biến: thể chế (bao gồm các sub-regime ICRV và các chỉ số rào cản thể chế), năng lực số (phân biệt rõ technological capability index, TCI và chỉ số chấp nhận số, digital adoption index, DAI), và đặc điểm nhà quản trị cấp cao (kinh nghiệm và giới tính).</w:t>
       </w:r>
     </w:p>
     <w:p>
@@ -304,7 +304,7 @@
         <w:pStyle w:val="BodyText"/>
       </w:pPr>
       <w:r>
-        <w:t xml:space="preserve">Từ câu hỏi trung tâm đó, bốn câu hỏi nghiên cứu cụ thể được đặt ra. Câu hỏi nghiên cứu thứ nhất (RQ1) là: Tác động tổng hợp của quốc tế hóa lên hiệu quả hoạt động của doanh nghiệp trong văn liệu 1982–2026 là gì, mức độ dị biệt ở mức nào, và những các biến điều tiết nào giải thích heterogeneity đó một cách có hệ thống? Câu hỏi nghiên cứu thứ hai (RQ2) là: Trong từng bối cảnh quốc gia cụ thể bao gồm Singapore, Việt Nam và Trung Quốc, mối quan hệ I–P vận hành theo những cơ chế đặc thù nào và sự phi tuyến có biểu hiện ra sao? Câu hỏi nghiên cứu thứ ba (RQ3) là: Trên phạm vi đa quốc gia châu Á bao gồm 49 nền kinh tế châu Á và Thái Bình Dương (bao gồm 7 nền kinh tế Pacific SIDS), vai trò điều tiết của chỉ số chấp nhận số (DAI) và technological capability index (TCI) có khái quát hóa được không, và hai construct này có thực sự vận hành theo các cơ chế khác nhau không? Câu hỏi nghiên cứu thứ tư (RQ4) là: Vai trò của thể chế, đo bằng sub-regime ICRV, cùng với sự phân biệt giữa TCI và DAI, và đặc điểm nhà quản trị trong việc điều tiết mối quan hệ I–P là gì, và sự tương tác ba chiều giữa ba tầng đó có ý nghĩa như thế nào?</w:t>
+        <w:t xml:space="preserve">Từ câu hỏi trung tâm đó, bốn câu hỏi nghiên cứu cụ thể được đặt ra. Câu hỏi nghiên cứu thứ nhất (RQ1) là: Tác động tổng hợp của quốc tế hóa lên hiệu quả hoạt động của doanh nghiệp trong văn liệu 1982–2026 là gì, mức độ dị biệt ở mức nào, và những các biến điều tiết nào giải thích heterogeneity đó một cách có hệ thống? Câu hỏi nghiên cứu thứ hai (RQ2) là: Trong từng bối cảnh quốc gia cụ thể bao gồm Singapore, Việt Nam và Trung Quốc, mối quan hệ I–P vận hành theo những cơ chế đặc thù nào và sự phi tuyến có biểu hiện ra sao? Câu hỏi nghiên cứu thứ ba (RQ3) là: Trên phạm vi đa quốc gia châu Á bao gồm 50 nền kinh tế châu Á và Thái Bình Dương (bao gồm 7 nền kinh tế Pacific SIDS), vai trò điều tiết của chỉ số chấp nhận số (DAI) và technological capability index (TCI) có khái quát hóa được không, và hai construct này có thực sự vận hành theo các cơ chế khác nhau không? Câu hỏi nghiên cứu thứ tư (RQ4) là: Vai trò của thể chế, đo bằng sub-regime ICRV, cùng với sự phân biệt giữa TCI và DAI, và đặc điểm nhà quản trị trong việc điều tiết mối quan hệ I–P là gì, và sự tương tác ba chiều giữa ba tầng đó có ý nghĩa như thế nào?</w:t>
       </w:r>
     </w:p>
     <w:p>
@@ -366,13 +366,13 @@
           <w:bCs/>
           <w:b/>
         </w:rPr>
-        <w:t xml:space="preserve">49 nền kinh tế châu Á và Thái Bình Dương</w:t>
-      </w:r>
-      <w:r>
-        <w:t xml:space="preserve"> </w:t>
-      </w:r>
-      <w:r>
-        <w:t xml:space="preserve">có dữ liệu trong Khảo sát Doanh nghiệp của Ngân hàng Thế giới (World Bank Enterprise Surveys, WBES), được phân loại và tổ chức theo 6 sub-regime trong khung ICRV. Sáu sub-regime bao gồm: (i) Advanced Innovation-Driven, đại diện là Singapore, Hàn Quốc và Đài Loan; (ii) Advanced Resource-Driven, đại diện là các nền kinh tế GCC; (iii) Upper-middle, đại diện là Trung Quốc và Malaysia; (iv) Lower-middle transition, bao gồm Việt Nam và các nền kinh tế ASEAN đang phát triển; (v) Emerging, bao gồm các nền kinh tế kém phát triển nhất châu Á như Campuchia, Nepal và Afghanistan; và (vi) SIDS (Small Island Developing States), bao gồm 7 nền kinh tế đảo nhỏ Thái Bình Dương (mẫu chính P8; mở rộng 9 nền gồm Comoros và Timor-Leste khi kiểm định độ vững) được đưa vào phân tích để kiểm định các điều kiện biên cực đoan của quan hệ I–P. Nhật Bản không nằm trong phạm vi thực nghiệm của luận án do cấu trúc dữ liệu WBES không bao phủ Nhật Bản đầy đủ.</w:t>
+        <w:t xml:space="preserve">50 nền kinh tế châu Á và Thái Bình Dương</w:t>
+      </w:r>
+      <w:r>
+        <w:t xml:space="preserve"> </w:t>
+      </w:r>
+      <w:r>
+        <w:t xml:space="preserve">có dữ liệu trong Khảo sát Doanh nghiệp của Ngân hàng Thế giới (World Bank Enterprise Surveys, WBES), được phân loại và tổ chức theo 6 sub-regime trong khung ICRV. Sáu sub-regime bao gồm: (i) Advanced Innovation-Driven, gồm Singapore, Hong Kong SAR, Hàn Quốc, Đài Loan, Israel và Nhật Bản; (ii) Advanced Resource-Driven, đại diện là các nền kinh tế GCC; (iii) Upper-middle, đại diện là Trung Quốc và Malaysia; (iv) Lower-middle transition, bao gồm Việt Nam và các nền kinh tế ASEAN đang phát triển; (v) Emerging, bao gồm các nền kinh tế kém phát triển nhất châu Á như Campuchia, Nepal và Afghanistan; và (vi) SIDS (Small Island Developing States), bao gồm 7 nền kinh tế đảo nhỏ Thái Bình Dương (mẫu chính P8; mở rộng 9 nền gồm Comoros và Timor-Leste khi kiểm định độ vững) được đưa vào phân tích để kiểm định các điều kiện biên cực đoan của quan hệ I–P. Nhật Bản được Khảo sát Doanh nghiệp của Ngân hàng Thế giới đưa vào lần đầu năm 2025 (N = 2.168) và là thành viên đầy đủ của Nhóm I trong khung phân tích, đồng thời là đối tượng của nghiên cứu thành phần P10.</w:t>
       </w:r>
     </w:p>
     <w:bookmarkEnd w:id="27"/>
@@ -390,7 +390,7 @@
         <w:pStyle w:val="FirstParagraph"/>
       </w:pPr>
       <w:r>
-        <w:t xml:space="preserve">Phạm vi thời gian của nghiên cứu có hai mức. Đối với phase meta-analysis, luận án tổng hợp văn liệu trong giai đoạn 1982–2026, bao quát toàn bộ chương trình nghiên cứu về quan hệ I–P từ khi các nghiên cứu thực nghiệm đầu tiên xuất hiện đến thời điểm hoàn thành luận án. Đối với phase phân tích thực nghiệm đa quốc gia, luận án sử dụng dữ liệu WBES trong giai đoạn 2003–2025, bao gồm 91.982 doanh nghiệp với 102 cặp quốc gia-năm trải qua 14 mốc khảo sát. Dữ liệu WBES từ ba thế hệ schema (PICS3 giai đoạn 2009–2012, Standardized giai đoạn 2013–2017, và BREADY/BEE giai đoạn 2018–2025) đã được hòa hợp để đảm bảo tính nhất quán trong đo lường biến qua các wave khảo sát.</w:t>
+        <w:t xml:space="preserve">Phạm vi thời gian của nghiên cứu có hai mức. Đối với phase meta-analysis, luận án tổng hợp văn liệu trong giai đoạn 1982–2026, bao quát toàn bộ chương trình nghiên cứu về quan hệ I–P từ khi các nghiên cứu thực nghiệm đầu tiên xuất hiện đến thời điểm hoàn thành luận án. Đối với phase phân tích thực nghiệm đa quốc gia, luận án sử dụng dữ liệu WBES trong giai đoạn 2003–2025, bao gồm 88.869 doanh nghiệp với 103 cặp nền kinh tế-năm. Dữ liệu WBES từ ba thế hệ schema (PICS3 giai đoạn 2009–2012, Standardized giai đoạn 2013–2017, và BREADY/BEE giai đoạn 2018–2025) đã được hòa hợp để đảm bảo tính nhất quán trong đo lường biến qua các wave khảo sát.</w:t>
       </w:r>
     </w:p>
     <w:p>
@@ -542,7 +542,7 @@
         <w:pStyle w:val="FirstParagraph"/>
       </w:pPr>
       <w:r>
-        <w:t xml:space="preserve">Về mặt phương pháp, luận án đóng góp theo hai hướng. Hướng thứ nhất là thiết kế mixed synthesis-empirical kết hợp meta-analysis và phân tích đa quốc gia, tạo ra khả năng đối chiếu giữa bằng chứng tổng hợp từ văn liệu toàn cầu và bằng chứng thực nghiệm từ bối cảnh châu Á. Hướng thứ hai là phát triển và áp dụng khung phân loại thể chế ICRV cho 49 nền kinh tế, cung cấp một công cụ phân loại mới có ứng dụng tiềm năng trong nhiều nghiên cứu tương lai về moderating effect của thể chế trong văn liệu kinh doanh quốc tế.</w:t>
+        <w:t xml:space="preserve">Về mặt phương pháp, luận án đóng góp theo hai hướng. Hướng thứ nhất là thiết kế mixed synthesis-empirical kết hợp meta-analysis và phân tích đa quốc gia, tạo ra khả năng đối chiếu giữa bằng chứng tổng hợp từ văn liệu toàn cầu và bằng chứng thực nghiệm từ bối cảnh châu Á. Hướng thứ hai là phát triển và áp dụng khung phân loại thể chế ICRV cho 50 nền kinh tế, cung cấp một công cụ phân loại mới có ứng dụng tiềm năng trong nhiều nghiên cứu tương lai về moderating effect của thể chế trong văn liệu kinh doanh quốc tế.</w:t>
       </w:r>
     </w:p>
     <w:bookmarkEnd w:id="33"/>
@@ -575,7 +575,7 @@
         <w:t xml:space="preserve">”</w:t>
       </w:r>
       <w:r>
-        <w:t xml:space="preserve">, trong đó năng lực số làm giảm tác động tiêu cực của rào cản thể chế đối với doanh nghiệp quốc tế hóa (nghiên cứu thành phần P1). Cơ chế này được luận án kiểm định trên phạm vi rộng hơn với 49 nền kinh tế châu Á và Thái Bình Dương.</w:t>
+        <w:t xml:space="preserve">, trong đó năng lực số làm giảm tác động tiêu cực của rào cản thể chế đối với doanh nghiệp quốc tế hóa (nghiên cứu thành phần P1). Cơ chế này được luận án kiểm định trên phạm vi rộng hơn với 50 nền kinh tế châu Á và Thái Bình Dương.</w:t>
       </w:r>
     </w:p>
     <w:p>
@@ -601,7 +601,7 @@
         <w:pStyle w:val="FirstParagraph"/>
       </w:pPr>
       <w:r>
-        <w:t xml:space="preserve">Luận án có sáu điểm mới so với các công trình nghiên cứu trước đây. Điểm mới thứ nhất là đề xuất khung tích hợp đa tầng cho quan hệ I–P trong bối cảnh châu Á, kết hợp bốn lý thuyết kinh điển với digital capability lens thành một kiến trúc lý thuyết thống nhất và có khả năng kiểm định. Không có nghiên cứu trước nào trong bối cảnh châu Á xây dựng khung tích hợp đầy đủ ba tầng điều tiết này theo cách có hệ thống. Điểm mới thứ hai là phân tách TCI và chỉ số chấp nhận số (DAI) như hai construct không trùng lặp, kiểm định chúng riêng biệt trong cùng một mô hình để làm rõ cơ chế tác động khác nhau của hai loại năng lực số đó. Sự phân tách này khắc phục hạn chế của các nghiên cứu trước thường gộp chung hai construct có bản chất khác nhau. Điểm mới thứ ba là phát triển và áp dụng khung phân loại thể chế ICRV với 6 sub-regime cho 49 nền kinh tế, bao gồm cả 7 nền kinh tế Pacific SIDS liền kề như boundary case cực đoan, đây là lần đầu tiên một hệ thống phân loại đủ mịn như vậy được áp dụng trong nghiên cứu thực nghiệm về quan hệ I–P tại châu Á. Điểm mới thứ tư là pool dữ liệu lớn nhất từ trước đến nay cho nghiên cứu đa quốc gia về quan hệ I–P tại châu Á, với 91.982 doanh nghiệp từ 49 nền kinh tế châu Á và Thái Bình Dương, mở rộng đáng kể từ pool 17 nước (nghiên cứu thành phần P1) là nền tảng hiện có lớn nhất trước khi luận án hoàn thành. Điểm mới thứ năm là kiểm định temporal stability của điểm uốn trong quan hệ I–P tại Trung Quốc, cho phép đánh giá liệu cấu trúc phi tuyến đó có ổn định qua hơn một thập kỷ chuyển đổi số hay không. Kết quả phân tích của luận án cho thấy điểm uốn tương đối ổn định qua hai thời điểm quan sát, cung cấp bằng chứng về tính bền vững của cấu trúc I–P phi tuyến ở Trung Quốc dù bối cảnh kinh tế có nhiều thay đổi. Điểm mới thứ sáu là phát hiện và đặt tên lý thuyết cho</w:t>
+        <w:t xml:space="preserve">Luận án có sáu điểm mới so với các công trình nghiên cứu trước đây. Điểm mới thứ nhất là đề xuất khung tích hợp đa tầng cho quan hệ I–P trong bối cảnh châu Á, kết hợp bốn lý thuyết kinh điển với digital capability lens thành một kiến trúc lý thuyết thống nhất và có khả năng kiểm định. Không có nghiên cứu trước nào trong bối cảnh châu Á xây dựng khung tích hợp đầy đủ ba tầng điều tiết này theo cách có hệ thống. Điểm mới thứ hai là phân tách TCI và chỉ số chấp nhận số (DAI) như hai construct không trùng lặp, kiểm định chúng riêng biệt trong cùng một mô hình để làm rõ cơ chế tác động khác nhau của hai loại năng lực số đó. Sự phân tách này khắc phục hạn chế của các nghiên cứu trước thường gộp chung hai construct có bản chất khác nhau. Điểm mới thứ ba là phát triển và áp dụng khung phân loại thể chế ICRV với 6 sub-regime cho 50 nền kinh tế, bao gồm cả 7 nền kinh tế Pacific SIDS liền kề như boundary case cực đoan, đây là lần đầu tiên một hệ thống phân loại đủ mịn như vậy được áp dụng trong nghiên cứu thực nghiệm về quan hệ I–P tại châu Á. Điểm mới thứ tư là pool dữ liệu lớn nhất từ trước đến nay cho nghiên cứu đa quốc gia về quan hệ I–P tại châu Á, với 88.869 doanh nghiệp từ 50 nền kinh tế châu Á và Thái Bình Dương, mở rộng đáng kể từ pool 17 nước (nghiên cứu thành phần P1) là nền tảng hiện có lớn nhất trước khi luận án hoàn thành. Điểm mới thứ năm là kiểm định temporal stability của điểm uốn trong quan hệ I–P tại Trung Quốc, cho phép đánh giá liệu cấu trúc phi tuyến đó có ổn định qua hơn một thập kỷ chuyển đổi số hay không. Kết quả phân tích của luận án cho thấy điểm uốn tương đối ổn định qua hai thời điểm quan sát, cung cấp bằng chứng về tính bền vững của cấu trúc I–P phi tuyến ở Trung Quốc dù bối cảnh kinh tế có nhiều thay đổi. Điểm mới thứ sáu là phát hiện và đặt tên lý thuyết cho</w:t>
       </w:r>
       <w:r>
         <w:t xml:space="preserve"> </w:t>
@@ -928,6 +928,22 @@
       </m:oMath>
       <w:r>
         <w:t xml:space="preserve">), kèm tương tác DAI Tier-2/UPI âm. Kết quả P3–P9 được trình bày chi tiết trong Chương 4 và tích hợp vào bàn luận CDCM trong Chương 5.</w:t>
+      </w:r>
+      <w:r>
+        <w:t xml:space="preserve"> </w:t>
+      </w:r>
+      <w:r>
+        <w:rPr>
+          <w:bCs/>
+          <w:b/>
+        </w:rPr>
+        <w:t xml:space="preserve">P10</w:t>
+      </w:r>
+      <w:r>
+        <w:t xml:space="preserve"> </w:t>
+      </w:r>
+      <w:r>
+        <w:t xml:space="preserve">(Nhật Bản, mục tiêu Asian Business &amp; Management): khai thác đợt WBES khai mở của Nhật Bản 2025 (N = 2.168) kiểm định dự đoán biên trên của gradient thể chế, quan hệ I–P gần tuyến tính dương, không có điểm uốn trong miền quan sát; TCI và DAI nâng mặt bằng; phần bù trường thọ doanh nghiệp.</w:t>
       </w:r>
     </w:p>
     <w:p>

--- a/dist/luan_an_ctu/chuong_1_gioi_thieu_vi.docx
+++ b/dist/luan_an_ctu/chuong_1_gioi_thieu_vi.docx
@@ -642,7 +642,7 @@
         <w:pStyle w:val="FirstParagraph"/>
       </w:pPr>
       <w:r>
-        <w:t xml:space="preserve">Luận án được tổ chức thành năm chương theo chuẩn luận án tiến sĩ truyền thống tại Trường Kinh tế, Đại học Cần Thơ. Chương 1, Giới thiệu, đặt vấn đề nghiên cứu, xác định khoảng trống, trình bày mục tiêu, câu hỏi nghiên cứu, phạm vi, phương pháp luận, giả thuyết khoa học tóm tắt, ý nghĩa, tính mới và cấu trúc của luận án. Chương 2, Cơ sở lý thuyết và tổng quan tài liệu, xây dựng khung lý thuyết tích hợp đa tầng, tổng quan bằng chứng thực nghiệm đã có, và phát triển hệ giả thuyết H1–H6 dựa trên khoảng trống và logic lý thuyết. Chương 3, Phương pháp nghiên cứu, trình bày chi tiết thiết kế nghiên cứu, nguồn dữ liệu, cách đo lường biến, mô hình phân tích và chiến lược kiểm định độ vững. Chương 4, Kết quả nghiên cứu, trình bày kết quả ở ba cấp độ phân tích: meta-analysis cập nhật 1982–2026, phân tích theo bối cảnh quốc gia cụ thể, và phân tích đa quốc gia capstone trên pool đầy đủ 49 nền kinh tế. Chương 5, Thảo luận và kết luận, tích hợp các phát hiện từ Chương 4 vào khung lý thuyết ở Chương 2, thảo luận đóng góp khoa học, hàm ý quản trị và chính sách, hạn chế của nghiên cứu và hướng nghiên cứu tiếp theo.</w:t>
+        <w:t xml:space="preserve">Luận án được tổ chức thành năm chương theo chuẩn luận án tiến sĩ truyền thống tại Trường Kinh tế, Đại học Cần Thơ. Chương 1, Giới thiệu, đặt vấn đề nghiên cứu, xác định khoảng trống, trình bày mục tiêu, câu hỏi nghiên cứu, phạm vi, phương pháp luận, giả thuyết khoa học tóm tắt, ý nghĩa, tính mới và cấu trúc của luận án. Chương 2, Cơ sở lý thuyết và tổng quan tài liệu, xây dựng khung lý thuyết tích hợp đa tầng, tổng quan bằng chứng thực nghiệm đã có, và phát triển hệ giả thuyết H1–H6 dựa trên khoảng trống và logic lý thuyết. Chương 3, Phương pháp nghiên cứu, trình bày chi tiết thiết kế nghiên cứu, nguồn dữ liệu, cách đo lường biến, mô hình phân tích và chiến lược kiểm định độ vững. Chương 4, Kết quả nghiên cứu, trình bày kết quả ở ba cấp độ phân tích: meta-analysis cập nhật 1982–2026, phân tích theo bối cảnh quốc gia cụ thể, và phân tích đa quốc gia capstone trên pool đầy đủ 50 nền kinh tế. Chương 5, Thảo luận và kết luận, tích hợp các phát hiện từ Chương 4 vào khung lý thuyết ở Chương 2, thảo luận đóng góp khoa học, hàm ý quản trị và chính sách, hạn chế của nghiên cứu và hướng nghiên cứu tiếp theo.</w:t>
       </w:r>
     </w:p>
     <w:p>

--- a/dist/luan_an_ctu/chuong_1_gioi_thieu_vi.docx
+++ b/dist/luan_an_ctu/chuong_1_gioi_thieu_vi.docx
@@ -692,7 +692,7 @@
         <w:t xml:space="preserve"> </w:t>
       </w:r>
       <w:r>
-        <w:t xml:space="preserve">(Singapore, MIR, đang phản biện): kiểm định tại Nhóm I ICRV, điểm uốn ≈ 88,6% (khoảng tin cậy rất rộng và vượt ngưỡng khả thi của FSTS, nên không định vị tin cậy, xem §4.3), DAI Tier-1+2 khuếch đại đường cong I–P.</w:t>
+        <w:t xml:space="preserve">(Singapore, MIR, đang phản biện): kiểm định tại Nhóm I ICRV, điểm uốn ≈ 88,6% (khoảng tin cậy rất rộng và vượt ngưỡng khả thi của FSTS, nên không định vị tin cậy, xem Mục 4.3), DAI Tier-1+2 khuếch đại đường cong I–P.</w:t>
       </w:r>
       <w:r>
         <w:t xml:space="preserve"> </w:t>

--- a/dist/luan_an_ctu/chuong_1_gioi_thieu_vi.docx
+++ b/dist/luan_an_ctu/chuong_1_gioi_thieu_vi.docx
@@ -19,7 +19,7 @@
         </w:pict>
       </w:r>
     </w:p>
-    <w:bookmarkStart w:id="22" w:name="bối-cảnh-nghiên-cứu"/>
+    <w:bookmarkStart w:id="23" w:name="bối-cảnh-nghiên-cứu"/>
     <w:p>
       <w:pPr>
         <w:pStyle w:val="Heading2"/>
@@ -49,7 +49,7 @@
         <w:pStyle w:val="BodyText"/>
       </w:pPr>
       <w:r>
-        <w:t xml:space="preserve">Chuyển đổi số đang làm thay đổi căn bản cách thức doanh nghiệp quốc tế hóa và cách thức quốc tế hóa ảnh hưởng đến hiệu quả hoạt động. Banalieva và Dhanaraj (2019) lập luận rằng lý thuyết nội địa hóa cần được cập nhật cho nền kinh tế số, vì dữ liệu số và tương tác qua nền tảng làm giảm sự phụ thuộc vào hiện diện vật lý. Stallkamp và Schotter (2021) chỉ ra rằng các nền tảng số quốc tế hóa theo logic hoàn toàn khác các công ty đa quốc gia truyền thống. Verhoef et al. (2021) cung cấp khung phân tầng ba cấp từ digitization đến digitalization và digital transformation. Tuy nhiên, phần lớn bằng chứng thực nghiệm hiện có về vai trò của năng lực số trong quan hệ I–P vẫn tập trung vào các nền kinh tế phát triển, đặc biệt là Bắc Mỹ và Tây Âu, trong khi bằng chứng cho châu Á mới nổi còn rất hạn chế (Bhandari et al., 2023).</w:t>
+        <w:t xml:space="preserve">Chuyển đổi số đang làm thay đổi căn bản cách thức doanh nghiệp quốc tế hóa và cách thức quốc tế hóa ảnh hưởng đến hiệu quả hoạt động. Banalieva và Dhanaraj (2019) lập luận rằng lý thuyết nội địa hóa cần được cập nhật cho nền kinh tế số, vì dữ liệu số và tương tác qua nền tảng làm giảm sự phụ thuộc vào hiện diện vật lý. Stallkamp và Schotter (2021) chỉ ra rằng các nền tảng số quốc tế hóa theo logic hoàn toàn khác các công ty đa quốc gia truyền thống. Verhoef et al. (2021) cung cấp khung phân tầng ba cấp từ số hóa thông tin đến số hóa quy trình và chuyển đổi số toàn diện. Tuy nhiên, phần lớn bằng chứng thực nghiệm hiện có về vai trò của năng lực số trong quan hệ I–P vẫn tập trung vào các nền kinh tế phát triển, đặc biệt là Bắc Mỹ và Tây Âu, trong khi bằng chứng cho châu Á mới nổi còn rất hạn chế (Bhandari et al., 2023).</w:t>
       </w:r>
     </w:p>
     <w:p>
@@ -57,7 +57,7 @@
         <w:pStyle w:val="BodyText"/>
       </w:pPr>
       <w:r>
-        <w:t xml:space="preserve">Không thể bỏ qua vai trò của thể chế trong việc hình thành kết quả quốc tế hóa. Institutional Theory (North, 1990; Khanna &amp; Palepu, 2010) khẳng định rằng thể chế tạo ra cấu trúc khuyến khích và chi phí giao dịch khác nhau giữa các quốc gia. Ở các thị trường mới nổi,</w:t>
+        <w:t xml:space="preserve">Không thể bỏ qua vai trò của thể chế trong việc hình thành kết quả quốc tế hóa. Lý thuyết thể chế (North, 1990; Khanna &amp; Palepu, 2010) khẳng định rằng thể chế tạo ra cấu trúc khuyến khích và chi phí giao dịch khác nhau giữa các quốc gia. Ở các thị trường mới nổi,</w:t>
       </w:r>
       <w:r>
         <w:t xml:space="preserve"> </w:t>
@@ -66,7 +66,7 @@
         <w:t xml:space="preserve">“</w:t>
       </w:r>
       <w:r>
-        <w:t xml:space="preserve">institutional voids</w:t>
+        <w:t xml:space="preserve">khoảng trống thể chế</w:t>
       </w:r>
       <w:r>
         <w:t xml:space="preserve">”</w:t>
@@ -80,7 +80,7 @@
         <w:pStyle w:val="BodyText"/>
       </w:pPr>
       <w:r>
-        <w:t xml:space="preserve">Cuối cùng, nhà quản trị cấp cao đóng vai trò không thể bỏ qua trong việc hình thành chiến lược và kết quả quốc tế hóa. Upper Echelons Theory (Hambrick &amp; Mason, 1984) khẳng định rằng quyết định chiến lược phản ánh đặc điểm nhận thức, kinh nghiệm và giá trị của nhà quản trị. Kinh nghiệm quốc tế giúp nhà quản trị nhận diện cơ hội và giảm chi phí của liability of foreignness, trong khi sự đa dạng giới tính ở cấp lãnh đạo có thể tăng cường quản trị rủi ro và ra quyết định đa chiều (Hsu et al., 2013; Post &amp; Byron, 2015). Tích hợp tầng nhà quản trị vào khung giải thích đa tầng là cần thiết để phản ánh đầy đủ sự phức tạp của quan hệ I–P trong bối cảnh châu Á.</w:t>
+        <w:t xml:space="preserve">Cuối cùng, nhà quản trị cấp cao đóng vai trò không thể bỏ qua trong việc hình thành chiến lược và kết quả quốc tế hóa. Lý thuyết thượng tầng quản trị (Hambrick &amp; Mason, 1984) khẳng định rằng quyết định chiến lược phản ánh đặc điểm nhận thức, kinh nghiệm và giá trị của nhà quản trị. Kinh nghiệm quốc tế giúp nhà quản trị nhận diện cơ hội và giảm chi phí của gánh nặng người nước ngoài, trong khi sự đa dạng giới tính ở cấp lãnh đạo có thể tăng cường quản trị rủi ro và ra quyết định đa chiều (Hsu et al., 2013; Post &amp; Byron, 2015). Tích hợp tầng nhà quản trị vào khung giải thích đa tầng là cần thiết để phản ánh đầy đủ sự phức tạp của quan hệ I–P trong bối cảnh châu Á.</w:t>
       </w:r>
     </w:p>
     <w:bookmarkStart w:id="21" w:name="Xc1dcee8f5373723512b0db114b71fe5e38a510a"/>
@@ -207,8 +207,42 @@
       </w:r>
     </w:p>
     <w:bookmarkEnd w:id="21"/>
+    <w:bookmarkStart w:id="22" w:name="X346fcb4d6ebbabf90a0e086a0b893e2cbb8cd87"/>
+    <w:p>
+      <w:pPr>
+        <w:pStyle w:val="Heading3"/>
+      </w:pPr>
+      <w:r>
+        <w:t xml:space="preserve">1.1.2 Hội tụ của ba lực dịch chuyển vào câu hỏi cấp doanh nghiệp</w:t>
+      </w:r>
+    </w:p>
+    <w:p>
+      <w:pPr>
+        <w:pStyle w:val="FirstParagraph"/>
+      </w:pPr>
+      <w:r>
+        <w:t xml:space="preserve">Ba lực dịch chuyển vĩ mô nêu trên không tác động độc lập mà giao thoa theo cách làm sắc nét thêm câu hỏi nghiên cứu ở cấp doanh nghiệp. Áp lực việc làm ở các nền kinh tế biên chỉ được hóa giải nếu khu vực doanh nghiệp tạo ra được việc làm năng suất cao, mà nguồn năng suất quan trọng nhất ở các nền kinh tế nhỏ và mở chính là sự tham gia hiệu quả vào thị trường quốc tế. Do đó, câu hỏi về điều kiện để quốc tế hóa cải thiện hiệu quả doanh nghiệp gắn trực tiếp với năng lực hấp thụ lực lượng lao động trẻ đang gia tăng nhanh trong khu vực.</w:t>
+      </w:r>
+    </w:p>
+    <w:p>
+      <w:pPr>
+        <w:pStyle w:val="BodyText"/>
+      </w:pPr>
+      <w:r>
+        <w:t xml:space="preserve">Gradient thể chế (institutional gradient) là trục tổ chức xuyên suốt của luận án. Khu vực châu Á và lân cận trải dài từ những nền kinh tế đổi mới dẫn dắt với pháp quyền mạnh đến những nền kinh tế đảo nhỏ có hạ tầng thể chế sơ khai, tạo ra một dải biến thiên thể chế hiếm có để kiểm định liệu cùng một mức độ quốc tế hóa có tạo ra kết quả khác nhau theo chế độ thể chế hay không. Chính dải biến thiên này, chứ không phải một quốc gia đơn lẻ, là điều kiện cho phép phân biệt giữa giả thuyết về một quy luật phổ quát và giả thuyết về một quan hệ có điều kiện.</w:t>
+      </w:r>
+    </w:p>
+    <w:p>
+      <w:pPr>
+        <w:pStyle w:val="BodyText"/>
+      </w:pPr>
+      <w:r>
+        <w:t xml:space="preserve">Kỷ nguyên số bổ sung một chiều phức tạp mới. Khi công cụ số trở nên phổ cập, ranh giới giữa chiều sâu năng lực công nghệ nội tại và mức độ chấp nhận công cụ số bề mặt dễ bị xóa nhòa trong đo lường, dẫn đến nguy cơ quy hai cơ chế khác nhau về một hiệu ứng đồng nhất. Vì hai loại năng lực số này có thể tác động trái chiều theo chế độ thể chế, việc giữ chúng tách biệt trở thành điều kiện tiên quyết để rút ra hàm ý chính sách chính xác cho từng nhóm nền kinh tế trong khu vực.</w:t>
+      </w:r>
+    </w:p>
     <w:bookmarkEnd w:id="22"/>
-    <w:bookmarkStart w:id="23" w:name="vấn-đề-nghiên-cứu"/>
+    <w:bookmarkEnd w:id="23"/>
+    <w:bookmarkStart w:id="24" w:name="vấn-đề-nghiên-cứu"/>
     <w:p>
       <w:pPr>
         <w:pStyle w:val="Heading2"/>
@@ -222,7 +256,7 @@
         <w:pStyle w:val="FirstParagraph"/>
       </w:pPr>
       <w:r>
-        <w:t xml:space="preserve">Mặc dù đã có hàng trăm nghiên cứu thực nghiệm, bằng chứng về mối quan hệ giữa quốc tế hóa và hiệu quả hoạt động của doanh nghiệp vẫn chưa thống nhất và tản mạn. Các phân tích tổng hợp (meta-analyses) về quan hệ I–P liên tục cho thấy tác động tổng hợp là dương nhưng nhỏ, hệ số tương quan tổng hợp r trong khoảng 0,07–0,13, đồng thời mức độ dị biệt giữa các nghiên cứu rất cao với I² thường vượt 80% (Bausch &amp; Krist, 2007; Kirca et al., 2012; Marano et al., 2016; Wu et al., 2022). Tình trạng dị biệt cao này không phải là tín hiệu của sai sót phương pháp, mà là bằng chứng cho thấy quan hệ I–P phụ thuộc sâu sắc vào điều kiện bối cảnh. Arte và Larimo (2022) lập luận rằng heterogeneity cao gợi ý sự cần thiết phải chuyển dịch từ mô hình đơn biến sang khung đa tầng có tính đến thể chế, năng lực và đặc điểm nhà quản trị.</w:t>
+        <w:t xml:space="preserve">Mặc dù đã có hàng trăm nghiên cứu thực nghiệm, bằng chứng về mối quan hệ giữa quốc tế hóa và hiệu quả hoạt động của doanh nghiệp vẫn chưa thống nhất và tản mạn. Các phân tích tổng hợp (meta-analyses) về quan hệ I–P liên tục cho thấy tác động tổng hợp là dương nhưng nhỏ, hệ số tương quan tổng hợp r trong khoảng 0,07–0,13, đồng thời mức độ dị biệt giữa các nghiên cứu rất cao với I² thường vượt 80% (Bausch &amp; Krist, 2007; Kirca et al., 2012; Marano et al., 2016; Wu et al., 2022). Tình trạng dị biệt cao này không phải là tín hiệu của sai sót phương pháp, mà là bằng chứng cho thấy quan hệ I–P phụ thuộc sâu sắc vào điều kiện bối cảnh. Arte và Larimo (2022) lập luận rằng dị biệt cao gợi ý sự cần thiết phải chuyển dịch từ mô hình đơn biến sang khung đa tầng có tính đến thể chế, năng lực và đặc điểm nhà quản trị.</w:t>
       </w:r>
     </w:p>
     <w:p>
@@ -230,7 +264,7 @@
         <w:pStyle w:val="BodyText"/>
       </w:pPr>
       <w:r>
-        <w:t xml:space="preserve">Ba khoảng trống nghiên cứu quan trọng được xác định từ tổng quan tài liệu. Khoảng trống thứ nhất là thiếu khung lý thuyết tích hợp đủ sức giải thích heterogeneity cao đó. Các nghiên cứu hiện tại thường chọn một hoặc hai lý thuyết làm nền, dẫn đến mô hình không đủ đa tầng để nắm bắt sự phức tạp thực tế. Uppsala model giải thích chi phí học hỏi nhưng không đủ để xử lý vai trò của thể chế; RBV giải thích sự khác biệt năng lực nhưng bỏ qua macro-context; Institutional Theory giải thích bối cảnh vĩ mô nhưng không tích hợp đặc điểm cá nhân nhà quản trị. Không một lý thuyết nào đứng riêng có thể giải thích đầy đủ heterogeneity đó. Khoảng trống thứ hai là sự đồng nhất không hợp lý giữa hai construct số khác nhau về bản chất: technological capability, chiều sâu năng lực công nghệ nhập vào tổ chức, và digital adoption, mức độ áp dụng công cụ số bề mặt trong hoạt động kinh doanh. Nhiều nghiên cứu trước gộp hai construct này thành một chỉ số composite duy nhất, điều này làm giảm độ chính xác của kết luận và có thể che khuất các cơ chế tác động khác nhau (Bharadwaj et al., 2013; Coltman et al., 2008; Verhoef et al., 2021). Khoảng trống thứ ba là thiếu bằng chứng cross-country quy mô lớn cho châu Á. Phần lớn nghiên cứu hiện có tập trung vào một quốc gia hoặc một tiểu vùng, và thậm chí khi có nghiên cứu đa quốc gia, phạm vi thường hẹp và thiếu sự đa dạng thể chế đủ lớn để kiểm định các điều kiện biên có ý nghĩa.</w:t>
+        <w:t xml:space="preserve">Ba khoảng trống nghiên cứu quan trọng được xác định từ tổng quan tài liệu. Khoảng trống thứ nhất là thiếu khung lý thuyết tích hợp đủ sức giải thích dị biệt cao đó. Các nghiên cứu hiện tại thường chọn một hoặc hai lý thuyết làm nền, dẫn đến mô hình không đủ đa tầng để nắm bắt sự phức tạp thực tế. Mô hình Uppsala giải thích chi phí học hỏi nhưng không đủ để xử lý vai trò của thể chế; RBV giải thích sự khác biệt năng lực nhưng bỏ qua bối cảnh vĩ mô; lý thuyết thể chế giải thích bối cảnh vĩ mô nhưng không tích hợp đặc điểm cá nhân nhà quản trị. Không một lý thuyết nào đứng riêng có thể giải thích đầy đủ dị biệt đó. Khoảng trống thứ hai là sự đồng nhất không hợp lý giữa hai cấu trúc số khác nhau về bản chất: năng lực công nghệ, chiều sâu năng lực công nghệ nhập vào tổ chức, và chấp nhận số, mức độ áp dụng công cụ số bề mặt trong hoạt động kinh doanh. Nhiều nghiên cứu trước gộp hai cấu trúc này thành một chỉ số chỉ số hợp thành duy nhất, điều này làm giảm độ chính xác của kết luận và có thể che khuất các cơ chế tác động khác nhau (Bharadwaj et al., 2013; Coltman et al., 2008; Verhoef et al., 2021). Khoảng trống thứ ba là thiếu bằng chứng đa quốc gia quy mô lớn cho châu Á. Phần lớn nghiên cứu hiện có tập trung vào một quốc gia hoặc một tiểu vùng, và thậm chí khi có nghiên cứu đa quốc gia, phạm vi thường hẹp và thiếu sự đa dạng thể chế đủ lớn để kiểm định các điều kiện biên có ý nghĩa.</w:t>
       </w:r>
     </w:p>
     <w:p>
@@ -238,7 +272,31 @@
         <w:pStyle w:val="BodyText"/>
       </w:pPr>
       <w:r>
-        <w:t xml:space="preserve">Luận án này được thiết kế để giải quyết ba khoảng trống đó bằng cách xây dựng và kiểm định một khung giải thích đa tầng cho quan hệ I–P tại châu Á, với thiết kế mixed synthesis-empirical kết hợp meta-analysis và phân tích đa quốc gia quy mô lớn. Trọng tâm khoa học của luận án là vai trò điều tiết của thể chế, năng lực số và đặc điểm nhà quản trị, ba tầng điều tiết mà, theo lập luận của luận án, cùng nhau tạo nên cấu trúc giải thích cần thiết cho heterogeneity cao trong quan hệ I–P.</w:t>
+        <w:t xml:space="preserve">Ba khoảng trống trên cần được phát biểu sắc nét hơn để làm rõ rằng chúng không phải là ba thiếu sót rời rạc mà là ba biểu hiện của cùng một hạn chế nền tảng: văn liệu hiện hành thiếu một cấu trúc giải thích đủ phân tầng để nắm bắt mức dị biệt cao của quan hệ I–P. Về khoảng trống thứ nhất, không một lý thuyết đơn lẻ nào, dù là mô hình Uppsala, lý thuyết dựa trên nguồn lực hay lý thuyết thể chế, cung cấp được một lý giải đầy đủ cho sự dị biệt đó, bởi mỗi lý thuyết chỉ soi sáng một loại dị biệt và bỏ trống các tầng còn lại. Hennart (2007) cảnh báo rằng quan hệ giữa mức độ đa quốc gia và hiệu quả không phải là quy luật phổ quát tự thân mà phụ thuộc vào bản chất tài sản đặc thù được khai thác xuyên biên giới, hàm ý rằng việc kiểm định một dạng hàm duy nhất cho mọi bối cảnh là không thỏa đáng về mặt lý thuyết.</w:t>
+      </w:r>
+    </w:p>
+    <w:p>
+      <w:pPr>
+        <w:pStyle w:val="BodyText"/>
+      </w:pPr>
+      <w:r>
+        <w:t xml:space="preserve">Về khoảng trống thứ hai, sự đồng nhất không hợp lý giữa năng lực công nghệ và mức độ chấp nhận số không chỉ là vấn đề tinh chỉnh đo lường mà có hệ quả lý thuyết trực tiếp. Khi hai cấu trúc có chiều sâu tổ chức khác nhau bị gộp thành một chỉ số tổng hợp duy nhất, hai cơ chế tác động có thể trái chiều sẽ bị trung bình hóa, làm che khuất chính cơ chế mà nhà quản trị và nhà hoạch định chính sách cần phân biệt khi quyết định đầu tư vào chiều sâu năng lực hay vào công cụ giao diện.</w:t>
+      </w:r>
+    </w:p>
+    <w:p>
+      <w:pPr>
+        <w:pStyle w:val="BodyText"/>
+      </w:pPr>
+      <w:r>
+        <w:t xml:space="preserve">Về khoảng trống thứ ba, sự thiếu đại diện của các nền kinh tế chuyển đổi và các nền kinh tế đảo nhỏ đang phát triển không chỉ thu hẹp phạm vi mẫu mà còn làm suy yếu khả năng kiểm định điều kiện biên của lý thuyết. Các nỗ lực tái lặp quy mô lớn với chiến lược nhận diện chặt chẽ cho thấy dạng hàm chữ U ngược suy yếu đáng kể, thậm chí biến mất, trong các mẫu gộp xuyên quốc gia (Berry &amp; Kaul, 2016; Pisani et al., 2020), củng cố lập luận rằng chính dị biệt bối cảnh, chứ không phải một quy luật phổ quát, mới chi phối kết quả I–P. Đúng các địa điểm cực trị về thể chế, nơi điều kiện biên dễ bộc lộ nhất, lại là nơi văn liệu thiếu vắng bằng chứng nhất.</w:t>
+      </w:r>
+    </w:p>
+    <w:p>
+      <w:pPr>
+        <w:pStyle w:val="BodyText"/>
+      </w:pPr>
+      <w:r>
+        <w:t xml:space="preserve">Luận án này được thiết kế để giải quyết ba khoảng trống đó bằng cách xây dựng và kiểm định một khung giải thích đa tầng cho quan hệ I–P tại châu Á, với thiết kế hỗn hợp tổng hợp–thực nghiệm kết hợp meta-analysis và phân tích đa quốc gia quy mô lớn. Trọng tâm khoa học của luận án là vai trò điều tiết của thể chế, năng lực số và đặc điểm nhà quản trị, ba tầng điều tiết mà, theo lập luận của luận án, cùng nhau tạo nên cấu trúc giải thích cần thiết cho dị biệt cao trong quan hệ I–P.</w:t>
       </w:r>
     </w:p>
     <w:p>
@@ -248,8 +306,8 @@
         </w:pict>
       </w:r>
     </w:p>
-    <w:bookmarkEnd w:id="23"/>
-    <w:bookmarkStart w:id="24" w:name="mục-tiêu-nghiên-cứu"/>
+    <w:bookmarkEnd w:id="24"/>
+    <w:bookmarkStart w:id="25" w:name="mục-tiêu-nghiên-cứu"/>
     <w:p>
       <w:pPr>
         <w:pStyle w:val="Heading2"/>
@@ -271,7 +329,7 @@
         <w:pStyle w:val="BodyText"/>
       </w:pPr>
       <w:r>
-        <w:t xml:space="preserve">Từ mục tiêu tổng quát đó, luận án triển khai bốn mục tiêu cụ thể. Mục tiêu cụ thể thứ nhất là tổng hợp và cập nhật bằng chứng meta-analytic về mối quan hệ I–P trong giai đoạn 1982–2026, xác định tác động tổng hợp, mức độ dị biệt và các nhân tố điều tiết (các biến điều tiết) chính giải thích heterogeneity trong văn liệu. Mục tiêu cụ thể thứ hai là kiểm định cơ chế cụ thể trong các bối cảnh quốc gia khác nhau, bao gồm Singapore với tư cách nền kinh tế nhỏ mở tiên tiến, Việt Nam với tư cách nền kinh tế chuyển đổi đang mở rộng, và Trung Quốc với tư cách nền kinh tế mới nổi quy mô lớn, nhằm làm rõ cách thức các cơ chế I–P vận hành khác nhau theo bối cảnh quốc gia. Mục tiêu cụ thể thứ ba là mở rộng phân tích sang 50 nền kinh tế châu Á và Thái Bình Dương (bao gồm 7 nền kinh tế Pacific SIDS) để kiểm định khả năng khái quát hóa của các phát hiện trên phạm vi rộng, kế thừa và mở rộng từ pool 17 nền kinh tế trong nghiên cứu thành phần P1. Mục tiêu cụ thể thứ tư là phân tích vai trò điều tiết của ba nhóm biến: thể chế (bao gồm các sub-regime ICRV và các chỉ số rào cản thể chế), năng lực số (phân biệt rõ technological capability index, TCI và chỉ số chấp nhận số, digital adoption index, DAI), và đặc điểm nhà quản trị cấp cao (kinh nghiệm và giới tính).</w:t>
+        <w:t xml:space="preserve">Từ mục tiêu tổng quát đó, luận án triển khai bốn mục tiêu cụ thể. Mục tiêu cụ thể thứ nhất là tổng hợp và cập nhật bằng chứng meta-analytic về mối quan hệ I–P trong giai đoạn 1982–2026, xác định tác động tổng hợp, mức độ dị biệt và các nhân tố điều tiết (các biến điều tiết) chính giải thích dị biệt trong văn liệu. Mục tiêu cụ thể thứ hai là kiểm định cơ chế cụ thể trong các bối cảnh quốc gia khác nhau, bao gồm Singapore với tư cách nền kinh tế nhỏ mở tiên tiến, Việt Nam với tư cách nền kinh tế chuyển đổi đang mở rộng, và Trung Quốc với tư cách nền kinh tế mới nổi quy mô lớn, nhằm làm rõ cách thức các cơ chế I–P vận hành khác nhau theo bối cảnh quốc gia. Mục tiêu cụ thể thứ ba là mở rộng phân tích sang 50 nền kinh tế châu Á và Thái Bình Dương (bao gồm 7 nền kinh tế Pacific SIDS) để kiểm định khả năng khái quát hóa của các phát hiện trên phạm vi rộng, kế thừa và mở rộng từ pool 17 nền kinh tế trong nghiên cứu thành phần P1. Mục tiêu cụ thể thứ tư là phân tích vai trò điều tiết của ba nhóm biến: thể chế (bao gồm các sub-regime ICRV và các chỉ số rào cản thể chế), năng lực số (phân biệt rõ technological capability index, TCI và chỉ số chấp nhận số, digital adoption index, DAI), và đặc điểm nhà quản trị cấp cao (kinh nghiệm và giới tính).</w:t>
       </w:r>
     </w:p>
     <w:p>
@@ -281,8 +339,8 @@
         </w:pict>
       </w:r>
     </w:p>
-    <w:bookmarkEnd w:id="24"/>
-    <w:bookmarkStart w:id="25" w:name="câu-hỏi-nghiên-cứu"/>
+    <w:bookmarkEnd w:id="25"/>
+    <w:bookmarkStart w:id="26" w:name="câu-hỏi-nghiên-cứu"/>
     <w:p>
       <w:pPr>
         <w:pStyle w:val="Heading2"/>
@@ -304,7 +362,7 @@
         <w:pStyle w:val="BodyText"/>
       </w:pPr>
       <w:r>
-        <w:t xml:space="preserve">Từ câu hỏi trung tâm đó, bốn câu hỏi nghiên cứu cụ thể được đặt ra. Câu hỏi nghiên cứu thứ nhất (RQ1) là: Tác động tổng hợp của quốc tế hóa lên hiệu quả hoạt động của doanh nghiệp trong văn liệu 1982–2026 là gì, mức độ dị biệt ở mức nào, và những các biến điều tiết nào giải thích heterogeneity đó một cách có hệ thống? Câu hỏi nghiên cứu thứ hai (RQ2) là: Trong từng bối cảnh quốc gia cụ thể bao gồm Singapore, Việt Nam và Trung Quốc, mối quan hệ I–P vận hành theo những cơ chế đặc thù nào và sự phi tuyến có biểu hiện ra sao? Câu hỏi nghiên cứu thứ ba (RQ3) là: Trên phạm vi đa quốc gia châu Á bao gồm 50 nền kinh tế châu Á và Thái Bình Dương (bao gồm 7 nền kinh tế Pacific SIDS), vai trò điều tiết của chỉ số chấp nhận số (DAI) và technological capability index (TCI) có khái quát hóa được không, và hai construct này có thực sự vận hành theo các cơ chế khác nhau không? Câu hỏi nghiên cứu thứ tư (RQ4) là: Vai trò của thể chế, đo bằng sub-regime ICRV, cùng với sự phân biệt giữa TCI và DAI, và đặc điểm nhà quản trị trong việc điều tiết mối quan hệ I–P là gì, và sự tương tác ba chiều giữa ba tầng đó có ý nghĩa như thế nào?</w:t>
+        <w:t xml:space="preserve">Từ câu hỏi trung tâm đó, bốn câu hỏi nghiên cứu cụ thể được đặt ra. Câu hỏi nghiên cứu thứ nhất (RQ1) là: Tác động tổng hợp của quốc tế hóa lên hiệu quả hoạt động của doanh nghiệp trong văn liệu 1982–2026 là gì, mức độ dị biệt ở mức nào, và những các biến điều tiết nào giải thích dị biệt đó một cách có hệ thống? Câu hỏi nghiên cứu thứ hai (RQ2) là: Trong từng bối cảnh quốc gia cụ thể bao gồm Singapore, Việt Nam và Trung Quốc, mối quan hệ I–P vận hành theo những cơ chế đặc thù nào và sự phi tuyến có biểu hiện ra sao? Câu hỏi nghiên cứu thứ ba (RQ3) là: Trên phạm vi đa quốc gia châu Á bao gồm 50 nền kinh tế châu Á và Thái Bình Dương (bao gồm 7 nền kinh tế Pacific SIDS), vai trò điều tiết của chỉ số chấp nhận số (DAI) và năng lực công nghệ index (TCI) có khái quát hóa được không, và hai cấu trúc này có thực sự vận hành theo các cơ chế khác nhau không? Câu hỏi nghiên cứu thứ tư (RQ4) là: Vai trò của thể chế, đo bằng chế độ con ICRV, cùng với sự phân biệt giữa TCI và DAI, và đặc điểm nhà quản trị trong việc điều tiết mối quan hệ I–P là gì, và sự tương tác ba chiều giữa ba tầng đó có ý nghĩa như thế nào?</w:t>
       </w:r>
     </w:p>
     <w:p>
@@ -314,8 +372,8 @@
         </w:pict>
       </w:r>
     </w:p>
-    <w:bookmarkEnd w:id="25"/>
-    <w:bookmarkStart w:id="29" w:name="đối-tượng-và-phạm-vi-nghiên-cứu"/>
+    <w:bookmarkEnd w:id="26"/>
+    <w:bookmarkStart w:id="31" w:name="đối-tượng-và-phạm-vi-nghiên-cứu"/>
     <w:p>
       <w:pPr>
         <w:pStyle w:val="Heading2"/>
@@ -324,7 +382,7 @@
         <w:t xml:space="preserve">1.5 Đối tượng và phạm vi nghiên cứu</w:t>
       </w:r>
     </w:p>
-    <w:bookmarkStart w:id="26" w:name="đối-tượng-nghiên-cứu"/>
+    <w:bookmarkStart w:id="27" w:name="đối-tượng-nghiên-cứu"/>
     <w:p>
       <w:pPr>
         <w:pStyle w:val="Heading3"/>
@@ -341,8 +399,8 @@
         <w:t xml:space="preserve">Đối tượng nghiên cứu của luận án là mối quan hệ giữa quốc tế hóa và hiệu quả hoạt động của doanh nghiệp (internationalization–firm performance relationship) cùng với các yếu tố điều tiết của mối quan hệ đó, bao gồm bối cảnh thể chế, năng lực số và đặc điểm nhà quản trị cấp cao. Đơn vị phân tích là doanh nghiệp ở cấp độ tổ chức (firm-level analysis), không phải cấp độ ngành hay cấp độ quốc gia.</w:t>
       </w:r>
     </w:p>
-    <w:bookmarkEnd w:id="26"/>
-    <w:bookmarkStart w:id="27" w:name="phạm-vi-không-gian"/>
+    <w:bookmarkEnd w:id="27"/>
+    <w:bookmarkStart w:id="28" w:name="phạm-vi-không-gian"/>
     <w:p>
       <w:pPr>
         <w:pStyle w:val="Heading3"/>
@@ -372,11 +430,11 @@
         <w:t xml:space="preserve"> </w:t>
       </w:r>
       <w:r>
-        <w:t xml:space="preserve">có dữ liệu trong Khảo sát Doanh nghiệp của Ngân hàng Thế giới (World Bank Enterprise Surveys, WBES), được phân loại và tổ chức theo 6 sub-regime trong khung ICRV. Sáu sub-regime bao gồm: (i) Advanced Innovation-Driven, gồm Singapore, Hong Kong SAR, Hàn Quốc, Đài Loan, Israel và Nhật Bản; (ii) Advanced Resource-Driven, đại diện là các nền kinh tế GCC; (iii) Upper-middle, đại diện là Trung Quốc và Malaysia; (iv) Lower-middle transition, bao gồm Việt Nam và các nền kinh tế ASEAN đang phát triển; (v) Emerging, bao gồm các nền kinh tế kém phát triển nhất châu Á như Campuchia, Nepal và Afghanistan; và (vi) SIDS (Small Island Developing States), bao gồm 7 nền kinh tế đảo nhỏ Thái Bình Dương (mẫu chính P8; mở rộng 9 nền gồm Comoros và Timor-Leste khi kiểm định độ vững) được đưa vào phân tích để kiểm định các điều kiện biên cực đoan của quan hệ I–P. Nhật Bản được Khảo sát Doanh nghiệp của Ngân hàng Thế giới đưa vào lần đầu năm 2025 (N = 2.168) và là thành viên đầy đủ của Nhóm I trong khung phân tích, đồng thời là đối tượng của nghiên cứu thành phần P10.</w:t>
-      </w:r>
-    </w:p>
-    <w:bookmarkEnd w:id="27"/>
-    <w:bookmarkStart w:id="28" w:name="phạm-vi-thời-gian"/>
+        <w:t xml:space="preserve">có dữ liệu trong Khảo sát Doanh nghiệp của Ngân hàng Thế giới (World Bank Enterprise Surveys, WBES), được phân loại và tổ chức theo 6 chế độ con trong khung ICRV. Sáu chế độ con bao gồm: (i) Advanced Innovation-Driven, gồm Singapore, Hong Kong SAR, Hàn Quốc, Đài Loan, Israel và Nhật Bản; (ii) Advanced Resource-Driven, đại diện là các nền kinh tế GCC; (iii) Upper-middle, đại diện là Trung Quốc và Malaysia; (iv) Lower-middle transition, bao gồm Việt Nam và các nền kinh tế ASEAN đang phát triển; (v) Emerging, bao gồm các nền kinh tế kém phát triển nhất châu Á như Campuchia, Nepal và Afghanistan; và (vi) SIDS (Small Island Developing States), bao gồm 7 nền kinh tế đảo nhỏ Thái Bình Dương (mẫu chính P8; mở rộng 9 nền gồm Comoros và Timor-Leste khi kiểm định độ vững) được đưa vào phân tích để kiểm định các điều kiện biên cực đoan của quan hệ I–P. Nhật Bản được Khảo sát Doanh nghiệp của Ngân hàng Thế giới đưa vào lần đầu năm 2025 (N = 2.168) và là thành viên đầy đủ của Nhóm I trong khung phân tích, đồng thời là đối tượng của nghiên cứu thành phần P10.</w:t>
+      </w:r>
+    </w:p>
+    <w:bookmarkEnd w:id="28"/>
+    <w:bookmarkStart w:id="29" w:name="phạm-vi-thời-gian"/>
     <w:p>
       <w:pPr>
         <w:pStyle w:val="Heading3"/>
@@ -400,9 +458,35 @@
         </w:pict>
       </w:r>
     </w:p>
-    <w:bookmarkEnd w:id="28"/>
     <w:bookmarkEnd w:id="29"/>
-    <w:bookmarkStart w:id="30" w:name="Xbf9681d2ece38c831068ce83c1d076e11fd1195"/>
+    <w:bookmarkStart w:id="30" w:name="giới-hạn-phạm-vi"/>
+    <w:p>
+      <w:pPr>
+        <w:pStyle w:val="Heading3"/>
+      </w:pPr>
+      <w:r>
+        <w:t xml:space="preserve">1.5.4 Giới hạn phạm vi</w:t>
+      </w:r>
+    </w:p>
+    <w:p>
+      <w:pPr>
+        <w:pStyle w:val="FirstParagraph"/>
+      </w:pPr>
+      <w:r>
+        <w:t xml:space="preserve">Để bảo đảm tính khả thi và độ chặt chẽ, luận án xác định rõ một số giới hạn phạm vi có chủ đích. Thứ nhất, đơn vị phân tích là doanh nghiệp ở cấp độ tổ chức, do đó luận án không nhằm giải thích kết quả ở cấp ngành hay cấp quốc gia, mặc dù bối cảnh ngành và quốc gia được đưa vào như biến điều tiết và biến kiểm soát. Thứ hai, quốc tế hóa được vận hành hóa chủ yếu qua tỷ lệ doanh thu nước ngoài trên tổng doanh thu, phù hợp với cấu trúc dữ liệu khảo sát; các phương thức quốc tế hóa khác như đầu tư trực tiếp ra nước ngoài hay liên doanh không nằm trong trọng tâm đo lường, dù được thừa nhận về mặt khái niệm.</w:t>
+      </w:r>
+    </w:p>
+    <w:p>
+      <w:pPr>
+        <w:pStyle w:val="BodyText"/>
+      </w:pPr>
+      <w:r>
+        <w:t xml:space="preserve">Thứ ba, dữ liệu thực nghiệm là chuỗi cắt ngang lặp lại theo từng đợt khảo sát, không phải dữ liệu bảng theo dõi cùng một doanh nghiệp qua thời gian, nên các suy luận về động thái theo thời gian được giới hạn ở so sánh giữa các đợt khảo sát thay vì theo dõi quỹ đạo của từng doanh nghiệp. Thứ tư, do ràng buộc của bộ dữ liệu, chỉ số chấp nhận số được đo bằng các chỉ báo nền tảng ở giao diện ngoại tại; đây là ràng buộc đo lường có chủ đích chứ không phải thiếu sót khái niệm, và được xử lý nhất quán trong toàn bộ luận án. Cuối cùng, phạm vi không gian giới hạn ở khu vực châu Á và lân cận; việc khái quát hóa các phát hiện sang các khu vực khác cần được kiểm chứng thêm và được nêu như một hướng nghiên cứu tiếp theo trong Chương 5.</w:t>
+      </w:r>
+    </w:p>
+    <w:bookmarkEnd w:id="30"/>
+    <w:bookmarkEnd w:id="31"/>
+    <w:bookmarkStart w:id="32" w:name="Xbf9681d2ece38c831068ce83c1d076e11fd1195"/>
     <w:p>
       <w:pPr>
         <w:pStyle w:val="Heading2"/>
@@ -416,7 +500,7 @@
         <w:pStyle w:val="FirstParagraph"/>
       </w:pPr>
       <w:r>
-        <w:t xml:space="preserve">Luận án áp dụng thiết kế nghiên cứu mixed synthesis-empirical, sự kết hợp giữa meta-analysis và phân tích thực nghiệm đa quốc gia, nhằm trả lời bốn câu hỏi nghiên cứu đã đặt ra. Thiết kế này không chỉ đơn thuần là sử dụng hai phương pháp song song, mà tạo ra một đối thoại hai chiều: meta-analysis cung cấp tổng quan có hệ thống về trạng thái bằng chứng và xác định các biến điều tiết quan trọng trong văn liệu, trong khi phân tích thực nghiệm kiểm định trực tiếp các giả thuyết phát sinh từ khung lý thuyết trong bối cảnh châu Á. Sự tương tác này tăng cường đáng kể sức mạnh đóng góp so với việc chỉ sử dụng một phương pháp duy nhất (Borenstein et al., 2009; Hunter &amp; Schmidt, 2004).</w:t>
+        <w:t xml:space="preserve">Luận án áp dụng thiết kế nghiên cứu hỗn hợp tổng hợp–thực nghiệm, sự kết hợp giữa meta-analysis và phân tích thực nghiệm đa quốc gia, nhằm trả lời bốn câu hỏi nghiên cứu đã đặt ra. Thiết kế này không chỉ đơn thuần là sử dụng hai phương pháp song song, mà tạo ra một đối thoại hai chiều: meta-analysis cung cấp tổng quan có hệ thống về trạng thái bằng chứng và xác định các biến điều tiết quan trọng trong văn liệu, trong khi phân tích thực nghiệm kiểm định trực tiếp các giả thuyết phát sinh từ khung lý thuyết trong bối cảnh châu Á. Sự tương tác này tăng cường đáng kể sức mạnh đóng góp so với việc chỉ sử dụng một phương pháp duy nhất (Borenstein et al., 2009; Hunter &amp; Schmidt, 2004).</w:t>
       </w:r>
     </w:p>
     <w:p>
@@ -424,7 +508,7 @@
         <w:pStyle w:val="BodyText"/>
       </w:pPr>
       <w:r>
-        <w:t xml:space="preserve">Về phương pháp cụ thể, phase meta-analysis sử dụng random-effects model với Fisher’s z transformation, phân tích nhóm con (subgroup analysis) theo chế độ thể chế, và các kiểm định publication bias bao gồm Egger’s test và Begg–Mazumdar rank correlation test. Phase thực nghiệm sử dụng hồi quy OLS với sai số chuẩn robust HC1/HC3, mô hình bậc hai và bậc ba để kiểm định phi tuyến, tương tác hai chiều và ba chiều để kiểm định moderation, cùng với fixed effects theo quốc gia và năm. Kiểm định Lind–Mehlum U-test được áp dụng để xác nhận dạng chữ U ngược và xác định điểm điểm uốn trong quan hệ phi tuyến (Haans et al., 2016; Lind &amp; Mehlum, 2010).</w:t>
+        <w:t xml:space="preserve">Về phương pháp cụ thể, phase meta-analysis sử dụng random-effects model với Fisher’s z transformation, phân tích nhóm con (subgroup analysis) theo chế độ thể chế, và các kiểm định publication bias bao gồm Egger’s test và Begg–Mazumdar rank correlation test. Phase thực nghiệm sử dụng hồi quy OLS với sai số chuẩn robust HC1/HC3, mô hình bậc hai và bậc ba để kiểm định phi tuyến, tương tác hai chiều và ba chiều để kiểm định điều tiết, cùng với hiệu ứng cố định theo quốc gia và năm. Kiểm định Lind–Mehlum U-test được áp dụng để xác nhận dạng chữ U ngược và xác định điểm điểm uốn trong quan hệ phi tuyến (Haans et al., 2016; Lind &amp; Mehlum, 2010).</w:t>
       </w:r>
     </w:p>
     <w:p>
@@ -434,8 +518,8 @@
         </w:pict>
       </w:r>
     </w:p>
-    <w:bookmarkEnd w:id="30"/>
-    <w:bookmarkStart w:id="31" w:name="giả-thuyết-khoa-học-tóm-tắt"/>
+    <w:bookmarkEnd w:id="32"/>
+    <w:bookmarkStart w:id="33" w:name="giả-thuyết-khoa-học-tóm-tắt"/>
     <w:p>
       <w:pPr>
         <w:pStyle w:val="Heading2"/>
@@ -449,7 +533,7 @@
         <w:pStyle w:val="FirstParagraph"/>
       </w:pPr>
       <w:r>
-        <w:t xml:space="preserve">Dựa trên khung lý thuyết tích hợp đa tầng bao gồm Uppsala model, RBV, Institutional Theory, Upper Echelons Theory và digital capability lens, luận án đề xuất hệ giả thuyết khoa học với sáu giả thuyết trọng tâm. Quan hệ nền giữa quốc tế hóa và hiệu quả hoạt động doanh nghiệp mang dạng phi tuyến, cụ thể là dạng chữ U ngược, với chi phí thâm nhập và thích nghi cao ở giai đoạn đầu và lợi ích quy mô, học hỏi và đa dạng hóa thị trường ở giai đoạn sau, đến khi chi phí điều phối vượt quá lợi ích sẽ dẫn đến sự suy giảm hiệu quả. Technological capability index (TCI) điều tiết dương quan hệ I–P bằng cách mở rộng biên thích nghi và tăng cường khả năng khai thác lợi thế cạnh tranh ở thị trường quốc tế. Chỉ số chấp nhận số (DAI), được hiểu là proxy foundational digital adoption, có tác động điều tiết không đơn điệu và phụ thuộc vào chế độ thể chế: ở các nền kinh tế có thể chế tốt, DAI khuếch đại lợi ích của quốc tế hóa; ở các nền kinh tế với thể chế yếu, DAI có thể khuếch đại chi phí điều phối khi mức độ quốc tế hóa vượt ngưỡng. Bối cảnh thể chế, đo bằng sub-regime ICRV, điều tiết cả dạng và độ lớn của quan hệ I–P, tạo ra gradient từ tác động dương lớn ở Advanced Innovation-Driven đến tác động âm ở Emerging và SIDS extreme. Đặc điểm nhà quản trị cấp cao, cụ thể là kinh nghiệm quốc tế và đa dạng giới tính, điều tiết dương quan hệ I–P thông qua cơ chế tăng cường nhận diện cơ hội và quản trị rủi ro. Ngoài sáu giả thuyết trọng tâm H1–H6, luận án phát biểu thêm giả thuyết điều kiện biên H1b: tại các nền kinh tế SIDS (ICRV Nhóm VI), nơi ba điều kiện cấu trúc tối thiểu đồng thời bị vi phạm, thị trường nội địa quá nhỏ, chi phí thương mại cực cao, và thiếu hỗ trợ thể chế, quan hệ I–P chuyển từ dạng chữ U ngược sang quan hệ</w:t>
+        <w:t xml:space="preserve">Dựa trên khung lý thuyết tích hợp đa tầng bao gồm mô hình Uppsala, RBV, lý thuyết thể chế, Lý thuyết thượng tầng quản trị và digital capability lens, luận án đề xuất hệ giả thuyết khoa học với sáu giả thuyết trọng tâm. Quan hệ nền giữa quốc tế hóa và hiệu quả hoạt động doanh nghiệp mang dạng phi tuyến, cụ thể là dạng chữ U ngược, với chi phí thâm nhập và thích nghi cao ở giai đoạn đầu và lợi ích quy mô, học hỏi và đa dạng hóa thị trường ở giai đoạn sau, đến khi chi phí điều phối vượt quá lợi ích sẽ dẫn đến sự suy giảm hiệu quả. năng lực công nghệ index (TCI) điều tiết dương quan hệ I–P bằng cách mở rộng biên thích nghi và tăng cường khả năng khai thác lợi thế cạnh tranh ở thị trường quốc tế. Chỉ số chấp nhận số (DAI), được hiểu là biến đại diện foundational chấp nhận số, có tác động điều tiết không đơn điệu và phụ thuộc vào chế độ thể chế: ở các nền kinh tế có thể chế tốt, DAI khuếch đại lợi ích của quốc tế hóa; ở các nền kinh tế với thể chế yếu, DAI có thể khuếch đại chi phí điều phối khi mức độ quốc tế hóa vượt ngưỡng. Bối cảnh thể chế, đo bằng chế độ con ICRV, điều tiết cả dạng và độ lớn của quan hệ I–P, tạo ra gradient từ tác động dương lớn ở Advanced Innovation-Driven đến tác động âm ở Emerging và SIDS extreme. Đặc điểm nhà quản trị cấp cao, cụ thể là kinh nghiệm quốc tế và đa dạng giới tính, điều tiết dương quan hệ I–P thông qua cơ chế tăng cường nhận diện cơ hội và quản trị rủi ro. Ngoài sáu giả thuyết trọng tâm H1–H6, luận án phát biểu thêm giả thuyết điều kiện biên H1b: tại các nền kinh tế SIDS (ICRV Nhóm VI), nơi ba điều kiện cấu trúc tối thiểu đồng thời bị vi phạm, thị trường nội địa quá nhỏ, chi phí thương mại cực cao, và thiếu hỗ trợ thể chế, quan hệ I–P chuyển từ dạng chữ U ngược sang quan hệ</w:t>
       </w:r>
       <w:r>
         <w:t xml:space="preserve"> </w:t>
@@ -472,8 +556,8 @@
         </w:pict>
       </w:r>
     </w:p>
-    <w:bookmarkEnd w:id="31"/>
-    <w:bookmarkStart w:id="35" w:name="ý-nghĩa-khoa-học-và-thực-tiễn"/>
+    <w:bookmarkEnd w:id="33"/>
+    <w:bookmarkStart w:id="37" w:name="ý-nghĩa-khoa-học-và-thực-tiễn"/>
     <w:p>
       <w:pPr>
         <w:pStyle w:val="Heading2"/>
@@ -482,7 +566,7 @@
         <w:t xml:space="preserve">1.8 Ý nghĩa khoa học và thực tiễn</w:t>
       </w:r>
     </w:p>
-    <w:bookmarkStart w:id="32" w:name="đóng-góp-lý-thuyết"/>
+    <w:bookmarkStart w:id="34" w:name="đóng-góp-lý-thuyết"/>
     <w:p>
       <w:pPr>
         <w:pStyle w:val="Heading3"/>
@@ -496,7 +580,7 @@
         <w:pStyle w:val="FirstParagraph"/>
       </w:pPr>
       <w:r>
-        <w:t xml:space="preserve">Về mặt lý thuyết, luận án đóng góp vào văn liệu kinh doanh quốc tế theo ba hướng chính. Hướng thứ nhất là tích hợp bốn lý thuyết kinh điển, Uppsala model, Resource-Based View, Institutional Theory và Upper Echelons Theory, vào một khung giải thích đa tầng thống nhất, bổ sung bởi digital capability lens để phản ánh chuyển đổi số đương đại. Khung này không chỉ là sự ghép nối cơ học các lý thuyết mà là một kiến trúc lý thuyết có tính nhất quán nội tại, trong đó mỗi tầng giải thích một loại heterogeneity khác nhau trong quan hệ I–P. Hướng thứ hai là phân tách rõ ràng technological capability (TCI) và chỉ số chấp nhận số (DAI) như hai construct lý thuyết độc lập, dựa trên các nền tảng khái niệm khác nhau từ Bharadwaj et al. (2013), Verhoef et al. (2021), và Coltman et al. (2008). Sự phân tách này bổ sung vào thiếu hụt khái niệm quan trọng trong văn liệu về số hóa và quốc tế hóa. Hướng thứ ba là tái định vị Uppsala model trong bối cảnh kỷ nguyên AI bằng cách mở rộng cơ chế học hỏi để bao gồm</w:t>
+        <w:t xml:space="preserve">Về mặt lý thuyết, luận án đóng góp vào văn liệu kinh doanh quốc tế theo ba hướng chính. Hướng thứ nhất là tích hợp bốn lý thuyết kinh điển, mô hình Uppsala, Resource-Based View, lý thuyết thể chế và Lý thuyết thượng tầng quản trị, vào một khung giải thích đa tầng thống nhất, bổ sung bởi digital capability lens để phản ánh chuyển đổi số đương đại. Khung này không chỉ là sự ghép nối cơ học các lý thuyết mà là một kiến trúc lý thuyết có tính nhất quán nội tại, trong đó mỗi tầng giải thích một loại dị biệt khác nhau trong quan hệ I–P. Hướng thứ hai là phân tách rõ ràng năng lực công nghệ (TCI) và chỉ số chấp nhận số (DAI) như hai cấu trúc lý thuyết độc lập, dựa trên các nền tảng khái niệm khác nhau từ Bharadwaj et al. (2013), Verhoef et al. (2021), và Coltman et al. (2008). Sự phân tách này bổ sung vào thiếu hụt khái niệm quan trọng trong văn liệu về số hóa và quốc tế hóa. Hướng thứ ba là tái định vị mô hình Uppsala trong bối cảnh kỷ nguyên AI bằng cách mở rộng cơ chế học hỏi để bao gồm</w:t>
       </w:r>
       <w:r>
         <w:t xml:space="preserve"> </w:t>
@@ -524,11 +608,45 @@
         <w:t xml:space="preserve">gánh nặng quốc tế hóa bắt buộc (Forced Internationalization Penalty, FIP)</w:t>
       </w:r>
       <w:r>
-        <w:t xml:space="preserve">, một construct lý thuyết mới chưa được định danh trong văn liệu kinh doanh quốc tế, như điều kiện biên cực đoan của mô hình chữ U ngược khi cả ba tầng của khung CDCM (thể chế, năng lực, quản trị) đồng thời ở mức tối thiểu. Bằng chứng thực nghiệm từ bảy nền kinh tế Pacific SIDS xác nhận quan hệ âm đơn điệu không có điểm uốn, mở ra hướng nghiên cứu mới về điều kiện biên của lý thuyết quốc tế hóa.</w:t>
-      </w:r>
-    </w:p>
-    <w:bookmarkEnd w:id="32"/>
-    <w:bookmarkStart w:id="33" w:name="đóng-góp-phương-pháp"/>
+        <w:t xml:space="preserve">, một cấu trúc lý thuyết mới chưa được định danh trong văn liệu kinh doanh quốc tế, như điều kiện biên cực đoan của mô hình chữ U ngược khi cả ba tầng của khung CDCM (thể chế, năng lực, quản trị) đồng thời ở mức tối thiểu. Bằng chứng thực nghiệm từ bảy nền kinh tế Pacific SIDS xác nhận quan hệ âm đơn điệu không có điểm uốn, mở ra hướng nghiên cứu mới về điều kiện biên của lý thuyết quốc tế hóa.</w:t>
+      </w:r>
+    </w:p>
+    <w:p>
+      <w:pPr>
+        <w:pStyle w:val="BodyText"/>
+      </w:pPr>
+      <w:r>
+        <w:t xml:space="preserve">Bốn hướng đóng góp lý thuyết trên hội tụ vào một kiến trúc thống nhất là khung điều tiết bối cảnh, năng lực và quản trị (Country–Digital–Capability Moderation, CDCM), trong đó mỗi tầng giải thích một loại dị biệt riêng của quan hệ I–P thay vì cạnh tranh loại trừ lẫn nhau. Tầng vĩ mô được vận hành hóa bằng khung biến thiên chế độ bối cảnh thể chế (Institutional Context Regime Variation, ICRV), công cụ phân loại sáu nhóm cho phép chuyển một gradient thể chế liên tục thành một biến điều tiết kiểm định được ở cấp doanh nghiệp. Đóng góp của ICRV không nằm ở việc thêm một biến phân loại, mà ở việc cung cấp một cách hệ thống để dự đoán vị trí điểm uốn dịch chuyển theo chế độ thể chế, qua đó biến luận điểm</w:t>
+      </w:r>
+      <w:r>
+        <w:t xml:space="preserve"> </w:t>
+      </w:r>
+      <w:r>
+        <w:t xml:space="preserve">“</w:t>
+      </w:r>
+      <w:r>
+        <w:t xml:space="preserve">bối cảnh quan trọng</w:t>
+      </w:r>
+      <w:r>
+        <w:t xml:space="preserve">”</w:t>
+      </w:r>
+      <w:r>
+        <w:t xml:space="preserve"> </w:t>
+      </w:r>
+      <w:r>
+        <w:t xml:space="preserve">từ một nhận định định tính thành một giả thuyết định lượng có thể bác bỏ.</w:t>
+      </w:r>
+    </w:p>
+    <w:p>
+      <w:pPr>
+        <w:pStyle w:val="BodyText"/>
+      </w:pPr>
+      <w:r>
+        <w:t xml:space="preserve">Đỉnh của kiến trúc lý thuyết là việc định danh gánh nặng quốc tế hóa bắt buộc (Forced Internationalization Penalty, FIP) như một điều kiện biên cực trị của mô hình chữ U ngược. FIP phát biểu rằng khi cả ba tầng của khung CDCM đồng thời ở mức tối thiểu, quan hệ I–P không chỉ mất phần lợi ích giai đoạn đầu mà chuyển hẳn sang dạng âm đơn điệu không có điểm uốn. Việc định danh một điều kiện biên như vậy có giá trị lý thuyết vượt ra ngoài một phát hiện thực nghiệm đơn lẻ, bởi nó xác định ranh giới ứng dụng của cả một họ lý thuyết quốc tế hóa vốn ngầm giả định những điều kiện cấu trúc tối thiểu luôn được thỏa mãn.</w:t>
+      </w:r>
+    </w:p>
+    <w:bookmarkEnd w:id="34"/>
+    <w:bookmarkStart w:id="35" w:name="đóng-góp-phương-pháp"/>
     <w:p>
       <w:pPr>
         <w:pStyle w:val="Heading3"/>
@@ -542,11 +660,11 @@
         <w:pStyle w:val="FirstParagraph"/>
       </w:pPr>
       <w:r>
-        <w:t xml:space="preserve">Về mặt phương pháp, luận án đóng góp theo hai hướng. Hướng thứ nhất là thiết kế mixed synthesis-empirical kết hợp meta-analysis và phân tích đa quốc gia, tạo ra khả năng đối chiếu giữa bằng chứng tổng hợp từ văn liệu toàn cầu và bằng chứng thực nghiệm từ bối cảnh châu Á. Hướng thứ hai là phát triển và áp dụng khung phân loại thể chế ICRV cho 50 nền kinh tế, cung cấp một công cụ phân loại mới có ứng dụng tiềm năng trong nhiều nghiên cứu tương lai về moderating effect của thể chế trong văn liệu kinh doanh quốc tế.</w:t>
-      </w:r>
-    </w:p>
-    <w:bookmarkEnd w:id="33"/>
-    <w:bookmarkStart w:id="34" w:name="đóng-góp-thực-tiễn"/>
+        <w:t xml:space="preserve">Về mặt phương pháp, luận án đóng góp theo hai hướng. Hướng thứ nhất là thiết kế hỗn hợp tổng hợp–thực nghiệm kết hợp meta-analysis và phân tích đa quốc gia, tạo ra khả năng đối chiếu giữa bằng chứng tổng hợp từ văn liệu toàn cầu và bằng chứng thực nghiệm từ bối cảnh châu Á. Hướng thứ hai là phát triển và áp dụng khung phân loại thể chế ICRV cho 50 nền kinh tế, cung cấp một công cụ phân loại mới có ứng dụng tiềm năng trong nhiều nghiên cứu tương lai về moderating effect của thể chế trong văn liệu kinh doanh quốc tế.</w:t>
+      </w:r>
+    </w:p>
+    <w:bookmarkEnd w:id="35"/>
+    <w:bookmarkStart w:id="36" w:name="đóng-góp-thực-tiễn"/>
     <w:p>
       <w:pPr>
         <w:pStyle w:val="Heading3"/>
@@ -560,7 +678,7 @@
         <w:pStyle w:val="FirstParagraph"/>
       </w:pPr>
       <w:r>
-        <w:t xml:space="preserve">Về mặt thực tiễn, luận án cung cấp căn cứ có hệ thống cho hai nhóm đối tượng sử dụng chính. Đối với doanh nghiệp, kết quả phân tích của luận án cho thấy tồn tại ngưỡng tối ưu trong mối quan hệ giữa mức độ xuất khẩu và hiệu quả hoạt động, và ngưỡng này thay đổi theo bối cảnh thể chế và năng lực số của từng doanh nghiệp. Nhà quản trị cần nhận thức được ngưỡng này và đầu tư có chiến lược vào năng lực công nghệ thay vì chỉ tập trung vào digital adoption bề mặt. Đối với nhà hoạch định chính sách, bằng chứng từ luận án gợi ý rằng cải cách thể chế và hỗ trợ chuyển đổi số có thể có hiệu ứng bổ trợ tích cực, được nghiên cứu về 17 nền kinh tế châu Á mới nổi đặt tên là</w:t>
+        <w:t xml:space="preserve">Về mặt thực tiễn, luận án cung cấp căn cứ có hệ thống cho hai nhóm đối tượng sử dụng chính. Đối với doanh nghiệp, kết quả phân tích của luận án cho thấy tồn tại ngưỡng tối ưu trong mối quan hệ giữa mức độ xuất khẩu và hiệu quả hoạt động, và ngưỡng này thay đổi theo bối cảnh thể chế và năng lực số của từng doanh nghiệp. Nhà quản trị cần nhận thức được ngưỡng này và đầu tư có chiến lược vào năng lực công nghệ thay vì chỉ tập trung vào chấp nhận số bề mặt. Đối với nhà hoạch định chính sách, bằng chứng từ luận án gợi ý rằng cải cách thể chế và hỗ trợ chuyển đổi số có thể có hiệu ứng bổ trợ tích cực, được nghiên cứu về 17 nền kinh tế châu Á mới nổi đặt tên là</w:t>
       </w:r>
       <w:r>
         <w:t xml:space="preserve"> </w:t>
@@ -585,9 +703,25 @@
         </w:pict>
       </w:r>
     </w:p>
-    <w:bookmarkEnd w:id="34"/>
-    <w:bookmarkEnd w:id="35"/>
-    <w:bookmarkStart w:id="36" w:name="tính-mới-của-đề-tài"/>
+    <w:p>
+      <w:pPr>
+        <w:pStyle w:val="FirstParagraph"/>
+      </w:pPr>
+      <w:r>
+        <w:t xml:space="preserve">Hàm ý chính sách của luận án mang tính phân biệt theo chế độ thể chế thay vì đưa ra một khuyến nghị đồng nhất cho toàn khu vực. Ở các nền kinh tế thuộc nhóm thể chế mạnh, nơi quan hệ I–P duy trì độ dốc dương trong phần lớn miền quan sát, chính sách hỗ trợ nên tập trung vào việc gỡ bỏ các trần mở rộng và nâng trần năng lực hấp thụ công nghệ. Ở các nền kinh tế chuyển đổi thu nhập trung bình–thấp, nơi đường cong chữ U ngược biểu hiện rõ nét nhất, hàm ý trọng tâm là nhận diện ngưỡng tối ưu và tránh mở rộng vượt ngưỡng khi năng lực điều phối chưa theo kịp.</w:t>
+      </w:r>
+    </w:p>
+    <w:p>
+      <w:pPr>
+        <w:pStyle w:val="BodyText"/>
+      </w:pPr>
+      <w:r>
+        <w:t xml:space="preserve">Ở cực còn lại của gradient, các nền kinh tế đảo nhỏ đang phát triển đòi hỏi một logic chính sách khác hẳn. Khi quốc tế hóa là gánh nặng sinh tồn chứ không phải lựa chọn chiến lược dựa trên lợi thế cạnh tranh, việc khuyến khích tăng cường độ xuất khẩu một cách máy móc có thể phản tác dụng; ưu tiên hợp lý hơn là khắc phục các ràng buộc cấu trúc về chi phí thương mại và hỗ trợ thể chế trước khi kỳ vọng quốc tế hóa cải thiện hiệu quả. Sự phân biệt này cho thấy giá trị thực tiễn cốt lõi của luận án nằm ở việc cung cấp một bản đồ chính sách theo chế độ thể chế, thay vì một đơn thuốc duy nhất áp dụng cho mọi nền kinh tế bất kể vị trí trên gradient.</w:t>
+      </w:r>
+    </w:p>
+    <w:bookmarkEnd w:id="36"/>
+    <w:bookmarkEnd w:id="37"/>
+    <w:bookmarkStart w:id="38" w:name="tính-mới-của-đề-tài"/>
     <w:p>
       <w:pPr>
         <w:pStyle w:val="Heading2"/>
@@ -601,7 +735,7 @@
         <w:pStyle w:val="FirstParagraph"/>
       </w:pPr>
       <w:r>
-        <w:t xml:space="preserve">Luận án có sáu điểm mới so với các công trình nghiên cứu trước đây. Điểm mới thứ nhất là đề xuất khung tích hợp đa tầng cho quan hệ I–P trong bối cảnh châu Á, kết hợp bốn lý thuyết kinh điển với digital capability lens thành một kiến trúc lý thuyết thống nhất và có khả năng kiểm định. Không có nghiên cứu trước nào trong bối cảnh châu Á xây dựng khung tích hợp đầy đủ ba tầng điều tiết này theo cách có hệ thống. Điểm mới thứ hai là phân tách TCI và chỉ số chấp nhận số (DAI) như hai construct không trùng lặp, kiểm định chúng riêng biệt trong cùng một mô hình để làm rõ cơ chế tác động khác nhau của hai loại năng lực số đó. Sự phân tách này khắc phục hạn chế của các nghiên cứu trước thường gộp chung hai construct có bản chất khác nhau. Điểm mới thứ ba là phát triển và áp dụng khung phân loại thể chế ICRV với 6 sub-regime cho 50 nền kinh tế, bao gồm cả 7 nền kinh tế Pacific SIDS liền kề như boundary case cực đoan, đây là lần đầu tiên một hệ thống phân loại đủ mịn như vậy được áp dụng trong nghiên cứu thực nghiệm về quan hệ I–P tại châu Á. Điểm mới thứ tư là pool dữ liệu lớn nhất từ trước đến nay cho nghiên cứu đa quốc gia về quan hệ I–P tại châu Á, với 88.869 doanh nghiệp từ 50 nền kinh tế châu Á và Thái Bình Dương, mở rộng đáng kể từ pool 17 nước (nghiên cứu thành phần P1) là nền tảng hiện có lớn nhất trước khi luận án hoàn thành. Điểm mới thứ năm là kiểm định temporal stability của điểm uốn trong quan hệ I–P tại Trung Quốc, cho phép đánh giá liệu cấu trúc phi tuyến đó có ổn định qua hơn một thập kỷ chuyển đổi số hay không. Kết quả phân tích của luận án cho thấy điểm uốn tương đối ổn định qua hai thời điểm quan sát, cung cấp bằng chứng về tính bền vững của cấu trúc I–P phi tuyến ở Trung Quốc dù bối cảnh kinh tế có nhiều thay đổi. Điểm mới thứ sáu là phát hiện và đặt tên lý thuyết cho</w:t>
+        <w:t xml:space="preserve">Luận án có sáu điểm mới so với các công trình nghiên cứu trước đây. Điểm mới thứ nhất là đề xuất khung tích hợp đa tầng cho quan hệ I–P trong bối cảnh châu Á, kết hợp bốn lý thuyết kinh điển với digital capability lens thành một kiến trúc lý thuyết thống nhất và có khả năng kiểm định. Không có nghiên cứu trước nào trong bối cảnh châu Á xây dựng khung tích hợp đầy đủ ba tầng điều tiết này theo cách có hệ thống. Điểm mới thứ hai là phân tách TCI và chỉ số chấp nhận số (DAI) như hai cấu trúc không trùng lặp, kiểm định chúng riêng biệt trong cùng một mô hình để làm rõ cơ chế tác động khác nhau của hai loại năng lực số đó. Sự phân tách này khắc phục hạn chế của các nghiên cứu trước thường gộp chung hai cấu trúc có bản chất khác nhau. Điểm mới thứ ba là phát triển và áp dụng khung phân loại thể chế ICRV với 6 chế độ con cho 50 nền kinh tế, bao gồm cả 7 nền kinh tế Pacific SIDS liền kề như boundary case cực đoan, đây là lần đầu tiên một hệ thống phân loại đủ mịn như vậy được áp dụng trong nghiên cứu thực nghiệm về quan hệ I–P tại châu Á. Điểm mới thứ tư là pool dữ liệu lớn nhất từ trước đến nay cho nghiên cứu đa quốc gia về quan hệ I–P tại châu Á, với 88.869 doanh nghiệp từ 50 nền kinh tế châu Á và Thái Bình Dương, mở rộng đáng kể từ pool 17 nước (nghiên cứu thành phần P1) là nền tảng hiện có lớn nhất trước khi luận án hoàn thành. Điểm mới thứ năm là kiểm định temporal stability của điểm uốn trong quan hệ I–P tại Trung Quốc, cho phép đánh giá liệu cấu trúc phi tuyến đó có ổn định qua hơn một thập kỷ chuyển đổi số hay không. Kết quả phân tích của luận án cho thấy điểm uốn tương đối ổn định qua hai thời điểm quan sát, cung cấp bằng chứng về tính bền vững của cấu trúc I–P phi tuyến ở Trung Quốc dù bối cảnh kinh tế có nhiều thay đổi. Điểm mới thứ sáu là phát hiện và đặt tên lý thuyết cho</w:t>
       </w:r>
       <w:r>
         <w:t xml:space="preserve"> </w:t>
@@ -627,8 +761,67 @@
         </w:pict>
       </w:r>
     </w:p>
-    <w:bookmarkEnd w:id="36"/>
-    <w:bookmarkStart w:id="37" w:name="cấu-trúc-của-luận-án"/>
+    <w:p>
+      <w:pPr>
+        <w:pStyle w:val="FirstParagraph"/>
+      </w:pPr>
+      <w:r>
+        <w:t xml:space="preserve">Sáu điểm mới trên có thể được cô đọng thành một tuyên bố tính mới trung tâm: luận án là công trình đầu tiên trong văn liệu kinh doanh quốc tế chuyển luận điểm</w:t>
+      </w:r>
+      <w:r>
+        <w:t xml:space="preserve"> </w:t>
+      </w:r>
+      <w:r>
+        <w:t xml:space="preserve">“</w:t>
+      </w:r>
+      <w:r>
+        <w:t xml:space="preserve">quan hệ I–P phụ thuộc bối cảnh</w:t>
+      </w:r>
+      <w:r>
+        <w:t xml:space="preserve">”</w:t>
+      </w:r>
+      <w:r>
+        <w:t xml:space="preserve"> </w:t>
+      </w:r>
+      <w:r>
+        <w:t xml:space="preserve">từ một nhận định định tính thành một cấu trúc kiểm định được trên toàn bộ gradient thể chế của một khu vực, đồng thời xác định và định danh điểm mà tại đó dạng hàm chữ U ngược không còn ứng dụng được. Khác với các nghiên cứu trước thường dừng lại ở việc chứng minh thể chế điều tiết độ lớn của hiệu ứng, luận án chứng minh thể chế có thể điều tiết cả dấu của hiệu ứng, qua đó nâng luận điểm từ</w:t>
+      </w:r>
+      <w:r>
+        <w:t xml:space="preserve"> </w:t>
+      </w:r>
+      <w:r>
+        <w:t xml:space="preserve">“</w:t>
+      </w:r>
+      <w:r>
+        <w:t xml:space="preserve">phụ thuộc bối cảnh</w:t>
+      </w:r>
+      <w:r>
+        <w:t xml:space="preserve">”</w:t>
+      </w:r>
+      <w:r>
+        <w:t xml:space="preserve"> </w:t>
+      </w:r>
+      <w:r>
+        <w:t xml:space="preserve">lên</w:t>
+      </w:r>
+      <w:r>
+        <w:t xml:space="preserve"> </w:t>
+      </w:r>
+      <w:r>
+        <w:t xml:space="preserve">“</w:t>
+      </w:r>
+      <w:r>
+        <w:t xml:space="preserve">có điều kiện theo bối cảnh</w:t>
+      </w:r>
+      <w:r>
+        <w:t xml:space="preserve">”</w:t>
+      </w:r>
+      <w:r>
+        <w:t xml:space="preserve">. Tính mới này được nâng đỡ bởi sự phân tách hai cấu trúc năng lực số và bởi nền dữ liệu đa quốc gia rộng nhất từng có cho khu vực, hai yếu tố cùng bảo đảm rằng tuyên bố trên dựa trên độ thuần khiết cấu trúc và độ bao phủ thể chế chứ không phải trên một mẫu hẹp hoặc một đo lường gộp.</w:t>
+      </w:r>
+    </w:p>
+    <w:bookmarkEnd w:id="38"/>
+    <w:bookmarkStart w:id="39" w:name="cấu-trúc-của-luận-án"/>
     <w:p>
       <w:pPr>
         <w:pStyle w:val="Heading2"/>
@@ -1046,10 +1239,10 @@
           <w:iCs/>
           <w:i/>
         </w:rPr>
-        <w:t xml:space="preserve">(firm performance) được đo chủ yếu bằng năng suất lao động (labor productivity), bổ sung bằng ROS và sales growth trong các kiểm định độ vững; TCI là technological capability index; DAI là chỉ số chấp nhận số (digital adoption index), được hiểu như proxy foundational digital adoption; ICRV là khung phân loại thể chế 6 nhóm được phát triển cho luận án này; WBES là World Bank Enterprise Surveys.</w:t>
-      </w:r>
-    </w:p>
-    <w:bookmarkEnd w:id="37"/>
+        <w:t xml:space="preserve">(firm performance) được đo chủ yếu bằng năng suất lao động (labor productivity), bổ sung bằng ROS và sales growth trong các kiểm định độ vững; TCI là năng lực công nghệ index; DAI là chỉ số chấp nhận số (digital adoption index), được hiểu như biến đại diện foundational chấp nhận số; ICRV là khung phân loại thể chế 6 nhóm được phát triển cho luận án này; WBES là World Bank Enterprise Surveys.</w:t>
+      </w:r>
+    </w:p>
+    <w:bookmarkEnd w:id="39"/>
     <w:sectPr>
       <w:pgSz w:h="16838" w:w="11906"/>
       <w:pgMar w:bottom="1417" w:left="1417" w:right="1417" w:top="1417"/>

--- a/dist/luan_an_ctu/chuong_1_gioi_thieu_vi.docx
+++ b/dist/luan_an_ctu/chuong_1_gioi_thieu_vi.docx
@@ -2,6 +2,32 @@
 <file path=word/document.xml><?xml version="1.0" encoding="utf-8"?>
 <w:document xmlns:w="http://schemas.openxmlformats.org/wordprocessingml/2006/main" xmlns:m="http://schemas.openxmlformats.org/officeDocument/2006/math" xmlns:r="http://schemas.openxmlformats.org/officeDocument/2006/relationships" xmlns:o="urn:schemas-microsoft-com:office:office" xmlns:v="urn:schemas-microsoft-com:vml" xmlns:w10="urn:schemas-microsoft-com:office:word" xmlns:a="http://schemas.openxmlformats.org/drawingml/2006/main" xmlns:pic="http://schemas.openxmlformats.org/drawingml/2006/picture" xmlns:wp="http://schemas.openxmlformats.org/drawingml/2006/wordprocessingDrawing">
   <w:body>
+    <w:sdt>
+      <w:sdtPr>
+        <w:docPartObj>
+          <w:docPartGallery w:val="Table of Contents"/>
+          <w:docPartUnique/>
+        </w:docPartObj>
+      </w:sdtPr>
+      <w:sdtContent>
+        <w:p>
+          <w:pPr>
+            <w:pStyle w:val="TOCHeading"/>
+          </w:pPr>
+          <w:r>
+            <w:t xml:space="preserve">Table of Contents</w:t>
+          </w:r>
+        </w:p>
+        <w:p>
+          <w:r>
+            <w:fldChar w:fldCharType="begin" w:dirty="true"/>
+            <w:instrText xml:space="preserve">TOC \o "1-3" \h \z \u</w:instrText>
+            <w:fldChar w:fldCharType="separate"/>
+            <w:fldChar w:fldCharType="end"/>
+          </w:r>
+        </w:p>
+      </w:sdtContent>
+    </w:sdt>
     <w:bookmarkStart w:id="20" w:name="chương-1-giới-thiệu"/>
     <w:p>
       <w:pPr>
@@ -33,7 +59,7 @@
         <w:pStyle w:val="FirstParagraph"/>
       </w:pPr>
       <w:r>
-        <w:t xml:space="preserve">Quốc tế hóa doanh nghiệp là một trong những chủ đề trung tâm của kinh doanh quốc tế trong hơn nửa thế kỷ qua. Kể từ khi Johanson và Vahlne (1977) đề xuất mô hình Uppsala về quá trình quốc tế hóa tuần tự, hàng thập kỷ nghiên cứu đã tích lũy nhằm trả lời câu hỏi cốt lõi: liệu quốc tế hóa có thực sự cải thiện hiệu quả hoạt động của doanh nghiệp hay không, và trong điều kiện nào điều đó xảy ra? Lu và Beamish (2004) cung cấp bằng chứng quan trọng về quan hệ hình chữ S (S-curve) giữa mức độ quốc tế hóa và hiệu quả, trong khi Contractor et al. (2003) và nhiều nghiên cứu tiếp theo tiếp tục thách thức, bổ sung và điều chỉnh kết luận đó. Dù tranh luận học thuật vẫn chưa ngã ngũ, sự đồng thuận hiện nay cho thấy mối quan hệ internationalization–firm performance (I–P) là có thực nhưng phức tạp, phụ thuộc vào nhiều điều kiện biên.</w:t>
+        <w:t xml:space="preserve">Quốc tế hóa doanh nghiệp là một trong những chủ đề trung tâm của kinh doanh quốc tế trong hơn nửa thế kỷ qua. Kể từ khi Johanson và Vahlne (1977) đề xuất mô hình Uppsala về quá trình quốc tế hóa tuần tự, hàng thập kỷ nghiên cứu đã tích lũy nhằm trả lời câu hỏi cốt lõi: liệu quốc tế hóa có thực sự cải thiện hiệu quả hoạt động của doanh nghiệp hay không, và trong điều kiện nào điều đó xảy ra? Lu và Beamish (2004) cung cấp bằng chứng quan trọng về quan hệ hình chữ S (S-curve) giữa mức độ quốc tế hóa và hiệu quả, trong khi Contractor et al. (2003) và nhiều nghiên cứu tiếp theo tiếp tục thách thức, bổ sung và điều chỉnh kết luận đó. Dù tranh luận học thuật vẫn chưa ngã ngũ, sự đồng thuận hiện nay cho thấy mối quan hệ quốc tế hóa–hiệu quả doanh nghiệp (I–P) là có thực nhưng phức tạp, phụ thuộc vào nhiều điều kiện biên.</w:t>
       </w:r>
     </w:p>
     <w:p>
@@ -41,7 +67,7 @@
         <w:pStyle w:val="BodyText"/>
       </w:pPr>
       <w:r>
-        <w:t xml:space="preserve">Ở châu Á, bối cảnh này càng trở nên đặc biệt đáng quan tâm vì khu vực đang chứng kiến tốc độ hội nhập kinh tế và chuyển đổi số hết sức không đồng đều giữa các quốc gia. Từ Singapore, một nền kinh tế nhỏ mở, dẫn đầu thế giới về năng lực đổi mới và kết nối toàn cầu, đến Việt Nam, một nền kinh tế chuyển đổi đang đẩy nhanh cải cách thể chế và hội nhập quốc tế, rồi đến Trung Quốc với quy mô thị trường khổng lồ và cấu trúc thể chế đặc thù, thậm chí đến các quốc đảo nhỏ Thái Bình Dương đang phải đối mặt với thách thức sinh tồn kép của biến đổi khí hậu và bẫy phụ thuộc xuất khẩu, sự đa dạng này tạo ra một phòng thí nghiệm thực địa lý tưởng để kiểm định các điều kiện biên của quan hệ I–P (Khanna &amp; Palepu, 2010; Peng, 2003).</w:t>
+        <w:t xml:space="preserve">Ở châu Á, bối cảnh này càng trở nên đặc biệt đáng quan tâm vì khu vực đang chứng kiến tốc độ hội nhập kinh tế và chuyển đổi số hết sức không đồng đều giữa các quốc gia. Từ Singapore, một nền kinh tế nhỏ mở, dẫn đầu thế giới về năng lực đổi mới và kết nối toàn cầu, đến Việt Nam, một nền kinh tế chuyển đổi đang đẩy nhanh cải cách thể chế và hội nhập quốc tế, rồi đến Trung Quốc với quy mô thị trường khổng lồ và cấu trúc thể chế đặc thù, thậm chí đến các quốc đảo nhỏ Thái Bình Dương đang phải đối mặt với thách thức sinh tồn kép của biến đổi khí hậu và bẫy phụ thuộc xuất khẩu, sự đa dạng này tạo ra một phòng thí nghiệm thực địa lý tưởng để kiểm định các điều kiện biên của quan hệ quốc tế hóa và hiệu quả (Khanna &amp; Palepu, 2010; Peng, 2003).</w:t>
       </w:r>
     </w:p>
     <w:p>
@@ -49,7 +75,7 @@
         <w:pStyle w:val="BodyText"/>
       </w:pPr>
       <w:r>
-        <w:t xml:space="preserve">Chuyển đổi số đang làm thay đổi căn bản cách thức doanh nghiệp quốc tế hóa và cách thức quốc tế hóa ảnh hưởng đến hiệu quả hoạt động. Banalieva và Dhanaraj (2019) lập luận rằng lý thuyết nội địa hóa cần được cập nhật cho nền kinh tế số, vì dữ liệu số và tương tác qua nền tảng làm giảm sự phụ thuộc vào hiện diện vật lý. Stallkamp và Schotter (2021) chỉ ra rằng các nền tảng số quốc tế hóa theo logic hoàn toàn khác các công ty đa quốc gia truyền thống. Verhoef et al. (2021) cung cấp khung phân tầng ba cấp từ số hóa thông tin đến số hóa quy trình và chuyển đổi số toàn diện. Tuy nhiên, phần lớn bằng chứng thực nghiệm hiện có về vai trò của năng lực số trong quan hệ I–P vẫn tập trung vào các nền kinh tế phát triển, đặc biệt là Bắc Mỹ và Tây Âu, trong khi bằng chứng cho châu Á mới nổi còn rất hạn chế (Bhandari et al., 2023).</w:t>
+        <w:t xml:space="preserve">Chuyển đổi số đang làm thay đổi căn bản cách thức doanh nghiệp quốc tế hóa và cách thức quốc tế hóa ảnh hưởng đến hiệu quả hoạt động. Banalieva và Dhanaraj (2019) lập luận rằng lý thuyết nội địa hóa cần được cập nhật cho nền kinh tế số, vì dữ liệu số và tương tác qua nền tảng làm giảm sự phụ thuộc vào hiện diện vật lý. Stallkamp và Schotter (2021) chỉ ra rằng các nền tảng số quốc tế hóa theo logic hoàn toàn khác các công ty đa quốc gia truyền thống. Verhoef et al. (2021) cung cấp khung phân tầng ba cấp từ số hóa thông tin đến số hóa quy trình và chuyển đổi số toàn diện. Tuy nhiên, phần lớn bằng chứng thực nghiệm hiện có về vai trò của năng lực số trong quan hệ quốc tế hóa và hiệu quả vẫn tập trung vào các nền kinh tế phát triển, đặc biệt là Bắc Mỹ và Tây Âu, trong khi bằng chứng cho châu Á mới nổi còn rất hạn chế (Bhandari et al., 2023).</w:t>
       </w:r>
     </w:p>
     <w:p>
@@ -80,7 +106,7 @@
         <w:pStyle w:val="BodyText"/>
       </w:pPr>
       <w:r>
-        <w:t xml:space="preserve">Cuối cùng, nhà quản trị cấp cao đóng vai trò không thể bỏ qua trong việc hình thành chiến lược và kết quả quốc tế hóa. Lý thuyết thượng tầng quản trị (Hambrick &amp; Mason, 1984) khẳng định rằng quyết định chiến lược phản ánh đặc điểm nhận thức, kinh nghiệm và giá trị của nhà quản trị. Kinh nghiệm quốc tế giúp nhà quản trị nhận diện cơ hội và giảm chi phí của gánh nặng người nước ngoài, trong khi sự đa dạng giới tính ở cấp lãnh đạo có thể tăng cường quản trị rủi ro và ra quyết định đa chiều (Hsu et al., 2013; Post &amp; Byron, 2015). Tích hợp tầng nhà quản trị vào khung giải thích đa tầng là cần thiết để phản ánh đầy đủ sự phức tạp của quan hệ I–P trong bối cảnh châu Á.</w:t>
+        <w:t xml:space="preserve">Cuối cùng, nhà quản trị cấp cao đóng vai trò không thể bỏ qua trong việc hình thành chiến lược và kết quả quốc tế hóa. Lý thuyết thượng tầng quản trị (Hambrick &amp; Mason, 1984) khẳng định rằng quyết định chiến lược phản ánh đặc điểm nhận thức, kinh nghiệm và giá trị của nhà quản trị. Kinh nghiệm quốc tế giúp nhà quản trị nhận diện cơ hội và giảm chi phí của gánh nặng người nước ngoài, trong khi sự đa dạng giới tính ở cấp lãnh đạo có thể tăng cường quản trị rủi ro và ra quyết định đa chiều (Hsu et al., 2013; Post &amp; Byron, 2015). Tích hợp tầng nhà quản trị vào khung giải thích đa tầng là cần thiết để phản ánh đầy đủ sự phức tạp của quan hệ quốc tế hóa và hiệu quả trong bối cảnh châu Á.</w:t>
       </w:r>
     </w:p>
     <w:bookmarkStart w:id="21" w:name="Xc1dcee8f5373723512b0db114b71fe5e38a510a"/>
@@ -196,7 +222,7 @@
         <w:pStyle w:val="BodyText"/>
       </w:pPr>
       <w:r>
-        <w:t xml:space="preserve">Ba dịch chuyển trên hội tụ vào một hàm ý chung: hiểu được khi nào và trong điều kiện nào quốc tế hóa cải thiện hiệu quả doanh nghiệp không còn là câu hỏi thuần lý thuyết mà là điều kiện tiên quyết để thiết kế chính sách phát triển hữu hiệu cho khu vực châu Á–Thái Bình Dương đa dạng về thể chế. Luận án này định vị trong khoảng giao đó, kết nối tranh luận học thuật về quan hệ I–P với nhu cầu chính sách đương đại bằng một khung đa tầng và bằng chứng cấp doanh nghiệp quy mô lớn nhất từng có cho khu vực.</w:t>
+        <w:t xml:space="preserve">Ba dịch chuyển trên hội tụ vào một hàm ý chung: hiểu được khi nào và trong điều kiện nào quốc tế hóa cải thiện hiệu quả doanh nghiệp không còn là câu hỏi thuần lý thuyết mà là điều kiện tiên quyết để thiết kế chính sách phát triển hữu hiệu cho khu vực châu Á–Thái Bình Dương đa dạng về thể chế. Luận án này định vị trong khoảng giao đó, kết nối tranh luận học thuật về quan hệ quốc tế hóa và hiệu quả với nhu cầu chính sách đương đại bằng một khung đa tầng và bằng chứng cấp doanh nghiệp quy mô lớn nhất từng có cho khu vực.</w:t>
       </w:r>
     </w:p>
     <w:p>
@@ -256,7 +282,7 @@
         <w:pStyle w:val="FirstParagraph"/>
       </w:pPr>
       <w:r>
-        <w:t xml:space="preserve">Mặc dù đã có hàng trăm nghiên cứu thực nghiệm, bằng chứng về mối quan hệ giữa quốc tế hóa và hiệu quả hoạt động của doanh nghiệp vẫn chưa thống nhất và tản mạn. Các phân tích tổng hợp (meta-analyses) về quan hệ I–P liên tục cho thấy tác động tổng hợp là dương nhưng nhỏ, hệ số tương quan tổng hợp r trong khoảng 0,07–0,13, đồng thời mức độ dị biệt giữa các nghiên cứu rất cao với I² thường vượt 80% (Bausch &amp; Krist, 2007; Kirca et al., 2012; Marano et al., 2016; Wu et al., 2022). Tình trạng dị biệt cao này không phải là tín hiệu của sai sót phương pháp, mà là bằng chứng cho thấy quan hệ I–P phụ thuộc sâu sắc vào điều kiện bối cảnh. Arte và Larimo (2022) lập luận rằng dị biệt cao gợi ý sự cần thiết phải chuyển dịch từ mô hình đơn biến sang khung đa tầng có tính đến thể chế, năng lực và đặc điểm nhà quản trị.</w:t>
+        <w:t xml:space="preserve">Mặc dù đã có hàng trăm nghiên cứu thực nghiệm, bằng chứng về mối quan hệ giữa quốc tế hóa và hiệu quả hoạt động của doanh nghiệp vẫn chưa thống nhất và tản mạn. Các phân tích tổng hợp (meta-analyses) về quan hệ quốc tế hóa và hiệu quả liên tục cho thấy tác động tổng hợp là dương nhưng nhỏ, hệ số tương quan tổng hợp r trong khoảng 0,07–0,13, đồng thời mức độ dị biệt giữa các nghiên cứu rất cao với I² thường vượt 80% (Bausch &amp; Krist, 2007; Kirca et al., 2012; Marano et al., 2016; Wu et al., 2022). Tình trạng dị biệt cao này không phải là tín hiệu của sai sót phương pháp, mà là bằng chứng cho thấy quan hệ quốc tế hóa và hiệu quả phụ thuộc sâu sắc vào điều kiện bối cảnh. Arte và Larimo (2022) lập luận rằng dị biệt cao gợi ý sự cần thiết phải chuyển dịch từ mô hình đơn biến sang khung đa tầng có tính đến thể chế, năng lực và đặc điểm nhà quản trị.</w:t>
       </w:r>
     </w:p>
     <w:p>
@@ -264,7 +290,7 @@
         <w:pStyle w:val="BodyText"/>
       </w:pPr>
       <w:r>
-        <w:t xml:space="preserve">Ba khoảng trống nghiên cứu quan trọng được xác định từ tổng quan tài liệu. Khoảng trống thứ nhất là thiếu khung lý thuyết tích hợp đủ sức giải thích dị biệt cao đó. Các nghiên cứu hiện tại thường chọn một hoặc hai lý thuyết làm nền, dẫn đến mô hình không đủ đa tầng để nắm bắt sự phức tạp thực tế. Mô hình Uppsala giải thích chi phí học hỏi nhưng không đủ để xử lý vai trò của thể chế; RBV giải thích sự khác biệt năng lực nhưng bỏ qua bối cảnh vĩ mô; lý thuyết thể chế giải thích bối cảnh vĩ mô nhưng không tích hợp đặc điểm cá nhân nhà quản trị. Không một lý thuyết nào đứng riêng có thể giải thích đầy đủ dị biệt đó. Khoảng trống thứ hai là sự đồng nhất không hợp lý giữa hai cấu trúc số khác nhau về bản chất: năng lực công nghệ, chiều sâu năng lực công nghệ nhập vào tổ chức, và chấp nhận số, mức độ áp dụng công cụ số bề mặt trong hoạt động kinh doanh. Nhiều nghiên cứu trước gộp hai cấu trúc này thành một chỉ số chỉ số hợp thành duy nhất, điều này làm giảm độ chính xác của kết luận và có thể che khuất các cơ chế tác động khác nhau (Bharadwaj et al., 2013; Coltman et al., 2008; Verhoef et al., 2021). Khoảng trống thứ ba là thiếu bằng chứng đa quốc gia quy mô lớn cho châu Á. Phần lớn nghiên cứu hiện có tập trung vào một quốc gia hoặc một tiểu vùng, và thậm chí khi có nghiên cứu đa quốc gia, phạm vi thường hẹp và thiếu sự đa dạng thể chế đủ lớn để kiểm định các điều kiện biên có ý nghĩa.</w:t>
+        <w:t xml:space="preserve">Ba khoảng trống nghiên cứu quan trọng được xác định từ tổng quan tài liệu. Khoảng trống thứ nhất là thiếu khung lý thuyết tích hợp đủ sức giải thích dị biệt cao đó. Các nghiên cứu hiện tại thường chọn một hoặc hai lý thuyết làm nền, dẫn đến mô hình không đủ đa tầng để nắm bắt sự phức tạp thực tế. Mô hình Uppsala giải thích chi phí học hỏi nhưng không đủ để xử lý vai trò của thể chế; lý thuyết dựa trên nguồn lực giải thích sự khác biệt năng lực nhưng bỏ qua bối cảnh vĩ mô; lý thuyết thể chế giải thích bối cảnh vĩ mô nhưng không tích hợp đặc điểm cá nhân nhà quản trị. Không một lý thuyết nào đứng riêng có thể giải thích đầy đủ dị biệt đó. Khoảng trống thứ hai là sự đồng nhất không hợp lý giữa hai cấu trúc số khác nhau về bản chất: năng lực công nghệ, chiều sâu năng lực công nghệ nhập vào tổ chức, và chấp nhận số, mức độ áp dụng công cụ số bề mặt trong hoạt động kinh doanh. Nhiều nghiên cứu trước gộp hai cấu trúc này thành một chỉ số chỉ số hợp thành duy nhất, điều này làm giảm độ chính xác của kết luận và có thể che khuất các cơ chế tác động khác nhau (Bharadwaj et al., 2013; Coltman et al., 2008; Verhoef et al., 2021). Khoảng trống thứ ba là thiếu bằng chứng đa quốc gia quy mô lớn cho châu Á. Phần lớn nghiên cứu hiện có tập trung vào một quốc gia hoặc một tiểu vùng, và thậm chí khi có nghiên cứu đa quốc gia, phạm vi thường hẹp và thiếu sự đa dạng thể chế đủ lớn để kiểm định các điều kiện biên có ý nghĩa.</w:t>
       </w:r>
     </w:p>
     <w:p>
@@ -272,7 +298,7 @@
         <w:pStyle w:val="BodyText"/>
       </w:pPr>
       <w:r>
-        <w:t xml:space="preserve">Ba khoảng trống trên cần được phát biểu sắc nét hơn để làm rõ rằng chúng không phải là ba thiếu sót rời rạc mà là ba biểu hiện của cùng một hạn chế nền tảng: văn liệu hiện hành thiếu một cấu trúc giải thích đủ phân tầng để nắm bắt mức dị biệt cao của quan hệ I–P. Về khoảng trống thứ nhất, không một lý thuyết đơn lẻ nào, dù là mô hình Uppsala, lý thuyết dựa trên nguồn lực hay lý thuyết thể chế, cung cấp được một lý giải đầy đủ cho sự dị biệt đó, bởi mỗi lý thuyết chỉ soi sáng một loại dị biệt và bỏ trống các tầng còn lại. Hennart (2007) cảnh báo rằng quan hệ giữa mức độ đa quốc gia và hiệu quả không phải là quy luật phổ quát tự thân mà phụ thuộc vào bản chất tài sản đặc thù được khai thác xuyên biên giới, hàm ý rằng việc kiểm định một dạng hàm duy nhất cho mọi bối cảnh là không thỏa đáng về mặt lý thuyết.</w:t>
+        <w:t xml:space="preserve">Ba khoảng trống trên cần được phát biểu sắc nét hơn để làm rõ rằng chúng không phải là ba thiếu sót rời rạc mà là ba biểu hiện của cùng một hạn chế nền tảng: tài liệu hiện hành thiếu một cấu trúc giải thích đủ phân tầng để nắm bắt mức dị biệt cao của quan hệ quốc tế hóa và hiệu quả. Về khoảng trống thứ nhất, không một lý thuyết đơn lẻ nào, dù là mô hình Uppsala, lý thuyết dựa trên nguồn lực hay lý thuyết thể chế, cung cấp được một lý giải đầy đủ cho sự dị biệt đó, bởi mỗi lý thuyết chỉ soi sáng một loại dị biệt và bỏ trống các tầng còn lại. Hennart (2007) cảnh báo rằng quan hệ giữa mức độ đa quốc gia và hiệu quả không phải là quy luật phổ quát tự thân mà phụ thuộc vào bản chất tài sản đặc thù được khai thác xuyên biên giới, hàm ý rằng việc kiểm định một dạng hàm duy nhất cho mọi bối cảnh là không thỏa đáng về mặt lý thuyết.</w:t>
       </w:r>
     </w:p>
     <w:p>
@@ -288,7 +314,7 @@
         <w:pStyle w:val="BodyText"/>
       </w:pPr>
       <w:r>
-        <w:t xml:space="preserve">Về khoảng trống thứ ba, sự thiếu đại diện của các nền kinh tế chuyển đổi và các nền kinh tế đảo nhỏ đang phát triển không chỉ thu hẹp phạm vi mẫu mà còn làm suy yếu khả năng kiểm định điều kiện biên của lý thuyết. Các nỗ lực tái lặp quy mô lớn với chiến lược nhận diện chặt chẽ cho thấy dạng hàm chữ U ngược suy yếu đáng kể, thậm chí biến mất, trong các mẫu gộp xuyên quốc gia (Berry &amp; Kaul, 2016; Pisani et al., 2020), củng cố lập luận rằng chính dị biệt bối cảnh, chứ không phải một quy luật phổ quát, mới chi phối kết quả I–P. Đúng các địa điểm cực trị về thể chế, nơi điều kiện biên dễ bộc lộ nhất, lại là nơi văn liệu thiếu vắng bằng chứng nhất.</w:t>
+        <w:t xml:space="preserve">Về khoảng trống thứ ba, sự thiếu đại diện của các nền kinh tế chuyển đổi và các nền kinh tế đảo nhỏ đang phát triển không chỉ thu hẹp phạm vi mẫu mà còn làm suy yếu khả năng kiểm định điều kiện biên của lý thuyết. Các nỗ lực tái lặp quy mô lớn với chiến lược nhận diện chặt chẽ cho thấy dạng hàm chữ U ngược suy yếu đáng kể, thậm chí biến mất, trong các mẫu gộp xuyên quốc gia (Berry &amp; Kaul, 2016; Pisani et al., 2020), củng cố lập luận rằng chính dị biệt bối cảnh, chứ không phải một quy luật phổ quát, mới chi phối kết quả quốc tế hóa và hiệu quả. Đúng các địa điểm cực trị về thể chế, nơi điều kiện biên dễ bộc lộ nhất, lại là nơi tài liệu thiếu vắng bằng chứng nhất.</w:t>
       </w:r>
     </w:p>
     <w:p>
@@ -296,7 +322,7 @@
         <w:pStyle w:val="BodyText"/>
       </w:pPr>
       <w:r>
-        <w:t xml:space="preserve">Luận án này được thiết kế để giải quyết ba khoảng trống đó bằng cách xây dựng và kiểm định một khung giải thích đa tầng cho quan hệ I–P tại châu Á, với thiết kế hỗn hợp tổng hợp–thực nghiệm kết hợp meta-analysis và phân tích đa quốc gia quy mô lớn. Trọng tâm khoa học của luận án là vai trò điều tiết của thể chế, năng lực số và đặc điểm nhà quản trị, ba tầng điều tiết mà, theo lập luận của luận án, cùng nhau tạo nên cấu trúc giải thích cần thiết cho dị biệt cao trong quan hệ I–P.</w:t>
+        <w:t xml:space="preserve">Luận án này được thiết kế để giải quyết ba khoảng trống đó bằng cách xây dựng và kiểm định một khung giải thích đa tầng cho quan hệ quốc tế hóa và hiệu quả tại châu Á, với thiết kế hỗn hợp tổng hợp–thực nghiệm kết hợp phân tích tổng hợp và phân tích đa quốc gia quy mô lớn. Trọng tâm khoa học của luận án là vai trò điều tiết của thể chế, năng lực số và đặc điểm nhà quản trị, ba tầng điều tiết mà, theo lập luận của luận án, cùng nhau tạo nên cấu trúc giải thích cần thiết cho dị biệt cao trong quan hệ quốc tế hóa và hiệu quả.</w:t>
       </w:r>
     </w:p>
     <w:p>
@@ -329,7 +355,7 @@
         <w:pStyle w:val="BodyText"/>
       </w:pPr>
       <w:r>
-        <w:t xml:space="preserve">Từ mục tiêu tổng quát đó, luận án triển khai bốn mục tiêu cụ thể. Mục tiêu cụ thể thứ nhất là tổng hợp và cập nhật bằng chứng meta-analytic về mối quan hệ I–P trong giai đoạn 1982–2026, xác định tác động tổng hợp, mức độ dị biệt và các nhân tố điều tiết (các biến điều tiết) chính giải thích dị biệt trong văn liệu. Mục tiêu cụ thể thứ hai là kiểm định cơ chế cụ thể trong các bối cảnh quốc gia khác nhau, bao gồm Singapore với tư cách nền kinh tế nhỏ mở tiên tiến, Việt Nam với tư cách nền kinh tế chuyển đổi đang mở rộng, và Trung Quốc với tư cách nền kinh tế mới nổi quy mô lớn, nhằm làm rõ cách thức các cơ chế I–P vận hành khác nhau theo bối cảnh quốc gia. Mục tiêu cụ thể thứ ba là mở rộng phân tích sang 50 nền kinh tế châu Á và Thái Bình Dương (bao gồm 7 nền kinh tế Pacific SIDS) để kiểm định khả năng khái quát hóa của các phát hiện trên phạm vi rộng, kế thừa và mở rộng từ pool 17 nền kinh tế trong nghiên cứu thành phần P1. Mục tiêu cụ thể thứ tư là phân tích vai trò điều tiết của ba nhóm biến: thể chế (bao gồm các sub-regime ICRV và các chỉ số rào cản thể chế), năng lực số (phân biệt rõ technological capability index, TCI và chỉ số chấp nhận số, digital adoption index, DAI), và đặc điểm nhà quản trị cấp cao (kinh nghiệm và giới tính).</w:t>
+        <w:t xml:space="preserve">Từ mục tiêu tổng quát đó, luận án triển khai bốn mục tiêu cụ thể. Mục tiêu cụ thể thứ nhất là tổng hợp và cập nhật bằng chứng phân tích tổng hợp về mối quan hệ quốc tế hóa và hiệu quả trong giai đoạn 1977–2026, xác định tác động tổng hợp, mức độ dị biệt và các nhân tố điều tiết (các biến điều tiết) chính giải thích dị biệt trong tài liệu. Mục tiêu cụ thể thứ hai là kiểm định cơ chế cụ thể trong các bối cảnh quốc gia khác nhau, bao gồm Singapore với tư cách nền kinh tế nhỏ mở tiên tiến, Việt Nam với tư cách nền kinh tế chuyển đổi đang mở rộng, và Trung Quốc với tư cách nền kinh tế mới nổi quy mô lớn, nhằm làm rõ cách thức các cơ chế quốc tế hóa và hiệu quả vận hành khác nhau theo bối cảnh quốc gia. Mục tiêu cụ thể thứ ba là mở rộng phân tích sang 50 nền kinh tế châu Á và Thái Bình Dương (bao gồm 7 nền kinh tế Pacific SIDS) để kiểm định khả năng khái quát hóa của các phát hiện trên phạm vi rộng, kế thừa và mở rộng từ mẫu gộp 17 nền kinh tế trong nghiên cứu thành phần P1. Mục tiêu cụ thể thứ tư là phân tích vai trò điều tiết của ba nhóm biến: thể chế (bao gồm các sub-regime ICRV và các chỉ số rào cản thể chế), năng lực số (phân biệt rõ technological capability index, TCI và chỉ số chấp nhận số, digital adoption index, DAI), và đặc điểm nhà quản trị cấp cao (kinh nghiệm và giới tính).</w:t>
       </w:r>
     </w:p>
     <w:p>
@@ -362,7 +388,7 @@
         <w:pStyle w:val="BodyText"/>
       </w:pPr>
       <w:r>
-        <w:t xml:space="preserve">Từ câu hỏi trung tâm đó, bốn câu hỏi nghiên cứu cụ thể được đặt ra. Câu hỏi nghiên cứu thứ nhất (RQ1) là: Tác động tổng hợp của quốc tế hóa lên hiệu quả hoạt động của doanh nghiệp trong văn liệu 1982–2026 là gì, mức độ dị biệt ở mức nào, và những các biến điều tiết nào giải thích dị biệt đó một cách có hệ thống? Câu hỏi nghiên cứu thứ hai (RQ2) là: Trong từng bối cảnh quốc gia cụ thể bao gồm Singapore, Việt Nam và Trung Quốc, mối quan hệ I–P vận hành theo những cơ chế đặc thù nào và sự phi tuyến có biểu hiện ra sao? Câu hỏi nghiên cứu thứ ba (RQ3) là: Trên phạm vi đa quốc gia châu Á bao gồm 50 nền kinh tế châu Á và Thái Bình Dương (bao gồm 7 nền kinh tế Pacific SIDS), vai trò điều tiết của chỉ số chấp nhận số (DAI) và năng lực công nghệ index (TCI) có khái quát hóa được không, và hai cấu trúc này có thực sự vận hành theo các cơ chế khác nhau không? Câu hỏi nghiên cứu thứ tư (RQ4) là: Vai trò của thể chế, đo bằng chế độ con ICRV, cùng với sự phân biệt giữa TCI và DAI, và đặc điểm nhà quản trị trong việc điều tiết mối quan hệ I–P là gì, và sự tương tác ba chiều giữa ba tầng đó có ý nghĩa như thế nào?</w:t>
+        <w:t xml:space="preserve">Từ câu hỏi trung tâm đó, bốn câu hỏi nghiên cứu cụ thể được đặt ra. Câu hỏi nghiên cứu thứ nhất (RQ1) là: Tác động tổng hợp của quốc tế hóa lên hiệu quả hoạt động của doanh nghiệp trong tài liệu 1977–2026 là gì, mức độ dị biệt ở mức nào, và những các biến điều tiết nào giải thích dị biệt đó một cách có hệ thống? Câu hỏi nghiên cứu thứ hai (RQ2) là: Trong từng bối cảnh quốc gia cụ thể bao gồm Singapore, Việt Nam và Trung Quốc, mối quan hệ quốc tế hóa và hiệu quả vận hành theo những cơ chế đặc thù nào và sự phi tuyến có biểu hiện ra sao? Câu hỏi nghiên cứu thứ ba (RQ3) là: Trên phạm vi đa quốc gia châu Á bao gồm 50 nền kinh tế châu Á và Thái Bình Dương (bao gồm 7 nền kinh tế Pacific SIDS), vai trò điều tiết của chỉ số chấp nhận số (DAI) và năng lực công nghệ index (TCI) có khái quát hóa được không, và hai cấu trúc này có thực sự vận hành theo các cơ chế khác nhau không? Câu hỏi nghiên cứu thứ tư (RQ4) là: Vai trò của thể chế, đo bằng chế độ con ICRV, cùng với sự phân biệt giữa TCI và DAI, và đặc điểm nhà quản trị trong việc điều tiết mối quan hệ quốc tế hóa và hiệu quả là gì, và sự tương tác ba chiều giữa ba tầng đó có ý nghĩa như thế nào?</w:t>
       </w:r>
     </w:p>
     <w:p>
@@ -430,7 +456,7 @@
         <w:t xml:space="preserve"> </w:t>
       </w:r>
       <w:r>
-        <w:t xml:space="preserve">có dữ liệu trong Khảo sát Doanh nghiệp của Ngân hàng Thế giới (World Bank Enterprise Surveys, WBES), được phân loại và tổ chức theo 6 chế độ con trong khung ICRV. Sáu chế độ con bao gồm: (i) Advanced Innovation-Driven, gồm Singapore, Hong Kong SAR, Hàn Quốc, Đài Loan, Israel và Nhật Bản; (ii) Advanced Resource-Driven, đại diện là các nền kinh tế GCC; (iii) Upper-middle, đại diện là Trung Quốc và Malaysia; (iv) Lower-middle transition, bao gồm Việt Nam và các nền kinh tế ASEAN đang phát triển; (v) Emerging, bao gồm các nền kinh tế kém phát triển nhất châu Á như Campuchia, Nepal và Afghanistan; và (vi) SIDS (Small Island Developing States), bao gồm 7 nền kinh tế đảo nhỏ Thái Bình Dương (mẫu chính P8; mở rộng 9 nền gồm Comoros và Timor-Leste khi kiểm định độ vững) được đưa vào phân tích để kiểm định các điều kiện biên cực đoan của quan hệ I–P. Nhật Bản được Khảo sát Doanh nghiệp của Ngân hàng Thế giới đưa vào lần đầu năm 2025 (N = 2.168) và là thành viên đầy đủ của Nhóm I trong khung phân tích, đồng thời là đối tượng của nghiên cứu thành phần P10.</w:t>
+        <w:t xml:space="preserve">có dữ liệu trong Khảo sát Doanh nghiệp của Ngân hàng Thế giới (World Bank Enterprise Surveys, WBES), được phân loại và tổ chức theo 6 chế độ con trong khung ICRV. Sáu chế độ con bao gồm: (i) tiên tiến đổi mới, gồm Singapore, Hong Kong SAR, Hàn Quốc, Đài Loan, Israel và Nhật Bản; (ii) tiên tiến tài nguyên-Driven, đại diện là các nền kinh tế GCC; (iii) trung bình cao, đại diện là Trung Quốc và Malaysia; (iv) chuyển đổi thu nhập trung bình thấp, bao gồm Việt Nam và các nền kinh tế ASEAN đang phát triển; (v) đang nổi, bao gồm các nền kinh tế kém phát triển nhất châu Á như Campuchia, Nepal và Afghanistan; và (vi) SIDS (Small Island Developing States), bao gồm 7 nền kinh tế đảo nhỏ Thái Bình Dương (mẫu chính P8; mở rộng 9 nền gồm Comoros và Timor-Leste khi kiểm định độ vững) được đưa vào phân tích để kiểm định các điều kiện biên cực đoan của quan hệ quốc tế hóa và hiệu quả. Nhật Bản được Khảo sát Doanh nghiệp của Ngân hàng Thế giới đưa vào lần đầu năm 2025 (N = 2.168) và là thành viên đầy đủ của Nhóm I trong khung phân tích, đồng thời là đối tượng của nghiên cứu thành phần P10.</w:t>
       </w:r>
     </w:p>
     <w:bookmarkEnd w:id="28"/>
@@ -448,7 +474,7 @@
         <w:pStyle w:val="FirstParagraph"/>
       </w:pPr>
       <w:r>
-        <w:t xml:space="preserve">Phạm vi thời gian của nghiên cứu có hai mức. Đối với phase meta-analysis, luận án tổng hợp văn liệu trong giai đoạn 1982–2026, bao quát toàn bộ chương trình nghiên cứu về quan hệ I–P từ khi các nghiên cứu thực nghiệm đầu tiên xuất hiện đến thời điểm hoàn thành luận án. Đối với phase phân tích thực nghiệm đa quốc gia, luận án sử dụng dữ liệu WBES trong giai đoạn 2003–2025, bao gồm 88.869 doanh nghiệp với 103 cặp nền kinh tế-năm. Dữ liệu WBES từ ba thế hệ schema (PICS3 giai đoạn 2009–2012, Standardized giai đoạn 2013–2017, và BREADY/BEE giai đoạn 2018–2025) đã được hòa hợp để đảm bảo tính nhất quán trong đo lường biến qua các wave khảo sát.</w:t>
+        <w:t xml:space="preserve">Phạm vi thời gian của nghiên cứu có hai mức. Đối với giai đoạn phân tích tổng hợp, luận án tổng hợp tài liệu trong giai đoạn 1977–2026, bao quát toàn bộ chương trình nghiên cứu về quan hệ quốc tế hóa và hiệu quả từ khi các nghiên cứu thực nghiệm đầu tiên xuất hiện đến thời điểm hoàn thành luận án. Đối với giai đoạn phân tích thực nghiệm đa quốc gia, luận án sử dụng dữ liệu WBES trong giai đoạn 2006–2026, bao gồm 88.869 doanh nghiệp với 103 cặp nền kinh tế-năm. Dữ liệu WBES từ ba thế hệ lược đồ (PICS3 giai đoạn 2009–2012, Standardized giai đoạn 2013–2017, và BREADY/BEE giai đoạn 2018–2025) đã được hòa hợp để đảm bảo tính nhất quán trong đo lường biến qua các đợt khảo sát.</w:t>
       </w:r>
     </w:p>
     <w:p>
@@ -500,7 +526,7 @@
         <w:pStyle w:val="FirstParagraph"/>
       </w:pPr>
       <w:r>
-        <w:t xml:space="preserve">Luận án áp dụng thiết kế nghiên cứu hỗn hợp tổng hợp–thực nghiệm, sự kết hợp giữa meta-analysis và phân tích thực nghiệm đa quốc gia, nhằm trả lời bốn câu hỏi nghiên cứu đã đặt ra. Thiết kế này không chỉ đơn thuần là sử dụng hai phương pháp song song, mà tạo ra một đối thoại hai chiều: meta-analysis cung cấp tổng quan có hệ thống về trạng thái bằng chứng và xác định các biến điều tiết quan trọng trong văn liệu, trong khi phân tích thực nghiệm kiểm định trực tiếp các giả thuyết phát sinh từ khung lý thuyết trong bối cảnh châu Á. Sự tương tác này tăng cường đáng kể sức mạnh đóng góp so với việc chỉ sử dụng một phương pháp duy nhất (Borenstein et al., 2009; Hunter &amp; Schmidt, 2004).</w:t>
+        <w:t xml:space="preserve">Luận án áp dụng thiết kế nghiên cứu hỗn hợp tổng hợp–thực nghiệm, sự kết hợp giữa phân tích tổng hợp và phân tích thực nghiệm đa quốc gia, nhằm trả lời bốn câu hỏi nghiên cứu đã đặt ra. Thiết kế này không chỉ đơn thuần là sử dụng hai phương pháp song song, mà tạo ra một đối thoại hai chiều: phân tích tổng hợp cung cấp tổng quan có hệ thống về trạng thái bằng chứng và xác định các biến điều tiết quan trọng trong tài liệu, trong khi phân tích thực nghiệm kiểm định trực tiếp các giả thuyết phát sinh từ khung lý thuyết trong bối cảnh châu Á. Sự tương tác này tăng cường đáng kể sức mạnh đóng góp so với việc chỉ sử dụng một phương pháp duy nhất (Borenstein et al., 2009; Hunter &amp; Schmidt, 2004).</w:t>
       </w:r>
     </w:p>
     <w:p>
@@ -508,7 +534,21 @@
         <w:pStyle w:val="BodyText"/>
       </w:pPr>
       <w:r>
-        <w:t xml:space="preserve">Về phương pháp cụ thể, phase meta-analysis sử dụng random-effects model với Fisher’s z transformation, phân tích nhóm con (subgroup analysis) theo chế độ thể chế, và các kiểm định publication bias bao gồm Egger’s test và Begg–Mazumdar rank correlation test. Phase thực nghiệm sử dụng hồi quy OLS với sai số chuẩn robust HC1/HC3, mô hình bậc hai và bậc ba để kiểm định phi tuyến, tương tác hai chiều và ba chiều để kiểm định điều tiết, cùng với hiệu ứng cố định theo quốc gia và năm. Kiểm định Lind–Mehlum U-test được áp dụng để xác nhận dạng chữ U ngược và xác định điểm điểm uốn trong quan hệ phi tuyến (Haans et al., 2016; Lind &amp; Mehlum, 2010).</w:t>
+        <w:t xml:space="preserve">Về phương pháp cụ thể, giai đoạn phân tích tổng hợp sử dụng mô hình hiệu ứng ngẫu nhiên với phép biến đổi</w:t>
+      </w:r>
+      <w:r>
+        <w:t xml:space="preserve"> </w:t>
+      </w:r>
+      <m:oMath>
+        <m:r>
+          <m:t>z</m:t>
+        </m:r>
+      </m:oMath>
+      <w:r>
+        <w:t xml:space="preserve"> </w:t>
+      </w:r>
+      <w:r>
+        <w:t xml:space="preserve">của Fisher, phân tích nhóm con theo chế độ thể chế, và các kiểm định lệch lạc công bố bao gồm kiểm định Egger và kiểm định tương quan hạng Begg–Mazumdar. Giai đoạn thực nghiệm sử dụng hồi quy bình phương nhỏ nhất với sai số chuẩn vững HC1 và HC3, mô hình bậc hai để kiểm định quan hệ phi tuyến dạng chữ U ngược, tương tác hai chiều và ba chiều để kiểm định điều tiết, cùng với hiệu ứng cố định theo quốc gia và năm. Kiểm định chữ U của Lind và Mehlum được áp dụng để xác nhận dạng chữ U ngược và xác định điểm uốn trong quan hệ phi tuyến (Haans et al., 2016; Lind &amp; Mehlum, 2010).</w:t>
       </w:r>
     </w:p>
     <w:p>
@@ -533,7 +573,7 @@
         <w:pStyle w:val="FirstParagraph"/>
       </w:pPr>
       <w:r>
-        <w:t xml:space="preserve">Dựa trên khung lý thuyết tích hợp đa tầng bao gồm mô hình Uppsala, RBV, lý thuyết thể chế, Lý thuyết thượng tầng quản trị và digital capability lens, luận án đề xuất hệ giả thuyết khoa học với sáu giả thuyết trọng tâm. Quan hệ nền giữa quốc tế hóa và hiệu quả hoạt động doanh nghiệp mang dạng phi tuyến, cụ thể là dạng chữ U ngược, với chi phí thâm nhập và thích nghi cao ở giai đoạn đầu và lợi ích quy mô, học hỏi và đa dạng hóa thị trường ở giai đoạn sau, đến khi chi phí điều phối vượt quá lợi ích sẽ dẫn đến sự suy giảm hiệu quả. năng lực công nghệ index (TCI) điều tiết dương quan hệ I–P bằng cách mở rộng biên thích nghi và tăng cường khả năng khai thác lợi thế cạnh tranh ở thị trường quốc tế. Chỉ số chấp nhận số (DAI), được hiểu là biến đại diện foundational chấp nhận số, có tác động điều tiết không đơn điệu và phụ thuộc vào chế độ thể chế: ở các nền kinh tế có thể chế tốt, DAI khuếch đại lợi ích của quốc tế hóa; ở các nền kinh tế với thể chế yếu, DAI có thể khuếch đại chi phí điều phối khi mức độ quốc tế hóa vượt ngưỡng. Bối cảnh thể chế, đo bằng chế độ con ICRV, điều tiết cả dạng và độ lớn của quan hệ I–P, tạo ra gradient từ tác động dương lớn ở Advanced Innovation-Driven đến tác động âm ở Emerging và SIDS extreme. Đặc điểm nhà quản trị cấp cao, cụ thể là kinh nghiệm quốc tế và đa dạng giới tính, điều tiết dương quan hệ I–P thông qua cơ chế tăng cường nhận diện cơ hội và quản trị rủi ro. Ngoài sáu giả thuyết trọng tâm H1–H6, luận án phát biểu thêm giả thuyết điều kiện biên H1b: tại các nền kinh tế SIDS (ICRV Nhóm VI), nơi ba điều kiện cấu trúc tối thiểu đồng thời bị vi phạm, thị trường nội địa quá nhỏ, chi phí thương mại cực cao, và thiếu hỗ trợ thể chế, quan hệ I–P chuyển từ dạng chữ U ngược sang quan hệ</w:t>
+        <w:t xml:space="preserve">Dựa trên khung lý thuyết tích hợp đa tầng bao gồm mô hình Uppsala, lý thuyết dựa trên nguồn lực, lý thuyết thể chế, Lý thuyết thượng tầng quản trị và lăng kính năng lực số, luận án đề xuất hệ giả thuyết khoa học với sáu giả thuyết trọng tâm. Quan hệ nền giữa quốc tế hóa và hiệu quả hoạt động doanh nghiệp mang dạng phi tuyến, cụ thể là dạng chữ U ngược, với chi phí thâm nhập và thích nghi cao ở giai đoạn đầu và lợi ích quy mô, học hỏi và đa dạng hóa thị trường ở giai đoạn sau, đến khi chi phí điều phối vượt quá lợi ích sẽ dẫn đến sự suy giảm hiệu quả. năng lực công nghệ index (TCI) điều tiết dương quan hệ quốc tế hóa và hiệu quả bằng cách mở rộng biên thích nghi và tăng cường khả năng khai thác lợi thế cạnh tranh ở thị trường quốc tế. Chỉ số chấp nhận số (DAI), được hiểu là biến đại diện foundational chấp nhận số, có tác động điều tiết không đơn điệu và phụ thuộc vào chế độ thể chế: ở các nền kinh tế có thể chế tốt, DAI khuếch đại lợi ích của quốc tế hóa; ở các nền kinh tế với thể chế yếu, DAI có thể khuếch đại chi phí điều phối khi mức độ quốc tế hóa vượt ngưỡng. Bối cảnh thể chế, đo bằng chế độ con ICRV, điều tiết cả dạng và độ lớn của quan hệ quốc tế hóa và hiệu quả, tạo ra gradient từ tác động dương lớn ở tiên tiến đổi mới đến tác động âm ở đang nổi và SIDS extreme. Đặc điểm nhà quản trị cấp cao, cụ thể là kinh nghiệm quốc tế và đa dạng giới tính, điều tiết dương quan hệ quốc tế hóa và hiệu quả thông qua cơ chế tăng cường nhận diện cơ hội và quản trị rủi ro. Ngoài sáu giả thuyết trọng tâm H1–H6, luận án phát biểu thêm giả thuyết điều kiện biên H1b: tại các nền kinh tế SIDS (ICRV Nhóm VI), nơi ba điều kiện cấu trúc tối thiểu đồng thời bị vi phạm, thị trường nội địa quá nhỏ, chi phí thương mại cực cao, và thiếu hỗ trợ thể chế, dạng chữ U ngược</w:t>
       </w:r>
       <w:r>
         <w:t xml:space="preserve"> </w:t>
@@ -543,10 +583,29 @@
           <w:bCs/>
           <w:b/>
         </w:rPr>
-        <w:t xml:space="preserve">âm đơn điệu không có điểm uốn</w:t>
-      </w:r>
-      <w:r>
-        <w:t xml:space="preserve">, được gọi là gánh nặng quốc tế hóa bắt buộc (Forced Internationalization Penalty, FIP). Chi tiết toàn bộ hệ giả thuyết H1–H6 và H1b được trình bày đầy đủ trong Chương 2 của luận án.</w:t>
+        <w:t xml:space="preserve">tan rã</w:t>
+      </w:r>
+      <w:r>
+        <w:t xml:space="preserve"> </w:t>
+      </w:r>
+      <w:r>
+        <w:t xml:space="preserve">(mất cả độ cong lẫn độ dốc có ý nghĩa), với quan hệ nghiêng về một dạng</w:t>
+      </w:r>
+      <w:r>
+        <w:t xml:space="preserve"> </w:t>
+      </w:r>
+      <w:r>
+        <w:rPr>
+          <w:bCs/>
+          <w:b/>
+        </w:rPr>
+        <w:t xml:space="preserve">âm đơn điệu</w:t>
+      </w:r>
+      <w:r>
+        <w:t xml:space="preserve"> </w:t>
+      </w:r>
+      <w:r>
+        <w:t xml:space="preserve">như trường hợp giới hạn lý thuyết, được gọi là gánh nặng quốc tế hóa bắt buộc (Forced Internationalization Penalty, FIP). Chi tiết toàn bộ hệ giả thuyết H1–H6 và H1b được trình bày đầy đủ trong Chương 2 của luận án.</w:t>
       </w:r>
     </w:p>
     <w:p>
@@ -580,7 +639,7 @@
         <w:pStyle w:val="FirstParagraph"/>
       </w:pPr>
       <w:r>
-        <w:t xml:space="preserve">Về mặt lý thuyết, luận án đóng góp vào văn liệu kinh doanh quốc tế theo ba hướng chính. Hướng thứ nhất là tích hợp bốn lý thuyết kinh điển, mô hình Uppsala, Resource-Based View, lý thuyết thể chế và Lý thuyết thượng tầng quản trị, vào một khung giải thích đa tầng thống nhất, bổ sung bởi digital capability lens để phản ánh chuyển đổi số đương đại. Khung này không chỉ là sự ghép nối cơ học các lý thuyết mà là một kiến trúc lý thuyết có tính nhất quán nội tại, trong đó mỗi tầng giải thích một loại dị biệt khác nhau trong quan hệ I–P. Hướng thứ hai là phân tách rõ ràng năng lực công nghệ (TCI) và chỉ số chấp nhận số (DAI) như hai cấu trúc lý thuyết độc lập, dựa trên các nền tảng khái niệm khác nhau từ Bharadwaj et al. (2013), Verhoef et al. (2021), và Coltman et al. (2008). Sự phân tách này bổ sung vào thiếu hụt khái niệm quan trọng trong văn liệu về số hóa và quốc tế hóa. Hướng thứ ba là tái định vị mô hình Uppsala trong bối cảnh kỷ nguyên AI bằng cách mở rộng cơ chế học hỏi để bao gồm</w:t>
+        <w:t xml:space="preserve">Về mặt lý thuyết, luận án đóng góp vào tài liệu kinh doanh quốc tế theo ba hướng chính. Hướng thứ nhất là tích hợp bốn lý thuyết kinh điển, mô hình Uppsala, lý thuyết dựa trên nguồn lực, lý thuyết thể chế và Lý thuyết thượng tầng quản trị, vào một khung giải thích đa tầng thống nhất, bổ sung bởi lăng kính năng lực số để phản ánh chuyển đổi số đương đại. Khung này không chỉ là sự ghép nối cơ học các lý thuyết mà là một kiến trúc lý thuyết có tính nhất quán nội tại, trong đó mỗi tầng giải thích một loại dị biệt khác nhau trong quan hệ quốc tế hóa và hiệu quả. Hướng thứ hai là phân tách rõ ràng năng lực công nghệ (TCI) và chỉ số chấp nhận số (DAI) như hai cấu trúc lý thuyết độc lập, dựa trên các nền tảng khái niệm khác nhau từ Bharadwaj et al. (2013), Verhoef et al. (2021), và Coltman et al. (2008). Sự phân tách này bổ sung vào thiếu hụt khái niệm quan trọng trong tài liệu về số hóa và quốc tế hóa. Hướng thứ ba là tái định vị mô hình Uppsala trong bối cảnh kỷ nguyên AI bằng cách mở rộng cơ chế học hỏi để bao gồm</w:t>
       </w:r>
       <w:r>
         <w:t xml:space="preserve"> </w:t>
@@ -595,7 +654,7 @@
         <w:t xml:space="preserve">”</w:t>
       </w:r>
       <w:r>
-        <w:t xml:space="preserve">, phù hợp với xu hướng digitally-facilitated internationalization (Banalieva &amp; Dhanaraj, 2019; Yang et al., 2025). Hướng thứ tư là đề xuất và đặt tên lý thuyết cho</w:t>
+        <w:t xml:space="preserve">, phù hợp với xu hướng digitally-facilitated quốc tế hóa (Banalieva &amp; Dhanaraj, 2019; Yang et al., 2025). Hướng thứ tư là đề xuất và đặt tên lý thuyết cho</w:t>
       </w:r>
       <w:r>
         <w:t xml:space="preserve"> </w:t>
@@ -608,7 +667,7 @@
         <w:t xml:space="preserve">gánh nặng quốc tế hóa bắt buộc (Forced Internationalization Penalty, FIP)</w:t>
       </w:r>
       <w:r>
-        <w:t xml:space="preserve">, một cấu trúc lý thuyết mới chưa được định danh trong văn liệu kinh doanh quốc tế, như điều kiện biên cực đoan của mô hình chữ U ngược khi cả ba tầng của khung CDCM (thể chế, năng lực, quản trị) đồng thời ở mức tối thiểu. Bằng chứng thực nghiệm từ bảy nền kinh tế Pacific SIDS xác nhận quan hệ âm đơn điệu không có điểm uốn, mở ra hướng nghiên cứu mới về điều kiện biên của lý thuyết quốc tế hóa.</w:t>
+        <w:t xml:space="preserve">, một cấu trúc lý thuyết mới chưa được định danh trong tài liệu kinh doanh quốc tế, như điều kiện biên cực đoan của mô hình chữ U ngược khi cả ba tầng của khung CDCM (thể chế, năng lực, quản trị) đồng thời ở mức tối thiểu. Bằng chứng thực nghiệm thăm dò từ các nền kinh tế đảo nhỏ Thái Bình Dương gợi ý quan hệ âm đơn điệu không có điểm uốn, với giới hạn dữ liệu được nêu rõ ở Mục 4.7.8, mở ra hướng nghiên cứu mới về điều kiện biên của lý thuyết quốc tế hóa.</w:t>
       </w:r>
     </w:p>
     <w:p>
@@ -616,7 +675,7 @@
         <w:pStyle w:val="BodyText"/>
       </w:pPr>
       <w:r>
-        <w:t xml:space="preserve">Bốn hướng đóng góp lý thuyết trên hội tụ vào một kiến trúc thống nhất là khung điều tiết bối cảnh, năng lực và quản trị (Country–Digital–Capability Moderation, CDCM), trong đó mỗi tầng giải thích một loại dị biệt riêng của quan hệ I–P thay vì cạnh tranh loại trừ lẫn nhau. Tầng vĩ mô được vận hành hóa bằng khung biến thiên chế độ bối cảnh thể chế (Institutional Context Regime Variation, ICRV), công cụ phân loại sáu nhóm cho phép chuyển một gradient thể chế liên tục thành một biến điều tiết kiểm định được ở cấp doanh nghiệp. Đóng góp của ICRV không nằm ở việc thêm một biến phân loại, mà ở việc cung cấp một cách hệ thống để dự đoán vị trí điểm uốn dịch chuyển theo chế độ thể chế, qua đó biến luận điểm</w:t>
+        <w:t xml:space="preserve">Bốn hướng đóng góp lý thuyết trên hội tụ vào một kiến trúc thống nhất là khung điều tiết bối cảnh, năng lực và quản trị (Country–Digital–Capability Moderation, CDCM), trong đó mỗi tầng giải thích một loại dị biệt riêng của quan hệ quốc tế hóa và hiệu quả thay vì cạnh tranh loại trừ lẫn nhau. Tầng vĩ mô được vận hành hóa bằng khung biến thiên chế độ bối cảnh thể chế (Institutional Context Regime Variation, ICRV), công cụ phân loại sáu nhóm cho phép chuyển một gradient thể chế liên tục thành một biến điều tiết kiểm định được ở cấp doanh nghiệp. Đóng góp của ICRV không nằm ở việc thêm một biến phân loại, mà ở việc cung cấp một cách hệ thống để dự đoán vị trí điểm uốn dịch chuyển theo chế độ thể chế, qua đó biến luận điểm</w:t>
       </w:r>
       <w:r>
         <w:t xml:space="preserve"> </w:t>
@@ -642,7 +701,7 @@
         <w:pStyle w:val="BodyText"/>
       </w:pPr>
       <w:r>
-        <w:t xml:space="preserve">Đỉnh của kiến trúc lý thuyết là việc định danh gánh nặng quốc tế hóa bắt buộc (Forced Internationalization Penalty, FIP) như một điều kiện biên cực trị của mô hình chữ U ngược. FIP phát biểu rằng khi cả ba tầng của khung CDCM đồng thời ở mức tối thiểu, quan hệ I–P không chỉ mất phần lợi ích giai đoạn đầu mà chuyển hẳn sang dạng âm đơn điệu không có điểm uốn. Việc định danh một điều kiện biên như vậy có giá trị lý thuyết vượt ra ngoài một phát hiện thực nghiệm đơn lẻ, bởi nó xác định ranh giới ứng dụng của cả một họ lý thuyết quốc tế hóa vốn ngầm giả định những điều kiện cấu trúc tối thiểu luôn được thỏa mãn.</w:t>
+        <w:t xml:space="preserve">Đỉnh của kiến trúc lý thuyết là việc định danh gánh nặng quốc tế hóa bắt buộc (Forced Internationalization Penalty, FIP) như một điều kiện biên cực trị của mô hình chữ U ngược. FIP phát biểu rằng khi cả ba tầng của khung CDCM đồng thời ở mức tối thiểu, quan hệ quốc tế hóa và hiệu quả không chỉ mất phần lợi ích giai đoạn đầu mà chuyển hẳn sang dạng âm đơn điệu không có điểm uốn. Việc định danh một điều kiện biên như vậy có giá trị lý thuyết vượt ra ngoài một phát hiện thực nghiệm đơn lẻ, bởi nó xác định ranh giới ứng dụng của cả một họ lý thuyết quốc tế hóa vốn ngầm giả định những điều kiện cấu trúc tối thiểu luôn được thỏa mãn.</w:t>
       </w:r>
     </w:p>
     <w:bookmarkEnd w:id="34"/>
@@ -660,7 +719,7 @@
         <w:pStyle w:val="FirstParagraph"/>
       </w:pPr>
       <w:r>
-        <w:t xml:space="preserve">Về mặt phương pháp, luận án đóng góp theo hai hướng. Hướng thứ nhất là thiết kế hỗn hợp tổng hợp–thực nghiệm kết hợp meta-analysis và phân tích đa quốc gia, tạo ra khả năng đối chiếu giữa bằng chứng tổng hợp từ văn liệu toàn cầu và bằng chứng thực nghiệm từ bối cảnh châu Á. Hướng thứ hai là phát triển và áp dụng khung phân loại thể chế ICRV cho 50 nền kinh tế, cung cấp một công cụ phân loại mới có ứng dụng tiềm năng trong nhiều nghiên cứu tương lai về moderating effect của thể chế trong văn liệu kinh doanh quốc tế.</w:t>
+        <w:t xml:space="preserve">Về mặt phương pháp, luận án đóng góp theo hai hướng. Hướng thứ nhất là thiết kế hỗn hợp tổng hợp–thực nghiệm kết hợp phân tích tổng hợp và phân tích đa quốc gia, tạo ra khả năng đối chiếu giữa bằng chứng tổng hợp từ tài liệu toàn cầu và bằng chứng thực nghiệm từ bối cảnh châu Á. Hướng thứ hai là phát triển và áp dụng khung phân loại thể chế ICRV cho 50 nền kinh tế, cung cấp một công cụ phân loại mới có ứng dụng tiềm năng trong nhiều nghiên cứu tương lai về moderating effect của thể chế trong tài liệu kinh doanh quốc tế.</w:t>
       </w:r>
     </w:p>
     <w:bookmarkEnd w:id="35"/>
@@ -687,7 +746,7 @@
         <w:t xml:space="preserve">“</w:t>
       </w:r>
       <w:r>
-        <w:t xml:space="preserve">digital shield effect</w:t>
+        <w:t xml:space="preserve">hiệu ứng lá chắn số</w:t>
       </w:r>
       <w:r>
         <w:t xml:space="preserve">”</w:t>
@@ -708,7 +767,7 @@
         <w:pStyle w:val="FirstParagraph"/>
       </w:pPr>
       <w:r>
-        <w:t xml:space="preserve">Hàm ý chính sách của luận án mang tính phân biệt theo chế độ thể chế thay vì đưa ra một khuyến nghị đồng nhất cho toàn khu vực. Ở các nền kinh tế thuộc nhóm thể chế mạnh, nơi quan hệ I–P duy trì độ dốc dương trong phần lớn miền quan sát, chính sách hỗ trợ nên tập trung vào việc gỡ bỏ các trần mở rộng và nâng trần năng lực hấp thụ công nghệ. Ở các nền kinh tế chuyển đổi thu nhập trung bình–thấp, nơi đường cong chữ U ngược biểu hiện rõ nét nhất, hàm ý trọng tâm là nhận diện ngưỡng tối ưu và tránh mở rộng vượt ngưỡng khi năng lực điều phối chưa theo kịp.</w:t>
+        <w:t xml:space="preserve">Hàm ý chính sách của luận án mang tính phân biệt theo chế độ thể chế thay vì đưa ra một khuyến nghị đồng nhất cho toàn khu vực. Ở các nền kinh tế thuộc nhóm thể chế mạnh, nơi quan hệ quốc tế hóa và hiệu quả duy trì độ dốc dương trong phần lớn miền quan sát, chính sách hỗ trợ nên tập trung vào việc gỡ bỏ các trần mở rộng và nâng trần năng lực hấp thụ công nghệ. Ở các nền kinh tế chuyển đổi thu nhập trung bình–thấp, nơi đường cong chữ U ngược biểu hiện rõ nét nhất, hàm ý trọng tâm là nhận diện ngưỡng tối ưu và tránh mở rộng vượt ngưỡng khi năng lực điều phối chưa theo kịp.</w:t>
       </w:r>
     </w:p>
     <w:p>
@@ -735,7 +794,7 @@
         <w:pStyle w:val="FirstParagraph"/>
       </w:pPr>
       <w:r>
-        <w:t xml:space="preserve">Luận án có sáu điểm mới so với các công trình nghiên cứu trước đây. Điểm mới thứ nhất là đề xuất khung tích hợp đa tầng cho quan hệ I–P trong bối cảnh châu Á, kết hợp bốn lý thuyết kinh điển với digital capability lens thành một kiến trúc lý thuyết thống nhất và có khả năng kiểm định. Không có nghiên cứu trước nào trong bối cảnh châu Á xây dựng khung tích hợp đầy đủ ba tầng điều tiết này theo cách có hệ thống. Điểm mới thứ hai là phân tách TCI và chỉ số chấp nhận số (DAI) như hai cấu trúc không trùng lặp, kiểm định chúng riêng biệt trong cùng một mô hình để làm rõ cơ chế tác động khác nhau của hai loại năng lực số đó. Sự phân tách này khắc phục hạn chế của các nghiên cứu trước thường gộp chung hai cấu trúc có bản chất khác nhau. Điểm mới thứ ba là phát triển và áp dụng khung phân loại thể chế ICRV với 6 chế độ con cho 50 nền kinh tế, bao gồm cả 7 nền kinh tế Pacific SIDS liền kề như boundary case cực đoan, đây là lần đầu tiên một hệ thống phân loại đủ mịn như vậy được áp dụng trong nghiên cứu thực nghiệm về quan hệ I–P tại châu Á. Điểm mới thứ tư là pool dữ liệu lớn nhất từ trước đến nay cho nghiên cứu đa quốc gia về quan hệ I–P tại châu Á, với 88.869 doanh nghiệp từ 50 nền kinh tế châu Á và Thái Bình Dương, mở rộng đáng kể từ pool 17 nước (nghiên cứu thành phần P1) là nền tảng hiện có lớn nhất trước khi luận án hoàn thành. Điểm mới thứ năm là kiểm định temporal stability của điểm uốn trong quan hệ I–P tại Trung Quốc, cho phép đánh giá liệu cấu trúc phi tuyến đó có ổn định qua hơn một thập kỷ chuyển đổi số hay không. Kết quả phân tích của luận án cho thấy điểm uốn tương đối ổn định qua hai thời điểm quan sát, cung cấp bằng chứng về tính bền vững của cấu trúc I–P phi tuyến ở Trung Quốc dù bối cảnh kinh tế có nhiều thay đổi. Điểm mới thứ sáu là phát hiện và đặt tên lý thuyết cho</w:t>
+        <w:t xml:space="preserve">Luận án có sáu điểm mới so với các công trình nghiên cứu trước đây. Điểm mới thứ nhất là đề xuất khung tích hợp đa tầng cho quan hệ quốc tế hóa và hiệu quả trong bối cảnh châu Á, kết hợp bốn lý thuyết kinh điển với lăng kính năng lực số thành một kiến trúc lý thuyết thống nhất và có khả năng kiểm định. Không có nghiên cứu trước nào trong bối cảnh châu Á xây dựng khung tích hợp đầy đủ ba tầng điều tiết này theo cách có hệ thống. Điểm mới thứ hai là phân tách TCI và chỉ số chấp nhận số (DAI) như hai cấu trúc không trùng lặp, kiểm định chúng riêng biệt trong cùng một mô hình để làm rõ cơ chế tác động khác nhau của hai loại năng lực số đó. Sự phân tách này khắc phục hạn chế của các nghiên cứu trước thường gộp chung hai cấu trúc có bản chất khác nhau. Điểm mới thứ ba là phát triển và áp dụng khung phân loại thể chế ICRV với 6 chế độ con cho 50 nền kinh tế, bao gồm cả 7 nền kinh tế đảo nhỏ Thái Bình Dương liền kề như boundary case cực đoan, đây là lần đầu tiên một hệ thống phân loại đủ mịn như vậy được áp dụng trong nghiên cứu thực nghiệm về quan hệ quốc tế hóa và hiệu quả tại châu Á. Điểm mới thứ tư là mẫu gộp dữ liệu lớn nhất từ trước đến nay cho nghiên cứu đa quốc gia về quan hệ quốc tế hóa và hiệu quả tại châu Á, với 88.869 doanh nghiệp từ 50 nền kinh tế châu Á và Thái Bình Dương, mở rộng đáng kể từ mẫu gộp 17 nước (nghiên cứu thành phần P1) là nền tảng hiện có lớn nhất trước khi luận án hoàn thành. Điểm mới thứ năm là kiểm định temporal stability của điểm uốn trong quan hệ quốc tế hóa và hiệu quả tại Trung Quốc, cho phép đánh giá liệu cấu trúc phi tuyến đó có ổn định qua hơn một thập kỷ chuyển đổi số hay không. Kết quả phân tích của luận án cho thấy điểm uốn tương đối ổn định qua hai thời điểm quan sát, cung cấp bằng chứng về tính bền vững của cấu trúc quốc tế hóa và hiệu quả phi tuyến ở Trung Quốc dù bối cảnh kinh tế có nhiều thay đổi. Điểm mới thứ sáu là đề xuất và đặt tên cho khái niệm</w:t>
       </w:r>
       <w:r>
         <w:t xml:space="preserve"> </w:t>
@@ -751,7 +810,7 @@
         <w:t xml:space="preserve"> </w:t>
       </w:r>
       <w:r>
-        <w:t xml:space="preserve">tại bảy nền kinh tế Pacific SIDS, lần đầu tiên trong văn liệu kinh doanh quốc tế, một trường hợp quan hệ I–P âm đơn điệu không có điểm uốn được ghi nhận và biện minh lý thuyết bằng ba điều kiện cấu trúc vi phạm đồng thời, mở ra hướng nghiên cứu mới về điều kiện biên của các lý thuyết quốc tế hóa phổ quát.</w:t>
+        <w:t xml:space="preserve">cho bối cảnh các nền kinh tế đảo nhỏ Thái Bình Dương, lần đầu tiên trong tài liệu kinh doanh quốc tế: một điều kiện biên lý thuyết của mô hình chữ U ngược, trong đó quan hệ quốc tế hóa và hiệu quả có thể chuyển sang âm đơn điệu khi ba điều kiện cấu trúc bị vi phạm đồng thời. Đóng góp này chủ yếu mang tính khái niệm; bằng chứng thực nghiệm đi kèm (nghiên cứu thành phần P8) mang tính thăm dò và nhạy cảm với phiên bản dữ liệu cũng như số nền đảo nhỏ có dữ liệu doanh nghiệp đầy đủ (xem Mục 4.7.8), mở ra hướng nghiên cứu mới về điều kiện biên của các lý thuyết quốc tế hóa phổ quát.</w:t>
       </w:r>
     </w:p>
     <w:p>
@@ -766,7 +825,7 @@
         <w:pStyle w:val="FirstParagraph"/>
       </w:pPr>
       <w:r>
-        <w:t xml:space="preserve">Sáu điểm mới trên có thể được cô đọng thành một tuyên bố tính mới trung tâm: luận án là công trình đầu tiên trong văn liệu kinh doanh quốc tế chuyển luận điểm</w:t>
+        <w:t xml:space="preserve">Sáu điểm mới trên có thể được cô đọng thành một tuyên bố tính mới trung tâm: luận án là công trình đầu tiên trong tài liệu kinh doanh quốc tế chuyển luận điểm</w:t>
       </w:r>
       <w:r>
         <w:t xml:space="preserve"> </w:t>
@@ -775,7 +834,7 @@
         <w:t xml:space="preserve">“</w:t>
       </w:r>
       <w:r>
-        <w:t xml:space="preserve">quan hệ I–P phụ thuộc bối cảnh</w:t>
+        <w:t xml:space="preserve">quan hệ quốc tế hóa và hiệu quả phụ thuộc bối cảnh</w:t>
       </w:r>
       <w:r>
         <w:t xml:space="preserve">”</w:t>
@@ -835,7 +894,7 @@
         <w:pStyle w:val="FirstParagraph"/>
       </w:pPr>
       <w:r>
-        <w:t xml:space="preserve">Luận án được tổ chức thành năm chương theo chuẩn luận án tiến sĩ truyền thống tại Trường Kinh tế, Đại học Cần Thơ. Chương 1, Giới thiệu, đặt vấn đề nghiên cứu, xác định khoảng trống, trình bày mục tiêu, câu hỏi nghiên cứu, phạm vi, phương pháp luận, giả thuyết khoa học tóm tắt, ý nghĩa, tính mới và cấu trúc của luận án. Chương 2, Cơ sở lý thuyết và tổng quan tài liệu, xây dựng khung lý thuyết tích hợp đa tầng, tổng quan bằng chứng thực nghiệm đã có, và phát triển hệ giả thuyết H1–H6 dựa trên khoảng trống và logic lý thuyết. Chương 3, Phương pháp nghiên cứu, trình bày chi tiết thiết kế nghiên cứu, nguồn dữ liệu, cách đo lường biến, mô hình phân tích và chiến lược kiểm định độ vững. Chương 4, Kết quả nghiên cứu, trình bày kết quả ở ba cấp độ phân tích: meta-analysis cập nhật 1982–2026, phân tích theo bối cảnh quốc gia cụ thể, và phân tích đa quốc gia capstone trên pool đầy đủ 50 nền kinh tế. Chương 5, Thảo luận và kết luận, tích hợp các phát hiện từ Chương 4 vào khung lý thuyết ở Chương 2, thảo luận đóng góp khoa học, hàm ý quản trị và chính sách, hạn chế của nghiên cứu và hướng nghiên cứu tiếp theo.</w:t>
+        <w:t xml:space="preserve">Luận án được tổ chức thành năm chương theo chuẩn luận án tiến sĩ truyền thống tại Trường Kinh tế, Đại học Cần Thơ. Chương 1, Giới thiệu, đặt vấn đề nghiên cứu, xác định khoảng trống, trình bày mục tiêu, câu hỏi nghiên cứu, phạm vi, phương pháp luận, giả thuyết khoa học tóm tắt, ý nghĩa, tính mới và cấu trúc của luận án. Chương 2, Cơ sở lý thuyết và tổng quan tài liệu, xây dựng khung lý thuyết tích hợp đa tầng, tổng quan bằng chứng thực nghiệm đã có, và phát triển hệ giả thuyết H1–H6 dựa trên khoảng trống và logic lý thuyết. Chương 3, Phương pháp nghiên cứu, trình bày chi tiết thiết kế nghiên cứu, nguồn dữ liệu, cách đo lường biến, mô hình phân tích và chiến lược kiểm định độ vững. Chương 4, Kết quả nghiên cứu, trình bày kết quả ở ba cấp độ phân tích: phân tích tổng hợp cập nhật 1977–2026, phân tích theo bối cảnh quốc gia cụ thể, và phân tích đa quốc gia tổng hợp trên mẫu gộp đầy đủ 50 nền kinh tế. Chương 5, Thảo luận và kết luận, tích hợp các phát hiện từ Chương 4 vào khung lý thuyết ở Chương 2, thảo luận đóng góp khoa học, hàm ý quản trị và chính sách, hạn chế của nghiên cứu và hướng nghiên cứu tiếp theo.</w:t>
       </w:r>
     </w:p>
     <w:p>
@@ -847,13 +906,13 @@
           <w:bCs/>
           <w:b/>
         </w:rPr>
-        <w:t xml:space="preserve">Roadmap bảy nghiên cứu thành phần (P3–P9):</w:t>
-      </w:r>
-      <w:r>
-        <w:t xml:space="preserve"> </w:t>
-      </w:r>
-      <w:r>
-        <w:t xml:space="preserve">Luận án tích hợp bảy nghiên cứu thành phần được công bố hoặc đang trong quá trình xem xét tại các tạp chí ISI/Scopus.</w:t>
+        <w:t xml:space="preserve">Lộ trình tám nghiên cứu thành phần (P3–P10):</w:t>
+      </w:r>
+      <w:r>
+        <w:t xml:space="preserve"> </w:t>
+      </w:r>
+      <w:r>
+        <w:t xml:space="preserve">Luận án tích hợp tám nghiên cứu thành phần được công bố hoặc đang trong quá trình xem xét tại các tạp chí ISI/Scopus.</w:t>
       </w:r>
       <w:r>
         <w:t xml:space="preserve"> </w:t>
@@ -869,7 +928,7 @@
         <w:t xml:space="preserve"> </w:t>
       </w:r>
       <w:r>
-        <w:t xml:space="preserve">(Việt Nam, JABS, đang phản biện): kiểm định chữ U ngược tại Nhóm IV ICRV, điểm uốn = 39,3–46,2% FSTS, TCI là level-shifter có ý nghĩa.</w:t>
+        <w:t xml:space="preserve">(Việt Nam, JABS, đang phản biện): kiểm định chữ U ngược tại Nhóm IV ICRV, điểm uốn = 39,3–46,2% FSTS, TCI là yếu tố nâng mặt bằng có ý nghĩa.</w:t>
       </w:r>
       <w:r>
         <w:t xml:space="preserve"> </w:t>
@@ -885,7 +944,7 @@
         <w:t xml:space="preserve"> </w:t>
       </w:r>
       <w:r>
-        <w:t xml:space="preserve">(Singapore, MIR, đang phản biện): kiểm định tại Nhóm I ICRV, điểm uốn ≈ 88,6% (khoảng tin cậy rất rộng và vượt ngưỡng khả thi của FSTS, nên không định vị tin cậy, xem Mục 4.3), DAI Tier-1+2 khuếch đại đường cong I–P.</w:t>
+        <w:t xml:space="preserve">(Singapore, MIR, đang phản biện): kiểm định tại Nhóm I ICRV, điểm uốn ≈ 88,6% (khoảng tin cậy rất rộng và vượt ngưỡng khả thi của FSTS, nên không định vị tin cậy, xem Mục 4.3), DAI Tầng 1 và 2 khuếch đại đường cong quốc tế hóa và hiệu quả.</w:t>
       </w:r>
       <w:r>
         <w:t xml:space="preserve"> </w:t>
@@ -949,7 +1008,7 @@
         <w:t xml:space="preserve"> </w:t>
       </w:r>
       <w:r>
-        <w:t xml:space="preserve">(SIDS, World Development, đang phản biện vòng hai): boundary condition FIP, quan hệ âm đơn điệu (</w:t>
+        <w:t xml:space="preserve">(SIDS, World Development, đang phản biện vòng hai): điều kiện biên FIP, quan hệ âm đơn điệu (</w:t>
       </w:r>
       <m:oMath>
         <m:sSub>
@@ -1027,7 +1086,10 @@
         </m:r>
       </m:oMath>
       <w:r>
-        <w:t xml:space="preserve">), xác nhận H1b tại bảy nền kinh tế Pacific SIDS.</w:t>
+        <w:t xml:space="preserve"> </w:t>
+      </w:r>
+      <w:r>
+        <w:t xml:space="preserve">trên phiên bản dữ liệu gốc), gợi ý H1b ở các nền kinh tế đảo nhỏ Thái Bình Dương; bằng chứng mang tính thăm dò, đọc cùng giới hạn dữ liệu ở Mục 4.7.8.</w:t>
       </w:r>
       <w:r>
         <w:t xml:space="preserve"> </w:t>
@@ -1043,7 +1105,7 @@
         <w:t xml:space="preserve"> </w:t>
       </w:r>
       <w:r>
-        <w:t xml:space="preserve">(Ấn Độ, MIR/IJOEM, đang bình duyệt): độ bền ngưỡng I–P qua ba đợt WBES 2014–2025 (~29.000 doanh nghiệp), phát hiện</w:t>
+        <w:t xml:space="preserve">(Ấn Độ, MIR/IJOEM, đang bình duyệt): độ bền ngưỡng quốc tế hóa và hiệu quả qua ba đợt WBES 2014–2025 (~29.000 doanh nghiệp), phát hiện</w:t>
       </w:r>
       <w:r>
         <w:t xml:space="preserve"> </w:t>
@@ -1120,7 +1182,7 @@
         </m:r>
       </m:oMath>
       <w:r>
-        <w:t xml:space="preserve">), kèm tương tác DAI Tier-2/UPI âm. Kết quả P3–P9 được trình bày chi tiết trong Chương 4 và tích hợp vào bàn luận CDCM trong Chương 5.</w:t>
+        <w:t xml:space="preserve">), kèm tương tác DAI Tầng 2/UPI âm. Kết quả P3–P9 được trình bày chi tiết trong Chương 4 và tích hợp vào bàn luận CDCM trong Chương 5.</w:t>
       </w:r>
       <w:r>
         <w:t xml:space="preserve"> </w:t>
@@ -1136,7 +1198,7 @@
         <w:t xml:space="preserve"> </w:t>
       </w:r>
       <w:r>
-        <w:t xml:space="preserve">(Nhật Bản, mục tiêu Asian Business &amp; Management): khai thác đợt WBES khai mở của Nhật Bản 2025 (N = 2.168) kiểm định dự đoán biên trên của gradient thể chế, quan hệ I–P gần tuyến tính dương, không có điểm uốn trong miền quan sát; TCI và DAI nâng mặt bằng; phần bù trường thọ doanh nghiệp.</w:t>
+        <w:t xml:space="preserve">(Nhật Bản, mục tiêu Asian Business &amp; Management): khai thác đợt WBES khai mở của Nhật Bản 2025 (N = 2.168) kiểm định dự đoán biên trên của gradient thể chế, quan hệ quốc tế hóa và hiệu quả gần tuyến tính dương, không có điểm uốn trong miền quan sát; TCI và DAI nâng mặt bằng; phần bù trường thọ doanh nghiệp.</w:t>
       </w:r>
     </w:p>
     <w:p>

--- a/dist/luan_an_ctu/chuong_1_gioi_thieu_vi.docx
+++ b/dist/luan_an_ctu/chuong_1_gioi_thieu_vi.docx
@@ -355,7 +355,7 @@
         <w:pStyle w:val="BodyText"/>
       </w:pPr>
       <w:r>
-        <w:t xml:space="preserve">Từ mục tiêu tổng quát đó, luận án triển khai bốn mục tiêu cụ thể. Mục tiêu cụ thể thứ nhất là tổng hợp và cập nhật bằng chứng phân tích tổng hợp về mối quan hệ quốc tế hóa và hiệu quả trong giai đoạn 1977–2026, xác định tác động tổng hợp, mức độ dị biệt và các nhân tố điều tiết (các biến điều tiết) chính giải thích dị biệt trong tài liệu. Mục tiêu cụ thể thứ hai là kiểm định cơ chế cụ thể trong các bối cảnh quốc gia khác nhau, bao gồm Singapore với tư cách nền kinh tế nhỏ mở tiên tiến, Việt Nam với tư cách nền kinh tế chuyển đổi đang mở rộng, và Trung Quốc với tư cách nền kinh tế mới nổi quy mô lớn, nhằm làm rõ cách thức các cơ chế quốc tế hóa và hiệu quả vận hành khác nhau theo bối cảnh quốc gia. Mục tiêu cụ thể thứ ba là mở rộng phân tích sang 50 nền kinh tế châu Á và Thái Bình Dương (bao gồm 7 nền kinh tế Pacific SIDS) để kiểm định khả năng khái quát hóa của các phát hiện trên phạm vi rộng, kế thừa và mở rộng từ mẫu gộp 17 nền kinh tế trong nghiên cứu thành phần P1. Mục tiêu cụ thể thứ tư là phân tích vai trò điều tiết của ba nhóm biến: thể chế (bao gồm các sub-regime ICRV và các chỉ số rào cản thể chế), năng lực số (phân biệt rõ technological capability index, TCI và chỉ số chấp nhận số, digital adoption index, DAI), và đặc điểm nhà quản trị cấp cao (kinh nghiệm và giới tính).</w:t>
+        <w:t xml:space="preserve">Từ mục tiêu tổng quát đó, luận án triển khai bốn mục tiêu cụ thể. Mục tiêu cụ thể thứ nhất là tổng hợp và cập nhật bằng chứng phân tích tổng hợp về mối quan hệ quốc tế hóa và hiệu quả trong giai đoạn 1977–2026, xác định tác động tổng hợp, mức độ dị biệt và các nhân tố điều tiết (các biến điều tiết) chính giải thích dị biệt trong tài liệu. Mục tiêu cụ thể thứ hai là kiểm định cơ chế cụ thể trong các bối cảnh quốc gia khác nhau, bao gồm Singapore với tư cách nền kinh tế nhỏ mở tiên tiến, Việt Nam với tư cách nền kinh tế chuyển đổi đang mở rộng, và Trung Quốc với tư cách nền kinh tế mới nổi quy mô lớn, nhằm làm rõ cách thức các cơ chế quốc tế hóa và hiệu quả vận hành khác nhau theo bối cảnh quốc gia. Mục tiêu cụ thể thứ ba là mở rộng phân tích sang 49 nền kinh tế châu Á và Thái Bình Dương (bao gồm 7 nền kinh tế Pacific SIDS) để kiểm định khả năng khái quát hóa của các phát hiện trên phạm vi rộng, kế thừa và mở rộng từ mẫu gộp 17 nền kinh tế trong nghiên cứu thành phần P1. Mục tiêu cụ thể thứ tư là phân tích vai trò điều tiết của ba nhóm biến: thể chế (bao gồm các sub-regime ICRV và các chỉ số rào cản thể chế), năng lực số (phân biệt rõ technological capability index, TCI và chỉ số chấp nhận số, digital adoption index, DAI), và đặc điểm nhà quản trị cấp cao (kinh nghiệm và giới tính).</w:t>
       </w:r>
     </w:p>
     <w:p>
@@ -388,7 +388,7 @@
         <w:pStyle w:val="BodyText"/>
       </w:pPr>
       <w:r>
-        <w:t xml:space="preserve">Từ câu hỏi trung tâm đó, bốn câu hỏi nghiên cứu cụ thể được đặt ra. Câu hỏi nghiên cứu thứ nhất (RQ1) là: Tác động tổng hợp của quốc tế hóa lên hiệu quả hoạt động của doanh nghiệp trong tài liệu 1977–2026 là gì, mức độ dị biệt ở mức nào, và những các biến điều tiết nào giải thích dị biệt đó một cách có hệ thống? Câu hỏi nghiên cứu thứ hai (RQ2) là: Trong từng bối cảnh quốc gia cụ thể bao gồm Singapore, Việt Nam và Trung Quốc, mối quan hệ quốc tế hóa và hiệu quả vận hành theo những cơ chế đặc thù nào và sự phi tuyến có biểu hiện ra sao? Câu hỏi nghiên cứu thứ ba (RQ3) là: Trên phạm vi đa quốc gia châu Á bao gồm 50 nền kinh tế châu Á và Thái Bình Dương (bao gồm 7 nền kinh tế Pacific SIDS), vai trò điều tiết của chỉ số chấp nhận số (DAI) và năng lực công nghệ index (TCI) có khái quát hóa được không, và hai cấu trúc này có thực sự vận hành theo các cơ chế khác nhau không? Câu hỏi nghiên cứu thứ tư (RQ4) là: Vai trò của thể chế, đo bằng chế độ con ICRV, cùng với sự phân biệt giữa TCI và DAI, và đặc điểm nhà quản trị trong việc điều tiết mối quan hệ quốc tế hóa và hiệu quả là gì, và sự tương tác ba chiều giữa ba tầng đó có ý nghĩa như thế nào?</w:t>
+        <w:t xml:space="preserve">Từ câu hỏi trung tâm đó, bốn câu hỏi nghiên cứu cụ thể được đặt ra. Câu hỏi nghiên cứu thứ nhất (RQ1) là: Tác động tổng hợp của quốc tế hóa lên hiệu quả hoạt động của doanh nghiệp trong tài liệu 1977–2026 là gì, mức độ dị biệt ở mức nào, và những các biến điều tiết nào giải thích dị biệt đó một cách có hệ thống? Câu hỏi nghiên cứu thứ hai (RQ2) là: Trong từng bối cảnh quốc gia cụ thể bao gồm Singapore, Việt Nam và Trung Quốc, mối quan hệ quốc tế hóa và hiệu quả vận hành theo những cơ chế đặc thù nào và sự phi tuyến có biểu hiện ra sao? Câu hỏi nghiên cứu thứ ba (RQ3) là: Trên phạm vi đa quốc gia châu Á bao gồm 49 nền kinh tế châu Á và Thái Bình Dương (bao gồm 7 nền kinh tế Pacific SIDS), vai trò điều tiết của chỉ số chấp nhận số (DAI) và năng lực công nghệ index (TCI) có khái quát hóa được không, và hai cấu trúc này có thực sự vận hành theo các cơ chế khác nhau không? Câu hỏi nghiên cứu thứ tư (RQ4) là: Vai trò của thể chế, đo bằng chế độ con ICRV, cùng với sự phân biệt giữa TCI và DAI, và đặc điểm nhà quản trị trong việc điều tiết mối quan hệ quốc tế hóa và hiệu quả là gì, và sự tương tác ba chiều giữa ba tầng đó có ý nghĩa như thế nào?</w:t>
       </w:r>
     </w:p>
     <w:p>
@@ -450,7 +450,7 @@
           <w:bCs/>
           <w:b/>
         </w:rPr>
-        <w:t xml:space="preserve">50 nền kinh tế châu Á và Thái Bình Dương</w:t>
+        <w:t xml:space="preserve">49 nền kinh tế châu Á và Thái Bình Dương</w:t>
       </w:r>
       <w:r>
         <w:t xml:space="preserve"> </w:t>
@@ -474,7 +474,7 @@
         <w:pStyle w:val="FirstParagraph"/>
       </w:pPr>
       <w:r>
-        <w:t xml:space="preserve">Phạm vi thời gian của nghiên cứu có hai mức. Đối với giai đoạn phân tích tổng hợp, luận án tổng hợp tài liệu trong giai đoạn 1977–2026, bao quát toàn bộ chương trình nghiên cứu về quan hệ quốc tế hóa và hiệu quả từ khi các nghiên cứu thực nghiệm đầu tiên xuất hiện đến thời điểm hoàn thành luận án. Đối với giai đoạn phân tích thực nghiệm đa quốc gia, luận án sử dụng dữ liệu WBES trong giai đoạn 2006–2026, bao gồm 88.869 doanh nghiệp với 103 cặp nền kinh tế-năm. Dữ liệu WBES từ ba thế hệ lược đồ (PICS3 giai đoạn 2009–2012, Standardized giai đoạn 2013–2017, và BREADY/BEE giai đoạn 2018–2025) đã được hòa hợp để đảm bảo tính nhất quán trong đo lường biến qua các đợt khảo sát.</w:t>
+        <w:t xml:space="preserve">Phạm vi thời gian của nghiên cứu có hai mức. Đối với giai đoạn phân tích tổng hợp, luận án tổng hợp tài liệu trong giai đoạn 1977–2026, bao quát toàn bộ chương trình nghiên cứu về quan hệ quốc tế hóa và hiệu quả từ khi các nghiên cứu thực nghiệm đầu tiên xuất hiện đến thời điểm hoàn thành luận án. Đối với giai đoạn phân tích thực nghiệm đa quốc gia, luận án sử dụng dữ liệu WBES trong giai đoạn 2006–2026, bao gồm 87.987 doanh nghiệp với 99 cặp nền kinh tế-năm. Dữ liệu WBES từ ba thế hệ lược đồ (PICS3 giai đoạn 2009–2012, Standardized giai đoạn 2013–2017, và BREADY/BEE giai đoạn 2018–2025) đã được hòa hợp để đảm bảo tính nhất quán trong đo lường biến qua các đợt khảo sát.</w:t>
       </w:r>
     </w:p>
     <w:p>
@@ -719,7 +719,7 @@
         <w:pStyle w:val="FirstParagraph"/>
       </w:pPr>
       <w:r>
-        <w:t xml:space="preserve">Về mặt phương pháp, luận án đóng góp theo hai hướng. Hướng thứ nhất là thiết kế hỗn hợp tổng hợp–thực nghiệm kết hợp phân tích tổng hợp và phân tích đa quốc gia, tạo ra khả năng đối chiếu giữa bằng chứng tổng hợp từ tài liệu toàn cầu và bằng chứng thực nghiệm từ bối cảnh châu Á. Hướng thứ hai là phát triển và áp dụng khung phân loại thể chế ICRV cho 50 nền kinh tế, cung cấp một công cụ phân loại mới có ứng dụng tiềm năng trong nhiều nghiên cứu tương lai về moderating effect của thể chế trong tài liệu kinh doanh quốc tế.</w:t>
+        <w:t xml:space="preserve">Về mặt phương pháp, luận án đóng góp theo hai hướng. Hướng thứ nhất là thiết kế hỗn hợp tổng hợp–thực nghiệm kết hợp phân tích tổng hợp và phân tích đa quốc gia, tạo ra khả năng đối chiếu giữa bằng chứng tổng hợp từ tài liệu toàn cầu và bằng chứng thực nghiệm từ bối cảnh châu Á. Hướng thứ hai là phát triển và áp dụng khung phân loại thể chế ICRV cho 49 nền kinh tế, cung cấp một công cụ phân loại mới có ứng dụng tiềm năng trong nhiều nghiên cứu tương lai về moderating effect của thể chế trong tài liệu kinh doanh quốc tế.</w:t>
       </w:r>
     </w:p>
     <w:bookmarkEnd w:id="35"/>
@@ -752,7 +752,7 @@
         <w:t xml:space="preserve">”</w:t>
       </w:r>
       <w:r>
-        <w:t xml:space="preserve">, trong đó năng lực số làm giảm tác động tiêu cực của rào cản thể chế đối với doanh nghiệp quốc tế hóa (nghiên cứu thành phần P1). Cơ chế này được luận án kiểm định trên phạm vi rộng hơn với 50 nền kinh tế châu Á và Thái Bình Dương.</w:t>
+        <w:t xml:space="preserve">, trong đó năng lực số làm giảm tác động tiêu cực của rào cản thể chế đối với doanh nghiệp quốc tế hóa (nghiên cứu thành phần P1). Cơ chế này được luận án kiểm định trên phạm vi rộng hơn với 49 nền kinh tế châu Á và Thái Bình Dương.</w:t>
       </w:r>
     </w:p>
     <w:p>
@@ -794,7 +794,7 @@
         <w:pStyle w:val="FirstParagraph"/>
       </w:pPr>
       <w:r>
-        <w:t xml:space="preserve">Luận án có sáu điểm mới so với các công trình nghiên cứu trước đây. Điểm mới thứ nhất là đề xuất khung tích hợp đa tầng cho quan hệ quốc tế hóa và hiệu quả trong bối cảnh châu Á, kết hợp bốn lý thuyết kinh điển với lăng kính năng lực số thành một kiến trúc lý thuyết thống nhất và có khả năng kiểm định. Không có nghiên cứu trước nào trong bối cảnh châu Á xây dựng khung tích hợp đầy đủ ba tầng điều tiết này theo cách có hệ thống. Điểm mới thứ hai là phân tách TCI và chỉ số chấp nhận số (DAI) như hai cấu trúc không trùng lặp, kiểm định chúng riêng biệt trong cùng một mô hình để làm rõ cơ chế tác động khác nhau của hai loại năng lực số đó. Sự phân tách này khắc phục hạn chế của các nghiên cứu trước thường gộp chung hai cấu trúc có bản chất khác nhau. Điểm mới thứ ba là phát triển và áp dụng khung phân loại thể chế ICRV với 6 chế độ con cho 50 nền kinh tế, bao gồm cả 7 nền kinh tế đảo nhỏ Thái Bình Dương liền kề như boundary case cực đoan, đây là lần đầu tiên một hệ thống phân loại đủ mịn như vậy được áp dụng trong nghiên cứu thực nghiệm về quan hệ quốc tế hóa và hiệu quả tại châu Á. Điểm mới thứ tư là mẫu gộp dữ liệu lớn nhất từ trước đến nay cho nghiên cứu đa quốc gia về quan hệ quốc tế hóa và hiệu quả tại châu Á, với 88.869 doanh nghiệp từ 50 nền kinh tế châu Á và Thái Bình Dương, mở rộng đáng kể từ mẫu gộp 17 nước (nghiên cứu thành phần P1) là nền tảng hiện có lớn nhất trước khi luận án hoàn thành. Điểm mới thứ năm là kiểm định temporal stability của điểm uốn trong quan hệ quốc tế hóa và hiệu quả tại Trung Quốc, cho phép đánh giá liệu cấu trúc phi tuyến đó có ổn định qua hơn một thập kỷ chuyển đổi số hay không. Kết quả phân tích của luận án cho thấy điểm uốn tương đối ổn định qua hai thời điểm quan sát, cung cấp bằng chứng về tính bền vững của cấu trúc quốc tế hóa và hiệu quả phi tuyến ở Trung Quốc dù bối cảnh kinh tế có nhiều thay đổi. Điểm mới thứ sáu là đề xuất và đặt tên cho khái niệm</w:t>
+        <w:t xml:space="preserve">Luận án có sáu điểm mới so với các công trình nghiên cứu trước đây. Điểm mới thứ nhất là đề xuất khung tích hợp đa tầng cho quan hệ quốc tế hóa và hiệu quả trong bối cảnh châu Á, kết hợp bốn lý thuyết kinh điển với lăng kính năng lực số thành một kiến trúc lý thuyết thống nhất và có khả năng kiểm định. Không có nghiên cứu trước nào trong bối cảnh châu Á xây dựng khung tích hợp đầy đủ ba tầng điều tiết này theo cách có hệ thống. Điểm mới thứ hai là phân tách TCI và chỉ số chấp nhận số (DAI) như hai cấu trúc không trùng lặp, kiểm định chúng riêng biệt trong cùng một mô hình để làm rõ cơ chế tác động khác nhau của hai loại năng lực số đó. Sự phân tách này khắc phục hạn chế của các nghiên cứu trước thường gộp chung hai cấu trúc có bản chất khác nhau. Điểm mới thứ ba là phát triển và áp dụng khung phân loại thể chế ICRV với 6 chế độ con cho 49 nền kinh tế, bao gồm cả 7 nền kinh tế đảo nhỏ Thái Bình Dương liền kề như boundary case cực đoan, đây là lần đầu tiên một hệ thống phân loại đủ mịn như vậy được áp dụng trong nghiên cứu thực nghiệm về quan hệ quốc tế hóa và hiệu quả tại châu Á. Điểm mới thứ tư là mẫu gộp dữ liệu lớn nhất từ trước đến nay cho nghiên cứu đa quốc gia về quan hệ quốc tế hóa và hiệu quả tại châu Á, với 87.987 doanh nghiệp từ 49 nền kinh tế châu Á và Thái Bình Dương, mở rộng đáng kể từ mẫu gộp 17 nước (nghiên cứu thành phần P1) là nền tảng hiện có lớn nhất trước khi luận án hoàn thành. Điểm mới thứ năm là kiểm định temporal stability của điểm uốn trong quan hệ quốc tế hóa và hiệu quả tại Trung Quốc, cho phép đánh giá liệu cấu trúc phi tuyến đó có ổn định qua hơn một thập kỷ chuyển đổi số hay không. Kết quả phân tích của luận án cho thấy điểm uốn tương đối ổn định qua hai thời điểm quan sát, cung cấp bằng chứng về tính bền vững của cấu trúc quốc tế hóa và hiệu quả phi tuyến ở Trung Quốc dù bối cảnh kinh tế có nhiều thay đổi. Điểm mới thứ sáu là đề xuất và đặt tên cho khái niệm</w:t>
       </w:r>
       <w:r>
         <w:t xml:space="preserve"> </w:t>
@@ -894,7 +894,7 @@
         <w:pStyle w:val="FirstParagraph"/>
       </w:pPr>
       <w:r>
-        <w:t xml:space="preserve">Luận án được tổ chức thành năm chương theo chuẩn luận án tiến sĩ truyền thống tại Trường Kinh tế, Đại học Cần Thơ. Chương 1, Giới thiệu, đặt vấn đề nghiên cứu, xác định khoảng trống, trình bày mục tiêu, câu hỏi nghiên cứu, phạm vi, phương pháp luận, giả thuyết khoa học tóm tắt, ý nghĩa, tính mới và cấu trúc của luận án. Chương 2, Cơ sở lý thuyết và tổng quan tài liệu, xây dựng khung lý thuyết tích hợp đa tầng, tổng quan bằng chứng thực nghiệm đã có, và phát triển hệ giả thuyết H1–H6 dựa trên khoảng trống và logic lý thuyết. Chương 3, Phương pháp nghiên cứu, trình bày chi tiết thiết kế nghiên cứu, nguồn dữ liệu, cách đo lường biến, mô hình phân tích và chiến lược kiểm định độ vững. Chương 4, Kết quả nghiên cứu, trình bày kết quả ở ba cấp độ phân tích: phân tích tổng hợp cập nhật 1977–2026, phân tích theo bối cảnh quốc gia cụ thể, và phân tích đa quốc gia tổng hợp trên mẫu gộp đầy đủ 50 nền kinh tế. Chương 5, Thảo luận và kết luận, tích hợp các phát hiện từ Chương 4 vào khung lý thuyết ở Chương 2, thảo luận đóng góp khoa học, hàm ý quản trị và chính sách, hạn chế của nghiên cứu và hướng nghiên cứu tiếp theo.</w:t>
+        <w:t xml:space="preserve">Luận án được tổ chức thành năm chương theo chuẩn luận án tiến sĩ truyền thống tại Trường Kinh tế, Đại học Cần Thơ. Chương 1, Giới thiệu, đặt vấn đề nghiên cứu, xác định khoảng trống, trình bày mục tiêu, câu hỏi nghiên cứu, phạm vi, phương pháp luận, giả thuyết khoa học tóm tắt, ý nghĩa, tính mới và cấu trúc của luận án. Chương 2, Cơ sở lý thuyết và tổng quan tài liệu, xây dựng khung lý thuyết tích hợp đa tầng, tổng quan bằng chứng thực nghiệm đã có, và phát triển hệ giả thuyết H1–H6 dựa trên khoảng trống và logic lý thuyết. Chương 3, Phương pháp nghiên cứu, trình bày chi tiết thiết kế nghiên cứu, nguồn dữ liệu, cách đo lường biến, mô hình phân tích và chiến lược kiểm định độ vững. Chương 4, Kết quả nghiên cứu, trình bày kết quả ở ba cấp độ phân tích: phân tích tổng hợp cập nhật 1977–2026, phân tích theo bối cảnh quốc gia cụ thể, và phân tích đa quốc gia tổng hợp trên mẫu gộp đầy đủ 49 nền kinh tế. Chương 5, Thảo luận và kết luận, tích hợp các phát hiện từ Chương 4 vào khung lý thuyết ở Chương 2, thảo luận đóng góp khoa học, hàm ý quản trị và chính sách, hạn chế của nghiên cứu và hướng nghiên cứu tiếp theo.</w:t>
       </w:r>
     </w:p>
     <w:p>
@@ -992,7 +992,7 @@
         <w:t xml:space="preserve"> </w:t>
       </w:r>
       <w:r>
-        <w:t xml:space="preserve">(50 nền kinh tế, mục tiêu JIBS): N = 81.022 quan sát, điểm uốn gộp 43,6% ở mô hình đầy đủ, chữ U ngược rõ nét nhất ở nhóm chuyển đổi thu nhập trung bình–thấp (43,0%), kiểm định tích hợp CDCM đầu tiên ở quy mô liên quốc gia lớn.</w:t>
+        <w:t xml:space="preserve">(49 nền kinh tế, mục tiêu JIBS): N = 80.373 quan sát, điểm uốn gộp 43,5% ở mô hình đầy đủ, chữ U ngược rõ nét nhất ở nhóm chuyển đổi thu nhập trung bình–thấp (43,0%), kiểm định tích hợp CDCM đầu tiên ở quy mô liên quốc gia lớn.</w:t>
       </w:r>
       <w:r>
         <w:t xml:space="preserve"> </w:t>

--- a/dist/luan_an_ctu/chuong_1_gioi_thieu_vi.docx
+++ b/dist/luan_an_ctu/chuong_1_gioi_thieu_vi.docx
@@ -98,7 +98,7 @@
         <w:t xml:space="preserve">”</w:t>
       </w:r>
       <w:r>
-        <w:t xml:space="preserve">, tức sự thiếu hụt các thể chế trung gian hỗ trợ giao dịch thị trường, tạo ra chi phí bổ sung đáng kể cho doanh nghiệp quốc tế hóa (Peng, 2003). Sự đa dạng thể chế giữa các quốc gia châu Á, từ những nền kinh tế với quản trị nhà nước ổn định, pháp quyền mạnh như Singapore đến các nền kinh tế đang phát triển thể chế như Campuchia hay các quốc đảo Thái Bình Dương, tạo ra gradient thể chế đặc biệt phong phú để kiểm định. Luận án này tiếp cận gradient đó một cách hệ thống thông qua khung phân loại thể chế 6 nhóm được phát triển cho luận án này, gọi tắt là ICRV (Institutional Context Regime Variation, Biến thiên chế độ bối cảnh thể chế).</w:t>
+        <w:t xml:space="preserve">, tức sự thiếu hụt các thể chế trung gian hỗ trợ giao dịch thị trường, tạo ra chi phí bổ sung đáng kể cho doanh nghiệp quốc tế hóa (Peng, 2003). Sự đa dạng thể chế giữa các quốc gia châu Á, từ những nền kinh tế với quản trị nhà nước ổn định, pháp quyền mạnh như Singapore đến các nền kinh tế đang phát triển thể chế như Campuchia hay các quốc đảo Thái Bình Dương, tạo ra phổ thể chế đặc biệt phong phú để kiểm định. Luận án này tiếp cận phổ thể chế đó một cách hệ thống thông qua khung phân loại thể chế 6 nhóm được phát triển cho luận án này, gọi tắt là ICRV (Institutional Context Regime Variation, Biến thiên chế độ bối cảnh thể chế).</w:t>
       </w:r>
     </w:p>
     <w:p>
@@ -109,13 +109,13 @@
         <w:t xml:space="preserve">Cuối cùng, nhà quản trị cấp cao đóng vai trò không thể bỏ qua trong việc hình thành chiến lược và kết quả quốc tế hóa. Lý thuyết thượng tầng quản trị (Hambrick &amp; Mason, 1984) khẳng định rằng quyết định chiến lược phản ánh đặc điểm nhận thức, kinh nghiệm và giá trị của nhà quản trị. Kinh nghiệm quốc tế giúp nhà quản trị nhận diện cơ hội và giảm chi phí của gánh nặng người nước ngoài, trong khi sự đa dạng giới tính ở cấp lãnh đạo có thể tăng cường quản trị rủi ro và ra quyết định đa chiều (Hsu et al., 2013; Post &amp; Byron, 2015). Tích hợp tầng nhà quản trị vào khung giải thích đa tầng là cần thiết để phản ánh đầy đủ sự phức tạp của quan hệ quốc tế hóa và hiệu quả trong bối cảnh châu Á.</w:t>
       </w:r>
     </w:p>
-    <w:bookmarkStart w:id="21" w:name="Xc1dcee8f5373723512b0db114b71fe5e38a510a"/>
+    <w:bookmarkStart w:id="21" w:name="X756fc8a07162cdb375f09945034083eda48ddb2"/>
     <w:p>
       <w:pPr>
         <w:pStyle w:val="Heading3"/>
       </w:pPr>
       <w:r>
-        <w:t xml:space="preserve">1.1.1 Bối cảnh đương đại: thách thức việc làm, gradient thể chế và kỷ nguyên số</w:t>
+        <w:t xml:space="preserve">1.1.1 Bối cảnh đương đại: thách thức việc làm, phổ thể chế và kỷ nguyên số</w:t>
       </w:r>
     </w:p>
     <w:p>
@@ -255,7 +255,7 @@
         <w:pStyle w:val="BodyText"/>
       </w:pPr>
       <w:r>
-        <w:t xml:space="preserve">Gradient thể chế (institutional gradient) là trục tổ chức xuyên suốt của luận án. Khu vực châu Á và lân cận trải dài từ những nền kinh tế đổi mới dẫn dắt với pháp quyền mạnh đến những nền kinh tế đảo nhỏ có hạ tầng thể chế sơ khai, tạo ra một dải biến thiên thể chế hiếm có để kiểm định liệu cùng một mức độ quốc tế hóa có tạo ra kết quả khác nhau theo chế độ thể chế hay không. Chính dải biến thiên này, chứ không phải một quốc gia đơn lẻ, là điều kiện cho phép phân biệt giữa giả thuyết về một quy luật phổ quát và giả thuyết về một quan hệ có điều kiện.</w:t>
+        <w:t xml:space="preserve">Phổ thể chế (institutional phổ thể chế) là trục tổ chức xuyên suốt của luận án. Khu vực châu Á và lân cận trải dài từ những nền kinh tế đổi mới dẫn dắt với pháp quyền mạnh đến những nền kinh tế đảo nhỏ có hạ tầng thể chế sơ khai, tạo ra một dải biến thiên thể chế hiếm có để kiểm định liệu cùng một mức độ quốc tế hóa có tạo ra kết quả khác nhau theo chế độ thể chế hay không. Chính dải biến thiên này, chứ không phải một quốc gia đơn lẻ, là điều kiện cho phép phân biệt giữa giả thuyết về một quy luật phổ quát và giả thuyết về một quan hệ có điều kiện.</w:t>
       </w:r>
     </w:p>
     <w:p>
@@ -355,7 +355,7 @@
         <w:pStyle w:val="BodyText"/>
       </w:pPr>
       <w:r>
-        <w:t xml:space="preserve">Từ mục tiêu tổng quát đó, luận án triển khai bốn mục tiêu cụ thể. Mục tiêu cụ thể thứ nhất là tổng hợp và cập nhật bằng chứng phân tích tổng hợp về mối quan hệ quốc tế hóa và hiệu quả trong giai đoạn 1977–2026, xác định tác động tổng hợp, mức độ dị biệt và các nhân tố điều tiết (các biến điều tiết) chính giải thích dị biệt trong tài liệu. Mục tiêu cụ thể thứ hai là kiểm định cơ chế cụ thể trong các bối cảnh quốc gia khác nhau, bao gồm Singapore với tư cách nền kinh tế nhỏ mở tiên tiến, Việt Nam với tư cách nền kinh tế chuyển đổi đang mở rộng, và Trung Quốc với tư cách nền kinh tế mới nổi quy mô lớn, nhằm làm rõ cách thức các cơ chế quốc tế hóa và hiệu quả vận hành khác nhau theo bối cảnh quốc gia. Mục tiêu cụ thể thứ ba là mở rộng phân tích sang 49 nền kinh tế châu Á và Thái Bình Dương (bao gồm 7 nền kinh tế Pacific SIDS) để kiểm định khả năng khái quát hóa của các phát hiện trên phạm vi rộng, kế thừa và mở rộng từ mẫu gộp 17 nền kinh tế trong nghiên cứu thành phần P1. Mục tiêu cụ thể thứ tư là phân tích vai trò điều tiết của ba nhóm biến: thể chế (bao gồm các sub-regime ICRV và các chỉ số rào cản thể chế), năng lực số (phân biệt rõ technological capability index, TCI và chỉ số chấp nhận số, digital adoption index, DAI), và đặc điểm nhà quản trị cấp cao (kinh nghiệm và giới tính).</w:t>
+        <w:t xml:space="preserve">Từ mục tiêu tổng quát đó, luận án triển khai bốn mục tiêu cụ thể. Mục tiêu cụ thể thứ nhất là tổng hợp và cập nhật bằng chứng phân tích tổng hợp về mối quan hệ quốc tế hóa và hiệu quả trong giai đoạn 1977–2026, xác định tác động tổng hợp, mức độ dị biệt và các nhân tố điều tiết (các biến điều tiết) chính giải thích dị biệt trong tài liệu. Mục tiêu cụ thể thứ hai là kiểm định cơ chế cụ thể trong các bối cảnh quốc gia khác nhau, bao gồm Singapore với tư cách nền kinh tế nhỏ mở tiên tiến, Việt Nam với tư cách nền kinh tế chuyển đổi đang mở rộng, và Trung Quốc với tư cách nền kinh tế mới nổi quy mô lớn, nhằm làm rõ cách thức các cơ chế quốc tế hóa và hiệu quả vận hành khác nhau theo bối cảnh quốc gia. Mục tiêu cụ thể thứ ba là mở rộng phân tích sang 50 nền kinh tế châu Á và Thái Bình Dương (bao gồm 7 nền kinh tế Pacific SIDS) để kiểm định khả năng khái quát hóa của các phát hiện trên phạm vi rộng, kế thừa và mở rộng từ mẫu gộp 17 nền kinh tế trong nghiên cứu thành phần P1. Mục tiêu cụ thể thứ tư là phân tích vai trò điều tiết của ba nhóm biến: thể chế (bao gồm các sub-regime ICRV và các chỉ số rào cản thể chế), năng lực số (phân biệt rõ technological capability index, TCI và chỉ số chấp nhận số, digital adoption index, DAI), và đặc điểm nhà quản trị cấp cao (kinh nghiệm và giới tính).</w:t>
       </w:r>
     </w:p>
     <w:p>
@@ -388,7 +388,7 @@
         <w:pStyle w:val="BodyText"/>
       </w:pPr>
       <w:r>
-        <w:t xml:space="preserve">Từ câu hỏi trung tâm đó, bốn câu hỏi nghiên cứu cụ thể được đặt ra. Câu hỏi nghiên cứu thứ nhất (RQ1) là: Tác động tổng hợp của quốc tế hóa lên hiệu quả hoạt động của doanh nghiệp trong tài liệu 1977–2026 là gì, mức độ dị biệt ở mức nào, và những các biến điều tiết nào giải thích dị biệt đó một cách có hệ thống? Câu hỏi nghiên cứu thứ hai (RQ2) là: Trong từng bối cảnh quốc gia cụ thể bao gồm Singapore, Việt Nam và Trung Quốc, mối quan hệ quốc tế hóa và hiệu quả vận hành theo những cơ chế đặc thù nào và sự phi tuyến có biểu hiện ra sao? Câu hỏi nghiên cứu thứ ba (RQ3) là: Trên phạm vi đa quốc gia châu Á bao gồm 49 nền kinh tế châu Á và Thái Bình Dương (bao gồm 7 nền kinh tế Pacific SIDS), vai trò điều tiết của chỉ số chấp nhận số (DAI) và năng lực công nghệ index (TCI) có khái quát hóa được không, và hai cấu trúc này có thực sự vận hành theo các cơ chế khác nhau không? Câu hỏi nghiên cứu thứ tư (RQ4) là: Vai trò của thể chế, đo bằng chế độ con ICRV, cùng với sự phân biệt giữa TCI và DAI, và đặc điểm nhà quản trị trong việc điều tiết mối quan hệ quốc tế hóa và hiệu quả là gì, và sự tương tác ba chiều giữa ba tầng đó có ý nghĩa như thế nào?</w:t>
+        <w:t xml:space="preserve">Từ câu hỏi trung tâm đó, bốn câu hỏi nghiên cứu cụ thể được đặt ra. Câu hỏi nghiên cứu thứ nhất (RQ1) là: Tác động tổng hợp của quốc tế hóa lên hiệu quả hoạt động của doanh nghiệp trong tài liệu 1977–2026 là gì, mức độ dị biệt ở mức nào, và những các biến điều tiết nào giải thích dị biệt đó một cách có hệ thống? Câu hỏi nghiên cứu thứ hai (RQ2) là: Trong từng bối cảnh quốc gia cụ thể bao gồm Singapore, Việt Nam và Trung Quốc, mối quan hệ quốc tế hóa và hiệu quả vận hành theo những cơ chế đặc thù nào và sự phi tuyến có biểu hiện ra sao? Câu hỏi nghiên cứu thứ ba (RQ3) là: Trên phạm vi đa quốc gia châu Á bao gồm 50 nền kinh tế châu Á và Thái Bình Dương (bao gồm 7 nền kinh tế Pacific SIDS), vai trò điều tiết của chỉ số chấp nhận số (DAI) và năng lực công nghệ index (TCI) có khái quát hóa được không, và hai cấu trúc này có thực sự vận hành theo các cơ chế khác nhau không? Câu hỏi nghiên cứu thứ tư (RQ4) là: Vai trò của thể chế, đo bằng chế độ con ICRV, cùng với sự phân biệt giữa TCI và DAI, và đặc điểm nhà quản trị trong việc điều tiết mối quan hệ quốc tế hóa và hiệu quả là gì, và sự tương tác ba chiều giữa ba tầng đó có ý nghĩa như thế nào?</w:t>
       </w:r>
     </w:p>
     <w:p>
@@ -450,7 +450,7 @@
           <w:bCs/>
           <w:b/>
         </w:rPr>
-        <w:t xml:space="preserve">49 nền kinh tế châu Á và Thái Bình Dương</w:t>
+        <w:t xml:space="preserve">50 nền kinh tế châu Á và Thái Bình Dương</w:t>
       </w:r>
       <w:r>
         <w:t xml:space="preserve"> </w:t>
@@ -474,7 +474,7 @@
         <w:pStyle w:val="FirstParagraph"/>
       </w:pPr>
       <w:r>
-        <w:t xml:space="preserve">Phạm vi thời gian của nghiên cứu có hai mức. Đối với giai đoạn phân tích tổng hợp, luận án tổng hợp tài liệu trong giai đoạn 1977–2026, bao quát toàn bộ chương trình nghiên cứu về quan hệ quốc tế hóa và hiệu quả từ khi các nghiên cứu thực nghiệm đầu tiên xuất hiện đến thời điểm hoàn thành luận án. Đối với giai đoạn phân tích thực nghiệm đa quốc gia, luận án sử dụng dữ liệu WBES trong giai đoạn 2006–2026, bao gồm 87.987 doanh nghiệp với 99 cặp nền kinh tế-năm. Dữ liệu WBES từ ba thế hệ lược đồ (PICS3 giai đoạn 2009–2012, Standardized giai đoạn 2013–2017, và BREADY/BEE giai đoạn 2018–2025) đã được hòa hợp để đảm bảo tính nhất quán trong đo lường biến qua các đợt khảo sát.</w:t>
+        <w:t xml:space="preserve">Phạm vi thời gian của nghiên cứu có hai mức. Đối với giai đoạn phân tích tổng hợp, luận án tổng hợp tài liệu trong giai đoạn 1977–2026, bao quát toàn bộ chương trình nghiên cứu về quan hệ quốc tế hóa và hiệu quả từ khi các nghiên cứu thực nghiệm đầu tiên xuất hiện đến thời điểm hoàn thành luận án. Đối với giai đoạn phân tích thực nghiệm đa quốc gia, luận án sử dụng dữ liệu WBES trong giai đoạn 2006–2026, bao gồm 88.869 doanh nghiệp với 103 cặp nền kinh tế-năm. Dữ liệu WBES từ ba thế hệ lược đồ (PICS3 giai đoạn 2009–2012, Standardized giai đoạn 2013–2017, và BREADY/BEE giai đoạn 2018–2025) đã được hòa hợp để đảm bảo tính nhất quán trong đo lường biến qua các đợt khảo sát.</w:t>
       </w:r>
     </w:p>
     <w:p>
@@ -573,7 +573,7 @@
         <w:pStyle w:val="FirstParagraph"/>
       </w:pPr>
       <w:r>
-        <w:t xml:space="preserve">Dựa trên khung lý thuyết tích hợp đa tầng bao gồm mô hình Uppsala, lý thuyết dựa trên nguồn lực, lý thuyết thể chế, Lý thuyết thượng tầng quản trị và lăng kính năng lực số, luận án đề xuất hệ giả thuyết khoa học với sáu giả thuyết trọng tâm. Quan hệ nền giữa quốc tế hóa và hiệu quả hoạt động doanh nghiệp mang dạng phi tuyến, cụ thể là dạng chữ U ngược, với chi phí thâm nhập và thích nghi cao ở giai đoạn đầu và lợi ích quy mô, học hỏi và đa dạng hóa thị trường ở giai đoạn sau, đến khi chi phí điều phối vượt quá lợi ích sẽ dẫn đến sự suy giảm hiệu quả. năng lực công nghệ index (TCI) điều tiết dương quan hệ quốc tế hóa và hiệu quả bằng cách mở rộng biên thích nghi và tăng cường khả năng khai thác lợi thế cạnh tranh ở thị trường quốc tế. Chỉ số chấp nhận số (DAI), được hiểu là biến đại diện foundational chấp nhận số, có tác động điều tiết không đơn điệu và phụ thuộc vào chế độ thể chế: ở các nền kinh tế có thể chế tốt, DAI khuếch đại lợi ích của quốc tế hóa; ở các nền kinh tế với thể chế yếu, DAI có thể khuếch đại chi phí điều phối khi mức độ quốc tế hóa vượt ngưỡng. Bối cảnh thể chế, đo bằng chế độ con ICRV, điều tiết cả dạng và độ lớn của quan hệ quốc tế hóa và hiệu quả, tạo ra gradient từ tác động dương lớn ở tiên tiến đổi mới đến tác động âm ở đang nổi và SIDS extreme. Đặc điểm nhà quản trị cấp cao, cụ thể là kinh nghiệm quốc tế và đa dạng giới tính, điều tiết dương quan hệ quốc tế hóa và hiệu quả thông qua cơ chế tăng cường nhận diện cơ hội và quản trị rủi ro. Ngoài sáu giả thuyết trọng tâm H1–H6, luận án phát biểu thêm giả thuyết điều kiện biên H1b: tại các nền kinh tế SIDS (ICRV Nhóm VI), nơi ba điều kiện cấu trúc tối thiểu đồng thời bị vi phạm, thị trường nội địa quá nhỏ, chi phí thương mại cực cao, và thiếu hỗ trợ thể chế, dạng chữ U ngược</w:t>
+        <w:t xml:space="preserve">Dựa trên khung lý thuyết tích hợp đa tầng bao gồm mô hình Uppsala, lý thuyết dựa trên nguồn lực, lý thuyết thể chế, Lý thuyết thượng tầng quản trị và lăng kính năng lực số, luận án đề xuất hệ giả thuyết khoa học với sáu giả thuyết trọng tâm. Quan hệ nền giữa quốc tế hóa và hiệu quả hoạt động doanh nghiệp mang dạng phi tuyến, cụ thể là dạng chữ U ngược, với chi phí thâm nhập và thích nghi cao ở giai đoạn đầu và lợi ích quy mô, học hỏi và đa dạng hóa thị trường ở giai đoạn sau, đến khi chi phí điều phối vượt quá lợi ích sẽ dẫn đến sự suy giảm hiệu quả. năng lực công nghệ index (TCI) điều tiết dương quan hệ quốc tế hóa và hiệu quả bằng cách mở rộng biên thích nghi và tăng cường khả năng khai thác lợi thế cạnh tranh ở thị trường quốc tế. Chỉ số chấp nhận số (DAI), được hiểu là biến đại diện foundational chấp nhận số, có tác động điều tiết không đơn điệu và phụ thuộc vào chế độ thể chế: ở các nền kinh tế có thể chế tốt, DAI khuếch đại lợi ích của quốc tế hóa; ở các nền kinh tế với thể chế yếu, DAI có thể khuếch đại chi phí điều phối khi mức độ quốc tế hóa vượt ngưỡng. Bối cảnh thể chế, đo bằng chế độ con ICRV, điều tiết cả dạng và độ lớn của quan hệ quốc tế hóa và hiệu quả, tạo ra phổ thể chế từ tác động dương lớn ở tiên tiến đổi mới đến tác động âm ở đang nổi và SIDS extreme. Đặc điểm nhà quản trị cấp cao, cụ thể là kinh nghiệm quốc tế và đa dạng giới tính, điều tiết dương quan hệ quốc tế hóa và hiệu quả thông qua cơ chế tăng cường nhận diện cơ hội và quản trị rủi ro. Ngoài sáu giả thuyết trọng tâm H1–H6, luận án phát biểu thêm giả thuyết điều kiện biên H1b: tại các nền kinh tế SIDS (ICRV Nhóm VI), nơi ba điều kiện cấu trúc tối thiểu đồng thời bị vi phạm, thị trường nội địa quá nhỏ, chi phí thương mại cực cao, và thiếu hỗ trợ thể chế, dạng chữ U ngược</w:t>
       </w:r>
       <w:r>
         <w:t xml:space="preserve"> </w:t>
@@ -583,7 +583,7 @@
           <w:bCs/>
           <w:b/>
         </w:rPr>
-        <w:t xml:space="preserve">tan rã</w:t>
+        <w:t xml:space="preserve">không hình thành</w:t>
       </w:r>
       <w:r>
         <w:t xml:space="preserve"> </w:t>
@@ -675,7 +675,7 @@
         <w:pStyle w:val="BodyText"/>
       </w:pPr>
       <w:r>
-        <w:t xml:space="preserve">Bốn hướng đóng góp lý thuyết trên hội tụ vào một kiến trúc thống nhất là khung điều tiết bối cảnh, năng lực và quản trị (Country–Digital–Capability Moderation, CDCM), trong đó mỗi tầng giải thích một loại dị biệt riêng của quan hệ quốc tế hóa và hiệu quả thay vì cạnh tranh loại trừ lẫn nhau. Tầng vĩ mô được vận hành hóa bằng khung biến thiên chế độ bối cảnh thể chế (Institutional Context Regime Variation, ICRV), công cụ phân loại sáu nhóm cho phép chuyển một gradient thể chế liên tục thành một biến điều tiết kiểm định được ở cấp doanh nghiệp. Đóng góp của ICRV không nằm ở việc thêm một biến phân loại, mà ở việc cung cấp một cách hệ thống để dự đoán vị trí điểm uốn dịch chuyển theo chế độ thể chế, qua đó biến luận điểm</w:t>
+        <w:t xml:space="preserve">Bốn hướng đóng góp lý thuyết trên hội tụ vào một kiến trúc thống nhất là khung điều tiết bối cảnh, năng lực và quản trị (Country–Digital–Capability Moderation, CDCM), trong đó mỗi tầng giải thích một loại dị biệt riêng của quan hệ quốc tế hóa và hiệu quả thay vì cạnh tranh loại trừ lẫn nhau. Tầng vĩ mô được vận hành hóa bằng khung biến thiên chế độ bối cảnh thể chế (Institutional Context Regime Variation, ICRV), công cụ phân loại sáu nhóm cho phép chuyển một phổ thể chế liên tục thành một biến điều tiết kiểm định được ở cấp doanh nghiệp. Đóng góp của ICRV không nằm ở việc thêm một biến phân loại, mà ở việc cung cấp một cách hệ thống để dự đoán vị trí điểm uốn dịch chuyển theo chế độ thể chế, qua đó biến luận điểm</w:t>
       </w:r>
       <w:r>
         <w:t xml:space="preserve"> </w:t>
@@ -719,7 +719,7 @@
         <w:pStyle w:val="FirstParagraph"/>
       </w:pPr>
       <w:r>
-        <w:t xml:space="preserve">Về mặt phương pháp, luận án đóng góp theo hai hướng. Hướng thứ nhất là thiết kế hỗn hợp tổng hợp–thực nghiệm kết hợp phân tích tổng hợp và phân tích đa quốc gia, tạo ra khả năng đối chiếu giữa bằng chứng tổng hợp từ tài liệu toàn cầu và bằng chứng thực nghiệm từ bối cảnh châu Á. Hướng thứ hai là phát triển và áp dụng khung phân loại thể chế ICRV cho 49 nền kinh tế, cung cấp một công cụ phân loại mới có ứng dụng tiềm năng trong nhiều nghiên cứu tương lai về moderating effect của thể chế trong tài liệu kinh doanh quốc tế.</w:t>
+        <w:t xml:space="preserve">Về mặt phương pháp, luận án đóng góp theo hai hướng. Hướng thứ nhất là thiết kế hỗn hợp tổng hợp–thực nghiệm kết hợp phân tích tổng hợp và phân tích đa quốc gia, tạo ra khả năng đối chiếu giữa bằng chứng tổng hợp từ tài liệu toàn cầu và bằng chứng thực nghiệm từ bối cảnh châu Á. Hướng thứ hai là phát triển và áp dụng khung phân loại thể chế ICRV cho 50 nền kinh tế, cung cấp một công cụ phân loại mới có ứng dụng tiềm năng trong nhiều nghiên cứu tương lai về moderating effect của thể chế trong tài liệu kinh doanh quốc tế.</w:t>
       </w:r>
     </w:p>
     <w:bookmarkEnd w:id="35"/>
@@ -752,7 +752,7 @@
         <w:t xml:space="preserve">”</w:t>
       </w:r>
       <w:r>
-        <w:t xml:space="preserve">, trong đó năng lực số làm giảm tác động tiêu cực của rào cản thể chế đối với doanh nghiệp quốc tế hóa (nghiên cứu thành phần P1). Cơ chế này được luận án kiểm định trên phạm vi rộng hơn với 49 nền kinh tế châu Á và Thái Bình Dương.</w:t>
+        <w:t xml:space="preserve">, trong đó năng lực số làm giảm tác động tiêu cực của rào cản thể chế đối với doanh nghiệp quốc tế hóa (nghiên cứu thành phần P1). Cơ chế này được luận án kiểm định trên phạm vi rộng hơn với 50 nền kinh tế châu Á và Thái Bình Dương.</w:t>
       </w:r>
     </w:p>
     <w:p>
@@ -775,7 +775,7 @@
         <w:pStyle w:val="BodyText"/>
       </w:pPr>
       <w:r>
-        <w:t xml:space="preserve">Ở cực còn lại của gradient, các nền kinh tế đảo nhỏ đang phát triển đòi hỏi một logic chính sách khác hẳn. Khi quốc tế hóa là gánh nặng sinh tồn chứ không phải lựa chọn chiến lược dựa trên lợi thế cạnh tranh, việc khuyến khích tăng cường độ xuất khẩu một cách máy móc có thể phản tác dụng; ưu tiên hợp lý hơn là khắc phục các ràng buộc cấu trúc về chi phí thương mại và hỗ trợ thể chế trước khi kỳ vọng quốc tế hóa cải thiện hiệu quả. Sự phân biệt này cho thấy giá trị thực tiễn cốt lõi của luận án nằm ở việc cung cấp một bản đồ chính sách theo chế độ thể chế, thay vì một đơn thuốc duy nhất áp dụng cho mọi nền kinh tế bất kể vị trí trên gradient.</w:t>
+        <w:t xml:space="preserve">Ở cực còn lại của phổ thể chế, các nền kinh tế đảo nhỏ đang phát triển đòi hỏi một logic chính sách khác hẳn. Khi quốc tế hóa là gánh nặng sinh tồn chứ không phải lựa chọn chiến lược dựa trên lợi thế cạnh tranh, việc khuyến khích tăng cường độ xuất khẩu một cách máy móc có thể phản tác dụng; ưu tiên hợp lý hơn là khắc phục các ràng buộc cấu trúc về chi phí thương mại và hỗ trợ thể chế trước khi kỳ vọng quốc tế hóa cải thiện hiệu quả. Sự phân biệt này cho thấy giá trị thực tiễn cốt lõi của luận án nằm ở việc cung cấp một bản đồ chính sách theo chế độ thể chế, thay vì một đơn thuốc duy nhất áp dụng cho mọi nền kinh tế bất kể vị trí trên phổ thể chế.</w:t>
       </w:r>
     </w:p>
     <w:bookmarkEnd w:id="36"/>
@@ -794,7 +794,7 @@
         <w:pStyle w:val="FirstParagraph"/>
       </w:pPr>
       <w:r>
-        <w:t xml:space="preserve">Luận án có sáu điểm mới so với các công trình nghiên cứu trước đây. Điểm mới thứ nhất là đề xuất khung tích hợp đa tầng cho quan hệ quốc tế hóa và hiệu quả trong bối cảnh châu Á, kết hợp bốn lý thuyết kinh điển với lăng kính năng lực số thành một kiến trúc lý thuyết thống nhất và có khả năng kiểm định. Không có nghiên cứu trước nào trong bối cảnh châu Á xây dựng khung tích hợp đầy đủ ba tầng điều tiết này theo cách có hệ thống. Điểm mới thứ hai là phân tách TCI và chỉ số chấp nhận số (DAI) như hai cấu trúc không trùng lặp, kiểm định chúng riêng biệt trong cùng một mô hình để làm rõ cơ chế tác động khác nhau của hai loại năng lực số đó. Sự phân tách này khắc phục hạn chế của các nghiên cứu trước thường gộp chung hai cấu trúc có bản chất khác nhau. Điểm mới thứ ba là phát triển và áp dụng khung phân loại thể chế ICRV với 6 chế độ con cho 49 nền kinh tế, bao gồm cả 7 nền kinh tế đảo nhỏ Thái Bình Dương liền kề như boundary case cực đoan, đây là lần đầu tiên một hệ thống phân loại đủ mịn như vậy được áp dụng trong nghiên cứu thực nghiệm về quan hệ quốc tế hóa và hiệu quả tại châu Á. Điểm mới thứ tư là mẫu gộp dữ liệu lớn nhất từ trước đến nay cho nghiên cứu đa quốc gia về quan hệ quốc tế hóa và hiệu quả tại châu Á, với 87.987 doanh nghiệp từ 49 nền kinh tế châu Á và Thái Bình Dương, mở rộng đáng kể từ mẫu gộp 17 nước (nghiên cứu thành phần P1) là nền tảng hiện có lớn nhất trước khi luận án hoàn thành. Điểm mới thứ năm là kiểm định temporal stability của điểm uốn trong quan hệ quốc tế hóa và hiệu quả tại Trung Quốc, cho phép đánh giá liệu cấu trúc phi tuyến đó có ổn định qua hơn một thập kỷ chuyển đổi số hay không. Kết quả phân tích của luận án cho thấy điểm uốn tương đối ổn định qua hai thời điểm quan sát, cung cấp bằng chứng về tính bền vững của cấu trúc quốc tế hóa và hiệu quả phi tuyến ở Trung Quốc dù bối cảnh kinh tế có nhiều thay đổi. Điểm mới thứ sáu là đề xuất và đặt tên cho khái niệm</w:t>
+        <w:t xml:space="preserve">Luận án có sáu điểm mới so với các công trình nghiên cứu trước đây. Điểm mới thứ nhất là đề xuất khung tích hợp đa tầng cho quan hệ quốc tế hóa và hiệu quả trong bối cảnh châu Á, kết hợp bốn lý thuyết kinh điển với lăng kính năng lực số thành một kiến trúc lý thuyết thống nhất và có khả năng kiểm định. Không có nghiên cứu trước nào trong bối cảnh châu Á xây dựng khung tích hợp đầy đủ ba tầng điều tiết này theo cách có hệ thống. Điểm mới thứ hai là phân tách TCI và chỉ số chấp nhận số (DAI) như hai cấu trúc không trùng lặp, kiểm định chúng riêng biệt trong cùng một mô hình để làm rõ cơ chế tác động khác nhau của hai loại năng lực số đó. Sự phân tách này khắc phục hạn chế của các nghiên cứu trước thường gộp chung hai cấu trúc có bản chất khác nhau. Điểm mới thứ ba là phát triển và áp dụng khung phân loại thể chế ICRV với 6 chế độ con cho 50 nền kinh tế, bao gồm cả 7 nền kinh tế đảo nhỏ Thái Bình Dương liền kề như boundary case cực đoan, đây là lần đầu tiên một hệ thống phân loại đủ mịn như vậy được áp dụng trong nghiên cứu thực nghiệm về quan hệ quốc tế hóa và hiệu quả tại châu Á. Điểm mới thứ tư là mẫu gộp dữ liệu lớn nhất từ trước đến nay cho nghiên cứu đa quốc gia về quan hệ quốc tế hóa và hiệu quả tại châu Á, với 88.869 doanh nghiệp từ 50 nền kinh tế châu Á và Thái Bình Dương, mở rộng đáng kể từ mẫu gộp 17 nước (nghiên cứu thành phần P1) là nền tảng hiện có lớn nhất trước khi luận án hoàn thành. Điểm mới thứ năm là kiểm định temporal stability của điểm uốn trong quan hệ quốc tế hóa và hiệu quả tại Trung Quốc, cho phép đánh giá liệu cấu trúc phi tuyến đó có ổn định qua hơn một thập kỷ chuyển đổi số hay không. Kết quả phân tích của luận án cho thấy điểm uốn tương đối ổn định qua hai thời điểm quan sát, cung cấp bằng chứng về tính bền vững của cấu trúc quốc tế hóa và hiệu quả phi tuyến ở Trung Quốc dù bối cảnh kinh tế có nhiều thay đổi. Điểm mới thứ sáu là đề xuất và đặt tên cho khái niệm</w:t>
       </w:r>
       <w:r>
         <w:t xml:space="preserve"> </w:t>
@@ -843,7 +843,7 @@
         <w:t xml:space="preserve"> </w:t>
       </w:r>
       <w:r>
-        <w:t xml:space="preserve">từ một nhận định định tính thành một cấu trúc kiểm định được trên toàn bộ gradient thể chế của một khu vực, đồng thời xác định và định danh điểm mà tại đó dạng hàm chữ U ngược không còn ứng dụng được. Khác với các nghiên cứu trước thường dừng lại ở việc chứng minh thể chế điều tiết độ lớn của hiệu ứng, luận án chứng minh thể chế có thể điều tiết cả dấu của hiệu ứng, qua đó nâng luận điểm từ</w:t>
+        <w:t xml:space="preserve">từ một nhận định định tính thành một cấu trúc kiểm định được trên toàn bộ phổ thể chế của một khu vực, đồng thời xác định và định danh điểm mà tại đó dạng hàm chữ U ngược không còn ứng dụng được. Khác với các nghiên cứu trước thường dừng lại ở việc chứng minh thể chế điều tiết độ lớn của hiệu ứng, luận án chứng minh thể chế có thể điều tiết cả dấu của hiệu ứng, qua đó nâng luận điểm từ</w:t>
       </w:r>
       <w:r>
         <w:t xml:space="preserve"> </w:t>
@@ -894,7 +894,7 @@
         <w:pStyle w:val="FirstParagraph"/>
       </w:pPr>
       <w:r>
-        <w:t xml:space="preserve">Luận án được tổ chức thành năm chương theo chuẩn luận án tiến sĩ truyền thống tại Trường Kinh tế, Đại học Cần Thơ. Chương 1, Giới thiệu, đặt vấn đề nghiên cứu, xác định khoảng trống, trình bày mục tiêu, câu hỏi nghiên cứu, phạm vi, phương pháp luận, giả thuyết khoa học tóm tắt, ý nghĩa, tính mới và cấu trúc của luận án. Chương 2, Cơ sở lý thuyết và tổng quan tài liệu, xây dựng khung lý thuyết tích hợp đa tầng, tổng quan bằng chứng thực nghiệm đã có, và phát triển hệ giả thuyết H1–H6 dựa trên khoảng trống và logic lý thuyết. Chương 3, Phương pháp nghiên cứu, trình bày chi tiết thiết kế nghiên cứu, nguồn dữ liệu, cách đo lường biến, mô hình phân tích và chiến lược kiểm định độ vững. Chương 4, Kết quả nghiên cứu, trình bày kết quả ở ba cấp độ phân tích: phân tích tổng hợp cập nhật 1977–2026, phân tích theo bối cảnh quốc gia cụ thể, và phân tích đa quốc gia tổng hợp trên mẫu gộp đầy đủ 49 nền kinh tế. Chương 5, Thảo luận và kết luận, tích hợp các phát hiện từ Chương 4 vào khung lý thuyết ở Chương 2, thảo luận đóng góp khoa học, hàm ý quản trị và chính sách, hạn chế của nghiên cứu và hướng nghiên cứu tiếp theo.</w:t>
+        <w:t xml:space="preserve">Luận án được tổ chức thành năm chương theo chuẩn luận án tiến sĩ truyền thống tại Trường Kinh tế, Đại học Cần Thơ. Chương 1, Giới thiệu, đặt vấn đề nghiên cứu, xác định khoảng trống, trình bày mục tiêu, câu hỏi nghiên cứu, phạm vi, phương pháp luận, giả thuyết khoa học tóm tắt, ý nghĩa, tính mới và cấu trúc của luận án. Chương 2, Cơ sở lý thuyết và tổng quan tài liệu, xây dựng khung lý thuyết tích hợp đa tầng, tổng quan bằng chứng thực nghiệm đã có, và phát triển hệ giả thuyết H1–H6 dựa trên khoảng trống và logic lý thuyết. Chương 3, Phương pháp nghiên cứu, trình bày chi tiết thiết kế nghiên cứu, nguồn dữ liệu, cách đo lường biến, mô hình phân tích và chiến lược kiểm định độ vững. Chương 4, Kết quả nghiên cứu, trình bày kết quả ở ba cấp độ phân tích: phân tích tổng hợp cập nhật 1977–2026, phân tích theo bối cảnh quốc gia cụ thể, và phân tích đa quốc gia tổng hợp trên mẫu gộp đầy đủ 50 nền kinh tế. Chương 5, Thảo luận và kết luận, tích hợp các phát hiện từ Chương 4 vào khung lý thuyết ở Chương 2, thảo luận đóng góp khoa học, hàm ý quản trị và chính sách, hạn chế của nghiên cứu và hướng nghiên cứu tiếp theo.</w:t>
       </w:r>
     </w:p>
     <w:p>
@@ -976,7 +976,7 @@
         <w:t xml:space="preserve"> </w:t>
       </w:r>
       <w:r>
-        <w:t xml:space="preserve">(meta-analysis ba tầng, IBR, đang phản biện): k = 238 nghiên cứu, r̄ = 0,074, I² = 62,4%, gradient ICRV Q_M = 17,35 (df = 4, p = ,002).</w:t>
+        <w:t xml:space="preserve">(meta-analysis ba tầng, IBR, đang phản biện): k = 238 nghiên cứu, r̄ = 0,074, I² = 62,4%, phổ thể chế ICRV Q_M = 17,35 (df = 4, p = ,002).</w:t>
       </w:r>
       <w:r>
         <w:t xml:space="preserve"> </w:t>
@@ -992,7 +992,7 @@
         <w:t xml:space="preserve"> </w:t>
       </w:r>
       <w:r>
-        <w:t xml:space="preserve">(49 nền kinh tế, mục tiêu JIBS): N = 80.373 quan sát, điểm uốn gộp 43,5% ở mô hình đầy đủ, chữ U ngược rõ nét nhất ở nhóm chuyển đổi thu nhập trung bình–thấp (43,0%), kiểm định tích hợp CDCM đầu tiên ở quy mô liên quốc gia lớn.</w:t>
+        <w:t xml:space="preserve">(50 nền kinh tế, mục tiêu JIBS): N = 81.022 quan sát, điểm uốn gộp 43,6% ở mô hình đầy đủ, chữ U ngược rõ nét nhất ở nhóm chuyển đổi thu nhập trung bình–thấp (43,0%), kiểm định tích hợp CDCM đầu tiên ở quy mô liên quốc gia lớn.</w:t>
       </w:r>
       <w:r>
         <w:t xml:space="preserve"> </w:t>
@@ -1198,7 +1198,7 @@
         <w:t xml:space="preserve"> </w:t>
       </w:r>
       <w:r>
-        <w:t xml:space="preserve">(Nhật Bản, mục tiêu Asian Business &amp; Management): khai thác đợt WBES khai mở của Nhật Bản 2025 (N = 2.168) kiểm định dự đoán biên trên của gradient thể chế, quan hệ quốc tế hóa và hiệu quả gần tuyến tính dương, không có điểm uốn trong miền quan sát; TCI và DAI nâng mặt bằng; phần bù trường thọ doanh nghiệp.</w:t>
+        <w:t xml:space="preserve">(Nhật Bản, mục tiêu Asian Business &amp; Management): khai thác đợt WBES khai mở của Nhật Bản 2025 (N = 2.168) kiểm định dự đoán biên trên của phổ thể chế, quan hệ quốc tế hóa và hiệu quả gần tuyến tính dương, không có điểm uốn trong miền quan sát; TCI và DAI nâng mặt bằng; phần bù trường thọ doanh nghiệp.</w:t>
       </w:r>
     </w:p>
     <w:p>

--- a/dist/luan_an_ctu/chuong_1_gioi_thieu_vi.docx
+++ b/dist/luan_an_ctu/chuong_1_gioi_thieu_vi.docx
@@ -583,7 +583,7 @@
           <w:bCs/>
           <w:b/>
         </w:rPr>
-        <w:t xml:space="preserve">không hình thành</w:t>
+        <w:t xml:space="preserve">mất cấu trúc</w:t>
       </w:r>
       <w:r>
         <w:t xml:space="preserve"> </w:t>

--- a/dist/luan_an_ctu/chuong_1_gioi_thieu_vi.docx
+++ b/dist/luan_an_ctu/chuong_1_gioi_thieu_vi.docx
@@ -59,7 +59,7 @@
         <w:pStyle w:val="FirstParagraph"/>
       </w:pPr>
       <w:r>
-        <w:t xml:space="preserve">Quốc tế hóa doanh nghiệp là một trong những chủ đề trung tâm của kinh doanh quốc tế trong hơn nửa thế kỷ qua. Kể từ khi Johanson và Vahlne (1977) đề xuất mô hình Uppsala về quá trình quốc tế hóa tuần tự, hàng thập kỷ nghiên cứu đã tích lũy nhằm trả lời câu hỏi cốt lõi: liệu quốc tế hóa có thực sự cải thiện hiệu quả hoạt động của doanh nghiệp hay không, và trong điều kiện nào điều đó xảy ra? Lu và Beamish (2004) cung cấp bằng chứng quan trọng về quan hệ hình chữ S (S-curve) giữa mức độ quốc tế hóa và hiệu quả, trong khi Contractor et al. (2003) và nhiều nghiên cứu tiếp theo tiếp tục thách thức, bổ sung và điều chỉnh kết luận đó. Dù tranh luận học thuật vẫn chưa ngã ngũ, sự đồng thuận hiện nay cho thấy mối quan hệ quốc tế hóa–hiệu quả doanh nghiệp (I–P) là có thực nhưng phức tạp, phụ thuộc vào nhiều điều kiện biên.</w:t>
+        <w:t xml:space="preserve">Quốc tế hóa doanh nghiệp là một trong những chủ đề trung tâm của kinh doanh quốc tế trong hơn nửa thế kỷ qua. Kể từ khi Johanson và Vahlne (1977) đề xuất mô hình Uppsala về quá trình quốc tế hóa tuần tự, hàng thập kỷ nghiên cứu đã tích lũy nhằm trả lời câu hỏi cốt lõi: liệu quốc tế hóa có thực sự cải thiện hiệu quả hoạt động kinh doanh của doanh nghiệp hay không, và trong điều kiện nào điều đó xảy ra? Lu và Beamish (2004) cung cấp bằng chứng quan trọng về quan hệ hình chữ S (S-curve) giữa mức độ quốc tế hóa và hiệu quả, trong khi Contractor et al. (2003) và nhiều nghiên cứu tiếp theo tiếp tục thách thức, bổ sung và điều chỉnh kết luận đó. Dù tranh luận học thuật vẫn chưa ngã ngũ, sự đồng thuận hiện nay cho thấy mối quan hệ quốc tế hóa–hiệu quả hoạt động kinh doanh của doanh nghiệp (I–P) là có thực nhưng phức tạp, phụ thuộc vào nhiều điều kiện biên.</w:t>
       </w:r>
     </w:p>
     <w:p>
@@ -154,7 +154,7 @@
         <w:t xml:space="preserve"> </w:t>
       </w:r>
       <w:r>
-        <w:t xml:space="preserve">(demographic dividend) phụ thuộc vào năng lực tạo việc làm năng suất cao của khu vực doanh nghiệp, điều này khiến câu hỏi về cơ chế chuyển hóa quốc tế hóa thành hiệu quả doanh nghiệp trở thành một vấn đề phát triển cấp bách chứ không chỉ là tranh luận học thuật.</w:t>
+        <w:t xml:space="preserve">(demographic dividend) phụ thuộc vào năng lực tạo việc làm năng suất cao của khu vực doanh nghiệp, điều này khiến câu hỏi về cơ chế chuyển hóa quốc tế hóa thành hiệu quả hoạt động kinh doanh của doanh nghiệp trở thành một vấn đề phát triển cấp bách chứ không chỉ là tranh luận học thuật.</w:t>
       </w:r>
     </w:p>
     <w:p>
@@ -222,7 +222,7 @@
         <w:pStyle w:val="BodyText"/>
       </w:pPr>
       <w:r>
-        <w:t xml:space="preserve">Ba dịch chuyển trên hội tụ vào một hàm ý chung: hiểu được khi nào và trong điều kiện nào quốc tế hóa cải thiện hiệu quả doanh nghiệp không còn là câu hỏi thuần lý thuyết mà là điều kiện tiên quyết để thiết kế chính sách phát triển hữu hiệu cho khu vực châu Á–Thái Bình Dương đa dạng về thể chế. Luận án này định vị trong khoảng giao đó, kết nối tranh luận học thuật về quan hệ quốc tế hóa và hiệu quả với nhu cầu chính sách đương đại bằng một khung đa tầng và bằng chứng cấp doanh nghiệp quy mô lớn nhất từng có cho khu vực.</w:t>
+        <w:t xml:space="preserve">Ba dịch chuyển trên hội tụ vào một hàm ý chung: hiểu được khi nào và trong điều kiện nào quốc tế hóa cải thiện hiệu quả hoạt động kinh doanh của doanh nghiệp không còn là câu hỏi thuần lý thuyết mà là điều kiện tiên quyết để thiết kế chính sách phát triển hữu hiệu cho khu vực châu Á–Thái Bình Dương đa dạng về thể chế. Luận án này định vị trong khoảng giao đó, kết nối tranh luận học thuật về quan hệ quốc tế hóa và hiệu quả với nhu cầu chính sách đương đại bằng một khung đa tầng và bằng chứng cấp doanh nghiệp quy mô lớn nhất từng có cho khu vực.</w:t>
       </w:r>
     </w:p>
     <w:p>
@@ -247,7 +247,7 @@
         <w:pStyle w:val="FirstParagraph"/>
       </w:pPr>
       <w:r>
-        <w:t xml:space="preserve">Ba lực dịch chuyển vĩ mô nêu trên không tác động độc lập mà giao thoa theo cách làm sắc nét thêm câu hỏi nghiên cứu ở cấp doanh nghiệp. Áp lực việc làm ở các nền kinh tế biên chỉ được hóa giải nếu khu vực doanh nghiệp tạo ra được việc làm năng suất cao, mà nguồn năng suất quan trọng nhất ở các nền kinh tế nhỏ và mở chính là sự tham gia hiệu quả vào thị trường quốc tế. Do đó, câu hỏi về điều kiện để quốc tế hóa cải thiện hiệu quả doanh nghiệp gắn trực tiếp với năng lực hấp thụ lực lượng lao động trẻ đang gia tăng nhanh trong khu vực.</w:t>
+        <w:t xml:space="preserve">Ba lực dịch chuyển vĩ mô nêu trên không tác động độc lập mà giao thoa theo cách làm sắc nét thêm câu hỏi nghiên cứu ở cấp doanh nghiệp. Áp lực việc làm ở các nền kinh tế biên chỉ được hóa giải nếu khu vực doanh nghiệp tạo ra được việc làm năng suất cao, mà nguồn năng suất quan trọng nhất ở các nền kinh tế nhỏ và mở chính là sự tham gia hiệu quả vào thị trường quốc tế. Do đó, câu hỏi về điều kiện để quốc tế hóa cải thiện hiệu quả hoạt động kinh doanh của doanh nghiệp gắn trực tiếp với năng lực hấp thụ lực lượng lao động trẻ đang gia tăng nhanh trong khu vực.</w:t>
       </w:r>
     </w:p>
     <w:p>
@@ -282,7 +282,7 @@
         <w:pStyle w:val="FirstParagraph"/>
       </w:pPr>
       <w:r>
-        <w:t xml:space="preserve">Mặc dù đã có hàng trăm nghiên cứu thực nghiệm, bằng chứng về mối quan hệ giữa quốc tế hóa và hiệu quả hoạt động của doanh nghiệp vẫn chưa thống nhất và tản mạn. Các phân tích tổng hợp (meta-analyses) về quan hệ quốc tế hóa và hiệu quả liên tục cho thấy tác động tổng hợp là dương nhưng nhỏ, hệ số tương quan tổng hợp r trong khoảng 0,07–0,13, đồng thời mức độ dị biệt giữa các nghiên cứu rất cao với I² thường vượt 80% (Bausch &amp; Krist, 2007; Kirca et al., 2012; Marano et al., 2016; Wu et al., 2022). Tình trạng dị biệt cao này không phải là tín hiệu của sai sót phương pháp, mà là bằng chứng cho thấy quan hệ quốc tế hóa và hiệu quả phụ thuộc sâu sắc vào điều kiện bối cảnh. Arte và Larimo (2022) lập luận rằng dị biệt cao gợi ý sự cần thiết phải chuyển dịch từ mô hình đơn biến sang khung đa tầng có tính đến thể chế, năng lực và đặc điểm nhà quản trị.</w:t>
+        <w:t xml:space="preserve">Mặc dù đã có hàng trăm nghiên cứu thực nghiệm, bằng chứng về mối quan hệ giữa quốc tế hóa và hiệu quả hoạt động kinh doanh của doanh nghiệp vẫn chưa thống nhất và tản mạn. Các phân tích tổng hợp (meta-analyses) về quan hệ quốc tế hóa và hiệu quả liên tục cho thấy tác động tổng hợp là dương nhưng nhỏ, hệ số tương quan tổng hợp r trong khoảng 0,07–0,13, đồng thời mức độ dị biệt giữa các nghiên cứu rất cao với I² thường vượt 80% (Bausch &amp; Krist, 2007; Kirca et al., 2012; Marano et al., 2016; Wu et al., 2022). Tình trạng dị biệt cao này không phải là tín hiệu của sai sót phương pháp, mà là bằng chứng cho thấy quan hệ quốc tế hóa và hiệu quả phụ thuộc sâu sắc vào điều kiện bối cảnh. Arte và Larimo (2022) lập luận rằng dị biệt cao gợi ý sự cần thiết phải chuyển dịch từ mô hình đơn biến sang khung đa tầng có tính đến thể chế, năng lực và đặc điểm nhà quản trị.</w:t>
       </w:r>
     </w:p>
     <w:p>
@@ -347,7 +347,7 @@
         <w:pStyle w:val="FirstParagraph"/>
       </w:pPr>
       <w:r>
-        <w:t xml:space="preserve">Mục tiêu tổng quát của luận án là xây dựng và kiểm định một khung giải thích đa tầng cho mối quan hệ giữa quốc tế hóa và hiệu quả hoạt động của doanh nghiệp tại các quốc gia châu Á, trong đó làm rõ vai trò điều tiết của thể chế, năng lực số và đặc điểm nhà quản trị.</w:t>
+        <w:t xml:space="preserve">Mục tiêu tổng quát của luận án là xây dựng và kiểm định một khung giải thích đa tầng cho mối quan hệ giữa quốc tế hóa và hiệu quả hoạt động kinh doanh của doanh nghiệp tại các quốc gia châu Á, trong đó làm rõ vai trò điều tiết của thể chế, năng lực số và đặc điểm nhà quản trị.</w:t>
       </w:r>
     </w:p>
     <w:p>
@@ -380,7 +380,7 @@
         <w:pStyle w:val="FirstParagraph"/>
       </w:pPr>
       <w:r>
-        <w:t xml:space="preserve">Câu hỏi nghiên cứu trung tâm của luận án là: Quốc tế hóa ảnh hưởng đến hiệu quả hoạt động của doanh nghiệp ở châu Á như thế nào, và những điều kiện nào, về thể chế, năng lực số và đặc điểm nhà quản trị, giải thích sự dị biệt cao trong mối quan hệ đó?</w:t>
+        <w:t xml:space="preserve">Câu hỏi nghiên cứu trung tâm của luận án là: Quốc tế hóa ảnh hưởng đến hiệu quả hoạt động kinh doanh của doanh nghiệp ở châu Á như thế nào, và những điều kiện nào, về thể chế, năng lực số và đặc điểm nhà quản trị, giải thích sự dị biệt cao trong mối quan hệ đó?</w:t>
       </w:r>
     </w:p>
     <w:p>
@@ -388,7 +388,7 @@
         <w:pStyle w:val="BodyText"/>
       </w:pPr>
       <w:r>
-        <w:t xml:space="preserve">Từ câu hỏi trung tâm đó, bốn câu hỏi nghiên cứu cụ thể được đặt ra. Câu hỏi nghiên cứu thứ nhất (RQ1) là: Tác động tổng hợp của quốc tế hóa lên hiệu quả hoạt động của doanh nghiệp trong tài liệu 1977–2026 là gì, mức độ dị biệt ở mức nào, và những các biến điều tiết nào giải thích dị biệt đó một cách có hệ thống? Câu hỏi nghiên cứu thứ hai (RQ2) là: Trong từng bối cảnh quốc gia cụ thể bao gồm Singapore, Việt Nam và Trung Quốc, mối quan hệ quốc tế hóa và hiệu quả vận hành theo những cơ chế đặc thù nào và sự phi tuyến có biểu hiện ra sao? Câu hỏi nghiên cứu thứ ba (RQ3) là: Trên phạm vi đa quốc gia châu Á bao gồm 50 nền kinh tế châu Á và Thái Bình Dương (bao gồm 7 nền kinh tế Pacific SIDS), vai trò điều tiết của chỉ số chấp nhận số (DAI) và năng lực công nghệ index (TCI) có khái quát hóa được không, và hai cấu trúc này có thực sự vận hành theo các cơ chế khác nhau không? Câu hỏi nghiên cứu thứ tư (RQ4) là: Vai trò của thể chế, đo bằng chế độ con ICRV, cùng với sự phân biệt giữa TCI và DAI, và đặc điểm nhà quản trị trong việc điều tiết mối quan hệ quốc tế hóa và hiệu quả là gì, và sự tương tác ba chiều giữa ba tầng đó có ý nghĩa như thế nào?</w:t>
+        <w:t xml:space="preserve">Từ câu hỏi trung tâm đó, bốn câu hỏi nghiên cứu cụ thể được đặt ra. Câu hỏi nghiên cứu thứ nhất (RQ1) là: Tác động tổng hợp của quốc tế hóa lên hiệu quả hoạt động kinh doanh của doanh nghiệp trong tài liệu 1977–2026 là gì, mức độ dị biệt ở mức nào, và những các biến điều tiết nào giải thích dị biệt đó một cách có hệ thống? Câu hỏi nghiên cứu thứ hai (RQ2) là: Trong từng bối cảnh quốc gia cụ thể bao gồm Singapore, Việt Nam và Trung Quốc, mối quan hệ quốc tế hóa và hiệu quả vận hành theo những cơ chế đặc thù nào và sự phi tuyến có biểu hiện ra sao? Câu hỏi nghiên cứu thứ ba (RQ3) là: Trên phạm vi đa quốc gia châu Á bao gồm 50 nền kinh tế châu Á và Thái Bình Dương (bao gồm 7 nền kinh tế Pacific SIDS), vai trò điều tiết của chỉ số chấp nhận số (DAI) và năng lực công nghệ index (TCI) có khái quát hóa được không, và hai cấu trúc này có thực sự vận hành theo các cơ chế khác nhau không? Câu hỏi nghiên cứu thứ tư (RQ4) là: Vai trò của thể chế, đo bằng chế độ con ICRV, cùng với sự phân biệt giữa TCI và DAI, và đặc điểm nhà quản trị trong việc điều tiết mối quan hệ quốc tế hóa và hiệu quả là gì, và sự tương tác ba chiều giữa ba tầng đó có ý nghĩa như thế nào?</w:t>
       </w:r>
     </w:p>
     <w:p>
@@ -422,7 +422,7 @@
         <w:pStyle w:val="FirstParagraph"/>
       </w:pPr>
       <w:r>
-        <w:t xml:space="preserve">Đối tượng nghiên cứu của luận án là mối quan hệ giữa quốc tế hóa và hiệu quả hoạt động của doanh nghiệp (internationalization–firm performance relationship) cùng với các yếu tố điều tiết của mối quan hệ đó, bao gồm bối cảnh thể chế, năng lực số và đặc điểm nhà quản trị cấp cao. Đơn vị phân tích là doanh nghiệp ở cấp độ tổ chức (firm-level analysis), không phải cấp độ ngành hay cấp độ quốc gia.</w:t>
+        <w:t xml:space="preserve">Đối tượng nghiên cứu của luận án là mối quan hệ giữa quốc tế hóa và hiệu quả hoạt động kinh doanh của doanh nghiệp (internationalization–firm performance relationship) cùng với các yếu tố điều tiết của mối quan hệ đó, bao gồm bối cảnh thể chế, năng lực số và đặc điểm nhà quản trị cấp cao. Đơn vị phân tích là doanh nghiệp ở cấp độ tổ chức (firm-level analysis), không phải cấp độ ngành hay cấp độ quốc gia.</w:t>
       </w:r>
     </w:p>
     <w:bookmarkEnd w:id="27"/>
@@ -573,7 +573,7 @@
         <w:pStyle w:val="FirstParagraph"/>
       </w:pPr>
       <w:r>
-        <w:t xml:space="preserve">Dựa trên khung lý thuyết tích hợp đa tầng bao gồm mô hình Uppsala, lý thuyết dựa trên nguồn lực, lý thuyết thể chế, Lý thuyết thượng tầng quản trị và lăng kính năng lực số, luận án đề xuất hệ giả thuyết khoa học với sáu giả thuyết trọng tâm. Quan hệ nền giữa quốc tế hóa và hiệu quả hoạt động doanh nghiệp mang dạng phi tuyến, cụ thể là dạng chữ U ngược, với chi phí thâm nhập và thích nghi cao ở giai đoạn đầu và lợi ích quy mô, học hỏi và đa dạng hóa thị trường ở giai đoạn sau, đến khi chi phí điều phối vượt quá lợi ích sẽ dẫn đến sự suy giảm hiệu quả. năng lực công nghệ index (TCI) điều tiết dương quan hệ quốc tế hóa và hiệu quả bằng cách mở rộng biên thích nghi và tăng cường khả năng khai thác lợi thế cạnh tranh ở thị trường quốc tế. Chỉ số chấp nhận số (DAI), được hiểu là biến đại diện foundational chấp nhận số, có tác động điều tiết không đơn điệu và phụ thuộc vào chế độ thể chế: ở các nền kinh tế có thể chế tốt, DAI khuếch đại lợi ích của quốc tế hóa; ở các nền kinh tế với thể chế yếu, DAI có thể khuếch đại chi phí điều phối khi mức độ quốc tế hóa vượt ngưỡng. Bối cảnh thể chế, đo bằng chế độ con ICRV, điều tiết cả dạng và độ lớn của quan hệ quốc tế hóa và hiệu quả, tạo ra phổ thể chế từ tác động dương lớn ở tiên tiến đổi mới đến tác động âm ở đang nổi và SIDS extreme. Đặc điểm nhà quản trị cấp cao, cụ thể là kinh nghiệm quốc tế và đa dạng giới tính, điều tiết dương quan hệ quốc tế hóa và hiệu quả thông qua cơ chế tăng cường nhận diện cơ hội và quản trị rủi ro. Ngoài sáu giả thuyết trọng tâm H1–H6, luận án phát biểu thêm giả thuyết điều kiện biên H1b: tại các nền kinh tế SIDS (ICRV Nhóm VI), nơi ba điều kiện cấu trúc tối thiểu đồng thời bị vi phạm, thị trường nội địa quá nhỏ, chi phí thương mại cực cao, và thiếu hỗ trợ thể chế, dạng chữ U ngược</w:t>
+        <w:t xml:space="preserve">Dựa trên khung lý thuyết tích hợp đa tầng bao gồm mô hình Uppsala, lý thuyết dựa trên nguồn lực, lý thuyết thể chế, Lý thuyết thượng tầng quản trị và lăng kính năng lực số, luận án đề xuất hệ giả thuyết khoa học với sáu giả thuyết trọng tâm. Quan hệ nền giữa quốc tế hóa và hiệu quả hoạt động kinh doanh của doanh nghiệp mang dạng phi tuyến, cụ thể là dạng chữ U ngược, với chi phí thâm nhập và thích nghi cao ở giai đoạn đầu và lợi ích quy mô, học hỏi và đa dạng hóa thị trường ở giai đoạn sau, đến khi chi phí điều phối vượt quá lợi ích sẽ dẫn đến sự suy giảm hiệu quả. năng lực công nghệ index (TCI) điều tiết dương quan hệ quốc tế hóa và hiệu quả bằng cách mở rộng biên thích nghi và tăng cường khả năng khai thác lợi thế cạnh tranh ở thị trường quốc tế. Chỉ số chấp nhận số (DAI), được hiểu là biến đại diện foundational chấp nhận số, có tác động điều tiết không đơn điệu và phụ thuộc vào chế độ thể chế: ở các nền kinh tế có thể chế tốt, DAI khuếch đại lợi ích của quốc tế hóa; ở các nền kinh tế với thể chế yếu, DAI có thể khuếch đại chi phí điều phối khi mức độ quốc tế hóa vượt ngưỡng. Bối cảnh thể chế, đo bằng chế độ con ICRV, điều tiết cả dạng và độ lớn của quan hệ quốc tế hóa và hiệu quả, tạo ra phổ thể chế từ tác động dương lớn ở tiên tiến đổi mới đến tác động âm ở đang nổi và SIDS extreme. Đặc điểm nhà quản trị cấp cao, cụ thể là kinh nghiệm quốc tế và đa dạng giới tính, điều tiết dương quan hệ quốc tế hóa và hiệu quả thông qua cơ chế tăng cường nhận diện cơ hội và quản trị rủi ro. Ngoài sáu giả thuyết trọng tâm H1–H6, luận án phát biểu thêm giả thuyết điều kiện biên H1b: tại các nền kinh tế SIDS (ICRV Nhóm VI), nơi ba điều kiện cấu trúc tối thiểu đồng thời bị vi phạm, thị trường nội địa quá nhỏ, chi phí thương mại cực cao, và thiếu hỗ trợ thể chế, dạng chữ U ngược</w:t>
       </w:r>
       <w:r>
         <w:t xml:space="preserve"> </w:t>

--- a/dist/luan_an_ctu/chuong_1_gioi_thieu_vi.docx
+++ b/dist/luan_an_ctu/chuong_1_gioi_thieu_vi.docx
@@ -1307,7 +1307,7 @@
     <w:bookmarkEnd w:id="39"/>
     <w:sectPr>
       <w:pgSz w:h="16838" w:w="11906"/>
-      <w:pgMar w:bottom="1417" w:left="1417" w:right="1417" w:top="1417"/>
+      <w:pgMar w:bottom="1134" w:left="1701" w:right="1134" w:top="1134"/>
     </w:sectPr>
   </w:body>
 </w:document>
@@ -1442,13 +1442,13 @@
     <w:name w:val="Normal"/>
     <w:qFormat/>
     <w:pPr>
-      <w:spacing w:line="276" w:lineRule="auto"/>
-      <w:jc w:val="both"/>
-    </w:pPr>
-    <w:rPr>
-      <w:rFonts w:ascii="Times New Roman" w:eastAsia="Times New Roman" w:hAnsi="Times New Roman"/>
-      <w:color w:val="000000"/>
-      <w:sz w:val="24"/>
+      <w:spacing w:line="288" w:lineRule="auto"/>
+      <w:jc w:val="both"/>
+    </w:pPr>
+    <w:rPr>
+      <w:rFonts w:ascii="Times New Roman" w:eastAsia="Times New Roman" w:hAnsi="Times New Roman"/>
+      <w:color w:val="000000"/>
+      <w:sz w:val="26"/>
     </w:rPr>
   </w:style>
   <w:style w:styleId="BodyText" w:type="paragraph">
@@ -1456,14 +1456,14 @@
     <w:basedOn w:val="Normal"/>
     <w:link w:val="BodyTextChar"/>
     <w:pPr>
-      <w:spacing w:after="180" w:before="180" w:line="276" w:lineRule="auto"/>
+      <w:spacing w:after="180" w:before="180" w:line="288" w:lineRule="auto"/>
       <w:jc w:val="both"/>
     </w:pPr>
     <w:qFormat/>
     <w:rPr>
       <w:rFonts w:ascii="Times New Roman" w:eastAsia="Times New Roman" w:hAnsi="Times New Roman"/>
       <w:color w:val="000000"/>
-      <w:sz w:val="24"/>
+      <w:sz w:val="26"/>
     </w:rPr>
   </w:style>
   <w:style w:customStyle="1" w:styleId="FirstParagraph" w:type="paragraph">
@@ -1472,13 +1472,13 @@
     <w:next w:val="BodyText"/>
     <w:qFormat/>
     <w:pPr>
-      <w:spacing w:line="276" w:lineRule="auto"/>
-      <w:jc w:val="both"/>
-    </w:pPr>
-    <w:rPr>
-      <w:rFonts w:ascii="Times New Roman" w:eastAsia="Times New Roman" w:hAnsi="Times New Roman"/>
-      <w:color w:val="000000"/>
-      <w:sz w:val="24"/>
+      <w:spacing w:line="288" w:lineRule="auto"/>
+      <w:jc w:val="both"/>
+    </w:pPr>
+    <w:rPr>
+      <w:rFonts w:ascii="Times New Roman" w:eastAsia="Times New Roman" w:hAnsi="Times New Roman"/>
+      <w:color w:val="000000"/>
+      <w:sz w:val="26"/>
     </w:rPr>
   </w:style>
   <w:style w:customStyle="1" w:styleId="Compact" w:type="paragraph">
@@ -1486,13 +1486,13 @@
     <w:basedOn w:val="BodyText"/>
     <w:qFormat/>
     <w:pPr>
-      <w:spacing w:after="36" w:before="36" w:line="276" w:lineRule="auto"/>
-      <w:jc w:val="both"/>
-    </w:pPr>
-    <w:rPr>
-      <w:rFonts w:ascii="Times New Roman" w:eastAsia="Times New Roman" w:hAnsi="Times New Roman"/>
-      <w:color w:val="000000"/>
-      <w:sz w:val="24"/>
+      <w:spacing w:after="36" w:before="36" w:line="288" w:lineRule="auto"/>
+      <w:jc w:val="both"/>
+    </w:pPr>
+    <w:rPr>
+      <w:rFonts w:ascii="Times New Roman" w:eastAsia="Times New Roman" w:hAnsi="Times New Roman"/>
+      <w:color w:val="000000"/>
+      <w:sz w:val="26"/>
     </w:rPr>
   </w:style>
   <w:style w:styleId="Title" w:type="paragraph">
@@ -1503,7 +1503,7 @@
     <w:pPr>
       <w:keepNext/>
       <w:keepLines/>
-      <w:spacing w:after="240" w:before="480" w:line="276" w:lineRule="auto"/>
+      <w:spacing w:after="240" w:before="480" w:line="288" w:lineRule="auto"/>
       <w:jc w:val="both"/>
     </w:pPr>
     <w:rPr>
@@ -1511,7 +1511,7 @@
       <w:b/>
       <w:bCs/>
       <w:color w:val="000000"/>
-      <w:sz w:val="24"/>
+      <w:sz w:val="26"/>
       <w:szCs w:val="36"/>
     </w:rPr>
   </w:style>
@@ -1523,13 +1523,13 @@
     <w:pPr>
       <w:keepNext/>
       <w:keepLines/>
-      <w:spacing w:after="240" w:before="240" w:line="276" w:lineRule="auto"/>
-      <w:jc w:val="both"/>
-    </w:pPr>
-    <w:rPr>
-      <w:rFonts w:ascii="Times New Roman" w:eastAsia="Times New Roman" w:hAnsi="Times New Roman"/>
-      <w:color w:val="000000"/>
-      <w:sz w:val="24"/>
+      <w:spacing w:after="240" w:before="240" w:line="288" w:lineRule="auto"/>
+      <w:jc w:val="both"/>
+    </w:pPr>
+    <w:rPr>
+      <w:rFonts w:ascii="Times New Roman" w:eastAsia="Times New Roman" w:hAnsi="Times New Roman"/>
+      <w:color w:val="000000"/>
+      <w:sz w:val="26"/>
       <w:szCs w:val="30"/>
     </w:rPr>
   </w:style>
@@ -1540,13 +1540,13 @@
     <w:pPr>
       <w:keepNext/>
       <w:keepLines/>
-      <w:spacing w:line="276" w:lineRule="auto"/>
-      <w:jc w:val="both"/>
-    </w:pPr>
-    <w:rPr>
-      <w:rFonts w:ascii="Times New Roman" w:eastAsia="Times New Roman" w:hAnsi="Times New Roman"/>
-      <w:color w:val="000000"/>
-      <w:sz w:val="24"/>
+      <w:spacing w:line="288" w:lineRule="auto"/>
+      <w:jc w:val="both"/>
+    </w:pPr>
+    <w:rPr>
+      <w:rFonts w:ascii="Times New Roman" w:eastAsia="Times New Roman" w:hAnsi="Times New Roman"/>
+      <w:color w:val="000000"/>
+      <w:sz w:val="26"/>
     </w:rPr>
   </w:style>
   <w:style w:styleId="Date" w:type="paragraph">
@@ -1556,13 +1556,13 @@
     <w:pPr>
       <w:keepNext/>
       <w:keepLines/>
-      <w:spacing w:line="276" w:lineRule="auto"/>
-      <w:jc w:val="both"/>
-    </w:pPr>
-    <w:rPr>
-      <w:rFonts w:ascii="Times New Roman" w:eastAsia="Times New Roman" w:hAnsi="Times New Roman"/>
-      <w:color w:val="000000"/>
-      <w:sz w:val="24"/>
+      <w:spacing w:line="288" w:lineRule="auto"/>
+      <w:jc w:val="both"/>
+    </w:pPr>
+    <w:rPr>
+      <w:rFonts w:ascii="Times New Roman" w:eastAsia="Times New Roman" w:hAnsi="Times New Roman"/>
+      <w:color w:val="000000"/>
+      <w:sz w:val="26"/>
     </w:rPr>
   </w:style>
   <w:style w:customStyle="1" w:styleId="AbstractTitle" w:type="paragraph">
@@ -1574,11 +1574,11 @@
       <w:keepNext/>
       <w:keepLines/>
       <w:jc w:val="both"/>
-      <w:spacing w:after="0" w:before="300" w:line="276" w:lineRule="auto"/>
-    </w:pPr>
-    <w:rPr>
-      <w:color w:val="000000"/>
-      <w:sz w:val="24"/>
+      <w:spacing w:after="0" w:before="300" w:line="288" w:lineRule="auto"/>
+    </w:pPr>
+    <w:rPr>
+      <w:color w:val="000000"/>
+      <w:sz w:val="26"/>
       <w:szCs w:val="20"/>
       <w:rFonts w:ascii="Times New Roman" w:eastAsia="Times New Roman" w:hAnsi="Times New Roman"/>
       <w:b/>
@@ -1592,13 +1592,13 @@
     <w:pPr>
       <w:keepNext/>
       <w:keepLines/>
-      <w:spacing w:after="300" w:before="100" w:line="276" w:lineRule="auto"/>
-      <w:jc w:val="both"/>
-    </w:pPr>
-    <w:rPr>
-      <w:rFonts w:ascii="Times New Roman" w:eastAsia="Times New Roman" w:hAnsi="Times New Roman"/>
-      <w:color w:val="000000"/>
-      <w:sz w:val="24"/>
+      <w:spacing w:after="300" w:before="100" w:line="288" w:lineRule="auto"/>
+      <w:jc w:val="both"/>
+    </w:pPr>
+    <w:rPr>
+      <w:rFonts w:ascii="Times New Roman" w:eastAsia="Times New Roman" w:hAnsi="Times New Roman"/>
+      <w:color w:val="000000"/>
+      <w:sz w:val="26"/>
       <w:szCs w:val="20"/>
     </w:rPr>
   </w:style>
@@ -1608,13 +1608,13 @@
     <w:next w:val="Bibliography"/>
     <w:qFormat/>
     <w:pPr>
-      <w:spacing w:line="276" w:lineRule="auto"/>
-      <w:jc w:val="both"/>
-    </w:pPr>
-    <w:rPr>
-      <w:rFonts w:ascii="Times New Roman" w:eastAsia="Times New Roman" w:hAnsi="Times New Roman"/>
-      <w:color w:val="000000"/>
-      <w:sz w:val="24"/>
+      <w:spacing w:line="288" w:lineRule="auto"/>
+      <w:jc w:val="both"/>
+    </w:pPr>
+    <w:rPr>
+      <w:rFonts w:ascii="Times New Roman" w:eastAsia="Times New Roman" w:hAnsi="Times New Roman"/>
+      <w:color w:val="000000"/>
+      <w:sz w:val="26"/>
     </w:rPr>
   </w:style>
   <w:style w:styleId="Heading1" w:type="paragraph">
@@ -1626,7 +1626,7 @@
     <w:pPr>
       <w:keepNext/>
       <w:keepLines/>
-      <w:spacing w:after="0" w:before="480" w:line="276" w:lineRule="auto"/>
+      <w:spacing w:after="0" w:before="480" w:line="288" w:lineRule="auto"/>
       <w:jc w:val="both"/>
       <w:outlineLvl w:val="0"/>
     </w:pPr>
@@ -1635,7 +1635,7 @@
       <w:b/>
       <w:bCs/>
       <w:color w:val="000000"/>
-      <w:sz w:val="24"/>
+      <w:sz w:val="26"/>
       <w:szCs w:val="32"/>
     </w:rPr>
   </w:style>
@@ -1649,7 +1649,7 @@
     <w:pPr>
       <w:keepNext/>
       <w:keepLines/>
-      <w:spacing w:after="0" w:before="200" w:line="276" w:lineRule="auto"/>
+      <w:spacing w:after="0" w:before="200" w:line="288" w:lineRule="auto"/>
       <w:jc w:val="both"/>
       <w:outlineLvl w:val="1"/>
     </w:pPr>
@@ -1658,7 +1658,7 @@
       <w:b/>
       <w:bCs/>
       <w:color w:val="000000"/>
-      <w:sz w:val="24"/>
+      <w:sz w:val="26"/>
       <w:szCs w:val="28"/>
     </w:rPr>
   </w:style>
@@ -1672,7 +1672,7 @@
     <w:pPr>
       <w:keepNext/>
       <w:keepLines/>
-      <w:spacing w:after="0" w:before="200" w:line="276" w:lineRule="auto"/>
+      <w:spacing w:after="0" w:before="200" w:line="288" w:lineRule="auto"/>
       <w:jc w:val="both"/>
       <w:outlineLvl w:val="2"/>
     </w:pPr>
@@ -1681,7 +1681,7 @@
       <w:b/>
       <w:bCs/>
       <w:color w:val="000000"/>
-      <w:sz w:val="24"/>
+      <w:sz w:val="26"/>
       <w:szCs w:val="24"/>
     </w:rPr>
   </w:style>
@@ -1695,7 +1695,7 @@
     <w:pPr>
       <w:keepNext/>
       <w:keepLines/>
-      <w:spacing w:after="0" w:before="200" w:line="276" w:lineRule="auto"/>
+      <w:spacing w:after="0" w:before="200" w:line="288" w:lineRule="auto"/>
       <w:jc w:val="both"/>
       <w:outlineLvl w:val="3"/>
     </w:pPr>
@@ -1704,7 +1704,7 @@
       <w:i/>
       <w:bCs/>
       <w:color w:val="000000"/>
-      <w:sz w:val="24"/>
+      <w:sz w:val="26"/>
       <w:szCs w:val="24"/>
     </w:rPr>
   </w:style>
@@ -1718,7 +1718,7 @@
     <w:pPr>
       <w:keepNext/>
       <w:keepLines/>
-      <w:spacing w:after="0" w:before="200" w:line="276" w:lineRule="auto"/>
+      <w:spacing w:after="0" w:before="200" w:line="288" w:lineRule="auto"/>
       <w:jc w:val="both"/>
       <w:outlineLvl w:val="4"/>
     </w:pPr>
@@ -1726,7 +1726,7 @@
       <w:rFonts w:ascii="Times New Roman" w:asciiTheme="majorHAnsi" w:cstheme="majorBidi" w:eastAsia="Times New Roman" w:eastAsiaTheme="majorEastAsia" w:hAnsi="Times New Roman" w:hAnsiTheme="majorHAnsi"/>
       <w:iCs/>
       <w:color w:val="000000"/>
-      <w:sz w:val="24"/>
+      <w:sz w:val="26"/>
       <w:szCs w:val="24"/>
     </w:rPr>
   </w:style>
@@ -1740,14 +1740,14 @@
     <w:pPr>
       <w:keepNext/>
       <w:keepLines/>
-      <w:spacing w:after="0" w:before="200" w:line="276" w:lineRule="auto"/>
+      <w:spacing w:after="0" w:before="200" w:line="288" w:lineRule="auto"/>
       <w:jc w:val="both"/>
       <w:outlineLvl w:val="5"/>
     </w:pPr>
     <w:rPr>
       <w:rFonts w:ascii="Times New Roman" w:asciiTheme="majorHAnsi" w:cstheme="majorBidi" w:eastAsia="Times New Roman" w:eastAsiaTheme="majorEastAsia" w:hAnsi="Times New Roman" w:hAnsiTheme="majorHAnsi"/>
       <w:color w:val="000000"/>
-      <w:sz w:val="24"/>
+      <w:sz w:val="26"/>
       <w:szCs w:val="24"/>
     </w:rPr>
   </w:style>
@@ -1761,14 +1761,14 @@
     <w:pPr>
       <w:keepNext/>
       <w:keepLines/>
-      <w:spacing w:after="0" w:before="200" w:line="276" w:lineRule="auto"/>
+      <w:spacing w:after="0" w:before="200" w:line="288" w:lineRule="auto"/>
       <w:jc w:val="both"/>
       <w:outlineLvl w:val="6"/>
     </w:pPr>
     <w:rPr>
       <w:rFonts w:ascii="Times New Roman" w:asciiTheme="majorHAnsi" w:cstheme="majorBidi" w:eastAsia="Times New Roman" w:eastAsiaTheme="majorEastAsia" w:hAnsi="Times New Roman" w:hAnsiTheme="majorHAnsi"/>
       <w:color w:val="000000"/>
-      <w:sz w:val="24"/>
+      <w:sz w:val="26"/>
       <w:szCs w:val="24"/>
     </w:rPr>
   </w:style>
@@ -1782,14 +1782,14 @@
     <w:pPr>
       <w:keepNext/>
       <w:keepLines/>
-      <w:spacing w:after="0" w:before="200" w:line="276" w:lineRule="auto"/>
+      <w:spacing w:after="0" w:before="200" w:line="288" w:lineRule="auto"/>
       <w:jc w:val="both"/>
       <w:outlineLvl w:val="7"/>
     </w:pPr>
     <w:rPr>
       <w:rFonts w:ascii="Times New Roman" w:asciiTheme="majorHAnsi" w:cstheme="majorBidi" w:eastAsia="Times New Roman" w:eastAsiaTheme="majorEastAsia" w:hAnsi="Times New Roman" w:hAnsiTheme="majorHAnsi"/>
       <w:color w:val="000000"/>
-      <w:sz w:val="24"/>
+      <w:sz w:val="26"/>
       <w:szCs w:val="24"/>
     </w:rPr>
   </w:style>
@@ -1803,14 +1803,14 @@
     <w:pPr>
       <w:keepNext/>
       <w:keepLines/>
-      <w:spacing w:after="0" w:before="200" w:line="276" w:lineRule="auto"/>
+      <w:spacing w:after="0" w:before="200" w:line="288" w:lineRule="auto"/>
       <w:jc w:val="both"/>
       <w:outlineLvl w:val="8"/>
     </w:pPr>
     <w:rPr>
       <w:rFonts w:ascii="Times New Roman" w:asciiTheme="majorHAnsi" w:cstheme="majorBidi" w:eastAsia="Times New Roman" w:eastAsiaTheme="majorEastAsia" w:hAnsi="Times New Roman" w:hAnsiTheme="majorHAnsi"/>
       <w:color w:val="000000"/>
-      <w:sz w:val="24"/>
+      <w:sz w:val="26"/>
       <w:szCs w:val="24"/>
     </w:rPr>
   </w:style>
@@ -1822,14 +1822,14 @@
     <w:unhideWhenUsed/>
     <w:qFormat/>
     <w:pPr>
-      <w:spacing w:after="100" w:before="100" w:line="276" w:lineRule="auto"/>
+      <w:spacing w:after="100" w:before="100" w:line="288" w:lineRule="auto"/>
       <w:ind w:firstLine="0" w:left="480" w:right="480"/>
       <w:jc w:val="both"/>
     </w:pPr>
     <w:rPr>
       <w:rFonts w:ascii="Times New Roman" w:eastAsia="Times New Roman" w:hAnsi="Times New Roman"/>
       <w:color w:val="000000"/>
-      <w:sz w:val="24"/>
+      <w:sz w:val="26"/>
     </w:rPr>
   </w:style>
   <w:style w:styleId="FootnoteText" w:type="paragraph">
@@ -1840,13 +1840,13 @@
     <w:unhideWhenUsed/>
     <w:qFormat/>
     <w:pPr>
-      <w:spacing w:line="276" w:lineRule="auto"/>
-      <w:jc w:val="both"/>
-    </w:pPr>
-    <w:rPr>
-      <w:rFonts w:ascii="Times New Roman" w:eastAsia="Times New Roman" w:hAnsi="Times New Roman"/>
-      <w:color w:val="000000"/>
-      <w:sz w:val="24"/>
+      <w:spacing w:line="288" w:lineRule="auto"/>
+      <w:jc w:val="both"/>
+    </w:pPr>
+    <w:rPr>
+      <w:rFonts w:ascii="Times New Roman" w:eastAsia="Times New Roman" w:hAnsi="Times New Roman"/>
+      <w:color w:val="000000"/>
+      <w:sz w:val="26"/>
     </w:rPr>
   </w:style>
   <w:style w:default="1" w:styleId="DefaultParagraphFont" w:type="character">
@@ -1856,7 +1856,7 @@
     <w:rPr>
       <w:rFonts w:ascii="Times New Roman" w:eastAsia="Times New Roman" w:hAnsi="Times New Roman"/>
       <w:color w:val="000000"/>
-      <w:sz w:val="24"/>
+      <w:sz w:val="26"/>
     </w:rPr>
   </w:style>
   <w:style w:default="1" w:styleId="Table" w:type="table">
@@ -1866,13 +1866,13 @@
     <w:unhideWhenUsed/>
     <w:qFormat/>
     <w:pPr>
-      <w:spacing w:line="276" w:lineRule="auto"/>
-      <w:jc w:val="both"/>
-    </w:pPr>
-    <w:rPr>
-      <w:rFonts w:ascii="Times New Roman" w:eastAsia="Times New Roman" w:hAnsi="Times New Roman"/>
-      <w:color w:val="000000"/>
-      <w:sz w:val="24"/>
+      <w:spacing w:line="288" w:lineRule="auto"/>
+      <w:jc w:val="both"/>
+    </w:pPr>
+    <w:rPr>
+      <w:rFonts w:ascii="Times New Roman" w:eastAsia="Times New Roman" w:hAnsi="Times New Roman"/>
+      <w:color w:val="000000"/>
+      <w:sz w:val="26"/>
     </w:rPr>
     <w:tblPr>
       <w:tblInd w:type="dxa" w:w="0"/>
@@ -1906,27 +1906,27 @@
     <w:pPr>
       <w:keepNext/>
       <w:keepLines/>
-      <w:spacing w:after="0" w:line="276" w:lineRule="auto"/>
+      <w:spacing w:after="0" w:line="288" w:lineRule="auto"/>
       <w:jc w:val="both"/>
     </w:pPr>
     <w:rPr>
       <w:rFonts w:ascii="Times New Roman" w:eastAsia="Times New Roman" w:hAnsi="Times New Roman"/>
       <w:b/>
       <w:color w:val="000000"/>
-      <w:sz w:val="24"/>
+      <w:sz w:val="26"/>
     </w:rPr>
   </w:style>
   <w:style w:customStyle="1" w:styleId="Definition" w:type="paragraph">
     <w:name w:val="Definition"/>
     <w:basedOn w:val="Normal"/>
     <w:pPr>
-      <w:spacing w:line="276" w:lineRule="auto"/>
-      <w:jc w:val="both"/>
-    </w:pPr>
-    <w:rPr>
-      <w:rFonts w:ascii="Times New Roman" w:eastAsia="Times New Roman" w:hAnsi="Times New Roman"/>
-      <w:color w:val="000000"/>
-      <w:sz w:val="24"/>
+      <w:spacing w:line="288" w:lineRule="auto"/>
+      <w:jc w:val="both"/>
+    </w:pPr>
+    <w:rPr>
+      <w:rFonts w:ascii="Times New Roman" w:eastAsia="Times New Roman" w:hAnsi="Times New Roman"/>
+      <w:color w:val="000000"/>
+      <w:sz w:val="26"/>
     </w:rPr>
   </w:style>
   <w:style w:styleId="Caption" w:type="paragraph">
@@ -1934,14 +1934,14 @@
     <w:basedOn w:val="Normal"/>
     <w:link w:val="BodyTextChar"/>
     <w:pPr>
-      <w:spacing w:after="120" w:before="0" w:line="276" w:lineRule="auto"/>
+      <w:spacing w:after="120" w:before="0" w:line="288" w:lineRule="auto"/>
       <w:jc w:val="both"/>
     </w:pPr>
     <w:rPr>
       <w:rFonts w:ascii="Times New Roman" w:eastAsia="Times New Roman" w:hAnsi="Times New Roman"/>
       <w:i/>
       <w:color w:val="000000"/>
-      <w:sz w:val="24"/>
+      <w:sz w:val="26"/>
     </w:rPr>
   </w:style>
   <w:style w:customStyle="1" w:styleId="TableCaption" w:type="paragraph">
@@ -1949,39 +1949,39 @@
     <w:basedOn w:val="Caption"/>
     <w:pPr>
       <w:keepNext/>
-      <w:spacing w:line="276" w:lineRule="auto"/>
-      <w:jc w:val="both"/>
-    </w:pPr>
-    <w:rPr>
-      <w:rFonts w:ascii="Times New Roman" w:eastAsia="Times New Roman" w:hAnsi="Times New Roman"/>
-      <w:color w:val="000000"/>
-      <w:sz w:val="24"/>
+      <w:spacing w:line="288" w:lineRule="auto"/>
+      <w:jc w:val="both"/>
+    </w:pPr>
+    <w:rPr>
+      <w:rFonts w:ascii="Times New Roman" w:eastAsia="Times New Roman" w:hAnsi="Times New Roman"/>
+      <w:color w:val="000000"/>
+      <w:sz w:val="26"/>
     </w:rPr>
   </w:style>
   <w:style w:customStyle="1" w:styleId="ImageCaption" w:type="paragraph">
     <w:name w:val="Image Caption"/>
     <w:basedOn w:val="Caption"/>
     <w:pPr>
-      <w:spacing w:line="276" w:lineRule="auto"/>
-      <w:jc w:val="both"/>
-    </w:pPr>
-    <w:rPr>
-      <w:rFonts w:ascii="Times New Roman" w:eastAsia="Times New Roman" w:hAnsi="Times New Roman"/>
-      <w:color w:val="000000"/>
-      <w:sz w:val="24"/>
+      <w:spacing w:line="288" w:lineRule="auto"/>
+      <w:jc w:val="both"/>
+    </w:pPr>
+    <w:rPr>
+      <w:rFonts w:ascii="Times New Roman" w:eastAsia="Times New Roman" w:hAnsi="Times New Roman"/>
+      <w:color w:val="000000"/>
+      <w:sz w:val="26"/>
     </w:rPr>
   </w:style>
   <w:style w:customStyle="1" w:styleId="Figure" w:type="paragraph">
     <w:name w:val="Figure"/>
     <w:basedOn w:val="Normal"/>
     <w:pPr>
-      <w:spacing w:line="276" w:lineRule="auto"/>
-      <w:jc w:val="both"/>
-    </w:pPr>
-    <w:rPr>
-      <w:rFonts w:ascii="Times New Roman" w:eastAsia="Times New Roman" w:hAnsi="Times New Roman"/>
-      <w:color w:val="000000"/>
-      <w:sz w:val="24"/>
+      <w:spacing w:line="288" w:lineRule="auto"/>
+      <w:jc w:val="both"/>
+    </w:pPr>
+    <w:rPr>
+      <w:rFonts w:ascii="Times New Roman" w:eastAsia="Times New Roman" w:hAnsi="Times New Roman"/>
+      <w:color w:val="000000"/>
+      <w:sz w:val="26"/>
     </w:rPr>
   </w:style>
   <w:style w:customStyle="1" w:styleId="CaptionedFigure" w:type="paragraph">
@@ -1989,13 +1989,13 @@
     <w:basedOn w:val="Figure"/>
     <w:pPr>
       <w:keepNext/>
-      <w:spacing w:line="276" w:lineRule="auto"/>
-      <w:jc w:val="both"/>
-    </w:pPr>
-    <w:rPr>
-      <w:rFonts w:ascii="Times New Roman" w:eastAsia="Times New Roman" w:hAnsi="Times New Roman"/>
-      <w:color w:val="000000"/>
-      <w:sz w:val="24"/>
+      <w:spacing w:line="288" w:lineRule="auto"/>
+      <w:jc w:val="both"/>
+    </w:pPr>
+    <w:rPr>
+      <w:rFonts w:ascii="Times New Roman" w:eastAsia="Times New Roman" w:hAnsi="Times New Roman"/>
+      <w:color w:val="000000"/>
+      <w:sz w:val="26"/>
     </w:rPr>
   </w:style>
   <w:style w:customStyle="1" w:styleId="BodyTextChar" w:type="character">
@@ -2005,7 +2005,7 @@
     <w:rPr>
       <w:rFonts w:ascii="Times New Roman" w:eastAsia="Times New Roman" w:hAnsi="Times New Roman"/>
       <w:color w:val="000000"/>
-      <w:sz w:val="24"/>
+      <w:sz w:val="26"/>
     </w:rPr>
   </w:style>
   <w:style w:customStyle="1" w:styleId="VerbatimChar" w:type="character">
@@ -2014,7 +2014,7 @@
     <w:rPr>
       <w:rFonts w:ascii="Times New Roman" w:eastAsia="Times New Roman" w:hAnsi="Times New Roman"/>
       <w:color w:val="000000"/>
-      <w:sz w:val="24"/>
+      <w:sz w:val="26"/>
     </w:rPr>
   </w:style>
   <w:style w:customStyle="1" w:styleId="SectionNumber" w:type="character">
@@ -2023,7 +2023,7 @@
     <w:rPr>
       <w:rFonts w:ascii="Times New Roman" w:eastAsia="Times New Roman" w:hAnsi="Times New Roman"/>
       <w:color w:val="000000"/>
-      <w:sz w:val="24"/>
+      <w:sz w:val="26"/>
     </w:rPr>
   </w:style>
   <w:style w:styleId="FootnoteReference" w:type="character">
@@ -2032,7 +2032,7 @@
     <w:rPr>
       <w:rFonts w:ascii="Times New Roman" w:eastAsia="Times New Roman" w:hAnsi="Times New Roman"/>
       <w:color w:val="000000"/>
-      <w:sz w:val="24"/>
+      <w:sz w:val="26"/>
       <w:vertAlign w:val="superscript"/>
     </w:rPr>
   </w:style>
@@ -2042,7 +2042,7 @@
     <w:rPr>
       <w:rFonts w:ascii="Times New Roman" w:eastAsia="Times New Roman" w:hAnsi="Times New Roman"/>
       <w:color w:val="000000"/>
-      <w:sz w:val="24"/>
+      <w:sz w:val="26"/>
     </w:rPr>
   </w:style>
   <w:style w:styleId="TOCHeading" w:type="paragraph">
@@ -2053,7 +2053,7 @@
     <w:unhideWhenUsed/>
     <w:qFormat/>
     <w:pPr>
-      <w:spacing w:before="240" w:line="276" w:lineRule="auto"/>
+      <w:spacing w:before="240" w:line="288" w:lineRule="auto"/>
       <w:jc w:val="both"/>
       <w:outlineLvl w:val="9"/>
     </w:pPr>
@@ -2062,242 +2062,317 @@
       <w:b w:val="0"/>
       <w:bCs w:val="0"/>
       <w:color w:val="000000"/>
-      <w:sz w:val="24"/>
-    </w:rPr>
-  </w:style>
-  <w:style w:type="paragraph" w:customStyle="1" w:styleId="SourceCode">
+      <w:sz w:val="26"/>
+    </w:rPr>
+  </w:style>
+  <w:style w:customStyle="1" w:styleId="SourceCode" w:type="paragraph">
     <w:name w:val="Source Code"/>
     <w:basedOn w:val="Normal"/>
     <w:link w:val="VerbatimChar"/>
     <w:pPr>
       <w:wordWrap w:val="off"/>
-    </w:pPr>
-  </w:style>
-  <w:style w:type="character" w:customStyle="1" w:styleId="KeywordTok">
+      <w:spacing w:line="288" w:lineRule="auto"/>
+      <w:jc w:val="both"/>
+    </w:pPr>
+    <w:rPr>
+      <w:rFonts w:ascii="Times New Roman" w:eastAsia="Times New Roman" w:hAnsi="Times New Roman"/>
+      <w:color w:val="000000"/>
+      <w:sz w:val="26"/>
+    </w:rPr>
+  </w:style>
+  <w:style w:customStyle="1" w:styleId="KeywordTok" w:type="character">
     <w:name w:val="KeywordTok"/>
     <w:basedOn w:val="VerbatimChar"/>
     <w:rPr>
-      <w:color w:val="007020"/>
+      <w:rFonts w:ascii="Times New Roman" w:eastAsia="Times New Roman" w:hAnsi="Times New Roman"/>
       <w:b/>
-    </w:rPr>
-  </w:style>
-  <w:style w:type="character" w:customStyle="1" w:styleId="DataTypeTok">
+      <w:color w:val="000000"/>
+      <w:sz w:val="26"/>
+    </w:rPr>
+  </w:style>
+  <w:style w:customStyle="1" w:styleId="DataTypeTok" w:type="character">
     <w:name w:val="DataTypeTok"/>
     <w:basedOn w:val="VerbatimChar"/>
     <w:rPr>
-      <w:color w:val="902000"/>
-    </w:rPr>
-  </w:style>
-  <w:style w:type="character" w:customStyle="1" w:styleId="DecValTok">
+      <w:rFonts w:ascii="Times New Roman" w:eastAsia="Times New Roman" w:hAnsi="Times New Roman"/>
+      <w:color w:val="000000"/>
+      <w:sz w:val="26"/>
+    </w:rPr>
+  </w:style>
+  <w:style w:customStyle="1" w:styleId="DecValTok" w:type="character">
     <w:name w:val="DecValTok"/>
     <w:basedOn w:val="VerbatimChar"/>
     <w:rPr>
-      <w:color w:val="40a070"/>
-    </w:rPr>
-  </w:style>
-  <w:style w:type="character" w:customStyle="1" w:styleId="BaseNTok">
+      <w:rFonts w:ascii="Times New Roman" w:eastAsia="Times New Roman" w:hAnsi="Times New Roman"/>
+      <w:color w:val="000000"/>
+      <w:sz w:val="26"/>
+    </w:rPr>
+  </w:style>
+  <w:style w:customStyle="1" w:styleId="BaseNTok" w:type="character">
     <w:name w:val="BaseNTok"/>
     <w:basedOn w:val="VerbatimChar"/>
     <w:rPr>
-      <w:color w:val="40a070"/>
-    </w:rPr>
-  </w:style>
-  <w:style w:type="character" w:customStyle="1" w:styleId="FloatTok">
+      <w:rFonts w:ascii="Times New Roman" w:eastAsia="Times New Roman" w:hAnsi="Times New Roman"/>
+      <w:color w:val="000000"/>
+      <w:sz w:val="26"/>
+    </w:rPr>
+  </w:style>
+  <w:style w:customStyle="1" w:styleId="FloatTok" w:type="character">
     <w:name w:val="FloatTok"/>
     <w:basedOn w:val="VerbatimChar"/>
     <w:rPr>
-      <w:color w:val="40a070"/>
-    </w:rPr>
-  </w:style>
-  <w:style w:type="character" w:customStyle="1" w:styleId="ConstantTok">
+      <w:rFonts w:ascii="Times New Roman" w:eastAsia="Times New Roman" w:hAnsi="Times New Roman"/>
+      <w:color w:val="000000"/>
+      <w:sz w:val="26"/>
+    </w:rPr>
+  </w:style>
+  <w:style w:customStyle="1" w:styleId="ConstantTok" w:type="character">
     <w:name w:val="ConstantTok"/>
     <w:basedOn w:val="VerbatimChar"/>
     <w:rPr>
-      <w:color w:val="880000"/>
-    </w:rPr>
-  </w:style>
-  <w:style w:type="character" w:customStyle="1" w:styleId="CharTok">
+      <w:rFonts w:ascii="Times New Roman" w:eastAsia="Times New Roman" w:hAnsi="Times New Roman"/>
+      <w:color w:val="000000"/>
+      <w:sz w:val="26"/>
+    </w:rPr>
+  </w:style>
+  <w:style w:customStyle="1" w:styleId="CharTok" w:type="character">
     <w:name w:val="CharTok"/>
     <w:basedOn w:val="VerbatimChar"/>
     <w:rPr>
-      <w:color w:val="4070a0"/>
-    </w:rPr>
-  </w:style>
-  <w:style w:type="character" w:customStyle="1" w:styleId="SpecialCharTok">
+      <w:rFonts w:ascii="Times New Roman" w:eastAsia="Times New Roman" w:hAnsi="Times New Roman"/>
+      <w:color w:val="000000"/>
+      <w:sz w:val="26"/>
+    </w:rPr>
+  </w:style>
+  <w:style w:customStyle="1" w:styleId="SpecialCharTok" w:type="character">
     <w:name w:val="SpecialCharTok"/>
     <w:basedOn w:val="VerbatimChar"/>
     <w:rPr>
-      <w:color w:val="4070a0"/>
-    </w:rPr>
-  </w:style>
-  <w:style w:type="character" w:customStyle="1" w:styleId="StringTok">
+      <w:rFonts w:ascii="Times New Roman" w:eastAsia="Times New Roman" w:hAnsi="Times New Roman"/>
+      <w:color w:val="000000"/>
+      <w:sz w:val="26"/>
+    </w:rPr>
+  </w:style>
+  <w:style w:customStyle="1" w:styleId="StringTok" w:type="character">
     <w:name w:val="StringTok"/>
     <w:basedOn w:val="VerbatimChar"/>
     <w:rPr>
-      <w:color w:val="4070a0"/>
-    </w:rPr>
-  </w:style>
-  <w:style w:type="character" w:customStyle="1" w:styleId="VerbatimStringTok">
+      <w:rFonts w:ascii="Times New Roman" w:eastAsia="Times New Roman" w:hAnsi="Times New Roman"/>
+      <w:color w:val="000000"/>
+      <w:sz w:val="26"/>
+    </w:rPr>
+  </w:style>
+  <w:style w:customStyle="1" w:styleId="VerbatimStringTok" w:type="character">
     <w:name w:val="VerbatimStringTok"/>
     <w:basedOn w:val="VerbatimChar"/>
     <w:rPr>
-      <w:color w:val="4070a0"/>
-    </w:rPr>
-  </w:style>
-  <w:style w:type="character" w:customStyle="1" w:styleId="SpecialStringTok">
+      <w:rFonts w:ascii="Times New Roman" w:eastAsia="Times New Roman" w:hAnsi="Times New Roman"/>
+      <w:color w:val="000000"/>
+      <w:sz w:val="26"/>
+    </w:rPr>
+  </w:style>
+  <w:style w:customStyle="1" w:styleId="SpecialStringTok" w:type="character">
     <w:name w:val="SpecialStringTok"/>
     <w:basedOn w:val="VerbatimChar"/>
     <w:rPr>
-      <w:color w:val="bb6688"/>
-    </w:rPr>
-  </w:style>
-  <w:style w:type="character" w:customStyle="1" w:styleId="ImportTok">
+      <w:rFonts w:ascii="Times New Roman" w:eastAsia="Times New Roman" w:hAnsi="Times New Roman"/>
+      <w:color w:val="000000"/>
+      <w:sz w:val="26"/>
+    </w:rPr>
+  </w:style>
+  <w:style w:customStyle="1" w:styleId="ImportTok" w:type="character">
     <w:name w:val="ImportTok"/>
     <w:basedOn w:val="VerbatimChar"/>
     <w:rPr>
-      <w:color w:val="008000"/>
+      <w:rFonts w:ascii="Times New Roman" w:eastAsia="Times New Roman" w:hAnsi="Times New Roman"/>
       <w:b/>
-    </w:rPr>
-  </w:style>
-  <w:style w:type="character" w:customStyle="1" w:styleId="CommentTok">
+      <w:color w:val="000000"/>
+      <w:sz w:val="26"/>
+    </w:rPr>
+  </w:style>
+  <w:style w:customStyle="1" w:styleId="CommentTok" w:type="character">
     <w:name w:val="CommentTok"/>
     <w:basedOn w:val="VerbatimChar"/>
     <w:rPr>
-      <w:color w:val="60a0b0"/>
+      <w:rFonts w:ascii="Times New Roman" w:eastAsia="Times New Roman" w:hAnsi="Times New Roman"/>
       <w:i/>
-    </w:rPr>
-  </w:style>
-  <w:style w:type="character" w:customStyle="1" w:styleId="DocumentationTok">
+      <w:color w:val="000000"/>
+      <w:sz w:val="26"/>
+    </w:rPr>
+  </w:style>
+  <w:style w:customStyle="1" w:styleId="DocumentationTok" w:type="character">
     <w:name w:val="DocumentationTok"/>
     <w:basedOn w:val="VerbatimChar"/>
     <w:rPr>
-      <w:color w:val="ba2121"/>
+      <w:rFonts w:ascii="Times New Roman" w:eastAsia="Times New Roman" w:hAnsi="Times New Roman"/>
       <w:i/>
-    </w:rPr>
-  </w:style>
-  <w:style w:type="character" w:customStyle="1" w:styleId="AnnotationTok">
+      <w:color w:val="000000"/>
+      <w:sz w:val="26"/>
+    </w:rPr>
+  </w:style>
+  <w:style w:customStyle="1" w:styleId="AnnotationTok" w:type="character">
     <w:name w:val="AnnotationTok"/>
     <w:basedOn w:val="VerbatimChar"/>
     <w:rPr>
-      <w:color w:val="60a0b0"/>
+      <w:rFonts w:ascii="Times New Roman" w:eastAsia="Times New Roman" w:hAnsi="Times New Roman"/>
       <w:b/>
       <w:i/>
-    </w:rPr>
-  </w:style>
-  <w:style w:type="character" w:customStyle="1" w:styleId="CommentVarTok">
+      <w:color w:val="000000"/>
+      <w:sz w:val="26"/>
+    </w:rPr>
+  </w:style>
+  <w:style w:customStyle="1" w:styleId="CommentVarTok" w:type="character">
     <w:name w:val="CommentVarTok"/>
     <w:basedOn w:val="VerbatimChar"/>
     <w:rPr>
-      <w:color w:val="60a0b0"/>
+      <w:rFonts w:ascii="Times New Roman" w:eastAsia="Times New Roman" w:hAnsi="Times New Roman"/>
       <w:b/>
       <w:i/>
-    </w:rPr>
-  </w:style>
-  <w:style w:type="character" w:customStyle="1" w:styleId="OtherTok">
+      <w:color w:val="000000"/>
+      <w:sz w:val="26"/>
+    </w:rPr>
+  </w:style>
+  <w:style w:customStyle="1" w:styleId="OtherTok" w:type="character">
     <w:name w:val="OtherTok"/>
     <w:basedOn w:val="VerbatimChar"/>
     <w:rPr>
-      <w:color w:val="007020"/>
-    </w:rPr>
-  </w:style>
-  <w:style w:type="character" w:customStyle="1" w:styleId="FunctionTok">
+      <w:rFonts w:ascii="Times New Roman" w:eastAsia="Times New Roman" w:hAnsi="Times New Roman"/>
+      <w:color w:val="000000"/>
+      <w:sz w:val="26"/>
+    </w:rPr>
+  </w:style>
+  <w:style w:customStyle="1" w:styleId="FunctionTok" w:type="character">
     <w:name w:val="FunctionTok"/>
     <w:basedOn w:val="VerbatimChar"/>
     <w:rPr>
-      <w:color w:val="06287e"/>
-    </w:rPr>
-  </w:style>
-  <w:style w:type="character" w:customStyle="1" w:styleId="VariableTok">
+      <w:rFonts w:ascii="Times New Roman" w:eastAsia="Times New Roman" w:hAnsi="Times New Roman"/>
+      <w:color w:val="000000"/>
+      <w:sz w:val="26"/>
+    </w:rPr>
+  </w:style>
+  <w:style w:customStyle="1" w:styleId="VariableTok" w:type="character">
     <w:name w:val="VariableTok"/>
     <w:basedOn w:val="VerbatimChar"/>
     <w:rPr>
-      <w:color w:val="19177c"/>
-    </w:rPr>
-  </w:style>
-  <w:style w:type="character" w:customStyle="1" w:styleId="ControlFlowTok">
+      <w:rFonts w:ascii="Times New Roman" w:eastAsia="Times New Roman" w:hAnsi="Times New Roman"/>
+      <w:color w:val="000000"/>
+      <w:sz w:val="26"/>
+    </w:rPr>
+  </w:style>
+  <w:style w:customStyle="1" w:styleId="ControlFlowTok" w:type="character">
     <w:name w:val="ControlFlowTok"/>
     <w:basedOn w:val="VerbatimChar"/>
     <w:rPr>
-      <w:color w:val="007020"/>
+      <w:rFonts w:ascii="Times New Roman" w:eastAsia="Times New Roman" w:hAnsi="Times New Roman"/>
       <w:b/>
-    </w:rPr>
-  </w:style>
-  <w:style w:type="character" w:customStyle="1" w:styleId="OperatorTok">
+      <w:color w:val="000000"/>
+      <w:sz w:val="26"/>
+    </w:rPr>
+  </w:style>
+  <w:style w:customStyle="1" w:styleId="OperatorTok" w:type="character">
     <w:name w:val="OperatorTok"/>
     <w:basedOn w:val="VerbatimChar"/>
     <w:rPr>
-      <w:color w:val="666666"/>
-    </w:rPr>
-  </w:style>
-  <w:style w:type="character" w:customStyle="1" w:styleId="BuiltInTok">
+      <w:rFonts w:ascii="Times New Roman" w:eastAsia="Times New Roman" w:hAnsi="Times New Roman"/>
+      <w:color w:val="000000"/>
+      <w:sz w:val="26"/>
+    </w:rPr>
+  </w:style>
+  <w:style w:customStyle="1" w:styleId="BuiltInTok" w:type="character">
     <w:name w:val="BuiltInTok"/>
     <w:basedOn w:val="VerbatimChar"/>
     <w:rPr>
-      <w:color w:val="008000"/>
-    </w:rPr>
-  </w:style>
-  <w:style w:type="character" w:customStyle="1" w:styleId="ExtensionTok">
+      <w:rFonts w:ascii="Times New Roman" w:eastAsia="Times New Roman" w:hAnsi="Times New Roman"/>
+      <w:color w:val="000000"/>
+      <w:sz w:val="26"/>
+    </w:rPr>
+  </w:style>
+  <w:style w:customStyle="1" w:styleId="ExtensionTok" w:type="character">
     <w:name w:val="ExtensionTok"/>
     <w:basedOn w:val="VerbatimChar"/>
-    <w:rPr/>
-  </w:style>
-  <w:style w:type="character" w:customStyle="1" w:styleId="PreprocessorTok">
+    <w:rPr>
+      <w:rFonts w:ascii="Times New Roman" w:eastAsia="Times New Roman" w:hAnsi="Times New Roman"/>
+      <w:color w:val="000000"/>
+      <w:sz w:val="26"/>
+    </w:rPr>
+  </w:style>
+  <w:style w:customStyle="1" w:styleId="PreprocessorTok" w:type="character">
     <w:name w:val="PreprocessorTok"/>
     <w:basedOn w:val="VerbatimChar"/>
     <w:rPr>
-      <w:color w:val="bc7a00"/>
-    </w:rPr>
-  </w:style>
-  <w:style w:type="character" w:customStyle="1" w:styleId="AttributeTok">
+      <w:rFonts w:ascii="Times New Roman" w:eastAsia="Times New Roman" w:hAnsi="Times New Roman"/>
+      <w:color w:val="000000"/>
+      <w:sz w:val="26"/>
+    </w:rPr>
+  </w:style>
+  <w:style w:customStyle="1" w:styleId="AttributeTok" w:type="character">
     <w:name w:val="AttributeTok"/>
     <w:basedOn w:val="VerbatimChar"/>
     <w:rPr>
-      <w:color w:val="7d9029"/>
-    </w:rPr>
-  </w:style>
-  <w:style w:type="character" w:customStyle="1" w:styleId="RegionMarkerTok">
+      <w:rFonts w:ascii="Times New Roman" w:eastAsia="Times New Roman" w:hAnsi="Times New Roman"/>
+      <w:color w:val="000000"/>
+      <w:sz w:val="26"/>
+    </w:rPr>
+  </w:style>
+  <w:style w:customStyle="1" w:styleId="RegionMarkerTok" w:type="character">
     <w:name w:val="RegionMarkerTok"/>
     <w:basedOn w:val="VerbatimChar"/>
-    <w:rPr/>
-  </w:style>
-  <w:style w:type="character" w:customStyle="1" w:styleId="InformationTok">
+    <w:rPr>
+      <w:rFonts w:ascii="Times New Roman" w:eastAsia="Times New Roman" w:hAnsi="Times New Roman"/>
+      <w:color w:val="000000"/>
+      <w:sz w:val="26"/>
+    </w:rPr>
+  </w:style>
+  <w:style w:customStyle="1" w:styleId="InformationTok" w:type="character">
     <w:name w:val="InformationTok"/>
     <w:basedOn w:val="VerbatimChar"/>
     <w:rPr>
-      <w:color w:val="60a0b0"/>
+      <w:rFonts w:ascii="Times New Roman" w:eastAsia="Times New Roman" w:hAnsi="Times New Roman"/>
       <w:b/>
       <w:i/>
-    </w:rPr>
-  </w:style>
-  <w:style w:type="character" w:customStyle="1" w:styleId="WarningTok">
+      <w:color w:val="000000"/>
+      <w:sz w:val="26"/>
+    </w:rPr>
+  </w:style>
+  <w:style w:customStyle="1" w:styleId="WarningTok" w:type="character">
     <w:name w:val="WarningTok"/>
     <w:basedOn w:val="VerbatimChar"/>
     <w:rPr>
-      <w:color w:val="60a0b0"/>
+      <w:rFonts w:ascii="Times New Roman" w:eastAsia="Times New Roman" w:hAnsi="Times New Roman"/>
       <w:b/>
       <w:i/>
-    </w:rPr>
-  </w:style>
-  <w:style w:type="character" w:customStyle="1" w:styleId="AlertTok">
+      <w:color w:val="000000"/>
+      <w:sz w:val="26"/>
+    </w:rPr>
+  </w:style>
+  <w:style w:customStyle="1" w:styleId="AlertTok" w:type="character">
     <w:name w:val="AlertTok"/>
     <w:basedOn w:val="VerbatimChar"/>
     <w:rPr>
-      <w:color w:val="ff0000"/>
+      <w:rFonts w:ascii="Times New Roman" w:eastAsia="Times New Roman" w:hAnsi="Times New Roman"/>
       <w:b/>
-    </w:rPr>
-  </w:style>
-  <w:style w:type="character" w:customStyle="1" w:styleId="ErrorTok">
+      <w:color w:val="000000"/>
+      <w:sz w:val="26"/>
+    </w:rPr>
+  </w:style>
+  <w:style w:customStyle="1" w:styleId="ErrorTok" w:type="character">
     <w:name w:val="ErrorTok"/>
     <w:basedOn w:val="VerbatimChar"/>
     <w:rPr>
-      <w:color w:val="ff0000"/>
+      <w:rFonts w:ascii="Times New Roman" w:eastAsia="Times New Roman" w:hAnsi="Times New Roman"/>
       <w:b/>
-    </w:rPr>
-  </w:style>
-  <w:style w:type="character" w:customStyle="1" w:styleId="NormalTok">
+      <w:color w:val="000000"/>
+      <w:sz w:val="26"/>
+    </w:rPr>
+  </w:style>
+  <w:style w:customStyle="1" w:styleId="NormalTok" w:type="character">
     <w:name w:val="NormalTok"/>
     <w:basedOn w:val="VerbatimChar"/>
-    <w:rPr/>
+    <w:rPr>
+      <w:rFonts w:ascii="Times New Roman" w:eastAsia="Times New Roman" w:hAnsi="Times New Roman"/>
+      <w:color w:val="000000"/>
+      <w:sz w:val="26"/>
+    </w:rPr>
   </w:style>
 </w:styles>
 </file>

--- a/dist/luan_an_ctu/chuong_1_gioi_thieu_vi.docx
+++ b/dist/luan_an_ctu/chuong_1_gioi_thieu_vi.docx
@@ -1307,7 +1307,7 @@
     <w:bookmarkEnd w:id="39"/>
     <w:sectPr>
       <w:pgSz w:h="16838" w:w="11906"/>
-      <w:pgMar w:bottom="1134" w:left="1701" w:right="1134" w:top="1134"/>
+      <w:pgMar w:bottom="1417" w:left="1417" w:right="1417" w:top="1417"/>
     </w:sectPr>
   </w:body>
 </w:document>
@@ -1442,13 +1442,13 @@
     <w:name w:val="Normal"/>
     <w:qFormat/>
     <w:pPr>
-      <w:spacing w:line="288" w:lineRule="auto"/>
+      <w:spacing w:line="276" w:lineRule="auto"/>
       <w:jc w:val="both"/>
     </w:pPr>
     <w:rPr>
       <w:rFonts w:ascii="Times New Roman" w:eastAsia="Times New Roman" w:hAnsi="Times New Roman"/>
       <w:color w:val="000000"/>
-      <w:sz w:val="26"/>
+      <w:sz w:val="24"/>
     </w:rPr>
   </w:style>
   <w:style w:styleId="BodyText" w:type="paragraph">
@@ -1456,14 +1456,14 @@
     <w:basedOn w:val="Normal"/>
     <w:link w:val="BodyTextChar"/>
     <w:pPr>
-      <w:spacing w:after="180" w:before="180" w:line="288" w:lineRule="auto"/>
+      <w:spacing w:after="180" w:before="180" w:line="276" w:lineRule="auto"/>
       <w:jc w:val="both"/>
     </w:pPr>
     <w:qFormat/>
     <w:rPr>
       <w:rFonts w:ascii="Times New Roman" w:eastAsia="Times New Roman" w:hAnsi="Times New Roman"/>
       <w:color w:val="000000"/>
-      <w:sz w:val="26"/>
+      <w:sz w:val="24"/>
     </w:rPr>
   </w:style>
   <w:style w:customStyle="1" w:styleId="FirstParagraph" w:type="paragraph">
@@ -1472,13 +1472,13 @@
     <w:next w:val="BodyText"/>
     <w:qFormat/>
     <w:pPr>
-      <w:spacing w:line="288" w:lineRule="auto"/>
+      <w:spacing w:line="276" w:lineRule="auto"/>
       <w:jc w:val="both"/>
     </w:pPr>
     <w:rPr>
       <w:rFonts w:ascii="Times New Roman" w:eastAsia="Times New Roman" w:hAnsi="Times New Roman"/>
       <w:color w:val="000000"/>
-      <w:sz w:val="26"/>
+      <w:sz w:val="24"/>
     </w:rPr>
   </w:style>
   <w:style w:customStyle="1" w:styleId="Compact" w:type="paragraph">
@@ -1486,13 +1486,13 @@
     <w:basedOn w:val="BodyText"/>
     <w:qFormat/>
     <w:pPr>
-      <w:spacing w:after="36" w:before="36" w:line="288" w:lineRule="auto"/>
+      <w:spacing w:after="36" w:before="36" w:line="276" w:lineRule="auto"/>
       <w:jc w:val="both"/>
     </w:pPr>
     <w:rPr>
       <w:rFonts w:ascii="Times New Roman" w:eastAsia="Times New Roman" w:hAnsi="Times New Roman"/>
       <w:color w:val="000000"/>
-      <w:sz w:val="26"/>
+      <w:sz w:val="24"/>
     </w:rPr>
   </w:style>
   <w:style w:styleId="Title" w:type="paragraph">
@@ -1503,7 +1503,7 @@
     <w:pPr>
       <w:keepNext/>
       <w:keepLines/>
-      <w:spacing w:after="240" w:before="480" w:line="288" w:lineRule="auto"/>
+      <w:spacing w:after="240" w:before="480" w:line="276" w:lineRule="auto"/>
       <w:jc w:val="both"/>
     </w:pPr>
     <w:rPr>
@@ -1511,7 +1511,7 @@
       <w:b/>
       <w:bCs/>
       <w:color w:val="000000"/>
-      <w:sz w:val="26"/>
+      <w:sz w:val="24"/>
       <w:szCs w:val="36"/>
     </w:rPr>
   </w:style>
@@ -1523,13 +1523,13 @@
     <w:pPr>
       <w:keepNext/>
       <w:keepLines/>
-      <w:spacing w:after="240" w:before="240" w:line="288" w:lineRule="auto"/>
+      <w:spacing w:after="240" w:before="240" w:line="276" w:lineRule="auto"/>
       <w:jc w:val="both"/>
     </w:pPr>
     <w:rPr>
       <w:rFonts w:ascii="Times New Roman" w:eastAsia="Times New Roman" w:hAnsi="Times New Roman"/>
       <w:color w:val="000000"/>
-      <w:sz w:val="26"/>
+      <w:sz w:val="24"/>
       <w:szCs w:val="30"/>
     </w:rPr>
   </w:style>
@@ -1540,13 +1540,13 @@
     <w:pPr>
       <w:keepNext/>
       <w:keepLines/>
-      <w:spacing w:line="288" w:lineRule="auto"/>
+      <w:spacing w:line="276" w:lineRule="auto"/>
       <w:jc w:val="both"/>
     </w:pPr>
     <w:rPr>
       <w:rFonts w:ascii="Times New Roman" w:eastAsia="Times New Roman" w:hAnsi="Times New Roman"/>
       <w:color w:val="000000"/>
-      <w:sz w:val="26"/>
+      <w:sz w:val="24"/>
     </w:rPr>
   </w:style>
   <w:style w:styleId="Date" w:type="paragraph">
@@ -1556,13 +1556,13 @@
     <w:pPr>
       <w:keepNext/>
       <w:keepLines/>
-      <w:spacing w:line="288" w:lineRule="auto"/>
+      <w:spacing w:line="276" w:lineRule="auto"/>
       <w:jc w:val="both"/>
     </w:pPr>
     <w:rPr>
       <w:rFonts w:ascii="Times New Roman" w:eastAsia="Times New Roman" w:hAnsi="Times New Roman"/>
       <w:color w:val="000000"/>
-      <w:sz w:val="26"/>
+      <w:sz w:val="24"/>
     </w:rPr>
   </w:style>
   <w:style w:customStyle="1" w:styleId="AbstractTitle" w:type="paragraph">
@@ -1574,11 +1574,11 @@
       <w:keepNext/>
       <w:keepLines/>
       <w:jc w:val="both"/>
-      <w:spacing w:after="0" w:before="300" w:line="288" w:lineRule="auto"/>
-    </w:pPr>
-    <w:rPr>
-      <w:color w:val="000000"/>
-      <w:sz w:val="26"/>
+      <w:spacing w:after="0" w:before="300" w:line="276" w:lineRule="auto"/>
+    </w:pPr>
+    <w:rPr>
+      <w:color w:val="000000"/>
+      <w:sz w:val="24"/>
       <w:szCs w:val="20"/>
       <w:rFonts w:ascii="Times New Roman" w:eastAsia="Times New Roman" w:hAnsi="Times New Roman"/>
       <w:b/>
@@ -1592,13 +1592,13 @@
     <w:pPr>
       <w:keepNext/>
       <w:keepLines/>
-      <w:spacing w:after="300" w:before="100" w:line="288" w:lineRule="auto"/>
+      <w:spacing w:after="300" w:before="100" w:line="276" w:lineRule="auto"/>
       <w:jc w:val="both"/>
     </w:pPr>
     <w:rPr>
       <w:rFonts w:ascii="Times New Roman" w:eastAsia="Times New Roman" w:hAnsi="Times New Roman"/>
       <w:color w:val="000000"/>
-      <w:sz w:val="26"/>
+      <w:sz w:val="24"/>
       <w:szCs w:val="20"/>
     </w:rPr>
   </w:style>
@@ -1608,13 +1608,13 @@
     <w:next w:val="Bibliography"/>
     <w:qFormat/>
     <w:pPr>
-      <w:spacing w:line="288" w:lineRule="auto"/>
+      <w:spacing w:line="276" w:lineRule="auto"/>
       <w:jc w:val="both"/>
     </w:pPr>
     <w:rPr>
       <w:rFonts w:ascii="Times New Roman" w:eastAsia="Times New Roman" w:hAnsi="Times New Roman"/>
       <w:color w:val="000000"/>
-      <w:sz w:val="26"/>
+      <w:sz w:val="24"/>
     </w:rPr>
   </w:style>
   <w:style w:styleId="Heading1" w:type="paragraph">
@@ -1626,7 +1626,7 @@
     <w:pPr>
       <w:keepNext/>
       <w:keepLines/>
-      <w:spacing w:after="0" w:before="480" w:line="288" w:lineRule="auto"/>
+      <w:spacing w:after="0" w:before="480" w:line="276" w:lineRule="auto"/>
       <w:jc w:val="both"/>
       <w:outlineLvl w:val="0"/>
     </w:pPr>
@@ -1635,7 +1635,7 @@
       <w:b/>
       <w:bCs/>
       <w:color w:val="000000"/>
-      <w:sz w:val="26"/>
+      <w:sz w:val="24"/>
       <w:szCs w:val="32"/>
     </w:rPr>
   </w:style>
@@ -1649,7 +1649,7 @@
     <w:pPr>
       <w:keepNext/>
       <w:keepLines/>
-      <w:spacing w:after="0" w:before="200" w:line="288" w:lineRule="auto"/>
+      <w:spacing w:after="0" w:before="200" w:line="276" w:lineRule="auto"/>
       <w:jc w:val="both"/>
       <w:outlineLvl w:val="1"/>
     </w:pPr>
@@ -1658,7 +1658,7 @@
       <w:b/>
       <w:bCs/>
       <w:color w:val="000000"/>
-      <w:sz w:val="26"/>
+      <w:sz w:val="24"/>
       <w:szCs w:val="28"/>
     </w:rPr>
   </w:style>
@@ -1672,7 +1672,7 @@
     <w:pPr>
       <w:keepNext/>
       <w:keepLines/>
-      <w:spacing w:after="0" w:before="200" w:line="288" w:lineRule="auto"/>
+      <w:spacing w:after="0" w:before="200" w:line="276" w:lineRule="auto"/>
       <w:jc w:val="both"/>
       <w:outlineLvl w:val="2"/>
     </w:pPr>
@@ -1681,7 +1681,7 @@
       <w:b/>
       <w:bCs/>
       <w:color w:val="000000"/>
-      <w:sz w:val="26"/>
+      <w:sz w:val="24"/>
       <w:szCs w:val="24"/>
     </w:rPr>
   </w:style>
@@ -1695,7 +1695,7 @@
     <w:pPr>
       <w:keepNext/>
       <w:keepLines/>
-      <w:spacing w:after="0" w:before="200" w:line="288" w:lineRule="auto"/>
+      <w:spacing w:after="0" w:before="200" w:line="276" w:lineRule="auto"/>
       <w:jc w:val="both"/>
       <w:outlineLvl w:val="3"/>
     </w:pPr>
@@ -1704,7 +1704,7 @@
       <w:i/>
       <w:bCs/>
       <w:color w:val="000000"/>
-      <w:sz w:val="26"/>
+      <w:sz w:val="24"/>
       <w:szCs w:val="24"/>
     </w:rPr>
   </w:style>
@@ -1718,7 +1718,7 @@
     <w:pPr>
       <w:keepNext/>
       <w:keepLines/>
-      <w:spacing w:after="0" w:before="200" w:line="288" w:lineRule="auto"/>
+      <w:spacing w:after="0" w:before="200" w:line="276" w:lineRule="auto"/>
       <w:jc w:val="both"/>
       <w:outlineLvl w:val="4"/>
     </w:pPr>
@@ -1726,7 +1726,7 @@
       <w:rFonts w:ascii="Times New Roman" w:asciiTheme="majorHAnsi" w:cstheme="majorBidi" w:eastAsia="Times New Roman" w:eastAsiaTheme="majorEastAsia" w:hAnsi="Times New Roman" w:hAnsiTheme="majorHAnsi"/>
       <w:iCs/>
       <w:color w:val="000000"/>
-      <w:sz w:val="26"/>
+      <w:sz w:val="24"/>
       <w:szCs w:val="24"/>
     </w:rPr>
   </w:style>
@@ -1740,14 +1740,14 @@
     <w:pPr>
       <w:keepNext/>
       <w:keepLines/>
-      <w:spacing w:after="0" w:before="200" w:line="288" w:lineRule="auto"/>
+      <w:spacing w:after="0" w:before="200" w:line="276" w:lineRule="auto"/>
       <w:jc w:val="both"/>
       <w:outlineLvl w:val="5"/>
     </w:pPr>
     <w:rPr>
       <w:rFonts w:ascii="Times New Roman" w:asciiTheme="majorHAnsi" w:cstheme="majorBidi" w:eastAsia="Times New Roman" w:eastAsiaTheme="majorEastAsia" w:hAnsi="Times New Roman" w:hAnsiTheme="majorHAnsi"/>
       <w:color w:val="000000"/>
-      <w:sz w:val="26"/>
+      <w:sz w:val="24"/>
       <w:szCs w:val="24"/>
     </w:rPr>
   </w:style>
@@ -1761,14 +1761,14 @@
     <w:pPr>
       <w:keepNext/>
       <w:keepLines/>
-      <w:spacing w:after="0" w:before="200" w:line="288" w:lineRule="auto"/>
+      <w:spacing w:after="0" w:before="200" w:line="276" w:lineRule="auto"/>
       <w:jc w:val="both"/>
       <w:outlineLvl w:val="6"/>
     </w:pPr>
     <w:rPr>
       <w:rFonts w:ascii="Times New Roman" w:asciiTheme="majorHAnsi" w:cstheme="majorBidi" w:eastAsia="Times New Roman" w:eastAsiaTheme="majorEastAsia" w:hAnsi="Times New Roman" w:hAnsiTheme="majorHAnsi"/>
       <w:color w:val="000000"/>
-      <w:sz w:val="26"/>
+      <w:sz w:val="24"/>
       <w:szCs w:val="24"/>
     </w:rPr>
   </w:style>
@@ -1782,14 +1782,14 @@
     <w:pPr>
       <w:keepNext/>
       <w:keepLines/>
-      <w:spacing w:after="0" w:before="200" w:line="288" w:lineRule="auto"/>
+      <w:spacing w:after="0" w:before="200" w:line="276" w:lineRule="auto"/>
       <w:jc w:val="both"/>
       <w:outlineLvl w:val="7"/>
     </w:pPr>
     <w:rPr>
       <w:rFonts w:ascii="Times New Roman" w:asciiTheme="majorHAnsi" w:cstheme="majorBidi" w:eastAsia="Times New Roman" w:eastAsiaTheme="majorEastAsia" w:hAnsi="Times New Roman" w:hAnsiTheme="majorHAnsi"/>
       <w:color w:val="000000"/>
-      <w:sz w:val="26"/>
+      <w:sz w:val="24"/>
       <w:szCs w:val="24"/>
     </w:rPr>
   </w:style>
@@ -1803,14 +1803,14 @@
     <w:pPr>
       <w:keepNext/>
       <w:keepLines/>
-      <w:spacing w:after="0" w:before="200" w:line="288" w:lineRule="auto"/>
+      <w:spacing w:after="0" w:before="200" w:line="276" w:lineRule="auto"/>
       <w:jc w:val="both"/>
       <w:outlineLvl w:val="8"/>
     </w:pPr>
     <w:rPr>
       <w:rFonts w:ascii="Times New Roman" w:asciiTheme="majorHAnsi" w:cstheme="majorBidi" w:eastAsia="Times New Roman" w:eastAsiaTheme="majorEastAsia" w:hAnsi="Times New Roman" w:hAnsiTheme="majorHAnsi"/>
       <w:color w:val="000000"/>
-      <w:sz w:val="26"/>
+      <w:sz w:val="24"/>
       <w:szCs w:val="24"/>
     </w:rPr>
   </w:style>
@@ -1822,14 +1822,14 @@
     <w:unhideWhenUsed/>
     <w:qFormat/>
     <w:pPr>
-      <w:spacing w:after="100" w:before="100" w:line="288" w:lineRule="auto"/>
+      <w:spacing w:after="100" w:before="100" w:line="276" w:lineRule="auto"/>
       <w:ind w:firstLine="0" w:left="480" w:right="480"/>
       <w:jc w:val="both"/>
     </w:pPr>
     <w:rPr>
       <w:rFonts w:ascii="Times New Roman" w:eastAsia="Times New Roman" w:hAnsi="Times New Roman"/>
       <w:color w:val="000000"/>
-      <w:sz w:val="26"/>
+      <w:sz w:val="24"/>
     </w:rPr>
   </w:style>
   <w:style w:styleId="FootnoteText" w:type="paragraph">
@@ -1840,13 +1840,13 @@
     <w:unhideWhenUsed/>
     <w:qFormat/>
     <w:pPr>
-      <w:spacing w:line="288" w:lineRule="auto"/>
+      <w:spacing w:line="276" w:lineRule="auto"/>
       <w:jc w:val="both"/>
     </w:pPr>
     <w:rPr>
       <w:rFonts w:ascii="Times New Roman" w:eastAsia="Times New Roman" w:hAnsi="Times New Roman"/>
       <w:color w:val="000000"/>
-      <w:sz w:val="26"/>
+      <w:sz w:val="24"/>
     </w:rPr>
   </w:style>
   <w:style w:default="1" w:styleId="DefaultParagraphFont" w:type="character">
@@ -1856,7 +1856,7 @@
     <w:rPr>
       <w:rFonts w:ascii="Times New Roman" w:eastAsia="Times New Roman" w:hAnsi="Times New Roman"/>
       <w:color w:val="000000"/>
-      <w:sz w:val="26"/>
+      <w:sz w:val="24"/>
     </w:rPr>
   </w:style>
   <w:style w:default="1" w:styleId="Table" w:type="table">
@@ -1866,13 +1866,13 @@
     <w:unhideWhenUsed/>
     <w:qFormat/>
     <w:pPr>
-      <w:spacing w:line="288" w:lineRule="auto"/>
+      <w:spacing w:line="276" w:lineRule="auto"/>
       <w:jc w:val="both"/>
     </w:pPr>
     <w:rPr>
       <w:rFonts w:ascii="Times New Roman" w:eastAsia="Times New Roman" w:hAnsi="Times New Roman"/>
       <w:color w:val="000000"/>
-      <w:sz w:val="26"/>
+      <w:sz w:val="24"/>
     </w:rPr>
     <w:tblPr>
       <w:tblInd w:type="dxa" w:w="0"/>
@@ -1906,27 +1906,27 @@
     <w:pPr>
       <w:keepNext/>
       <w:keepLines/>
-      <w:spacing w:after="0" w:line="288" w:lineRule="auto"/>
+      <w:spacing w:after="0" w:line="276" w:lineRule="auto"/>
       <w:jc w:val="both"/>
     </w:pPr>
     <w:rPr>
       <w:rFonts w:ascii="Times New Roman" w:eastAsia="Times New Roman" w:hAnsi="Times New Roman"/>
       <w:b/>
       <w:color w:val="000000"/>
-      <w:sz w:val="26"/>
+      <w:sz w:val="24"/>
     </w:rPr>
   </w:style>
   <w:style w:customStyle="1" w:styleId="Definition" w:type="paragraph">
     <w:name w:val="Definition"/>
     <w:basedOn w:val="Normal"/>
     <w:pPr>
-      <w:spacing w:line="288" w:lineRule="auto"/>
+      <w:spacing w:line="276" w:lineRule="auto"/>
       <w:jc w:val="both"/>
     </w:pPr>
     <w:rPr>
       <w:rFonts w:ascii="Times New Roman" w:eastAsia="Times New Roman" w:hAnsi="Times New Roman"/>
       <w:color w:val="000000"/>
-      <w:sz w:val="26"/>
+      <w:sz w:val="24"/>
     </w:rPr>
   </w:style>
   <w:style w:styleId="Caption" w:type="paragraph">
@@ -1934,14 +1934,14 @@
     <w:basedOn w:val="Normal"/>
     <w:link w:val="BodyTextChar"/>
     <w:pPr>
-      <w:spacing w:after="120" w:before="0" w:line="288" w:lineRule="auto"/>
+      <w:spacing w:after="120" w:before="0" w:line="276" w:lineRule="auto"/>
       <w:jc w:val="both"/>
     </w:pPr>
     <w:rPr>
       <w:rFonts w:ascii="Times New Roman" w:eastAsia="Times New Roman" w:hAnsi="Times New Roman"/>
       <w:i/>
       <w:color w:val="000000"/>
-      <w:sz w:val="26"/>
+      <w:sz w:val="24"/>
     </w:rPr>
   </w:style>
   <w:style w:customStyle="1" w:styleId="TableCaption" w:type="paragraph">
@@ -1949,39 +1949,39 @@
     <w:basedOn w:val="Caption"/>
     <w:pPr>
       <w:keepNext/>
-      <w:spacing w:line="288" w:lineRule="auto"/>
+      <w:spacing w:line="276" w:lineRule="auto"/>
       <w:jc w:val="both"/>
     </w:pPr>
     <w:rPr>
       <w:rFonts w:ascii="Times New Roman" w:eastAsia="Times New Roman" w:hAnsi="Times New Roman"/>
       <w:color w:val="000000"/>
-      <w:sz w:val="26"/>
+      <w:sz w:val="24"/>
     </w:rPr>
   </w:style>
   <w:style w:customStyle="1" w:styleId="ImageCaption" w:type="paragraph">
     <w:name w:val="Image Caption"/>
     <w:basedOn w:val="Caption"/>
     <w:pPr>
-      <w:spacing w:line="288" w:lineRule="auto"/>
+      <w:spacing w:line="276" w:lineRule="auto"/>
       <w:jc w:val="both"/>
     </w:pPr>
     <w:rPr>
       <w:rFonts w:ascii="Times New Roman" w:eastAsia="Times New Roman" w:hAnsi="Times New Roman"/>
       <w:color w:val="000000"/>
-      <w:sz w:val="26"/>
+      <w:sz w:val="24"/>
     </w:rPr>
   </w:style>
   <w:style w:customStyle="1" w:styleId="Figure" w:type="paragraph">
     <w:name w:val="Figure"/>
     <w:basedOn w:val="Normal"/>
     <w:pPr>
-      <w:spacing w:line="288" w:lineRule="auto"/>
+      <w:spacing w:line="276" w:lineRule="auto"/>
       <w:jc w:val="both"/>
     </w:pPr>
     <w:rPr>
       <w:rFonts w:ascii="Times New Roman" w:eastAsia="Times New Roman" w:hAnsi="Times New Roman"/>
       <w:color w:val="000000"/>
-      <w:sz w:val="26"/>
+      <w:sz w:val="24"/>
     </w:rPr>
   </w:style>
   <w:style w:customStyle="1" w:styleId="CaptionedFigure" w:type="paragraph">
@@ -1989,13 +1989,13 @@
     <w:basedOn w:val="Figure"/>
     <w:pPr>
       <w:keepNext/>
-      <w:spacing w:line="288" w:lineRule="auto"/>
+      <w:spacing w:line="276" w:lineRule="auto"/>
       <w:jc w:val="both"/>
     </w:pPr>
     <w:rPr>
       <w:rFonts w:ascii="Times New Roman" w:eastAsia="Times New Roman" w:hAnsi="Times New Roman"/>
       <w:color w:val="000000"/>
-      <w:sz w:val="26"/>
+      <w:sz w:val="24"/>
     </w:rPr>
   </w:style>
   <w:style w:customStyle="1" w:styleId="BodyTextChar" w:type="character">
@@ -2005,7 +2005,7 @@
     <w:rPr>
       <w:rFonts w:ascii="Times New Roman" w:eastAsia="Times New Roman" w:hAnsi="Times New Roman"/>
       <w:color w:val="000000"/>
-      <w:sz w:val="26"/>
+      <w:sz w:val="24"/>
     </w:rPr>
   </w:style>
   <w:style w:customStyle="1" w:styleId="VerbatimChar" w:type="character">
@@ -2014,7 +2014,7 @@
     <w:rPr>
       <w:rFonts w:ascii="Times New Roman" w:eastAsia="Times New Roman" w:hAnsi="Times New Roman"/>
       <w:color w:val="000000"/>
-      <w:sz w:val="26"/>
+      <w:sz w:val="24"/>
     </w:rPr>
   </w:style>
   <w:style w:customStyle="1" w:styleId="SectionNumber" w:type="character">
@@ -2023,7 +2023,7 @@
     <w:rPr>
       <w:rFonts w:ascii="Times New Roman" w:eastAsia="Times New Roman" w:hAnsi="Times New Roman"/>
       <w:color w:val="000000"/>
-      <w:sz w:val="26"/>
+      <w:sz w:val="24"/>
     </w:rPr>
   </w:style>
   <w:style w:styleId="FootnoteReference" w:type="character">
@@ -2032,7 +2032,7 @@
     <w:rPr>
       <w:rFonts w:ascii="Times New Roman" w:eastAsia="Times New Roman" w:hAnsi="Times New Roman"/>
       <w:color w:val="000000"/>
-      <w:sz w:val="26"/>
+      <w:sz w:val="24"/>
       <w:vertAlign w:val="superscript"/>
     </w:rPr>
   </w:style>
@@ -2042,7 +2042,7 @@
     <w:rPr>
       <w:rFonts w:ascii="Times New Roman" w:eastAsia="Times New Roman" w:hAnsi="Times New Roman"/>
       <w:color w:val="000000"/>
-      <w:sz w:val="26"/>
+      <w:sz w:val="24"/>
     </w:rPr>
   </w:style>
   <w:style w:styleId="TOCHeading" w:type="paragraph">
@@ -2053,7 +2053,7 @@
     <w:unhideWhenUsed/>
     <w:qFormat/>
     <w:pPr>
-      <w:spacing w:before="240" w:line="288" w:lineRule="auto"/>
+      <w:spacing w:before="240" w:line="276" w:lineRule="auto"/>
       <w:jc w:val="both"/>
       <w:outlineLvl w:val="9"/>
     </w:pPr>
@@ -2062,317 +2062,242 @@
       <w:b w:val="0"/>
       <w:bCs w:val="0"/>
       <w:color w:val="000000"/>
-      <w:sz w:val="26"/>
-    </w:rPr>
-  </w:style>
-  <w:style w:customStyle="1" w:styleId="SourceCode" w:type="paragraph">
+      <w:sz w:val="24"/>
+    </w:rPr>
+  </w:style>
+  <w:style w:type="paragraph" w:customStyle="1" w:styleId="SourceCode">
     <w:name w:val="Source Code"/>
     <w:basedOn w:val="Normal"/>
     <w:link w:val="VerbatimChar"/>
     <w:pPr>
       <w:wordWrap w:val="off"/>
-      <w:spacing w:line="288" w:lineRule="auto"/>
-      <w:jc w:val="both"/>
-    </w:pPr>
-    <w:rPr>
-      <w:rFonts w:ascii="Times New Roman" w:eastAsia="Times New Roman" w:hAnsi="Times New Roman"/>
-      <w:color w:val="000000"/>
-      <w:sz w:val="26"/>
-    </w:rPr>
-  </w:style>
-  <w:style w:customStyle="1" w:styleId="KeywordTok" w:type="character">
+    </w:pPr>
+  </w:style>
+  <w:style w:type="character" w:customStyle="1" w:styleId="KeywordTok">
     <w:name w:val="KeywordTok"/>
     <w:basedOn w:val="VerbatimChar"/>
     <w:rPr>
-      <w:rFonts w:ascii="Times New Roman" w:eastAsia="Times New Roman" w:hAnsi="Times New Roman"/>
+      <w:color w:val="007020"/>
       <w:b/>
-      <w:color w:val="000000"/>
-      <w:sz w:val="26"/>
-    </w:rPr>
-  </w:style>
-  <w:style w:customStyle="1" w:styleId="DataTypeTok" w:type="character">
+    </w:rPr>
+  </w:style>
+  <w:style w:type="character" w:customStyle="1" w:styleId="DataTypeTok">
     <w:name w:val="DataTypeTok"/>
     <w:basedOn w:val="VerbatimChar"/>
     <w:rPr>
-      <w:rFonts w:ascii="Times New Roman" w:eastAsia="Times New Roman" w:hAnsi="Times New Roman"/>
-      <w:color w:val="000000"/>
-      <w:sz w:val="26"/>
-    </w:rPr>
-  </w:style>
-  <w:style w:customStyle="1" w:styleId="DecValTok" w:type="character">
+      <w:color w:val="902000"/>
+    </w:rPr>
+  </w:style>
+  <w:style w:type="character" w:customStyle="1" w:styleId="DecValTok">
     <w:name w:val="DecValTok"/>
     <w:basedOn w:val="VerbatimChar"/>
     <w:rPr>
-      <w:rFonts w:ascii="Times New Roman" w:eastAsia="Times New Roman" w:hAnsi="Times New Roman"/>
-      <w:color w:val="000000"/>
-      <w:sz w:val="26"/>
-    </w:rPr>
-  </w:style>
-  <w:style w:customStyle="1" w:styleId="BaseNTok" w:type="character">
+      <w:color w:val="40a070"/>
+    </w:rPr>
+  </w:style>
+  <w:style w:type="character" w:customStyle="1" w:styleId="BaseNTok">
     <w:name w:val="BaseNTok"/>
     <w:basedOn w:val="VerbatimChar"/>
     <w:rPr>
-      <w:rFonts w:ascii="Times New Roman" w:eastAsia="Times New Roman" w:hAnsi="Times New Roman"/>
-      <w:color w:val="000000"/>
-      <w:sz w:val="26"/>
-    </w:rPr>
-  </w:style>
-  <w:style w:customStyle="1" w:styleId="FloatTok" w:type="character">
+      <w:color w:val="40a070"/>
+    </w:rPr>
+  </w:style>
+  <w:style w:type="character" w:customStyle="1" w:styleId="FloatTok">
     <w:name w:val="FloatTok"/>
     <w:basedOn w:val="VerbatimChar"/>
     <w:rPr>
-      <w:rFonts w:ascii="Times New Roman" w:eastAsia="Times New Roman" w:hAnsi="Times New Roman"/>
-      <w:color w:val="000000"/>
-      <w:sz w:val="26"/>
-    </w:rPr>
-  </w:style>
-  <w:style w:customStyle="1" w:styleId="ConstantTok" w:type="character">
+      <w:color w:val="40a070"/>
+    </w:rPr>
+  </w:style>
+  <w:style w:type="character" w:customStyle="1" w:styleId="ConstantTok">
     <w:name w:val="ConstantTok"/>
     <w:basedOn w:val="VerbatimChar"/>
     <w:rPr>
-      <w:rFonts w:ascii="Times New Roman" w:eastAsia="Times New Roman" w:hAnsi="Times New Roman"/>
-      <w:color w:val="000000"/>
-      <w:sz w:val="26"/>
-    </w:rPr>
-  </w:style>
-  <w:style w:customStyle="1" w:styleId="CharTok" w:type="character">
+      <w:color w:val="880000"/>
+    </w:rPr>
+  </w:style>
+  <w:style w:type="character" w:customStyle="1" w:styleId="CharTok">
     <w:name w:val="CharTok"/>
     <w:basedOn w:val="VerbatimChar"/>
     <w:rPr>
-      <w:rFonts w:ascii="Times New Roman" w:eastAsia="Times New Roman" w:hAnsi="Times New Roman"/>
-      <w:color w:val="000000"/>
-      <w:sz w:val="26"/>
-    </w:rPr>
-  </w:style>
-  <w:style w:customStyle="1" w:styleId="SpecialCharTok" w:type="character">
+      <w:color w:val="4070a0"/>
+    </w:rPr>
+  </w:style>
+  <w:style w:type="character" w:customStyle="1" w:styleId="SpecialCharTok">
     <w:name w:val="SpecialCharTok"/>
     <w:basedOn w:val="VerbatimChar"/>
     <w:rPr>
-      <w:rFonts w:ascii="Times New Roman" w:eastAsia="Times New Roman" w:hAnsi="Times New Roman"/>
-      <w:color w:val="000000"/>
-      <w:sz w:val="26"/>
-    </w:rPr>
-  </w:style>
-  <w:style w:customStyle="1" w:styleId="StringTok" w:type="character">
+      <w:color w:val="4070a0"/>
+    </w:rPr>
+  </w:style>
+  <w:style w:type="character" w:customStyle="1" w:styleId="StringTok">
     <w:name w:val="StringTok"/>
     <w:basedOn w:val="VerbatimChar"/>
     <w:rPr>
-      <w:rFonts w:ascii="Times New Roman" w:eastAsia="Times New Roman" w:hAnsi="Times New Roman"/>
-      <w:color w:val="000000"/>
-      <w:sz w:val="26"/>
-    </w:rPr>
-  </w:style>
-  <w:style w:customStyle="1" w:styleId="VerbatimStringTok" w:type="character">
+      <w:color w:val="4070a0"/>
+    </w:rPr>
+  </w:style>
+  <w:style w:type="character" w:customStyle="1" w:styleId="VerbatimStringTok">
     <w:name w:val="VerbatimStringTok"/>
     <w:basedOn w:val="VerbatimChar"/>
     <w:rPr>
-      <w:rFonts w:ascii="Times New Roman" w:eastAsia="Times New Roman" w:hAnsi="Times New Roman"/>
-      <w:color w:val="000000"/>
-      <w:sz w:val="26"/>
-    </w:rPr>
-  </w:style>
-  <w:style w:customStyle="1" w:styleId="SpecialStringTok" w:type="character">
+      <w:color w:val="4070a0"/>
+    </w:rPr>
+  </w:style>
+  <w:style w:type="character" w:customStyle="1" w:styleId="SpecialStringTok">
     <w:name w:val="SpecialStringTok"/>
     <w:basedOn w:val="VerbatimChar"/>
     <w:rPr>
-      <w:rFonts w:ascii="Times New Roman" w:eastAsia="Times New Roman" w:hAnsi="Times New Roman"/>
-      <w:color w:val="000000"/>
-      <w:sz w:val="26"/>
-    </w:rPr>
-  </w:style>
-  <w:style w:customStyle="1" w:styleId="ImportTok" w:type="character">
+      <w:color w:val="bb6688"/>
+    </w:rPr>
+  </w:style>
+  <w:style w:type="character" w:customStyle="1" w:styleId="ImportTok">
     <w:name w:val="ImportTok"/>
     <w:basedOn w:val="VerbatimChar"/>
     <w:rPr>
-      <w:rFonts w:ascii="Times New Roman" w:eastAsia="Times New Roman" w:hAnsi="Times New Roman"/>
+      <w:color w:val="008000"/>
       <w:b/>
-      <w:color w:val="000000"/>
-      <w:sz w:val="26"/>
-    </w:rPr>
-  </w:style>
-  <w:style w:customStyle="1" w:styleId="CommentTok" w:type="character">
+    </w:rPr>
+  </w:style>
+  <w:style w:type="character" w:customStyle="1" w:styleId="CommentTok">
     <w:name w:val="CommentTok"/>
     <w:basedOn w:val="VerbatimChar"/>
     <w:rPr>
-      <w:rFonts w:ascii="Times New Roman" w:eastAsia="Times New Roman" w:hAnsi="Times New Roman"/>
+      <w:color w:val="60a0b0"/>
       <w:i/>
-      <w:color w:val="000000"/>
-      <w:sz w:val="26"/>
-    </w:rPr>
-  </w:style>
-  <w:style w:customStyle="1" w:styleId="DocumentationTok" w:type="character">
+    </w:rPr>
+  </w:style>
+  <w:style w:type="character" w:customStyle="1" w:styleId="DocumentationTok">
     <w:name w:val="DocumentationTok"/>
     <w:basedOn w:val="VerbatimChar"/>
     <w:rPr>
-      <w:rFonts w:ascii="Times New Roman" w:eastAsia="Times New Roman" w:hAnsi="Times New Roman"/>
+      <w:color w:val="ba2121"/>
       <w:i/>
-      <w:color w:val="000000"/>
-      <w:sz w:val="26"/>
-    </w:rPr>
-  </w:style>
-  <w:style w:customStyle="1" w:styleId="AnnotationTok" w:type="character">
+    </w:rPr>
+  </w:style>
+  <w:style w:type="character" w:customStyle="1" w:styleId="AnnotationTok">
     <w:name w:val="AnnotationTok"/>
     <w:basedOn w:val="VerbatimChar"/>
     <w:rPr>
-      <w:rFonts w:ascii="Times New Roman" w:eastAsia="Times New Roman" w:hAnsi="Times New Roman"/>
+      <w:color w:val="60a0b0"/>
       <w:b/>
       <w:i/>
-      <w:color w:val="000000"/>
-      <w:sz w:val="26"/>
-    </w:rPr>
-  </w:style>
-  <w:style w:customStyle="1" w:styleId="CommentVarTok" w:type="character">
+    </w:rPr>
+  </w:style>
+  <w:style w:type="character" w:customStyle="1" w:styleId="CommentVarTok">
     <w:name w:val="CommentVarTok"/>
     <w:basedOn w:val="VerbatimChar"/>
     <w:rPr>
-      <w:rFonts w:ascii="Times New Roman" w:eastAsia="Times New Roman" w:hAnsi="Times New Roman"/>
+      <w:color w:val="60a0b0"/>
       <w:b/>
       <w:i/>
-      <w:color w:val="000000"/>
-      <w:sz w:val="26"/>
-    </w:rPr>
-  </w:style>
-  <w:style w:customStyle="1" w:styleId="OtherTok" w:type="character">
+    </w:rPr>
+  </w:style>
+  <w:style w:type="character" w:customStyle="1" w:styleId="OtherTok">
     <w:name w:val="OtherTok"/>
     <w:basedOn w:val="VerbatimChar"/>
     <w:rPr>
-      <w:rFonts w:ascii="Times New Roman" w:eastAsia="Times New Roman" w:hAnsi="Times New Roman"/>
-      <w:color w:val="000000"/>
-      <w:sz w:val="26"/>
-    </w:rPr>
-  </w:style>
-  <w:style w:customStyle="1" w:styleId="FunctionTok" w:type="character">
+      <w:color w:val="007020"/>
+    </w:rPr>
+  </w:style>
+  <w:style w:type="character" w:customStyle="1" w:styleId="FunctionTok">
     <w:name w:val="FunctionTok"/>
     <w:basedOn w:val="VerbatimChar"/>
     <w:rPr>
-      <w:rFonts w:ascii="Times New Roman" w:eastAsia="Times New Roman" w:hAnsi="Times New Roman"/>
-      <w:color w:val="000000"/>
-      <w:sz w:val="26"/>
-    </w:rPr>
-  </w:style>
-  <w:style w:customStyle="1" w:styleId="VariableTok" w:type="character">
+      <w:color w:val="06287e"/>
+    </w:rPr>
+  </w:style>
+  <w:style w:type="character" w:customStyle="1" w:styleId="VariableTok">
     <w:name w:val="VariableTok"/>
     <w:basedOn w:val="VerbatimChar"/>
     <w:rPr>
-      <w:rFonts w:ascii="Times New Roman" w:eastAsia="Times New Roman" w:hAnsi="Times New Roman"/>
-      <w:color w:val="000000"/>
-      <w:sz w:val="26"/>
-    </w:rPr>
-  </w:style>
-  <w:style w:customStyle="1" w:styleId="ControlFlowTok" w:type="character">
+      <w:color w:val="19177c"/>
+    </w:rPr>
+  </w:style>
+  <w:style w:type="character" w:customStyle="1" w:styleId="ControlFlowTok">
     <w:name w:val="ControlFlowTok"/>
     <w:basedOn w:val="VerbatimChar"/>
     <w:rPr>
-      <w:rFonts w:ascii="Times New Roman" w:eastAsia="Times New Roman" w:hAnsi="Times New Roman"/>
+      <w:color w:val="007020"/>
       <w:b/>
-      <w:color w:val="000000"/>
-      <w:sz w:val="26"/>
-    </w:rPr>
-  </w:style>
-  <w:style w:customStyle="1" w:styleId="OperatorTok" w:type="character">
+    </w:rPr>
+  </w:style>
+  <w:style w:type="character" w:customStyle="1" w:styleId="OperatorTok">
     <w:name w:val="OperatorTok"/>
     <w:basedOn w:val="VerbatimChar"/>
     <w:rPr>
-      <w:rFonts w:ascii="Times New Roman" w:eastAsia="Times New Roman" w:hAnsi="Times New Roman"/>
-      <w:color w:val="000000"/>
-      <w:sz w:val="26"/>
-    </w:rPr>
-  </w:style>
-  <w:style w:customStyle="1" w:styleId="BuiltInTok" w:type="character">
+      <w:color w:val="666666"/>
+    </w:rPr>
+  </w:style>
+  <w:style w:type="character" w:customStyle="1" w:styleId="BuiltInTok">
     <w:name w:val="BuiltInTok"/>
     <w:basedOn w:val="VerbatimChar"/>
     <w:rPr>
-      <w:rFonts w:ascii="Times New Roman" w:eastAsia="Times New Roman" w:hAnsi="Times New Roman"/>
-      <w:color w:val="000000"/>
-      <w:sz w:val="26"/>
-    </w:rPr>
-  </w:style>
-  <w:style w:customStyle="1" w:styleId="ExtensionTok" w:type="character">
+      <w:color w:val="008000"/>
+    </w:rPr>
+  </w:style>
+  <w:style w:type="character" w:customStyle="1" w:styleId="ExtensionTok">
     <w:name w:val="ExtensionTok"/>
     <w:basedOn w:val="VerbatimChar"/>
-    <w:rPr>
-      <w:rFonts w:ascii="Times New Roman" w:eastAsia="Times New Roman" w:hAnsi="Times New Roman"/>
-      <w:color w:val="000000"/>
-      <w:sz w:val="26"/>
-    </w:rPr>
-  </w:style>
-  <w:style w:customStyle="1" w:styleId="PreprocessorTok" w:type="character">
+    <w:rPr/>
+  </w:style>
+  <w:style w:type="character" w:customStyle="1" w:styleId="PreprocessorTok">
     <w:name w:val="PreprocessorTok"/>
     <w:basedOn w:val="VerbatimChar"/>
     <w:rPr>
-      <w:rFonts w:ascii="Times New Roman" w:eastAsia="Times New Roman" w:hAnsi="Times New Roman"/>
-      <w:color w:val="000000"/>
-      <w:sz w:val="26"/>
-    </w:rPr>
-  </w:style>
-  <w:style w:customStyle="1" w:styleId="AttributeTok" w:type="character">
+      <w:color w:val="bc7a00"/>
+    </w:rPr>
+  </w:style>
+  <w:style w:type="character" w:customStyle="1" w:styleId="AttributeTok">
     <w:name w:val="AttributeTok"/>
     <w:basedOn w:val="VerbatimChar"/>
     <w:rPr>
-      <w:rFonts w:ascii="Times New Roman" w:eastAsia="Times New Roman" w:hAnsi="Times New Roman"/>
-      <w:color w:val="000000"/>
-      <w:sz w:val="26"/>
-    </w:rPr>
-  </w:style>
-  <w:style w:customStyle="1" w:styleId="RegionMarkerTok" w:type="character">
+      <w:color w:val="7d9029"/>
+    </w:rPr>
+  </w:style>
+  <w:style w:type="character" w:customStyle="1" w:styleId="RegionMarkerTok">
     <w:name w:val="RegionMarkerTok"/>
     <w:basedOn w:val="VerbatimChar"/>
-    <w:rPr>
-      <w:rFonts w:ascii="Times New Roman" w:eastAsia="Times New Roman" w:hAnsi="Times New Roman"/>
-      <w:color w:val="000000"/>
-      <w:sz w:val="26"/>
-    </w:rPr>
-  </w:style>
-  <w:style w:customStyle="1" w:styleId="InformationTok" w:type="character">
+    <w:rPr/>
+  </w:style>
+  <w:style w:type="character" w:customStyle="1" w:styleId="InformationTok">
     <w:name w:val="InformationTok"/>
     <w:basedOn w:val="VerbatimChar"/>
     <w:rPr>
-      <w:rFonts w:ascii="Times New Roman" w:eastAsia="Times New Roman" w:hAnsi="Times New Roman"/>
+      <w:color w:val="60a0b0"/>
       <w:b/>
       <w:i/>
-      <w:color w:val="000000"/>
-      <w:sz w:val="26"/>
-    </w:rPr>
-  </w:style>
-  <w:style w:customStyle="1" w:styleId="WarningTok" w:type="character">
+    </w:rPr>
+  </w:style>
+  <w:style w:type="character" w:customStyle="1" w:styleId="WarningTok">
     <w:name w:val="WarningTok"/>
     <w:basedOn w:val="VerbatimChar"/>
     <w:rPr>
-      <w:rFonts w:ascii="Times New Roman" w:eastAsia="Times New Roman" w:hAnsi="Times New Roman"/>
+      <w:color w:val="60a0b0"/>
       <w:b/>
       <w:i/>
-      <w:color w:val="000000"/>
-      <w:sz w:val="26"/>
-    </w:rPr>
-  </w:style>
-  <w:style w:customStyle="1" w:styleId="AlertTok" w:type="character">
+    </w:rPr>
+  </w:style>
+  <w:style w:type="character" w:customStyle="1" w:styleId="AlertTok">
     <w:name w:val="AlertTok"/>
     <w:basedOn w:val="VerbatimChar"/>
     <w:rPr>
-      <w:rFonts w:ascii="Times New Roman" w:eastAsia="Times New Roman" w:hAnsi="Times New Roman"/>
+      <w:color w:val="ff0000"/>
       <w:b/>
-      <w:color w:val="000000"/>
-      <w:sz w:val="26"/>
-    </w:rPr>
-  </w:style>
-  <w:style w:customStyle="1" w:styleId="ErrorTok" w:type="character">
+    </w:rPr>
+  </w:style>
+  <w:style w:type="character" w:customStyle="1" w:styleId="ErrorTok">
     <w:name w:val="ErrorTok"/>
     <w:basedOn w:val="VerbatimChar"/>
     <w:rPr>
-      <w:rFonts w:ascii="Times New Roman" w:eastAsia="Times New Roman" w:hAnsi="Times New Roman"/>
+      <w:color w:val="ff0000"/>
       <w:b/>
-      <w:color w:val="000000"/>
-      <w:sz w:val="26"/>
-    </w:rPr>
-  </w:style>
-  <w:style w:customStyle="1" w:styleId="NormalTok" w:type="character">
+    </w:rPr>
+  </w:style>
+  <w:style w:type="character" w:customStyle="1" w:styleId="NormalTok">
     <w:name w:val="NormalTok"/>
     <w:basedOn w:val="VerbatimChar"/>
-    <w:rPr>
-      <w:rFonts w:ascii="Times New Roman" w:eastAsia="Times New Roman" w:hAnsi="Times New Roman"/>
-      <w:color w:val="000000"/>
-      <w:sz w:val="26"/>
-    </w:rPr>
+    <w:rPr/>
   </w:style>
 </w:styles>
 </file>
